--- a/public/templates/BERKAS PEMBAYARAN PPL TERMIN II - 1,5 BULAN (1).docx
+++ b/public/templates/BERKAS PEMBAYARAN PPL TERMIN II - 1,5 BULAN (1).docx
@@ -420,47 +420,7 @@
           <w:sz w:val="24"/>
           <w:szCs w:val="24"/>
         </w:rPr>
-        <w:t xml:space="preserve">Dengan </w:t>
-      </w:r>
-      <w:proofErr w:type="spellStart"/>
-      <w:r>
-        <w:rPr>
-          <w:rFonts w:ascii="Bookman Old Style" w:eastAsia="Bookman Old Style" w:hAnsi="Bookman Old Style" w:cs="Bookman Old Style"/>
-          <w:color w:val="000000"/>
-          <w:sz w:val="24"/>
-          <w:szCs w:val="24"/>
-        </w:rPr>
-        <w:t>ini</w:t>
-      </w:r>
-      <w:proofErr w:type="spellEnd"/>
-      <w:r>
-        <w:rPr>
-          <w:rFonts w:ascii="Bookman Old Style" w:eastAsia="Bookman Old Style" w:hAnsi="Bookman Old Style" w:cs="Bookman Old Style"/>
-          <w:color w:val="000000"/>
-          <w:sz w:val="24"/>
-          <w:szCs w:val="24"/>
-        </w:rPr>
-        <w:t xml:space="preserve"> </w:t>
-      </w:r>
-      <w:proofErr w:type="spellStart"/>
-      <w:r>
-        <w:rPr>
-          <w:rFonts w:ascii="Bookman Old Style" w:eastAsia="Bookman Old Style" w:hAnsi="Bookman Old Style" w:cs="Bookman Old Style"/>
-          <w:color w:val="000000"/>
-          <w:sz w:val="24"/>
-          <w:szCs w:val="24"/>
-        </w:rPr>
-        <w:t>menyatakan</w:t>
-      </w:r>
-      <w:proofErr w:type="spellEnd"/>
-      <w:r>
-        <w:rPr>
-          <w:rFonts w:ascii="Bookman Old Style" w:eastAsia="Bookman Old Style" w:hAnsi="Bookman Old Style" w:cs="Bookman Old Style"/>
-          <w:color w:val="000000"/>
-          <w:sz w:val="24"/>
-          <w:szCs w:val="24"/>
-        </w:rPr>
-        <w:t>:  </w:t>
+        <w:t>Dengan ini menyatakan:  </w:t>
       </w:r>
     </w:p>
     <w:p>
@@ -1184,16 +1144,7 @@
                 <w:sz w:val="24"/>
                 <w:szCs w:val="24"/>
               </w:rPr>
-              <w:t>(</w:t>
-            </w:r>
-            <w:proofErr w:type="spellStart"/>
-            <w:r>
-              <w:rPr>
-                <w:rFonts w:ascii="Bookman Old Style" w:eastAsia="Bookman Old Style" w:hAnsi="Bookman Old Style" w:cs="Bookman Old Style"/>
-                <w:sz w:val="24"/>
-                <w:szCs w:val="24"/>
-              </w:rPr>
-              <w:t>N</w:t>
+              <w:t>(N</w:t>
             </w:r>
             <w:r>
               <w:rPr>
@@ -1203,7 +1154,6 @@
               </w:rPr>
               <w:t>uraliyah</w:t>
             </w:r>
-            <w:proofErr w:type="spellEnd"/>
             <w:r>
               <w:rPr>
                 <w:rFonts w:ascii="Bookman Old Style" w:eastAsia="Bookman Old Style" w:hAnsi="Bookman Old Style" w:cs="Bookman Old Style"/>
@@ -1297,16 +1247,7 @@
                 <w:szCs w:val="24"/>
                 <w:lang w:val="sv-SE"/>
               </w:rPr>
-              <w:t xml:space="preserve"> </w:t>
-            </w:r>
-            <w:r>
-              <w:rPr>
-                <w:rFonts w:ascii="Bookman Old Style" w:eastAsia="Bookman Old Style" w:hAnsi="Bookman Old Style" w:cs="Bookman Old Style"/>
-                <w:sz w:val="24"/>
-                <w:szCs w:val="24"/>
-                <w:lang w:val="sv-SE"/>
-              </w:rPr>
-              <w:t>{tanggal}</w:t>
+              <w:t xml:space="preserve"> {tanggal}</w:t>
             </w:r>
             <w:r>
               <w:rPr>
@@ -1403,17 +1344,7 @@
                 <w:szCs w:val="24"/>
                 <w:lang w:val="sv-SE"/>
               </w:rPr>
-              <w:t>{</w:t>
-            </w:r>
-            <w:r>
-              <w:rPr>
-                <w:rFonts w:ascii="Bookman Old Style" w:eastAsia="Bookman Old Style" w:hAnsi="Bookman Old Style" w:cs="Bookman Old Style"/>
-                <w:color w:val="000000"/>
-                <w:sz w:val="24"/>
-                <w:szCs w:val="24"/>
-                <w:lang w:val="sv-SE"/>
-              </w:rPr>
-              <w:t>nama_petugas}</w:t>
+              <w:t>{nama_petugas}</w:t>
             </w:r>
             <w:r>
               <w:rPr>
@@ -2398,47 +2329,7 @@
           <w:sz w:val="24"/>
           <w:szCs w:val="24"/>
         </w:rPr>
-        <w:t xml:space="preserve">Dengan </w:t>
-      </w:r>
-      <w:proofErr w:type="spellStart"/>
-      <w:r>
-        <w:rPr>
-          <w:rFonts w:ascii="Bookman Old Style" w:eastAsia="Bookman Old Style" w:hAnsi="Bookman Old Style" w:cs="Bookman Old Style"/>
-          <w:color w:val="000000"/>
-          <w:sz w:val="24"/>
-          <w:szCs w:val="24"/>
-        </w:rPr>
-        <w:t>ini</w:t>
-      </w:r>
-      <w:proofErr w:type="spellEnd"/>
-      <w:r>
-        <w:rPr>
-          <w:rFonts w:ascii="Bookman Old Style" w:eastAsia="Bookman Old Style" w:hAnsi="Bookman Old Style" w:cs="Bookman Old Style"/>
-          <w:color w:val="000000"/>
-          <w:sz w:val="24"/>
-          <w:szCs w:val="24"/>
-        </w:rPr>
-        <w:t xml:space="preserve"> </w:t>
-      </w:r>
-      <w:proofErr w:type="spellStart"/>
-      <w:r>
-        <w:rPr>
-          <w:rFonts w:ascii="Bookman Old Style" w:eastAsia="Bookman Old Style" w:hAnsi="Bookman Old Style" w:cs="Bookman Old Style"/>
-          <w:color w:val="000000"/>
-          <w:sz w:val="24"/>
-          <w:szCs w:val="24"/>
-        </w:rPr>
-        <w:t>menyatakan</w:t>
-      </w:r>
-      <w:proofErr w:type="spellEnd"/>
-      <w:r>
-        <w:rPr>
-          <w:rFonts w:ascii="Bookman Old Style" w:eastAsia="Bookman Old Style" w:hAnsi="Bookman Old Style" w:cs="Bookman Old Style"/>
-          <w:color w:val="000000"/>
-          <w:sz w:val="24"/>
-          <w:szCs w:val="24"/>
-        </w:rPr>
-        <w:t>:  </w:t>
+        <w:t>Dengan ini menyatakan:  </w:t>
       </w:r>
     </w:p>
     <w:p>
@@ -2475,455 +2366,78 @@
           <w:sz w:val="24"/>
           <w:szCs w:val="24"/>
         </w:rPr>
+        <w:t xml:space="preserve"> telah melaksanakan pekerjaan Pendataan Lapangan  Sensus Ekonomi 2026 pada Badan Pusat Statistik Kota Jakarta Timur berdasarkan Perjanjian Kerja Nomor: </w:t>
+      </w:r>
+      <w:r>
+        <w:rPr>
+          <w:rFonts w:ascii="Bookman Old Style" w:eastAsia="Bookman Old Style" w:hAnsi="Bookman Old Style" w:cs="Bookman Old Style"/>
+          <w:color w:val="000000"/>
+          <w:sz w:val="24"/>
+          <w:szCs w:val="24"/>
+        </w:rPr>
+        <w:t>{nomor_spk}</w:t>
+      </w:r>
+      <w:r>
+        <w:rPr>
+          <w:rFonts w:ascii="Bookman Old Style" w:eastAsia="Bookman Old Style" w:hAnsi="Bookman Old Style" w:cs="Bookman Old Style"/>
+          <w:color w:val="000000"/>
+          <w:sz w:val="24"/>
+          <w:szCs w:val="24"/>
+        </w:rPr>
+        <w:t xml:space="preserve">, sesuai dengan target pekerjaan termin </w:t>
+      </w:r>
+      <w:r>
+        <w:rPr>
+          <w:rFonts w:ascii="Bookman Old Style" w:eastAsia="Bookman Old Style" w:hAnsi="Bookman Old Style" w:cs="Bookman Old Style"/>
+          <w:sz w:val="24"/>
+          <w:szCs w:val="24"/>
+        </w:rPr>
+        <w:t>I</w:t>
+      </w:r>
+      <w:r>
+        <w:rPr>
+          <w:rFonts w:ascii="Bookman Old Style" w:eastAsia="Bookman Old Style" w:hAnsi="Bookman Old Style" w:cs="Bookman Old Style"/>
+          <w:color w:val="000000"/>
+          <w:sz w:val="24"/>
+          <w:szCs w:val="24"/>
+        </w:rPr>
+        <w:t xml:space="preserve">I yang ditetapkan sebesar </w:t>
+      </w:r>
+      <w:r>
+        <w:rPr>
+          <w:rFonts w:ascii="Bookman Old Style" w:eastAsia="Bookman Old Style" w:hAnsi="Bookman Old Style" w:cs="Bookman Old Style"/>
+          <w:color w:val="000000"/>
+          <w:sz w:val="24"/>
+          <w:szCs w:val="24"/>
+        </w:rPr>
+        <w:t>{sls_ongoing</w:t>
+      </w:r>
+      <w:r>
+        <w:rPr>
+          <w:rFonts w:ascii="Bookman Old Style" w:eastAsia="Bookman Old Style" w:hAnsi="Bookman Old Style" w:cs="Bookman Old Style"/>
+          <w:color w:val="000000"/>
+          <w:sz w:val="24"/>
+          <w:szCs w:val="24"/>
+        </w:rPr>
+        <w:t>}</w:t>
+      </w:r>
+      <w:r>
+        <w:rPr>
+          <w:rFonts w:ascii="Bookman Old Style" w:eastAsia="Bookman Old Style" w:hAnsi="Bookman Old Style" w:cs="Bookman Old Style"/>
+          <w:color w:val="000000"/>
+          <w:sz w:val="24"/>
+          <w:szCs w:val="24"/>
+        </w:rPr>
         <w:t xml:space="preserve"> </w:t>
       </w:r>
-      <w:proofErr w:type="spellStart"/>
-      <w:r>
-        <w:rPr>
-          <w:rFonts w:ascii="Bookman Old Style" w:eastAsia="Bookman Old Style" w:hAnsi="Bookman Old Style" w:cs="Bookman Old Style"/>
-          <w:color w:val="000000"/>
-          <w:sz w:val="24"/>
-          <w:szCs w:val="24"/>
-        </w:rPr>
-        <w:t>telah</w:t>
-      </w:r>
-      <w:proofErr w:type="spellEnd"/>
-      <w:r>
-        <w:rPr>
-          <w:rFonts w:ascii="Bookman Old Style" w:eastAsia="Bookman Old Style" w:hAnsi="Bookman Old Style" w:cs="Bookman Old Style"/>
-          <w:color w:val="000000"/>
-          <w:sz w:val="24"/>
-          <w:szCs w:val="24"/>
-        </w:rPr>
-        <w:t xml:space="preserve"> </w:t>
-      </w:r>
-      <w:proofErr w:type="spellStart"/>
-      <w:r>
-        <w:rPr>
-          <w:rFonts w:ascii="Bookman Old Style" w:eastAsia="Bookman Old Style" w:hAnsi="Bookman Old Style" w:cs="Bookman Old Style"/>
-          <w:color w:val="000000"/>
-          <w:sz w:val="24"/>
-          <w:szCs w:val="24"/>
-        </w:rPr>
-        <w:t>melaksanakan</w:t>
-      </w:r>
-      <w:proofErr w:type="spellEnd"/>
-      <w:r>
-        <w:rPr>
-          <w:rFonts w:ascii="Bookman Old Style" w:eastAsia="Bookman Old Style" w:hAnsi="Bookman Old Style" w:cs="Bookman Old Style"/>
-          <w:color w:val="000000"/>
-          <w:sz w:val="24"/>
-          <w:szCs w:val="24"/>
-        </w:rPr>
-        <w:t xml:space="preserve"> </w:t>
-      </w:r>
-      <w:proofErr w:type="spellStart"/>
-      <w:r>
-        <w:rPr>
-          <w:rFonts w:ascii="Bookman Old Style" w:eastAsia="Bookman Old Style" w:hAnsi="Bookman Old Style" w:cs="Bookman Old Style"/>
-          <w:color w:val="000000"/>
-          <w:sz w:val="24"/>
-          <w:szCs w:val="24"/>
-        </w:rPr>
-        <w:t>pekerjaan</w:t>
-      </w:r>
-      <w:proofErr w:type="spellEnd"/>
-      <w:r>
-        <w:rPr>
-          <w:rFonts w:ascii="Bookman Old Style" w:eastAsia="Bookman Old Style" w:hAnsi="Bookman Old Style" w:cs="Bookman Old Style"/>
-          <w:color w:val="000000"/>
-          <w:sz w:val="24"/>
-          <w:szCs w:val="24"/>
-        </w:rPr>
-        <w:t xml:space="preserve"> </w:t>
-      </w:r>
-      <w:proofErr w:type="spellStart"/>
-      <w:r>
-        <w:rPr>
-          <w:rFonts w:ascii="Bookman Old Style" w:eastAsia="Bookman Old Style" w:hAnsi="Bookman Old Style" w:cs="Bookman Old Style"/>
-          <w:color w:val="000000"/>
-          <w:sz w:val="24"/>
-          <w:szCs w:val="24"/>
-        </w:rPr>
-        <w:t>Pendataan</w:t>
-      </w:r>
-      <w:proofErr w:type="spellEnd"/>
-      <w:r>
-        <w:rPr>
-          <w:rFonts w:ascii="Bookman Old Style" w:eastAsia="Bookman Old Style" w:hAnsi="Bookman Old Style" w:cs="Bookman Old Style"/>
-          <w:color w:val="000000"/>
-          <w:sz w:val="24"/>
-          <w:szCs w:val="24"/>
-        </w:rPr>
-        <w:t xml:space="preserve"> </w:t>
-      </w:r>
-      <w:proofErr w:type="gramStart"/>
-      <w:r>
-        <w:rPr>
-          <w:rFonts w:ascii="Bookman Old Style" w:eastAsia="Bookman Old Style" w:hAnsi="Bookman Old Style" w:cs="Bookman Old Style"/>
-          <w:color w:val="000000"/>
-          <w:sz w:val="24"/>
-          <w:szCs w:val="24"/>
-        </w:rPr>
-        <w:t>Lapangan  Sensus</w:t>
-      </w:r>
-      <w:proofErr w:type="gramEnd"/>
-      <w:r>
-        <w:rPr>
-          <w:rFonts w:ascii="Bookman Old Style" w:eastAsia="Bookman Old Style" w:hAnsi="Bookman Old Style" w:cs="Bookman Old Style"/>
-          <w:color w:val="000000"/>
-          <w:sz w:val="24"/>
-          <w:szCs w:val="24"/>
-        </w:rPr>
-        <w:t xml:space="preserve"> Ekonomi 2026 pada Badan Pusat </w:t>
-      </w:r>
-      <w:proofErr w:type="spellStart"/>
-      <w:r>
-        <w:rPr>
-          <w:rFonts w:ascii="Bookman Old Style" w:eastAsia="Bookman Old Style" w:hAnsi="Bookman Old Style" w:cs="Bookman Old Style"/>
-          <w:color w:val="000000"/>
-          <w:sz w:val="24"/>
-          <w:szCs w:val="24"/>
-        </w:rPr>
-        <w:t>Statistik</w:t>
-      </w:r>
-      <w:proofErr w:type="spellEnd"/>
-      <w:r>
-        <w:rPr>
-          <w:rFonts w:ascii="Bookman Old Style" w:eastAsia="Bookman Old Style" w:hAnsi="Bookman Old Style" w:cs="Bookman Old Style"/>
-          <w:color w:val="000000"/>
-          <w:sz w:val="24"/>
-          <w:szCs w:val="24"/>
-        </w:rPr>
-        <w:t xml:space="preserve"> Kota Jakarta Timur </w:t>
-      </w:r>
-      <w:proofErr w:type="spellStart"/>
-      <w:r>
-        <w:rPr>
-          <w:rFonts w:ascii="Bookman Old Style" w:eastAsia="Bookman Old Style" w:hAnsi="Bookman Old Style" w:cs="Bookman Old Style"/>
-          <w:color w:val="000000"/>
-          <w:sz w:val="24"/>
-          <w:szCs w:val="24"/>
-        </w:rPr>
-        <w:t>berdasarkan</w:t>
-      </w:r>
-      <w:proofErr w:type="spellEnd"/>
-      <w:r>
-        <w:rPr>
-          <w:rFonts w:ascii="Bookman Old Style" w:eastAsia="Bookman Old Style" w:hAnsi="Bookman Old Style" w:cs="Bookman Old Style"/>
-          <w:color w:val="000000"/>
-          <w:sz w:val="24"/>
-          <w:szCs w:val="24"/>
-        </w:rPr>
-        <w:t xml:space="preserve"> </w:t>
-      </w:r>
-      <w:proofErr w:type="spellStart"/>
-      <w:r>
-        <w:rPr>
-          <w:rFonts w:ascii="Bookman Old Style" w:eastAsia="Bookman Old Style" w:hAnsi="Bookman Old Style" w:cs="Bookman Old Style"/>
-          <w:color w:val="000000"/>
-          <w:sz w:val="24"/>
-          <w:szCs w:val="24"/>
-        </w:rPr>
-        <w:t>Perjanjian</w:t>
-      </w:r>
-      <w:proofErr w:type="spellEnd"/>
-      <w:r>
-        <w:rPr>
-          <w:rFonts w:ascii="Bookman Old Style" w:eastAsia="Bookman Old Style" w:hAnsi="Bookman Old Style" w:cs="Bookman Old Style"/>
-          <w:color w:val="000000"/>
-          <w:sz w:val="24"/>
-          <w:szCs w:val="24"/>
-        </w:rPr>
-        <w:t xml:space="preserve"> </w:t>
-      </w:r>
-      <w:proofErr w:type="spellStart"/>
-      <w:r>
-        <w:rPr>
-          <w:rFonts w:ascii="Bookman Old Style" w:eastAsia="Bookman Old Style" w:hAnsi="Bookman Old Style" w:cs="Bookman Old Style"/>
-          <w:color w:val="000000"/>
-          <w:sz w:val="24"/>
-          <w:szCs w:val="24"/>
-        </w:rPr>
-        <w:t>Kerja</w:t>
-      </w:r>
-      <w:proofErr w:type="spellEnd"/>
-      <w:r>
-        <w:rPr>
-          <w:rFonts w:ascii="Bookman Old Style" w:eastAsia="Bookman Old Style" w:hAnsi="Bookman Old Style" w:cs="Bookman Old Style"/>
-          <w:color w:val="000000"/>
-          <w:sz w:val="24"/>
-          <w:szCs w:val="24"/>
-        </w:rPr>
-        <w:t xml:space="preserve"> Nomor: </w:t>
-      </w:r>
-      <w:r>
-        <w:rPr>
-          <w:rFonts w:ascii="Bookman Old Style" w:eastAsia="Bookman Old Style" w:hAnsi="Bookman Old Style" w:cs="Bookman Old Style"/>
-          <w:color w:val="000000"/>
-          <w:sz w:val="24"/>
-          <w:szCs w:val="24"/>
-        </w:rPr>
-        <w:t>{</w:t>
-      </w:r>
-      <w:proofErr w:type="spellStart"/>
-      <w:r>
-        <w:rPr>
-          <w:rFonts w:ascii="Bookman Old Style" w:eastAsia="Bookman Old Style" w:hAnsi="Bookman Old Style" w:cs="Bookman Old Style"/>
-          <w:color w:val="000000"/>
-          <w:sz w:val="24"/>
-          <w:szCs w:val="24"/>
-        </w:rPr>
-        <w:t>nomor_spk</w:t>
-      </w:r>
-      <w:proofErr w:type="spellEnd"/>
-      <w:r>
-        <w:rPr>
-          <w:rFonts w:ascii="Bookman Old Style" w:eastAsia="Bookman Old Style" w:hAnsi="Bookman Old Style" w:cs="Bookman Old Style"/>
-          <w:color w:val="000000"/>
-          <w:sz w:val="24"/>
-          <w:szCs w:val="24"/>
-        </w:rPr>
-        <w:t>}</w:t>
-      </w:r>
-      <w:r>
-        <w:rPr>
-          <w:rFonts w:ascii="Bookman Old Style" w:eastAsia="Bookman Old Style" w:hAnsi="Bookman Old Style" w:cs="Bookman Old Style"/>
-          <w:color w:val="000000"/>
-          <w:sz w:val="24"/>
-          <w:szCs w:val="24"/>
-        </w:rPr>
-        <w:t xml:space="preserve">, </w:t>
-      </w:r>
-      <w:proofErr w:type="spellStart"/>
-      <w:r>
-        <w:rPr>
-          <w:rFonts w:ascii="Bookman Old Style" w:eastAsia="Bookman Old Style" w:hAnsi="Bookman Old Style" w:cs="Bookman Old Style"/>
-          <w:color w:val="000000"/>
-          <w:sz w:val="24"/>
-          <w:szCs w:val="24"/>
-        </w:rPr>
-        <w:t>sesuai</w:t>
-      </w:r>
-      <w:proofErr w:type="spellEnd"/>
-      <w:r>
-        <w:rPr>
-          <w:rFonts w:ascii="Bookman Old Style" w:eastAsia="Bookman Old Style" w:hAnsi="Bookman Old Style" w:cs="Bookman Old Style"/>
-          <w:color w:val="000000"/>
-          <w:sz w:val="24"/>
-          <w:szCs w:val="24"/>
-        </w:rPr>
-        <w:t xml:space="preserve"> </w:t>
-      </w:r>
-      <w:proofErr w:type="spellStart"/>
-      <w:r>
-        <w:rPr>
-          <w:rFonts w:ascii="Bookman Old Style" w:eastAsia="Bookman Old Style" w:hAnsi="Bookman Old Style" w:cs="Bookman Old Style"/>
-          <w:color w:val="000000"/>
-          <w:sz w:val="24"/>
-          <w:szCs w:val="24"/>
-        </w:rPr>
-        <w:t>dengan</w:t>
-      </w:r>
-      <w:proofErr w:type="spellEnd"/>
-      <w:r>
-        <w:rPr>
-          <w:rFonts w:ascii="Bookman Old Style" w:eastAsia="Bookman Old Style" w:hAnsi="Bookman Old Style" w:cs="Bookman Old Style"/>
-          <w:color w:val="000000"/>
-          <w:sz w:val="24"/>
-          <w:szCs w:val="24"/>
-        </w:rPr>
-        <w:t xml:space="preserve"> target </w:t>
-      </w:r>
-      <w:proofErr w:type="spellStart"/>
-      <w:r>
-        <w:rPr>
-          <w:rFonts w:ascii="Bookman Old Style" w:eastAsia="Bookman Old Style" w:hAnsi="Bookman Old Style" w:cs="Bookman Old Style"/>
-          <w:color w:val="000000"/>
-          <w:sz w:val="24"/>
-          <w:szCs w:val="24"/>
-        </w:rPr>
-        <w:t>pekerjaan</w:t>
-      </w:r>
-      <w:proofErr w:type="spellEnd"/>
-      <w:r>
-        <w:rPr>
-          <w:rFonts w:ascii="Bookman Old Style" w:eastAsia="Bookman Old Style" w:hAnsi="Bookman Old Style" w:cs="Bookman Old Style"/>
-          <w:color w:val="000000"/>
-          <w:sz w:val="24"/>
-          <w:szCs w:val="24"/>
-        </w:rPr>
-        <w:t xml:space="preserve"> </w:t>
-      </w:r>
-      <w:proofErr w:type="spellStart"/>
-      <w:r>
-        <w:rPr>
-          <w:rFonts w:ascii="Bookman Old Style" w:eastAsia="Bookman Old Style" w:hAnsi="Bookman Old Style" w:cs="Bookman Old Style"/>
-          <w:color w:val="000000"/>
-          <w:sz w:val="24"/>
-          <w:szCs w:val="24"/>
-        </w:rPr>
-        <w:t>termin</w:t>
-      </w:r>
-      <w:proofErr w:type="spellEnd"/>
-      <w:r>
-        <w:rPr>
-          <w:rFonts w:ascii="Bookman Old Style" w:eastAsia="Bookman Old Style" w:hAnsi="Bookman Old Style" w:cs="Bookman Old Style"/>
-          <w:color w:val="000000"/>
-          <w:sz w:val="24"/>
-          <w:szCs w:val="24"/>
-        </w:rPr>
-        <w:t xml:space="preserve"> </w:t>
-      </w:r>
-      <w:r>
-        <w:rPr>
-          <w:rFonts w:ascii="Bookman Old Style" w:eastAsia="Bookman Old Style" w:hAnsi="Bookman Old Style" w:cs="Bookman Old Style"/>
-          <w:sz w:val="24"/>
-          <w:szCs w:val="24"/>
-        </w:rPr>
-        <w:t>I</w:t>
-      </w:r>
-      <w:r>
-        <w:rPr>
-          <w:rFonts w:ascii="Bookman Old Style" w:eastAsia="Bookman Old Style" w:hAnsi="Bookman Old Style" w:cs="Bookman Old Style"/>
-          <w:color w:val="000000"/>
-          <w:sz w:val="24"/>
-          <w:szCs w:val="24"/>
-        </w:rPr>
-        <w:t xml:space="preserve">I yang </w:t>
-      </w:r>
-      <w:proofErr w:type="spellStart"/>
-      <w:r>
-        <w:rPr>
-          <w:rFonts w:ascii="Bookman Old Style" w:eastAsia="Bookman Old Style" w:hAnsi="Bookman Old Style" w:cs="Bookman Old Style"/>
-          <w:color w:val="000000"/>
-          <w:sz w:val="24"/>
-          <w:szCs w:val="24"/>
-        </w:rPr>
-        <w:t>ditetapkan</w:t>
-      </w:r>
-      <w:proofErr w:type="spellEnd"/>
-      <w:r>
-        <w:rPr>
-          <w:rFonts w:ascii="Bookman Old Style" w:eastAsia="Bookman Old Style" w:hAnsi="Bookman Old Style" w:cs="Bookman Old Style"/>
-          <w:color w:val="000000"/>
-          <w:sz w:val="24"/>
-          <w:szCs w:val="24"/>
-        </w:rPr>
-        <w:t xml:space="preserve"> </w:t>
-      </w:r>
-      <w:proofErr w:type="spellStart"/>
-      <w:r>
-        <w:rPr>
-          <w:rFonts w:ascii="Bookman Old Style" w:eastAsia="Bookman Old Style" w:hAnsi="Bookman Old Style" w:cs="Bookman Old Style"/>
-          <w:color w:val="000000"/>
-          <w:sz w:val="24"/>
-          <w:szCs w:val="24"/>
-        </w:rPr>
-        <w:t>sebesar</w:t>
-      </w:r>
-      <w:proofErr w:type="spellEnd"/>
-      <w:r>
-        <w:rPr>
-          <w:rFonts w:ascii="Bookman Old Style" w:eastAsia="Bookman Old Style" w:hAnsi="Bookman Old Style" w:cs="Bookman Old Style"/>
-          <w:color w:val="000000"/>
-          <w:sz w:val="24"/>
-          <w:szCs w:val="24"/>
-        </w:rPr>
-        <w:t xml:space="preserve"> </w:t>
-      </w:r>
-      <w:r>
-        <w:rPr>
-          <w:rFonts w:ascii="Bookman Old Style" w:eastAsia="Bookman Old Style" w:hAnsi="Bookman Old Style" w:cs="Bookman Old Style"/>
-          <w:color w:val="000000"/>
-          <w:sz w:val="24"/>
-          <w:szCs w:val="24"/>
-        </w:rPr>
-        <w:t>{</w:t>
-      </w:r>
-      <w:proofErr w:type="spellStart"/>
-      <w:r>
-        <w:rPr>
-          <w:rFonts w:ascii="Bookman Old Style" w:eastAsia="Bookman Old Style" w:hAnsi="Bookman Old Style" w:cs="Bookman Old Style"/>
-          <w:color w:val="000000"/>
-          <w:sz w:val="24"/>
-          <w:szCs w:val="24"/>
-        </w:rPr>
-        <w:t>sls_ongoing</w:t>
-      </w:r>
-      <w:proofErr w:type="spellEnd"/>
-      <w:r>
-        <w:rPr>
-          <w:rFonts w:ascii="Bookman Old Style" w:eastAsia="Bookman Old Style" w:hAnsi="Bookman Old Style" w:cs="Bookman Old Style"/>
-          <w:color w:val="000000"/>
-          <w:sz w:val="24"/>
-          <w:szCs w:val="24"/>
-        </w:rPr>
-        <w:t>}</w:t>
-      </w:r>
-      <w:r>
-        <w:rPr>
-          <w:rFonts w:ascii="Bookman Old Style" w:eastAsia="Bookman Old Style" w:hAnsi="Bookman Old Style" w:cs="Bookman Old Style"/>
-          <w:color w:val="000000"/>
-          <w:sz w:val="24"/>
-          <w:szCs w:val="24"/>
-        </w:rPr>
-        <w:t xml:space="preserve"> </w:t>
-      </w:r>
-      <w:r>
-        <w:rPr>
-          <w:rFonts w:ascii="Bookman Old Style" w:eastAsia="Bookman Old Style" w:hAnsi="Bookman Old Style" w:cs="Bookman Old Style"/>
-          <w:sz w:val="24"/>
-          <w:szCs w:val="24"/>
-        </w:rPr>
-        <w:t>SLS/Sub-SLS dan/</w:t>
-      </w:r>
-      <w:proofErr w:type="spellStart"/>
-      <w:r>
-        <w:rPr>
-          <w:rFonts w:ascii="Bookman Old Style" w:eastAsia="Bookman Old Style" w:hAnsi="Bookman Old Style" w:cs="Bookman Old Style"/>
-          <w:sz w:val="24"/>
-          <w:szCs w:val="24"/>
-        </w:rPr>
-        <w:t>atau</w:t>
-      </w:r>
-      <w:proofErr w:type="spellEnd"/>
-      <w:r>
-        <w:rPr>
-          <w:rFonts w:ascii="Bookman Old Style" w:eastAsia="Bookman Old Style" w:hAnsi="Bookman Old Style" w:cs="Bookman Old Style"/>
-          <w:sz w:val="24"/>
-          <w:szCs w:val="24"/>
-        </w:rPr>
-        <w:t xml:space="preserve"> </w:t>
-      </w:r>
-      <w:proofErr w:type="spellStart"/>
-      <w:r>
-        <w:rPr>
-          <w:rFonts w:ascii="Bookman Old Style" w:eastAsia="Bookman Old Style" w:hAnsi="Bookman Old Style" w:cs="Bookman Old Style"/>
-          <w:sz w:val="24"/>
-          <w:szCs w:val="24"/>
-        </w:rPr>
-        <w:t>usaha</w:t>
-      </w:r>
-      <w:proofErr w:type="spellEnd"/>
-      <w:r>
-        <w:rPr>
-          <w:rFonts w:ascii="Bookman Old Style" w:eastAsia="Bookman Old Style" w:hAnsi="Bookman Old Style" w:cs="Bookman Old Style"/>
-          <w:sz w:val="24"/>
-          <w:szCs w:val="24"/>
-        </w:rPr>
-        <w:t xml:space="preserve"> </w:t>
-      </w:r>
-      <w:proofErr w:type="spellStart"/>
-      <w:r>
-        <w:rPr>
-          <w:rFonts w:ascii="Bookman Old Style" w:eastAsia="Bookman Old Style" w:hAnsi="Bookman Old Style" w:cs="Bookman Old Style"/>
-          <w:sz w:val="24"/>
-          <w:szCs w:val="24"/>
-        </w:rPr>
-        <w:t>besar</w:t>
-      </w:r>
-      <w:proofErr w:type="spellEnd"/>
+      <w:r>
+        <w:rPr>
+          <w:rFonts w:ascii="Bookman Old Style" w:eastAsia="Bookman Old Style" w:hAnsi="Bookman Old Style" w:cs="Bookman Old Style"/>
+          <w:sz w:val="24"/>
+          <w:szCs w:val="24"/>
+        </w:rPr>
+        <w:t>SLS/Sub-SLS dan/atau usaha besar</w:t>
+      </w:r>
       <w:r>
         <w:rPr>
           <w:rFonts w:ascii="Bookman Old Style" w:eastAsia="Bookman Old Style" w:hAnsi="Bookman Old Style" w:cs="Bookman Old Style"/>
@@ -2968,287 +2482,7 @@
           <w:sz w:val="24"/>
           <w:szCs w:val="24"/>
         </w:rPr>
-        <w:t xml:space="preserve"> </w:t>
-      </w:r>
-      <w:proofErr w:type="spellStart"/>
-      <w:r>
-        <w:rPr>
-          <w:rFonts w:ascii="Bookman Old Style" w:eastAsia="Bookman Old Style" w:hAnsi="Bookman Old Style" w:cs="Bookman Old Style"/>
-          <w:color w:val="000000"/>
-          <w:sz w:val="24"/>
-          <w:szCs w:val="24"/>
-        </w:rPr>
-        <w:t>telah</w:t>
-      </w:r>
-      <w:proofErr w:type="spellEnd"/>
-      <w:r>
-        <w:rPr>
-          <w:rFonts w:ascii="Bookman Old Style" w:eastAsia="Bookman Old Style" w:hAnsi="Bookman Old Style" w:cs="Bookman Old Style"/>
-          <w:color w:val="000000"/>
-          <w:sz w:val="24"/>
-          <w:szCs w:val="24"/>
-        </w:rPr>
-        <w:t xml:space="preserve"> </w:t>
-      </w:r>
-      <w:proofErr w:type="spellStart"/>
-      <w:r>
-        <w:rPr>
-          <w:rFonts w:ascii="Bookman Old Style" w:eastAsia="Bookman Old Style" w:hAnsi="Bookman Old Style" w:cs="Bookman Old Style"/>
-          <w:color w:val="000000"/>
-          <w:sz w:val="24"/>
-          <w:szCs w:val="24"/>
-        </w:rPr>
-        <w:t>menyelesaikan</w:t>
-      </w:r>
-      <w:proofErr w:type="spellEnd"/>
-      <w:r>
-        <w:rPr>
-          <w:rFonts w:ascii="Bookman Old Style" w:eastAsia="Bookman Old Style" w:hAnsi="Bookman Old Style" w:cs="Bookman Old Style"/>
-          <w:color w:val="000000"/>
-          <w:sz w:val="24"/>
-          <w:szCs w:val="24"/>
-        </w:rPr>
-        <w:t xml:space="preserve"> </w:t>
-      </w:r>
-      <w:proofErr w:type="spellStart"/>
-      <w:r>
-        <w:rPr>
-          <w:rFonts w:ascii="Bookman Old Style" w:eastAsia="Bookman Old Style" w:hAnsi="Bookman Old Style" w:cs="Bookman Old Style"/>
-          <w:color w:val="000000"/>
-          <w:sz w:val="24"/>
-          <w:szCs w:val="24"/>
-        </w:rPr>
-        <w:t>pekerjaan</w:t>
-      </w:r>
-      <w:proofErr w:type="spellEnd"/>
-      <w:r>
-        <w:rPr>
-          <w:rFonts w:ascii="Bookman Old Style" w:eastAsia="Bookman Old Style" w:hAnsi="Bookman Old Style" w:cs="Bookman Old Style"/>
-          <w:color w:val="000000"/>
-          <w:sz w:val="24"/>
-          <w:szCs w:val="24"/>
-        </w:rPr>
-        <w:t xml:space="preserve"> </w:t>
-      </w:r>
-      <w:proofErr w:type="spellStart"/>
-      <w:r>
-        <w:rPr>
-          <w:rFonts w:ascii="Bookman Old Style" w:eastAsia="Bookman Old Style" w:hAnsi="Bookman Old Style" w:cs="Bookman Old Style"/>
-          <w:color w:val="000000"/>
-          <w:sz w:val="24"/>
-          <w:szCs w:val="24"/>
-        </w:rPr>
-        <w:t>termin</w:t>
-      </w:r>
-      <w:proofErr w:type="spellEnd"/>
-      <w:r>
-        <w:rPr>
-          <w:rFonts w:ascii="Bookman Old Style" w:eastAsia="Bookman Old Style" w:hAnsi="Bookman Old Style" w:cs="Bookman Old Style"/>
-          <w:color w:val="000000"/>
-          <w:sz w:val="24"/>
-          <w:szCs w:val="24"/>
-        </w:rPr>
-        <w:t xml:space="preserve"> II </w:t>
-      </w:r>
-      <w:proofErr w:type="spellStart"/>
-      <w:r>
-        <w:rPr>
-          <w:rFonts w:ascii="Bookman Old Style" w:eastAsia="Bookman Old Style" w:hAnsi="Bookman Old Style" w:cs="Bookman Old Style"/>
-          <w:color w:val="000000"/>
-          <w:sz w:val="24"/>
-          <w:szCs w:val="24"/>
-        </w:rPr>
-        <w:t>Pendataan</w:t>
-      </w:r>
-      <w:proofErr w:type="spellEnd"/>
-      <w:r>
-        <w:rPr>
-          <w:rFonts w:ascii="Bookman Old Style" w:eastAsia="Bookman Old Style" w:hAnsi="Bookman Old Style" w:cs="Bookman Old Style"/>
-          <w:color w:val="000000"/>
-          <w:sz w:val="24"/>
-          <w:szCs w:val="24"/>
-        </w:rPr>
-        <w:t xml:space="preserve"> Lapangan Sensus Ekonomi 2026 </w:t>
-      </w:r>
-      <w:proofErr w:type="spellStart"/>
-      <w:r>
-        <w:rPr>
-          <w:rFonts w:ascii="Bookman Old Style" w:eastAsia="Bookman Old Style" w:hAnsi="Bookman Old Style" w:cs="Bookman Old Style"/>
-          <w:color w:val="000000"/>
-          <w:sz w:val="24"/>
-          <w:szCs w:val="24"/>
-        </w:rPr>
-        <w:t>berdasarkan</w:t>
-      </w:r>
-      <w:proofErr w:type="spellEnd"/>
-      <w:r>
-        <w:rPr>
-          <w:rFonts w:ascii="Bookman Old Style" w:eastAsia="Bookman Old Style" w:hAnsi="Bookman Old Style" w:cs="Bookman Old Style"/>
-          <w:color w:val="000000"/>
-          <w:sz w:val="24"/>
-          <w:szCs w:val="24"/>
-        </w:rPr>
-        <w:t xml:space="preserve"> </w:t>
-      </w:r>
-      <w:proofErr w:type="spellStart"/>
-      <w:r>
-        <w:rPr>
-          <w:rFonts w:ascii="Bookman Old Style" w:eastAsia="Bookman Old Style" w:hAnsi="Bookman Old Style" w:cs="Bookman Old Style"/>
-          <w:color w:val="000000"/>
-          <w:sz w:val="24"/>
-          <w:szCs w:val="24"/>
-        </w:rPr>
-        <w:t>hasil</w:t>
-      </w:r>
-      <w:proofErr w:type="spellEnd"/>
-      <w:r>
-        <w:rPr>
-          <w:rFonts w:ascii="Bookman Old Style" w:eastAsia="Bookman Old Style" w:hAnsi="Bookman Old Style" w:cs="Bookman Old Style"/>
-          <w:color w:val="000000"/>
-          <w:sz w:val="24"/>
-          <w:szCs w:val="24"/>
-        </w:rPr>
-        <w:t xml:space="preserve"> </w:t>
-      </w:r>
-      <w:proofErr w:type="spellStart"/>
-      <w:r>
-        <w:rPr>
-          <w:rFonts w:ascii="Bookman Old Style" w:eastAsia="Bookman Old Style" w:hAnsi="Bookman Old Style" w:cs="Bookman Old Style"/>
-          <w:color w:val="000000"/>
-          <w:sz w:val="24"/>
-          <w:szCs w:val="24"/>
-        </w:rPr>
-        <w:t>pemeriksaan</w:t>
-      </w:r>
-      <w:proofErr w:type="spellEnd"/>
-      <w:r>
-        <w:rPr>
-          <w:rFonts w:ascii="Bookman Old Style" w:eastAsia="Bookman Old Style" w:hAnsi="Bookman Old Style" w:cs="Bookman Old Style"/>
-          <w:color w:val="000000"/>
-          <w:sz w:val="24"/>
-          <w:szCs w:val="24"/>
-        </w:rPr>
-        <w:t xml:space="preserve"> dan </w:t>
-      </w:r>
-      <w:proofErr w:type="spellStart"/>
-      <w:r>
-        <w:rPr>
-          <w:rFonts w:ascii="Bookman Old Style" w:eastAsia="Bookman Old Style" w:hAnsi="Bookman Old Style" w:cs="Bookman Old Style"/>
-          <w:color w:val="000000"/>
-          <w:sz w:val="24"/>
-          <w:szCs w:val="24"/>
-        </w:rPr>
-        <w:t>evaluasi</w:t>
-      </w:r>
-      <w:proofErr w:type="spellEnd"/>
-      <w:r>
-        <w:rPr>
-          <w:rFonts w:ascii="Bookman Old Style" w:eastAsia="Bookman Old Style" w:hAnsi="Bookman Old Style" w:cs="Bookman Old Style"/>
-          <w:color w:val="000000"/>
-          <w:sz w:val="24"/>
-          <w:szCs w:val="24"/>
-        </w:rPr>
-        <w:t xml:space="preserve"> </w:t>
-      </w:r>
-      <w:proofErr w:type="spellStart"/>
-      <w:r>
-        <w:rPr>
-          <w:rFonts w:ascii="Bookman Old Style" w:eastAsia="Bookman Old Style" w:hAnsi="Bookman Old Style" w:cs="Bookman Old Style"/>
-          <w:color w:val="000000"/>
-          <w:sz w:val="24"/>
-          <w:szCs w:val="24"/>
-        </w:rPr>
-        <w:t>pekerjaan</w:t>
-      </w:r>
-      <w:proofErr w:type="spellEnd"/>
-      <w:r>
-        <w:rPr>
-          <w:rFonts w:ascii="Bookman Old Style" w:eastAsia="Bookman Old Style" w:hAnsi="Bookman Old Style" w:cs="Bookman Old Style"/>
-          <w:color w:val="000000"/>
-          <w:sz w:val="24"/>
-          <w:szCs w:val="24"/>
-        </w:rPr>
-        <w:t xml:space="preserve"> </w:t>
-      </w:r>
-      <w:proofErr w:type="spellStart"/>
-      <w:r>
-        <w:rPr>
-          <w:rFonts w:ascii="Bookman Old Style" w:eastAsia="Bookman Old Style" w:hAnsi="Bookman Old Style" w:cs="Bookman Old Style"/>
-          <w:color w:val="000000"/>
-          <w:sz w:val="24"/>
-          <w:szCs w:val="24"/>
-        </w:rPr>
-        <w:t>sebagaimana</w:t>
-      </w:r>
-      <w:proofErr w:type="spellEnd"/>
-      <w:r>
-        <w:rPr>
-          <w:rFonts w:ascii="Bookman Old Style" w:eastAsia="Bookman Old Style" w:hAnsi="Bookman Old Style" w:cs="Bookman Old Style"/>
-          <w:color w:val="000000"/>
-          <w:sz w:val="24"/>
-          <w:szCs w:val="24"/>
-        </w:rPr>
-        <w:t xml:space="preserve"> </w:t>
-      </w:r>
-      <w:proofErr w:type="spellStart"/>
-      <w:r>
-        <w:rPr>
-          <w:rFonts w:ascii="Bookman Old Style" w:eastAsia="Bookman Old Style" w:hAnsi="Bookman Old Style" w:cs="Bookman Old Style"/>
-          <w:color w:val="000000"/>
-          <w:sz w:val="24"/>
-          <w:szCs w:val="24"/>
-        </w:rPr>
-        <w:t>tercantum</w:t>
-      </w:r>
-      <w:proofErr w:type="spellEnd"/>
-      <w:r>
-        <w:rPr>
-          <w:rFonts w:ascii="Bookman Old Style" w:eastAsia="Bookman Old Style" w:hAnsi="Bookman Old Style" w:cs="Bookman Old Style"/>
-          <w:color w:val="000000"/>
-          <w:sz w:val="24"/>
-          <w:szCs w:val="24"/>
-        </w:rPr>
-        <w:t xml:space="preserve"> </w:t>
-      </w:r>
-      <w:proofErr w:type="spellStart"/>
-      <w:r>
-        <w:rPr>
-          <w:rFonts w:ascii="Bookman Old Style" w:eastAsia="Bookman Old Style" w:hAnsi="Bookman Old Style" w:cs="Bookman Old Style"/>
-          <w:color w:val="000000"/>
-          <w:sz w:val="24"/>
-          <w:szCs w:val="24"/>
-        </w:rPr>
-        <w:t>dalam</w:t>
-      </w:r>
-      <w:proofErr w:type="spellEnd"/>
-      <w:r>
-        <w:rPr>
-          <w:rFonts w:ascii="Bookman Old Style" w:eastAsia="Bookman Old Style" w:hAnsi="Bookman Old Style" w:cs="Bookman Old Style"/>
-          <w:color w:val="000000"/>
-          <w:sz w:val="24"/>
-          <w:szCs w:val="24"/>
-        </w:rPr>
-        <w:t xml:space="preserve"> </w:t>
-      </w:r>
-      <w:proofErr w:type="spellStart"/>
-      <w:r>
-        <w:rPr>
-          <w:rFonts w:ascii="Bookman Old Style" w:eastAsia="Bookman Old Style" w:hAnsi="Bookman Old Style" w:cs="Bookman Old Style"/>
-          <w:color w:val="000000"/>
-          <w:sz w:val="24"/>
-          <w:szCs w:val="24"/>
-        </w:rPr>
-        <w:t>lampiran</w:t>
-      </w:r>
-      <w:proofErr w:type="spellEnd"/>
-      <w:r>
-        <w:rPr>
-          <w:rFonts w:ascii="Bookman Old Style" w:eastAsia="Bookman Old Style" w:hAnsi="Bookman Old Style" w:cs="Bookman Old Style"/>
-          <w:color w:val="000000"/>
-          <w:sz w:val="24"/>
-          <w:szCs w:val="24"/>
-        </w:rPr>
-        <w:t>. </w:t>
+        <w:t xml:space="preserve"> telah menyelesaikan pekerjaan termin II Pendataan Lapangan Sensus Ekonomi 2026 berdasarkan hasil pemeriksaan dan evaluasi pekerjaan sebagaimana tercantum dalam lampiran. </w:t>
       </w:r>
     </w:p>
     <w:p>
@@ -3267,7 +2501,6 @@
           <w:szCs w:val="24"/>
         </w:rPr>
       </w:pPr>
-      <w:proofErr w:type="spellStart"/>
       <w:r>
         <w:rPr>
           <w:rFonts w:ascii="Bookman Old Style" w:eastAsia="Bookman Old Style" w:hAnsi="Bookman Old Style" w:cs="Bookman Old Style"/>
@@ -3275,77 +2508,7 @@
           <w:sz w:val="24"/>
           <w:szCs w:val="24"/>
         </w:rPr>
-        <w:t>Berdasarkan</w:t>
-      </w:r>
-      <w:proofErr w:type="spellEnd"/>
-      <w:r>
-        <w:rPr>
-          <w:rFonts w:ascii="Bookman Old Style" w:eastAsia="Bookman Old Style" w:hAnsi="Bookman Old Style" w:cs="Bookman Old Style"/>
-          <w:color w:val="000000"/>
-          <w:sz w:val="24"/>
-          <w:szCs w:val="24"/>
-        </w:rPr>
-        <w:t xml:space="preserve"> </w:t>
-      </w:r>
-      <w:proofErr w:type="spellStart"/>
-      <w:r>
-        <w:rPr>
-          <w:rFonts w:ascii="Bookman Old Style" w:eastAsia="Bookman Old Style" w:hAnsi="Bookman Old Style" w:cs="Bookman Old Style"/>
-          <w:color w:val="000000"/>
-          <w:sz w:val="24"/>
-          <w:szCs w:val="24"/>
-        </w:rPr>
-        <w:t>angka</w:t>
-      </w:r>
-      <w:proofErr w:type="spellEnd"/>
-      <w:r>
-        <w:rPr>
-          <w:rFonts w:ascii="Bookman Old Style" w:eastAsia="Bookman Old Style" w:hAnsi="Bookman Old Style" w:cs="Bookman Old Style"/>
-          <w:color w:val="000000"/>
-          <w:sz w:val="24"/>
-          <w:szCs w:val="24"/>
-        </w:rPr>
-        <w:t xml:space="preserve"> 2 </w:t>
-      </w:r>
-      <w:proofErr w:type="spellStart"/>
-      <w:r>
-        <w:rPr>
-          <w:rFonts w:ascii="Bookman Old Style" w:eastAsia="Bookman Old Style" w:hAnsi="Bookman Old Style" w:cs="Bookman Old Style"/>
-          <w:color w:val="000000"/>
-          <w:sz w:val="24"/>
-          <w:szCs w:val="24"/>
-        </w:rPr>
-        <w:t>tersebut</w:t>
-      </w:r>
-      <w:proofErr w:type="spellEnd"/>
-      <w:r>
-        <w:rPr>
-          <w:rFonts w:ascii="Bookman Old Style" w:eastAsia="Bookman Old Style" w:hAnsi="Bookman Old Style" w:cs="Bookman Old Style"/>
-          <w:color w:val="000000"/>
-          <w:sz w:val="24"/>
-          <w:szCs w:val="24"/>
-        </w:rPr>
-        <w:t xml:space="preserve"> di </w:t>
-      </w:r>
-      <w:proofErr w:type="spellStart"/>
-      <w:r>
-        <w:rPr>
-          <w:rFonts w:ascii="Bookman Old Style" w:eastAsia="Bookman Old Style" w:hAnsi="Bookman Old Style" w:cs="Bookman Old Style"/>
-          <w:color w:val="000000"/>
-          <w:sz w:val="24"/>
-          <w:szCs w:val="24"/>
-        </w:rPr>
-        <w:t>atas</w:t>
-      </w:r>
-      <w:proofErr w:type="spellEnd"/>
-      <w:r>
-        <w:rPr>
-          <w:rFonts w:ascii="Bookman Old Style" w:eastAsia="Bookman Old Style" w:hAnsi="Bookman Old Style" w:cs="Bookman Old Style"/>
-          <w:color w:val="000000"/>
-          <w:sz w:val="24"/>
-          <w:szCs w:val="24"/>
-        </w:rPr>
-        <w:t xml:space="preserve">, </w:t>
+        <w:t xml:space="preserve">Berdasarkan angka 2 tersebut di atas, </w:t>
       </w:r>
       <w:r>
         <w:rPr>
@@ -3365,107 +2528,7 @@
           <w:sz w:val="24"/>
           <w:szCs w:val="24"/>
         </w:rPr>
-        <w:t xml:space="preserve"> </w:t>
-      </w:r>
-      <w:proofErr w:type="spellStart"/>
-      <w:r>
-        <w:rPr>
-          <w:rFonts w:ascii="Bookman Old Style" w:eastAsia="Bookman Old Style" w:hAnsi="Bookman Old Style" w:cs="Bookman Old Style"/>
-          <w:color w:val="000000"/>
-          <w:sz w:val="24"/>
-          <w:szCs w:val="24"/>
-        </w:rPr>
-        <w:t>menyerahkan</w:t>
-      </w:r>
-      <w:proofErr w:type="spellEnd"/>
-      <w:r>
-        <w:rPr>
-          <w:rFonts w:ascii="Bookman Old Style" w:eastAsia="Bookman Old Style" w:hAnsi="Bookman Old Style" w:cs="Bookman Old Style"/>
-          <w:color w:val="000000"/>
-          <w:sz w:val="24"/>
-          <w:szCs w:val="24"/>
-        </w:rPr>
-        <w:t xml:space="preserve"> </w:t>
-      </w:r>
-      <w:proofErr w:type="spellStart"/>
-      <w:r>
-        <w:rPr>
-          <w:rFonts w:ascii="Bookman Old Style" w:eastAsia="Bookman Old Style" w:hAnsi="Bookman Old Style" w:cs="Bookman Old Style"/>
-          <w:color w:val="000000"/>
-          <w:sz w:val="24"/>
-          <w:szCs w:val="24"/>
-        </w:rPr>
-        <w:t>hasil</w:t>
-      </w:r>
-      <w:proofErr w:type="spellEnd"/>
-      <w:r>
-        <w:rPr>
-          <w:rFonts w:ascii="Bookman Old Style" w:eastAsia="Bookman Old Style" w:hAnsi="Bookman Old Style" w:cs="Bookman Old Style"/>
-          <w:color w:val="000000"/>
-          <w:sz w:val="24"/>
-          <w:szCs w:val="24"/>
-        </w:rPr>
-        <w:t xml:space="preserve"> </w:t>
-      </w:r>
-      <w:proofErr w:type="spellStart"/>
-      <w:r>
-        <w:rPr>
-          <w:rFonts w:ascii="Bookman Old Style" w:eastAsia="Bookman Old Style" w:hAnsi="Bookman Old Style" w:cs="Bookman Old Style"/>
-          <w:color w:val="000000"/>
-          <w:sz w:val="24"/>
-          <w:szCs w:val="24"/>
-        </w:rPr>
-        <w:t>pekerjaan</w:t>
-      </w:r>
-      <w:proofErr w:type="spellEnd"/>
-      <w:r>
-        <w:rPr>
-          <w:rFonts w:ascii="Bookman Old Style" w:eastAsia="Bookman Old Style" w:hAnsi="Bookman Old Style" w:cs="Bookman Old Style"/>
-          <w:color w:val="000000"/>
-          <w:sz w:val="24"/>
-          <w:szCs w:val="24"/>
-        </w:rPr>
-        <w:t xml:space="preserve"> </w:t>
-      </w:r>
-      <w:proofErr w:type="spellStart"/>
-      <w:r>
-        <w:rPr>
-          <w:rFonts w:ascii="Bookman Old Style" w:eastAsia="Bookman Old Style" w:hAnsi="Bookman Old Style" w:cs="Bookman Old Style"/>
-          <w:color w:val="000000"/>
-          <w:sz w:val="24"/>
-          <w:szCs w:val="24"/>
-        </w:rPr>
-        <w:t>Pendataan</w:t>
-      </w:r>
-      <w:proofErr w:type="spellEnd"/>
-      <w:r>
-        <w:rPr>
-          <w:rFonts w:ascii="Bookman Old Style" w:eastAsia="Bookman Old Style" w:hAnsi="Bookman Old Style" w:cs="Bookman Old Style"/>
-          <w:color w:val="000000"/>
-          <w:sz w:val="24"/>
-          <w:szCs w:val="24"/>
-        </w:rPr>
-        <w:t xml:space="preserve"> Lapangan Sensus Ekonomi 2026 </w:t>
-      </w:r>
-      <w:proofErr w:type="spellStart"/>
-      <w:r>
-        <w:rPr>
-          <w:rFonts w:ascii="Bookman Old Style" w:eastAsia="Bookman Old Style" w:hAnsi="Bookman Old Style" w:cs="Bookman Old Style"/>
-          <w:color w:val="000000"/>
-          <w:sz w:val="24"/>
-          <w:szCs w:val="24"/>
-        </w:rPr>
-        <w:t>kepada</w:t>
-      </w:r>
-      <w:proofErr w:type="spellEnd"/>
-      <w:r>
-        <w:rPr>
-          <w:rFonts w:ascii="Bookman Old Style" w:eastAsia="Bookman Old Style" w:hAnsi="Bookman Old Style" w:cs="Bookman Old Style"/>
-          <w:color w:val="000000"/>
-          <w:sz w:val="24"/>
-          <w:szCs w:val="24"/>
-        </w:rPr>
-        <w:t xml:space="preserve"> </w:t>
+        <w:t xml:space="preserve"> menyerahkan hasil pekerjaan Pendataan Lapangan Sensus Ekonomi 2026 kepada </w:t>
       </w:r>
       <w:r>
         <w:rPr>
@@ -3505,167 +2568,7 @@
           <w:sz w:val="24"/>
           <w:szCs w:val="24"/>
         </w:rPr>
-        <w:t xml:space="preserve"> </w:t>
-      </w:r>
-      <w:proofErr w:type="spellStart"/>
-      <w:r>
-        <w:rPr>
-          <w:rFonts w:ascii="Bookman Old Style" w:eastAsia="Bookman Old Style" w:hAnsi="Bookman Old Style" w:cs="Bookman Old Style"/>
-          <w:color w:val="000000"/>
-          <w:sz w:val="24"/>
-          <w:szCs w:val="24"/>
-        </w:rPr>
-        <w:t>menerima</w:t>
-      </w:r>
-      <w:proofErr w:type="spellEnd"/>
-      <w:r>
-        <w:rPr>
-          <w:rFonts w:ascii="Bookman Old Style" w:eastAsia="Bookman Old Style" w:hAnsi="Bookman Old Style" w:cs="Bookman Old Style"/>
-          <w:color w:val="000000"/>
-          <w:sz w:val="24"/>
-          <w:szCs w:val="24"/>
-        </w:rPr>
-        <w:t xml:space="preserve"> </w:t>
-      </w:r>
-      <w:proofErr w:type="spellStart"/>
-      <w:r>
-        <w:rPr>
-          <w:rFonts w:ascii="Bookman Old Style" w:eastAsia="Bookman Old Style" w:hAnsi="Bookman Old Style" w:cs="Bookman Old Style"/>
-          <w:color w:val="000000"/>
-          <w:sz w:val="24"/>
-          <w:szCs w:val="24"/>
-        </w:rPr>
-        <w:t>hasil</w:t>
-      </w:r>
-      <w:proofErr w:type="spellEnd"/>
-      <w:r>
-        <w:rPr>
-          <w:rFonts w:ascii="Bookman Old Style" w:eastAsia="Bookman Old Style" w:hAnsi="Bookman Old Style" w:cs="Bookman Old Style"/>
-          <w:color w:val="000000"/>
-          <w:sz w:val="24"/>
-          <w:szCs w:val="24"/>
-        </w:rPr>
-        <w:t xml:space="preserve"> </w:t>
-      </w:r>
-      <w:proofErr w:type="spellStart"/>
-      <w:r>
-        <w:rPr>
-          <w:rFonts w:ascii="Bookman Old Style" w:eastAsia="Bookman Old Style" w:hAnsi="Bookman Old Style" w:cs="Bookman Old Style"/>
-          <w:color w:val="000000"/>
-          <w:sz w:val="24"/>
-          <w:szCs w:val="24"/>
-        </w:rPr>
-        <w:t>pekerjaan</w:t>
-      </w:r>
-      <w:proofErr w:type="spellEnd"/>
-      <w:r>
-        <w:rPr>
-          <w:rFonts w:ascii="Bookman Old Style" w:eastAsia="Bookman Old Style" w:hAnsi="Bookman Old Style" w:cs="Bookman Old Style"/>
-          <w:color w:val="000000"/>
-          <w:sz w:val="24"/>
-          <w:szCs w:val="24"/>
-        </w:rPr>
-        <w:t xml:space="preserve"> </w:t>
-      </w:r>
-      <w:proofErr w:type="spellStart"/>
-      <w:r>
-        <w:rPr>
-          <w:rFonts w:ascii="Bookman Old Style" w:eastAsia="Bookman Old Style" w:hAnsi="Bookman Old Style" w:cs="Bookman Old Style"/>
-          <w:color w:val="000000"/>
-          <w:sz w:val="24"/>
-          <w:szCs w:val="24"/>
-        </w:rPr>
-        <w:t>tersebut</w:t>
-      </w:r>
-      <w:proofErr w:type="spellEnd"/>
-      <w:r>
-        <w:rPr>
-          <w:rFonts w:ascii="Bookman Old Style" w:eastAsia="Bookman Old Style" w:hAnsi="Bookman Old Style" w:cs="Bookman Old Style"/>
-          <w:color w:val="000000"/>
-          <w:sz w:val="24"/>
-          <w:szCs w:val="24"/>
-        </w:rPr>
-        <w:t xml:space="preserve"> yang </w:t>
-      </w:r>
-      <w:proofErr w:type="spellStart"/>
-      <w:r>
-        <w:rPr>
-          <w:rFonts w:ascii="Bookman Old Style" w:eastAsia="Bookman Old Style" w:hAnsi="Bookman Old Style" w:cs="Bookman Old Style"/>
-          <w:color w:val="000000"/>
-          <w:sz w:val="24"/>
-          <w:szCs w:val="24"/>
-        </w:rPr>
-        <w:t>telah</w:t>
-      </w:r>
-      <w:proofErr w:type="spellEnd"/>
-      <w:r>
-        <w:rPr>
-          <w:rFonts w:ascii="Bookman Old Style" w:eastAsia="Bookman Old Style" w:hAnsi="Bookman Old Style" w:cs="Bookman Old Style"/>
-          <w:color w:val="000000"/>
-          <w:sz w:val="24"/>
-          <w:szCs w:val="24"/>
-        </w:rPr>
-        <w:t xml:space="preserve"> </w:t>
-      </w:r>
-      <w:proofErr w:type="spellStart"/>
-      <w:r>
-        <w:rPr>
-          <w:rFonts w:ascii="Bookman Old Style" w:eastAsia="Bookman Old Style" w:hAnsi="Bookman Old Style" w:cs="Bookman Old Style"/>
-          <w:color w:val="000000"/>
-          <w:sz w:val="24"/>
-          <w:szCs w:val="24"/>
-        </w:rPr>
-        <w:t>sesuai</w:t>
-      </w:r>
-      <w:proofErr w:type="spellEnd"/>
-      <w:r>
-        <w:rPr>
-          <w:rFonts w:ascii="Bookman Old Style" w:eastAsia="Bookman Old Style" w:hAnsi="Bookman Old Style" w:cs="Bookman Old Style"/>
-          <w:color w:val="000000"/>
-          <w:sz w:val="24"/>
-          <w:szCs w:val="24"/>
-        </w:rPr>
-        <w:t xml:space="preserve"> </w:t>
-      </w:r>
-      <w:proofErr w:type="spellStart"/>
-      <w:r>
-        <w:rPr>
-          <w:rFonts w:ascii="Bookman Old Style" w:eastAsia="Bookman Old Style" w:hAnsi="Bookman Old Style" w:cs="Bookman Old Style"/>
-          <w:color w:val="000000"/>
-          <w:sz w:val="24"/>
-          <w:szCs w:val="24"/>
-        </w:rPr>
-        <w:t>dengan</w:t>
-      </w:r>
-      <w:proofErr w:type="spellEnd"/>
-      <w:r>
-        <w:rPr>
-          <w:rFonts w:ascii="Bookman Old Style" w:eastAsia="Bookman Old Style" w:hAnsi="Bookman Old Style" w:cs="Bookman Old Style"/>
-          <w:color w:val="000000"/>
-          <w:sz w:val="24"/>
-          <w:szCs w:val="24"/>
-        </w:rPr>
-        <w:t xml:space="preserve"> </w:t>
-      </w:r>
-      <w:proofErr w:type="spellStart"/>
-      <w:r>
-        <w:rPr>
-          <w:rFonts w:ascii="Bookman Old Style" w:eastAsia="Bookman Old Style" w:hAnsi="Bookman Old Style" w:cs="Bookman Old Style"/>
-          <w:color w:val="000000"/>
-          <w:sz w:val="24"/>
-          <w:szCs w:val="24"/>
-        </w:rPr>
-        <w:t>seharusnya</w:t>
-      </w:r>
-      <w:proofErr w:type="spellEnd"/>
-      <w:r>
-        <w:rPr>
-          <w:rFonts w:ascii="Bookman Old Style" w:eastAsia="Bookman Old Style" w:hAnsi="Bookman Old Style" w:cs="Bookman Old Style"/>
-          <w:color w:val="000000"/>
-          <w:sz w:val="24"/>
-          <w:szCs w:val="24"/>
-        </w:rPr>
-        <w:t>;</w:t>
+        <w:t xml:space="preserve"> menerima hasil pekerjaan tersebut yang telah sesuai dengan seharusnya;</w:t>
       </w:r>
     </w:p>
     <w:p>
@@ -3691,9 +2594,8 @@
           <w:sz w:val="24"/>
           <w:szCs w:val="24"/>
         </w:rPr>
-        <w:t xml:space="preserve">Hasil </w:t>
-      </w:r>
-      <w:proofErr w:type="spellStart"/>
+        <w:t xml:space="preserve">Hasil pekerjaan Pendataan Lapangan Sensus Ekonomi 2026 sebagaimana dimaksud dalam angka 3, berupa dokumen hasil Pendataan Lapangan Sensus Ekonomi 2026, sejumlah </w:t>
+      </w:r>
       <w:r>
         <w:rPr>
           <w:rFonts w:ascii="Bookman Old Style" w:eastAsia="Bookman Old Style" w:hAnsi="Bookman Old Style" w:cs="Bookman Old Style"/>
@@ -3701,9 +2603,8 @@
           <w:sz w:val="24"/>
           <w:szCs w:val="24"/>
         </w:rPr>
-        <w:t>pekerjaan</w:t>
-      </w:r>
-      <w:proofErr w:type="spellEnd"/>
+        <w:t>{s</w:t>
+      </w:r>
       <w:r>
         <w:rPr>
           <w:rFonts w:ascii="Bookman Old Style" w:eastAsia="Bookman Old Style" w:hAnsi="Bookman Old Style" w:cs="Bookman Old Style"/>
@@ -3711,309 +2612,34 @@
           <w:sz w:val="24"/>
           <w:szCs w:val="24"/>
         </w:rPr>
+        <w:t>ls_ongoing</w:t>
+      </w:r>
+      <w:r>
+        <w:rPr>
+          <w:rFonts w:ascii="Bookman Old Style" w:eastAsia="Bookman Old Style" w:hAnsi="Bookman Old Style" w:cs="Bookman Old Style"/>
+          <w:color w:val="000000"/>
+          <w:sz w:val="24"/>
+          <w:szCs w:val="24"/>
+        </w:rPr>
+        <w:t>}</w:t>
+      </w:r>
+      <w:r>
+        <w:rPr>
+          <w:rFonts w:ascii="Bookman Old Style" w:eastAsia="Bookman Old Style" w:hAnsi="Bookman Old Style" w:cs="Bookman Old Style"/>
+          <w:color w:val="000000"/>
+          <w:sz w:val="24"/>
+          <w:szCs w:val="24"/>
+        </w:rPr>
         <w:t xml:space="preserve"> </w:t>
       </w:r>
-      <w:proofErr w:type="spellStart"/>
-      <w:r>
-        <w:rPr>
-          <w:rFonts w:ascii="Bookman Old Style" w:eastAsia="Bookman Old Style" w:hAnsi="Bookman Old Style" w:cs="Bookman Old Style"/>
-          <w:color w:val="000000"/>
-          <w:sz w:val="24"/>
-          <w:szCs w:val="24"/>
-        </w:rPr>
-        <w:t>Pendataan</w:t>
-      </w:r>
-      <w:proofErr w:type="spellEnd"/>
-      <w:r>
-        <w:rPr>
-          <w:rFonts w:ascii="Bookman Old Style" w:eastAsia="Bookman Old Style" w:hAnsi="Bookman Old Style" w:cs="Bookman Old Style"/>
-          <w:color w:val="000000"/>
-          <w:sz w:val="24"/>
-          <w:szCs w:val="24"/>
-        </w:rPr>
-        <w:t xml:space="preserve"> Lapangan Sensus Ekonomi 2026 </w:t>
-      </w:r>
-      <w:proofErr w:type="spellStart"/>
-      <w:r>
-        <w:rPr>
-          <w:rFonts w:ascii="Bookman Old Style" w:eastAsia="Bookman Old Style" w:hAnsi="Bookman Old Style" w:cs="Bookman Old Style"/>
-          <w:color w:val="000000"/>
-          <w:sz w:val="24"/>
-          <w:szCs w:val="24"/>
-        </w:rPr>
-        <w:t>sebagaimana</w:t>
-      </w:r>
-      <w:proofErr w:type="spellEnd"/>
-      <w:r>
-        <w:rPr>
-          <w:rFonts w:ascii="Bookman Old Style" w:eastAsia="Bookman Old Style" w:hAnsi="Bookman Old Style" w:cs="Bookman Old Style"/>
-          <w:color w:val="000000"/>
-          <w:sz w:val="24"/>
-          <w:szCs w:val="24"/>
-        </w:rPr>
-        <w:t xml:space="preserve"> </w:t>
-      </w:r>
-      <w:proofErr w:type="spellStart"/>
-      <w:r>
-        <w:rPr>
-          <w:rFonts w:ascii="Bookman Old Style" w:eastAsia="Bookman Old Style" w:hAnsi="Bookman Old Style" w:cs="Bookman Old Style"/>
-          <w:color w:val="000000"/>
-          <w:sz w:val="24"/>
-          <w:szCs w:val="24"/>
-        </w:rPr>
-        <w:t>dimaksud</w:t>
-      </w:r>
-      <w:proofErr w:type="spellEnd"/>
-      <w:r>
-        <w:rPr>
-          <w:rFonts w:ascii="Bookman Old Style" w:eastAsia="Bookman Old Style" w:hAnsi="Bookman Old Style" w:cs="Bookman Old Style"/>
-          <w:color w:val="000000"/>
-          <w:sz w:val="24"/>
-          <w:szCs w:val="24"/>
-        </w:rPr>
-        <w:t xml:space="preserve"> </w:t>
-      </w:r>
-      <w:proofErr w:type="spellStart"/>
-      <w:r>
-        <w:rPr>
-          <w:rFonts w:ascii="Bookman Old Style" w:eastAsia="Bookman Old Style" w:hAnsi="Bookman Old Style" w:cs="Bookman Old Style"/>
-          <w:color w:val="000000"/>
-          <w:sz w:val="24"/>
-          <w:szCs w:val="24"/>
-        </w:rPr>
-        <w:t>dalam</w:t>
-      </w:r>
-      <w:proofErr w:type="spellEnd"/>
-      <w:r>
-        <w:rPr>
-          <w:rFonts w:ascii="Bookman Old Style" w:eastAsia="Bookman Old Style" w:hAnsi="Bookman Old Style" w:cs="Bookman Old Style"/>
-          <w:color w:val="000000"/>
-          <w:sz w:val="24"/>
-          <w:szCs w:val="24"/>
-        </w:rPr>
-        <w:t xml:space="preserve"> </w:t>
-      </w:r>
-      <w:proofErr w:type="spellStart"/>
-      <w:r>
-        <w:rPr>
-          <w:rFonts w:ascii="Bookman Old Style" w:eastAsia="Bookman Old Style" w:hAnsi="Bookman Old Style" w:cs="Bookman Old Style"/>
-          <w:color w:val="000000"/>
-          <w:sz w:val="24"/>
-          <w:szCs w:val="24"/>
-        </w:rPr>
-        <w:t>angka</w:t>
-      </w:r>
-      <w:proofErr w:type="spellEnd"/>
-      <w:r>
-        <w:rPr>
-          <w:rFonts w:ascii="Bookman Old Style" w:eastAsia="Bookman Old Style" w:hAnsi="Bookman Old Style" w:cs="Bookman Old Style"/>
-          <w:color w:val="000000"/>
-          <w:sz w:val="24"/>
-          <w:szCs w:val="24"/>
-        </w:rPr>
-        <w:t xml:space="preserve"> 3, </w:t>
-      </w:r>
-      <w:proofErr w:type="spellStart"/>
-      <w:r>
-        <w:rPr>
-          <w:rFonts w:ascii="Bookman Old Style" w:eastAsia="Bookman Old Style" w:hAnsi="Bookman Old Style" w:cs="Bookman Old Style"/>
-          <w:color w:val="000000"/>
-          <w:sz w:val="24"/>
-          <w:szCs w:val="24"/>
-        </w:rPr>
-        <w:t>berupa</w:t>
-      </w:r>
-      <w:proofErr w:type="spellEnd"/>
-      <w:r>
-        <w:rPr>
-          <w:rFonts w:ascii="Bookman Old Style" w:eastAsia="Bookman Old Style" w:hAnsi="Bookman Old Style" w:cs="Bookman Old Style"/>
-          <w:color w:val="000000"/>
-          <w:sz w:val="24"/>
-          <w:szCs w:val="24"/>
-        </w:rPr>
-        <w:t xml:space="preserve"> </w:t>
-      </w:r>
-      <w:proofErr w:type="spellStart"/>
-      <w:r>
-        <w:rPr>
-          <w:rFonts w:ascii="Bookman Old Style" w:eastAsia="Bookman Old Style" w:hAnsi="Bookman Old Style" w:cs="Bookman Old Style"/>
-          <w:color w:val="000000"/>
-          <w:sz w:val="24"/>
-          <w:szCs w:val="24"/>
-        </w:rPr>
-        <w:t>dokumen</w:t>
-      </w:r>
-      <w:proofErr w:type="spellEnd"/>
-      <w:r>
-        <w:rPr>
-          <w:rFonts w:ascii="Bookman Old Style" w:eastAsia="Bookman Old Style" w:hAnsi="Bookman Old Style" w:cs="Bookman Old Style"/>
-          <w:color w:val="000000"/>
-          <w:sz w:val="24"/>
-          <w:szCs w:val="24"/>
-        </w:rPr>
-        <w:t xml:space="preserve"> </w:t>
-      </w:r>
-      <w:proofErr w:type="spellStart"/>
-      <w:r>
-        <w:rPr>
-          <w:rFonts w:ascii="Bookman Old Style" w:eastAsia="Bookman Old Style" w:hAnsi="Bookman Old Style" w:cs="Bookman Old Style"/>
-          <w:color w:val="000000"/>
-          <w:sz w:val="24"/>
-          <w:szCs w:val="24"/>
-        </w:rPr>
-        <w:t>hasil</w:t>
-      </w:r>
-      <w:proofErr w:type="spellEnd"/>
-      <w:r>
-        <w:rPr>
-          <w:rFonts w:ascii="Bookman Old Style" w:eastAsia="Bookman Old Style" w:hAnsi="Bookman Old Style" w:cs="Bookman Old Style"/>
-          <w:color w:val="000000"/>
-          <w:sz w:val="24"/>
-          <w:szCs w:val="24"/>
-        </w:rPr>
-        <w:t xml:space="preserve"> </w:t>
-      </w:r>
-      <w:proofErr w:type="spellStart"/>
-      <w:r>
-        <w:rPr>
-          <w:rFonts w:ascii="Bookman Old Style" w:eastAsia="Bookman Old Style" w:hAnsi="Bookman Old Style" w:cs="Bookman Old Style"/>
-          <w:color w:val="000000"/>
-          <w:sz w:val="24"/>
-          <w:szCs w:val="24"/>
-        </w:rPr>
-        <w:t>Pendataan</w:t>
-      </w:r>
-      <w:proofErr w:type="spellEnd"/>
-      <w:r>
-        <w:rPr>
-          <w:rFonts w:ascii="Bookman Old Style" w:eastAsia="Bookman Old Style" w:hAnsi="Bookman Old Style" w:cs="Bookman Old Style"/>
-          <w:color w:val="000000"/>
-          <w:sz w:val="24"/>
-          <w:szCs w:val="24"/>
-        </w:rPr>
-        <w:t xml:space="preserve"> Lapangan Sensus Ekonomi 2026, </w:t>
-      </w:r>
-      <w:proofErr w:type="spellStart"/>
-      <w:r>
-        <w:rPr>
-          <w:rFonts w:ascii="Bookman Old Style" w:eastAsia="Bookman Old Style" w:hAnsi="Bookman Old Style" w:cs="Bookman Old Style"/>
-          <w:color w:val="000000"/>
-          <w:sz w:val="24"/>
-          <w:szCs w:val="24"/>
-        </w:rPr>
-        <w:t>sejumlah</w:t>
-      </w:r>
-      <w:proofErr w:type="spellEnd"/>
-      <w:r>
-        <w:rPr>
-          <w:rFonts w:ascii="Bookman Old Style" w:eastAsia="Bookman Old Style" w:hAnsi="Bookman Old Style" w:cs="Bookman Old Style"/>
-          <w:color w:val="000000"/>
-          <w:sz w:val="24"/>
-          <w:szCs w:val="24"/>
-        </w:rPr>
-        <w:t xml:space="preserve"> </w:t>
-      </w:r>
-      <w:r>
-        <w:rPr>
-          <w:rFonts w:ascii="Bookman Old Style" w:eastAsia="Bookman Old Style" w:hAnsi="Bookman Old Style" w:cs="Bookman Old Style"/>
-          <w:color w:val="000000"/>
-          <w:sz w:val="24"/>
-          <w:szCs w:val="24"/>
-        </w:rPr>
-        <w:t>{</w:t>
-      </w:r>
-      <w:proofErr w:type="spellStart"/>
-      <w:r>
-        <w:rPr>
-          <w:rFonts w:ascii="Bookman Old Style" w:eastAsia="Bookman Old Style" w:hAnsi="Bookman Old Style" w:cs="Bookman Old Style"/>
-          <w:color w:val="000000"/>
-          <w:sz w:val="24"/>
-          <w:szCs w:val="24"/>
-        </w:rPr>
-        <w:t>s</w:t>
-      </w:r>
-      <w:r>
-        <w:rPr>
-          <w:rFonts w:ascii="Bookman Old Style" w:eastAsia="Bookman Old Style" w:hAnsi="Bookman Old Style" w:cs="Bookman Old Style"/>
-          <w:color w:val="000000"/>
-          <w:sz w:val="24"/>
-          <w:szCs w:val="24"/>
-        </w:rPr>
-        <w:t>ls_ongoing</w:t>
-      </w:r>
-      <w:proofErr w:type="spellEnd"/>
-      <w:r>
-        <w:rPr>
-          <w:rFonts w:ascii="Bookman Old Style" w:eastAsia="Bookman Old Style" w:hAnsi="Bookman Old Style" w:cs="Bookman Old Style"/>
-          <w:color w:val="000000"/>
-          <w:sz w:val="24"/>
-          <w:szCs w:val="24"/>
-        </w:rPr>
-        <w:t>}</w:t>
-      </w:r>
-      <w:r>
-        <w:rPr>
-          <w:rFonts w:ascii="Bookman Old Style" w:eastAsia="Bookman Old Style" w:hAnsi="Bookman Old Style" w:cs="Bookman Old Style"/>
-          <w:color w:val="000000"/>
-          <w:sz w:val="24"/>
-          <w:szCs w:val="24"/>
-        </w:rPr>
-        <w:t xml:space="preserve"> </w:t>
-      </w:r>
-      <w:r>
-        <w:rPr>
-          <w:rFonts w:ascii="Bookman Old Style" w:eastAsia="Bookman Old Style" w:hAnsi="Bookman Old Style" w:cs="Bookman Old Style"/>
-          <w:sz w:val="24"/>
-          <w:szCs w:val="24"/>
-        </w:rPr>
-        <w:t>SLS/Sub-SLS dan/</w:t>
-      </w:r>
-      <w:proofErr w:type="spellStart"/>
-      <w:r>
-        <w:rPr>
-          <w:rFonts w:ascii="Bookman Old Style" w:eastAsia="Bookman Old Style" w:hAnsi="Bookman Old Style" w:cs="Bookman Old Style"/>
-          <w:sz w:val="24"/>
-          <w:szCs w:val="24"/>
-        </w:rPr>
-        <w:t>atau</w:t>
-      </w:r>
-      <w:proofErr w:type="spellEnd"/>
-      <w:r>
-        <w:rPr>
-          <w:rFonts w:ascii="Bookman Old Style" w:eastAsia="Bookman Old Style" w:hAnsi="Bookman Old Style" w:cs="Bookman Old Style"/>
-          <w:sz w:val="24"/>
-          <w:szCs w:val="24"/>
-        </w:rPr>
-        <w:t xml:space="preserve"> </w:t>
-      </w:r>
-      <w:proofErr w:type="spellStart"/>
-      <w:r>
-        <w:rPr>
-          <w:rFonts w:ascii="Bookman Old Style" w:eastAsia="Bookman Old Style" w:hAnsi="Bookman Old Style" w:cs="Bookman Old Style"/>
-          <w:sz w:val="24"/>
-          <w:szCs w:val="24"/>
-        </w:rPr>
-        <w:t>usaha</w:t>
-      </w:r>
-      <w:proofErr w:type="spellEnd"/>
-      <w:r>
-        <w:rPr>
-          <w:rFonts w:ascii="Bookman Old Style" w:eastAsia="Bookman Old Style" w:hAnsi="Bookman Old Style" w:cs="Bookman Old Style"/>
-          <w:sz w:val="24"/>
-          <w:szCs w:val="24"/>
-        </w:rPr>
-        <w:t xml:space="preserve"> </w:t>
-      </w:r>
-      <w:proofErr w:type="spellStart"/>
-      <w:r>
-        <w:rPr>
-          <w:rFonts w:ascii="Bookman Old Style" w:eastAsia="Bookman Old Style" w:hAnsi="Bookman Old Style" w:cs="Bookman Old Style"/>
-          <w:sz w:val="24"/>
-          <w:szCs w:val="24"/>
-        </w:rPr>
-        <w:t>besar</w:t>
-      </w:r>
-      <w:proofErr w:type="spellEnd"/>
+      <w:r>
+        <w:rPr>
+          <w:rFonts w:ascii="Bookman Old Style" w:eastAsia="Bookman Old Style" w:hAnsi="Bookman Old Style" w:cs="Bookman Old Style"/>
+          <w:sz w:val="24"/>
+          <w:szCs w:val="24"/>
+        </w:rPr>
+        <w:t>SLS/Sub-SLS dan/atau usaha besar</w:t>
+      </w:r>
       <w:r>
         <w:rPr>
           <w:rFonts w:ascii="Bookman Old Style" w:eastAsia="Bookman Old Style" w:hAnsi="Bookman Old Style" w:cs="Bookman Old Style"/>
@@ -4057,7 +2683,6 @@
         </w:rPr>
         <w:t xml:space="preserve">asil </w:t>
       </w:r>
-      <w:proofErr w:type="spellStart"/>
       <w:r>
         <w:rPr>
           <w:rFonts w:ascii="Bookman Old Style" w:eastAsia="Bookman Old Style" w:hAnsi="Bookman Old Style" w:cs="Bookman Old Style"/>
@@ -4073,9 +2698,8 @@
           <w:sz w:val="24"/>
           <w:szCs w:val="24"/>
         </w:rPr>
-        <w:t>ekerjaan</w:t>
-      </w:r>
-      <w:proofErr w:type="spellEnd"/>
+        <w:t xml:space="preserve">ekerjaan pendataan sebagaimana dimaksud pada angka 4 yang memerlukan pemeriksaan lanjutan, akan dilakukan pengecekan, </w:t>
+      </w:r>
       <w:r>
         <w:rPr>
           <w:rFonts w:ascii="Bookman Old Style" w:eastAsia="Bookman Old Style" w:hAnsi="Bookman Old Style" w:cs="Bookman Old Style"/>
@@ -4083,388 +2707,8 @@
           <w:sz w:val="24"/>
           <w:szCs w:val="24"/>
         </w:rPr>
-        <w:t xml:space="preserve"> </w:t>
-      </w:r>
-      <w:proofErr w:type="spellStart"/>
-      <w:r>
-        <w:rPr>
-          <w:rFonts w:ascii="Bookman Old Style" w:eastAsia="Bookman Old Style" w:hAnsi="Bookman Old Style" w:cs="Bookman Old Style"/>
-          <w:color w:val="000000"/>
-          <w:sz w:val="24"/>
-          <w:szCs w:val="24"/>
-        </w:rPr>
-        <w:t>pendataan</w:t>
-      </w:r>
-      <w:proofErr w:type="spellEnd"/>
-      <w:r>
-        <w:rPr>
-          <w:rFonts w:ascii="Bookman Old Style" w:eastAsia="Bookman Old Style" w:hAnsi="Bookman Old Style" w:cs="Bookman Old Style"/>
-          <w:color w:val="000000"/>
-          <w:sz w:val="24"/>
-          <w:szCs w:val="24"/>
-        </w:rPr>
-        <w:t xml:space="preserve"> </w:t>
-      </w:r>
-      <w:proofErr w:type="spellStart"/>
-      <w:r>
-        <w:rPr>
-          <w:rFonts w:ascii="Bookman Old Style" w:eastAsia="Bookman Old Style" w:hAnsi="Bookman Old Style" w:cs="Bookman Old Style"/>
-          <w:color w:val="000000"/>
-          <w:sz w:val="24"/>
-          <w:szCs w:val="24"/>
-        </w:rPr>
-        <w:t>sebagaimana</w:t>
-      </w:r>
-      <w:proofErr w:type="spellEnd"/>
-      <w:r>
-        <w:rPr>
-          <w:rFonts w:ascii="Bookman Old Style" w:eastAsia="Bookman Old Style" w:hAnsi="Bookman Old Style" w:cs="Bookman Old Style"/>
-          <w:color w:val="000000"/>
-          <w:sz w:val="24"/>
-          <w:szCs w:val="24"/>
-        </w:rPr>
-        <w:t xml:space="preserve"> </w:t>
-      </w:r>
-      <w:proofErr w:type="spellStart"/>
-      <w:r>
-        <w:rPr>
-          <w:rFonts w:ascii="Bookman Old Style" w:eastAsia="Bookman Old Style" w:hAnsi="Bookman Old Style" w:cs="Bookman Old Style"/>
-          <w:color w:val="000000"/>
-          <w:sz w:val="24"/>
-          <w:szCs w:val="24"/>
-        </w:rPr>
-        <w:t>dimaksud</w:t>
-      </w:r>
-      <w:proofErr w:type="spellEnd"/>
-      <w:r>
-        <w:rPr>
-          <w:rFonts w:ascii="Bookman Old Style" w:eastAsia="Bookman Old Style" w:hAnsi="Bookman Old Style" w:cs="Bookman Old Style"/>
-          <w:color w:val="000000"/>
-          <w:sz w:val="24"/>
-          <w:szCs w:val="24"/>
-        </w:rPr>
-        <w:t xml:space="preserve"> pada </w:t>
-      </w:r>
-      <w:proofErr w:type="spellStart"/>
-      <w:r>
-        <w:rPr>
-          <w:rFonts w:ascii="Bookman Old Style" w:eastAsia="Bookman Old Style" w:hAnsi="Bookman Old Style" w:cs="Bookman Old Style"/>
-          <w:color w:val="000000"/>
-          <w:sz w:val="24"/>
-          <w:szCs w:val="24"/>
-        </w:rPr>
-        <w:t>angka</w:t>
-      </w:r>
-      <w:proofErr w:type="spellEnd"/>
-      <w:r>
-        <w:rPr>
-          <w:rFonts w:ascii="Bookman Old Style" w:eastAsia="Bookman Old Style" w:hAnsi="Bookman Old Style" w:cs="Bookman Old Style"/>
-          <w:color w:val="000000"/>
-          <w:sz w:val="24"/>
-          <w:szCs w:val="24"/>
-        </w:rPr>
-        <w:t xml:space="preserve"> 4 yang </w:t>
-      </w:r>
-      <w:proofErr w:type="spellStart"/>
-      <w:r>
-        <w:rPr>
-          <w:rFonts w:ascii="Bookman Old Style" w:eastAsia="Bookman Old Style" w:hAnsi="Bookman Old Style" w:cs="Bookman Old Style"/>
-          <w:color w:val="000000"/>
-          <w:sz w:val="24"/>
-          <w:szCs w:val="24"/>
-        </w:rPr>
-        <w:t>memerlukan</w:t>
-      </w:r>
-      <w:proofErr w:type="spellEnd"/>
-      <w:r>
-        <w:rPr>
-          <w:rFonts w:ascii="Bookman Old Style" w:eastAsia="Bookman Old Style" w:hAnsi="Bookman Old Style" w:cs="Bookman Old Style"/>
-          <w:color w:val="000000"/>
-          <w:sz w:val="24"/>
-          <w:szCs w:val="24"/>
-        </w:rPr>
-        <w:t xml:space="preserve"> </w:t>
-      </w:r>
-      <w:proofErr w:type="spellStart"/>
-      <w:r>
-        <w:rPr>
-          <w:rFonts w:ascii="Bookman Old Style" w:eastAsia="Bookman Old Style" w:hAnsi="Bookman Old Style" w:cs="Bookman Old Style"/>
-          <w:color w:val="000000"/>
-          <w:sz w:val="24"/>
-          <w:szCs w:val="24"/>
-        </w:rPr>
-        <w:t>pemeriksaan</w:t>
-      </w:r>
-      <w:proofErr w:type="spellEnd"/>
-      <w:r>
-        <w:rPr>
-          <w:rFonts w:ascii="Bookman Old Style" w:eastAsia="Bookman Old Style" w:hAnsi="Bookman Old Style" w:cs="Bookman Old Style"/>
-          <w:color w:val="000000"/>
-          <w:sz w:val="24"/>
-          <w:szCs w:val="24"/>
-        </w:rPr>
-        <w:t xml:space="preserve"> </w:t>
-      </w:r>
-      <w:proofErr w:type="spellStart"/>
-      <w:r>
-        <w:rPr>
-          <w:rFonts w:ascii="Bookman Old Style" w:eastAsia="Bookman Old Style" w:hAnsi="Bookman Old Style" w:cs="Bookman Old Style"/>
-          <w:color w:val="000000"/>
-          <w:sz w:val="24"/>
-          <w:szCs w:val="24"/>
-        </w:rPr>
-        <w:t>lanjutan</w:t>
-      </w:r>
-      <w:proofErr w:type="spellEnd"/>
-      <w:r>
-        <w:rPr>
-          <w:rFonts w:ascii="Bookman Old Style" w:eastAsia="Bookman Old Style" w:hAnsi="Bookman Old Style" w:cs="Bookman Old Style"/>
-          <w:color w:val="000000"/>
-          <w:sz w:val="24"/>
-          <w:szCs w:val="24"/>
-        </w:rPr>
-        <w:t xml:space="preserve">, </w:t>
-      </w:r>
-      <w:proofErr w:type="spellStart"/>
-      <w:r>
-        <w:rPr>
-          <w:rFonts w:ascii="Bookman Old Style" w:eastAsia="Bookman Old Style" w:hAnsi="Bookman Old Style" w:cs="Bookman Old Style"/>
-          <w:color w:val="000000"/>
-          <w:sz w:val="24"/>
-          <w:szCs w:val="24"/>
-        </w:rPr>
-        <w:t>akan</w:t>
-      </w:r>
-      <w:proofErr w:type="spellEnd"/>
-      <w:r>
-        <w:rPr>
-          <w:rFonts w:ascii="Bookman Old Style" w:eastAsia="Bookman Old Style" w:hAnsi="Bookman Old Style" w:cs="Bookman Old Style"/>
-          <w:color w:val="000000"/>
-          <w:sz w:val="24"/>
-          <w:szCs w:val="24"/>
-        </w:rPr>
-        <w:t xml:space="preserve"> </w:t>
-      </w:r>
-      <w:proofErr w:type="spellStart"/>
-      <w:r>
-        <w:rPr>
-          <w:rFonts w:ascii="Bookman Old Style" w:eastAsia="Bookman Old Style" w:hAnsi="Bookman Old Style" w:cs="Bookman Old Style"/>
-          <w:color w:val="000000"/>
-          <w:sz w:val="24"/>
-          <w:szCs w:val="24"/>
-        </w:rPr>
-        <w:t>dilakukan</w:t>
-      </w:r>
-      <w:proofErr w:type="spellEnd"/>
-      <w:r>
-        <w:rPr>
-          <w:rFonts w:ascii="Bookman Old Style" w:eastAsia="Bookman Old Style" w:hAnsi="Bookman Old Style" w:cs="Bookman Old Style"/>
-          <w:color w:val="000000"/>
-          <w:sz w:val="24"/>
-          <w:szCs w:val="24"/>
-        </w:rPr>
-        <w:t xml:space="preserve"> </w:t>
-      </w:r>
-      <w:proofErr w:type="spellStart"/>
-      <w:r>
-        <w:rPr>
-          <w:rFonts w:ascii="Bookman Old Style" w:eastAsia="Bookman Old Style" w:hAnsi="Bookman Old Style" w:cs="Bookman Old Style"/>
-          <w:color w:val="000000"/>
-          <w:sz w:val="24"/>
-          <w:szCs w:val="24"/>
-        </w:rPr>
-        <w:t>pengecekan</w:t>
-      </w:r>
-      <w:proofErr w:type="spellEnd"/>
-      <w:r>
-        <w:rPr>
-          <w:rFonts w:ascii="Bookman Old Style" w:eastAsia="Bookman Old Style" w:hAnsi="Bookman Old Style" w:cs="Bookman Old Style"/>
-          <w:color w:val="000000"/>
-          <w:sz w:val="24"/>
-          <w:szCs w:val="24"/>
-        </w:rPr>
-        <w:t xml:space="preserve">, </w:t>
-      </w:r>
-      <w:proofErr w:type="spellStart"/>
-      <w:r>
-        <w:rPr>
-          <w:rFonts w:ascii="Bookman Old Style" w:eastAsia="Bookman Old Style" w:hAnsi="Bookman Old Style" w:cs="Bookman Old Style"/>
-          <w:color w:val="000000"/>
-          <w:sz w:val="24"/>
-          <w:szCs w:val="24"/>
-        </w:rPr>
         <w:lastRenderedPageBreak/>
-        <w:t>perubahan</w:t>
-      </w:r>
-      <w:proofErr w:type="spellEnd"/>
-      <w:r>
-        <w:rPr>
-          <w:rFonts w:ascii="Bookman Old Style" w:eastAsia="Bookman Old Style" w:hAnsi="Bookman Old Style" w:cs="Bookman Old Style"/>
-          <w:color w:val="000000"/>
-          <w:sz w:val="24"/>
-          <w:szCs w:val="24"/>
-        </w:rPr>
-        <w:t>, dan/</w:t>
-      </w:r>
-      <w:proofErr w:type="spellStart"/>
-      <w:r>
-        <w:rPr>
-          <w:rFonts w:ascii="Bookman Old Style" w:eastAsia="Bookman Old Style" w:hAnsi="Bookman Old Style" w:cs="Bookman Old Style"/>
-          <w:color w:val="000000"/>
-          <w:sz w:val="24"/>
-          <w:szCs w:val="24"/>
-        </w:rPr>
-        <w:t>atau</w:t>
-      </w:r>
-      <w:proofErr w:type="spellEnd"/>
-      <w:r>
-        <w:rPr>
-          <w:rFonts w:ascii="Bookman Old Style" w:eastAsia="Bookman Old Style" w:hAnsi="Bookman Old Style" w:cs="Bookman Old Style"/>
-          <w:color w:val="000000"/>
-          <w:sz w:val="24"/>
-          <w:szCs w:val="24"/>
-        </w:rPr>
-        <w:t xml:space="preserve"> </w:t>
-      </w:r>
-      <w:proofErr w:type="spellStart"/>
-      <w:r>
-        <w:rPr>
-          <w:rFonts w:ascii="Bookman Old Style" w:eastAsia="Bookman Old Style" w:hAnsi="Bookman Old Style" w:cs="Bookman Old Style"/>
-          <w:color w:val="000000"/>
-          <w:sz w:val="24"/>
-          <w:szCs w:val="24"/>
-        </w:rPr>
-        <w:t>kunjungan</w:t>
-      </w:r>
-      <w:proofErr w:type="spellEnd"/>
-      <w:r>
-        <w:rPr>
-          <w:rFonts w:ascii="Bookman Old Style" w:eastAsia="Bookman Old Style" w:hAnsi="Bookman Old Style" w:cs="Bookman Old Style"/>
-          <w:color w:val="000000"/>
-          <w:sz w:val="24"/>
-          <w:szCs w:val="24"/>
-        </w:rPr>
-        <w:t xml:space="preserve"> </w:t>
-      </w:r>
-      <w:proofErr w:type="spellStart"/>
-      <w:r>
-        <w:rPr>
-          <w:rFonts w:ascii="Bookman Old Style" w:eastAsia="Bookman Old Style" w:hAnsi="Bookman Old Style" w:cs="Bookman Old Style"/>
-          <w:color w:val="000000"/>
-          <w:sz w:val="24"/>
-          <w:szCs w:val="24"/>
-        </w:rPr>
-        <w:t>kembali</w:t>
-      </w:r>
-      <w:proofErr w:type="spellEnd"/>
-      <w:r>
-        <w:rPr>
-          <w:rFonts w:ascii="Bookman Old Style" w:eastAsia="Bookman Old Style" w:hAnsi="Bookman Old Style" w:cs="Bookman Old Style"/>
-          <w:color w:val="000000"/>
-          <w:sz w:val="24"/>
-          <w:szCs w:val="24"/>
-        </w:rPr>
-        <w:t xml:space="preserve"> </w:t>
-      </w:r>
-      <w:proofErr w:type="spellStart"/>
-      <w:r>
-        <w:rPr>
-          <w:rFonts w:ascii="Bookman Old Style" w:eastAsia="Bookman Old Style" w:hAnsi="Bookman Old Style" w:cs="Bookman Old Style"/>
-          <w:color w:val="000000"/>
-          <w:sz w:val="24"/>
-          <w:szCs w:val="24"/>
-        </w:rPr>
-        <w:t>ke</w:t>
-      </w:r>
-      <w:proofErr w:type="spellEnd"/>
-      <w:r>
-        <w:rPr>
-          <w:rFonts w:ascii="Bookman Old Style" w:eastAsia="Bookman Old Style" w:hAnsi="Bookman Old Style" w:cs="Bookman Old Style"/>
-          <w:color w:val="000000"/>
-          <w:sz w:val="24"/>
-          <w:szCs w:val="24"/>
-        </w:rPr>
-        <w:t xml:space="preserve"> </w:t>
-      </w:r>
-      <w:proofErr w:type="spellStart"/>
-      <w:r>
-        <w:rPr>
-          <w:rFonts w:ascii="Bookman Old Style" w:eastAsia="Bookman Old Style" w:hAnsi="Bookman Old Style" w:cs="Bookman Old Style"/>
-          <w:color w:val="000000"/>
-          <w:sz w:val="24"/>
-          <w:szCs w:val="24"/>
-        </w:rPr>
-        <w:t>lapangan</w:t>
-      </w:r>
-      <w:proofErr w:type="spellEnd"/>
-      <w:r>
-        <w:rPr>
-          <w:rFonts w:ascii="Bookman Old Style" w:eastAsia="Bookman Old Style" w:hAnsi="Bookman Old Style" w:cs="Bookman Old Style"/>
-          <w:color w:val="000000"/>
-          <w:sz w:val="24"/>
-          <w:szCs w:val="24"/>
-        </w:rPr>
-        <w:t xml:space="preserve"> </w:t>
-      </w:r>
-      <w:proofErr w:type="spellStart"/>
-      <w:r>
-        <w:rPr>
-          <w:rFonts w:ascii="Bookman Old Style" w:eastAsia="Bookman Old Style" w:hAnsi="Bookman Old Style" w:cs="Bookman Old Style"/>
-          <w:color w:val="000000"/>
-          <w:sz w:val="24"/>
-          <w:szCs w:val="24"/>
-        </w:rPr>
-        <w:t>merujuk</w:t>
-      </w:r>
-      <w:proofErr w:type="spellEnd"/>
-      <w:r>
-        <w:rPr>
-          <w:rFonts w:ascii="Bookman Old Style" w:eastAsia="Bookman Old Style" w:hAnsi="Bookman Old Style" w:cs="Bookman Old Style"/>
-          <w:color w:val="000000"/>
-          <w:sz w:val="24"/>
-          <w:szCs w:val="24"/>
-        </w:rPr>
-        <w:t xml:space="preserve"> pada </w:t>
-      </w:r>
-      <w:proofErr w:type="spellStart"/>
-      <w:r>
-        <w:rPr>
-          <w:rFonts w:ascii="Bookman Old Style" w:eastAsia="Bookman Old Style" w:hAnsi="Bookman Old Style" w:cs="Bookman Old Style"/>
-          <w:color w:val="000000"/>
-          <w:sz w:val="24"/>
-          <w:szCs w:val="24"/>
-        </w:rPr>
-        <w:t>perjanjian</w:t>
-      </w:r>
-      <w:proofErr w:type="spellEnd"/>
-      <w:r>
-        <w:rPr>
-          <w:rFonts w:ascii="Bookman Old Style" w:eastAsia="Bookman Old Style" w:hAnsi="Bookman Old Style" w:cs="Bookman Old Style"/>
-          <w:color w:val="000000"/>
-          <w:sz w:val="24"/>
-          <w:szCs w:val="24"/>
-        </w:rPr>
-        <w:t xml:space="preserve"> yang </w:t>
-      </w:r>
-      <w:proofErr w:type="spellStart"/>
-      <w:r>
-        <w:rPr>
-          <w:rFonts w:ascii="Bookman Old Style" w:eastAsia="Bookman Old Style" w:hAnsi="Bookman Old Style" w:cs="Bookman Old Style"/>
-          <w:color w:val="000000"/>
-          <w:sz w:val="24"/>
-          <w:szCs w:val="24"/>
-        </w:rPr>
-        <w:t>ditandatangani</w:t>
-      </w:r>
-      <w:proofErr w:type="spellEnd"/>
-      <w:r>
-        <w:rPr>
-          <w:rFonts w:ascii="Bookman Old Style" w:eastAsia="Bookman Old Style" w:hAnsi="Bookman Old Style" w:cs="Bookman Old Style"/>
-          <w:color w:val="000000"/>
-          <w:sz w:val="24"/>
-          <w:szCs w:val="24"/>
-        </w:rPr>
-        <w:t xml:space="preserve"> oleh </w:t>
+        <w:t xml:space="preserve">perubahan, dan/atau kunjungan kembali ke lapangan merujuk pada perjanjian yang ditandatangani oleh </w:t>
       </w:r>
       <w:r>
         <w:rPr>
@@ -4632,27 +2876,7 @@
                 <w:sz w:val="24"/>
                 <w:szCs w:val="24"/>
               </w:rPr>
-              <w:t>{</w:t>
-            </w:r>
-            <w:proofErr w:type="spellStart"/>
-            <w:r>
-              <w:rPr>
-                <w:rFonts w:ascii="Bookman Old Style" w:eastAsia="Bookman Old Style" w:hAnsi="Bookman Old Style" w:cs="Bookman Old Style"/>
-                <w:color w:val="000000"/>
-                <w:sz w:val="24"/>
-                <w:szCs w:val="24"/>
-              </w:rPr>
-              <w:t>nama_petugas</w:t>
-            </w:r>
-            <w:proofErr w:type="spellEnd"/>
-            <w:r>
-              <w:rPr>
-                <w:rFonts w:ascii="Bookman Old Style" w:eastAsia="Bookman Old Style" w:hAnsi="Bookman Old Style" w:cs="Bookman Old Style"/>
-                <w:color w:val="000000"/>
-                <w:sz w:val="24"/>
-                <w:szCs w:val="24"/>
-              </w:rPr>
-              <w:t>}</w:t>
+              <w:t>{nama_petugas}</w:t>
             </w:r>
             <w:r>
               <w:rPr>
@@ -4732,27 +2956,7 @@
                 <w:sz w:val="24"/>
                 <w:szCs w:val="24"/>
               </w:rPr>
-              <w:t>(</w:t>
-            </w:r>
-            <w:proofErr w:type="spellStart"/>
-            <w:r>
-              <w:rPr>
-                <w:rFonts w:ascii="Bookman Old Style" w:eastAsia="Bookman Old Style" w:hAnsi="Bookman Old Style" w:cs="Bookman Old Style"/>
-                <w:color w:val="000000"/>
-                <w:sz w:val="24"/>
-                <w:szCs w:val="24"/>
-              </w:rPr>
-              <w:t>Nuraliyah</w:t>
-            </w:r>
-            <w:proofErr w:type="spellEnd"/>
-            <w:r>
-              <w:rPr>
-                <w:rFonts w:ascii="Bookman Old Style" w:eastAsia="Bookman Old Style" w:hAnsi="Bookman Old Style" w:cs="Bookman Old Style"/>
-                <w:color w:val="000000"/>
-                <w:sz w:val="24"/>
-                <w:szCs w:val="24"/>
-              </w:rPr>
-              <w:t>)</w:t>
+              <w:t>(Nuraliyah)</w:t>
             </w:r>
           </w:p>
         </w:tc>
@@ -5058,27 +3262,15 @@
                 <w:szCs w:val="24"/>
               </w:rPr>
             </w:pPr>
-            <w:proofErr w:type="spellStart"/>
-            <w:r>
-              <w:rPr>
-                <w:rFonts w:ascii="Bookman Old Style" w:eastAsia="Bookman Old Style" w:hAnsi="Bookman Old Style" w:cs="Bookman Old Style"/>
-                <w:color w:val="000000"/>
-                <w:sz w:val="24"/>
-                <w:szCs w:val="24"/>
-              </w:rPr>
-              <w:t>Uraian</w:t>
-            </w:r>
-            <w:proofErr w:type="spellEnd"/>
-            <w:r>
-              <w:rPr>
-                <w:rFonts w:ascii="Bookman Old Style" w:eastAsia="Bookman Old Style" w:hAnsi="Bookman Old Style" w:cs="Bookman Old Style"/>
-                <w:color w:val="000000"/>
-                <w:sz w:val="24"/>
-                <w:szCs w:val="24"/>
-              </w:rPr>
-              <w:t xml:space="preserve"> </w:t>
-            </w:r>
-            <w:proofErr w:type="spellStart"/>
+            <w:r>
+              <w:rPr>
+                <w:rFonts w:ascii="Bookman Old Style" w:eastAsia="Bookman Old Style" w:hAnsi="Bookman Old Style" w:cs="Bookman Old Style"/>
+                <w:color w:val="000000"/>
+                <w:sz w:val="24"/>
+                <w:szCs w:val="24"/>
+              </w:rPr>
+              <w:t xml:space="preserve">Uraian </w:t>
+            </w:r>
             <w:r>
               <w:rPr>
                 <w:rFonts w:ascii="Bookman Old Style" w:eastAsia="Bookman Old Style" w:hAnsi="Bookman Old Style" w:cs="Bookman Old Style"/>
@@ -5087,7 +3279,6 @@
               </w:rPr>
               <w:t>Pekerjaan</w:t>
             </w:r>
-            <w:proofErr w:type="spellEnd"/>
           </w:p>
         </w:tc>
         <w:tc>
@@ -5119,17 +3310,7 @@
                 <w:sz w:val="24"/>
                 <w:szCs w:val="24"/>
               </w:rPr>
-              <w:t xml:space="preserve">Waktu </w:t>
-            </w:r>
-            <w:proofErr w:type="spellStart"/>
-            <w:r>
-              <w:rPr>
-                <w:rFonts w:ascii="Bookman Old Style" w:eastAsia="Bookman Old Style" w:hAnsi="Bookman Old Style" w:cs="Bookman Old Style"/>
-                <w:color w:val="000000"/>
-                <w:sz w:val="24"/>
-                <w:szCs w:val="24"/>
-              </w:rPr>
-              <w:t>Penyelesa</w:t>
+              <w:t>Waktu Penyelesa</w:t>
             </w:r>
             <w:r>
               <w:rPr>
@@ -5139,7 +3320,6 @@
               </w:rPr>
               <w:t>ian</w:t>
             </w:r>
-            <w:proofErr w:type="spellEnd"/>
           </w:p>
         </w:tc>
         <w:tc>
@@ -5171,19 +3351,8 @@
                 <w:sz w:val="24"/>
                 <w:szCs w:val="24"/>
               </w:rPr>
-              <w:t xml:space="preserve">Target </w:t>
-            </w:r>
-            <w:proofErr w:type="spellStart"/>
-            <w:r>
-              <w:rPr>
-                <w:rFonts w:ascii="Bookman Old Style" w:eastAsia="Bookman Old Style" w:hAnsi="Bookman Old Style" w:cs="Bookman Old Style"/>
-                <w:color w:val="000000"/>
-                <w:sz w:val="24"/>
-                <w:szCs w:val="24"/>
-              </w:rPr>
-              <w:t>Pekerjaan</w:t>
-            </w:r>
-            <w:proofErr w:type="spellEnd"/>
+              <w:t>Target Pekerjaan</w:t>
+            </w:r>
           </w:p>
         </w:tc>
         <w:tc>
@@ -5208,37 +3377,15 @@
                 <w:szCs w:val="24"/>
               </w:rPr>
             </w:pPr>
-            <w:proofErr w:type="spellStart"/>
-            <w:r>
-              <w:rPr>
-                <w:rFonts w:ascii="Bookman Old Style" w:eastAsia="Bookman Old Style" w:hAnsi="Bookman Old Style" w:cs="Bookman Old Style"/>
-                <w:color w:val="000000"/>
-                <w:sz w:val="24"/>
-                <w:szCs w:val="24"/>
-              </w:rPr>
-              <w:t>Realisasi</w:t>
-            </w:r>
-            <w:proofErr w:type="spellEnd"/>
-            <w:r>
-              <w:rPr>
-                <w:rFonts w:ascii="Bookman Old Style" w:eastAsia="Bookman Old Style" w:hAnsi="Bookman Old Style" w:cs="Bookman Old Style"/>
-                <w:color w:val="000000"/>
-                <w:sz w:val="24"/>
-                <w:szCs w:val="24"/>
-              </w:rPr>
-              <w:t xml:space="preserve"> </w:t>
-            </w:r>
-            <w:proofErr w:type="spellStart"/>
-            <w:r>
-              <w:rPr>
-                <w:rFonts w:ascii="Bookman Old Style" w:eastAsia="Bookman Old Style" w:hAnsi="Bookman Old Style" w:cs="Bookman Old Style"/>
-                <w:color w:val="000000"/>
-                <w:sz w:val="24"/>
-                <w:szCs w:val="24"/>
-              </w:rPr>
-              <w:t>Pekerjaan</w:t>
-            </w:r>
-            <w:proofErr w:type="spellEnd"/>
+            <w:r>
+              <w:rPr>
+                <w:rFonts w:ascii="Bookman Old Style" w:eastAsia="Bookman Old Style" w:hAnsi="Bookman Old Style" w:cs="Bookman Old Style"/>
+                <w:color w:val="000000"/>
+                <w:sz w:val="24"/>
+                <w:szCs w:val="24"/>
+              </w:rPr>
+              <w:t>Realisasi Pekerjaan</w:t>
+            </w:r>
           </w:p>
         </w:tc>
         <w:tc>
@@ -5270,19 +3417,8 @@
                 <w:sz w:val="24"/>
                 <w:szCs w:val="24"/>
               </w:rPr>
-              <w:t xml:space="preserve">Nilai </w:t>
-            </w:r>
-            <w:proofErr w:type="spellStart"/>
-            <w:r>
-              <w:rPr>
-                <w:rFonts w:ascii="Bookman Old Style" w:eastAsia="Bookman Old Style" w:hAnsi="Bookman Old Style" w:cs="Bookman Old Style"/>
-                <w:color w:val="000000"/>
-                <w:sz w:val="24"/>
-                <w:szCs w:val="24"/>
-              </w:rPr>
-              <w:t>Perjanjian</w:t>
-            </w:r>
-            <w:proofErr w:type="spellEnd"/>
+              <w:t>Nilai Perjanjian</w:t>
+            </w:r>
           </w:p>
         </w:tc>
       </w:tr>
@@ -5374,7 +3510,6 @@
                 <w:szCs w:val="24"/>
               </w:rPr>
             </w:pPr>
-            <w:proofErr w:type="spellStart"/>
             <w:r>
               <w:rPr>
                 <w:rFonts w:ascii="Bookman Old Style" w:eastAsia="Bookman Old Style" w:hAnsi="Bookman Old Style" w:cs="Bookman Old Style"/>
@@ -5384,7 +3519,6 @@
               </w:rPr>
               <w:t>Presentase</w:t>
             </w:r>
-            <w:proofErr w:type="spellEnd"/>
           </w:p>
         </w:tc>
         <w:tc>
@@ -5739,59 +3873,13 @@
                 <w:szCs w:val="24"/>
               </w:rPr>
             </w:pPr>
-            <w:proofErr w:type="spellStart"/>
-            <w:r>
-              <w:rPr>
-                <w:rFonts w:ascii="Bookman Old Style" w:eastAsia="Bookman Old Style" w:hAnsi="Bookman Old Style" w:cs="Bookman Old Style"/>
-                <w:sz w:val="24"/>
-                <w:szCs w:val="24"/>
-              </w:rPr>
-              <w:t>Melakukan</w:t>
-            </w:r>
-            <w:proofErr w:type="spellEnd"/>
-            <w:r>
-              <w:rPr>
-                <w:rFonts w:ascii="Bookman Old Style" w:eastAsia="Bookman Old Style" w:hAnsi="Bookman Old Style" w:cs="Bookman Old Style"/>
-                <w:sz w:val="24"/>
-                <w:szCs w:val="24"/>
-              </w:rPr>
-              <w:t xml:space="preserve"> </w:t>
-            </w:r>
-            <w:proofErr w:type="spellStart"/>
-            <w:r>
-              <w:rPr>
-                <w:rFonts w:ascii="Bookman Old Style" w:eastAsia="Bookman Old Style" w:hAnsi="Bookman Old Style" w:cs="Bookman Old Style"/>
-                <w:sz w:val="24"/>
-                <w:szCs w:val="24"/>
-              </w:rPr>
-              <w:t>pendataan</w:t>
-            </w:r>
-            <w:proofErr w:type="spellEnd"/>
-            <w:r>
-              <w:rPr>
-                <w:rFonts w:ascii="Bookman Old Style" w:eastAsia="Bookman Old Style" w:hAnsi="Bookman Old Style" w:cs="Bookman Old Style"/>
-                <w:sz w:val="24"/>
-                <w:szCs w:val="24"/>
-              </w:rPr>
-              <w:t xml:space="preserve"> </w:t>
-            </w:r>
-            <w:proofErr w:type="spellStart"/>
-            <w:r>
-              <w:rPr>
-                <w:rFonts w:ascii="Bookman Old Style" w:eastAsia="Bookman Old Style" w:hAnsi="Bookman Old Style" w:cs="Bookman Old Style"/>
-                <w:sz w:val="24"/>
-                <w:szCs w:val="24"/>
-              </w:rPr>
-              <w:t>lapangan</w:t>
-            </w:r>
-            <w:proofErr w:type="spellEnd"/>
-            <w:r>
-              <w:rPr>
-                <w:rFonts w:ascii="Bookman Old Style" w:eastAsia="Bookman Old Style" w:hAnsi="Bookman Old Style" w:cs="Bookman Old Style"/>
-                <w:sz w:val="24"/>
-                <w:szCs w:val="24"/>
-              </w:rPr>
-              <w:t xml:space="preserve"> </w:t>
+            <w:r>
+              <w:rPr>
+                <w:rFonts w:ascii="Bookman Old Style" w:eastAsia="Bookman Old Style" w:hAnsi="Bookman Old Style" w:cs="Bookman Old Style"/>
+                <w:sz w:val="24"/>
+                <w:szCs w:val="24"/>
+              </w:rPr>
+              <w:t xml:space="preserve">Melakukan pendataan lapangan </w:t>
             </w:r>
             <w:r>
               <w:rPr>
@@ -5809,25 +3897,7 @@
                 <w:sz w:val="24"/>
                 <w:szCs w:val="24"/>
               </w:rPr>
-              <w:t xml:space="preserve">Sensus Ekonomi 2026 </w:t>
-            </w:r>
-            <w:proofErr w:type="spellStart"/>
-            <w:r>
-              <w:rPr>
-                <w:rFonts w:ascii="Bookman Old Style" w:eastAsia="Bookman Old Style" w:hAnsi="Bookman Old Style" w:cs="Bookman Old Style"/>
-                <w:sz w:val="24"/>
-                <w:szCs w:val="24"/>
-              </w:rPr>
-              <w:t>termin</w:t>
-            </w:r>
-            <w:proofErr w:type="spellEnd"/>
-            <w:r>
-              <w:rPr>
-                <w:rFonts w:ascii="Bookman Old Style" w:eastAsia="Bookman Old Style" w:hAnsi="Bookman Old Style" w:cs="Bookman Old Style"/>
-                <w:sz w:val="24"/>
-                <w:szCs w:val="24"/>
-              </w:rPr>
-              <w:t xml:space="preserve"> II</w:t>
+              <w:t>Sensus Ekonomi 2026 termin II</w:t>
             </w:r>
           </w:p>
         </w:tc>
@@ -5961,7 +4031,29 @@
                 <w:szCs w:val="24"/>
                 <w:u w:val="single"/>
               </w:rPr>
-              <w:t>{sls_60}</w:t>
+              <w:t>{sls_</w:t>
+            </w:r>
+            <w:r>
+              <w:rPr>
+                <w:rFonts w:ascii="Bookman Old Style" w:eastAsia="Bookman Old Style" w:hAnsi="Bookman Old Style" w:cs="Bookman Old Style"/>
+                <w:i/>
+                <w:iCs/>
+                <w:sz w:val="24"/>
+                <w:szCs w:val="24"/>
+                <w:u w:val="single"/>
+              </w:rPr>
+              <w:t>50</w:t>
+            </w:r>
+            <w:r>
+              <w:rPr>
+                <w:rFonts w:ascii="Bookman Old Style" w:eastAsia="Bookman Old Style" w:hAnsi="Bookman Old Style" w:cs="Bookman Old Style"/>
+                <w:i/>
+                <w:iCs/>
+                <w:sz w:val="24"/>
+                <w:szCs w:val="24"/>
+                <w:u w:val="single"/>
+              </w:rPr>
+              <w:t>}</w:t>
             </w:r>
             <w:r>
               <w:rPr>
@@ -5994,61 +4086,7 @@
                 <w:sz w:val="24"/>
                 <w:szCs w:val="24"/>
               </w:rPr>
-              <w:t xml:space="preserve">Telah </w:t>
-            </w:r>
-            <w:proofErr w:type="spellStart"/>
-            <w:r>
-              <w:rPr>
-                <w:rFonts w:ascii="Bookman Old Style" w:eastAsia="Bookman Old Style" w:hAnsi="Bookman Old Style" w:cs="Bookman Old Style"/>
-                <w:sz w:val="24"/>
-                <w:szCs w:val="24"/>
-              </w:rPr>
-              <w:t>mencapai</w:t>
-            </w:r>
-            <w:proofErr w:type="spellEnd"/>
-            <w:r>
-              <w:rPr>
-                <w:rFonts w:ascii="Bookman Old Style" w:eastAsia="Bookman Old Style" w:hAnsi="Bookman Old Style" w:cs="Bookman Old Style"/>
-                <w:sz w:val="24"/>
-                <w:szCs w:val="24"/>
-              </w:rPr>
-              <w:t xml:space="preserve"> target </w:t>
-            </w:r>
-            <w:proofErr w:type="spellStart"/>
-            <w:r>
-              <w:rPr>
-                <w:rFonts w:ascii="Bookman Old Style" w:eastAsia="Bookman Old Style" w:hAnsi="Bookman Old Style" w:cs="Bookman Old Style"/>
-                <w:sz w:val="24"/>
-                <w:szCs w:val="24"/>
-              </w:rPr>
-              <w:t>pekerjaan</w:t>
-            </w:r>
-            <w:proofErr w:type="spellEnd"/>
-            <w:r>
-              <w:rPr>
-                <w:rFonts w:ascii="Bookman Old Style" w:eastAsia="Bookman Old Style" w:hAnsi="Bookman Old Style" w:cs="Bookman Old Style"/>
-                <w:sz w:val="24"/>
-                <w:szCs w:val="24"/>
-              </w:rPr>
-              <w:t xml:space="preserve"> </w:t>
-            </w:r>
-            <w:proofErr w:type="spellStart"/>
-            <w:r>
-              <w:rPr>
-                <w:rFonts w:ascii="Bookman Old Style" w:eastAsia="Bookman Old Style" w:hAnsi="Bookman Old Style" w:cs="Bookman Old Style"/>
-                <w:sz w:val="24"/>
-                <w:szCs w:val="24"/>
-              </w:rPr>
-              <w:t>sebesar</w:t>
-            </w:r>
-            <w:proofErr w:type="spellEnd"/>
-            <w:r>
-              <w:rPr>
-                <w:rFonts w:ascii="Bookman Old Style" w:eastAsia="Bookman Old Style" w:hAnsi="Bookman Old Style" w:cs="Bookman Old Style"/>
-                <w:sz w:val="24"/>
-                <w:szCs w:val="24"/>
-              </w:rPr>
-              <w:t xml:space="preserve"> </w:t>
+              <w:t xml:space="preserve">Telah mencapai target pekerjaan sebesar </w:t>
             </w:r>
             <w:r>
               <w:rPr>
@@ -6059,31 +4097,7 @@
                 <w:szCs w:val="24"/>
                 <w:u w:val="single"/>
               </w:rPr>
-              <w:t>{</w:t>
-            </w:r>
-            <w:proofErr w:type="spellStart"/>
-            <w:r>
-              <w:rPr>
-                <w:rFonts w:ascii="Bookman Old Style" w:eastAsia="Bookman Old Style" w:hAnsi="Bookman Old Style" w:cs="Bookman Old Style"/>
-                <w:i/>
-                <w:iCs/>
-                <w:sz w:val="24"/>
-                <w:szCs w:val="24"/>
-                <w:u w:val="single"/>
-              </w:rPr>
-              <w:t>sls_ongoing</w:t>
-            </w:r>
-            <w:proofErr w:type="spellEnd"/>
-            <w:r>
-              <w:rPr>
-                <w:rFonts w:ascii="Bookman Old Style" w:eastAsia="Bookman Old Style" w:hAnsi="Bookman Old Style" w:cs="Bookman Old Style"/>
-                <w:i/>
-                <w:iCs/>
-                <w:sz w:val="24"/>
-                <w:szCs w:val="24"/>
-                <w:u w:val="single"/>
-              </w:rPr>
-              <w:t>}</w:t>
+              <w:t>{sls_ongoing}</w:t>
             </w:r>
             <w:r>
               <w:rPr>
@@ -6393,7 +4407,6 @@
           <w:szCs w:val="24"/>
         </w:rPr>
       </w:pPr>
-      <w:proofErr w:type="spellStart"/>
       <w:r>
         <w:rPr>
           <w:rFonts w:ascii="Bookman Old Style" w:eastAsia="Bookman Old Style" w:hAnsi="Bookman Old Style" w:cs="Bookman Old Style"/>
@@ -6401,37 +4414,7 @@
           <w:sz w:val="24"/>
           <w:szCs w:val="24"/>
         </w:rPr>
-        <w:t>Screenshoot</w:t>
-      </w:r>
-      <w:proofErr w:type="spellEnd"/>
-      <w:r>
-        <w:rPr>
-          <w:rFonts w:ascii="Bookman Old Style" w:eastAsia="Bookman Old Style" w:hAnsi="Bookman Old Style" w:cs="Bookman Old Style"/>
-          <w:color w:val="000000"/>
-          <w:sz w:val="24"/>
-          <w:szCs w:val="24"/>
-        </w:rPr>
-        <w:t xml:space="preserve"> </w:t>
-      </w:r>
-      <w:proofErr w:type="spellStart"/>
-      <w:r>
-        <w:rPr>
-          <w:rFonts w:ascii="Bookman Old Style" w:eastAsia="Bookman Old Style" w:hAnsi="Bookman Old Style" w:cs="Bookman Old Style"/>
-          <w:color w:val="000000"/>
-          <w:sz w:val="24"/>
-          <w:szCs w:val="24"/>
-        </w:rPr>
-        <w:t>Aplikasi</w:t>
-      </w:r>
-      <w:proofErr w:type="spellEnd"/>
-      <w:r>
-        <w:rPr>
-          <w:rFonts w:ascii="Bookman Old Style" w:eastAsia="Bookman Old Style" w:hAnsi="Bookman Old Style" w:cs="Bookman Old Style"/>
-          <w:color w:val="000000"/>
-          <w:sz w:val="24"/>
-          <w:szCs w:val="24"/>
-        </w:rPr>
-        <w:t xml:space="preserve"> Fasih</w:t>
+        <w:t>Screenshoot Aplikasi Fasih</w:t>
       </w:r>
     </w:p>
     <w:p>
@@ -6466,27 +4449,7 @@
           <w:szCs w:val="24"/>
           <w:lang w:val="en"/>
         </w:rPr>
-        <w:t>{%</w:t>
-      </w:r>
-      <w:proofErr w:type="spellStart"/>
-      <w:r>
-        <w:rPr>
-          <w:rFonts w:ascii="Bookman Old Style" w:eastAsia="Bookman Old Style" w:hAnsi="Bookman Old Style" w:cs="Bookman Old Style"/>
-          <w:sz w:val="24"/>
-          <w:szCs w:val="24"/>
-          <w:lang w:val="en"/>
-        </w:rPr>
-        <w:t>halaman_depan</w:t>
-      </w:r>
-      <w:proofErr w:type="spellEnd"/>
-      <w:r>
-        <w:rPr>
-          <w:rFonts w:ascii="Bookman Old Style" w:eastAsia="Bookman Old Style" w:hAnsi="Bookman Old Style" w:cs="Bookman Old Style"/>
-          <w:sz w:val="24"/>
-          <w:szCs w:val="24"/>
-          <w:lang w:val="en"/>
-        </w:rPr>
-        <w:t>}</w:t>
+        <w:t>{%halaman_depan}</w:t>
       </w:r>
     </w:p>
     <w:tbl>
@@ -6527,23 +4490,7 @@
                 <w:rFonts w:ascii="Arial" w:eastAsia="Arial" w:hAnsi="Arial"/>
                 <w:sz w:val="16"/>
               </w:rPr>
-              <w:t>{#foto_</w:t>
-            </w:r>
-            <w:proofErr w:type="gramStart"/>
-            <w:r>
-              <w:rPr>
-                <w:rFonts w:ascii="Arial" w:eastAsia="Arial" w:hAnsi="Arial"/>
-                <w:sz w:val="16"/>
-              </w:rPr>
-              <w:t>rows}{</w:t>
-            </w:r>
-            <w:proofErr w:type="gramEnd"/>
-            <w:r>
-              <w:rPr>
-                <w:rFonts w:ascii="Arial" w:eastAsia="Arial" w:hAnsi="Arial"/>
-                <w:sz w:val="16"/>
-              </w:rPr>
-              <w:t>%foto1}</w:t>
+              <w:t>{#foto_rows}{%foto1}</w:t>
             </w:r>
           </w:p>
         </w:tc>
@@ -6593,39 +4540,7 @@
                 <w:rFonts w:ascii="Arial" w:eastAsia="Arial" w:hAnsi="Arial"/>
                 <w:sz w:val="16"/>
               </w:rPr>
-              <w:t>{%foto</w:t>
-            </w:r>
-            <w:proofErr w:type="gramStart"/>
-            <w:r>
-              <w:rPr>
-                <w:rFonts w:ascii="Arial" w:eastAsia="Arial" w:hAnsi="Arial"/>
-                <w:sz w:val="16"/>
-              </w:rPr>
-              <w:t>3}{</w:t>
-            </w:r>
-            <w:proofErr w:type="gramEnd"/>
-            <w:r>
-              <w:rPr>
-                <w:rFonts w:ascii="Arial" w:eastAsia="Arial" w:hAnsi="Arial"/>
-                <w:sz w:val="16"/>
-              </w:rPr>
-              <w:t>/</w:t>
-            </w:r>
-            <w:proofErr w:type="spellStart"/>
-            <w:r>
-              <w:rPr>
-                <w:rFonts w:ascii="Arial" w:eastAsia="Arial" w:hAnsi="Arial"/>
-                <w:sz w:val="16"/>
-              </w:rPr>
-              <w:t>foto_rows</w:t>
-            </w:r>
-            <w:proofErr w:type="spellEnd"/>
-            <w:r>
-              <w:rPr>
-                <w:rFonts w:ascii="Arial" w:eastAsia="Arial" w:hAnsi="Arial"/>
-                <w:sz w:val="16"/>
-              </w:rPr>
-              <w:t>}</w:t>
+              <w:t>{%foto3}{/foto_rows}</w:t>
             </w:r>
           </w:p>
         </w:tc>
@@ -6791,16 +4706,7 @@
                 <w:sz w:val="24"/>
                 <w:szCs w:val="24"/>
               </w:rPr>
-              <w:t>{</w:t>
-            </w:r>
-            <w:proofErr w:type="spellStart"/>
-            <w:r>
-              <w:rPr>
-                <w:rFonts w:ascii="Bookman Old Style" w:eastAsia="Bookman Old Style" w:hAnsi="Bookman Old Style" w:cs="Bookman Old Style"/>
-                <w:sz w:val="24"/>
-                <w:szCs w:val="24"/>
-              </w:rPr>
-              <w:t>nama_pe</w:t>
+              <w:t>{nama_pe</w:t>
             </w:r>
             <w:r>
               <w:rPr>
@@ -6810,7 +4716,6 @@
               </w:rPr>
               <w:t>tugas</w:t>
             </w:r>
-            <w:proofErr w:type="spellEnd"/>
             <w:r>
               <w:rPr>
                 <w:rFonts w:ascii="Bookman Old Style" w:eastAsia="Bookman Old Style" w:hAnsi="Bookman Old Style" w:cs="Bookman Old Style"/>
@@ -6934,25 +4839,7 @@
                 <w:sz w:val="24"/>
                 <w:szCs w:val="24"/>
               </w:rPr>
-              <w:t>(</w:t>
-            </w:r>
-            <w:proofErr w:type="spellStart"/>
-            <w:r>
-              <w:rPr>
-                <w:rFonts w:ascii="Bookman Old Style" w:eastAsia="Bookman Old Style" w:hAnsi="Bookman Old Style" w:cs="Bookman Old Style"/>
-                <w:sz w:val="24"/>
-                <w:szCs w:val="24"/>
-              </w:rPr>
-              <w:t>Nuraliyah</w:t>
-            </w:r>
-            <w:proofErr w:type="spellEnd"/>
-            <w:r>
-              <w:rPr>
-                <w:rFonts w:ascii="Bookman Old Style" w:eastAsia="Bookman Old Style" w:hAnsi="Bookman Old Style" w:cs="Bookman Old Style"/>
-                <w:sz w:val="24"/>
-                <w:szCs w:val="24"/>
-              </w:rPr>
-              <w:t>)</w:t>
+              <w:t>(Nuraliyah)</w:t>
             </w:r>
           </w:p>
         </w:tc>
@@ -7036,23 +4923,13 @@
           <w:szCs w:val="24"/>
         </w:rPr>
       </w:pPr>
-      <w:proofErr w:type="spellStart"/>
-      <w:r>
-        <w:rPr>
-          <w:rFonts w:ascii="Bookman Old Style" w:eastAsia="Bookman Old Style" w:hAnsi="Bookman Old Style" w:cs="Bookman Old Style"/>
-          <w:sz w:val="24"/>
-          <w:szCs w:val="24"/>
-        </w:rPr>
-        <w:t>Menyetujui</w:t>
-      </w:r>
-      <w:proofErr w:type="spellEnd"/>
-      <w:r>
-        <w:rPr>
-          <w:rFonts w:ascii="Bookman Old Style" w:eastAsia="Bookman Old Style" w:hAnsi="Bookman Old Style" w:cs="Bookman Old Style"/>
-          <w:sz w:val="24"/>
-          <w:szCs w:val="24"/>
-        </w:rPr>
-        <w:t>,</w:t>
+      <w:r>
+        <w:rPr>
+          <w:rFonts w:ascii="Bookman Old Style" w:eastAsia="Bookman Old Style" w:hAnsi="Bookman Old Style" w:cs="Bookman Old Style"/>
+          <w:sz w:val="24"/>
+          <w:szCs w:val="24"/>
+        </w:rPr>
+        <w:t>Menyetujui,</w:t>
       </w:r>
       <w:r>
         <w:rPr>
@@ -7061,53 +4938,8 @@
           <w:szCs w:val="24"/>
         </w:rPr>
         <w:br/>
-      </w:r>
-      <w:proofErr w:type="spellStart"/>
-      <w:r>
-        <w:rPr>
-          <w:rFonts w:ascii="Bookman Old Style" w:eastAsia="Bookman Old Style" w:hAnsi="Bookman Old Style" w:cs="Bookman Old Style"/>
-          <w:sz w:val="24"/>
-          <w:szCs w:val="24"/>
-        </w:rPr>
-        <w:t>Pejabat</w:t>
-      </w:r>
-      <w:proofErr w:type="spellEnd"/>
-      <w:r>
-        <w:rPr>
-          <w:rFonts w:ascii="Bookman Old Style" w:eastAsia="Bookman Old Style" w:hAnsi="Bookman Old Style" w:cs="Bookman Old Style"/>
-          <w:sz w:val="24"/>
-          <w:szCs w:val="24"/>
-        </w:rPr>
-        <w:t xml:space="preserve"> </w:t>
-      </w:r>
-      <w:proofErr w:type="spellStart"/>
-      <w:r>
-        <w:rPr>
-          <w:rFonts w:ascii="Bookman Old Style" w:eastAsia="Bookman Old Style" w:hAnsi="Bookman Old Style" w:cs="Bookman Old Style"/>
-          <w:sz w:val="24"/>
-          <w:szCs w:val="24"/>
-        </w:rPr>
-        <w:t>Pembuat</w:t>
-      </w:r>
-      <w:proofErr w:type="spellEnd"/>
-      <w:r>
-        <w:rPr>
-          <w:rFonts w:ascii="Bookman Old Style" w:eastAsia="Bookman Old Style" w:hAnsi="Bookman Old Style" w:cs="Bookman Old Style"/>
-          <w:sz w:val="24"/>
-          <w:szCs w:val="24"/>
-        </w:rPr>
-        <w:t xml:space="preserve"> </w:t>
-      </w:r>
-      <w:proofErr w:type="spellStart"/>
-      <w:r>
-        <w:rPr>
-          <w:rFonts w:ascii="Bookman Old Style" w:eastAsia="Bookman Old Style" w:hAnsi="Bookman Old Style" w:cs="Bookman Old Style"/>
-          <w:sz w:val="24"/>
-          <w:szCs w:val="24"/>
-        </w:rPr>
-        <w:t>Komitmen</w:t>
-      </w:r>
-      <w:proofErr w:type="spellEnd"/>
+        <w:t>Pejabat Pembuat Komitmen</w:t>
+      </w:r>
     </w:p>
     <w:p>
       <w:pPr>
@@ -8173,47 +6005,7 @@
           <w:szCs w:val="24"/>
           <w:lang w:val="en"/>
         </w:rPr>
-        <w:t xml:space="preserve">Dengan </w:t>
-      </w:r>
-      <w:proofErr w:type="spellStart"/>
-      <w:r>
-        <w:rPr>
-          <w:rFonts w:ascii="Bookman Old Style" w:eastAsia="Bookman Old Style" w:hAnsi="Bookman Old Style" w:cs="Bookman Old Style"/>
-          <w:sz w:val="24"/>
-          <w:szCs w:val="24"/>
-          <w:lang w:val="en"/>
-        </w:rPr>
-        <w:t>ini</w:t>
-      </w:r>
-      <w:proofErr w:type="spellEnd"/>
-      <w:r>
-        <w:rPr>
-          <w:rFonts w:ascii="Bookman Old Style" w:eastAsia="Bookman Old Style" w:hAnsi="Bookman Old Style" w:cs="Bookman Old Style"/>
-          <w:sz w:val="24"/>
-          <w:szCs w:val="24"/>
-          <w:lang w:val="en"/>
-        </w:rPr>
-        <w:t xml:space="preserve"> </w:t>
-      </w:r>
-      <w:proofErr w:type="spellStart"/>
-      <w:r>
-        <w:rPr>
-          <w:rFonts w:ascii="Bookman Old Style" w:eastAsia="Bookman Old Style" w:hAnsi="Bookman Old Style" w:cs="Bookman Old Style"/>
-          <w:sz w:val="24"/>
-          <w:szCs w:val="24"/>
-          <w:lang w:val="en"/>
-        </w:rPr>
-        <w:t>menyatakan</w:t>
-      </w:r>
-      <w:proofErr w:type="spellEnd"/>
-      <w:r>
-        <w:rPr>
-          <w:rFonts w:ascii="Bookman Old Style" w:eastAsia="Bookman Old Style" w:hAnsi="Bookman Old Style" w:cs="Bookman Old Style"/>
-          <w:sz w:val="24"/>
-          <w:szCs w:val="24"/>
-          <w:lang w:val="en"/>
-        </w:rPr>
-        <w:t xml:space="preserve">:  </w:t>
+        <w:t xml:space="preserve">Dengan ini menyatakan:  </w:t>
       </w:r>
     </w:p>
     <w:p>
@@ -8251,9 +6043,89 @@
           <w:szCs w:val="24"/>
           <w:lang w:val="en"/>
         </w:rPr>
+        <w:t xml:space="preserve"> telah melaksanakan seluruh pekerjaan Pendataan Lapangan Sensus Ekonomi 2026 pada Badan Pusat Statistik </w:t>
+      </w:r>
+      <w:r>
+        <w:rPr>
+          <w:rFonts w:ascii="Bookman Old Style" w:eastAsia="Bookman Old Style" w:hAnsi="Bookman Old Style" w:cs="Bookman Old Style"/>
+          <w:sz w:val="24"/>
+          <w:szCs w:val="24"/>
+          <w:lang w:val="en"/>
+        </w:rPr>
+        <w:t>Kota Jakarta Timur</w:t>
+      </w:r>
+      <w:r>
+        <w:rPr>
+          <w:rFonts w:ascii="Bookman Old Style" w:eastAsia="Bookman Old Style" w:hAnsi="Bookman Old Style" w:cs="Bookman Old Style"/>
+          <w:sz w:val="24"/>
+          <w:szCs w:val="24"/>
+          <w:lang w:val="en"/>
+        </w:rPr>
+        <w:t xml:space="preserve"> berdasarkan Perjanjian Kerja Nomor: </w:t>
+      </w:r>
+      <w:r>
+        <w:rPr>
+          <w:rFonts w:ascii="Bookman Old Style" w:eastAsia="Bookman Old Style" w:hAnsi="Bookman Old Style" w:cs="Bookman Old Style"/>
+          <w:sz w:val="24"/>
+          <w:szCs w:val="24"/>
+          <w:lang w:val="en"/>
+        </w:rPr>
+        <w:t>{</w:t>
+      </w:r>
+      <w:r>
+        <w:rPr>
+          <w:rFonts w:ascii="Bookman Old Style" w:eastAsia="Bookman Old Style" w:hAnsi="Bookman Old Style" w:cs="Bookman Old Style"/>
+          <w:sz w:val="24"/>
+          <w:szCs w:val="24"/>
+          <w:lang w:val="en"/>
+        </w:rPr>
+        <w:t>no</w:t>
+      </w:r>
+      <w:r>
+        <w:rPr>
+          <w:rFonts w:ascii="Bookman Old Style" w:eastAsia="Bookman Old Style" w:hAnsi="Bookman Old Style" w:cs="Bookman Old Style"/>
+          <w:sz w:val="24"/>
+          <w:szCs w:val="24"/>
+          <w:lang w:val="en"/>
+        </w:rPr>
+        <w:t>mor_</w:t>
+      </w:r>
+      <w:r>
+        <w:rPr>
+          <w:rFonts w:ascii="Bookman Old Style" w:eastAsia="Bookman Old Style" w:hAnsi="Bookman Old Style" w:cs="Bookman Old Style"/>
+          <w:sz w:val="24"/>
+          <w:szCs w:val="24"/>
+          <w:lang w:val="en"/>
+        </w:rPr>
+        <w:t>spk</w:t>
+      </w:r>
+      <w:r>
+        <w:rPr>
+          <w:rFonts w:ascii="Bookman Old Style" w:eastAsia="Bookman Old Style" w:hAnsi="Bookman Old Style" w:cs="Bookman Old Style"/>
+          <w:sz w:val="24"/>
+          <w:szCs w:val="24"/>
+          <w:lang w:val="en"/>
+        </w:rPr>
+        <w:t>}</w:t>
+      </w:r>
+      <w:r>
+        <w:rPr>
+          <w:rFonts w:ascii="Bookman Old Style" w:eastAsia="Bookman Old Style" w:hAnsi="Bookman Old Style" w:cs="Bookman Old Style"/>
+          <w:sz w:val="24"/>
+          <w:szCs w:val="24"/>
+          <w:lang w:val="en"/>
+        </w:rPr>
+        <w:t>, sesuai dengan target pekerjaan yang ditetapkan sebesar</w:t>
+      </w:r>
+      <w:r>
+        <w:rPr>
+          <w:rFonts w:ascii="Bookman Old Style" w:eastAsia="Bookman Old Style" w:hAnsi="Bookman Old Style" w:cs="Bookman Old Style"/>
+          <w:sz w:val="24"/>
+          <w:szCs w:val="24"/>
+          <w:lang w:val="en"/>
+        </w:rPr>
         <w:t xml:space="preserve"> </w:t>
       </w:r>
-      <w:proofErr w:type="spellStart"/>
       <w:r>
         <w:rPr>
           <w:rFonts w:ascii="Bookman Old Style" w:eastAsia="Bookman Old Style" w:hAnsi="Bookman Old Style" w:cs="Bookman Old Style"/>
@@ -8261,9 +6133,8 @@
           <w:szCs w:val="24"/>
           <w:lang w:val="en"/>
         </w:rPr>
-        <w:t>telah</w:t>
-      </w:r>
-      <w:proofErr w:type="spellEnd"/>
+        <w:t>{</w:t>
+      </w:r>
       <w:r>
         <w:rPr>
           <w:rFonts w:ascii="Bookman Old Style" w:eastAsia="Bookman Old Style" w:hAnsi="Bookman Old Style" w:cs="Bookman Old Style"/>
@@ -8271,9 +6142,35 @@
           <w:szCs w:val="24"/>
           <w:lang w:val="en"/>
         </w:rPr>
+        <w:t>sls_</w:t>
+      </w:r>
+      <w:r>
+        <w:rPr>
+          <w:rFonts w:ascii="Bookman Old Style" w:eastAsia="Bookman Old Style" w:hAnsi="Bookman Old Style" w:cs="Bookman Old Style"/>
+          <w:sz w:val="24"/>
+          <w:szCs w:val="24"/>
+          <w:lang w:val="en"/>
+        </w:rPr>
+        <w:t>ongoing</w:t>
+      </w:r>
+      <w:r>
+        <w:rPr>
+          <w:rFonts w:ascii="Bookman Old Style" w:eastAsia="Bookman Old Style" w:hAnsi="Bookman Old Style" w:cs="Bookman Old Style"/>
+          <w:sz w:val="24"/>
+          <w:szCs w:val="24"/>
+          <w:lang w:val="en"/>
+        </w:rPr>
+        <w:t>}</w:t>
+      </w:r>
+      <w:r>
+        <w:rPr>
+          <w:rFonts w:ascii="Bookman Old Style" w:eastAsia="Bookman Old Style" w:hAnsi="Bookman Old Style" w:cs="Bookman Old Style"/>
+          <w:sz w:val="24"/>
+          <w:szCs w:val="24"/>
+          <w:lang w:val="en"/>
+        </w:rPr>
         <w:t xml:space="preserve"> </w:t>
       </w:r>
-      <w:proofErr w:type="spellStart"/>
       <w:r>
         <w:rPr>
           <w:rFonts w:ascii="Bookman Old Style" w:eastAsia="Bookman Old Style" w:hAnsi="Bookman Old Style" w:cs="Bookman Old Style"/>
@@ -8281,9 +6178,8 @@
           <w:szCs w:val="24"/>
           <w:lang w:val="en"/>
         </w:rPr>
-        <w:t>melaksanakan</w:t>
-      </w:r>
-      <w:proofErr w:type="spellEnd"/>
+        <w:t>SLS/Sub-SLS dan/atau usaha besar selama pendataan 1</w:t>
+      </w:r>
       <w:r>
         <w:rPr>
           <w:rFonts w:ascii="Bookman Old Style" w:eastAsia="Bookman Old Style" w:hAnsi="Bookman Old Style" w:cs="Bookman Old Style"/>
@@ -8291,9 +6187,8 @@
           <w:szCs w:val="24"/>
           <w:lang w:val="en"/>
         </w:rPr>
-        <w:t xml:space="preserve"> </w:t>
-      </w:r>
-      <w:proofErr w:type="spellStart"/>
+        <w:t>8</w:t>
+      </w:r>
       <w:r>
         <w:rPr>
           <w:rFonts w:ascii="Bookman Old Style" w:eastAsia="Bookman Old Style" w:hAnsi="Bookman Old Style" w:cs="Bookman Old Style"/>
@@ -8301,9 +6196,8 @@
           <w:szCs w:val="24"/>
           <w:lang w:val="en"/>
         </w:rPr>
-        <w:t>seluruh</w:t>
-      </w:r>
-      <w:proofErr w:type="spellEnd"/>
+        <w:t xml:space="preserve"> Ju</w:t>
+      </w:r>
       <w:r>
         <w:rPr>
           <w:rFonts w:ascii="Bookman Old Style" w:eastAsia="Bookman Old Style" w:hAnsi="Bookman Old Style" w:cs="Bookman Old Style"/>
@@ -8311,9 +6205,8 @@
           <w:szCs w:val="24"/>
           <w:lang w:val="en"/>
         </w:rPr>
-        <w:t xml:space="preserve"> </w:t>
-      </w:r>
-      <w:proofErr w:type="spellStart"/>
+        <w:t>l</w:t>
+      </w:r>
       <w:r>
         <w:rPr>
           <w:rFonts w:ascii="Bookman Old Style" w:eastAsia="Bookman Old Style" w:hAnsi="Bookman Old Style" w:cs="Bookman Old Style"/>
@@ -8321,523 +6214,7 @@
           <w:szCs w:val="24"/>
           <w:lang w:val="en"/>
         </w:rPr>
-        <w:t>pekerjaan</w:t>
-      </w:r>
-      <w:proofErr w:type="spellEnd"/>
-      <w:r>
-        <w:rPr>
-          <w:rFonts w:ascii="Bookman Old Style" w:eastAsia="Bookman Old Style" w:hAnsi="Bookman Old Style" w:cs="Bookman Old Style"/>
-          <w:sz w:val="24"/>
-          <w:szCs w:val="24"/>
-          <w:lang w:val="en"/>
-        </w:rPr>
-        <w:t xml:space="preserve"> </w:t>
-      </w:r>
-      <w:proofErr w:type="spellStart"/>
-      <w:r>
-        <w:rPr>
-          <w:rFonts w:ascii="Bookman Old Style" w:eastAsia="Bookman Old Style" w:hAnsi="Bookman Old Style" w:cs="Bookman Old Style"/>
-          <w:sz w:val="24"/>
-          <w:szCs w:val="24"/>
-          <w:lang w:val="en"/>
-        </w:rPr>
-        <w:t>Pendataan</w:t>
-      </w:r>
-      <w:proofErr w:type="spellEnd"/>
-      <w:r>
-        <w:rPr>
-          <w:rFonts w:ascii="Bookman Old Style" w:eastAsia="Bookman Old Style" w:hAnsi="Bookman Old Style" w:cs="Bookman Old Style"/>
-          <w:sz w:val="24"/>
-          <w:szCs w:val="24"/>
-          <w:lang w:val="en"/>
-        </w:rPr>
-        <w:t xml:space="preserve"> Lapangan Sensus Ekonomi 2026 pada Badan Pusat </w:t>
-      </w:r>
-      <w:proofErr w:type="spellStart"/>
-      <w:r>
-        <w:rPr>
-          <w:rFonts w:ascii="Bookman Old Style" w:eastAsia="Bookman Old Style" w:hAnsi="Bookman Old Style" w:cs="Bookman Old Style"/>
-          <w:sz w:val="24"/>
-          <w:szCs w:val="24"/>
-          <w:lang w:val="en"/>
-        </w:rPr>
-        <w:t>Statistik</w:t>
-      </w:r>
-      <w:proofErr w:type="spellEnd"/>
-      <w:r>
-        <w:rPr>
-          <w:rFonts w:ascii="Bookman Old Style" w:eastAsia="Bookman Old Style" w:hAnsi="Bookman Old Style" w:cs="Bookman Old Style"/>
-          <w:sz w:val="24"/>
-          <w:szCs w:val="24"/>
-          <w:lang w:val="en"/>
-        </w:rPr>
-        <w:t xml:space="preserve"> </w:t>
-      </w:r>
-      <w:r>
-        <w:rPr>
-          <w:rFonts w:ascii="Bookman Old Style" w:eastAsia="Bookman Old Style" w:hAnsi="Bookman Old Style" w:cs="Bookman Old Style"/>
-          <w:sz w:val="24"/>
-          <w:szCs w:val="24"/>
-          <w:lang w:val="en"/>
-        </w:rPr>
-        <w:t>Kota Jakarta Timur</w:t>
-      </w:r>
-      <w:r>
-        <w:rPr>
-          <w:rFonts w:ascii="Bookman Old Style" w:eastAsia="Bookman Old Style" w:hAnsi="Bookman Old Style" w:cs="Bookman Old Style"/>
-          <w:sz w:val="24"/>
-          <w:szCs w:val="24"/>
-          <w:lang w:val="en"/>
-        </w:rPr>
-        <w:t xml:space="preserve"> </w:t>
-      </w:r>
-      <w:proofErr w:type="spellStart"/>
-      <w:r>
-        <w:rPr>
-          <w:rFonts w:ascii="Bookman Old Style" w:eastAsia="Bookman Old Style" w:hAnsi="Bookman Old Style" w:cs="Bookman Old Style"/>
-          <w:sz w:val="24"/>
-          <w:szCs w:val="24"/>
-          <w:lang w:val="en"/>
-        </w:rPr>
-        <w:t>berdasarkan</w:t>
-      </w:r>
-      <w:proofErr w:type="spellEnd"/>
-      <w:r>
-        <w:rPr>
-          <w:rFonts w:ascii="Bookman Old Style" w:eastAsia="Bookman Old Style" w:hAnsi="Bookman Old Style" w:cs="Bookman Old Style"/>
-          <w:sz w:val="24"/>
-          <w:szCs w:val="24"/>
-          <w:lang w:val="en"/>
-        </w:rPr>
-        <w:t xml:space="preserve"> </w:t>
-      </w:r>
-      <w:proofErr w:type="spellStart"/>
-      <w:r>
-        <w:rPr>
-          <w:rFonts w:ascii="Bookman Old Style" w:eastAsia="Bookman Old Style" w:hAnsi="Bookman Old Style" w:cs="Bookman Old Style"/>
-          <w:sz w:val="24"/>
-          <w:szCs w:val="24"/>
-          <w:lang w:val="en"/>
-        </w:rPr>
-        <w:t>Perjanjian</w:t>
-      </w:r>
-      <w:proofErr w:type="spellEnd"/>
-      <w:r>
-        <w:rPr>
-          <w:rFonts w:ascii="Bookman Old Style" w:eastAsia="Bookman Old Style" w:hAnsi="Bookman Old Style" w:cs="Bookman Old Style"/>
-          <w:sz w:val="24"/>
-          <w:szCs w:val="24"/>
-          <w:lang w:val="en"/>
-        </w:rPr>
-        <w:t xml:space="preserve"> </w:t>
-      </w:r>
-      <w:proofErr w:type="spellStart"/>
-      <w:r>
-        <w:rPr>
-          <w:rFonts w:ascii="Bookman Old Style" w:eastAsia="Bookman Old Style" w:hAnsi="Bookman Old Style" w:cs="Bookman Old Style"/>
-          <w:sz w:val="24"/>
-          <w:szCs w:val="24"/>
-          <w:lang w:val="en"/>
-        </w:rPr>
-        <w:t>Kerja</w:t>
-      </w:r>
-      <w:proofErr w:type="spellEnd"/>
-      <w:r>
-        <w:rPr>
-          <w:rFonts w:ascii="Bookman Old Style" w:eastAsia="Bookman Old Style" w:hAnsi="Bookman Old Style" w:cs="Bookman Old Style"/>
-          <w:sz w:val="24"/>
-          <w:szCs w:val="24"/>
-          <w:lang w:val="en"/>
-        </w:rPr>
-        <w:t xml:space="preserve"> Nomor: </w:t>
-      </w:r>
-      <w:r>
-        <w:rPr>
-          <w:rFonts w:ascii="Bookman Old Style" w:eastAsia="Bookman Old Style" w:hAnsi="Bookman Old Style" w:cs="Bookman Old Style"/>
-          <w:sz w:val="24"/>
-          <w:szCs w:val="24"/>
-          <w:lang w:val="en"/>
-        </w:rPr>
-        <w:t>{</w:t>
-      </w:r>
-      <w:proofErr w:type="spellStart"/>
-      <w:r>
-        <w:rPr>
-          <w:rFonts w:ascii="Bookman Old Style" w:eastAsia="Bookman Old Style" w:hAnsi="Bookman Old Style" w:cs="Bookman Old Style"/>
-          <w:sz w:val="24"/>
-          <w:szCs w:val="24"/>
-          <w:lang w:val="en"/>
-        </w:rPr>
-        <w:t>no</w:t>
-      </w:r>
-      <w:r>
-        <w:rPr>
-          <w:rFonts w:ascii="Bookman Old Style" w:eastAsia="Bookman Old Style" w:hAnsi="Bookman Old Style" w:cs="Bookman Old Style"/>
-          <w:sz w:val="24"/>
-          <w:szCs w:val="24"/>
-          <w:lang w:val="en"/>
-        </w:rPr>
-        <w:t>mor_</w:t>
-      </w:r>
-      <w:r>
-        <w:rPr>
-          <w:rFonts w:ascii="Bookman Old Style" w:eastAsia="Bookman Old Style" w:hAnsi="Bookman Old Style" w:cs="Bookman Old Style"/>
-          <w:sz w:val="24"/>
-          <w:szCs w:val="24"/>
-          <w:lang w:val="en"/>
-        </w:rPr>
-        <w:t>spk</w:t>
-      </w:r>
-      <w:proofErr w:type="spellEnd"/>
-      <w:r>
-        <w:rPr>
-          <w:rFonts w:ascii="Bookman Old Style" w:eastAsia="Bookman Old Style" w:hAnsi="Bookman Old Style" w:cs="Bookman Old Style"/>
-          <w:sz w:val="24"/>
-          <w:szCs w:val="24"/>
-          <w:lang w:val="en"/>
-        </w:rPr>
-        <w:t>}</w:t>
-      </w:r>
-      <w:r>
-        <w:rPr>
-          <w:rFonts w:ascii="Bookman Old Style" w:eastAsia="Bookman Old Style" w:hAnsi="Bookman Old Style" w:cs="Bookman Old Style"/>
-          <w:sz w:val="24"/>
-          <w:szCs w:val="24"/>
-          <w:lang w:val="en"/>
-        </w:rPr>
-        <w:t xml:space="preserve">, </w:t>
-      </w:r>
-      <w:proofErr w:type="spellStart"/>
-      <w:r>
-        <w:rPr>
-          <w:rFonts w:ascii="Bookman Old Style" w:eastAsia="Bookman Old Style" w:hAnsi="Bookman Old Style" w:cs="Bookman Old Style"/>
-          <w:sz w:val="24"/>
-          <w:szCs w:val="24"/>
-          <w:lang w:val="en"/>
-        </w:rPr>
-        <w:t>sesuai</w:t>
-      </w:r>
-      <w:proofErr w:type="spellEnd"/>
-      <w:r>
-        <w:rPr>
-          <w:rFonts w:ascii="Bookman Old Style" w:eastAsia="Bookman Old Style" w:hAnsi="Bookman Old Style" w:cs="Bookman Old Style"/>
-          <w:sz w:val="24"/>
-          <w:szCs w:val="24"/>
-          <w:lang w:val="en"/>
-        </w:rPr>
-        <w:t xml:space="preserve"> </w:t>
-      </w:r>
-      <w:proofErr w:type="spellStart"/>
-      <w:r>
-        <w:rPr>
-          <w:rFonts w:ascii="Bookman Old Style" w:eastAsia="Bookman Old Style" w:hAnsi="Bookman Old Style" w:cs="Bookman Old Style"/>
-          <w:sz w:val="24"/>
-          <w:szCs w:val="24"/>
-          <w:lang w:val="en"/>
-        </w:rPr>
-        <w:t>dengan</w:t>
-      </w:r>
-      <w:proofErr w:type="spellEnd"/>
-      <w:r>
-        <w:rPr>
-          <w:rFonts w:ascii="Bookman Old Style" w:eastAsia="Bookman Old Style" w:hAnsi="Bookman Old Style" w:cs="Bookman Old Style"/>
-          <w:sz w:val="24"/>
-          <w:szCs w:val="24"/>
-          <w:lang w:val="en"/>
-        </w:rPr>
-        <w:t xml:space="preserve"> target </w:t>
-      </w:r>
-      <w:proofErr w:type="spellStart"/>
-      <w:r>
-        <w:rPr>
-          <w:rFonts w:ascii="Bookman Old Style" w:eastAsia="Bookman Old Style" w:hAnsi="Bookman Old Style" w:cs="Bookman Old Style"/>
-          <w:sz w:val="24"/>
-          <w:szCs w:val="24"/>
-          <w:lang w:val="en"/>
-        </w:rPr>
-        <w:t>pekerjaan</w:t>
-      </w:r>
-      <w:proofErr w:type="spellEnd"/>
-      <w:r>
-        <w:rPr>
-          <w:rFonts w:ascii="Bookman Old Style" w:eastAsia="Bookman Old Style" w:hAnsi="Bookman Old Style" w:cs="Bookman Old Style"/>
-          <w:sz w:val="24"/>
-          <w:szCs w:val="24"/>
-          <w:lang w:val="en"/>
-        </w:rPr>
-        <w:t xml:space="preserve"> yang </w:t>
-      </w:r>
-      <w:proofErr w:type="spellStart"/>
-      <w:r>
-        <w:rPr>
-          <w:rFonts w:ascii="Bookman Old Style" w:eastAsia="Bookman Old Style" w:hAnsi="Bookman Old Style" w:cs="Bookman Old Style"/>
-          <w:sz w:val="24"/>
-          <w:szCs w:val="24"/>
-          <w:lang w:val="en"/>
-        </w:rPr>
-        <w:t>ditetapkan</w:t>
-      </w:r>
-      <w:proofErr w:type="spellEnd"/>
-      <w:r>
-        <w:rPr>
-          <w:rFonts w:ascii="Bookman Old Style" w:eastAsia="Bookman Old Style" w:hAnsi="Bookman Old Style" w:cs="Bookman Old Style"/>
-          <w:sz w:val="24"/>
-          <w:szCs w:val="24"/>
-          <w:lang w:val="en"/>
-        </w:rPr>
-        <w:t xml:space="preserve"> </w:t>
-      </w:r>
-      <w:proofErr w:type="spellStart"/>
-      <w:r>
-        <w:rPr>
-          <w:rFonts w:ascii="Bookman Old Style" w:eastAsia="Bookman Old Style" w:hAnsi="Bookman Old Style" w:cs="Bookman Old Style"/>
-          <w:sz w:val="24"/>
-          <w:szCs w:val="24"/>
-          <w:lang w:val="en"/>
-        </w:rPr>
-        <w:t>sebesar</w:t>
-      </w:r>
-      <w:proofErr w:type="spellEnd"/>
-      <w:r>
-        <w:rPr>
-          <w:rFonts w:ascii="Bookman Old Style" w:eastAsia="Bookman Old Style" w:hAnsi="Bookman Old Style" w:cs="Bookman Old Style"/>
-          <w:sz w:val="24"/>
-          <w:szCs w:val="24"/>
-          <w:lang w:val="en"/>
-        </w:rPr>
-        <w:t xml:space="preserve"> </w:t>
-      </w:r>
-      <w:r>
-        <w:rPr>
-          <w:rFonts w:ascii="Bookman Old Style" w:eastAsia="Bookman Old Style" w:hAnsi="Bookman Old Style" w:cs="Bookman Old Style"/>
-          <w:sz w:val="24"/>
-          <w:szCs w:val="24"/>
-          <w:lang w:val="en"/>
-        </w:rPr>
-        <w:t>{</w:t>
-      </w:r>
-      <w:proofErr w:type="spellStart"/>
-      <w:r>
-        <w:rPr>
-          <w:rFonts w:ascii="Bookman Old Style" w:eastAsia="Bookman Old Style" w:hAnsi="Bookman Old Style" w:cs="Bookman Old Style"/>
-          <w:sz w:val="24"/>
-          <w:szCs w:val="24"/>
-          <w:lang w:val="en"/>
-        </w:rPr>
-        <w:t>sls_</w:t>
-      </w:r>
-      <w:r>
-        <w:rPr>
-          <w:rFonts w:ascii="Bookman Old Style" w:eastAsia="Bookman Old Style" w:hAnsi="Bookman Old Style" w:cs="Bookman Old Style"/>
-          <w:sz w:val="24"/>
-          <w:szCs w:val="24"/>
-          <w:lang w:val="en"/>
-        </w:rPr>
-        <w:t>ongoing</w:t>
-      </w:r>
-      <w:proofErr w:type="spellEnd"/>
-      <w:r>
-        <w:rPr>
-          <w:rFonts w:ascii="Bookman Old Style" w:eastAsia="Bookman Old Style" w:hAnsi="Bookman Old Style" w:cs="Bookman Old Style"/>
-          <w:sz w:val="24"/>
-          <w:szCs w:val="24"/>
-          <w:lang w:val="en"/>
-        </w:rPr>
-        <w:t>}</w:t>
-      </w:r>
-      <w:r>
-        <w:rPr>
-          <w:rFonts w:ascii="Bookman Old Style" w:eastAsia="Bookman Old Style" w:hAnsi="Bookman Old Style" w:cs="Bookman Old Style"/>
-          <w:sz w:val="24"/>
-          <w:szCs w:val="24"/>
-          <w:lang w:val="en"/>
-        </w:rPr>
-        <w:t xml:space="preserve"> </w:t>
-      </w:r>
-      <w:r>
-        <w:rPr>
-          <w:rFonts w:ascii="Bookman Old Style" w:eastAsia="Bookman Old Style" w:hAnsi="Bookman Old Style" w:cs="Bookman Old Style"/>
-          <w:sz w:val="24"/>
-          <w:szCs w:val="24"/>
-          <w:lang w:val="en"/>
-        </w:rPr>
-        <w:t>SLS/Sub-SLS dan/</w:t>
-      </w:r>
-      <w:proofErr w:type="spellStart"/>
-      <w:r>
-        <w:rPr>
-          <w:rFonts w:ascii="Bookman Old Style" w:eastAsia="Bookman Old Style" w:hAnsi="Bookman Old Style" w:cs="Bookman Old Style"/>
-          <w:sz w:val="24"/>
-          <w:szCs w:val="24"/>
-          <w:lang w:val="en"/>
-        </w:rPr>
-        <w:t>atau</w:t>
-      </w:r>
-      <w:proofErr w:type="spellEnd"/>
-      <w:r>
-        <w:rPr>
-          <w:rFonts w:ascii="Bookman Old Style" w:eastAsia="Bookman Old Style" w:hAnsi="Bookman Old Style" w:cs="Bookman Old Style"/>
-          <w:sz w:val="24"/>
-          <w:szCs w:val="24"/>
-          <w:lang w:val="en"/>
-        </w:rPr>
-        <w:t xml:space="preserve"> </w:t>
-      </w:r>
-      <w:proofErr w:type="spellStart"/>
-      <w:r>
-        <w:rPr>
-          <w:rFonts w:ascii="Bookman Old Style" w:eastAsia="Bookman Old Style" w:hAnsi="Bookman Old Style" w:cs="Bookman Old Style"/>
-          <w:sz w:val="24"/>
-          <w:szCs w:val="24"/>
-          <w:lang w:val="en"/>
-        </w:rPr>
-        <w:t>usaha</w:t>
-      </w:r>
-      <w:proofErr w:type="spellEnd"/>
-      <w:r>
-        <w:rPr>
-          <w:rFonts w:ascii="Bookman Old Style" w:eastAsia="Bookman Old Style" w:hAnsi="Bookman Old Style" w:cs="Bookman Old Style"/>
-          <w:sz w:val="24"/>
-          <w:szCs w:val="24"/>
-          <w:lang w:val="en"/>
-        </w:rPr>
-        <w:t xml:space="preserve"> </w:t>
-      </w:r>
-      <w:proofErr w:type="spellStart"/>
-      <w:r>
-        <w:rPr>
-          <w:rFonts w:ascii="Bookman Old Style" w:eastAsia="Bookman Old Style" w:hAnsi="Bookman Old Style" w:cs="Bookman Old Style"/>
-          <w:sz w:val="24"/>
-          <w:szCs w:val="24"/>
-          <w:lang w:val="en"/>
-        </w:rPr>
-        <w:t>besar</w:t>
-      </w:r>
-      <w:proofErr w:type="spellEnd"/>
-      <w:r>
-        <w:rPr>
-          <w:rFonts w:ascii="Bookman Old Style" w:eastAsia="Bookman Old Style" w:hAnsi="Bookman Old Style" w:cs="Bookman Old Style"/>
-          <w:sz w:val="24"/>
-          <w:szCs w:val="24"/>
-          <w:lang w:val="en"/>
-        </w:rPr>
-        <w:t xml:space="preserve"> </w:t>
-      </w:r>
-      <w:proofErr w:type="spellStart"/>
-      <w:r>
-        <w:rPr>
-          <w:rFonts w:ascii="Bookman Old Style" w:eastAsia="Bookman Old Style" w:hAnsi="Bookman Old Style" w:cs="Bookman Old Style"/>
-          <w:sz w:val="24"/>
-          <w:szCs w:val="24"/>
-          <w:lang w:val="en"/>
-        </w:rPr>
-        <w:t>selama</w:t>
-      </w:r>
-      <w:proofErr w:type="spellEnd"/>
-      <w:r>
-        <w:rPr>
-          <w:rFonts w:ascii="Bookman Old Style" w:eastAsia="Bookman Old Style" w:hAnsi="Bookman Old Style" w:cs="Bookman Old Style"/>
-          <w:sz w:val="24"/>
-          <w:szCs w:val="24"/>
-          <w:lang w:val="en"/>
-        </w:rPr>
-        <w:t xml:space="preserve"> </w:t>
-      </w:r>
-      <w:proofErr w:type="spellStart"/>
-      <w:r>
-        <w:rPr>
-          <w:rFonts w:ascii="Bookman Old Style" w:eastAsia="Bookman Old Style" w:hAnsi="Bookman Old Style" w:cs="Bookman Old Style"/>
-          <w:sz w:val="24"/>
-          <w:szCs w:val="24"/>
-          <w:lang w:val="en"/>
-        </w:rPr>
-        <w:t>pendataan</w:t>
-      </w:r>
-      <w:proofErr w:type="spellEnd"/>
-      <w:r>
-        <w:rPr>
-          <w:rFonts w:ascii="Bookman Old Style" w:eastAsia="Bookman Old Style" w:hAnsi="Bookman Old Style" w:cs="Bookman Old Style"/>
-          <w:sz w:val="24"/>
-          <w:szCs w:val="24"/>
-          <w:lang w:val="en"/>
-        </w:rPr>
-        <w:t xml:space="preserve"> 1</w:t>
-      </w:r>
-      <w:r>
-        <w:rPr>
-          <w:rFonts w:ascii="Bookman Old Style" w:eastAsia="Bookman Old Style" w:hAnsi="Bookman Old Style" w:cs="Bookman Old Style"/>
-          <w:sz w:val="24"/>
-          <w:szCs w:val="24"/>
-          <w:lang w:val="en"/>
-        </w:rPr>
-        <w:t>8</w:t>
-      </w:r>
-      <w:r>
-        <w:rPr>
-          <w:rFonts w:ascii="Bookman Old Style" w:eastAsia="Bookman Old Style" w:hAnsi="Bookman Old Style" w:cs="Bookman Old Style"/>
-          <w:sz w:val="24"/>
-          <w:szCs w:val="24"/>
-          <w:lang w:val="en"/>
-        </w:rPr>
-        <w:t xml:space="preserve"> Ju</w:t>
-      </w:r>
-      <w:r>
-        <w:rPr>
-          <w:rFonts w:ascii="Bookman Old Style" w:eastAsia="Bookman Old Style" w:hAnsi="Bookman Old Style" w:cs="Bookman Old Style"/>
-          <w:sz w:val="24"/>
-          <w:szCs w:val="24"/>
-          <w:lang w:val="en"/>
-        </w:rPr>
-        <w:t>l</w:t>
-      </w:r>
-      <w:r>
-        <w:rPr>
-          <w:rFonts w:ascii="Bookman Old Style" w:eastAsia="Bookman Old Style" w:hAnsi="Bookman Old Style" w:cs="Bookman Old Style"/>
-          <w:sz w:val="24"/>
-          <w:szCs w:val="24"/>
-          <w:lang w:val="en"/>
-        </w:rPr>
-        <w:t xml:space="preserve">i 2026 </w:t>
-      </w:r>
-      <w:proofErr w:type="spellStart"/>
-      <w:r>
-        <w:rPr>
-          <w:rFonts w:ascii="Bookman Old Style" w:eastAsia="Bookman Old Style" w:hAnsi="Bookman Old Style" w:cs="Bookman Old Style"/>
-          <w:sz w:val="24"/>
-          <w:szCs w:val="24"/>
-          <w:lang w:val="en"/>
-        </w:rPr>
-        <w:t>sampai</w:t>
-      </w:r>
-      <w:proofErr w:type="spellEnd"/>
-      <w:r>
-        <w:rPr>
-          <w:rFonts w:ascii="Bookman Old Style" w:eastAsia="Bookman Old Style" w:hAnsi="Bookman Old Style" w:cs="Bookman Old Style"/>
-          <w:sz w:val="24"/>
-          <w:szCs w:val="24"/>
-          <w:lang w:val="en"/>
-        </w:rPr>
-        <w:t xml:space="preserve"> </w:t>
-      </w:r>
-      <w:proofErr w:type="spellStart"/>
-      <w:r>
-        <w:rPr>
-          <w:rFonts w:ascii="Bookman Old Style" w:eastAsia="Bookman Old Style" w:hAnsi="Bookman Old Style" w:cs="Bookman Old Style"/>
-          <w:sz w:val="24"/>
-          <w:szCs w:val="24"/>
-          <w:lang w:val="en"/>
-        </w:rPr>
-        <w:t>dengan</w:t>
-      </w:r>
-      <w:proofErr w:type="spellEnd"/>
-      <w:r>
-        <w:rPr>
-          <w:rFonts w:ascii="Bookman Old Style" w:eastAsia="Bookman Old Style" w:hAnsi="Bookman Old Style" w:cs="Bookman Old Style"/>
-          <w:sz w:val="24"/>
-          <w:szCs w:val="24"/>
-          <w:lang w:val="en"/>
-        </w:rPr>
-        <w:t xml:space="preserve"> 31 Agustus 2026.</w:t>
+        <w:t>i 2026 sampai dengan 31 Agustus 2026.</w:t>
       </w:r>
     </w:p>
     <w:p>
@@ -9064,407 +6441,7 @@
           <w:szCs w:val="24"/>
           <w:lang w:val="en"/>
         </w:rPr>
-        <w:t xml:space="preserve">Hasil </w:t>
-      </w:r>
-      <w:proofErr w:type="spellStart"/>
-      <w:r>
-        <w:rPr>
-          <w:rFonts w:ascii="Bookman Old Style" w:eastAsia="Bookman Old Style" w:hAnsi="Bookman Old Style" w:cs="Bookman Old Style"/>
-          <w:sz w:val="24"/>
-          <w:szCs w:val="24"/>
-          <w:lang w:val="en"/>
-        </w:rPr>
-        <w:t>pekerjaan</w:t>
-      </w:r>
-      <w:proofErr w:type="spellEnd"/>
-      <w:r>
-        <w:rPr>
-          <w:rFonts w:ascii="Bookman Old Style" w:eastAsia="Bookman Old Style" w:hAnsi="Bookman Old Style" w:cs="Bookman Old Style"/>
-          <w:sz w:val="24"/>
-          <w:szCs w:val="24"/>
-          <w:lang w:val="en"/>
-        </w:rPr>
-        <w:t xml:space="preserve"> </w:t>
-      </w:r>
-      <w:proofErr w:type="spellStart"/>
-      <w:r>
-        <w:rPr>
-          <w:rFonts w:ascii="Bookman Old Style" w:eastAsia="Bookman Old Style" w:hAnsi="Bookman Old Style" w:cs="Bookman Old Style"/>
-          <w:sz w:val="24"/>
-          <w:szCs w:val="24"/>
-          <w:lang w:val="en"/>
-        </w:rPr>
-        <w:t>pendataan</w:t>
-      </w:r>
-      <w:proofErr w:type="spellEnd"/>
-      <w:r>
-        <w:rPr>
-          <w:rFonts w:ascii="Bookman Old Style" w:eastAsia="Bookman Old Style" w:hAnsi="Bookman Old Style" w:cs="Bookman Old Style"/>
-          <w:sz w:val="24"/>
-          <w:szCs w:val="24"/>
-          <w:lang w:val="en"/>
-        </w:rPr>
-        <w:t xml:space="preserve"> </w:t>
-      </w:r>
-      <w:proofErr w:type="spellStart"/>
-      <w:r>
-        <w:rPr>
-          <w:rFonts w:ascii="Bookman Old Style" w:eastAsia="Bookman Old Style" w:hAnsi="Bookman Old Style" w:cs="Bookman Old Style"/>
-          <w:sz w:val="24"/>
-          <w:szCs w:val="24"/>
-          <w:lang w:val="en"/>
-        </w:rPr>
-        <w:t>sebagaimana</w:t>
-      </w:r>
-      <w:proofErr w:type="spellEnd"/>
-      <w:r>
-        <w:rPr>
-          <w:rFonts w:ascii="Bookman Old Style" w:eastAsia="Bookman Old Style" w:hAnsi="Bookman Old Style" w:cs="Bookman Old Style"/>
-          <w:sz w:val="24"/>
-          <w:szCs w:val="24"/>
-          <w:lang w:val="en"/>
-        </w:rPr>
-        <w:t xml:space="preserve"> </w:t>
-      </w:r>
-      <w:proofErr w:type="spellStart"/>
-      <w:r>
-        <w:rPr>
-          <w:rFonts w:ascii="Bookman Old Style" w:eastAsia="Bookman Old Style" w:hAnsi="Bookman Old Style" w:cs="Bookman Old Style"/>
-          <w:sz w:val="24"/>
-          <w:szCs w:val="24"/>
-          <w:lang w:val="en"/>
-        </w:rPr>
-        <w:t>dimaksud</w:t>
-      </w:r>
-      <w:proofErr w:type="spellEnd"/>
-      <w:r>
-        <w:rPr>
-          <w:rFonts w:ascii="Bookman Old Style" w:eastAsia="Bookman Old Style" w:hAnsi="Bookman Old Style" w:cs="Bookman Old Style"/>
-          <w:sz w:val="24"/>
-          <w:szCs w:val="24"/>
-          <w:lang w:val="en"/>
-        </w:rPr>
-        <w:t xml:space="preserve"> pada </w:t>
-      </w:r>
-      <w:proofErr w:type="spellStart"/>
-      <w:r>
-        <w:rPr>
-          <w:rFonts w:ascii="Bookman Old Style" w:eastAsia="Bookman Old Style" w:hAnsi="Bookman Old Style" w:cs="Bookman Old Style"/>
-          <w:sz w:val="24"/>
-          <w:szCs w:val="24"/>
-          <w:lang w:val="en"/>
-        </w:rPr>
-        <w:t>angka</w:t>
-      </w:r>
-      <w:proofErr w:type="spellEnd"/>
-      <w:r>
-        <w:rPr>
-          <w:rFonts w:ascii="Bookman Old Style" w:eastAsia="Bookman Old Style" w:hAnsi="Bookman Old Style" w:cs="Bookman Old Style"/>
-          <w:sz w:val="24"/>
-          <w:szCs w:val="24"/>
-          <w:lang w:val="en"/>
-        </w:rPr>
-        <w:t xml:space="preserve"> 4 yang </w:t>
-      </w:r>
-      <w:proofErr w:type="spellStart"/>
-      <w:r>
-        <w:rPr>
-          <w:rFonts w:ascii="Bookman Old Style" w:eastAsia="Bookman Old Style" w:hAnsi="Bookman Old Style" w:cs="Bookman Old Style"/>
-          <w:sz w:val="24"/>
-          <w:szCs w:val="24"/>
-          <w:lang w:val="en"/>
-        </w:rPr>
-        <w:t>memerlukan</w:t>
-      </w:r>
-      <w:proofErr w:type="spellEnd"/>
-      <w:r>
-        <w:rPr>
-          <w:rFonts w:ascii="Bookman Old Style" w:eastAsia="Bookman Old Style" w:hAnsi="Bookman Old Style" w:cs="Bookman Old Style"/>
-          <w:sz w:val="24"/>
-          <w:szCs w:val="24"/>
-          <w:lang w:val="en"/>
-        </w:rPr>
-        <w:t xml:space="preserve"> </w:t>
-      </w:r>
-      <w:proofErr w:type="spellStart"/>
-      <w:r>
-        <w:rPr>
-          <w:rFonts w:ascii="Bookman Old Style" w:eastAsia="Bookman Old Style" w:hAnsi="Bookman Old Style" w:cs="Bookman Old Style"/>
-          <w:sz w:val="24"/>
-          <w:szCs w:val="24"/>
-          <w:lang w:val="en"/>
-        </w:rPr>
-        <w:t>pemeriksaan</w:t>
-      </w:r>
-      <w:proofErr w:type="spellEnd"/>
-      <w:r>
-        <w:rPr>
-          <w:rFonts w:ascii="Bookman Old Style" w:eastAsia="Bookman Old Style" w:hAnsi="Bookman Old Style" w:cs="Bookman Old Style"/>
-          <w:sz w:val="24"/>
-          <w:szCs w:val="24"/>
-          <w:lang w:val="en"/>
-        </w:rPr>
-        <w:t xml:space="preserve"> </w:t>
-      </w:r>
-      <w:proofErr w:type="spellStart"/>
-      <w:r>
-        <w:rPr>
-          <w:rFonts w:ascii="Bookman Old Style" w:eastAsia="Bookman Old Style" w:hAnsi="Bookman Old Style" w:cs="Bookman Old Style"/>
-          <w:sz w:val="24"/>
-          <w:szCs w:val="24"/>
-          <w:lang w:val="en"/>
-        </w:rPr>
-        <w:t>lanjutan</w:t>
-      </w:r>
-      <w:proofErr w:type="spellEnd"/>
-      <w:r>
-        <w:rPr>
-          <w:rFonts w:ascii="Bookman Old Style" w:eastAsia="Bookman Old Style" w:hAnsi="Bookman Old Style" w:cs="Bookman Old Style"/>
-          <w:sz w:val="24"/>
-          <w:szCs w:val="24"/>
-          <w:lang w:val="en"/>
-        </w:rPr>
-        <w:t xml:space="preserve">, </w:t>
-      </w:r>
-      <w:proofErr w:type="spellStart"/>
-      <w:r>
-        <w:rPr>
-          <w:rFonts w:ascii="Bookman Old Style" w:eastAsia="Bookman Old Style" w:hAnsi="Bookman Old Style" w:cs="Bookman Old Style"/>
-          <w:sz w:val="24"/>
-          <w:szCs w:val="24"/>
-          <w:lang w:val="en"/>
-        </w:rPr>
-        <w:t>akan</w:t>
-      </w:r>
-      <w:proofErr w:type="spellEnd"/>
-      <w:r>
-        <w:rPr>
-          <w:rFonts w:ascii="Bookman Old Style" w:eastAsia="Bookman Old Style" w:hAnsi="Bookman Old Style" w:cs="Bookman Old Style"/>
-          <w:sz w:val="24"/>
-          <w:szCs w:val="24"/>
-          <w:lang w:val="en"/>
-        </w:rPr>
-        <w:t xml:space="preserve"> </w:t>
-      </w:r>
-      <w:proofErr w:type="spellStart"/>
-      <w:r>
-        <w:rPr>
-          <w:rFonts w:ascii="Bookman Old Style" w:eastAsia="Bookman Old Style" w:hAnsi="Bookman Old Style" w:cs="Bookman Old Style"/>
-          <w:sz w:val="24"/>
-          <w:szCs w:val="24"/>
-          <w:lang w:val="en"/>
-        </w:rPr>
-        <w:t>dilakukan</w:t>
-      </w:r>
-      <w:proofErr w:type="spellEnd"/>
-      <w:r>
-        <w:rPr>
-          <w:rFonts w:ascii="Bookman Old Style" w:eastAsia="Bookman Old Style" w:hAnsi="Bookman Old Style" w:cs="Bookman Old Style"/>
-          <w:sz w:val="24"/>
-          <w:szCs w:val="24"/>
-          <w:lang w:val="en"/>
-        </w:rPr>
-        <w:t xml:space="preserve"> </w:t>
-      </w:r>
-      <w:proofErr w:type="spellStart"/>
-      <w:r>
-        <w:rPr>
-          <w:rFonts w:ascii="Bookman Old Style" w:eastAsia="Bookman Old Style" w:hAnsi="Bookman Old Style" w:cs="Bookman Old Style"/>
-          <w:sz w:val="24"/>
-          <w:szCs w:val="24"/>
-          <w:lang w:val="en"/>
-        </w:rPr>
-        <w:t>pengecekan</w:t>
-      </w:r>
-      <w:proofErr w:type="spellEnd"/>
-      <w:r>
-        <w:rPr>
-          <w:rFonts w:ascii="Bookman Old Style" w:eastAsia="Bookman Old Style" w:hAnsi="Bookman Old Style" w:cs="Bookman Old Style"/>
-          <w:sz w:val="24"/>
-          <w:szCs w:val="24"/>
-          <w:lang w:val="en"/>
-        </w:rPr>
-        <w:t xml:space="preserve">, </w:t>
-      </w:r>
-      <w:proofErr w:type="spellStart"/>
-      <w:r>
-        <w:rPr>
-          <w:rFonts w:ascii="Bookman Old Style" w:eastAsia="Bookman Old Style" w:hAnsi="Bookman Old Style" w:cs="Bookman Old Style"/>
-          <w:sz w:val="24"/>
-          <w:szCs w:val="24"/>
-          <w:lang w:val="en"/>
-        </w:rPr>
-        <w:t>perubahan</w:t>
-      </w:r>
-      <w:proofErr w:type="spellEnd"/>
-      <w:r>
-        <w:rPr>
-          <w:rFonts w:ascii="Bookman Old Style" w:eastAsia="Bookman Old Style" w:hAnsi="Bookman Old Style" w:cs="Bookman Old Style"/>
-          <w:sz w:val="24"/>
-          <w:szCs w:val="24"/>
-          <w:lang w:val="en"/>
-        </w:rPr>
-        <w:t>, dan/</w:t>
-      </w:r>
-      <w:proofErr w:type="spellStart"/>
-      <w:r>
-        <w:rPr>
-          <w:rFonts w:ascii="Bookman Old Style" w:eastAsia="Bookman Old Style" w:hAnsi="Bookman Old Style" w:cs="Bookman Old Style"/>
-          <w:sz w:val="24"/>
-          <w:szCs w:val="24"/>
-          <w:lang w:val="en"/>
-        </w:rPr>
-        <w:t>atau</w:t>
-      </w:r>
-      <w:proofErr w:type="spellEnd"/>
-      <w:r>
-        <w:rPr>
-          <w:rFonts w:ascii="Bookman Old Style" w:eastAsia="Bookman Old Style" w:hAnsi="Bookman Old Style" w:cs="Bookman Old Style"/>
-          <w:sz w:val="24"/>
-          <w:szCs w:val="24"/>
-          <w:lang w:val="en"/>
-        </w:rPr>
-        <w:t xml:space="preserve"> </w:t>
-      </w:r>
-      <w:proofErr w:type="spellStart"/>
-      <w:r>
-        <w:rPr>
-          <w:rFonts w:ascii="Bookman Old Style" w:eastAsia="Bookman Old Style" w:hAnsi="Bookman Old Style" w:cs="Bookman Old Style"/>
-          <w:sz w:val="24"/>
-          <w:szCs w:val="24"/>
-          <w:lang w:val="en"/>
-        </w:rPr>
-        <w:t>kunjungan</w:t>
-      </w:r>
-      <w:proofErr w:type="spellEnd"/>
-      <w:r>
-        <w:rPr>
-          <w:rFonts w:ascii="Bookman Old Style" w:eastAsia="Bookman Old Style" w:hAnsi="Bookman Old Style" w:cs="Bookman Old Style"/>
-          <w:sz w:val="24"/>
-          <w:szCs w:val="24"/>
-          <w:lang w:val="en"/>
-        </w:rPr>
-        <w:t xml:space="preserve"> </w:t>
-      </w:r>
-      <w:proofErr w:type="spellStart"/>
-      <w:r>
-        <w:rPr>
-          <w:rFonts w:ascii="Bookman Old Style" w:eastAsia="Bookman Old Style" w:hAnsi="Bookman Old Style" w:cs="Bookman Old Style"/>
-          <w:sz w:val="24"/>
-          <w:szCs w:val="24"/>
-          <w:lang w:val="en"/>
-        </w:rPr>
-        <w:t>kembali</w:t>
-      </w:r>
-      <w:proofErr w:type="spellEnd"/>
-      <w:r>
-        <w:rPr>
-          <w:rFonts w:ascii="Bookman Old Style" w:eastAsia="Bookman Old Style" w:hAnsi="Bookman Old Style" w:cs="Bookman Old Style"/>
-          <w:sz w:val="24"/>
-          <w:szCs w:val="24"/>
-          <w:lang w:val="en"/>
-        </w:rPr>
-        <w:t xml:space="preserve"> </w:t>
-      </w:r>
-      <w:proofErr w:type="spellStart"/>
-      <w:r>
-        <w:rPr>
-          <w:rFonts w:ascii="Bookman Old Style" w:eastAsia="Bookman Old Style" w:hAnsi="Bookman Old Style" w:cs="Bookman Old Style"/>
-          <w:sz w:val="24"/>
-          <w:szCs w:val="24"/>
-          <w:lang w:val="en"/>
-        </w:rPr>
-        <w:t>ke</w:t>
-      </w:r>
-      <w:proofErr w:type="spellEnd"/>
-      <w:r>
-        <w:rPr>
-          <w:rFonts w:ascii="Bookman Old Style" w:eastAsia="Bookman Old Style" w:hAnsi="Bookman Old Style" w:cs="Bookman Old Style"/>
-          <w:sz w:val="24"/>
-          <w:szCs w:val="24"/>
-          <w:lang w:val="en"/>
-        </w:rPr>
-        <w:t xml:space="preserve"> </w:t>
-      </w:r>
-      <w:proofErr w:type="spellStart"/>
-      <w:r>
-        <w:rPr>
-          <w:rFonts w:ascii="Bookman Old Style" w:eastAsia="Bookman Old Style" w:hAnsi="Bookman Old Style" w:cs="Bookman Old Style"/>
-          <w:sz w:val="24"/>
-          <w:szCs w:val="24"/>
-          <w:lang w:val="en"/>
-        </w:rPr>
-        <w:t>lapangan</w:t>
-      </w:r>
-      <w:proofErr w:type="spellEnd"/>
-      <w:r>
-        <w:rPr>
-          <w:rFonts w:ascii="Bookman Old Style" w:eastAsia="Bookman Old Style" w:hAnsi="Bookman Old Style" w:cs="Bookman Old Style"/>
-          <w:sz w:val="24"/>
-          <w:szCs w:val="24"/>
-          <w:lang w:val="en"/>
-        </w:rPr>
-        <w:t xml:space="preserve"> </w:t>
-      </w:r>
-      <w:proofErr w:type="spellStart"/>
-      <w:r>
-        <w:rPr>
-          <w:rFonts w:ascii="Bookman Old Style" w:eastAsia="Bookman Old Style" w:hAnsi="Bookman Old Style" w:cs="Bookman Old Style"/>
-          <w:sz w:val="24"/>
-          <w:szCs w:val="24"/>
-          <w:lang w:val="en"/>
-        </w:rPr>
-        <w:t>merujuk</w:t>
-      </w:r>
-      <w:proofErr w:type="spellEnd"/>
-      <w:r>
-        <w:rPr>
-          <w:rFonts w:ascii="Bookman Old Style" w:eastAsia="Bookman Old Style" w:hAnsi="Bookman Old Style" w:cs="Bookman Old Style"/>
-          <w:sz w:val="24"/>
-          <w:szCs w:val="24"/>
-          <w:lang w:val="en"/>
-        </w:rPr>
-        <w:t xml:space="preserve"> pada </w:t>
-      </w:r>
-      <w:proofErr w:type="spellStart"/>
-      <w:r>
-        <w:rPr>
-          <w:rFonts w:ascii="Bookman Old Style" w:eastAsia="Bookman Old Style" w:hAnsi="Bookman Old Style" w:cs="Bookman Old Style"/>
-          <w:sz w:val="24"/>
-          <w:szCs w:val="24"/>
-          <w:lang w:val="en"/>
-        </w:rPr>
-        <w:t>perjanjian</w:t>
-      </w:r>
-      <w:proofErr w:type="spellEnd"/>
-      <w:r>
-        <w:rPr>
-          <w:rFonts w:ascii="Bookman Old Style" w:eastAsia="Bookman Old Style" w:hAnsi="Bookman Old Style" w:cs="Bookman Old Style"/>
-          <w:sz w:val="24"/>
-          <w:szCs w:val="24"/>
-          <w:lang w:val="en"/>
-        </w:rPr>
-        <w:t xml:space="preserve"> yang </w:t>
-      </w:r>
-      <w:proofErr w:type="spellStart"/>
-      <w:r>
-        <w:rPr>
-          <w:rFonts w:ascii="Bookman Old Style" w:eastAsia="Bookman Old Style" w:hAnsi="Bookman Old Style" w:cs="Bookman Old Style"/>
-          <w:sz w:val="24"/>
-          <w:szCs w:val="24"/>
-          <w:lang w:val="en"/>
-        </w:rPr>
-        <w:t>ditandatangani</w:t>
-      </w:r>
-      <w:proofErr w:type="spellEnd"/>
-      <w:r>
-        <w:rPr>
-          <w:rFonts w:ascii="Bookman Old Style" w:eastAsia="Bookman Old Style" w:hAnsi="Bookman Old Style" w:cs="Bookman Old Style"/>
-          <w:sz w:val="24"/>
-          <w:szCs w:val="24"/>
-          <w:lang w:val="en"/>
-        </w:rPr>
-        <w:t xml:space="preserve"> oleh </w:t>
+        <w:t xml:space="preserve">Hasil pekerjaan pendataan sebagaimana dimaksud pada angka 4 yang memerlukan pemeriksaan lanjutan, akan dilakukan pengecekan, perubahan, dan/atau kunjungan kembali ke lapangan merujuk pada perjanjian yang ditandatangani oleh </w:t>
       </w:r>
       <w:r>
         <w:rPr>
@@ -9522,7 +6499,6 @@
         </w:rPr>
         <w:t xml:space="preserve">PIHAK KEDUA </w:t>
       </w:r>
-      <w:proofErr w:type="spellStart"/>
       <w:r>
         <w:rPr>
           <w:rFonts w:ascii="Bookman Old Style" w:eastAsia="Bookman Old Style" w:hAnsi="Bookman Old Style" w:cs="Bookman Old Style"/>
@@ -9530,37 +6506,7 @@
           <w:szCs w:val="24"/>
           <w:lang w:val="en"/>
         </w:rPr>
-        <w:t>menghapus</w:t>
-      </w:r>
-      <w:proofErr w:type="spellEnd"/>
-      <w:r>
-        <w:rPr>
-          <w:rFonts w:ascii="Bookman Old Style" w:eastAsia="Bookman Old Style" w:hAnsi="Bookman Old Style" w:cs="Bookman Old Style"/>
-          <w:sz w:val="24"/>
-          <w:szCs w:val="24"/>
-          <w:lang w:val="en"/>
-        </w:rPr>
-        <w:t xml:space="preserve"> </w:t>
-      </w:r>
-      <w:proofErr w:type="spellStart"/>
-      <w:r>
-        <w:rPr>
-          <w:rFonts w:ascii="Bookman Old Style" w:eastAsia="Bookman Old Style" w:hAnsi="Bookman Old Style" w:cs="Bookman Old Style"/>
-          <w:sz w:val="24"/>
-          <w:szCs w:val="24"/>
-          <w:lang w:val="en"/>
-        </w:rPr>
-        <w:t>Aplikasi</w:t>
-      </w:r>
-      <w:proofErr w:type="spellEnd"/>
-      <w:r>
-        <w:rPr>
-          <w:rFonts w:ascii="Bookman Old Style" w:eastAsia="Bookman Old Style" w:hAnsi="Bookman Old Style" w:cs="Bookman Old Style"/>
-          <w:sz w:val="24"/>
-          <w:szCs w:val="24"/>
-          <w:lang w:val="en"/>
-        </w:rPr>
-        <w:t xml:space="preserve"> </w:t>
+        <w:t xml:space="preserve">menghapus Aplikasi </w:t>
       </w:r>
       <w:r>
         <w:rPr>
@@ -9580,67 +6526,7 @@
           <w:szCs w:val="24"/>
           <w:lang w:val="en"/>
         </w:rPr>
-        <w:t xml:space="preserve"> dan data </w:t>
-      </w:r>
-      <w:proofErr w:type="spellStart"/>
-      <w:r>
-        <w:rPr>
-          <w:rFonts w:ascii="Bookman Old Style" w:eastAsia="Bookman Old Style" w:hAnsi="Bookman Old Style" w:cs="Bookman Old Style"/>
-          <w:sz w:val="24"/>
-          <w:szCs w:val="24"/>
-          <w:lang w:val="en"/>
-        </w:rPr>
-        <w:t>hasil</w:t>
-      </w:r>
-      <w:proofErr w:type="spellEnd"/>
-      <w:r>
-        <w:rPr>
-          <w:rFonts w:ascii="Bookman Old Style" w:eastAsia="Bookman Old Style" w:hAnsi="Bookman Old Style" w:cs="Bookman Old Style"/>
-          <w:sz w:val="24"/>
-          <w:szCs w:val="24"/>
-          <w:lang w:val="en"/>
-        </w:rPr>
-        <w:t xml:space="preserve"> </w:t>
-      </w:r>
-      <w:proofErr w:type="spellStart"/>
-      <w:r>
-        <w:rPr>
-          <w:rFonts w:ascii="Bookman Old Style" w:eastAsia="Bookman Old Style" w:hAnsi="Bookman Old Style" w:cs="Bookman Old Style"/>
-          <w:sz w:val="24"/>
-          <w:szCs w:val="24"/>
-          <w:lang w:val="en"/>
-        </w:rPr>
-        <w:t>Pendataan</w:t>
-      </w:r>
-      <w:proofErr w:type="spellEnd"/>
-      <w:r>
-        <w:rPr>
-          <w:rFonts w:ascii="Bookman Old Style" w:eastAsia="Bookman Old Style" w:hAnsi="Bookman Old Style" w:cs="Bookman Old Style"/>
-          <w:sz w:val="24"/>
-          <w:szCs w:val="24"/>
-          <w:lang w:val="en"/>
-        </w:rPr>
-        <w:t xml:space="preserve"> Lapangan Sensus Ekonomi 2026 pada </w:t>
-      </w:r>
-      <w:proofErr w:type="spellStart"/>
-      <w:r>
-        <w:rPr>
-          <w:rFonts w:ascii="Bookman Old Style" w:eastAsia="Bookman Old Style" w:hAnsi="Bookman Old Style" w:cs="Bookman Old Style"/>
-          <w:sz w:val="24"/>
-          <w:szCs w:val="24"/>
-          <w:lang w:val="en"/>
-        </w:rPr>
-        <w:t>perangkat</w:t>
-      </w:r>
-      <w:proofErr w:type="spellEnd"/>
-      <w:r>
-        <w:rPr>
-          <w:rFonts w:ascii="Bookman Old Style" w:eastAsia="Bookman Old Style" w:hAnsi="Bookman Old Style" w:cs="Bookman Old Style"/>
-          <w:sz w:val="24"/>
-          <w:szCs w:val="24"/>
-          <w:lang w:val="en"/>
-        </w:rPr>
-        <w:t xml:space="preserve"> handphone </w:t>
+        <w:t xml:space="preserve"> dan data hasil Pendataan Lapangan Sensus Ekonomi 2026 pada perangkat handphone </w:t>
       </w:r>
       <w:r>
         <w:rPr>
@@ -9660,87 +6546,7 @@
           <w:szCs w:val="24"/>
           <w:lang w:val="en"/>
         </w:rPr>
-        <w:t xml:space="preserve"> </w:t>
-      </w:r>
-      <w:proofErr w:type="spellStart"/>
-      <w:r>
-        <w:rPr>
-          <w:rFonts w:ascii="Bookman Old Style" w:eastAsia="Bookman Old Style" w:hAnsi="Bookman Old Style" w:cs="Bookman Old Style"/>
-          <w:sz w:val="24"/>
-          <w:szCs w:val="24"/>
-          <w:lang w:val="en"/>
-        </w:rPr>
-        <w:t>disaksikan</w:t>
-      </w:r>
-      <w:proofErr w:type="spellEnd"/>
-      <w:r>
-        <w:rPr>
-          <w:rFonts w:ascii="Bookman Old Style" w:eastAsia="Bookman Old Style" w:hAnsi="Bookman Old Style" w:cs="Bookman Old Style"/>
-          <w:sz w:val="24"/>
-          <w:szCs w:val="24"/>
-          <w:lang w:val="en"/>
-        </w:rPr>
-        <w:t xml:space="preserve"> oleh </w:t>
-      </w:r>
-      <w:proofErr w:type="spellStart"/>
-      <w:r>
-        <w:rPr>
-          <w:rFonts w:ascii="Bookman Old Style" w:eastAsia="Bookman Old Style" w:hAnsi="Bookman Old Style" w:cs="Bookman Old Style"/>
-          <w:sz w:val="24"/>
-          <w:szCs w:val="24"/>
-          <w:lang w:val="en"/>
-        </w:rPr>
-        <w:t>pegawai</w:t>
-      </w:r>
-      <w:proofErr w:type="spellEnd"/>
-      <w:r>
-        <w:rPr>
-          <w:rFonts w:ascii="Bookman Old Style" w:eastAsia="Bookman Old Style" w:hAnsi="Bookman Old Style" w:cs="Bookman Old Style"/>
-          <w:sz w:val="24"/>
-          <w:szCs w:val="24"/>
-          <w:lang w:val="en"/>
-        </w:rPr>
-        <w:t xml:space="preserve"> BPS </w:t>
-      </w:r>
-      <w:proofErr w:type="spellStart"/>
-      <w:r>
-        <w:rPr>
-          <w:rFonts w:ascii="Bookman Old Style" w:eastAsia="Bookman Old Style" w:hAnsi="Bookman Old Style" w:cs="Bookman Old Style"/>
-          <w:sz w:val="24"/>
-          <w:szCs w:val="24"/>
-          <w:lang w:val="en"/>
-        </w:rPr>
-        <w:t>Kabupaten</w:t>
-      </w:r>
-      <w:proofErr w:type="spellEnd"/>
-      <w:r>
-        <w:rPr>
-          <w:rFonts w:ascii="Bookman Old Style" w:eastAsia="Bookman Old Style" w:hAnsi="Bookman Old Style" w:cs="Bookman Old Style"/>
-          <w:sz w:val="24"/>
-          <w:szCs w:val="24"/>
-          <w:lang w:val="en"/>
-        </w:rPr>
-        <w:t xml:space="preserve">/Kota yang </w:t>
-      </w:r>
-      <w:proofErr w:type="spellStart"/>
-      <w:r>
-        <w:rPr>
-          <w:rFonts w:ascii="Bookman Old Style" w:eastAsia="Bookman Old Style" w:hAnsi="Bookman Old Style" w:cs="Bookman Old Style"/>
-          <w:sz w:val="24"/>
-          <w:szCs w:val="24"/>
-          <w:lang w:val="en"/>
-        </w:rPr>
-        <w:t>ditunjuk</w:t>
-      </w:r>
-      <w:proofErr w:type="spellEnd"/>
-      <w:r>
-        <w:rPr>
-          <w:rFonts w:ascii="Bookman Old Style" w:eastAsia="Bookman Old Style" w:hAnsi="Bookman Old Style" w:cs="Bookman Old Style"/>
-          <w:sz w:val="24"/>
-          <w:szCs w:val="24"/>
-          <w:lang w:val="en"/>
-        </w:rPr>
-        <w:t xml:space="preserve"> oleh </w:t>
+        <w:t xml:space="preserve"> disaksikan oleh pegawai BPS Kabupaten/Kota yang ditunjuk oleh </w:t>
       </w:r>
       <w:r>
         <w:rPr>
@@ -9989,7 +6795,6 @@
               </w:rPr>
               <w:t>{</w:t>
             </w:r>
-            <w:proofErr w:type="spellStart"/>
             <w:r>
               <w:rPr>
                 <w:rFonts w:ascii="Bookman Old Style" w:eastAsia="Bookman Old Style" w:hAnsi="Bookman Old Style" w:cs="Bookman Old Style"/>
@@ -9999,7 +6804,6 @@
               </w:rPr>
               <w:t>nama_petugas</w:t>
             </w:r>
-            <w:proofErr w:type="spellEnd"/>
             <w:r>
               <w:rPr>
                 <w:rFonts w:ascii="Bookman Old Style" w:eastAsia="Bookman Old Style" w:hAnsi="Bookman Old Style" w:cs="Bookman Old Style"/>
@@ -10400,7 +7204,6 @@
                 <w:lang w:val="en"/>
               </w:rPr>
             </w:pPr>
-            <w:proofErr w:type="spellStart"/>
             <w:r>
               <w:rPr>
                 <w:rFonts w:ascii="Bookman Old Style" w:eastAsia="Bookman Old Style" w:hAnsi="Bookman Old Style" w:cs="Bookman Old Style"/>
@@ -10408,29 +7211,8 @@
                 <w:szCs w:val="24"/>
                 <w:lang w:val="en"/>
               </w:rPr>
-              <w:t>Uraian</w:t>
-            </w:r>
-            <w:proofErr w:type="spellEnd"/>
-            <w:r>
-              <w:rPr>
-                <w:rFonts w:ascii="Bookman Old Style" w:eastAsia="Bookman Old Style" w:hAnsi="Bookman Old Style" w:cs="Bookman Old Style"/>
-                <w:sz w:val="24"/>
-                <w:szCs w:val="24"/>
-                <w:lang w:val="en"/>
-              </w:rPr>
-              <w:t xml:space="preserve"> </w:t>
-            </w:r>
-            <w:proofErr w:type="spellStart"/>
-            <w:r>
-              <w:rPr>
-                <w:rFonts w:ascii="Bookman Old Style" w:eastAsia="Bookman Old Style" w:hAnsi="Bookman Old Style" w:cs="Bookman Old Style"/>
-                <w:sz w:val="24"/>
-                <w:szCs w:val="24"/>
-                <w:lang w:val="en"/>
-              </w:rPr>
-              <w:t>Pekerjaan</w:t>
-            </w:r>
-            <w:proofErr w:type="spellEnd"/>
+              <w:t>Uraian Pekerjaan</w:t>
+            </w:r>
           </w:p>
         </w:tc>
         <w:tc>
@@ -10457,19 +7239,8 @@
                 <w:szCs w:val="24"/>
                 <w:lang w:val="en"/>
               </w:rPr>
-              <w:t xml:space="preserve">Waktu </w:t>
-            </w:r>
-            <w:proofErr w:type="spellStart"/>
-            <w:r>
-              <w:rPr>
-                <w:rFonts w:ascii="Bookman Old Style" w:eastAsia="Bookman Old Style" w:hAnsi="Bookman Old Style" w:cs="Bookman Old Style"/>
-                <w:sz w:val="24"/>
-                <w:szCs w:val="24"/>
-                <w:lang w:val="en"/>
-              </w:rPr>
-              <w:t>Penyelesaian</w:t>
-            </w:r>
-            <w:proofErr w:type="spellEnd"/>
+              <w:t>Waktu Penyelesaian</w:t>
+            </w:r>
           </w:p>
         </w:tc>
         <w:tc>
@@ -10496,19 +7267,8 @@
                 <w:szCs w:val="24"/>
                 <w:lang w:val="en"/>
               </w:rPr>
-              <w:t xml:space="preserve">Target </w:t>
-            </w:r>
-            <w:proofErr w:type="spellStart"/>
-            <w:r>
-              <w:rPr>
-                <w:rFonts w:ascii="Bookman Old Style" w:eastAsia="Bookman Old Style" w:hAnsi="Bookman Old Style" w:cs="Bookman Old Style"/>
-                <w:sz w:val="24"/>
-                <w:szCs w:val="24"/>
-                <w:lang w:val="en"/>
-              </w:rPr>
-              <w:t>Pekerjaan</w:t>
-            </w:r>
-            <w:proofErr w:type="spellEnd"/>
+              <w:t>Target Pekerjaan</w:t>
+            </w:r>
           </w:p>
         </w:tc>
         <w:tc>
@@ -10528,7 +7288,6 @@
                 <w:lang w:val="en"/>
               </w:rPr>
             </w:pPr>
-            <w:proofErr w:type="spellStart"/>
             <w:r>
               <w:rPr>
                 <w:rFonts w:ascii="Bookman Old Style" w:eastAsia="Bookman Old Style" w:hAnsi="Bookman Old Style" w:cs="Bookman Old Style"/>
@@ -10536,29 +7295,8 @@
                 <w:szCs w:val="24"/>
                 <w:lang w:val="en"/>
               </w:rPr>
-              <w:t>Realisasi</w:t>
-            </w:r>
-            <w:proofErr w:type="spellEnd"/>
-            <w:r>
-              <w:rPr>
-                <w:rFonts w:ascii="Bookman Old Style" w:eastAsia="Bookman Old Style" w:hAnsi="Bookman Old Style" w:cs="Bookman Old Style"/>
-                <w:sz w:val="24"/>
-                <w:szCs w:val="24"/>
-                <w:lang w:val="en"/>
-              </w:rPr>
-              <w:t xml:space="preserve"> </w:t>
-            </w:r>
-            <w:proofErr w:type="spellStart"/>
-            <w:r>
-              <w:rPr>
-                <w:rFonts w:ascii="Bookman Old Style" w:eastAsia="Bookman Old Style" w:hAnsi="Bookman Old Style" w:cs="Bookman Old Style"/>
-                <w:sz w:val="24"/>
-                <w:szCs w:val="24"/>
-                <w:lang w:val="en"/>
-              </w:rPr>
-              <w:t>Pekerjaan</w:t>
-            </w:r>
-            <w:proofErr w:type="spellEnd"/>
+              <w:t>Realisasi Pekerjaan</w:t>
+            </w:r>
           </w:p>
         </w:tc>
         <w:tc>
@@ -10585,19 +7323,8 @@
                 <w:szCs w:val="24"/>
                 <w:lang w:val="en"/>
               </w:rPr>
-              <w:t xml:space="preserve">Nilai </w:t>
-            </w:r>
-            <w:proofErr w:type="spellStart"/>
-            <w:r>
-              <w:rPr>
-                <w:rFonts w:ascii="Bookman Old Style" w:eastAsia="Bookman Old Style" w:hAnsi="Bookman Old Style" w:cs="Bookman Old Style"/>
-                <w:sz w:val="24"/>
-                <w:szCs w:val="24"/>
-                <w:lang w:val="en"/>
-              </w:rPr>
-              <w:t>Perjanjian</w:t>
-            </w:r>
-            <w:proofErr w:type="spellEnd"/>
+              <w:t>Nilai Perjanjian</w:t>
+            </w:r>
           </w:p>
         </w:tc>
       </w:tr>
@@ -10660,7 +7387,6 @@
                 <w:lang w:val="en"/>
               </w:rPr>
             </w:pPr>
-            <w:proofErr w:type="spellStart"/>
             <w:r>
               <w:rPr>
                 <w:rFonts w:ascii="Bookman Old Style" w:eastAsia="Bookman Old Style" w:hAnsi="Bookman Old Style" w:cs="Bookman Old Style"/>
@@ -10670,7 +7396,6 @@
               </w:rPr>
               <w:t>Presentase</w:t>
             </w:r>
-            <w:proofErr w:type="spellEnd"/>
           </w:p>
         </w:tc>
         <w:tc>
@@ -11134,7 +7859,19 @@
                 <w:u w:val="single"/>
                 <w:lang w:val="en"/>
               </w:rPr>
-              <w:t>_60</w:t>
+              <w:t>_</w:t>
+            </w:r>
+            <w:r>
+              <w:rPr>
+                <w:rFonts w:ascii="Bookman Old Style" w:eastAsia="Bookman Old Style" w:hAnsi="Bookman Old Style" w:cs="Bookman Old Style"/>
+                <w:i/>
+                <w:iCs/>
+                <w:sz w:val="24"/>
+                <w:szCs w:val="24"/>
+                <w:u w:val="single"/>
+                <w:lang w:val="en"/>
+              </w:rPr>
+              <w:t>total</w:t>
             </w:r>
             <w:r>
               <w:rPr>
@@ -11194,67 +7931,7 @@
                 <w:szCs w:val="24"/>
                 <w:lang w:val="en"/>
               </w:rPr>
-              <w:t xml:space="preserve">Telah </w:t>
-            </w:r>
-            <w:proofErr w:type="spellStart"/>
-            <w:r>
-              <w:rPr>
-                <w:rFonts w:ascii="Bookman Old Style" w:eastAsia="Bookman Old Style" w:hAnsi="Bookman Old Style" w:cs="Bookman Old Style"/>
-                <w:sz w:val="24"/>
-                <w:szCs w:val="24"/>
-                <w:lang w:val="en"/>
-              </w:rPr>
-              <w:t>mencapai</w:t>
-            </w:r>
-            <w:proofErr w:type="spellEnd"/>
-            <w:r>
-              <w:rPr>
-                <w:rFonts w:ascii="Bookman Old Style" w:eastAsia="Bookman Old Style" w:hAnsi="Bookman Old Style" w:cs="Bookman Old Style"/>
-                <w:sz w:val="24"/>
-                <w:szCs w:val="24"/>
-                <w:lang w:val="en"/>
-              </w:rPr>
-              <w:t xml:space="preserve"> target </w:t>
-            </w:r>
-            <w:proofErr w:type="spellStart"/>
-            <w:r>
-              <w:rPr>
-                <w:rFonts w:ascii="Bookman Old Style" w:eastAsia="Bookman Old Style" w:hAnsi="Bookman Old Style" w:cs="Bookman Old Style"/>
-                <w:sz w:val="24"/>
-                <w:szCs w:val="24"/>
-                <w:lang w:val="en"/>
-              </w:rPr>
-              <w:t>pekerjaan</w:t>
-            </w:r>
-            <w:proofErr w:type="spellEnd"/>
-            <w:r>
-              <w:rPr>
-                <w:rFonts w:ascii="Bookman Old Style" w:eastAsia="Bookman Old Style" w:hAnsi="Bookman Old Style" w:cs="Bookman Old Style"/>
-                <w:sz w:val="24"/>
-                <w:szCs w:val="24"/>
-                <w:lang w:val="en"/>
-              </w:rPr>
-              <w:t xml:space="preserve"> </w:t>
-            </w:r>
-            <w:proofErr w:type="spellStart"/>
-            <w:r>
-              <w:rPr>
-                <w:rFonts w:ascii="Bookman Old Style" w:eastAsia="Bookman Old Style" w:hAnsi="Bookman Old Style" w:cs="Bookman Old Style"/>
-                <w:sz w:val="24"/>
-                <w:szCs w:val="24"/>
-                <w:lang w:val="en"/>
-              </w:rPr>
-              <w:t>sebesar</w:t>
-            </w:r>
-            <w:proofErr w:type="spellEnd"/>
-            <w:r>
-              <w:rPr>
-                <w:rFonts w:ascii="Bookman Old Style" w:eastAsia="Bookman Old Style" w:hAnsi="Bookman Old Style" w:cs="Bookman Old Style"/>
-                <w:sz w:val="24"/>
-                <w:szCs w:val="24"/>
-                <w:lang w:val="en"/>
-              </w:rPr>
-              <w:t xml:space="preserve"> </w:t>
+              <w:t xml:space="preserve">Telah mencapai target pekerjaan sebesar </w:t>
             </w:r>
             <w:r>
               <w:rPr>
@@ -11266,33 +7943,7 @@
                 <w:u w:val="single"/>
                 <w:lang w:val="en"/>
               </w:rPr>
-              <w:t>{</w:t>
-            </w:r>
-            <w:proofErr w:type="spellStart"/>
-            <w:r>
-              <w:rPr>
-                <w:rFonts w:ascii="Bookman Old Style" w:eastAsia="Bookman Old Style" w:hAnsi="Bookman Old Style" w:cs="Bookman Old Style"/>
-                <w:i/>
-                <w:iCs/>
-                <w:sz w:val="24"/>
-                <w:szCs w:val="24"/>
-                <w:u w:val="single"/>
-                <w:lang w:val="en"/>
-              </w:rPr>
-              <w:t>sls_ongoing</w:t>
-            </w:r>
-            <w:proofErr w:type="spellEnd"/>
-            <w:r>
-              <w:rPr>
-                <w:rFonts w:ascii="Bookman Old Style" w:eastAsia="Bookman Old Style" w:hAnsi="Bookman Old Style" w:cs="Bookman Old Style"/>
-                <w:i/>
-                <w:iCs/>
-                <w:sz w:val="24"/>
-                <w:szCs w:val="24"/>
-                <w:u w:val="single"/>
-                <w:lang w:val="en"/>
-              </w:rPr>
-              <w:t>}</w:t>
+              <w:t>{sls_ongoing}</w:t>
             </w:r>
             <w:r>
               <w:rPr>
@@ -11734,7 +8385,6 @@
                 <w:lang w:val="en"/>
               </w:rPr>
             </w:pPr>
-            <w:proofErr w:type="spellStart"/>
             <w:r>
               <w:rPr>
                 <w:rFonts w:ascii="Bookman Old Style" w:eastAsia="Bookman Old Style" w:hAnsi="Bookman Old Style" w:cs="Bookman Old Style"/>
@@ -11742,17 +8392,7 @@
                 <w:szCs w:val="24"/>
                 <w:lang w:val="en"/>
               </w:rPr>
-              <w:t>Jumlah</w:t>
-            </w:r>
-            <w:proofErr w:type="spellEnd"/>
-            <w:r>
-              <w:rPr>
-                <w:rFonts w:ascii="Bookman Old Style" w:eastAsia="Bookman Old Style" w:hAnsi="Bookman Old Style" w:cs="Bookman Old Style"/>
-                <w:sz w:val="24"/>
-                <w:szCs w:val="24"/>
-                <w:lang w:val="en"/>
-              </w:rPr>
-              <w:t xml:space="preserve"> SLS/sub-SLS</w:t>
+              <w:t>Jumlah SLS/sub-SLS</w:t>
             </w:r>
           </w:p>
         </w:tc>
@@ -11900,27 +8540,7 @@
                 <w:szCs w:val="24"/>
                 <w:lang w:val="en"/>
               </w:rPr>
-              <w:t>{#</w:t>
-            </w:r>
-            <w:proofErr w:type="gramStart"/>
-            <w:r>
-              <w:rPr>
-                <w:rFonts w:ascii="Bookman Old Style" w:eastAsia="Bookman Old Style" w:hAnsi="Bookman Old Style" w:cs="Bookman Old Style"/>
-                <w:sz w:val="24"/>
-                <w:szCs w:val="24"/>
-                <w:lang w:val="en"/>
-              </w:rPr>
-              <w:t>peserta}{</w:t>
-            </w:r>
-            <w:proofErr w:type="gramEnd"/>
-            <w:r>
-              <w:rPr>
-                <w:rFonts w:ascii="Bookman Old Style" w:eastAsia="Bookman Old Style" w:hAnsi="Bookman Old Style" w:cs="Bookman Old Style"/>
-                <w:sz w:val="24"/>
-                <w:szCs w:val="24"/>
-                <w:lang w:val="en"/>
-              </w:rPr>
-              <w:t>no}</w:t>
+              <w:t>{#peserta}{no}</w:t>
             </w:r>
           </w:p>
         </w:tc>
@@ -11947,27 +8567,7 @@
                 <w:szCs w:val="24"/>
                 <w:lang w:val="en"/>
               </w:rPr>
-              <w:t>{</w:t>
-            </w:r>
-            <w:proofErr w:type="spellStart"/>
-            <w:r>
-              <w:rPr>
-                <w:rFonts w:ascii="Bookman Old Style" w:eastAsia="Bookman Old Style" w:hAnsi="Bookman Old Style" w:cs="Bookman Old Style"/>
-                <w:sz w:val="24"/>
-                <w:szCs w:val="24"/>
-                <w:lang w:val="en"/>
-              </w:rPr>
-              <w:t>kecamatan</w:t>
-            </w:r>
-            <w:proofErr w:type="spellEnd"/>
-            <w:r>
-              <w:rPr>
-                <w:rFonts w:ascii="Bookman Old Style" w:eastAsia="Bookman Old Style" w:hAnsi="Bookman Old Style" w:cs="Bookman Old Style"/>
-                <w:sz w:val="24"/>
-                <w:szCs w:val="24"/>
-                <w:lang w:val="en"/>
-              </w:rPr>
-              <w:t>}</w:t>
+              <w:t>{kecamatan}</w:t>
             </w:r>
           </w:p>
         </w:tc>
@@ -11994,27 +8594,7 @@
                 <w:szCs w:val="24"/>
                 <w:lang w:val="en"/>
               </w:rPr>
-              <w:t>{</w:t>
-            </w:r>
-            <w:proofErr w:type="spellStart"/>
-            <w:r>
-              <w:rPr>
-                <w:rFonts w:ascii="Bookman Old Style" w:eastAsia="Bookman Old Style" w:hAnsi="Bookman Old Style" w:cs="Bookman Old Style"/>
-                <w:sz w:val="24"/>
-                <w:szCs w:val="24"/>
-                <w:lang w:val="en"/>
-              </w:rPr>
-              <w:t>kelurahan</w:t>
-            </w:r>
-            <w:proofErr w:type="spellEnd"/>
-            <w:r>
-              <w:rPr>
-                <w:rFonts w:ascii="Bookman Old Style" w:eastAsia="Bookman Old Style" w:hAnsi="Bookman Old Style" w:cs="Bookman Old Style"/>
-                <w:sz w:val="24"/>
-                <w:szCs w:val="24"/>
-                <w:lang w:val="en"/>
-              </w:rPr>
-              <w:t>}</w:t>
+              <w:t>{kelurahan}</w:t>
             </w:r>
           </w:p>
         </w:tc>
@@ -12041,50 +8621,8 @@
                 <w:szCs w:val="24"/>
                 <w:lang w:val="en"/>
               </w:rPr>
-              <w:t>{</w:t>
-            </w:r>
-            <w:proofErr w:type="spellStart"/>
-            <w:r>
-              <w:rPr>
-                <w:rFonts w:ascii="Bookman Old Style" w:eastAsia="Bookman Old Style" w:hAnsi="Bookman Old Style" w:cs="Bookman Old Style"/>
-                <w:sz w:val="24"/>
-                <w:szCs w:val="24"/>
-                <w:lang w:val="en"/>
-              </w:rPr>
-              <w:t>jumlah</w:t>
-            </w:r>
-            <w:proofErr w:type="spellEnd"/>
-            <w:proofErr w:type="gramStart"/>
-            <w:r>
-              <w:rPr>
-                <w:rFonts w:ascii="Bookman Old Style" w:eastAsia="Bookman Old Style" w:hAnsi="Bookman Old Style" w:cs="Bookman Old Style"/>
-                <w:sz w:val="24"/>
-                <w:szCs w:val="24"/>
-                <w:lang w:val="en"/>
-              </w:rPr>
-              <w:t>}{</w:t>
-            </w:r>
-            <w:proofErr w:type="gramEnd"/>
-            <w:r>
-              <w:rPr>
-                <w:rFonts w:ascii="Bookman Old Style" w:eastAsia="Bookman Old Style" w:hAnsi="Bookman Old Style" w:cs="Bookman Old Style"/>
-                <w:sz w:val="24"/>
-                <w:szCs w:val="24"/>
-                <w:lang w:val="en"/>
-              </w:rPr>
-              <w:t>/</w:t>
-            </w:r>
-            <w:proofErr w:type="spellStart"/>
-            <w:r>
-              <w:rPr>
-                <w:rFonts w:ascii="Bookman Old Style" w:eastAsia="Bookman Old Style" w:hAnsi="Bookman Old Style" w:cs="Bookman Old Style"/>
-                <w:sz w:val="24"/>
-                <w:szCs w:val="24"/>
-                <w:lang w:val="en"/>
-              </w:rPr>
-              <w:t>peserta</w:t>
-            </w:r>
-            <w:proofErr w:type="spellEnd"/>
+              <w:t>{jumlah}{/peserta</w:t>
+            </w:r>
           </w:p>
         </w:tc>
       </w:tr>
@@ -12115,7 +8653,6 @@
           <w:lang w:val="en"/>
         </w:rPr>
       </w:pPr>
-      <w:proofErr w:type="spellStart"/>
       <w:r>
         <w:rPr>
           <w:rFonts w:ascii="Bookman Old Style" w:eastAsia="Bookman Old Style" w:hAnsi="Bookman Old Style" w:cs="Bookman Old Style"/>
@@ -12123,37 +8660,7 @@
           <w:szCs w:val="24"/>
           <w:lang w:val="en"/>
         </w:rPr>
-        <w:t>Screenshoot</w:t>
-      </w:r>
-      <w:proofErr w:type="spellEnd"/>
-      <w:r>
-        <w:rPr>
-          <w:rFonts w:ascii="Bookman Old Style" w:eastAsia="Bookman Old Style" w:hAnsi="Bookman Old Style" w:cs="Bookman Old Style"/>
-          <w:sz w:val="24"/>
-          <w:szCs w:val="24"/>
-          <w:lang w:val="en"/>
-        </w:rPr>
-        <w:t xml:space="preserve"> </w:t>
-      </w:r>
-      <w:proofErr w:type="spellStart"/>
-      <w:r>
-        <w:rPr>
-          <w:rFonts w:ascii="Bookman Old Style" w:eastAsia="Bookman Old Style" w:hAnsi="Bookman Old Style" w:cs="Bookman Old Style"/>
-          <w:sz w:val="24"/>
-          <w:szCs w:val="24"/>
-          <w:lang w:val="en"/>
-        </w:rPr>
-        <w:t>Aplikasi</w:t>
-      </w:r>
-      <w:proofErr w:type="spellEnd"/>
-      <w:r>
-        <w:rPr>
-          <w:rFonts w:ascii="Bookman Old Style" w:eastAsia="Bookman Old Style" w:hAnsi="Bookman Old Style" w:cs="Bookman Old Style"/>
-          <w:sz w:val="24"/>
-          <w:szCs w:val="24"/>
-          <w:lang w:val="en"/>
-        </w:rPr>
-        <w:t xml:space="preserve"> Fasih</w:t>
+        <w:t>Screenshoot Aplikasi Fasih</w:t>
       </w:r>
     </w:p>
     <w:p>
@@ -12176,27 +8683,7 @@
           <w:szCs w:val="24"/>
           <w:lang w:val="en"/>
         </w:rPr>
-        <w:t>{%</w:t>
-      </w:r>
-      <w:proofErr w:type="spellStart"/>
-      <w:r>
-        <w:rPr>
-          <w:rFonts w:ascii="Bookman Old Style" w:eastAsia="Bookman Old Style" w:hAnsi="Bookman Old Style" w:cs="Bookman Old Style"/>
-          <w:sz w:val="24"/>
-          <w:szCs w:val="24"/>
-          <w:lang w:val="en"/>
-        </w:rPr>
-        <w:t>halaman_depan</w:t>
-      </w:r>
-      <w:proofErr w:type="spellEnd"/>
-      <w:r>
-        <w:rPr>
-          <w:rFonts w:ascii="Bookman Old Style" w:eastAsia="Bookman Old Style" w:hAnsi="Bookman Old Style" w:cs="Bookman Old Style"/>
-          <w:sz w:val="24"/>
-          <w:szCs w:val="24"/>
-          <w:lang w:val="en"/>
-        </w:rPr>
-        <w:t>}</w:t>
+        <w:t>{%halaman_depan}</w:t>
       </w:r>
     </w:p>
     <w:tbl>
@@ -12237,23 +8724,7 @@
                 <w:rFonts w:ascii="Arial" w:eastAsia="Arial" w:hAnsi="Arial"/>
                 <w:sz w:val="16"/>
               </w:rPr>
-              <w:t>{#foto_</w:t>
-            </w:r>
-            <w:proofErr w:type="gramStart"/>
-            <w:r>
-              <w:rPr>
-                <w:rFonts w:ascii="Arial" w:eastAsia="Arial" w:hAnsi="Arial"/>
-                <w:sz w:val="16"/>
-              </w:rPr>
-              <w:t>rows}{</w:t>
-            </w:r>
-            <w:proofErr w:type="gramEnd"/>
-            <w:r>
-              <w:rPr>
-                <w:rFonts w:ascii="Arial" w:eastAsia="Arial" w:hAnsi="Arial"/>
-                <w:sz w:val="16"/>
-              </w:rPr>
-              <w:t>%foto1}</w:t>
+              <w:t>{#foto_rows}{%foto1}</w:t>
             </w:r>
           </w:p>
         </w:tc>
@@ -12303,39 +8774,7 @@
                 <w:rFonts w:ascii="Arial" w:eastAsia="Arial" w:hAnsi="Arial"/>
                 <w:sz w:val="16"/>
               </w:rPr>
-              <w:t>{%foto</w:t>
-            </w:r>
-            <w:proofErr w:type="gramStart"/>
-            <w:r>
-              <w:rPr>
-                <w:rFonts w:ascii="Arial" w:eastAsia="Arial" w:hAnsi="Arial"/>
-                <w:sz w:val="16"/>
-              </w:rPr>
-              <w:t>3}{</w:t>
-            </w:r>
-            <w:proofErr w:type="gramEnd"/>
-            <w:r>
-              <w:rPr>
-                <w:rFonts w:ascii="Arial" w:eastAsia="Arial" w:hAnsi="Arial"/>
-                <w:sz w:val="16"/>
-              </w:rPr>
-              <w:t>/</w:t>
-            </w:r>
-            <w:proofErr w:type="spellStart"/>
-            <w:r>
-              <w:rPr>
-                <w:rFonts w:ascii="Arial" w:eastAsia="Arial" w:hAnsi="Arial"/>
-                <w:sz w:val="16"/>
-              </w:rPr>
-              <w:t>foto_rows</w:t>
-            </w:r>
-            <w:proofErr w:type="spellEnd"/>
-            <w:r>
-              <w:rPr>
-                <w:rFonts w:ascii="Arial" w:eastAsia="Arial" w:hAnsi="Arial"/>
-                <w:sz w:val="16"/>
-              </w:rPr>
-              <w:t>}</w:t>
+              <w:t>{%foto3}{/foto_rows}</w:t>
             </w:r>
           </w:p>
         </w:tc>
@@ -12500,27 +8939,7 @@
                 <w:szCs w:val="24"/>
                 <w:lang w:val="en"/>
               </w:rPr>
-              <w:t>{</w:t>
-            </w:r>
-            <w:proofErr w:type="spellStart"/>
-            <w:r>
-              <w:rPr>
-                <w:rFonts w:ascii="Bookman Old Style" w:eastAsia="Bookman Old Style" w:hAnsi="Bookman Old Style" w:cs="Bookman Old Style"/>
-                <w:sz w:val="24"/>
-                <w:szCs w:val="24"/>
-                <w:lang w:val="en"/>
-              </w:rPr>
-              <w:t>nama_petugas</w:t>
-            </w:r>
-            <w:proofErr w:type="spellEnd"/>
-            <w:r>
-              <w:rPr>
-                <w:rFonts w:ascii="Bookman Old Style" w:eastAsia="Bookman Old Style" w:hAnsi="Bookman Old Style" w:cs="Bookman Old Style"/>
-                <w:sz w:val="24"/>
-                <w:szCs w:val="24"/>
-                <w:lang w:val="en"/>
-              </w:rPr>
-              <w:t>}</w:t>
+              <w:t>{nama_petugas}</w:t>
             </w:r>
             <w:r>
               <w:rPr>
@@ -13193,7 +9612,6 @@
                 <w:szCs w:val="16"/>
               </w:rPr>
             </w:pPr>
-            <w:proofErr w:type="spellStart"/>
             <w:r>
               <w:rPr>
                 <w:rFonts w:ascii="Arial" w:eastAsia="Times New Roman" w:hAnsi="Arial" w:cs="Arial"/>
@@ -13205,7 +9623,6 @@
               </w:rPr>
               <w:t>Realisasi</w:t>
             </w:r>
-            <w:proofErr w:type="spellEnd"/>
           </w:p>
         </w:tc>
         <w:tc>
@@ -13234,7 +9651,6 @@
                 <w:szCs w:val="16"/>
               </w:rPr>
             </w:pPr>
-            <w:proofErr w:type="spellStart"/>
             <w:r>
               <w:rPr>
                 <w:rFonts w:ascii="Arial" w:eastAsia="Times New Roman" w:hAnsi="Arial" w:cs="Arial"/>
@@ -13244,19 +9660,7 @@
                 <w:sz w:val="16"/>
                 <w:szCs w:val="16"/>
               </w:rPr>
-              <w:t>Persentase</w:t>
-            </w:r>
-            <w:proofErr w:type="spellEnd"/>
-            <w:r>
-              <w:rPr>
-                <w:rFonts w:ascii="Arial" w:eastAsia="Times New Roman" w:hAnsi="Arial" w:cs="Arial"/>
-                <w:b/>
-                <w:bCs/>
-                <w:color w:val="000000"/>
-                <w:sz w:val="16"/>
-                <w:szCs w:val="16"/>
-              </w:rPr>
-              <w:t xml:space="preserve"> (%)</w:t>
+              <w:t>Persentase (%)</w:t>
             </w:r>
           </w:p>
         </w:tc>
@@ -13287,7 +9691,6 @@
                 <w:szCs w:val="16"/>
               </w:rPr>
             </w:pPr>
-            <w:proofErr w:type="spellStart"/>
             <w:r>
               <w:rPr>
                 <w:rFonts w:ascii="Arial" w:eastAsia="Times New Roman" w:hAnsi="Arial" w:cs="Arial"/>
@@ -13299,7 +9702,6 @@
               </w:rPr>
               <w:t>Keterangan</w:t>
             </w:r>
-            <w:proofErr w:type="spellEnd"/>
           </w:p>
         </w:tc>
       </w:tr>
@@ -13406,21 +9808,8 @@
                 <w:sz w:val="16"/>
                 <w:szCs w:val="16"/>
               </w:rPr>
-              <w:t xml:space="preserve">Username </w:t>
-            </w:r>
-            <w:proofErr w:type="spellStart"/>
-            <w:r>
-              <w:rPr>
-                <w:rFonts w:ascii="Arial" w:eastAsia="Times New Roman" w:hAnsi="Arial" w:cs="Arial"/>
-                <w:b/>
-                <w:bCs/>
-                <w:color w:val="000000"/>
-                <w:sz w:val="16"/>
-                <w:szCs w:val="16"/>
-              </w:rPr>
-              <w:t>Sobat</w:t>
-            </w:r>
-            <w:proofErr w:type="spellEnd"/>
+              <w:t>Username Sobat</w:t>
+            </w:r>
           </w:p>
         </w:tc>
         <w:tc>
@@ -13495,21 +9884,8 @@
                 <w:sz w:val="16"/>
                 <w:szCs w:val="16"/>
               </w:rPr>
-              <w:t xml:space="preserve">Username </w:t>
-            </w:r>
-            <w:proofErr w:type="spellStart"/>
-            <w:r>
-              <w:rPr>
-                <w:rFonts w:ascii="Arial" w:eastAsia="Times New Roman" w:hAnsi="Arial" w:cs="Arial"/>
-                <w:b/>
-                <w:bCs/>
-                <w:color w:val="000000"/>
-                <w:sz w:val="16"/>
-                <w:szCs w:val="16"/>
-              </w:rPr>
-              <w:t>Sobat</w:t>
-            </w:r>
-            <w:proofErr w:type="spellEnd"/>
+              <w:t>Username Sobat</w:t>
+            </w:r>
           </w:p>
         </w:tc>
         <w:tc>
@@ -13618,7 +9994,6 @@
                 <w:szCs w:val="16"/>
               </w:rPr>
             </w:pPr>
-            <w:proofErr w:type="spellStart"/>
             <w:r>
               <w:rPr>
                 <w:rFonts w:ascii="Arial" w:eastAsia="Times New Roman" w:hAnsi="Arial" w:cs="Arial"/>
@@ -13630,7 +10005,6 @@
               </w:rPr>
               <w:t>Keluarga</w:t>
             </w:r>
-            <w:proofErr w:type="spellEnd"/>
           </w:p>
         </w:tc>
         <w:tc>
@@ -13696,7 +10070,6 @@
                 <w:szCs w:val="16"/>
               </w:rPr>
             </w:pPr>
-            <w:proofErr w:type="spellStart"/>
             <w:r>
               <w:rPr>
                 <w:rFonts w:ascii="Arial" w:eastAsia="Times New Roman" w:hAnsi="Arial" w:cs="Arial"/>
@@ -13708,7 +10081,6 @@
               </w:rPr>
               <w:t>Jumlah</w:t>
             </w:r>
-            <w:proofErr w:type="spellEnd"/>
           </w:p>
         </w:tc>
         <w:tc>
@@ -13736,7 +10108,6 @@
                 <w:szCs w:val="16"/>
               </w:rPr>
             </w:pPr>
-            <w:proofErr w:type="spellStart"/>
             <w:r>
               <w:rPr>
                 <w:rFonts w:ascii="Arial" w:eastAsia="Times New Roman" w:hAnsi="Arial" w:cs="Arial"/>
@@ -13748,7 +10119,6 @@
               </w:rPr>
               <w:t>Keluarga</w:t>
             </w:r>
-            <w:proofErr w:type="spellEnd"/>
           </w:p>
         </w:tc>
         <w:tc>
@@ -13814,7 +10184,6 @@
                 <w:szCs w:val="16"/>
               </w:rPr>
             </w:pPr>
-            <w:proofErr w:type="spellStart"/>
             <w:r>
               <w:rPr>
                 <w:rFonts w:ascii="Arial" w:eastAsia="Times New Roman" w:hAnsi="Arial" w:cs="Arial"/>
@@ -13826,7 +10195,6 @@
               </w:rPr>
               <w:t>Jumlah</w:t>
             </w:r>
-            <w:proofErr w:type="spellEnd"/>
           </w:p>
         </w:tc>
         <w:tc>
@@ -14454,55 +10822,7 @@
                 <w:sz w:val="16"/>
                 <w:szCs w:val="16"/>
               </w:rPr>
-              <w:t>(</w:t>
-            </w:r>
-            <w:proofErr w:type="gramStart"/>
-            <w:r>
-              <w:rPr>
-                <w:rFonts w:ascii="Arial" w:eastAsia="Times New Roman" w:hAnsi="Arial" w:cs="Arial"/>
-                <w:b/>
-                <w:bCs/>
-                <w:color w:val="000000"/>
-                <w:sz w:val="16"/>
-                <w:szCs w:val="16"/>
-              </w:rPr>
-              <w:t>15)=</w:t>
-            </w:r>
-            <w:proofErr w:type="gramEnd"/>
-            <w:r>
-              <w:rPr>
-                <w:rFonts w:ascii="Arial" w:eastAsia="Times New Roman" w:hAnsi="Arial" w:cs="Arial"/>
-                <w:b/>
-                <w:bCs/>
-                <w:color w:val="000000"/>
-                <w:sz w:val="16"/>
-                <w:szCs w:val="16"/>
-              </w:rPr>
-              <w:t>(14)</w:t>
-            </w:r>
-            <w:proofErr w:type="gramStart"/>
-            <w:r>
-              <w:rPr>
-                <w:rFonts w:ascii="Arial" w:eastAsia="Times New Roman" w:hAnsi="Arial" w:cs="Arial"/>
-                <w:b/>
-                <w:bCs/>
-                <w:color w:val="000000"/>
-                <w:sz w:val="16"/>
-                <w:szCs w:val="16"/>
-              </w:rPr>
-              <w:t>/(</w:t>
-            </w:r>
-            <w:proofErr w:type="gramEnd"/>
-            <w:r>
-              <w:rPr>
-                <w:rFonts w:ascii="Arial" w:eastAsia="Times New Roman" w:hAnsi="Arial" w:cs="Arial"/>
-                <w:b/>
-                <w:bCs/>
-                <w:color w:val="000000"/>
-                <w:sz w:val="16"/>
-                <w:szCs w:val="16"/>
-              </w:rPr>
-              <w:t>11)</w:t>
+              <w:t>(15)=(14)/(11)</w:t>
             </w:r>
           </w:p>
         </w:tc>
@@ -14579,27 +10899,7 @@
                 <w:sz w:val="16"/>
                 <w:szCs w:val="16"/>
               </w:rPr>
-              <w:t>{#</w:t>
-            </w:r>
-            <w:proofErr w:type="gramStart"/>
-            <w:r>
-              <w:rPr>
-                <w:rFonts w:ascii="Arial" w:eastAsia="Times New Roman" w:hAnsi="Arial" w:cs="Arial"/>
-                <w:color w:val="000000"/>
-                <w:sz w:val="16"/>
-                <w:szCs w:val="16"/>
-              </w:rPr>
-              <w:t>peserta}{</w:t>
-            </w:r>
-            <w:proofErr w:type="gramEnd"/>
-            <w:r>
-              <w:rPr>
-                <w:rFonts w:ascii="Arial" w:eastAsia="Times New Roman" w:hAnsi="Arial" w:cs="Arial"/>
-                <w:color w:val="000000"/>
-                <w:sz w:val="16"/>
-                <w:szCs w:val="16"/>
-              </w:rPr>
-              <w:t>no}</w:t>
+              <w:t>{#peserta}{no}</w:t>
             </w:r>
             <w:r>
               <w:rPr>
@@ -14661,27 +10961,7 @@
                 <w:sz w:val="16"/>
                 <w:szCs w:val="16"/>
               </w:rPr>
-              <w:t>{</w:t>
-            </w:r>
-            <w:proofErr w:type="spellStart"/>
-            <w:r>
-              <w:rPr>
-                <w:rFonts w:ascii="Arial" w:eastAsia="Times New Roman" w:hAnsi="Arial" w:cs="Arial"/>
-                <w:color w:val="000000"/>
-                <w:sz w:val="16"/>
-                <w:szCs w:val="16"/>
-              </w:rPr>
-              <w:t>nama_petugas</w:t>
-            </w:r>
-            <w:proofErr w:type="spellEnd"/>
-            <w:r>
-              <w:rPr>
-                <w:rFonts w:ascii="Arial" w:eastAsia="Times New Roman" w:hAnsi="Arial" w:cs="Arial"/>
-                <w:color w:val="000000"/>
-                <w:sz w:val="16"/>
-                <w:szCs w:val="16"/>
-              </w:rPr>
-              <w:t>}</w:t>
+              <w:t>{nama_petugas}</w:t>
             </w:r>
           </w:p>
           <w:p>
@@ -14745,27 +11025,7 @@
                 <w:sz w:val="16"/>
                 <w:szCs w:val="16"/>
               </w:rPr>
-              <w:t>{</w:t>
-            </w:r>
-            <w:proofErr w:type="spellStart"/>
-            <w:r>
-              <w:rPr>
-                <w:rFonts w:ascii="Arial" w:eastAsia="Times New Roman" w:hAnsi="Arial" w:cs="Arial"/>
-                <w:color w:val="000000"/>
-                <w:sz w:val="16"/>
-                <w:szCs w:val="16"/>
-              </w:rPr>
-              <w:t>email_petugas</w:t>
-            </w:r>
-            <w:proofErr w:type="spellEnd"/>
-            <w:r>
-              <w:rPr>
-                <w:rFonts w:ascii="Arial" w:eastAsia="Times New Roman" w:hAnsi="Arial" w:cs="Arial"/>
-                <w:color w:val="000000"/>
-                <w:sz w:val="16"/>
-                <w:szCs w:val="16"/>
-              </w:rPr>
-              <w:t>}</w:t>
+              <w:t>{email_petugas}</w:t>
             </w:r>
           </w:p>
           <w:p>
@@ -14829,27 +11089,7 @@
                 <w:sz w:val="16"/>
                 <w:szCs w:val="16"/>
               </w:rPr>
-              <w:t>{</w:t>
-            </w:r>
-            <w:proofErr w:type="spellStart"/>
-            <w:r>
-              <w:rPr>
-                <w:rFonts w:ascii="Arial" w:eastAsia="Times New Roman" w:hAnsi="Arial" w:cs="Arial"/>
-                <w:color w:val="000000"/>
-                <w:sz w:val="16"/>
-                <w:szCs w:val="16"/>
-              </w:rPr>
-              <w:t>nama_ppl</w:t>
-            </w:r>
-            <w:proofErr w:type="spellEnd"/>
-            <w:r>
-              <w:rPr>
-                <w:rFonts w:ascii="Arial" w:eastAsia="Times New Roman" w:hAnsi="Arial" w:cs="Arial"/>
-                <w:color w:val="000000"/>
-                <w:sz w:val="16"/>
-                <w:szCs w:val="16"/>
-              </w:rPr>
-              <w:t>}</w:t>
+              <w:t>{nama_ppl}</w:t>
             </w:r>
           </w:p>
           <w:p>
@@ -14913,27 +11153,7 @@
                 <w:sz w:val="16"/>
                 <w:szCs w:val="16"/>
               </w:rPr>
-              <w:t>{</w:t>
-            </w:r>
-            <w:proofErr w:type="spellStart"/>
-            <w:r>
-              <w:rPr>
-                <w:rFonts w:ascii="Arial" w:eastAsia="Times New Roman" w:hAnsi="Arial" w:cs="Arial"/>
-                <w:color w:val="000000"/>
-                <w:sz w:val="16"/>
-                <w:szCs w:val="16"/>
-              </w:rPr>
-              <w:t>email_ppl</w:t>
-            </w:r>
-            <w:proofErr w:type="spellEnd"/>
-            <w:r>
-              <w:rPr>
-                <w:rFonts w:ascii="Arial" w:eastAsia="Times New Roman" w:hAnsi="Arial" w:cs="Arial"/>
-                <w:color w:val="000000"/>
-                <w:sz w:val="16"/>
-                <w:szCs w:val="16"/>
-              </w:rPr>
-              <w:t>}</w:t>
+              <w:t>{email_ppl}</w:t>
             </w:r>
           </w:p>
           <w:p>
@@ -14999,27 +11219,7 @@
                 <w:sz w:val="16"/>
                 <w:szCs w:val="16"/>
               </w:rPr>
-              <w:t>{</w:t>
-            </w:r>
-            <w:proofErr w:type="spellStart"/>
-            <w:r>
-              <w:rPr>
-                <w:rFonts w:ascii="Arial" w:eastAsia="Times New Roman" w:hAnsi="Arial" w:cs="Arial"/>
-                <w:color w:val="000000"/>
-                <w:sz w:val="16"/>
-                <w:szCs w:val="16"/>
-              </w:rPr>
-              <w:t>kode_kecamatan</w:t>
-            </w:r>
-            <w:proofErr w:type="spellEnd"/>
-            <w:r>
-              <w:rPr>
-                <w:rFonts w:ascii="Arial" w:eastAsia="Times New Roman" w:hAnsi="Arial" w:cs="Arial"/>
-                <w:color w:val="000000"/>
-                <w:sz w:val="16"/>
-                <w:szCs w:val="16"/>
-              </w:rPr>
-              <w:t>}</w:t>
+              <w:t>{kode_kecamatan}</w:t>
             </w:r>
           </w:p>
           <w:p>
@@ -15065,27 +11265,7 @@
                 <w:sz w:val="16"/>
                 <w:szCs w:val="16"/>
               </w:rPr>
-              <w:t>{</w:t>
-            </w:r>
-            <w:proofErr w:type="spellStart"/>
-            <w:r>
-              <w:rPr>
-                <w:rFonts w:ascii="Arial" w:eastAsia="Times New Roman" w:hAnsi="Arial" w:cs="Arial"/>
-                <w:color w:val="000000"/>
-                <w:sz w:val="16"/>
-                <w:szCs w:val="16"/>
-              </w:rPr>
-              <w:t>kode_kelurahan</w:t>
-            </w:r>
-            <w:proofErr w:type="spellEnd"/>
-            <w:r>
-              <w:rPr>
-                <w:rFonts w:ascii="Arial" w:eastAsia="Times New Roman" w:hAnsi="Arial" w:cs="Arial"/>
-                <w:color w:val="000000"/>
-                <w:sz w:val="16"/>
-                <w:szCs w:val="16"/>
-              </w:rPr>
-              <w:t>}</w:t>
+              <w:t>{kode_kelurahan}</w:t>
             </w:r>
           </w:p>
           <w:p>
@@ -15161,27 +11341,7 @@
                 <w:sz w:val="16"/>
                 <w:szCs w:val="16"/>
               </w:rPr>
-              <w:t>{</w:t>
-            </w:r>
-            <w:proofErr w:type="spellStart"/>
-            <w:r>
-              <w:rPr>
-                <w:rFonts w:ascii="Arial" w:eastAsia="Times New Roman" w:hAnsi="Arial" w:cs="Arial"/>
-                <w:color w:val="000000"/>
-                <w:sz w:val="16"/>
-                <w:szCs w:val="16"/>
-              </w:rPr>
-              <w:t>kode_sls</w:t>
-            </w:r>
-            <w:proofErr w:type="spellEnd"/>
-            <w:r>
-              <w:rPr>
-                <w:rFonts w:ascii="Arial" w:eastAsia="Times New Roman" w:hAnsi="Arial" w:cs="Arial"/>
-                <w:color w:val="000000"/>
-                <w:sz w:val="16"/>
-                <w:szCs w:val="16"/>
-              </w:rPr>
-              <w:t>}</w:t>
+              <w:t>{kode_sls}</w:t>
             </w:r>
           </w:p>
           <w:p>
@@ -15247,27 +11407,7 @@
                 <w:sz w:val="16"/>
                 <w:szCs w:val="16"/>
               </w:rPr>
-              <w:t>{</w:t>
-            </w:r>
-            <w:proofErr w:type="spellStart"/>
-            <w:r>
-              <w:rPr>
-                <w:rFonts w:ascii="Arial" w:eastAsia="Times New Roman" w:hAnsi="Arial" w:cs="Arial"/>
-                <w:color w:val="000000"/>
-                <w:sz w:val="16"/>
-                <w:szCs w:val="16"/>
-              </w:rPr>
-              <w:t>pre_keluarga</w:t>
-            </w:r>
-            <w:proofErr w:type="spellEnd"/>
-            <w:r>
-              <w:rPr>
-                <w:rFonts w:ascii="Arial" w:eastAsia="Times New Roman" w:hAnsi="Arial" w:cs="Arial"/>
-                <w:color w:val="000000"/>
-                <w:sz w:val="16"/>
-                <w:szCs w:val="16"/>
-              </w:rPr>
-              <w:t>}</w:t>
+              <w:t>{pre_keluarga}</w:t>
             </w:r>
           </w:p>
           <w:p>
@@ -15332,27 +11472,7 @@
                 <w:sz w:val="16"/>
                 <w:szCs w:val="16"/>
               </w:rPr>
-              <w:t>{</w:t>
-            </w:r>
-            <w:proofErr w:type="spellStart"/>
-            <w:r>
-              <w:rPr>
-                <w:rFonts w:ascii="Arial" w:eastAsia="Times New Roman" w:hAnsi="Arial" w:cs="Arial"/>
-                <w:color w:val="000000"/>
-                <w:sz w:val="16"/>
-                <w:szCs w:val="16"/>
-              </w:rPr>
-              <w:t>pre_usaha</w:t>
-            </w:r>
-            <w:proofErr w:type="spellEnd"/>
-            <w:r>
-              <w:rPr>
-                <w:rFonts w:ascii="Arial" w:eastAsia="Times New Roman" w:hAnsi="Arial" w:cs="Arial"/>
-                <w:color w:val="000000"/>
-                <w:sz w:val="16"/>
-                <w:szCs w:val="16"/>
-              </w:rPr>
-              <w:t>}</w:t>
+              <w:t>{pre_usaha}</w:t>
             </w:r>
           </w:p>
           <w:p>
@@ -15417,27 +11537,7 @@
                 <w:sz w:val="16"/>
                 <w:szCs w:val="16"/>
               </w:rPr>
-              <w:t>{</w:t>
-            </w:r>
-            <w:proofErr w:type="spellStart"/>
-            <w:r>
-              <w:rPr>
-                <w:rFonts w:ascii="Arial" w:eastAsia="Times New Roman" w:hAnsi="Arial" w:cs="Arial"/>
-                <w:color w:val="000000"/>
-                <w:sz w:val="16"/>
-                <w:szCs w:val="16"/>
-              </w:rPr>
-              <w:t>jumlah_pre</w:t>
-            </w:r>
-            <w:proofErr w:type="spellEnd"/>
-            <w:r>
-              <w:rPr>
-                <w:rFonts w:ascii="Arial" w:eastAsia="Times New Roman" w:hAnsi="Arial" w:cs="Arial"/>
-                <w:color w:val="000000"/>
-                <w:sz w:val="16"/>
-                <w:szCs w:val="16"/>
-              </w:rPr>
-              <w:t>}</w:t>
+              <w:t>{jumlah_pre}</w:t>
             </w:r>
           </w:p>
           <w:p>
@@ -15502,27 +11602,7 @@
                 <w:sz w:val="16"/>
                 <w:szCs w:val="16"/>
               </w:rPr>
-              <w:t>{</w:t>
-            </w:r>
-            <w:proofErr w:type="spellStart"/>
-            <w:r>
-              <w:rPr>
-                <w:rFonts w:ascii="Arial" w:eastAsia="Times New Roman" w:hAnsi="Arial" w:cs="Arial"/>
-                <w:color w:val="000000"/>
-                <w:sz w:val="16"/>
-                <w:szCs w:val="16"/>
-              </w:rPr>
-              <w:t>realisasi_keluarga</w:t>
-            </w:r>
-            <w:proofErr w:type="spellEnd"/>
-            <w:r>
-              <w:rPr>
-                <w:rFonts w:ascii="Arial" w:eastAsia="Times New Roman" w:hAnsi="Arial" w:cs="Arial"/>
-                <w:color w:val="000000"/>
-                <w:sz w:val="16"/>
-                <w:szCs w:val="16"/>
-              </w:rPr>
-              <w:t>}</w:t>
+              <w:t>{realisasi_keluarga}</w:t>
             </w:r>
           </w:p>
           <w:p>
@@ -15587,27 +11667,7 @@
                 <w:sz w:val="16"/>
                 <w:szCs w:val="16"/>
               </w:rPr>
-              <w:t>{</w:t>
-            </w:r>
-            <w:proofErr w:type="spellStart"/>
-            <w:r>
-              <w:rPr>
-                <w:rFonts w:ascii="Arial" w:eastAsia="Times New Roman" w:hAnsi="Arial" w:cs="Arial"/>
-                <w:color w:val="000000"/>
-                <w:sz w:val="16"/>
-                <w:szCs w:val="16"/>
-              </w:rPr>
-              <w:t>realisasi_usaha</w:t>
-            </w:r>
-            <w:proofErr w:type="spellEnd"/>
-            <w:r>
-              <w:rPr>
-                <w:rFonts w:ascii="Arial" w:eastAsia="Times New Roman" w:hAnsi="Arial" w:cs="Arial"/>
-                <w:color w:val="000000"/>
-                <w:sz w:val="16"/>
-                <w:szCs w:val="16"/>
-              </w:rPr>
-              <w:t>}</w:t>
+              <w:t>{realisasi_usaha}</w:t>
             </w:r>
           </w:p>
           <w:p>
@@ -15672,27 +11732,7 @@
                 <w:sz w:val="16"/>
                 <w:szCs w:val="16"/>
               </w:rPr>
-              <w:t>{</w:t>
-            </w:r>
-            <w:proofErr w:type="spellStart"/>
-            <w:r>
-              <w:rPr>
-                <w:rFonts w:ascii="Arial" w:eastAsia="Times New Roman" w:hAnsi="Arial" w:cs="Arial"/>
-                <w:color w:val="000000"/>
-                <w:sz w:val="16"/>
-                <w:szCs w:val="16"/>
-              </w:rPr>
-              <w:t>jumlah_realisasi</w:t>
-            </w:r>
-            <w:proofErr w:type="spellEnd"/>
-            <w:r>
-              <w:rPr>
-                <w:rFonts w:ascii="Arial" w:eastAsia="Times New Roman" w:hAnsi="Arial" w:cs="Arial"/>
-                <w:color w:val="000000"/>
-                <w:sz w:val="16"/>
-                <w:szCs w:val="16"/>
-              </w:rPr>
-              <w:t>}</w:t>
+              <w:t>{jumlah_realisasi}</w:t>
             </w:r>
           </w:p>
           <w:p>
@@ -15757,47 +11797,7 @@
                 <w:sz w:val="16"/>
                 <w:szCs w:val="16"/>
               </w:rPr>
-              <w:t>{</w:t>
-            </w:r>
-            <w:proofErr w:type="spellStart"/>
-            <w:r>
-              <w:rPr>
-                <w:rFonts w:ascii="Arial" w:eastAsia="Times New Roman" w:hAnsi="Arial" w:cs="Arial"/>
-                <w:color w:val="000000"/>
-                <w:sz w:val="16"/>
-                <w:szCs w:val="16"/>
-              </w:rPr>
-              <w:t>persentase</w:t>
-            </w:r>
-            <w:proofErr w:type="spellEnd"/>
-            <w:r>
-              <w:rPr>
-                <w:rFonts w:ascii="Arial" w:eastAsia="Times New Roman" w:hAnsi="Arial" w:cs="Arial"/>
-                <w:color w:val="000000"/>
-                <w:sz w:val="16"/>
-                <w:szCs w:val="16"/>
-              </w:rPr>
-              <w:t>}{/</w:t>
-            </w:r>
-            <w:proofErr w:type="spellStart"/>
-            <w:r>
-              <w:rPr>
-                <w:rFonts w:ascii="Arial" w:eastAsia="Times New Roman" w:hAnsi="Arial" w:cs="Arial"/>
-                <w:color w:val="000000"/>
-                <w:sz w:val="16"/>
-                <w:szCs w:val="16"/>
-              </w:rPr>
-              <w:t>peserta</w:t>
-            </w:r>
-            <w:proofErr w:type="spellEnd"/>
-            <w:r>
-              <w:rPr>
-                <w:rFonts w:ascii="Arial" w:eastAsia="Times New Roman" w:hAnsi="Arial" w:cs="Arial"/>
-                <w:color w:val="000000"/>
-                <w:sz w:val="16"/>
-                <w:szCs w:val="16"/>
-              </w:rPr>
-              <w:t>}</w:t>
+              <w:t>{persentase}{/peserta}</w:t>
             </w:r>
           </w:p>
           <w:p>
@@ -15868,7 +11868,6 @@
                 <w:szCs w:val="16"/>
               </w:rPr>
             </w:pPr>
-            <w:proofErr w:type="spellStart"/>
             <w:r>
               <w:rPr>
                 <w:rFonts w:ascii="Arial" w:eastAsia="Times New Roman" w:hAnsi="Arial" w:cs="Arial"/>
@@ -15880,7 +11879,6 @@
               </w:rPr>
               <w:t>Jumlah</w:t>
             </w:r>
-            <w:proofErr w:type="spellEnd"/>
           </w:p>
         </w:tc>
         <w:tc>
@@ -16100,31 +12098,7 @@
                 <w:sz w:val="16"/>
                 <w:szCs w:val="16"/>
               </w:rPr>
-              <w:t>{</w:t>
-            </w:r>
-            <w:proofErr w:type="spellStart"/>
-            <w:r>
-              <w:rPr>
-                <w:rFonts w:ascii="Arial" w:eastAsia="Times New Roman" w:hAnsi="Arial" w:cs="Arial"/>
-                <w:b/>
-                <w:bCs/>
-                <w:color w:val="000000"/>
-                <w:sz w:val="16"/>
-                <w:szCs w:val="16"/>
-              </w:rPr>
-              <w:t>average_persentase</w:t>
-            </w:r>
-            <w:proofErr w:type="spellEnd"/>
-            <w:r>
-              <w:rPr>
-                <w:rFonts w:ascii="Arial" w:eastAsia="Times New Roman" w:hAnsi="Arial" w:cs="Arial"/>
-                <w:b/>
-                <w:bCs/>
-                <w:color w:val="000000"/>
-                <w:sz w:val="16"/>
-                <w:szCs w:val="16"/>
-              </w:rPr>
-              <w:t>}</w:t>
+              <w:t>{average_persentase}</w:t>
             </w:r>
           </w:p>
           <w:p>

--- a/public/templates/BERKAS PEMBAYARAN PPL TERMIN II - 1,5 BULAN (1).docx
+++ b/public/templates/BERKAS PEMBAYARAN PPL TERMIN II - 1,5 BULAN (1).docx
@@ -420,7 +420,47 @@
           <w:sz w:val="24"/>
           <w:szCs w:val="24"/>
         </w:rPr>
-        <w:t>Dengan ini menyatakan:  </w:t>
+        <w:t xml:space="preserve">Dengan </w:t>
+      </w:r>
+      <w:proofErr w:type="spellStart"/>
+      <w:r>
+        <w:rPr>
+          <w:rFonts w:ascii="Bookman Old Style" w:eastAsia="Bookman Old Style" w:hAnsi="Bookman Old Style" w:cs="Bookman Old Style"/>
+          <w:color w:val="000000"/>
+          <w:sz w:val="24"/>
+          <w:szCs w:val="24"/>
+        </w:rPr>
+        <w:t>ini</w:t>
+      </w:r>
+      <w:proofErr w:type="spellEnd"/>
+      <w:r>
+        <w:rPr>
+          <w:rFonts w:ascii="Bookman Old Style" w:eastAsia="Bookman Old Style" w:hAnsi="Bookman Old Style" w:cs="Bookman Old Style"/>
+          <w:color w:val="000000"/>
+          <w:sz w:val="24"/>
+          <w:szCs w:val="24"/>
+        </w:rPr>
+        <w:t xml:space="preserve"> </w:t>
+      </w:r>
+      <w:proofErr w:type="spellStart"/>
+      <w:r>
+        <w:rPr>
+          <w:rFonts w:ascii="Bookman Old Style" w:eastAsia="Bookman Old Style" w:hAnsi="Bookman Old Style" w:cs="Bookman Old Style"/>
+          <w:color w:val="000000"/>
+          <w:sz w:val="24"/>
+          <w:szCs w:val="24"/>
+        </w:rPr>
+        <w:t>menyatakan</w:t>
+      </w:r>
+      <w:proofErr w:type="spellEnd"/>
+      <w:r>
+        <w:rPr>
+          <w:rFonts w:ascii="Bookman Old Style" w:eastAsia="Bookman Old Style" w:hAnsi="Bookman Old Style" w:cs="Bookman Old Style"/>
+          <w:color w:val="000000"/>
+          <w:sz w:val="24"/>
+          <w:szCs w:val="24"/>
+        </w:rPr>
+        <w:t>:  </w:t>
       </w:r>
     </w:p>
     <w:p>
@@ -1144,7 +1184,16 @@
                 <w:sz w:val="24"/>
                 <w:szCs w:val="24"/>
               </w:rPr>
-              <w:t>(N</w:t>
+              <w:t>(</w:t>
+            </w:r>
+            <w:proofErr w:type="spellStart"/>
+            <w:r>
+              <w:rPr>
+                <w:rFonts w:ascii="Bookman Old Style" w:eastAsia="Bookman Old Style" w:hAnsi="Bookman Old Style" w:cs="Bookman Old Style"/>
+                <w:sz w:val="24"/>
+                <w:szCs w:val="24"/>
+              </w:rPr>
+              <w:t>N</w:t>
             </w:r>
             <w:r>
               <w:rPr>
@@ -1154,6 +1203,7 @@
               </w:rPr>
               <w:t>uraliyah</w:t>
             </w:r>
+            <w:proofErr w:type="spellEnd"/>
             <w:r>
               <w:rPr>
                 <w:rFonts w:ascii="Bookman Old Style" w:eastAsia="Bookman Old Style" w:hAnsi="Bookman Old Style" w:cs="Bookman Old Style"/>
@@ -2329,7 +2379,47 @@
           <w:sz w:val="24"/>
           <w:szCs w:val="24"/>
         </w:rPr>
-        <w:t>Dengan ini menyatakan:  </w:t>
+        <w:t xml:space="preserve">Dengan </w:t>
+      </w:r>
+      <w:proofErr w:type="spellStart"/>
+      <w:r>
+        <w:rPr>
+          <w:rFonts w:ascii="Bookman Old Style" w:eastAsia="Bookman Old Style" w:hAnsi="Bookman Old Style" w:cs="Bookman Old Style"/>
+          <w:color w:val="000000"/>
+          <w:sz w:val="24"/>
+          <w:szCs w:val="24"/>
+        </w:rPr>
+        <w:t>ini</w:t>
+      </w:r>
+      <w:proofErr w:type="spellEnd"/>
+      <w:r>
+        <w:rPr>
+          <w:rFonts w:ascii="Bookman Old Style" w:eastAsia="Bookman Old Style" w:hAnsi="Bookman Old Style" w:cs="Bookman Old Style"/>
+          <w:color w:val="000000"/>
+          <w:sz w:val="24"/>
+          <w:szCs w:val="24"/>
+        </w:rPr>
+        <w:t xml:space="preserve"> </w:t>
+      </w:r>
+      <w:proofErr w:type="spellStart"/>
+      <w:r>
+        <w:rPr>
+          <w:rFonts w:ascii="Bookman Old Style" w:eastAsia="Bookman Old Style" w:hAnsi="Bookman Old Style" w:cs="Bookman Old Style"/>
+          <w:color w:val="000000"/>
+          <w:sz w:val="24"/>
+          <w:szCs w:val="24"/>
+        </w:rPr>
+        <w:t>menyatakan</w:t>
+      </w:r>
+      <w:proofErr w:type="spellEnd"/>
+      <w:r>
+        <w:rPr>
+          <w:rFonts w:ascii="Bookman Old Style" w:eastAsia="Bookman Old Style" w:hAnsi="Bookman Old Style" w:cs="Bookman Old Style"/>
+          <w:color w:val="000000"/>
+          <w:sz w:val="24"/>
+          <w:szCs w:val="24"/>
+        </w:rPr>
+        <w:t>:  </w:t>
       </w:r>
     </w:p>
     <w:p>
@@ -2366,25 +2456,305 @@
           <w:sz w:val="24"/>
           <w:szCs w:val="24"/>
         </w:rPr>
-        <w:t xml:space="preserve"> telah melaksanakan pekerjaan Pendataan Lapangan  Sensus Ekonomi 2026 pada Badan Pusat Statistik Kota Jakarta Timur berdasarkan Perjanjian Kerja Nomor: </w:t>
-      </w:r>
-      <w:r>
-        <w:rPr>
-          <w:rFonts w:ascii="Bookman Old Style" w:eastAsia="Bookman Old Style" w:hAnsi="Bookman Old Style" w:cs="Bookman Old Style"/>
-          <w:color w:val="000000"/>
-          <w:sz w:val="24"/>
-          <w:szCs w:val="24"/>
-        </w:rPr>
-        <w:t>{nomor_spk}</w:t>
-      </w:r>
-      <w:r>
-        <w:rPr>
-          <w:rFonts w:ascii="Bookman Old Style" w:eastAsia="Bookman Old Style" w:hAnsi="Bookman Old Style" w:cs="Bookman Old Style"/>
-          <w:color w:val="000000"/>
-          <w:sz w:val="24"/>
-          <w:szCs w:val="24"/>
-        </w:rPr>
-        <w:t xml:space="preserve">, sesuai dengan target pekerjaan termin </w:t>
+        <w:t xml:space="preserve"> </w:t>
+      </w:r>
+      <w:proofErr w:type="spellStart"/>
+      <w:r>
+        <w:rPr>
+          <w:rFonts w:ascii="Bookman Old Style" w:eastAsia="Bookman Old Style" w:hAnsi="Bookman Old Style" w:cs="Bookman Old Style"/>
+          <w:color w:val="000000"/>
+          <w:sz w:val="24"/>
+          <w:szCs w:val="24"/>
+        </w:rPr>
+        <w:t>telah</w:t>
+      </w:r>
+      <w:proofErr w:type="spellEnd"/>
+      <w:r>
+        <w:rPr>
+          <w:rFonts w:ascii="Bookman Old Style" w:eastAsia="Bookman Old Style" w:hAnsi="Bookman Old Style" w:cs="Bookman Old Style"/>
+          <w:color w:val="000000"/>
+          <w:sz w:val="24"/>
+          <w:szCs w:val="24"/>
+        </w:rPr>
+        <w:t xml:space="preserve"> </w:t>
+      </w:r>
+      <w:proofErr w:type="spellStart"/>
+      <w:r>
+        <w:rPr>
+          <w:rFonts w:ascii="Bookman Old Style" w:eastAsia="Bookman Old Style" w:hAnsi="Bookman Old Style" w:cs="Bookman Old Style"/>
+          <w:color w:val="000000"/>
+          <w:sz w:val="24"/>
+          <w:szCs w:val="24"/>
+        </w:rPr>
+        <w:t>melaksanakan</w:t>
+      </w:r>
+      <w:proofErr w:type="spellEnd"/>
+      <w:r>
+        <w:rPr>
+          <w:rFonts w:ascii="Bookman Old Style" w:eastAsia="Bookman Old Style" w:hAnsi="Bookman Old Style" w:cs="Bookman Old Style"/>
+          <w:color w:val="000000"/>
+          <w:sz w:val="24"/>
+          <w:szCs w:val="24"/>
+        </w:rPr>
+        <w:t xml:space="preserve"> </w:t>
+      </w:r>
+      <w:proofErr w:type="spellStart"/>
+      <w:r>
+        <w:rPr>
+          <w:rFonts w:ascii="Bookman Old Style" w:eastAsia="Bookman Old Style" w:hAnsi="Bookman Old Style" w:cs="Bookman Old Style"/>
+          <w:color w:val="000000"/>
+          <w:sz w:val="24"/>
+          <w:szCs w:val="24"/>
+        </w:rPr>
+        <w:t>pekerjaan</w:t>
+      </w:r>
+      <w:proofErr w:type="spellEnd"/>
+      <w:r>
+        <w:rPr>
+          <w:rFonts w:ascii="Bookman Old Style" w:eastAsia="Bookman Old Style" w:hAnsi="Bookman Old Style" w:cs="Bookman Old Style"/>
+          <w:color w:val="000000"/>
+          <w:sz w:val="24"/>
+          <w:szCs w:val="24"/>
+        </w:rPr>
+        <w:t xml:space="preserve"> </w:t>
+      </w:r>
+      <w:proofErr w:type="spellStart"/>
+      <w:r>
+        <w:rPr>
+          <w:rFonts w:ascii="Bookman Old Style" w:eastAsia="Bookman Old Style" w:hAnsi="Bookman Old Style" w:cs="Bookman Old Style"/>
+          <w:color w:val="000000"/>
+          <w:sz w:val="24"/>
+          <w:szCs w:val="24"/>
+        </w:rPr>
+        <w:t>Pendataan</w:t>
+      </w:r>
+      <w:proofErr w:type="spellEnd"/>
+      <w:r>
+        <w:rPr>
+          <w:rFonts w:ascii="Bookman Old Style" w:eastAsia="Bookman Old Style" w:hAnsi="Bookman Old Style" w:cs="Bookman Old Style"/>
+          <w:color w:val="000000"/>
+          <w:sz w:val="24"/>
+          <w:szCs w:val="24"/>
+        </w:rPr>
+        <w:t xml:space="preserve"> </w:t>
+      </w:r>
+      <w:proofErr w:type="gramStart"/>
+      <w:r>
+        <w:rPr>
+          <w:rFonts w:ascii="Bookman Old Style" w:eastAsia="Bookman Old Style" w:hAnsi="Bookman Old Style" w:cs="Bookman Old Style"/>
+          <w:color w:val="000000"/>
+          <w:sz w:val="24"/>
+          <w:szCs w:val="24"/>
+        </w:rPr>
+        <w:t>Lapangan  Sensus</w:t>
+      </w:r>
+      <w:proofErr w:type="gramEnd"/>
+      <w:r>
+        <w:rPr>
+          <w:rFonts w:ascii="Bookman Old Style" w:eastAsia="Bookman Old Style" w:hAnsi="Bookman Old Style" w:cs="Bookman Old Style"/>
+          <w:color w:val="000000"/>
+          <w:sz w:val="24"/>
+          <w:szCs w:val="24"/>
+        </w:rPr>
+        <w:t xml:space="preserve"> Ekonomi 2026 pada Badan Pusat </w:t>
+      </w:r>
+      <w:proofErr w:type="spellStart"/>
+      <w:r>
+        <w:rPr>
+          <w:rFonts w:ascii="Bookman Old Style" w:eastAsia="Bookman Old Style" w:hAnsi="Bookman Old Style" w:cs="Bookman Old Style"/>
+          <w:color w:val="000000"/>
+          <w:sz w:val="24"/>
+          <w:szCs w:val="24"/>
+        </w:rPr>
+        <w:t>Statistik</w:t>
+      </w:r>
+      <w:proofErr w:type="spellEnd"/>
+      <w:r>
+        <w:rPr>
+          <w:rFonts w:ascii="Bookman Old Style" w:eastAsia="Bookman Old Style" w:hAnsi="Bookman Old Style" w:cs="Bookman Old Style"/>
+          <w:color w:val="000000"/>
+          <w:sz w:val="24"/>
+          <w:szCs w:val="24"/>
+        </w:rPr>
+        <w:t xml:space="preserve"> Kota Jakarta Timur </w:t>
+      </w:r>
+      <w:proofErr w:type="spellStart"/>
+      <w:r>
+        <w:rPr>
+          <w:rFonts w:ascii="Bookman Old Style" w:eastAsia="Bookman Old Style" w:hAnsi="Bookman Old Style" w:cs="Bookman Old Style"/>
+          <w:color w:val="000000"/>
+          <w:sz w:val="24"/>
+          <w:szCs w:val="24"/>
+        </w:rPr>
+        <w:t>berdasarkan</w:t>
+      </w:r>
+      <w:proofErr w:type="spellEnd"/>
+      <w:r>
+        <w:rPr>
+          <w:rFonts w:ascii="Bookman Old Style" w:eastAsia="Bookman Old Style" w:hAnsi="Bookman Old Style" w:cs="Bookman Old Style"/>
+          <w:color w:val="000000"/>
+          <w:sz w:val="24"/>
+          <w:szCs w:val="24"/>
+        </w:rPr>
+        <w:t xml:space="preserve"> </w:t>
+      </w:r>
+      <w:proofErr w:type="spellStart"/>
+      <w:r>
+        <w:rPr>
+          <w:rFonts w:ascii="Bookman Old Style" w:eastAsia="Bookman Old Style" w:hAnsi="Bookman Old Style" w:cs="Bookman Old Style"/>
+          <w:color w:val="000000"/>
+          <w:sz w:val="24"/>
+          <w:szCs w:val="24"/>
+        </w:rPr>
+        <w:t>Perjanjian</w:t>
+      </w:r>
+      <w:proofErr w:type="spellEnd"/>
+      <w:r>
+        <w:rPr>
+          <w:rFonts w:ascii="Bookman Old Style" w:eastAsia="Bookman Old Style" w:hAnsi="Bookman Old Style" w:cs="Bookman Old Style"/>
+          <w:color w:val="000000"/>
+          <w:sz w:val="24"/>
+          <w:szCs w:val="24"/>
+        </w:rPr>
+        <w:t xml:space="preserve"> </w:t>
+      </w:r>
+      <w:proofErr w:type="spellStart"/>
+      <w:r>
+        <w:rPr>
+          <w:rFonts w:ascii="Bookman Old Style" w:eastAsia="Bookman Old Style" w:hAnsi="Bookman Old Style" w:cs="Bookman Old Style"/>
+          <w:color w:val="000000"/>
+          <w:sz w:val="24"/>
+          <w:szCs w:val="24"/>
+        </w:rPr>
+        <w:t>Kerja</w:t>
+      </w:r>
+      <w:proofErr w:type="spellEnd"/>
+      <w:r>
+        <w:rPr>
+          <w:rFonts w:ascii="Bookman Old Style" w:eastAsia="Bookman Old Style" w:hAnsi="Bookman Old Style" w:cs="Bookman Old Style"/>
+          <w:color w:val="000000"/>
+          <w:sz w:val="24"/>
+          <w:szCs w:val="24"/>
+        </w:rPr>
+        <w:t xml:space="preserve"> Nomor: </w:t>
+      </w:r>
+      <w:r>
+        <w:rPr>
+          <w:rFonts w:ascii="Bookman Old Style" w:eastAsia="Bookman Old Style" w:hAnsi="Bookman Old Style" w:cs="Bookman Old Style"/>
+          <w:color w:val="000000"/>
+          <w:sz w:val="24"/>
+          <w:szCs w:val="24"/>
+        </w:rPr>
+        <w:t>{</w:t>
+      </w:r>
+      <w:proofErr w:type="spellStart"/>
+      <w:r>
+        <w:rPr>
+          <w:rFonts w:ascii="Bookman Old Style" w:eastAsia="Bookman Old Style" w:hAnsi="Bookman Old Style" w:cs="Bookman Old Style"/>
+          <w:color w:val="000000"/>
+          <w:sz w:val="24"/>
+          <w:szCs w:val="24"/>
+        </w:rPr>
+        <w:t>nomor_spk</w:t>
+      </w:r>
+      <w:proofErr w:type="spellEnd"/>
+      <w:r>
+        <w:rPr>
+          <w:rFonts w:ascii="Bookman Old Style" w:eastAsia="Bookman Old Style" w:hAnsi="Bookman Old Style" w:cs="Bookman Old Style"/>
+          <w:color w:val="000000"/>
+          <w:sz w:val="24"/>
+          <w:szCs w:val="24"/>
+        </w:rPr>
+        <w:t>}</w:t>
+      </w:r>
+      <w:r>
+        <w:rPr>
+          <w:rFonts w:ascii="Bookman Old Style" w:eastAsia="Bookman Old Style" w:hAnsi="Bookman Old Style" w:cs="Bookman Old Style"/>
+          <w:color w:val="000000"/>
+          <w:sz w:val="24"/>
+          <w:szCs w:val="24"/>
+        </w:rPr>
+        <w:t xml:space="preserve">, </w:t>
+      </w:r>
+      <w:proofErr w:type="spellStart"/>
+      <w:r>
+        <w:rPr>
+          <w:rFonts w:ascii="Bookman Old Style" w:eastAsia="Bookman Old Style" w:hAnsi="Bookman Old Style" w:cs="Bookman Old Style"/>
+          <w:color w:val="000000"/>
+          <w:sz w:val="24"/>
+          <w:szCs w:val="24"/>
+        </w:rPr>
+        <w:t>sesuai</w:t>
+      </w:r>
+      <w:proofErr w:type="spellEnd"/>
+      <w:r>
+        <w:rPr>
+          <w:rFonts w:ascii="Bookman Old Style" w:eastAsia="Bookman Old Style" w:hAnsi="Bookman Old Style" w:cs="Bookman Old Style"/>
+          <w:color w:val="000000"/>
+          <w:sz w:val="24"/>
+          <w:szCs w:val="24"/>
+        </w:rPr>
+        <w:t xml:space="preserve"> </w:t>
+      </w:r>
+      <w:proofErr w:type="spellStart"/>
+      <w:r>
+        <w:rPr>
+          <w:rFonts w:ascii="Bookman Old Style" w:eastAsia="Bookman Old Style" w:hAnsi="Bookman Old Style" w:cs="Bookman Old Style"/>
+          <w:color w:val="000000"/>
+          <w:sz w:val="24"/>
+          <w:szCs w:val="24"/>
+        </w:rPr>
+        <w:t>dengan</w:t>
+      </w:r>
+      <w:proofErr w:type="spellEnd"/>
+      <w:r>
+        <w:rPr>
+          <w:rFonts w:ascii="Bookman Old Style" w:eastAsia="Bookman Old Style" w:hAnsi="Bookman Old Style" w:cs="Bookman Old Style"/>
+          <w:color w:val="000000"/>
+          <w:sz w:val="24"/>
+          <w:szCs w:val="24"/>
+        </w:rPr>
+        <w:t xml:space="preserve"> target </w:t>
+      </w:r>
+      <w:proofErr w:type="spellStart"/>
+      <w:r>
+        <w:rPr>
+          <w:rFonts w:ascii="Bookman Old Style" w:eastAsia="Bookman Old Style" w:hAnsi="Bookman Old Style" w:cs="Bookman Old Style"/>
+          <w:color w:val="000000"/>
+          <w:sz w:val="24"/>
+          <w:szCs w:val="24"/>
+        </w:rPr>
+        <w:t>pekerjaan</w:t>
+      </w:r>
+      <w:proofErr w:type="spellEnd"/>
+      <w:r>
+        <w:rPr>
+          <w:rFonts w:ascii="Bookman Old Style" w:eastAsia="Bookman Old Style" w:hAnsi="Bookman Old Style" w:cs="Bookman Old Style"/>
+          <w:color w:val="000000"/>
+          <w:sz w:val="24"/>
+          <w:szCs w:val="24"/>
+        </w:rPr>
+        <w:t xml:space="preserve"> </w:t>
+      </w:r>
+      <w:proofErr w:type="spellStart"/>
+      <w:r>
+        <w:rPr>
+          <w:rFonts w:ascii="Bookman Old Style" w:eastAsia="Bookman Old Style" w:hAnsi="Bookman Old Style" w:cs="Bookman Old Style"/>
+          <w:color w:val="000000"/>
+          <w:sz w:val="24"/>
+          <w:szCs w:val="24"/>
+        </w:rPr>
+        <w:t>termin</w:t>
+      </w:r>
+      <w:proofErr w:type="spellEnd"/>
+      <w:r>
+        <w:rPr>
+          <w:rFonts w:ascii="Bookman Old Style" w:eastAsia="Bookman Old Style" w:hAnsi="Bookman Old Style" w:cs="Bookman Old Style"/>
+          <w:color w:val="000000"/>
+          <w:sz w:val="24"/>
+          <w:szCs w:val="24"/>
+        </w:rPr>
+        <w:t xml:space="preserve"> </w:t>
       </w:r>
       <w:r>
         <w:rPr>
@@ -2401,17 +2771,68 @@
           <w:sz w:val="24"/>
           <w:szCs w:val="24"/>
         </w:rPr>
-        <w:t xml:space="preserve">I yang ditetapkan sebesar </w:t>
-      </w:r>
-      <w:r>
-        <w:rPr>
-          <w:rFonts w:ascii="Bookman Old Style" w:eastAsia="Bookman Old Style" w:hAnsi="Bookman Old Style" w:cs="Bookman Old Style"/>
-          <w:color w:val="000000"/>
-          <w:sz w:val="24"/>
-          <w:szCs w:val="24"/>
-        </w:rPr>
-        <w:t>{sls_ongoing</w:t>
-      </w:r>
+        <w:t xml:space="preserve">I yang </w:t>
+      </w:r>
+      <w:proofErr w:type="spellStart"/>
+      <w:r>
+        <w:rPr>
+          <w:rFonts w:ascii="Bookman Old Style" w:eastAsia="Bookman Old Style" w:hAnsi="Bookman Old Style" w:cs="Bookman Old Style"/>
+          <w:color w:val="000000"/>
+          <w:sz w:val="24"/>
+          <w:szCs w:val="24"/>
+        </w:rPr>
+        <w:t>ditetapkan</w:t>
+      </w:r>
+      <w:proofErr w:type="spellEnd"/>
+      <w:r>
+        <w:rPr>
+          <w:rFonts w:ascii="Bookman Old Style" w:eastAsia="Bookman Old Style" w:hAnsi="Bookman Old Style" w:cs="Bookman Old Style"/>
+          <w:color w:val="000000"/>
+          <w:sz w:val="24"/>
+          <w:szCs w:val="24"/>
+        </w:rPr>
+        <w:t xml:space="preserve"> </w:t>
+      </w:r>
+      <w:proofErr w:type="spellStart"/>
+      <w:r>
+        <w:rPr>
+          <w:rFonts w:ascii="Bookman Old Style" w:eastAsia="Bookman Old Style" w:hAnsi="Bookman Old Style" w:cs="Bookman Old Style"/>
+          <w:color w:val="000000"/>
+          <w:sz w:val="24"/>
+          <w:szCs w:val="24"/>
+        </w:rPr>
+        <w:t>sebesar</w:t>
+      </w:r>
+      <w:proofErr w:type="spellEnd"/>
+      <w:r>
+        <w:rPr>
+          <w:rFonts w:ascii="Bookman Old Style" w:eastAsia="Bookman Old Style" w:hAnsi="Bookman Old Style" w:cs="Bookman Old Style"/>
+          <w:color w:val="000000"/>
+          <w:sz w:val="24"/>
+          <w:szCs w:val="24"/>
+        </w:rPr>
+        <w:t xml:space="preserve"> </w:t>
+      </w:r>
+      <w:r>
+        <w:rPr>
+          <w:rFonts w:ascii="Bookman Old Style" w:eastAsia="Bookman Old Style" w:hAnsi="Bookman Old Style" w:cs="Bookman Old Style"/>
+          <w:color w:val="000000"/>
+          <w:sz w:val="24"/>
+          <w:szCs w:val="24"/>
+        </w:rPr>
+        <w:t>{</w:t>
+      </w:r>
+      <w:proofErr w:type="spellStart"/>
+      <w:r>
+        <w:rPr>
+          <w:rFonts w:ascii="Bookman Old Style" w:eastAsia="Bookman Old Style" w:hAnsi="Bookman Old Style" w:cs="Bookman Old Style"/>
+          <w:color w:val="000000"/>
+          <w:sz w:val="24"/>
+          <w:szCs w:val="24"/>
+        </w:rPr>
+        <w:t>sls_ongoing</w:t>
+      </w:r>
+      <w:proofErr w:type="spellEnd"/>
       <w:r>
         <w:rPr>
           <w:rFonts w:ascii="Bookman Old Style" w:eastAsia="Bookman Old Style" w:hAnsi="Bookman Old Style" w:cs="Bookman Old Style"/>
@@ -2436,8 +2857,54 @@
           <w:sz w:val="24"/>
           <w:szCs w:val="24"/>
         </w:rPr>
-        <w:t>SLS/Sub-SLS dan/atau usaha besar</w:t>
-      </w:r>
+        <w:t>SLS/Sub-SLS dan/</w:t>
+      </w:r>
+      <w:proofErr w:type="spellStart"/>
+      <w:r>
+        <w:rPr>
+          <w:rFonts w:ascii="Bookman Old Style" w:eastAsia="Bookman Old Style" w:hAnsi="Bookman Old Style" w:cs="Bookman Old Style"/>
+          <w:sz w:val="24"/>
+          <w:szCs w:val="24"/>
+        </w:rPr>
+        <w:t>atau</w:t>
+      </w:r>
+      <w:proofErr w:type="spellEnd"/>
+      <w:r>
+        <w:rPr>
+          <w:rFonts w:ascii="Bookman Old Style" w:eastAsia="Bookman Old Style" w:hAnsi="Bookman Old Style" w:cs="Bookman Old Style"/>
+          <w:sz w:val="24"/>
+          <w:szCs w:val="24"/>
+        </w:rPr>
+        <w:t xml:space="preserve"> </w:t>
+      </w:r>
+      <w:proofErr w:type="spellStart"/>
+      <w:r>
+        <w:rPr>
+          <w:rFonts w:ascii="Bookman Old Style" w:eastAsia="Bookman Old Style" w:hAnsi="Bookman Old Style" w:cs="Bookman Old Style"/>
+          <w:sz w:val="24"/>
+          <w:szCs w:val="24"/>
+        </w:rPr>
+        <w:t>usaha</w:t>
+      </w:r>
+      <w:proofErr w:type="spellEnd"/>
+      <w:r>
+        <w:rPr>
+          <w:rFonts w:ascii="Bookman Old Style" w:eastAsia="Bookman Old Style" w:hAnsi="Bookman Old Style" w:cs="Bookman Old Style"/>
+          <w:sz w:val="24"/>
+          <w:szCs w:val="24"/>
+        </w:rPr>
+        <w:t xml:space="preserve"> </w:t>
+      </w:r>
+      <w:proofErr w:type="spellStart"/>
+      <w:r>
+        <w:rPr>
+          <w:rFonts w:ascii="Bookman Old Style" w:eastAsia="Bookman Old Style" w:hAnsi="Bookman Old Style" w:cs="Bookman Old Style"/>
+          <w:sz w:val="24"/>
+          <w:szCs w:val="24"/>
+        </w:rPr>
+        <w:t>besar</w:t>
+      </w:r>
+      <w:proofErr w:type="spellEnd"/>
       <w:r>
         <w:rPr>
           <w:rFonts w:ascii="Bookman Old Style" w:eastAsia="Bookman Old Style" w:hAnsi="Bookman Old Style" w:cs="Bookman Old Style"/>
@@ -2482,7 +2949,287 @@
           <w:sz w:val="24"/>
           <w:szCs w:val="24"/>
         </w:rPr>
-        <w:t xml:space="preserve"> telah menyelesaikan pekerjaan termin II Pendataan Lapangan Sensus Ekonomi 2026 berdasarkan hasil pemeriksaan dan evaluasi pekerjaan sebagaimana tercantum dalam lampiran. </w:t>
+        <w:t xml:space="preserve"> </w:t>
+      </w:r>
+      <w:proofErr w:type="spellStart"/>
+      <w:r>
+        <w:rPr>
+          <w:rFonts w:ascii="Bookman Old Style" w:eastAsia="Bookman Old Style" w:hAnsi="Bookman Old Style" w:cs="Bookman Old Style"/>
+          <w:color w:val="000000"/>
+          <w:sz w:val="24"/>
+          <w:szCs w:val="24"/>
+        </w:rPr>
+        <w:t>telah</w:t>
+      </w:r>
+      <w:proofErr w:type="spellEnd"/>
+      <w:r>
+        <w:rPr>
+          <w:rFonts w:ascii="Bookman Old Style" w:eastAsia="Bookman Old Style" w:hAnsi="Bookman Old Style" w:cs="Bookman Old Style"/>
+          <w:color w:val="000000"/>
+          <w:sz w:val="24"/>
+          <w:szCs w:val="24"/>
+        </w:rPr>
+        <w:t xml:space="preserve"> </w:t>
+      </w:r>
+      <w:proofErr w:type="spellStart"/>
+      <w:r>
+        <w:rPr>
+          <w:rFonts w:ascii="Bookman Old Style" w:eastAsia="Bookman Old Style" w:hAnsi="Bookman Old Style" w:cs="Bookman Old Style"/>
+          <w:color w:val="000000"/>
+          <w:sz w:val="24"/>
+          <w:szCs w:val="24"/>
+        </w:rPr>
+        <w:t>menyelesaikan</w:t>
+      </w:r>
+      <w:proofErr w:type="spellEnd"/>
+      <w:r>
+        <w:rPr>
+          <w:rFonts w:ascii="Bookman Old Style" w:eastAsia="Bookman Old Style" w:hAnsi="Bookman Old Style" w:cs="Bookman Old Style"/>
+          <w:color w:val="000000"/>
+          <w:sz w:val="24"/>
+          <w:szCs w:val="24"/>
+        </w:rPr>
+        <w:t xml:space="preserve"> </w:t>
+      </w:r>
+      <w:proofErr w:type="spellStart"/>
+      <w:r>
+        <w:rPr>
+          <w:rFonts w:ascii="Bookman Old Style" w:eastAsia="Bookman Old Style" w:hAnsi="Bookman Old Style" w:cs="Bookman Old Style"/>
+          <w:color w:val="000000"/>
+          <w:sz w:val="24"/>
+          <w:szCs w:val="24"/>
+        </w:rPr>
+        <w:t>pekerjaan</w:t>
+      </w:r>
+      <w:proofErr w:type="spellEnd"/>
+      <w:r>
+        <w:rPr>
+          <w:rFonts w:ascii="Bookman Old Style" w:eastAsia="Bookman Old Style" w:hAnsi="Bookman Old Style" w:cs="Bookman Old Style"/>
+          <w:color w:val="000000"/>
+          <w:sz w:val="24"/>
+          <w:szCs w:val="24"/>
+        </w:rPr>
+        <w:t xml:space="preserve"> </w:t>
+      </w:r>
+      <w:proofErr w:type="spellStart"/>
+      <w:r>
+        <w:rPr>
+          <w:rFonts w:ascii="Bookman Old Style" w:eastAsia="Bookman Old Style" w:hAnsi="Bookman Old Style" w:cs="Bookman Old Style"/>
+          <w:color w:val="000000"/>
+          <w:sz w:val="24"/>
+          <w:szCs w:val="24"/>
+        </w:rPr>
+        <w:t>termin</w:t>
+      </w:r>
+      <w:proofErr w:type="spellEnd"/>
+      <w:r>
+        <w:rPr>
+          <w:rFonts w:ascii="Bookman Old Style" w:eastAsia="Bookman Old Style" w:hAnsi="Bookman Old Style" w:cs="Bookman Old Style"/>
+          <w:color w:val="000000"/>
+          <w:sz w:val="24"/>
+          <w:szCs w:val="24"/>
+        </w:rPr>
+        <w:t xml:space="preserve"> II </w:t>
+      </w:r>
+      <w:proofErr w:type="spellStart"/>
+      <w:r>
+        <w:rPr>
+          <w:rFonts w:ascii="Bookman Old Style" w:eastAsia="Bookman Old Style" w:hAnsi="Bookman Old Style" w:cs="Bookman Old Style"/>
+          <w:color w:val="000000"/>
+          <w:sz w:val="24"/>
+          <w:szCs w:val="24"/>
+        </w:rPr>
+        <w:t>Pendataan</w:t>
+      </w:r>
+      <w:proofErr w:type="spellEnd"/>
+      <w:r>
+        <w:rPr>
+          <w:rFonts w:ascii="Bookman Old Style" w:eastAsia="Bookman Old Style" w:hAnsi="Bookman Old Style" w:cs="Bookman Old Style"/>
+          <w:color w:val="000000"/>
+          <w:sz w:val="24"/>
+          <w:szCs w:val="24"/>
+        </w:rPr>
+        <w:t xml:space="preserve"> Lapangan Sensus Ekonomi 2026 </w:t>
+      </w:r>
+      <w:proofErr w:type="spellStart"/>
+      <w:r>
+        <w:rPr>
+          <w:rFonts w:ascii="Bookman Old Style" w:eastAsia="Bookman Old Style" w:hAnsi="Bookman Old Style" w:cs="Bookman Old Style"/>
+          <w:color w:val="000000"/>
+          <w:sz w:val="24"/>
+          <w:szCs w:val="24"/>
+        </w:rPr>
+        <w:t>berdasarkan</w:t>
+      </w:r>
+      <w:proofErr w:type="spellEnd"/>
+      <w:r>
+        <w:rPr>
+          <w:rFonts w:ascii="Bookman Old Style" w:eastAsia="Bookman Old Style" w:hAnsi="Bookman Old Style" w:cs="Bookman Old Style"/>
+          <w:color w:val="000000"/>
+          <w:sz w:val="24"/>
+          <w:szCs w:val="24"/>
+        </w:rPr>
+        <w:t xml:space="preserve"> </w:t>
+      </w:r>
+      <w:proofErr w:type="spellStart"/>
+      <w:r>
+        <w:rPr>
+          <w:rFonts w:ascii="Bookman Old Style" w:eastAsia="Bookman Old Style" w:hAnsi="Bookman Old Style" w:cs="Bookman Old Style"/>
+          <w:color w:val="000000"/>
+          <w:sz w:val="24"/>
+          <w:szCs w:val="24"/>
+        </w:rPr>
+        <w:t>hasil</w:t>
+      </w:r>
+      <w:proofErr w:type="spellEnd"/>
+      <w:r>
+        <w:rPr>
+          <w:rFonts w:ascii="Bookman Old Style" w:eastAsia="Bookman Old Style" w:hAnsi="Bookman Old Style" w:cs="Bookman Old Style"/>
+          <w:color w:val="000000"/>
+          <w:sz w:val="24"/>
+          <w:szCs w:val="24"/>
+        </w:rPr>
+        <w:t xml:space="preserve"> </w:t>
+      </w:r>
+      <w:proofErr w:type="spellStart"/>
+      <w:r>
+        <w:rPr>
+          <w:rFonts w:ascii="Bookman Old Style" w:eastAsia="Bookman Old Style" w:hAnsi="Bookman Old Style" w:cs="Bookman Old Style"/>
+          <w:color w:val="000000"/>
+          <w:sz w:val="24"/>
+          <w:szCs w:val="24"/>
+        </w:rPr>
+        <w:t>pemeriksaan</w:t>
+      </w:r>
+      <w:proofErr w:type="spellEnd"/>
+      <w:r>
+        <w:rPr>
+          <w:rFonts w:ascii="Bookman Old Style" w:eastAsia="Bookman Old Style" w:hAnsi="Bookman Old Style" w:cs="Bookman Old Style"/>
+          <w:color w:val="000000"/>
+          <w:sz w:val="24"/>
+          <w:szCs w:val="24"/>
+        </w:rPr>
+        <w:t xml:space="preserve"> dan </w:t>
+      </w:r>
+      <w:proofErr w:type="spellStart"/>
+      <w:r>
+        <w:rPr>
+          <w:rFonts w:ascii="Bookman Old Style" w:eastAsia="Bookman Old Style" w:hAnsi="Bookman Old Style" w:cs="Bookman Old Style"/>
+          <w:color w:val="000000"/>
+          <w:sz w:val="24"/>
+          <w:szCs w:val="24"/>
+        </w:rPr>
+        <w:t>evaluasi</w:t>
+      </w:r>
+      <w:proofErr w:type="spellEnd"/>
+      <w:r>
+        <w:rPr>
+          <w:rFonts w:ascii="Bookman Old Style" w:eastAsia="Bookman Old Style" w:hAnsi="Bookman Old Style" w:cs="Bookman Old Style"/>
+          <w:color w:val="000000"/>
+          <w:sz w:val="24"/>
+          <w:szCs w:val="24"/>
+        </w:rPr>
+        <w:t xml:space="preserve"> </w:t>
+      </w:r>
+      <w:proofErr w:type="spellStart"/>
+      <w:r>
+        <w:rPr>
+          <w:rFonts w:ascii="Bookman Old Style" w:eastAsia="Bookman Old Style" w:hAnsi="Bookman Old Style" w:cs="Bookman Old Style"/>
+          <w:color w:val="000000"/>
+          <w:sz w:val="24"/>
+          <w:szCs w:val="24"/>
+        </w:rPr>
+        <w:t>pekerjaan</w:t>
+      </w:r>
+      <w:proofErr w:type="spellEnd"/>
+      <w:r>
+        <w:rPr>
+          <w:rFonts w:ascii="Bookman Old Style" w:eastAsia="Bookman Old Style" w:hAnsi="Bookman Old Style" w:cs="Bookman Old Style"/>
+          <w:color w:val="000000"/>
+          <w:sz w:val="24"/>
+          <w:szCs w:val="24"/>
+        </w:rPr>
+        <w:t xml:space="preserve"> </w:t>
+      </w:r>
+      <w:proofErr w:type="spellStart"/>
+      <w:r>
+        <w:rPr>
+          <w:rFonts w:ascii="Bookman Old Style" w:eastAsia="Bookman Old Style" w:hAnsi="Bookman Old Style" w:cs="Bookman Old Style"/>
+          <w:color w:val="000000"/>
+          <w:sz w:val="24"/>
+          <w:szCs w:val="24"/>
+        </w:rPr>
+        <w:t>sebagaimana</w:t>
+      </w:r>
+      <w:proofErr w:type="spellEnd"/>
+      <w:r>
+        <w:rPr>
+          <w:rFonts w:ascii="Bookman Old Style" w:eastAsia="Bookman Old Style" w:hAnsi="Bookman Old Style" w:cs="Bookman Old Style"/>
+          <w:color w:val="000000"/>
+          <w:sz w:val="24"/>
+          <w:szCs w:val="24"/>
+        </w:rPr>
+        <w:t xml:space="preserve"> </w:t>
+      </w:r>
+      <w:proofErr w:type="spellStart"/>
+      <w:r>
+        <w:rPr>
+          <w:rFonts w:ascii="Bookman Old Style" w:eastAsia="Bookman Old Style" w:hAnsi="Bookman Old Style" w:cs="Bookman Old Style"/>
+          <w:color w:val="000000"/>
+          <w:sz w:val="24"/>
+          <w:szCs w:val="24"/>
+        </w:rPr>
+        <w:t>tercantum</w:t>
+      </w:r>
+      <w:proofErr w:type="spellEnd"/>
+      <w:r>
+        <w:rPr>
+          <w:rFonts w:ascii="Bookman Old Style" w:eastAsia="Bookman Old Style" w:hAnsi="Bookman Old Style" w:cs="Bookman Old Style"/>
+          <w:color w:val="000000"/>
+          <w:sz w:val="24"/>
+          <w:szCs w:val="24"/>
+        </w:rPr>
+        <w:t xml:space="preserve"> </w:t>
+      </w:r>
+      <w:proofErr w:type="spellStart"/>
+      <w:r>
+        <w:rPr>
+          <w:rFonts w:ascii="Bookman Old Style" w:eastAsia="Bookman Old Style" w:hAnsi="Bookman Old Style" w:cs="Bookman Old Style"/>
+          <w:color w:val="000000"/>
+          <w:sz w:val="24"/>
+          <w:szCs w:val="24"/>
+        </w:rPr>
+        <w:t>dalam</w:t>
+      </w:r>
+      <w:proofErr w:type="spellEnd"/>
+      <w:r>
+        <w:rPr>
+          <w:rFonts w:ascii="Bookman Old Style" w:eastAsia="Bookman Old Style" w:hAnsi="Bookman Old Style" w:cs="Bookman Old Style"/>
+          <w:color w:val="000000"/>
+          <w:sz w:val="24"/>
+          <w:szCs w:val="24"/>
+        </w:rPr>
+        <w:t xml:space="preserve"> </w:t>
+      </w:r>
+      <w:proofErr w:type="spellStart"/>
+      <w:r>
+        <w:rPr>
+          <w:rFonts w:ascii="Bookman Old Style" w:eastAsia="Bookman Old Style" w:hAnsi="Bookman Old Style" w:cs="Bookman Old Style"/>
+          <w:color w:val="000000"/>
+          <w:sz w:val="24"/>
+          <w:szCs w:val="24"/>
+        </w:rPr>
+        <w:t>lampiran</w:t>
+      </w:r>
+      <w:proofErr w:type="spellEnd"/>
+      <w:r>
+        <w:rPr>
+          <w:rFonts w:ascii="Bookman Old Style" w:eastAsia="Bookman Old Style" w:hAnsi="Bookman Old Style" w:cs="Bookman Old Style"/>
+          <w:color w:val="000000"/>
+          <w:sz w:val="24"/>
+          <w:szCs w:val="24"/>
+        </w:rPr>
+        <w:t>. </w:t>
       </w:r>
     </w:p>
     <w:p>
@@ -2501,14 +3248,85 @@
           <w:szCs w:val="24"/>
         </w:rPr>
       </w:pPr>
-      <w:r>
-        <w:rPr>
-          <w:rFonts w:ascii="Bookman Old Style" w:eastAsia="Bookman Old Style" w:hAnsi="Bookman Old Style" w:cs="Bookman Old Style"/>
-          <w:color w:val="000000"/>
-          <w:sz w:val="24"/>
-          <w:szCs w:val="24"/>
-        </w:rPr>
-        <w:t xml:space="preserve">Berdasarkan angka 2 tersebut di atas, </w:t>
+      <w:proofErr w:type="spellStart"/>
+      <w:r>
+        <w:rPr>
+          <w:rFonts w:ascii="Bookman Old Style" w:eastAsia="Bookman Old Style" w:hAnsi="Bookman Old Style" w:cs="Bookman Old Style"/>
+          <w:color w:val="000000"/>
+          <w:sz w:val="24"/>
+          <w:szCs w:val="24"/>
+        </w:rPr>
+        <w:t>Berdasarkan</w:t>
+      </w:r>
+      <w:proofErr w:type="spellEnd"/>
+      <w:r>
+        <w:rPr>
+          <w:rFonts w:ascii="Bookman Old Style" w:eastAsia="Bookman Old Style" w:hAnsi="Bookman Old Style" w:cs="Bookman Old Style"/>
+          <w:color w:val="000000"/>
+          <w:sz w:val="24"/>
+          <w:szCs w:val="24"/>
+        </w:rPr>
+        <w:t xml:space="preserve"> </w:t>
+      </w:r>
+      <w:proofErr w:type="spellStart"/>
+      <w:r>
+        <w:rPr>
+          <w:rFonts w:ascii="Bookman Old Style" w:eastAsia="Bookman Old Style" w:hAnsi="Bookman Old Style" w:cs="Bookman Old Style"/>
+          <w:color w:val="000000"/>
+          <w:sz w:val="24"/>
+          <w:szCs w:val="24"/>
+        </w:rPr>
+        <w:t>angka</w:t>
+      </w:r>
+      <w:proofErr w:type="spellEnd"/>
+      <w:r>
+        <w:rPr>
+          <w:rFonts w:ascii="Bookman Old Style" w:eastAsia="Bookman Old Style" w:hAnsi="Bookman Old Style" w:cs="Bookman Old Style"/>
+          <w:color w:val="000000"/>
+          <w:sz w:val="24"/>
+          <w:szCs w:val="24"/>
+        </w:rPr>
+        <w:t xml:space="preserve"> 2 </w:t>
+      </w:r>
+      <w:proofErr w:type="spellStart"/>
+      <w:r>
+        <w:rPr>
+          <w:rFonts w:ascii="Bookman Old Style" w:eastAsia="Bookman Old Style" w:hAnsi="Bookman Old Style" w:cs="Bookman Old Style"/>
+          <w:color w:val="000000"/>
+          <w:sz w:val="24"/>
+          <w:szCs w:val="24"/>
+        </w:rPr>
+        <w:t>tersebut</w:t>
+      </w:r>
+      <w:proofErr w:type="spellEnd"/>
+      <w:r>
+        <w:rPr>
+          <w:rFonts w:ascii="Bookman Old Style" w:eastAsia="Bookman Old Style" w:hAnsi="Bookman Old Style" w:cs="Bookman Old Style"/>
+          <w:color w:val="000000"/>
+          <w:sz w:val="24"/>
+          <w:szCs w:val="24"/>
+        </w:rPr>
+        <w:t xml:space="preserve"> di </w:t>
+      </w:r>
+      <w:proofErr w:type="spellStart"/>
+      <w:r>
+        <w:rPr>
+          <w:rFonts w:ascii="Bookman Old Style" w:eastAsia="Bookman Old Style" w:hAnsi="Bookman Old Style" w:cs="Bookman Old Style"/>
+          <w:color w:val="000000"/>
+          <w:sz w:val="24"/>
+          <w:szCs w:val="24"/>
+        </w:rPr>
+        <w:t>atas</w:t>
+      </w:r>
+      <w:proofErr w:type="spellEnd"/>
+      <w:r>
+        <w:rPr>
+          <w:rFonts w:ascii="Bookman Old Style" w:eastAsia="Bookman Old Style" w:hAnsi="Bookman Old Style" w:cs="Bookman Old Style"/>
+          <w:color w:val="000000"/>
+          <w:sz w:val="24"/>
+          <w:szCs w:val="24"/>
+        </w:rPr>
+        <w:t xml:space="preserve">, </w:t>
       </w:r>
       <w:r>
         <w:rPr>
@@ -2528,7 +3346,107 @@
           <w:sz w:val="24"/>
           <w:szCs w:val="24"/>
         </w:rPr>
-        <w:t xml:space="preserve"> menyerahkan hasil pekerjaan Pendataan Lapangan Sensus Ekonomi 2026 kepada </w:t>
+        <w:t xml:space="preserve"> </w:t>
+      </w:r>
+      <w:proofErr w:type="spellStart"/>
+      <w:r>
+        <w:rPr>
+          <w:rFonts w:ascii="Bookman Old Style" w:eastAsia="Bookman Old Style" w:hAnsi="Bookman Old Style" w:cs="Bookman Old Style"/>
+          <w:color w:val="000000"/>
+          <w:sz w:val="24"/>
+          <w:szCs w:val="24"/>
+        </w:rPr>
+        <w:t>menyerahkan</w:t>
+      </w:r>
+      <w:proofErr w:type="spellEnd"/>
+      <w:r>
+        <w:rPr>
+          <w:rFonts w:ascii="Bookman Old Style" w:eastAsia="Bookman Old Style" w:hAnsi="Bookman Old Style" w:cs="Bookman Old Style"/>
+          <w:color w:val="000000"/>
+          <w:sz w:val="24"/>
+          <w:szCs w:val="24"/>
+        </w:rPr>
+        <w:t xml:space="preserve"> </w:t>
+      </w:r>
+      <w:proofErr w:type="spellStart"/>
+      <w:r>
+        <w:rPr>
+          <w:rFonts w:ascii="Bookman Old Style" w:eastAsia="Bookman Old Style" w:hAnsi="Bookman Old Style" w:cs="Bookman Old Style"/>
+          <w:color w:val="000000"/>
+          <w:sz w:val="24"/>
+          <w:szCs w:val="24"/>
+        </w:rPr>
+        <w:t>hasil</w:t>
+      </w:r>
+      <w:proofErr w:type="spellEnd"/>
+      <w:r>
+        <w:rPr>
+          <w:rFonts w:ascii="Bookman Old Style" w:eastAsia="Bookman Old Style" w:hAnsi="Bookman Old Style" w:cs="Bookman Old Style"/>
+          <w:color w:val="000000"/>
+          <w:sz w:val="24"/>
+          <w:szCs w:val="24"/>
+        </w:rPr>
+        <w:t xml:space="preserve"> </w:t>
+      </w:r>
+      <w:proofErr w:type="spellStart"/>
+      <w:r>
+        <w:rPr>
+          <w:rFonts w:ascii="Bookman Old Style" w:eastAsia="Bookman Old Style" w:hAnsi="Bookman Old Style" w:cs="Bookman Old Style"/>
+          <w:color w:val="000000"/>
+          <w:sz w:val="24"/>
+          <w:szCs w:val="24"/>
+        </w:rPr>
+        <w:t>pekerjaan</w:t>
+      </w:r>
+      <w:proofErr w:type="spellEnd"/>
+      <w:r>
+        <w:rPr>
+          <w:rFonts w:ascii="Bookman Old Style" w:eastAsia="Bookman Old Style" w:hAnsi="Bookman Old Style" w:cs="Bookman Old Style"/>
+          <w:color w:val="000000"/>
+          <w:sz w:val="24"/>
+          <w:szCs w:val="24"/>
+        </w:rPr>
+        <w:t xml:space="preserve"> </w:t>
+      </w:r>
+      <w:proofErr w:type="spellStart"/>
+      <w:r>
+        <w:rPr>
+          <w:rFonts w:ascii="Bookman Old Style" w:eastAsia="Bookman Old Style" w:hAnsi="Bookman Old Style" w:cs="Bookman Old Style"/>
+          <w:color w:val="000000"/>
+          <w:sz w:val="24"/>
+          <w:szCs w:val="24"/>
+        </w:rPr>
+        <w:t>Pendataan</w:t>
+      </w:r>
+      <w:proofErr w:type="spellEnd"/>
+      <w:r>
+        <w:rPr>
+          <w:rFonts w:ascii="Bookman Old Style" w:eastAsia="Bookman Old Style" w:hAnsi="Bookman Old Style" w:cs="Bookman Old Style"/>
+          <w:color w:val="000000"/>
+          <w:sz w:val="24"/>
+          <w:szCs w:val="24"/>
+        </w:rPr>
+        <w:t xml:space="preserve"> Lapangan Sensus Ekonomi 2026 </w:t>
+      </w:r>
+      <w:proofErr w:type="spellStart"/>
+      <w:r>
+        <w:rPr>
+          <w:rFonts w:ascii="Bookman Old Style" w:eastAsia="Bookman Old Style" w:hAnsi="Bookman Old Style" w:cs="Bookman Old Style"/>
+          <w:color w:val="000000"/>
+          <w:sz w:val="24"/>
+          <w:szCs w:val="24"/>
+        </w:rPr>
+        <w:t>kepada</w:t>
+      </w:r>
+      <w:proofErr w:type="spellEnd"/>
+      <w:r>
+        <w:rPr>
+          <w:rFonts w:ascii="Bookman Old Style" w:eastAsia="Bookman Old Style" w:hAnsi="Bookman Old Style" w:cs="Bookman Old Style"/>
+          <w:color w:val="000000"/>
+          <w:sz w:val="24"/>
+          <w:szCs w:val="24"/>
+        </w:rPr>
+        <w:t xml:space="preserve"> </w:t>
       </w:r>
       <w:r>
         <w:rPr>
@@ -2568,7 +3486,167 @@
           <w:sz w:val="24"/>
           <w:szCs w:val="24"/>
         </w:rPr>
-        <w:t xml:space="preserve"> menerima hasil pekerjaan tersebut yang telah sesuai dengan seharusnya;</w:t>
+        <w:t xml:space="preserve"> </w:t>
+      </w:r>
+      <w:proofErr w:type="spellStart"/>
+      <w:r>
+        <w:rPr>
+          <w:rFonts w:ascii="Bookman Old Style" w:eastAsia="Bookman Old Style" w:hAnsi="Bookman Old Style" w:cs="Bookman Old Style"/>
+          <w:color w:val="000000"/>
+          <w:sz w:val="24"/>
+          <w:szCs w:val="24"/>
+        </w:rPr>
+        <w:t>menerima</w:t>
+      </w:r>
+      <w:proofErr w:type="spellEnd"/>
+      <w:r>
+        <w:rPr>
+          <w:rFonts w:ascii="Bookman Old Style" w:eastAsia="Bookman Old Style" w:hAnsi="Bookman Old Style" w:cs="Bookman Old Style"/>
+          <w:color w:val="000000"/>
+          <w:sz w:val="24"/>
+          <w:szCs w:val="24"/>
+        </w:rPr>
+        <w:t xml:space="preserve"> </w:t>
+      </w:r>
+      <w:proofErr w:type="spellStart"/>
+      <w:r>
+        <w:rPr>
+          <w:rFonts w:ascii="Bookman Old Style" w:eastAsia="Bookman Old Style" w:hAnsi="Bookman Old Style" w:cs="Bookman Old Style"/>
+          <w:color w:val="000000"/>
+          <w:sz w:val="24"/>
+          <w:szCs w:val="24"/>
+        </w:rPr>
+        <w:t>hasil</w:t>
+      </w:r>
+      <w:proofErr w:type="spellEnd"/>
+      <w:r>
+        <w:rPr>
+          <w:rFonts w:ascii="Bookman Old Style" w:eastAsia="Bookman Old Style" w:hAnsi="Bookman Old Style" w:cs="Bookman Old Style"/>
+          <w:color w:val="000000"/>
+          <w:sz w:val="24"/>
+          <w:szCs w:val="24"/>
+        </w:rPr>
+        <w:t xml:space="preserve"> </w:t>
+      </w:r>
+      <w:proofErr w:type="spellStart"/>
+      <w:r>
+        <w:rPr>
+          <w:rFonts w:ascii="Bookman Old Style" w:eastAsia="Bookman Old Style" w:hAnsi="Bookman Old Style" w:cs="Bookman Old Style"/>
+          <w:color w:val="000000"/>
+          <w:sz w:val="24"/>
+          <w:szCs w:val="24"/>
+        </w:rPr>
+        <w:t>pekerjaan</w:t>
+      </w:r>
+      <w:proofErr w:type="spellEnd"/>
+      <w:r>
+        <w:rPr>
+          <w:rFonts w:ascii="Bookman Old Style" w:eastAsia="Bookman Old Style" w:hAnsi="Bookman Old Style" w:cs="Bookman Old Style"/>
+          <w:color w:val="000000"/>
+          <w:sz w:val="24"/>
+          <w:szCs w:val="24"/>
+        </w:rPr>
+        <w:t xml:space="preserve"> </w:t>
+      </w:r>
+      <w:proofErr w:type="spellStart"/>
+      <w:r>
+        <w:rPr>
+          <w:rFonts w:ascii="Bookman Old Style" w:eastAsia="Bookman Old Style" w:hAnsi="Bookman Old Style" w:cs="Bookman Old Style"/>
+          <w:color w:val="000000"/>
+          <w:sz w:val="24"/>
+          <w:szCs w:val="24"/>
+        </w:rPr>
+        <w:t>tersebut</w:t>
+      </w:r>
+      <w:proofErr w:type="spellEnd"/>
+      <w:r>
+        <w:rPr>
+          <w:rFonts w:ascii="Bookman Old Style" w:eastAsia="Bookman Old Style" w:hAnsi="Bookman Old Style" w:cs="Bookman Old Style"/>
+          <w:color w:val="000000"/>
+          <w:sz w:val="24"/>
+          <w:szCs w:val="24"/>
+        </w:rPr>
+        <w:t xml:space="preserve"> yang </w:t>
+      </w:r>
+      <w:proofErr w:type="spellStart"/>
+      <w:r>
+        <w:rPr>
+          <w:rFonts w:ascii="Bookman Old Style" w:eastAsia="Bookman Old Style" w:hAnsi="Bookman Old Style" w:cs="Bookman Old Style"/>
+          <w:color w:val="000000"/>
+          <w:sz w:val="24"/>
+          <w:szCs w:val="24"/>
+        </w:rPr>
+        <w:t>telah</w:t>
+      </w:r>
+      <w:proofErr w:type="spellEnd"/>
+      <w:r>
+        <w:rPr>
+          <w:rFonts w:ascii="Bookman Old Style" w:eastAsia="Bookman Old Style" w:hAnsi="Bookman Old Style" w:cs="Bookman Old Style"/>
+          <w:color w:val="000000"/>
+          <w:sz w:val="24"/>
+          <w:szCs w:val="24"/>
+        </w:rPr>
+        <w:t xml:space="preserve"> </w:t>
+      </w:r>
+      <w:proofErr w:type="spellStart"/>
+      <w:r>
+        <w:rPr>
+          <w:rFonts w:ascii="Bookman Old Style" w:eastAsia="Bookman Old Style" w:hAnsi="Bookman Old Style" w:cs="Bookman Old Style"/>
+          <w:color w:val="000000"/>
+          <w:sz w:val="24"/>
+          <w:szCs w:val="24"/>
+        </w:rPr>
+        <w:t>sesuai</w:t>
+      </w:r>
+      <w:proofErr w:type="spellEnd"/>
+      <w:r>
+        <w:rPr>
+          <w:rFonts w:ascii="Bookman Old Style" w:eastAsia="Bookman Old Style" w:hAnsi="Bookman Old Style" w:cs="Bookman Old Style"/>
+          <w:color w:val="000000"/>
+          <w:sz w:val="24"/>
+          <w:szCs w:val="24"/>
+        </w:rPr>
+        <w:t xml:space="preserve"> </w:t>
+      </w:r>
+      <w:proofErr w:type="spellStart"/>
+      <w:r>
+        <w:rPr>
+          <w:rFonts w:ascii="Bookman Old Style" w:eastAsia="Bookman Old Style" w:hAnsi="Bookman Old Style" w:cs="Bookman Old Style"/>
+          <w:color w:val="000000"/>
+          <w:sz w:val="24"/>
+          <w:szCs w:val="24"/>
+        </w:rPr>
+        <w:t>dengan</w:t>
+      </w:r>
+      <w:proofErr w:type="spellEnd"/>
+      <w:r>
+        <w:rPr>
+          <w:rFonts w:ascii="Bookman Old Style" w:eastAsia="Bookman Old Style" w:hAnsi="Bookman Old Style" w:cs="Bookman Old Style"/>
+          <w:color w:val="000000"/>
+          <w:sz w:val="24"/>
+          <w:szCs w:val="24"/>
+        </w:rPr>
+        <w:t xml:space="preserve"> </w:t>
+      </w:r>
+      <w:proofErr w:type="spellStart"/>
+      <w:r>
+        <w:rPr>
+          <w:rFonts w:ascii="Bookman Old Style" w:eastAsia="Bookman Old Style" w:hAnsi="Bookman Old Style" w:cs="Bookman Old Style"/>
+          <w:color w:val="000000"/>
+          <w:sz w:val="24"/>
+          <w:szCs w:val="24"/>
+        </w:rPr>
+        <w:t>seharusnya</w:t>
+      </w:r>
+      <w:proofErr w:type="spellEnd"/>
+      <w:r>
+        <w:rPr>
+          <w:rFonts w:ascii="Bookman Old Style" w:eastAsia="Bookman Old Style" w:hAnsi="Bookman Old Style" w:cs="Bookman Old Style"/>
+          <w:color w:val="000000"/>
+          <w:sz w:val="24"/>
+          <w:szCs w:val="24"/>
+        </w:rPr>
+        <w:t>;</w:t>
       </w:r>
     </w:p>
     <w:p>
@@ -2594,16 +3672,246 @@
           <w:sz w:val="24"/>
           <w:szCs w:val="24"/>
         </w:rPr>
-        <w:t xml:space="preserve">Hasil pekerjaan Pendataan Lapangan Sensus Ekonomi 2026 sebagaimana dimaksud dalam angka 3, berupa dokumen hasil Pendataan Lapangan Sensus Ekonomi 2026, sejumlah </w:t>
-      </w:r>
-      <w:r>
-        <w:rPr>
-          <w:rFonts w:ascii="Bookman Old Style" w:eastAsia="Bookman Old Style" w:hAnsi="Bookman Old Style" w:cs="Bookman Old Style"/>
-          <w:color w:val="000000"/>
-          <w:sz w:val="24"/>
-          <w:szCs w:val="24"/>
-        </w:rPr>
-        <w:t>{s</w:t>
+        <w:t xml:space="preserve">Hasil </w:t>
+      </w:r>
+      <w:proofErr w:type="spellStart"/>
+      <w:r>
+        <w:rPr>
+          <w:rFonts w:ascii="Bookman Old Style" w:eastAsia="Bookman Old Style" w:hAnsi="Bookman Old Style" w:cs="Bookman Old Style"/>
+          <w:color w:val="000000"/>
+          <w:sz w:val="24"/>
+          <w:szCs w:val="24"/>
+        </w:rPr>
+        <w:t>pekerjaan</w:t>
+      </w:r>
+      <w:proofErr w:type="spellEnd"/>
+      <w:r>
+        <w:rPr>
+          <w:rFonts w:ascii="Bookman Old Style" w:eastAsia="Bookman Old Style" w:hAnsi="Bookman Old Style" w:cs="Bookman Old Style"/>
+          <w:color w:val="000000"/>
+          <w:sz w:val="24"/>
+          <w:szCs w:val="24"/>
+        </w:rPr>
+        <w:t xml:space="preserve"> </w:t>
+      </w:r>
+      <w:proofErr w:type="spellStart"/>
+      <w:r>
+        <w:rPr>
+          <w:rFonts w:ascii="Bookman Old Style" w:eastAsia="Bookman Old Style" w:hAnsi="Bookman Old Style" w:cs="Bookman Old Style"/>
+          <w:color w:val="000000"/>
+          <w:sz w:val="24"/>
+          <w:szCs w:val="24"/>
+        </w:rPr>
+        <w:t>Pendataan</w:t>
+      </w:r>
+      <w:proofErr w:type="spellEnd"/>
+      <w:r>
+        <w:rPr>
+          <w:rFonts w:ascii="Bookman Old Style" w:eastAsia="Bookman Old Style" w:hAnsi="Bookman Old Style" w:cs="Bookman Old Style"/>
+          <w:color w:val="000000"/>
+          <w:sz w:val="24"/>
+          <w:szCs w:val="24"/>
+        </w:rPr>
+        <w:t xml:space="preserve"> Lapangan Sensus Ekonomi 2026 </w:t>
+      </w:r>
+      <w:proofErr w:type="spellStart"/>
+      <w:r>
+        <w:rPr>
+          <w:rFonts w:ascii="Bookman Old Style" w:eastAsia="Bookman Old Style" w:hAnsi="Bookman Old Style" w:cs="Bookman Old Style"/>
+          <w:color w:val="000000"/>
+          <w:sz w:val="24"/>
+          <w:szCs w:val="24"/>
+        </w:rPr>
+        <w:t>sebagaimana</w:t>
+      </w:r>
+      <w:proofErr w:type="spellEnd"/>
+      <w:r>
+        <w:rPr>
+          <w:rFonts w:ascii="Bookman Old Style" w:eastAsia="Bookman Old Style" w:hAnsi="Bookman Old Style" w:cs="Bookman Old Style"/>
+          <w:color w:val="000000"/>
+          <w:sz w:val="24"/>
+          <w:szCs w:val="24"/>
+        </w:rPr>
+        <w:t xml:space="preserve"> </w:t>
+      </w:r>
+      <w:proofErr w:type="spellStart"/>
+      <w:r>
+        <w:rPr>
+          <w:rFonts w:ascii="Bookman Old Style" w:eastAsia="Bookman Old Style" w:hAnsi="Bookman Old Style" w:cs="Bookman Old Style"/>
+          <w:color w:val="000000"/>
+          <w:sz w:val="24"/>
+          <w:szCs w:val="24"/>
+        </w:rPr>
+        <w:t>dimaksud</w:t>
+      </w:r>
+      <w:proofErr w:type="spellEnd"/>
+      <w:r>
+        <w:rPr>
+          <w:rFonts w:ascii="Bookman Old Style" w:eastAsia="Bookman Old Style" w:hAnsi="Bookman Old Style" w:cs="Bookman Old Style"/>
+          <w:color w:val="000000"/>
+          <w:sz w:val="24"/>
+          <w:szCs w:val="24"/>
+        </w:rPr>
+        <w:t xml:space="preserve"> </w:t>
+      </w:r>
+      <w:proofErr w:type="spellStart"/>
+      <w:r>
+        <w:rPr>
+          <w:rFonts w:ascii="Bookman Old Style" w:eastAsia="Bookman Old Style" w:hAnsi="Bookman Old Style" w:cs="Bookman Old Style"/>
+          <w:color w:val="000000"/>
+          <w:sz w:val="24"/>
+          <w:szCs w:val="24"/>
+        </w:rPr>
+        <w:t>dalam</w:t>
+      </w:r>
+      <w:proofErr w:type="spellEnd"/>
+      <w:r>
+        <w:rPr>
+          <w:rFonts w:ascii="Bookman Old Style" w:eastAsia="Bookman Old Style" w:hAnsi="Bookman Old Style" w:cs="Bookman Old Style"/>
+          <w:color w:val="000000"/>
+          <w:sz w:val="24"/>
+          <w:szCs w:val="24"/>
+        </w:rPr>
+        <w:t xml:space="preserve"> </w:t>
+      </w:r>
+      <w:proofErr w:type="spellStart"/>
+      <w:r>
+        <w:rPr>
+          <w:rFonts w:ascii="Bookman Old Style" w:eastAsia="Bookman Old Style" w:hAnsi="Bookman Old Style" w:cs="Bookman Old Style"/>
+          <w:color w:val="000000"/>
+          <w:sz w:val="24"/>
+          <w:szCs w:val="24"/>
+        </w:rPr>
+        <w:t>angka</w:t>
+      </w:r>
+      <w:proofErr w:type="spellEnd"/>
+      <w:r>
+        <w:rPr>
+          <w:rFonts w:ascii="Bookman Old Style" w:eastAsia="Bookman Old Style" w:hAnsi="Bookman Old Style" w:cs="Bookman Old Style"/>
+          <w:color w:val="000000"/>
+          <w:sz w:val="24"/>
+          <w:szCs w:val="24"/>
+        </w:rPr>
+        <w:t xml:space="preserve"> 3, </w:t>
+      </w:r>
+      <w:proofErr w:type="spellStart"/>
+      <w:r>
+        <w:rPr>
+          <w:rFonts w:ascii="Bookman Old Style" w:eastAsia="Bookman Old Style" w:hAnsi="Bookman Old Style" w:cs="Bookman Old Style"/>
+          <w:color w:val="000000"/>
+          <w:sz w:val="24"/>
+          <w:szCs w:val="24"/>
+        </w:rPr>
+        <w:t>berupa</w:t>
+      </w:r>
+      <w:proofErr w:type="spellEnd"/>
+      <w:r>
+        <w:rPr>
+          <w:rFonts w:ascii="Bookman Old Style" w:eastAsia="Bookman Old Style" w:hAnsi="Bookman Old Style" w:cs="Bookman Old Style"/>
+          <w:color w:val="000000"/>
+          <w:sz w:val="24"/>
+          <w:szCs w:val="24"/>
+        </w:rPr>
+        <w:t xml:space="preserve"> </w:t>
+      </w:r>
+      <w:proofErr w:type="spellStart"/>
+      <w:r>
+        <w:rPr>
+          <w:rFonts w:ascii="Bookman Old Style" w:eastAsia="Bookman Old Style" w:hAnsi="Bookman Old Style" w:cs="Bookman Old Style"/>
+          <w:color w:val="000000"/>
+          <w:sz w:val="24"/>
+          <w:szCs w:val="24"/>
+        </w:rPr>
+        <w:t>dokumen</w:t>
+      </w:r>
+      <w:proofErr w:type="spellEnd"/>
+      <w:r>
+        <w:rPr>
+          <w:rFonts w:ascii="Bookman Old Style" w:eastAsia="Bookman Old Style" w:hAnsi="Bookman Old Style" w:cs="Bookman Old Style"/>
+          <w:color w:val="000000"/>
+          <w:sz w:val="24"/>
+          <w:szCs w:val="24"/>
+        </w:rPr>
+        <w:t xml:space="preserve"> </w:t>
+      </w:r>
+      <w:proofErr w:type="spellStart"/>
+      <w:r>
+        <w:rPr>
+          <w:rFonts w:ascii="Bookman Old Style" w:eastAsia="Bookman Old Style" w:hAnsi="Bookman Old Style" w:cs="Bookman Old Style"/>
+          <w:color w:val="000000"/>
+          <w:sz w:val="24"/>
+          <w:szCs w:val="24"/>
+        </w:rPr>
+        <w:t>hasil</w:t>
+      </w:r>
+      <w:proofErr w:type="spellEnd"/>
+      <w:r>
+        <w:rPr>
+          <w:rFonts w:ascii="Bookman Old Style" w:eastAsia="Bookman Old Style" w:hAnsi="Bookman Old Style" w:cs="Bookman Old Style"/>
+          <w:color w:val="000000"/>
+          <w:sz w:val="24"/>
+          <w:szCs w:val="24"/>
+        </w:rPr>
+        <w:t xml:space="preserve"> </w:t>
+      </w:r>
+      <w:proofErr w:type="spellStart"/>
+      <w:r>
+        <w:rPr>
+          <w:rFonts w:ascii="Bookman Old Style" w:eastAsia="Bookman Old Style" w:hAnsi="Bookman Old Style" w:cs="Bookman Old Style"/>
+          <w:color w:val="000000"/>
+          <w:sz w:val="24"/>
+          <w:szCs w:val="24"/>
+        </w:rPr>
+        <w:t>Pendataan</w:t>
+      </w:r>
+      <w:proofErr w:type="spellEnd"/>
+      <w:r>
+        <w:rPr>
+          <w:rFonts w:ascii="Bookman Old Style" w:eastAsia="Bookman Old Style" w:hAnsi="Bookman Old Style" w:cs="Bookman Old Style"/>
+          <w:color w:val="000000"/>
+          <w:sz w:val="24"/>
+          <w:szCs w:val="24"/>
+        </w:rPr>
+        <w:t xml:space="preserve"> Lapangan Sensus Ekonomi 2026, </w:t>
+      </w:r>
+      <w:proofErr w:type="spellStart"/>
+      <w:r>
+        <w:rPr>
+          <w:rFonts w:ascii="Bookman Old Style" w:eastAsia="Bookman Old Style" w:hAnsi="Bookman Old Style" w:cs="Bookman Old Style"/>
+          <w:color w:val="000000"/>
+          <w:sz w:val="24"/>
+          <w:szCs w:val="24"/>
+        </w:rPr>
+        <w:t>sejumlah</w:t>
+      </w:r>
+      <w:proofErr w:type="spellEnd"/>
+      <w:r>
+        <w:rPr>
+          <w:rFonts w:ascii="Bookman Old Style" w:eastAsia="Bookman Old Style" w:hAnsi="Bookman Old Style" w:cs="Bookman Old Style"/>
+          <w:color w:val="000000"/>
+          <w:sz w:val="24"/>
+          <w:szCs w:val="24"/>
+        </w:rPr>
+        <w:t xml:space="preserve"> </w:t>
+      </w:r>
+      <w:r>
+        <w:rPr>
+          <w:rFonts w:ascii="Bookman Old Style" w:eastAsia="Bookman Old Style" w:hAnsi="Bookman Old Style" w:cs="Bookman Old Style"/>
+          <w:color w:val="000000"/>
+          <w:sz w:val="24"/>
+          <w:szCs w:val="24"/>
+        </w:rPr>
+        <w:t>{</w:t>
+      </w:r>
+      <w:proofErr w:type="spellStart"/>
+      <w:r>
+        <w:rPr>
+          <w:rFonts w:ascii="Bookman Old Style" w:eastAsia="Bookman Old Style" w:hAnsi="Bookman Old Style" w:cs="Bookman Old Style"/>
+          <w:color w:val="000000"/>
+          <w:sz w:val="24"/>
+          <w:szCs w:val="24"/>
+        </w:rPr>
+        <w:t>s</w:t>
       </w:r>
       <w:r>
         <w:rPr>
@@ -2614,6 +3922,7 @@
         </w:rPr>
         <w:t>ls_ongoing</w:t>
       </w:r>
+      <w:proofErr w:type="spellEnd"/>
       <w:r>
         <w:rPr>
           <w:rFonts w:ascii="Bookman Old Style" w:eastAsia="Bookman Old Style" w:hAnsi="Bookman Old Style" w:cs="Bookman Old Style"/>
@@ -2638,8 +3947,54 @@
           <w:sz w:val="24"/>
           <w:szCs w:val="24"/>
         </w:rPr>
-        <w:t>SLS/Sub-SLS dan/atau usaha besar</w:t>
-      </w:r>
+        <w:t>SLS/Sub-SLS dan/</w:t>
+      </w:r>
+      <w:proofErr w:type="spellStart"/>
+      <w:r>
+        <w:rPr>
+          <w:rFonts w:ascii="Bookman Old Style" w:eastAsia="Bookman Old Style" w:hAnsi="Bookman Old Style" w:cs="Bookman Old Style"/>
+          <w:sz w:val="24"/>
+          <w:szCs w:val="24"/>
+        </w:rPr>
+        <w:t>atau</w:t>
+      </w:r>
+      <w:proofErr w:type="spellEnd"/>
+      <w:r>
+        <w:rPr>
+          <w:rFonts w:ascii="Bookman Old Style" w:eastAsia="Bookman Old Style" w:hAnsi="Bookman Old Style" w:cs="Bookman Old Style"/>
+          <w:sz w:val="24"/>
+          <w:szCs w:val="24"/>
+        </w:rPr>
+        <w:t xml:space="preserve"> </w:t>
+      </w:r>
+      <w:proofErr w:type="spellStart"/>
+      <w:r>
+        <w:rPr>
+          <w:rFonts w:ascii="Bookman Old Style" w:eastAsia="Bookman Old Style" w:hAnsi="Bookman Old Style" w:cs="Bookman Old Style"/>
+          <w:sz w:val="24"/>
+          <w:szCs w:val="24"/>
+        </w:rPr>
+        <w:t>usaha</w:t>
+      </w:r>
+      <w:proofErr w:type="spellEnd"/>
+      <w:r>
+        <w:rPr>
+          <w:rFonts w:ascii="Bookman Old Style" w:eastAsia="Bookman Old Style" w:hAnsi="Bookman Old Style" w:cs="Bookman Old Style"/>
+          <w:sz w:val="24"/>
+          <w:szCs w:val="24"/>
+        </w:rPr>
+        <w:t xml:space="preserve"> </w:t>
+      </w:r>
+      <w:proofErr w:type="spellStart"/>
+      <w:r>
+        <w:rPr>
+          <w:rFonts w:ascii="Bookman Old Style" w:eastAsia="Bookman Old Style" w:hAnsi="Bookman Old Style" w:cs="Bookman Old Style"/>
+          <w:sz w:val="24"/>
+          <w:szCs w:val="24"/>
+        </w:rPr>
+        <w:t>besar</w:t>
+      </w:r>
+      <w:proofErr w:type="spellEnd"/>
       <w:r>
         <w:rPr>
           <w:rFonts w:ascii="Bookman Old Style" w:eastAsia="Bookman Old Style" w:hAnsi="Bookman Old Style" w:cs="Bookman Old Style"/>
@@ -2683,6 +4038,7 @@
         </w:rPr>
         <w:t xml:space="preserve">asil </w:t>
       </w:r>
+      <w:proofErr w:type="spellStart"/>
       <w:r>
         <w:rPr>
           <w:rFonts w:ascii="Bookman Old Style" w:eastAsia="Bookman Old Style" w:hAnsi="Bookman Old Style" w:cs="Bookman Old Style"/>
@@ -2698,8 +4054,219 @@
           <w:sz w:val="24"/>
           <w:szCs w:val="24"/>
         </w:rPr>
-        <w:t xml:space="preserve">ekerjaan pendataan sebagaimana dimaksud pada angka 4 yang memerlukan pemeriksaan lanjutan, akan dilakukan pengecekan, </w:t>
-      </w:r>
+        <w:t>ekerjaan</w:t>
+      </w:r>
+      <w:proofErr w:type="spellEnd"/>
+      <w:r>
+        <w:rPr>
+          <w:rFonts w:ascii="Bookman Old Style" w:eastAsia="Bookman Old Style" w:hAnsi="Bookman Old Style" w:cs="Bookman Old Style"/>
+          <w:color w:val="000000"/>
+          <w:sz w:val="24"/>
+          <w:szCs w:val="24"/>
+        </w:rPr>
+        <w:t xml:space="preserve"> </w:t>
+      </w:r>
+      <w:proofErr w:type="spellStart"/>
+      <w:r>
+        <w:rPr>
+          <w:rFonts w:ascii="Bookman Old Style" w:eastAsia="Bookman Old Style" w:hAnsi="Bookman Old Style" w:cs="Bookman Old Style"/>
+          <w:color w:val="000000"/>
+          <w:sz w:val="24"/>
+          <w:szCs w:val="24"/>
+        </w:rPr>
+        <w:t>pendataan</w:t>
+      </w:r>
+      <w:proofErr w:type="spellEnd"/>
+      <w:r>
+        <w:rPr>
+          <w:rFonts w:ascii="Bookman Old Style" w:eastAsia="Bookman Old Style" w:hAnsi="Bookman Old Style" w:cs="Bookman Old Style"/>
+          <w:color w:val="000000"/>
+          <w:sz w:val="24"/>
+          <w:szCs w:val="24"/>
+        </w:rPr>
+        <w:t xml:space="preserve"> </w:t>
+      </w:r>
+      <w:proofErr w:type="spellStart"/>
+      <w:r>
+        <w:rPr>
+          <w:rFonts w:ascii="Bookman Old Style" w:eastAsia="Bookman Old Style" w:hAnsi="Bookman Old Style" w:cs="Bookman Old Style"/>
+          <w:color w:val="000000"/>
+          <w:sz w:val="24"/>
+          <w:szCs w:val="24"/>
+        </w:rPr>
+        <w:t>sebagaimana</w:t>
+      </w:r>
+      <w:proofErr w:type="spellEnd"/>
+      <w:r>
+        <w:rPr>
+          <w:rFonts w:ascii="Bookman Old Style" w:eastAsia="Bookman Old Style" w:hAnsi="Bookman Old Style" w:cs="Bookman Old Style"/>
+          <w:color w:val="000000"/>
+          <w:sz w:val="24"/>
+          <w:szCs w:val="24"/>
+        </w:rPr>
+        <w:t xml:space="preserve"> </w:t>
+      </w:r>
+      <w:proofErr w:type="spellStart"/>
+      <w:r>
+        <w:rPr>
+          <w:rFonts w:ascii="Bookman Old Style" w:eastAsia="Bookman Old Style" w:hAnsi="Bookman Old Style" w:cs="Bookman Old Style"/>
+          <w:color w:val="000000"/>
+          <w:sz w:val="24"/>
+          <w:szCs w:val="24"/>
+        </w:rPr>
+        <w:t>dimaksud</w:t>
+      </w:r>
+      <w:proofErr w:type="spellEnd"/>
+      <w:r>
+        <w:rPr>
+          <w:rFonts w:ascii="Bookman Old Style" w:eastAsia="Bookman Old Style" w:hAnsi="Bookman Old Style" w:cs="Bookman Old Style"/>
+          <w:color w:val="000000"/>
+          <w:sz w:val="24"/>
+          <w:szCs w:val="24"/>
+        </w:rPr>
+        <w:t xml:space="preserve"> pada </w:t>
+      </w:r>
+      <w:proofErr w:type="spellStart"/>
+      <w:r>
+        <w:rPr>
+          <w:rFonts w:ascii="Bookman Old Style" w:eastAsia="Bookman Old Style" w:hAnsi="Bookman Old Style" w:cs="Bookman Old Style"/>
+          <w:color w:val="000000"/>
+          <w:sz w:val="24"/>
+          <w:szCs w:val="24"/>
+        </w:rPr>
+        <w:t>angka</w:t>
+      </w:r>
+      <w:proofErr w:type="spellEnd"/>
+      <w:r>
+        <w:rPr>
+          <w:rFonts w:ascii="Bookman Old Style" w:eastAsia="Bookman Old Style" w:hAnsi="Bookman Old Style" w:cs="Bookman Old Style"/>
+          <w:color w:val="000000"/>
+          <w:sz w:val="24"/>
+          <w:szCs w:val="24"/>
+        </w:rPr>
+        <w:t xml:space="preserve"> 4 yang </w:t>
+      </w:r>
+      <w:proofErr w:type="spellStart"/>
+      <w:r>
+        <w:rPr>
+          <w:rFonts w:ascii="Bookman Old Style" w:eastAsia="Bookman Old Style" w:hAnsi="Bookman Old Style" w:cs="Bookman Old Style"/>
+          <w:color w:val="000000"/>
+          <w:sz w:val="24"/>
+          <w:szCs w:val="24"/>
+        </w:rPr>
+        <w:t>memerlukan</w:t>
+      </w:r>
+      <w:proofErr w:type="spellEnd"/>
+      <w:r>
+        <w:rPr>
+          <w:rFonts w:ascii="Bookman Old Style" w:eastAsia="Bookman Old Style" w:hAnsi="Bookman Old Style" w:cs="Bookman Old Style"/>
+          <w:color w:val="000000"/>
+          <w:sz w:val="24"/>
+          <w:szCs w:val="24"/>
+        </w:rPr>
+        <w:t xml:space="preserve"> </w:t>
+      </w:r>
+      <w:proofErr w:type="spellStart"/>
+      <w:r>
+        <w:rPr>
+          <w:rFonts w:ascii="Bookman Old Style" w:eastAsia="Bookman Old Style" w:hAnsi="Bookman Old Style" w:cs="Bookman Old Style"/>
+          <w:color w:val="000000"/>
+          <w:sz w:val="24"/>
+          <w:szCs w:val="24"/>
+        </w:rPr>
+        <w:t>pemeriksaan</w:t>
+      </w:r>
+      <w:proofErr w:type="spellEnd"/>
+      <w:r>
+        <w:rPr>
+          <w:rFonts w:ascii="Bookman Old Style" w:eastAsia="Bookman Old Style" w:hAnsi="Bookman Old Style" w:cs="Bookman Old Style"/>
+          <w:color w:val="000000"/>
+          <w:sz w:val="24"/>
+          <w:szCs w:val="24"/>
+        </w:rPr>
+        <w:t xml:space="preserve"> </w:t>
+      </w:r>
+      <w:proofErr w:type="spellStart"/>
+      <w:r>
+        <w:rPr>
+          <w:rFonts w:ascii="Bookman Old Style" w:eastAsia="Bookman Old Style" w:hAnsi="Bookman Old Style" w:cs="Bookman Old Style"/>
+          <w:color w:val="000000"/>
+          <w:sz w:val="24"/>
+          <w:szCs w:val="24"/>
+        </w:rPr>
+        <w:t>lanjutan</w:t>
+      </w:r>
+      <w:proofErr w:type="spellEnd"/>
+      <w:r>
+        <w:rPr>
+          <w:rFonts w:ascii="Bookman Old Style" w:eastAsia="Bookman Old Style" w:hAnsi="Bookman Old Style" w:cs="Bookman Old Style"/>
+          <w:color w:val="000000"/>
+          <w:sz w:val="24"/>
+          <w:szCs w:val="24"/>
+        </w:rPr>
+        <w:t xml:space="preserve">, </w:t>
+      </w:r>
+      <w:proofErr w:type="spellStart"/>
+      <w:r>
+        <w:rPr>
+          <w:rFonts w:ascii="Bookman Old Style" w:eastAsia="Bookman Old Style" w:hAnsi="Bookman Old Style" w:cs="Bookman Old Style"/>
+          <w:color w:val="000000"/>
+          <w:sz w:val="24"/>
+          <w:szCs w:val="24"/>
+        </w:rPr>
+        <w:t>akan</w:t>
+      </w:r>
+      <w:proofErr w:type="spellEnd"/>
+      <w:r>
+        <w:rPr>
+          <w:rFonts w:ascii="Bookman Old Style" w:eastAsia="Bookman Old Style" w:hAnsi="Bookman Old Style" w:cs="Bookman Old Style"/>
+          <w:color w:val="000000"/>
+          <w:sz w:val="24"/>
+          <w:szCs w:val="24"/>
+        </w:rPr>
+        <w:t xml:space="preserve"> </w:t>
+      </w:r>
+      <w:proofErr w:type="spellStart"/>
+      <w:r>
+        <w:rPr>
+          <w:rFonts w:ascii="Bookman Old Style" w:eastAsia="Bookman Old Style" w:hAnsi="Bookman Old Style" w:cs="Bookman Old Style"/>
+          <w:color w:val="000000"/>
+          <w:sz w:val="24"/>
+          <w:szCs w:val="24"/>
+        </w:rPr>
+        <w:t>dilakukan</w:t>
+      </w:r>
+      <w:proofErr w:type="spellEnd"/>
+      <w:r>
+        <w:rPr>
+          <w:rFonts w:ascii="Bookman Old Style" w:eastAsia="Bookman Old Style" w:hAnsi="Bookman Old Style" w:cs="Bookman Old Style"/>
+          <w:color w:val="000000"/>
+          <w:sz w:val="24"/>
+          <w:szCs w:val="24"/>
+        </w:rPr>
+        <w:t xml:space="preserve"> </w:t>
+      </w:r>
+      <w:proofErr w:type="spellStart"/>
+      <w:r>
+        <w:rPr>
+          <w:rFonts w:ascii="Bookman Old Style" w:eastAsia="Bookman Old Style" w:hAnsi="Bookman Old Style" w:cs="Bookman Old Style"/>
+          <w:color w:val="000000"/>
+          <w:sz w:val="24"/>
+          <w:szCs w:val="24"/>
+        </w:rPr>
+        <w:t>pengecekan</w:t>
+      </w:r>
+      <w:proofErr w:type="spellEnd"/>
+      <w:r>
+        <w:rPr>
+          <w:rFonts w:ascii="Bookman Old Style" w:eastAsia="Bookman Old Style" w:hAnsi="Bookman Old Style" w:cs="Bookman Old Style"/>
+          <w:color w:val="000000"/>
+          <w:sz w:val="24"/>
+          <w:szCs w:val="24"/>
+        </w:rPr>
+        <w:t xml:space="preserve">, </w:t>
+      </w:r>
+      <w:proofErr w:type="spellStart"/>
       <w:r>
         <w:rPr>
           <w:rFonts w:ascii="Bookman Old Style" w:eastAsia="Bookman Old Style" w:hAnsi="Bookman Old Style" w:cs="Bookman Old Style"/>
@@ -2708,7 +4275,177 @@
           <w:szCs w:val="24"/>
         </w:rPr>
         <w:lastRenderedPageBreak/>
-        <w:t xml:space="preserve">perubahan, dan/atau kunjungan kembali ke lapangan merujuk pada perjanjian yang ditandatangani oleh </w:t>
+        <w:t>perubahan</w:t>
+      </w:r>
+      <w:proofErr w:type="spellEnd"/>
+      <w:r>
+        <w:rPr>
+          <w:rFonts w:ascii="Bookman Old Style" w:eastAsia="Bookman Old Style" w:hAnsi="Bookman Old Style" w:cs="Bookman Old Style"/>
+          <w:color w:val="000000"/>
+          <w:sz w:val="24"/>
+          <w:szCs w:val="24"/>
+        </w:rPr>
+        <w:t>, dan/</w:t>
+      </w:r>
+      <w:proofErr w:type="spellStart"/>
+      <w:r>
+        <w:rPr>
+          <w:rFonts w:ascii="Bookman Old Style" w:eastAsia="Bookman Old Style" w:hAnsi="Bookman Old Style" w:cs="Bookman Old Style"/>
+          <w:color w:val="000000"/>
+          <w:sz w:val="24"/>
+          <w:szCs w:val="24"/>
+        </w:rPr>
+        <w:t>atau</w:t>
+      </w:r>
+      <w:proofErr w:type="spellEnd"/>
+      <w:r>
+        <w:rPr>
+          <w:rFonts w:ascii="Bookman Old Style" w:eastAsia="Bookman Old Style" w:hAnsi="Bookman Old Style" w:cs="Bookman Old Style"/>
+          <w:color w:val="000000"/>
+          <w:sz w:val="24"/>
+          <w:szCs w:val="24"/>
+        </w:rPr>
+        <w:t xml:space="preserve"> </w:t>
+      </w:r>
+      <w:proofErr w:type="spellStart"/>
+      <w:r>
+        <w:rPr>
+          <w:rFonts w:ascii="Bookman Old Style" w:eastAsia="Bookman Old Style" w:hAnsi="Bookman Old Style" w:cs="Bookman Old Style"/>
+          <w:color w:val="000000"/>
+          <w:sz w:val="24"/>
+          <w:szCs w:val="24"/>
+        </w:rPr>
+        <w:t>kunjungan</w:t>
+      </w:r>
+      <w:proofErr w:type="spellEnd"/>
+      <w:r>
+        <w:rPr>
+          <w:rFonts w:ascii="Bookman Old Style" w:eastAsia="Bookman Old Style" w:hAnsi="Bookman Old Style" w:cs="Bookman Old Style"/>
+          <w:color w:val="000000"/>
+          <w:sz w:val="24"/>
+          <w:szCs w:val="24"/>
+        </w:rPr>
+        <w:t xml:space="preserve"> </w:t>
+      </w:r>
+      <w:proofErr w:type="spellStart"/>
+      <w:r>
+        <w:rPr>
+          <w:rFonts w:ascii="Bookman Old Style" w:eastAsia="Bookman Old Style" w:hAnsi="Bookman Old Style" w:cs="Bookman Old Style"/>
+          <w:color w:val="000000"/>
+          <w:sz w:val="24"/>
+          <w:szCs w:val="24"/>
+        </w:rPr>
+        <w:t>kembali</w:t>
+      </w:r>
+      <w:proofErr w:type="spellEnd"/>
+      <w:r>
+        <w:rPr>
+          <w:rFonts w:ascii="Bookman Old Style" w:eastAsia="Bookman Old Style" w:hAnsi="Bookman Old Style" w:cs="Bookman Old Style"/>
+          <w:color w:val="000000"/>
+          <w:sz w:val="24"/>
+          <w:szCs w:val="24"/>
+        </w:rPr>
+        <w:t xml:space="preserve"> </w:t>
+      </w:r>
+      <w:proofErr w:type="spellStart"/>
+      <w:r>
+        <w:rPr>
+          <w:rFonts w:ascii="Bookman Old Style" w:eastAsia="Bookman Old Style" w:hAnsi="Bookman Old Style" w:cs="Bookman Old Style"/>
+          <w:color w:val="000000"/>
+          <w:sz w:val="24"/>
+          <w:szCs w:val="24"/>
+        </w:rPr>
+        <w:t>ke</w:t>
+      </w:r>
+      <w:proofErr w:type="spellEnd"/>
+      <w:r>
+        <w:rPr>
+          <w:rFonts w:ascii="Bookman Old Style" w:eastAsia="Bookman Old Style" w:hAnsi="Bookman Old Style" w:cs="Bookman Old Style"/>
+          <w:color w:val="000000"/>
+          <w:sz w:val="24"/>
+          <w:szCs w:val="24"/>
+        </w:rPr>
+        <w:t xml:space="preserve"> </w:t>
+      </w:r>
+      <w:proofErr w:type="spellStart"/>
+      <w:r>
+        <w:rPr>
+          <w:rFonts w:ascii="Bookman Old Style" w:eastAsia="Bookman Old Style" w:hAnsi="Bookman Old Style" w:cs="Bookman Old Style"/>
+          <w:color w:val="000000"/>
+          <w:sz w:val="24"/>
+          <w:szCs w:val="24"/>
+        </w:rPr>
+        <w:t>lapangan</w:t>
+      </w:r>
+      <w:proofErr w:type="spellEnd"/>
+      <w:r>
+        <w:rPr>
+          <w:rFonts w:ascii="Bookman Old Style" w:eastAsia="Bookman Old Style" w:hAnsi="Bookman Old Style" w:cs="Bookman Old Style"/>
+          <w:color w:val="000000"/>
+          <w:sz w:val="24"/>
+          <w:szCs w:val="24"/>
+        </w:rPr>
+        <w:t xml:space="preserve"> </w:t>
+      </w:r>
+      <w:proofErr w:type="spellStart"/>
+      <w:r>
+        <w:rPr>
+          <w:rFonts w:ascii="Bookman Old Style" w:eastAsia="Bookman Old Style" w:hAnsi="Bookman Old Style" w:cs="Bookman Old Style"/>
+          <w:color w:val="000000"/>
+          <w:sz w:val="24"/>
+          <w:szCs w:val="24"/>
+        </w:rPr>
+        <w:t>merujuk</w:t>
+      </w:r>
+      <w:proofErr w:type="spellEnd"/>
+      <w:r>
+        <w:rPr>
+          <w:rFonts w:ascii="Bookman Old Style" w:eastAsia="Bookman Old Style" w:hAnsi="Bookman Old Style" w:cs="Bookman Old Style"/>
+          <w:color w:val="000000"/>
+          <w:sz w:val="24"/>
+          <w:szCs w:val="24"/>
+        </w:rPr>
+        <w:t xml:space="preserve"> pada </w:t>
+      </w:r>
+      <w:proofErr w:type="spellStart"/>
+      <w:r>
+        <w:rPr>
+          <w:rFonts w:ascii="Bookman Old Style" w:eastAsia="Bookman Old Style" w:hAnsi="Bookman Old Style" w:cs="Bookman Old Style"/>
+          <w:color w:val="000000"/>
+          <w:sz w:val="24"/>
+          <w:szCs w:val="24"/>
+        </w:rPr>
+        <w:t>perjanjian</w:t>
+      </w:r>
+      <w:proofErr w:type="spellEnd"/>
+      <w:r>
+        <w:rPr>
+          <w:rFonts w:ascii="Bookman Old Style" w:eastAsia="Bookman Old Style" w:hAnsi="Bookman Old Style" w:cs="Bookman Old Style"/>
+          <w:color w:val="000000"/>
+          <w:sz w:val="24"/>
+          <w:szCs w:val="24"/>
+        </w:rPr>
+        <w:t xml:space="preserve"> yang </w:t>
+      </w:r>
+      <w:proofErr w:type="spellStart"/>
+      <w:r>
+        <w:rPr>
+          <w:rFonts w:ascii="Bookman Old Style" w:eastAsia="Bookman Old Style" w:hAnsi="Bookman Old Style" w:cs="Bookman Old Style"/>
+          <w:color w:val="000000"/>
+          <w:sz w:val="24"/>
+          <w:szCs w:val="24"/>
+        </w:rPr>
+        <w:t>ditandatangani</w:t>
+      </w:r>
+      <w:proofErr w:type="spellEnd"/>
+      <w:r>
+        <w:rPr>
+          <w:rFonts w:ascii="Bookman Old Style" w:eastAsia="Bookman Old Style" w:hAnsi="Bookman Old Style" w:cs="Bookman Old Style"/>
+          <w:color w:val="000000"/>
+          <w:sz w:val="24"/>
+          <w:szCs w:val="24"/>
+        </w:rPr>
+        <w:t xml:space="preserve"> oleh </w:t>
       </w:r>
       <w:r>
         <w:rPr>
@@ -2876,7 +4613,27 @@
                 <w:sz w:val="24"/>
                 <w:szCs w:val="24"/>
               </w:rPr>
-              <w:t>{nama_petugas}</w:t>
+              <w:t>{</w:t>
+            </w:r>
+            <w:proofErr w:type="spellStart"/>
+            <w:r>
+              <w:rPr>
+                <w:rFonts w:ascii="Bookman Old Style" w:eastAsia="Bookman Old Style" w:hAnsi="Bookman Old Style" w:cs="Bookman Old Style"/>
+                <w:color w:val="000000"/>
+                <w:sz w:val="24"/>
+                <w:szCs w:val="24"/>
+              </w:rPr>
+              <w:t>nama_petugas</w:t>
+            </w:r>
+            <w:proofErr w:type="spellEnd"/>
+            <w:r>
+              <w:rPr>
+                <w:rFonts w:ascii="Bookman Old Style" w:eastAsia="Bookman Old Style" w:hAnsi="Bookman Old Style" w:cs="Bookman Old Style"/>
+                <w:color w:val="000000"/>
+                <w:sz w:val="24"/>
+                <w:szCs w:val="24"/>
+              </w:rPr>
+              <w:t>}</w:t>
             </w:r>
             <w:r>
               <w:rPr>
@@ -2956,7 +4713,27 @@
                 <w:sz w:val="24"/>
                 <w:szCs w:val="24"/>
               </w:rPr>
-              <w:t>(Nuraliyah)</w:t>
+              <w:t>(</w:t>
+            </w:r>
+            <w:proofErr w:type="spellStart"/>
+            <w:r>
+              <w:rPr>
+                <w:rFonts w:ascii="Bookman Old Style" w:eastAsia="Bookman Old Style" w:hAnsi="Bookman Old Style" w:cs="Bookman Old Style"/>
+                <w:color w:val="000000"/>
+                <w:sz w:val="24"/>
+                <w:szCs w:val="24"/>
+              </w:rPr>
+              <w:t>Nuraliyah</w:t>
+            </w:r>
+            <w:proofErr w:type="spellEnd"/>
+            <w:r>
+              <w:rPr>
+                <w:rFonts w:ascii="Bookman Old Style" w:eastAsia="Bookman Old Style" w:hAnsi="Bookman Old Style" w:cs="Bookman Old Style"/>
+                <w:color w:val="000000"/>
+                <w:sz w:val="24"/>
+                <w:szCs w:val="24"/>
+              </w:rPr>
+              <w:t>)</w:t>
             </w:r>
           </w:p>
         </w:tc>
@@ -3262,6 +5039,7 @@
                 <w:szCs w:val="24"/>
               </w:rPr>
             </w:pPr>
+            <w:proofErr w:type="spellStart"/>
             <w:r>
               <w:rPr>
                 <w:rFonts w:ascii="Bookman Old Style" w:eastAsia="Bookman Old Style" w:hAnsi="Bookman Old Style" w:cs="Bookman Old Style"/>
@@ -3269,8 +5047,19 @@
                 <w:sz w:val="24"/>
                 <w:szCs w:val="24"/>
               </w:rPr>
-              <w:t xml:space="preserve">Uraian </w:t>
-            </w:r>
+              <w:t>Uraian</w:t>
+            </w:r>
+            <w:proofErr w:type="spellEnd"/>
+            <w:r>
+              <w:rPr>
+                <w:rFonts w:ascii="Bookman Old Style" w:eastAsia="Bookman Old Style" w:hAnsi="Bookman Old Style" w:cs="Bookman Old Style"/>
+                <w:color w:val="000000"/>
+                <w:sz w:val="24"/>
+                <w:szCs w:val="24"/>
+              </w:rPr>
+              <w:t xml:space="preserve"> </w:t>
+            </w:r>
+            <w:proofErr w:type="spellStart"/>
             <w:r>
               <w:rPr>
                 <w:rFonts w:ascii="Bookman Old Style" w:eastAsia="Bookman Old Style" w:hAnsi="Bookman Old Style" w:cs="Bookman Old Style"/>
@@ -3279,6 +5068,7 @@
               </w:rPr>
               <w:t>Pekerjaan</w:t>
             </w:r>
+            <w:proofErr w:type="spellEnd"/>
           </w:p>
         </w:tc>
         <w:tc>
@@ -3310,7 +5100,17 @@
                 <w:sz w:val="24"/>
                 <w:szCs w:val="24"/>
               </w:rPr>
-              <w:t>Waktu Penyelesa</w:t>
+              <w:t xml:space="preserve">Waktu </w:t>
+            </w:r>
+            <w:proofErr w:type="spellStart"/>
+            <w:r>
+              <w:rPr>
+                <w:rFonts w:ascii="Bookman Old Style" w:eastAsia="Bookman Old Style" w:hAnsi="Bookman Old Style" w:cs="Bookman Old Style"/>
+                <w:color w:val="000000"/>
+                <w:sz w:val="24"/>
+                <w:szCs w:val="24"/>
+              </w:rPr>
+              <w:t>Penyelesa</w:t>
             </w:r>
             <w:r>
               <w:rPr>
@@ -3320,6 +5120,7 @@
               </w:rPr>
               <w:t>ian</w:t>
             </w:r>
+            <w:proofErr w:type="spellEnd"/>
           </w:p>
         </w:tc>
         <w:tc>
@@ -3351,8 +5152,19 @@
                 <w:sz w:val="24"/>
                 <w:szCs w:val="24"/>
               </w:rPr>
-              <w:t>Target Pekerjaan</w:t>
-            </w:r>
+              <w:t xml:space="preserve">Target </w:t>
+            </w:r>
+            <w:proofErr w:type="spellStart"/>
+            <w:r>
+              <w:rPr>
+                <w:rFonts w:ascii="Bookman Old Style" w:eastAsia="Bookman Old Style" w:hAnsi="Bookman Old Style" w:cs="Bookman Old Style"/>
+                <w:color w:val="000000"/>
+                <w:sz w:val="24"/>
+                <w:szCs w:val="24"/>
+              </w:rPr>
+              <w:t>Pekerjaan</w:t>
+            </w:r>
+            <w:proofErr w:type="spellEnd"/>
           </w:p>
         </w:tc>
         <w:tc>
@@ -3377,6 +5189,7 @@
                 <w:szCs w:val="24"/>
               </w:rPr>
             </w:pPr>
+            <w:proofErr w:type="spellStart"/>
             <w:r>
               <w:rPr>
                 <w:rFonts w:ascii="Bookman Old Style" w:eastAsia="Bookman Old Style" w:hAnsi="Bookman Old Style" w:cs="Bookman Old Style"/>
@@ -3384,8 +5197,29 @@
                 <w:sz w:val="24"/>
                 <w:szCs w:val="24"/>
               </w:rPr>
-              <w:t>Realisasi Pekerjaan</w:t>
-            </w:r>
+              <w:t>Realisasi</w:t>
+            </w:r>
+            <w:proofErr w:type="spellEnd"/>
+            <w:r>
+              <w:rPr>
+                <w:rFonts w:ascii="Bookman Old Style" w:eastAsia="Bookman Old Style" w:hAnsi="Bookman Old Style" w:cs="Bookman Old Style"/>
+                <w:color w:val="000000"/>
+                <w:sz w:val="24"/>
+                <w:szCs w:val="24"/>
+              </w:rPr>
+              <w:t xml:space="preserve"> </w:t>
+            </w:r>
+            <w:proofErr w:type="spellStart"/>
+            <w:r>
+              <w:rPr>
+                <w:rFonts w:ascii="Bookman Old Style" w:eastAsia="Bookman Old Style" w:hAnsi="Bookman Old Style" w:cs="Bookman Old Style"/>
+                <w:color w:val="000000"/>
+                <w:sz w:val="24"/>
+                <w:szCs w:val="24"/>
+              </w:rPr>
+              <w:t>Pekerjaan</w:t>
+            </w:r>
+            <w:proofErr w:type="spellEnd"/>
           </w:p>
         </w:tc>
         <w:tc>
@@ -3417,8 +5251,19 @@
                 <w:sz w:val="24"/>
                 <w:szCs w:val="24"/>
               </w:rPr>
-              <w:t>Nilai Perjanjian</w:t>
-            </w:r>
+              <w:t xml:space="preserve">Nilai </w:t>
+            </w:r>
+            <w:proofErr w:type="spellStart"/>
+            <w:r>
+              <w:rPr>
+                <w:rFonts w:ascii="Bookman Old Style" w:eastAsia="Bookman Old Style" w:hAnsi="Bookman Old Style" w:cs="Bookman Old Style"/>
+                <w:color w:val="000000"/>
+                <w:sz w:val="24"/>
+                <w:szCs w:val="24"/>
+              </w:rPr>
+              <w:t>Perjanjian</w:t>
+            </w:r>
+            <w:proofErr w:type="spellEnd"/>
           </w:p>
         </w:tc>
       </w:tr>
@@ -3510,6 +5355,7 @@
                 <w:szCs w:val="24"/>
               </w:rPr>
             </w:pPr>
+            <w:proofErr w:type="spellStart"/>
             <w:r>
               <w:rPr>
                 <w:rFonts w:ascii="Bookman Old Style" w:eastAsia="Bookman Old Style" w:hAnsi="Bookman Old Style" w:cs="Bookman Old Style"/>
@@ -3519,6 +5365,7 @@
               </w:rPr>
               <w:t>Presentase</w:t>
             </w:r>
+            <w:proofErr w:type="spellEnd"/>
           </w:p>
         </w:tc>
         <w:tc>
@@ -3873,13 +5720,59 @@
                 <w:szCs w:val="24"/>
               </w:rPr>
             </w:pPr>
-            <w:r>
-              <w:rPr>
-                <w:rFonts w:ascii="Bookman Old Style" w:eastAsia="Bookman Old Style" w:hAnsi="Bookman Old Style" w:cs="Bookman Old Style"/>
-                <w:sz w:val="24"/>
-                <w:szCs w:val="24"/>
-              </w:rPr>
-              <w:t xml:space="preserve">Melakukan pendataan lapangan </w:t>
+            <w:proofErr w:type="spellStart"/>
+            <w:r>
+              <w:rPr>
+                <w:rFonts w:ascii="Bookman Old Style" w:eastAsia="Bookman Old Style" w:hAnsi="Bookman Old Style" w:cs="Bookman Old Style"/>
+                <w:sz w:val="24"/>
+                <w:szCs w:val="24"/>
+              </w:rPr>
+              <w:t>Melakukan</w:t>
+            </w:r>
+            <w:proofErr w:type="spellEnd"/>
+            <w:r>
+              <w:rPr>
+                <w:rFonts w:ascii="Bookman Old Style" w:eastAsia="Bookman Old Style" w:hAnsi="Bookman Old Style" w:cs="Bookman Old Style"/>
+                <w:sz w:val="24"/>
+                <w:szCs w:val="24"/>
+              </w:rPr>
+              <w:t xml:space="preserve"> </w:t>
+            </w:r>
+            <w:proofErr w:type="spellStart"/>
+            <w:r>
+              <w:rPr>
+                <w:rFonts w:ascii="Bookman Old Style" w:eastAsia="Bookman Old Style" w:hAnsi="Bookman Old Style" w:cs="Bookman Old Style"/>
+                <w:sz w:val="24"/>
+                <w:szCs w:val="24"/>
+              </w:rPr>
+              <w:t>pendataan</w:t>
+            </w:r>
+            <w:proofErr w:type="spellEnd"/>
+            <w:r>
+              <w:rPr>
+                <w:rFonts w:ascii="Bookman Old Style" w:eastAsia="Bookman Old Style" w:hAnsi="Bookman Old Style" w:cs="Bookman Old Style"/>
+                <w:sz w:val="24"/>
+                <w:szCs w:val="24"/>
+              </w:rPr>
+              <w:t xml:space="preserve"> </w:t>
+            </w:r>
+            <w:proofErr w:type="spellStart"/>
+            <w:r>
+              <w:rPr>
+                <w:rFonts w:ascii="Bookman Old Style" w:eastAsia="Bookman Old Style" w:hAnsi="Bookman Old Style" w:cs="Bookman Old Style"/>
+                <w:sz w:val="24"/>
+                <w:szCs w:val="24"/>
+              </w:rPr>
+              <w:t>lapangan</w:t>
+            </w:r>
+            <w:proofErr w:type="spellEnd"/>
+            <w:r>
+              <w:rPr>
+                <w:rFonts w:ascii="Bookman Old Style" w:eastAsia="Bookman Old Style" w:hAnsi="Bookman Old Style" w:cs="Bookman Old Style"/>
+                <w:sz w:val="24"/>
+                <w:szCs w:val="24"/>
+              </w:rPr>
+              <w:t xml:space="preserve"> </w:t>
             </w:r>
             <w:r>
               <w:rPr>
@@ -3897,7 +5790,25 @@
                 <w:sz w:val="24"/>
                 <w:szCs w:val="24"/>
               </w:rPr>
-              <w:t>Sensus Ekonomi 2026 termin II</w:t>
+              <w:t xml:space="preserve">Sensus Ekonomi 2026 </w:t>
+            </w:r>
+            <w:proofErr w:type="spellStart"/>
+            <w:r>
+              <w:rPr>
+                <w:rFonts w:ascii="Bookman Old Style" w:eastAsia="Bookman Old Style" w:hAnsi="Bookman Old Style" w:cs="Bookman Old Style"/>
+                <w:sz w:val="24"/>
+                <w:szCs w:val="24"/>
+              </w:rPr>
+              <w:t>termin</w:t>
+            </w:r>
+            <w:proofErr w:type="spellEnd"/>
+            <w:r>
+              <w:rPr>
+                <w:rFonts w:ascii="Bookman Old Style" w:eastAsia="Bookman Old Style" w:hAnsi="Bookman Old Style" w:cs="Bookman Old Style"/>
+                <w:sz w:val="24"/>
+                <w:szCs w:val="24"/>
+              </w:rPr>
+              <w:t xml:space="preserve"> II</w:t>
             </w:r>
           </w:p>
         </w:tc>
@@ -4086,7 +5997,61 @@
                 <w:sz w:val="24"/>
                 <w:szCs w:val="24"/>
               </w:rPr>
-              <w:t xml:space="preserve">Telah mencapai target pekerjaan sebesar </w:t>
+              <w:t xml:space="preserve">Telah </w:t>
+            </w:r>
+            <w:proofErr w:type="spellStart"/>
+            <w:r>
+              <w:rPr>
+                <w:rFonts w:ascii="Bookman Old Style" w:eastAsia="Bookman Old Style" w:hAnsi="Bookman Old Style" w:cs="Bookman Old Style"/>
+                <w:sz w:val="24"/>
+                <w:szCs w:val="24"/>
+              </w:rPr>
+              <w:t>mencapai</w:t>
+            </w:r>
+            <w:proofErr w:type="spellEnd"/>
+            <w:r>
+              <w:rPr>
+                <w:rFonts w:ascii="Bookman Old Style" w:eastAsia="Bookman Old Style" w:hAnsi="Bookman Old Style" w:cs="Bookman Old Style"/>
+                <w:sz w:val="24"/>
+                <w:szCs w:val="24"/>
+              </w:rPr>
+              <w:t xml:space="preserve"> target </w:t>
+            </w:r>
+            <w:proofErr w:type="spellStart"/>
+            <w:r>
+              <w:rPr>
+                <w:rFonts w:ascii="Bookman Old Style" w:eastAsia="Bookman Old Style" w:hAnsi="Bookman Old Style" w:cs="Bookman Old Style"/>
+                <w:sz w:val="24"/>
+                <w:szCs w:val="24"/>
+              </w:rPr>
+              <w:t>pekerjaan</w:t>
+            </w:r>
+            <w:proofErr w:type="spellEnd"/>
+            <w:r>
+              <w:rPr>
+                <w:rFonts w:ascii="Bookman Old Style" w:eastAsia="Bookman Old Style" w:hAnsi="Bookman Old Style" w:cs="Bookman Old Style"/>
+                <w:sz w:val="24"/>
+                <w:szCs w:val="24"/>
+              </w:rPr>
+              <w:t xml:space="preserve"> </w:t>
+            </w:r>
+            <w:proofErr w:type="spellStart"/>
+            <w:r>
+              <w:rPr>
+                <w:rFonts w:ascii="Bookman Old Style" w:eastAsia="Bookman Old Style" w:hAnsi="Bookman Old Style" w:cs="Bookman Old Style"/>
+                <w:sz w:val="24"/>
+                <w:szCs w:val="24"/>
+              </w:rPr>
+              <w:t>sebesar</w:t>
+            </w:r>
+            <w:proofErr w:type="spellEnd"/>
+            <w:r>
+              <w:rPr>
+                <w:rFonts w:ascii="Bookman Old Style" w:eastAsia="Bookman Old Style" w:hAnsi="Bookman Old Style" w:cs="Bookman Old Style"/>
+                <w:sz w:val="24"/>
+                <w:szCs w:val="24"/>
+              </w:rPr>
+              <w:t xml:space="preserve"> </w:t>
             </w:r>
             <w:r>
               <w:rPr>
@@ -4097,7 +6062,31 @@
                 <w:szCs w:val="24"/>
                 <w:u w:val="single"/>
               </w:rPr>
-              <w:t>{sls_ongoing}</w:t>
+              <w:t>{</w:t>
+            </w:r>
+            <w:proofErr w:type="spellStart"/>
+            <w:r>
+              <w:rPr>
+                <w:rFonts w:ascii="Bookman Old Style" w:eastAsia="Bookman Old Style" w:hAnsi="Bookman Old Style" w:cs="Bookman Old Style"/>
+                <w:i/>
+                <w:iCs/>
+                <w:sz w:val="24"/>
+                <w:szCs w:val="24"/>
+                <w:u w:val="single"/>
+              </w:rPr>
+              <w:t>sls_ongoing</w:t>
+            </w:r>
+            <w:proofErr w:type="spellEnd"/>
+            <w:r>
+              <w:rPr>
+                <w:rFonts w:ascii="Bookman Old Style" w:eastAsia="Bookman Old Style" w:hAnsi="Bookman Old Style" w:cs="Bookman Old Style"/>
+                <w:i/>
+                <w:iCs/>
+                <w:sz w:val="24"/>
+                <w:szCs w:val="24"/>
+                <w:u w:val="single"/>
+              </w:rPr>
+              <w:t>}</w:t>
             </w:r>
             <w:r>
               <w:rPr>
@@ -4407,14 +6396,45 @@
           <w:szCs w:val="24"/>
         </w:rPr>
       </w:pPr>
-      <w:r>
-        <w:rPr>
-          <w:rFonts w:ascii="Bookman Old Style" w:eastAsia="Bookman Old Style" w:hAnsi="Bookman Old Style" w:cs="Bookman Old Style"/>
-          <w:color w:val="000000"/>
-          <w:sz w:val="24"/>
-          <w:szCs w:val="24"/>
-        </w:rPr>
-        <w:t>Screenshoot Aplikasi Fasih</w:t>
+      <w:proofErr w:type="spellStart"/>
+      <w:r>
+        <w:rPr>
+          <w:rFonts w:ascii="Bookman Old Style" w:eastAsia="Bookman Old Style" w:hAnsi="Bookman Old Style" w:cs="Bookman Old Style"/>
+          <w:color w:val="000000"/>
+          <w:sz w:val="24"/>
+          <w:szCs w:val="24"/>
+        </w:rPr>
+        <w:t>Screenshoot</w:t>
+      </w:r>
+      <w:proofErr w:type="spellEnd"/>
+      <w:r>
+        <w:rPr>
+          <w:rFonts w:ascii="Bookman Old Style" w:eastAsia="Bookman Old Style" w:hAnsi="Bookman Old Style" w:cs="Bookman Old Style"/>
+          <w:color w:val="000000"/>
+          <w:sz w:val="24"/>
+          <w:szCs w:val="24"/>
+        </w:rPr>
+        <w:t xml:space="preserve"> </w:t>
+      </w:r>
+      <w:proofErr w:type="spellStart"/>
+      <w:r>
+        <w:rPr>
+          <w:rFonts w:ascii="Bookman Old Style" w:eastAsia="Bookman Old Style" w:hAnsi="Bookman Old Style" w:cs="Bookman Old Style"/>
+          <w:color w:val="000000"/>
+          <w:sz w:val="24"/>
+          <w:szCs w:val="24"/>
+        </w:rPr>
+        <w:t>Aplikasi</w:t>
+      </w:r>
+      <w:proofErr w:type="spellEnd"/>
+      <w:r>
+        <w:rPr>
+          <w:rFonts w:ascii="Bookman Old Style" w:eastAsia="Bookman Old Style" w:hAnsi="Bookman Old Style" w:cs="Bookman Old Style"/>
+          <w:color w:val="000000"/>
+          <w:sz w:val="24"/>
+          <w:szCs w:val="24"/>
+        </w:rPr>
+        <w:t xml:space="preserve"> Fasih</w:t>
       </w:r>
     </w:p>
     <w:p>
@@ -4449,7 +6469,27 @@
           <w:szCs w:val="24"/>
           <w:lang w:val="en"/>
         </w:rPr>
-        <w:t>{%halaman_depan}</w:t>
+        <w:t>{%</w:t>
+      </w:r>
+      <w:proofErr w:type="spellStart"/>
+      <w:r>
+        <w:rPr>
+          <w:rFonts w:ascii="Bookman Old Style" w:eastAsia="Bookman Old Style" w:hAnsi="Bookman Old Style" w:cs="Bookman Old Style"/>
+          <w:sz w:val="24"/>
+          <w:szCs w:val="24"/>
+          <w:lang w:val="en"/>
+        </w:rPr>
+        <w:t>halaman_depan</w:t>
+      </w:r>
+      <w:proofErr w:type="spellEnd"/>
+      <w:r>
+        <w:rPr>
+          <w:rFonts w:ascii="Bookman Old Style" w:eastAsia="Bookman Old Style" w:hAnsi="Bookman Old Style" w:cs="Bookman Old Style"/>
+          <w:sz w:val="24"/>
+          <w:szCs w:val="24"/>
+          <w:lang w:val="en"/>
+        </w:rPr>
+        <w:t>}</w:t>
       </w:r>
     </w:p>
     <w:tbl>
@@ -4490,7 +6530,23 @@
                 <w:rFonts w:ascii="Arial" w:eastAsia="Arial" w:hAnsi="Arial"/>
                 <w:sz w:val="16"/>
               </w:rPr>
-              <w:t>{#foto_rows}{%foto1}</w:t>
+              <w:t>{#foto_</w:t>
+            </w:r>
+            <w:proofErr w:type="gramStart"/>
+            <w:r>
+              <w:rPr>
+                <w:rFonts w:ascii="Arial" w:eastAsia="Arial" w:hAnsi="Arial"/>
+                <w:sz w:val="16"/>
+              </w:rPr>
+              <w:t>rows}{</w:t>
+            </w:r>
+            <w:proofErr w:type="gramEnd"/>
+            <w:r>
+              <w:rPr>
+                <w:rFonts w:ascii="Arial" w:eastAsia="Arial" w:hAnsi="Arial"/>
+                <w:sz w:val="16"/>
+              </w:rPr>
+              <w:t>%foto1}</w:t>
             </w:r>
           </w:p>
         </w:tc>
@@ -4540,7 +6596,39 @@
                 <w:rFonts w:ascii="Arial" w:eastAsia="Arial" w:hAnsi="Arial"/>
                 <w:sz w:val="16"/>
               </w:rPr>
-              <w:t>{%foto3}{/foto_rows}</w:t>
+              <w:t>{%foto</w:t>
+            </w:r>
+            <w:proofErr w:type="gramStart"/>
+            <w:r>
+              <w:rPr>
+                <w:rFonts w:ascii="Arial" w:eastAsia="Arial" w:hAnsi="Arial"/>
+                <w:sz w:val="16"/>
+              </w:rPr>
+              <w:t>3}{</w:t>
+            </w:r>
+            <w:proofErr w:type="gramEnd"/>
+            <w:r>
+              <w:rPr>
+                <w:rFonts w:ascii="Arial" w:eastAsia="Arial" w:hAnsi="Arial"/>
+                <w:sz w:val="16"/>
+              </w:rPr>
+              <w:t>/</w:t>
+            </w:r>
+            <w:proofErr w:type="spellStart"/>
+            <w:r>
+              <w:rPr>
+                <w:rFonts w:ascii="Arial" w:eastAsia="Arial" w:hAnsi="Arial"/>
+                <w:sz w:val="16"/>
+              </w:rPr>
+              <w:t>foto_rows</w:t>
+            </w:r>
+            <w:proofErr w:type="spellEnd"/>
+            <w:r>
+              <w:rPr>
+                <w:rFonts w:ascii="Arial" w:eastAsia="Arial" w:hAnsi="Arial"/>
+                <w:sz w:val="16"/>
+              </w:rPr>
+              <w:t>}</w:t>
             </w:r>
           </w:p>
         </w:tc>
@@ -4706,7 +6794,16 @@
                 <w:sz w:val="24"/>
                 <w:szCs w:val="24"/>
               </w:rPr>
-              <w:t>{nama_pe</w:t>
+              <w:t>{</w:t>
+            </w:r>
+            <w:proofErr w:type="spellStart"/>
+            <w:r>
+              <w:rPr>
+                <w:rFonts w:ascii="Bookman Old Style" w:eastAsia="Bookman Old Style" w:hAnsi="Bookman Old Style" w:cs="Bookman Old Style"/>
+                <w:sz w:val="24"/>
+                <w:szCs w:val="24"/>
+              </w:rPr>
+              <w:t>nama_pe</w:t>
             </w:r>
             <w:r>
               <w:rPr>
@@ -4716,6 +6813,7 @@
               </w:rPr>
               <w:t>tugas</w:t>
             </w:r>
+            <w:proofErr w:type="spellEnd"/>
             <w:r>
               <w:rPr>
                 <w:rFonts w:ascii="Bookman Old Style" w:eastAsia="Bookman Old Style" w:hAnsi="Bookman Old Style" w:cs="Bookman Old Style"/>
@@ -4839,7 +6937,25 @@
                 <w:sz w:val="24"/>
                 <w:szCs w:val="24"/>
               </w:rPr>
-              <w:t>(Nuraliyah)</w:t>
+              <w:t>(</w:t>
+            </w:r>
+            <w:proofErr w:type="spellStart"/>
+            <w:r>
+              <w:rPr>
+                <w:rFonts w:ascii="Bookman Old Style" w:eastAsia="Bookman Old Style" w:hAnsi="Bookman Old Style" w:cs="Bookman Old Style"/>
+                <w:sz w:val="24"/>
+                <w:szCs w:val="24"/>
+              </w:rPr>
+              <w:t>Nuraliyah</w:t>
+            </w:r>
+            <w:proofErr w:type="spellEnd"/>
+            <w:r>
+              <w:rPr>
+                <w:rFonts w:ascii="Bookman Old Style" w:eastAsia="Bookman Old Style" w:hAnsi="Bookman Old Style" w:cs="Bookman Old Style"/>
+                <w:sz w:val="24"/>
+                <w:szCs w:val="24"/>
+              </w:rPr>
+              <w:t>)</w:t>
             </w:r>
           </w:p>
         </w:tc>
@@ -4923,13 +7039,23 @@
           <w:szCs w:val="24"/>
         </w:rPr>
       </w:pPr>
-      <w:r>
-        <w:rPr>
-          <w:rFonts w:ascii="Bookman Old Style" w:eastAsia="Bookman Old Style" w:hAnsi="Bookman Old Style" w:cs="Bookman Old Style"/>
-          <w:sz w:val="24"/>
-          <w:szCs w:val="24"/>
-        </w:rPr>
-        <w:t>Menyetujui,</w:t>
+      <w:proofErr w:type="spellStart"/>
+      <w:r>
+        <w:rPr>
+          <w:rFonts w:ascii="Bookman Old Style" w:eastAsia="Bookman Old Style" w:hAnsi="Bookman Old Style" w:cs="Bookman Old Style"/>
+          <w:sz w:val="24"/>
+          <w:szCs w:val="24"/>
+        </w:rPr>
+        <w:t>Menyetujui</w:t>
+      </w:r>
+      <w:proofErr w:type="spellEnd"/>
+      <w:r>
+        <w:rPr>
+          <w:rFonts w:ascii="Bookman Old Style" w:eastAsia="Bookman Old Style" w:hAnsi="Bookman Old Style" w:cs="Bookman Old Style"/>
+          <w:sz w:val="24"/>
+          <w:szCs w:val="24"/>
+        </w:rPr>
+        <w:t>,</w:t>
       </w:r>
       <w:r>
         <w:rPr>
@@ -4938,8 +7064,53 @@
           <w:szCs w:val="24"/>
         </w:rPr>
         <w:br/>
-        <w:t>Pejabat Pembuat Komitmen</w:t>
-      </w:r>
+      </w:r>
+      <w:proofErr w:type="spellStart"/>
+      <w:r>
+        <w:rPr>
+          <w:rFonts w:ascii="Bookman Old Style" w:eastAsia="Bookman Old Style" w:hAnsi="Bookman Old Style" w:cs="Bookman Old Style"/>
+          <w:sz w:val="24"/>
+          <w:szCs w:val="24"/>
+        </w:rPr>
+        <w:t>Pejabat</w:t>
+      </w:r>
+      <w:proofErr w:type="spellEnd"/>
+      <w:r>
+        <w:rPr>
+          <w:rFonts w:ascii="Bookman Old Style" w:eastAsia="Bookman Old Style" w:hAnsi="Bookman Old Style" w:cs="Bookman Old Style"/>
+          <w:sz w:val="24"/>
+          <w:szCs w:val="24"/>
+        </w:rPr>
+        <w:t xml:space="preserve"> </w:t>
+      </w:r>
+      <w:proofErr w:type="spellStart"/>
+      <w:r>
+        <w:rPr>
+          <w:rFonts w:ascii="Bookman Old Style" w:eastAsia="Bookman Old Style" w:hAnsi="Bookman Old Style" w:cs="Bookman Old Style"/>
+          <w:sz w:val="24"/>
+          <w:szCs w:val="24"/>
+        </w:rPr>
+        <w:t>Pembuat</w:t>
+      </w:r>
+      <w:proofErr w:type="spellEnd"/>
+      <w:r>
+        <w:rPr>
+          <w:rFonts w:ascii="Bookman Old Style" w:eastAsia="Bookman Old Style" w:hAnsi="Bookman Old Style" w:cs="Bookman Old Style"/>
+          <w:sz w:val="24"/>
+          <w:szCs w:val="24"/>
+        </w:rPr>
+        <w:t xml:space="preserve"> </w:t>
+      </w:r>
+      <w:proofErr w:type="spellStart"/>
+      <w:r>
+        <w:rPr>
+          <w:rFonts w:ascii="Bookman Old Style" w:eastAsia="Bookman Old Style" w:hAnsi="Bookman Old Style" w:cs="Bookman Old Style"/>
+          <w:sz w:val="24"/>
+          <w:szCs w:val="24"/>
+        </w:rPr>
+        <w:t>Komitmen</w:t>
+      </w:r>
+      <w:proofErr w:type="spellEnd"/>
     </w:p>
     <w:p>
       <w:pPr>
@@ -6005,7 +8176,47 @@
           <w:szCs w:val="24"/>
           <w:lang w:val="en"/>
         </w:rPr>
-        <w:t xml:space="preserve">Dengan ini menyatakan:  </w:t>
+        <w:t xml:space="preserve">Dengan </w:t>
+      </w:r>
+      <w:proofErr w:type="spellStart"/>
+      <w:r>
+        <w:rPr>
+          <w:rFonts w:ascii="Bookman Old Style" w:eastAsia="Bookman Old Style" w:hAnsi="Bookman Old Style" w:cs="Bookman Old Style"/>
+          <w:sz w:val="24"/>
+          <w:szCs w:val="24"/>
+          <w:lang w:val="en"/>
+        </w:rPr>
+        <w:t>ini</w:t>
+      </w:r>
+      <w:proofErr w:type="spellEnd"/>
+      <w:r>
+        <w:rPr>
+          <w:rFonts w:ascii="Bookman Old Style" w:eastAsia="Bookman Old Style" w:hAnsi="Bookman Old Style" w:cs="Bookman Old Style"/>
+          <w:sz w:val="24"/>
+          <w:szCs w:val="24"/>
+          <w:lang w:val="en"/>
+        </w:rPr>
+        <w:t xml:space="preserve"> </w:t>
+      </w:r>
+      <w:proofErr w:type="spellStart"/>
+      <w:r>
+        <w:rPr>
+          <w:rFonts w:ascii="Bookman Old Style" w:eastAsia="Bookman Old Style" w:hAnsi="Bookman Old Style" w:cs="Bookman Old Style"/>
+          <w:sz w:val="24"/>
+          <w:szCs w:val="24"/>
+          <w:lang w:val="en"/>
+        </w:rPr>
+        <w:t>menyatakan</w:t>
+      </w:r>
+      <w:proofErr w:type="spellEnd"/>
+      <w:r>
+        <w:rPr>
+          <w:rFonts w:ascii="Bookman Old Style" w:eastAsia="Bookman Old Style" w:hAnsi="Bookman Old Style" w:cs="Bookman Old Style"/>
+          <w:sz w:val="24"/>
+          <w:szCs w:val="24"/>
+          <w:lang w:val="en"/>
+        </w:rPr>
+        <w:t xml:space="preserve">:  </w:t>
       </w:r>
     </w:p>
     <w:p>
@@ -6043,7 +8254,127 @@
           <w:szCs w:val="24"/>
           <w:lang w:val="en"/>
         </w:rPr>
-        <w:t xml:space="preserve"> telah melaksanakan seluruh pekerjaan Pendataan Lapangan Sensus Ekonomi 2026 pada Badan Pusat Statistik </w:t>
+        <w:t xml:space="preserve"> </w:t>
+      </w:r>
+      <w:proofErr w:type="spellStart"/>
+      <w:r>
+        <w:rPr>
+          <w:rFonts w:ascii="Bookman Old Style" w:eastAsia="Bookman Old Style" w:hAnsi="Bookman Old Style" w:cs="Bookman Old Style"/>
+          <w:sz w:val="24"/>
+          <w:szCs w:val="24"/>
+          <w:lang w:val="en"/>
+        </w:rPr>
+        <w:t>telah</w:t>
+      </w:r>
+      <w:proofErr w:type="spellEnd"/>
+      <w:r>
+        <w:rPr>
+          <w:rFonts w:ascii="Bookman Old Style" w:eastAsia="Bookman Old Style" w:hAnsi="Bookman Old Style" w:cs="Bookman Old Style"/>
+          <w:sz w:val="24"/>
+          <w:szCs w:val="24"/>
+          <w:lang w:val="en"/>
+        </w:rPr>
+        <w:t xml:space="preserve"> </w:t>
+      </w:r>
+      <w:proofErr w:type="spellStart"/>
+      <w:r>
+        <w:rPr>
+          <w:rFonts w:ascii="Bookman Old Style" w:eastAsia="Bookman Old Style" w:hAnsi="Bookman Old Style" w:cs="Bookman Old Style"/>
+          <w:sz w:val="24"/>
+          <w:szCs w:val="24"/>
+          <w:lang w:val="en"/>
+        </w:rPr>
+        <w:t>melaksanakan</w:t>
+      </w:r>
+      <w:proofErr w:type="spellEnd"/>
+      <w:r>
+        <w:rPr>
+          <w:rFonts w:ascii="Bookman Old Style" w:eastAsia="Bookman Old Style" w:hAnsi="Bookman Old Style" w:cs="Bookman Old Style"/>
+          <w:sz w:val="24"/>
+          <w:szCs w:val="24"/>
+          <w:lang w:val="en"/>
+        </w:rPr>
+        <w:t xml:space="preserve"> </w:t>
+      </w:r>
+      <w:proofErr w:type="spellStart"/>
+      <w:r>
+        <w:rPr>
+          <w:rFonts w:ascii="Bookman Old Style" w:eastAsia="Bookman Old Style" w:hAnsi="Bookman Old Style" w:cs="Bookman Old Style"/>
+          <w:sz w:val="24"/>
+          <w:szCs w:val="24"/>
+          <w:lang w:val="en"/>
+        </w:rPr>
+        <w:t>seluruh</w:t>
+      </w:r>
+      <w:proofErr w:type="spellEnd"/>
+      <w:r>
+        <w:rPr>
+          <w:rFonts w:ascii="Bookman Old Style" w:eastAsia="Bookman Old Style" w:hAnsi="Bookman Old Style" w:cs="Bookman Old Style"/>
+          <w:sz w:val="24"/>
+          <w:szCs w:val="24"/>
+          <w:lang w:val="en"/>
+        </w:rPr>
+        <w:t xml:space="preserve"> </w:t>
+      </w:r>
+      <w:proofErr w:type="spellStart"/>
+      <w:r>
+        <w:rPr>
+          <w:rFonts w:ascii="Bookman Old Style" w:eastAsia="Bookman Old Style" w:hAnsi="Bookman Old Style" w:cs="Bookman Old Style"/>
+          <w:sz w:val="24"/>
+          <w:szCs w:val="24"/>
+          <w:lang w:val="en"/>
+        </w:rPr>
+        <w:t>pekerjaan</w:t>
+      </w:r>
+      <w:proofErr w:type="spellEnd"/>
+      <w:r>
+        <w:rPr>
+          <w:rFonts w:ascii="Bookman Old Style" w:eastAsia="Bookman Old Style" w:hAnsi="Bookman Old Style" w:cs="Bookman Old Style"/>
+          <w:sz w:val="24"/>
+          <w:szCs w:val="24"/>
+          <w:lang w:val="en"/>
+        </w:rPr>
+        <w:t xml:space="preserve"> </w:t>
+      </w:r>
+      <w:proofErr w:type="spellStart"/>
+      <w:r>
+        <w:rPr>
+          <w:rFonts w:ascii="Bookman Old Style" w:eastAsia="Bookman Old Style" w:hAnsi="Bookman Old Style" w:cs="Bookman Old Style"/>
+          <w:sz w:val="24"/>
+          <w:szCs w:val="24"/>
+          <w:lang w:val="en"/>
+        </w:rPr>
+        <w:t>Pendataan</w:t>
+      </w:r>
+      <w:proofErr w:type="spellEnd"/>
+      <w:r>
+        <w:rPr>
+          <w:rFonts w:ascii="Bookman Old Style" w:eastAsia="Bookman Old Style" w:hAnsi="Bookman Old Style" w:cs="Bookman Old Style"/>
+          <w:sz w:val="24"/>
+          <w:szCs w:val="24"/>
+          <w:lang w:val="en"/>
+        </w:rPr>
+        <w:t xml:space="preserve"> Lapangan Sensus Ekonomi 2026 pada Badan Pusat </w:t>
+      </w:r>
+      <w:proofErr w:type="spellStart"/>
+      <w:r>
+        <w:rPr>
+          <w:rFonts w:ascii="Bookman Old Style" w:eastAsia="Bookman Old Style" w:hAnsi="Bookman Old Style" w:cs="Bookman Old Style"/>
+          <w:sz w:val="24"/>
+          <w:szCs w:val="24"/>
+          <w:lang w:val="en"/>
+        </w:rPr>
+        <w:t>Statistik</w:t>
+      </w:r>
+      <w:proofErr w:type="spellEnd"/>
+      <w:r>
+        <w:rPr>
+          <w:rFonts w:ascii="Bookman Old Style" w:eastAsia="Bookman Old Style" w:hAnsi="Bookman Old Style" w:cs="Bookman Old Style"/>
+          <w:sz w:val="24"/>
+          <w:szCs w:val="24"/>
+          <w:lang w:val="en"/>
+        </w:rPr>
+        <w:t xml:space="preserve"> </w:t>
       </w:r>
       <w:r>
         <w:rPr>
@@ -6061,7 +8392,67 @@
           <w:szCs w:val="24"/>
           <w:lang w:val="en"/>
         </w:rPr>
-        <w:t xml:space="preserve"> berdasarkan Perjanjian Kerja Nomor: </w:t>
+        <w:t xml:space="preserve"> </w:t>
+      </w:r>
+      <w:proofErr w:type="spellStart"/>
+      <w:r>
+        <w:rPr>
+          <w:rFonts w:ascii="Bookman Old Style" w:eastAsia="Bookman Old Style" w:hAnsi="Bookman Old Style" w:cs="Bookman Old Style"/>
+          <w:sz w:val="24"/>
+          <w:szCs w:val="24"/>
+          <w:lang w:val="en"/>
+        </w:rPr>
+        <w:t>berdasarkan</w:t>
+      </w:r>
+      <w:proofErr w:type="spellEnd"/>
+      <w:r>
+        <w:rPr>
+          <w:rFonts w:ascii="Bookman Old Style" w:eastAsia="Bookman Old Style" w:hAnsi="Bookman Old Style" w:cs="Bookman Old Style"/>
+          <w:sz w:val="24"/>
+          <w:szCs w:val="24"/>
+          <w:lang w:val="en"/>
+        </w:rPr>
+        <w:t xml:space="preserve"> </w:t>
+      </w:r>
+      <w:proofErr w:type="spellStart"/>
+      <w:r>
+        <w:rPr>
+          <w:rFonts w:ascii="Bookman Old Style" w:eastAsia="Bookman Old Style" w:hAnsi="Bookman Old Style" w:cs="Bookman Old Style"/>
+          <w:sz w:val="24"/>
+          <w:szCs w:val="24"/>
+          <w:lang w:val="en"/>
+        </w:rPr>
+        <w:t>Perjanjian</w:t>
+      </w:r>
+      <w:proofErr w:type="spellEnd"/>
+      <w:r>
+        <w:rPr>
+          <w:rFonts w:ascii="Bookman Old Style" w:eastAsia="Bookman Old Style" w:hAnsi="Bookman Old Style" w:cs="Bookman Old Style"/>
+          <w:sz w:val="24"/>
+          <w:szCs w:val="24"/>
+          <w:lang w:val="en"/>
+        </w:rPr>
+        <w:t xml:space="preserve"> </w:t>
+      </w:r>
+      <w:proofErr w:type="spellStart"/>
+      <w:r>
+        <w:rPr>
+          <w:rFonts w:ascii="Bookman Old Style" w:eastAsia="Bookman Old Style" w:hAnsi="Bookman Old Style" w:cs="Bookman Old Style"/>
+          <w:sz w:val="24"/>
+          <w:szCs w:val="24"/>
+          <w:lang w:val="en"/>
+        </w:rPr>
+        <w:t>Kerja</w:t>
+      </w:r>
+      <w:proofErr w:type="spellEnd"/>
+      <w:r>
+        <w:rPr>
+          <w:rFonts w:ascii="Bookman Old Style" w:eastAsia="Bookman Old Style" w:hAnsi="Bookman Old Style" w:cs="Bookman Old Style"/>
+          <w:sz w:val="24"/>
+          <w:szCs w:val="24"/>
+          <w:lang w:val="en"/>
+        </w:rPr>
+        <w:t xml:space="preserve"> Nomor: </w:t>
       </w:r>
       <w:r>
         <w:rPr>
@@ -6072,6 +8463,7 @@
         </w:rPr>
         <w:t>{</w:t>
       </w:r>
+      <w:proofErr w:type="spellStart"/>
       <w:r>
         <w:rPr>
           <w:rFonts w:ascii="Bookman Old Style" w:eastAsia="Bookman Old Style" w:hAnsi="Bookman Old Style" w:cs="Bookman Old Style"/>
@@ -6099,6 +8491,7 @@
         </w:rPr>
         <w:t>spk</w:t>
       </w:r>
+      <w:proofErr w:type="spellEnd"/>
       <w:r>
         <w:rPr>
           <w:rFonts w:ascii="Bookman Old Style" w:eastAsia="Bookman Old Style" w:hAnsi="Bookman Old Style" w:cs="Bookman Old Style"/>
@@ -6115,8 +8508,19 @@
           <w:szCs w:val="24"/>
           <w:lang w:val="en"/>
         </w:rPr>
-        <w:t>, sesuai dengan target pekerjaan yang ditetapkan sebesar</w:t>
-      </w:r>
+        <w:t xml:space="preserve">, </w:t>
+      </w:r>
+      <w:proofErr w:type="spellStart"/>
+      <w:r>
+        <w:rPr>
+          <w:rFonts w:ascii="Bookman Old Style" w:eastAsia="Bookman Old Style" w:hAnsi="Bookman Old Style" w:cs="Bookman Old Style"/>
+          <w:sz w:val="24"/>
+          <w:szCs w:val="24"/>
+          <w:lang w:val="en"/>
+        </w:rPr>
+        <w:t>sesuai</w:t>
+      </w:r>
+      <w:proofErr w:type="spellEnd"/>
       <w:r>
         <w:rPr>
           <w:rFonts w:ascii="Bookman Old Style" w:eastAsia="Bookman Old Style" w:hAnsi="Bookman Old Style" w:cs="Bookman Old Style"/>
@@ -6126,6 +8530,86 @@
         </w:rPr>
         <w:t xml:space="preserve"> </w:t>
       </w:r>
+      <w:proofErr w:type="spellStart"/>
+      <w:r>
+        <w:rPr>
+          <w:rFonts w:ascii="Bookman Old Style" w:eastAsia="Bookman Old Style" w:hAnsi="Bookman Old Style" w:cs="Bookman Old Style"/>
+          <w:sz w:val="24"/>
+          <w:szCs w:val="24"/>
+          <w:lang w:val="en"/>
+        </w:rPr>
+        <w:t>dengan</w:t>
+      </w:r>
+      <w:proofErr w:type="spellEnd"/>
+      <w:r>
+        <w:rPr>
+          <w:rFonts w:ascii="Bookman Old Style" w:eastAsia="Bookman Old Style" w:hAnsi="Bookman Old Style" w:cs="Bookman Old Style"/>
+          <w:sz w:val="24"/>
+          <w:szCs w:val="24"/>
+          <w:lang w:val="en"/>
+        </w:rPr>
+        <w:t xml:space="preserve"> target </w:t>
+      </w:r>
+      <w:proofErr w:type="spellStart"/>
+      <w:r>
+        <w:rPr>
+          <w:rFonts w:ascii="Bookman Old Style" w:eastAsia="Bookman Old Style" w:hAnsi="Bookman Old Style" w:cs="Bookman Old Style"/>
+          <w:sz w:val="24"/>
+          <w:szCs w:val="24"/>
+          <w:lang w:val="en"/>
+        </w:rPr>
+        <w:t>pekerjaan</w:t>
+      </w:r>
+      <w:proofErr w:type="spellEnd"/>
+      <w:r>
+        <w:rPr>
+          <w:rFonts w:ascii="Bookman Old Style" w:eastAsia="Bookman Old Style" w:hAnsi="Bookman Old Style" w:cs="Bookman Old Style"/>
+          <w:sz w:val="24"/>
+          <w:szCs w:val="24"/>
+          <w:lang w:val="en"/>
+        </w:rPr>
+        <w:t xml:space="preserve"> yang </w:t>
+      </w:r>
+      <w:proofErr w:type="spellStart"/>
+      <w:r>
+        <w:rPr>
+          <w:rFonts w:ascii="Bookman Old Style" w:eastAsia="Bookman Old Style" w:hAnsi="Bookman Old Style" w:cs="Bookman Old Style"/>
+          <w:sz w:val="24"/>
+          <w:szCs w:val="24"/>
+          <w:lang w:val="en"/>
+        </w:rPr>
+        <w:t>ditetapkan</w:t>
+      </w:r>
+      <w:proofErr w:type="spellEnd"/>
+      <w:r>
+        <w:rPr>
+          <w:rFonts w:ascii="Bookman Old Style" w:eastAsia="Bookman Old Style" w:hAnsi="Bookman Old Style" w:cs="Bookman Old Style"/>
+          <w:sz w:val="24"/>
+          <w:szCs w:val="24"/>
+          <w:lang w:val="en"/>
+        </w:rPr>
+        <w:t xml:space="preserve"> </w:t>
+      </w:r>
+      <w:proofErr w:type="spellStart"/>
+      <w:r>
+        <w:rPr>
+          <w:rFonts w:ascii="Bookman Old Style" w:eastAsia="Bookman Old Style" w:hAnsi="Bookman Old Style" w:cs="Bookman Old Style"/>
+          <w:sz w:val="24"/>
+          <w:szCs w:val="24"/>
+          <w:lang w:val="en"/>
+        </w:rPr>
+        <w:t>sebesar</w:t>
+      </w:r>
+      <w:proofErr w:type="spellEnd"/>
+      <w:r>
+        <w:rPr>
+          <w:rFonts w:ascii="Bookman Old Style" w:eastAsia="Bookman Old Style" w:hAnsi="Bookman Old Style" w:cs="Bookman Old Style"/>
+          <w:sz w:val="24"/>
+          <w:szCs w:val="24"/>
+          <w:lang w:val="en"/>
+        </w:rPr>
+        <w:t xml:space="preserve"> </w:t>
+      </w:r>
       <w:r>
         <w:rPr>
           <w:rFonts w:ascii="Bookman Old Style" w:eastAsia="Bookman Old Style" w:hAnsi="Bookman Old Style" w:cs="Bookman Old Style"/>
@@ -6135,6 +8619,7 @@
         </w:rPr>
         <w:t>{</w:t>
       </w:r>
+      <w:proofErr w:type="spellStart"/>
       <w:r>
         <w:rPr>
           <w:rFonts w:ascii="Bookman Old Style" w:eastAsia="Bookman Old Style" w:hAnsi="Bookman Old Style" w:cs="Bookman Old Style"/>
@@ -6153,6 +8638,7 @@
         </w:rPr>
         <w:t>ongoing</w:t>
       </w:r>
+      <w:proofErr w:type="spellEnd"/>
       <w:r>
         <w:rPr>
           <w:rFonts w:ascii="Bookman Old Style" w:eastAsia="Bookman Old Style" w:hAnsi="Bookman Old Style" w:cs="Bookman Old Style"/>
@@ -6178,7 +8664,107 @@
           <w:szCs w:val="24"/>
           <w:lang w:val="en"/>
         </w:rPr>
-        <w:t>SLS/Sub-SLS dan/atau usaha besar selama pendataan 1</w:t>
+        <w:t>SLS/Sub-SLS dan/</w:t>
+      </w:r>
+      <w:proofErr w:type="spellStart"/>
+      <w:r>
+        <w:rPr>
+          <w:rFonts w:ascii="Bookman Old Style" w:eastAsia="Bookman Old Style" w:hAnsi="Bookman Old Style" w:cs="Bookman Old Style"/>
+          <w:sz w:val="24"/>
+          <w:szCs w:val="24"/>
+          <w:lang w:val="en"/>
+        </w:rPr>
+        <w:t>atau</w:t>
+      </w:r>
+      <w:proofErr w:type="spellEnd"/>
+      <w:r>
+        <w:rPr>
+          <w:rFonts w:ascii="Bookman Old Style" w:eastAsia="Bookman Old Style" w:hAnsi="Bookman Old Style" w:cs="Bookman Old Style"/>
+          <w:sz w:val="24"/>
+          <w:szCs w:val="24"/>
+          <w:lang w:val="en"/>
+        </w:rPr>
+        <w:t xml:space="preserve"> </w:t>
+      </w:r>
+      <w:proofErr w:type="spellStart"/>
+      <w:r>
+        <w:rPr>
+          <w:rFonts w:ascii="Bookman Old Style" w:eastAsia="Bookman Old Style" w:hAnsi="Bookman Old Style" w:cs="Bookman Old Style"/>
+          <w:sz w:val="24"/>
+          <w:szCs w:val="24"/>
+          <w:lang w:val="en"/>
+        </w:rPr>
+        <w:t>usaha</w:t>
+      </w:r>
+      <w:proofErr w:type="spellEnd"/>
+      <w:r>
+        <w:rPr>
+          <w:rFonts w:ascii="Bookman Old Style" w:eastAsia="Bookman Old Style" w:hAnsi="Bookman Old Style" w:cs="Bookman Old Style"/>
+          <w:sz w:val="24"/>
+          <w:szCs w:val="24"/>
+          <w:lang w:val="en"/>
+        </w:rPr>
+        <w:t xml:space="preserve"> </w:t>
+      </w:r>
+      <w:proofErr w:type="spellStart"/>
+      <w:r>
+        <w:rPr>
+          <w:rFonts w:ascii="Bookman Old Style" w:eastAsia="Bookman Old Style" w:hAnsi="Bookman Old Style" w:cs="Bookman Old Style"/>
+          <w:sz w:val="24"/>
+          <w:szCs w:val="24"/>
+          <w:lang w:val="en"/>
+        </w:rPr>
+        <w:t>besar</w:t>
+      </w:r>
+      <w:proofErr w:type="spellEnd"/>
+      <w:r>
+        <w:rPr>
+          <w:rFonts w:ascii="Bookman Old Style" w:eastAsia="Bookman Old Style" w:hAnsi="Bookman Old Style" w:cs="Bookman Old Style"/>
+          <w:sz w:val="24"/>
+          <w:szCs w:val="24"/>
+          <w:lang w:val="en"/>
+        </w:rPr>
+        <w:t xml:space="preserve"> </w:t>
+      </w:r>
+      <w:proofErr w:type="spellStart"/>
+      <w:r>
+        <w:rPr>
+          <w:rFonts w:ascii="Bookman Old Style" w:eastAsia="Bookman Old Style" w:hAnsi="Bookman Old Style" w:cs="Bookman Old Style"/>
+          <w:sz w:val="24"/>
+          <w:szCs w:val="24"/>
+          <w:lang w:val="en"/>
+        </w:rPr>
+        <w:t>selama</w:t>
+      </w:r>
+      <w:proofErr w:type="spellEnd"/>
+      <w:r>
+        <w:rPr>
+          <w:rFonts w:ascii="Bookman Old Style" w:eastAsia="Bookman Old Style" w:hAnsi="Bookman Old Style" w:cs="Bookman Old Style"/>
+          <w:sz w:val="24"/>
+          <w:szCs w:val="24"/>
+          <w:lang w:val="en"/>
+        </w:rPr>
+        <w:t xml:space="preserve"> </w:t>
+      </w:r>
+      <w:proofErr w:type="spellStart"/>
+      <w:r>
+        <w:rPr>
+          <w:rFonts w:ascii="Bookman Old Style" w:eastAsia="Bookman Old Style" w:hAnsi="Bookman Old Style" w:cs="Bookman Old Style"/>
+          <w:sz w:val="24"/>
+          <w:szCs w:val="24"/>
+          <w:lang w:val="en"/>
+        </w:rPr>
+        <w:t>pendataan</w:t>
+      </w:r>
+      <w:proofErr w:type="spellEnd"/>
+      <w:r>
+        <w:rPr>
+          <w:rFonts w:ascii="Bookman Old Style" w:eastAsia="Bookman Old Style" w:hAnsi="Bookman Old Style" w:cs="Bookman Old Style"/>
+          <w:sz w:val="24"/>
+          <w:szCs w:val="24"/>
+          <w:lang w:val="en"/>
+        </w:rPr>
+        <w:t xml:space="preserve"> 1</w:t>
       </w:r>
       <w:r>
         <w:rPr>
@@ -6214,7 +8800,47 @@
           <w:szCs w:val="24"/>
           <w:lang w:val="en"/>
         </w:rPr>
-        <w:t>i 2026 sampai dengan 31 Agustus 2026.</w:t>
+        <w:t xml:space="preserve">i 2026 </w:t>
+      </w:r>
+      <w:proofErr w:type="spellStart"/>
+      <w:r>
+        <w:rPr>
+          <w:rFonts w:ascii="Bookman Old Style" w:eastAsia="Bookman Old Style" w:hAnsi="Bookman Old Style" w:cs="Bookman Old Style"/>
+          <w:sz w:val="24"/>
+          <w:szCs w:val="24"/>
+          <w:lang w:val="en"/>
+        </w:rPr>
+        <w:t>sampai</w:t>
+      </w:r>
+      <w:proofErr w:type="spellEnd"/>
+      <w:r>
+        <w:rPr>
+          <w:rFonts w:ascii="Bookman Old Style" w:eastAsia="Bookman Old Style" w:hAnsi="Bookman Old Style" w:cs="Bookman Old Style"/>
+          <w:sz w:val="24"/>
+          <w:szCs w:val="24"/>
+          <w:lang w:val="en"/>
+        </w:rPr>
+        <w:t xml:space="preserve"> </w:t>
+      </w:r>
+      <w:proofErr w:type="spellStart"/>
+      <w:r>
+        <w:rPr>
+          <w:rFonts w:ascii="Bookman Old Style" w:eastAsia="Bookman Old Style" w:hAnsi="Bookman Old Style" w:cs="Bookman Old Style"/>
+          <w:sz w:val="24"/>
+          <w:szCs w:val="24"/>
+          <w:lang w:val="en"/>
+        </w:rPr>
+        <w:t>dengan</w:t>
+      </w:r>
+      <w:proofErr w:type="spellEnd"/>
+      <w:r>
+        <w:rPr>
+          <w:rFonts w:ascii="Bookman Old Style" w:eastAsia="Bookman Old Style" w:hAnsi="Bookman Old Style" w:cs="Bookman Old Style"/>
+          <w:sz w:val="24"/>
+          <w:szCs w:val="24"/>
+          <w:lang w:val="en"/>
+        </w:rPr>
+        <w:t xml:space="preserve"> 31 Agustus 2026.</w:t>
       </w:r>
     </w:p>
     <w:p>
@@ -6441,7 +9067,407 @@
           <w:szCs w:val="24"/>
           <w:lang w:val="en"/>
         </w:rPr>
-        <w:t xml:space="preserve">Hasil pekerjaan pendataan sebagaimana dimaksud pada angka 4 yang memerlukan pemeriksaan lanjutan, akan dilakukan pengecekan, perubahan, dan/atau kunjungan kembali ke lapangan merujuk pada perjanjian yang ditandatangani oleh </w:t>
+        <w:t xml:space="preserve">Hasil </w:t>
+      </w:r>
+      <w:proofErr w:type="spellStart"/>
+      <w:r>
+        <w:rPr>
+          <w:rFonts w:ascii="Bookman Old Style" w:eastAsia="Bookman Old Style" w:hAnsi="Bookman Old Style" w:cs="Bookman Old Style"/>
+          <w:sz w:val="24"/>
+          <w:szCs w:val="24"/>
+          <w:lang w:val="en"/>
+        </w:rPr>
+        <w:t>pekerjaan</w:t>
+      </w:r>
+      <w:proofErr w:type="spellEnd"/>
+      <w:r>
+        <w:rPr>
+          <w:rFonts w:ascii="Bookman Old Style" w:eastAsia="Bookman Old Style" w:hAnsi="Bookman Old Style" w:cs="Bookman Old Style"/>
+          <w:sz w:val="24"/>
+          <w:szCs w:val="24"/>
+          <w:lang w:val="en"/>
+        </w:rPr>
+        <w:t xml:space="preserve"> </w:t>
+      </w:r>
+      <w:proofErr w:type="spellStart"/>
+      <w:r>
+        <w:rPr>
+          <w:rFonts w:ascii="Bookman Old Style" w:eastAsia="Bookman Old Style" w:hAnsi="Bookman Old Style" w:cs="Bookman Old Style"/>
+          <w:sz w:val="24"/>
+          <w:szCs w:val="24"/>
+          <w:lang w:val="en"/>
+        </w:rPr>
+        <w:t>pendataan</w:t>
+      </w:r>
+      <w:proofErr w:type="spellEnd"/>
+      <w:r>
+        <w:rPr>
+          <w:rFonts w:ascii="Bookman Old Style" w:eastAsia="Bookman Old Style" w:hAnsi="Bookman Old Style" w:cs="Bookman Old Style"/>
+          <w:sz w:val="24"/>
+          <w:szCs w:val="24"/>
+          <w:lang w:val="en"/>
+        </w:rPr>
+        <w:t xml:space="preserve"> </w:t>
+      </w:r>
+      <w:proofErr w:type="spellStart"/>
+      <w:r>
+        <w:rPr>
+          <w:rFonts w:ascii="Bookman Old Style" w:eastAsia="Bookman Old Style" w:hAnsi="Bookman Old Style" w:cs="Bookman Old Style"/>
+          <w:sz w:val="24"/>
+          <w:szCs w:val="24"/>
+          <w:lang w:val="en"/>
+        </w:rPr>
+        <w:t>sebagaimana</w:t>
+      </w:r>
+      <w:proofErr w:type="spellEnd"/>
+      <w:r>
+        <w:rPr>
+          <w:rFonts w:ascii="Bookman Old Style" w:eastAsia="Bookman Old Style" w:hAnsi="Bookman Old Style" w:cs="Bookman Old Style"/>
+          <w:sz w:val="24"/>
+          <w:szCs w:val="24"/>
+          <w:lang w:val="en"/>
+        </w:rPr>
+        <w:t xml:space="preserve"> </w:t>
+      </w:r>
+      <w:proofErr w:type="spellStart"/>
+      <w:r>
+        <w:rPr>
+          <w:rFonts w:ascii="Bookman Old Style" w:eastAsia="Bookman Old Style" w:hAnsi="Bookman Old Style" w:cs="Bookman Old Style"/>
+          <w:sz w:val="24"/>
+          <w:szCs w:val="24"/>
+          <w:lang w:val="en"/>
+        </w:rPr>
+        <w:t>dimaksud</w:t>
+      </w:r>
+      <w:proofErr w:type="spellEnd"/>
+      <w:r>
+        <w:rPr>
+          <w:rFonts w:ascii="Bookman Old Style" w:eastAsia="Bookman Old Style" w:hAnsi="Bookman Old Style" w:cs="Bookman Old Style"/>
+          <w:sz w:val="24"/>
+          <w:szCs w:val="24"/>
+          <w:lang w:val="en"/>
+        </w:rPr>
+        <w:t xml:space="preserve"> pada </w:t>
+      </w:r>
+      <w:proofErr w:type="spellStart"/>
+      <w:r>
+        <w:rPr>
+          <w:rFonts w:ascii="Bookman Old Style" w:eastAsia="Bookman Old Style" w:hAnsi="Bookman Old Style" w:cs="Bookman Old Style"/>
+          <w:sz w:val="24"/>
+          <w:szCs w:val="24"/>
+          <w:lang w:val="en"/>
+        </w:rPr>
+        <w:t>angka</w:t>
+      </w:r>
+      <w:proofErr w:type="spellEnd"/>
+      <w:r>
+        <w:rPr>
+          <w:rFonts w:ascii="Bookman Old Style" w:eastAsia="Bookman Old Style" w:hAnsi="Bookman Old Style" w:cs="Bookman Old Style"/>
+          <w:sz w:val="24"/>
+          <w:szCs w:val="24"/>
+          <w:lang w:val="en"/>
+        </w:rPr>
+        <w:t xml:space="preserve"> 4 yang </w:t>
+      </w:r>
+      <w:proofErr w:type="spellStart"/>
+      <w:r>
+        <w:rPr>
+          <w:rFonts w:ascii="Bookman Old Style" w:eastAsia="Bookman Old Style" w:hAnsi="Bookman Old Style" w:cs="Bookman Old Style"/>
+          <w:sz w:val="24"/>
+          <w:szCs w:val="24"/>
+          <w:lang w:val="en"/>
+        </w:rPr>
+        <w:t>memerlukan</w:t>
+      </w:r>
+      <w:proofErr w:type="spellEnd"/>
+      <w:r>
+        <w:rPr>
+          <w:rFonts w:ascii="Bookman Old Style" w:eastAsia="Bookman Old Style" w:hAnsi="Bookman Old Style" w:cs="Bookman Old Style"/>
+          <w:sz w:val="24"/>
+          <w:szCs w:val="24"/>
+          <w:lang w:val="en"/>
+        </w:rPr>
+        <w:t xml:space="preserve"> </w:t>
+      </w:r>
+      <w:proofErr w:type="spellStart"/>
+      <w:r>
+        <w:rPr>
+          <w:rFonts w:ascii="Bookman Old Style" w:eastAsia="Bookman Old Style" w:hAnsi="Bookman Old Style" w:cs="Bookman Old Style"/>
+          <w:sz w:val="24"/>
+          <w:szCs w:val="24"/>
+          <w:lang w:val="en"/>
+        </w:rPr>
+        <w:t>pemeriksaan</w:t>
+      </w:r>
+      <w:proofErr w:type="spellEnd"/>
+      <w:r>
+        <w:rPr>
+          <w:rFonts w:ascii="Bookman Old Style" w:eastAsia="Bookman Old Style" w:hAnsi="Bookman Old Style" w:cs="Bookman Old Style"/>
+          <w:sz w:val="24"/>
+          <w:szCs w:val="24"/>
+          <w:lang w:val="en"/>
+        </w:rPr>
+        <w:t xml:space="preserve"> </w:t>
+      </w:r>
+      <w:proofErr w:type="spellStart"/>
+      <w:r>
+        <w:rPr>
+          <w:rFonts w:ascii="Bookman Old Style" w:eastAsia="Bookman Old Style" w:hAnsi="Bookman Old Style" w:cs="Bookman Old Style"/>
+          <w:sz w:val="24"/>
+          <w:szCs w:val="24"/>
+          <w:lang w:val="en"/>
+        </w:rPr>
+        <w:t>lanjutan</w:t>
+      </w:r>
+      <w:proofErr w:type="spellEnd"/>
+      <w:r>
+        <w:rPr>
+          <w:rFonts w:ascii="Bookman Old Style" w:eastAsia="Bookman Old Style" w:hAnsi="Bookman Old Style" w:cs="Bookman Old Style"/>
+          <w:sz w:val="24"/>
+          <w:szCs w:val="24"/>
+          <w:lang w:val="en"/>
+        </w:rPr>
+        <w:t xml:space="preserve">, </w:t>
+      </w:r>
+      <w:proofErr w:type="spellStart"/>
+      <w:r>
+        <w:rPr>
+          <w:rFonts w:ascii="Bookman Old Style" w:eastAsia="Bookman Old Style" w:hAnsi="Bookman Old Style" w:cs="Bookman Old Style"/>
+          <w:sz w:val="24"/>
+          <w:szCs w:val="24"/>
+          <w:lang w:val="en"/>
+        </w:rPr>
+        <w:t>akan</w:t>
+      </w:r>
+      <w:proofErr w:type="spellEnd"/>
+      <w:r>
+        <w:rPr>
+          <w:rFonts w:ascii="Bookman Old Style" w:eastAsia="Bookman Old Style" w:hAnsi="Bookman Old Style" w:cs="Bookman Old Style"/>
+          <w:sz w:val="24"/>
+          <w:szCs w:val="24"/>
+          <w:lang w:val="en"/>
+        </w:rPr>
+        <w:t xml:space="preserve"> </w:t>
+      </w:r>
+      <w:proofErr w:type="spellStart"/>
+      <w:r>
+        <w:rPr>
+          <w:rFonts w:ascii="Bookman Old Style" w:eastAsia="Bookman Old Style" w:hAnsi="Bookman Old Style" w:cs="Bookman Old Style"/>
+          <w:sz w:val="24"/>
+          <w:szCs w:val="24"/>
+          <w:lang w:val="en"/>
+        </w:rPr>
+        <w:t>dilakukan</w:t>
+      </w:r>
+      <w:proofErr w:type="spellEnd"/>
+      <w:r>
+        <w:rPr>
+          <w:rFonts w:ascii="Bookman Old Style" w:eastAsia="Bookman Old Style" w:hAnsi="Bookman Old Style" w:cs="Bookman Old Style"/>
+          <w:sz w:val="24"/>
+          <w:szCs w:val="24"/>
+          <w:lang w:val="en"/>
+        </w:rPr>
+        <w:t xml:space="preserve"> </w:t>
+      </w:r>
+      <w:proofErr w:type="spellStart"/>
+      <w:r>
+        <w:rPr>
+          <w:rFonts w:ascii="Bookman Old Style" w:eastAsia="Bookman Old Style" w:hAnsi="Bookman Old Style" w:cs="Bookman Old Style"/>
+          <w:sz w:val="24"/>
+          <w:szCs w:val="24"/>
+          <w:lang w:val="en"/>
+        </w:rPr>
+        <w:t>pengecekan</w:t>
+      </w:r>
+      <w:proofErr w:type="spellEnd"/>
+      <w:r>
+        <w:rPr>
+          <w:rFonts w:ascii="Bookman Old Style" w:eastAsia="Bookman Old Style" w:hAnsi="Bookman Old Style" w:cs="Bookman Old Style"/>
+          <w:sz w:val="24"/>
+          <w:szCs w:val="24"/>
+          <w:lang w:val="en"/>
+        </w:rPr>
+        <w:t xml:space="preserve">, </w:t>
+      </w:r>
+      <w:proofErr w:type="spellStart"/>
+      <w:r>
+        <w:rPr>
+          <w:rFonts w:ascii="Bookman Old Style" w:eastAsia="Bookman Old Style" w:hAnsi="Bookman Old Style" w:cs="Bookman Old Style"/>
+          <w:sz w:val="24"/>
+          <w:szCs w:val="24"/>
+          <w:lang w:val="en"/>
+        </w:rPr>
+        <w:t>perubahan</w:t>
+      </w:r>
+      <w:proofErr w:type="spellEnd"/>
+      <w:r>
+        <w:rPr>
+          <w:rFonts w:ascii="Bookman Old Style" w:eastAsia="Bookman Old Style" w:hAnsi="Bookman Old Style" w:cs="Bookman Old Style"/>
+          <w:sz w:val="24"/>
+          <w:szCs w:val="24"/>
+          <w:lang w:val="en"/>
+        </w:rPr>
+        <w:t>, dan/</w:t>
+      </w:r>
+      <w:proofErr w:type="spellStart"/>
+      <w:r>
+        <w:rPr>
+          <w:rFonts w:ascii="Bookman Old Style" w:eastAsia="Bookman Old Style" w:hAnsi="Bookman Old Style" w:cs="Bookman Old Style"/>
+          <w:sz w:val="24"/>
+          <w:szCs w:val="24"/>
+          <w:lang w:val="en"/>
+        </w:rPr>
+        <w:t>atau</w:t>
+      </w:r>
+      <w:proofErr w:type="spellEnd"/>
+      <w:r>
+        <w:rPr>
+          <w:rFonts w:ascii="Bookman Old Style" w:eastAsia="Bookman Old Style" w:hAnsi="Bookman Old Style" w:cs="Bookman Old Style"/>
+          <w:sz w:val="24"/>
+          <w:szCs w:val="24"/>
+          <w:lang w:val="en"/>
+        </w:rPr>
+        <w:t xml:space="preserve"> </w:t>
+      </w:r>
+      <w:proofErr w:type="spellStart"/>
+      <w:r>
+        <w:rPr>
+          <w:rFonts w:ascii="Bookman Old Style" w:eastAsia="Bookman Old Style" w:hAnsi="Bookman Old Style" w:cs="Bookman Old Style"/>
+          <w:sz w:val="24"/>
+          <w:szCs w:val="24"/>
+          <w:lang w:val="en"/>
+        </w:rPr>
+        <w:t>kunjungan</w:t>
+      </w:r>
+      <w:proofErr w:type="spellEnd"/>
+      <w:r>
+        <w:rPr>
+          <w:rFonts w:ascii="Bookman Old Style" w:eastAsia="Bookman Old Style" w:hAnsi="Bookman Old Style" w:cs="Bookman Old Style"/>
+          <w:sz w:val="24"/>
+          <w:szCs w:val="24"/>
+          <w:lang w:val="en"/>
+        </w:rPr>
+        <w:t xml:space="preserve"> </w:t>
+      </w:r>
+      <w:proofErr w:type="spellStart"/>
+      <w:r>
+        <w:rPr>
+          <w:rFonts w:ascii="Bookman Old Style" w:eastAsia="Bookman Old Style" w:hAnsi="Bookman Old Style" w:cs="Bookman Old Style"/>
+          <w:sz w:val="24"/>
+          <w:szCs w:val="24"/>
+          <w:lang w:val="en"/>
+        </w:rPr>
+        <w:t>kembali</w:t>
+      </w:r>
+      <w:proofErr w:type="spellEnd"/>
+      <w:r>
+        <w:rPr>
+          <w:rFonts w:ascii="Bookman Old Style" w:eastAsia="Bookman Old Style" w:hAnsi="Bookman Old Style" w:cs="Bookman Old Style"/>
+          <w:sz w:val="24"/>
+          <w:szCs w:val="24"/>
+          <w:lang w:val="en"/>
+        </w:rPr>
+        <w:t xml:space="preserve"> </w:t>
+      </w:r>
+      <w:proofErr w:type="spellStart"/>
+      <w:r>
+        <w:rPr>
+          <w:rFonts w:ascii="Bookman Old Style" w:eastAsia="Bookman Old Style" w:hAnsi="Bookman Old Style" w:cs="Bookman Old Style"/>
+          <w:sz w:val="24"/>
+          <w:szCs w:val="24"/>
+          <w:lang w:val="en"/>
+        </w:rPr>
+        <w:t>ke</w:t>
+      </w:r>
+      <w:proofErr w:type="spellEnd"/>
+      <w:r>
+        <w:rPr>
+          <w:rFonts w:ascii="Bookman Old Style" w:eastAsia="Bookman Old Style" w:hAnsi="Bookman Old Style" w:cs="Bookman Old Style"/>
+          <w:sz w:val="24"/>
+          <w:szCs w:val="24"/>
+          <w:lang w:val="en"/>
+        </w:rPr>
+        <w:t xml:space="preserve"> </w:t>
+      </w:r>
+      <w:proofErr w:type="spellStart"/>
+      <w:r>
+        <w:rPr>
+          <w:rFonts w:ascii="Bookman Old Style" w:eastAsia="Bookman Old Style" w:hAnsi="Bookman Old Style" w:cs="Bookman Old Style"/>
+          <w:sz w:val="24"/>
+          <w:szCs w:val="24"/>
+          <w:lang w:val="en"/>
+        </w:rPr>
+        <w:t>lapangan</w:t>
+      </w:r>
+      <w:proofErr w:type="spellEnd"/>
+      <w:r>
+        <w:rPr>
+          <w:rFonts w:ascii="Bookman Old Style" w:eastAsia="Bookman Old Style" w:hAnsi="Bookman Old Style" w:cs="Bookman Old Style"/>
+          <w:sz w:val="24"/>
+          <w:szCs w:val="24"/>
+          <w:lang w:val="en"/>
+        </w:rPr>
+        <w:t xml:space="preserve"> </w:t>
+      </w:r>
+      <w:proofErr w:type="spellStart"/>
+      <w:r>
+        <w:rPr>
+          <w:rFonts w:ascii="Bookman Old Style" w:eastAsia="Bookman Old Style" w:hAnsi="Bookman Old Style" w:cs="Bookman Old Style"/>
+          <w:sz w:val="24"/>
+          <w:szCs w:val="24"/>
+          <w:lang w:val="en"/>
+        </w:rPr>
+        <w:t>merujuk</w:t>
+      </w:r>
+      <w:proofErr w:type="spellEnd"/>
+      <w:r>
+        <w:rPr>
+          <w:rFonts w:ascii="Bookman Old Style" w:eastAsia="Bookman Old Style" w:hAnsi="Bookman Old Style" w:cs="Bookman Old Style"/>
+          <w:sz w:val="24"/>
+          <w:szCs w:val="24"/>
+          <w:lang w:val="en"/>
+        </w:rPr>
+        <w:t xml:space="preserve"> pada </w:t>
+      </w:r>
+      <w:proofErr w:type="spellStart"/>
+      <w:r>
+        <w:rPr>
+          <w:rFonts w:ascii="Bookman Old Style" w:eastAsia="Bookman Old Style" w:hAnsi="Bookman Old Style" w:cs="Bookman Old Style"/>
+          <w:sz w:val="24"/>
+          <w:szCs w:val="24"/>
+          <w:lang w:val="en"/>
+        </w:rPr>
+        <w:t>perjanjian</w:t>
+      </w:r>
+      <w:proofErr w:type="spellEnd"/>
+      <w:r>
+        <w:rPr>
+          <w:rFonts w:ascii="Bookman Old Style" w:eastAsia="Bookman Old Style" w:hAnsi="Bookman Old Style" w:cs="Bookman Old Style"/>
+          <w:sz w:val="24"/>
+          <w:szCs w:val="24"/>
+          <w:lang w:val="en"/>
+        </w:rPr>
+        <w:t xml:space="preserve"> yang </w:t>
+      </w:r>
+      <w:proofErr w:type="spellStart"/>
+      <w:r>
+        <w:rPr>
+          <w:rFonts w:ascii="Bookman Old Style" w:eastAsia="Bookman Old Style" w:hAnsi="Bookman Old Style" w:cs="Bookman Old Style"/>
+          <w:sz w:val="24"/>
+          <w:szCs w:val="24"/>
+          <w:lang w:val="en"/>
+        </w:rPr>
+        <w:t>ditandatangani</w:t>
+      </w:r>
+      <w:proofErr w:type="spellEnd"/>
+      <w:r>
+        <w:rPr>
+          <w:rFonts w:ascii="Bookman Old Style" w:eastAsia="Bookman Old Style" w:hAnsi="Bookman Old Style" w:cs="Bookman Old Style"/>
+          <w:sz w:val="24"/>
+          <w:szCs w:val="24"/>
+          <w:lang w:val="en"/>
+        </w:rPr>
+        <w:t xml:space="preserve"> oleh </w:t>
       </w:r>
       <w:r>
         <w:rPr>
@@ -6499,14 +9525,45 @@
         </w:rPr>
         <w:t xml:space="preserve">PIHAK KEDUA </w:t>
       </w:r>
-      <w:r>
-        <w:rPr>
-          <w:rFonts w:ascii="Bookman Old Style" w:eastAsia="Bookman Old Style" w:hAnsi="Bookman Old Style" w:cs="Bookman Old Style"/>
-          <w:sz w:val="24"/>
-          <w:szCs w:val="24"/>
-          <w:lang w:val="en"/>
-        </w:rPr>
-        <w:t xml:space="preserve">menghapus Aplikasi </w:t>
+      <w:proofErr w:type="spellStart"/>
+      <w:r>
+        <w:rPr>
+          <w:rFonts w:ascii="Bookman Old Style" w:eastAsia="Bookman Old Style" w:hAnsi="Bookman Old Style" w:cs="Bookman Old Style"/>
+          <w:sz w:val="24"/>
+          <w:szCs w:val="24"/>
+          <w:lang w:val="en"/>
+        </w:rPr>
+        <w:t>menghapus</w:t>
+      </w:r>
+      <w:proofErr w:type="spellEnd"/>
+      <w:r>
+        <w:rPr>
+          <w:rFonts w:ascii="Bookman Old Style" w:eastAsia="Bookman Old Style" w:hAnsi="Bookman Old Style" w:cs="Bookman Old Style"/>
+          <w:sz w:val="24"/>
+          <w:szCs w:val="24"/>
+          <w:lang w:val="en"/>
+        </w:rPr>
+        <w:t xml:space="preserve"> </w:t>
+      </w:r>
+      <w:proofErr w:type="spellStart"/>
+      <w:r>
+        <w:rPr>
+          <w:rFonts w:ascii="Bookman Old Style" w:eastAsia="Bookman Old Style" w:hAnsi="Bookman Old Style" w:cs="Bookman Old Style"/>
+          <w:sz w:val="24"/>
+          <w:szCs w:val="24"/>
+          <w:lang w:val="en"/>
+        </w:rPr>
+        <w:t>Aplikasi</w:t>
+      </w:r>
+      <w:proofErr w:type="spellEnd"/>
+      <w:r>
+        <w:rPr>
+          <w:rFonts w:ascii="Bookman Old Style" w:eastAsia="Bookman Old Style" w:hAnsi="Bookman Old Style" w:cs="Bookman Old Style"/>
+          <w:sz w:val="24"/>
+          <w:szCs w:val="24"/>
+          <w:lang w:val="en"/>
+        </w:rPr>
+        <w:t xml:space="preserve"> </w:t>
       </w:r>
       <w:r>
         <w:rPr>
@@ -6526,7 +9583,67 @@
           <w:szCs w:val="24"/>
           <w:lang w:val="en"/>
         </w:rPr>
-        <w:t xml:space="preserve"> dan data hasil Pendataan Lapangan Sensus Ekonomi 2026 pada perangkat handphone </w:t>
+        <w:t xml:space="preserve"> dan data </w:t>
+      </w:r>
+      <w:proofErr w:type="spellStart"/>
+      <w:r>
+        <w:rPr>
+          <w:rFonts w:ascii="Bookman Old Style" w:eastAsia="Bookman Old Style" w:hAnsi="Bookman Old Style" w:cs="Bookman Old Style"/>
+          <w:sz w:val="24"/>
+          <w:szCs w:val="24"/>
+          <w:lang w:val="en"/>
+        </w:rPr>
+        <w:t>hasil</w:t>
+      </w:r>
+      <w:proofErr w:type="spellEnd"/>
+      <w:r>
+        <w:rPr>
+          <w:rFonts w:ascii="Bookman Old Style" w:eastAsia="Bookman Old Style" w:hAnsi="Bookman Old Style" w:cs="Bookman Old Style"/>
+          <w:sz w:val="24"/>
+          <w:szCs w:val="24"/>
+          <w:lang w:val="en"/>
+        </w:rPr>
+        <w:t xml:space="preserve"> </w:t>
+      </w:r>
+      <w:proofErr w:type="spellStart"/>
+      <w:r>
+        <w:rPr>
+          <w:rFonts w:ascii="Bookman Old Style" w:eastAsia="Bookman Old Style" w:hAnsi="Bookman Old Style" w:cs="Bookman Old Style"/>
+          <w:sz w:val="24"/>
+          <w:szCs w:val="24"/>
+          <w:lang w:val="en"/>
+        </w:rPr>
+        <w:t>Pendataan</w:t>
+      </w:r>
+      <w:proofErr w:type="spellEnd"/>
+      <w:r>
+        <w:rPr>
+          <w:rFonts w:ascii="Bookman Old Style" w:eastAsia="Bookman Old Style" w:hAnsi="Bookman Old Style" w:cs="Bookman Old Style"/>
+          <w:sz w:val="24"/>
+          <w:szCs w:val="24"/>
+          <w:lang w:val="en"/>
+        </w:rPr>
+        <w:t xml:space="preserve"> Lapangan Sensus Ekonomi 2026 pada </w:t>
+      </w:r>
+      <w:proofErr w:type="spellStart"/>
+      <w:r>
+        <w:rPr>
+          <w:rFonts w:ascii="Bookman Old Style" w:eastAsia="Bookman Old Style" w:hAnsi="Bookman Old Style" w:cs="Bookman Old Style"/>
+          <w:sz w:val="24"/>
+          <w:szCs w:val="24"/>
+          <w:lang w:val="en"/>
+        </w:rPr>
+        <w:t>perangkat</w:t>
+      </w:r>
+      <w:proofErr w:type="spellEnd"/>
+      <w:r>
+        <w:rPr>
+          <w:rFonts w:ascii="Bookman Old Style" w:eastAsia="Bookman Old Style" w:hAnsi="Bookman Old Style" w:cs="Bookman Old Style"/>
+          <w:sz w:val="24"/>
+          <w:szCs w:val="24"/>
+          <w:lang w:val="en"/>
+        </w:rPr>
+        <w:t xml:space="preserve"> handphone </w:t>
       </w:r>
       <w:r>
         <w:rPr>
@@ -6546,7 +9663,87 @@
           <w:szCs w:val="24"/>
           <w:lang w:val="en"/>
         </w:rPr>
-        <w:t xml:space="preserve"> disaksikan oleh pegawai BPS Kabupaten/Kota yang ditunjuk oleh </w:t>
+        <w:t xml:space="preserve"> </w:t>
+      </w:r>
+      <w:proofErr w:type="spellStart"/>
+      <w:r>
+        <w:rPr>
+          <w:rFonts w:ascii="Bookman Old Style" w:eastAsia="Bookman Old Style" w:hAnsi="Bookman Old Style" w:cs="Bookman Old Style"/>
+          <w:sz w:val="24"/>
+          <w:szCs w:val="24"/>
+          <w:lang w:val="en"/>
+        </w:rPr>
+        <w:t>disaksikan</w:t>
+      </w:r>
+      <w:proofErr w:type="spellEnd"/>
+      <w:r>
+        <w:rPr>
+          <w:rFonts w:ascii="Bookman Old Style" w:eastAsia="Bookman Old Style" w:hAnsi="Bookman Old Style" w:cs="Bookman Old Style"/>
+          <w:sz w:val="24"/>
+          <w:szCs w:val="24"/>
+          <w:lang w:val="en"/>
+        </w:rPr>
+        <w:t xml:space="preserve"> oleh </w:t>
+      </w:r>
+      <w:proofErr w:type="spellStart"/>
+      <w:r>
+        <w:rPr>
+          <w:rFonts w:ascii="Bookman Old Style" w:eastAsia="Bookman Old Style" w:hAnsi="Bookman Old Style" w:cs="Bookman Old Style"/>
+          <w:sz w:val="24"/>
+          <w:szCs w:val="24"/>
+          <w:lang w:val="en"/>
+        </w:rPr>
+        <w:t>pegawai</w:t>
+      </w:r>
+      <w:proofErr w:type="spellEnd"/>
+      <w:r>
+        <w:rPr>
+          <w:rFonts w:ascii="Bookman Old Style" w:eastAsia="Bookman Old Style" w:hAnsi="Bookman Old Style" w:cs="Bookman Old Style"/>
+          <w:sz w:val="24"/>
+          <w:szCs w:val="24"/>
+          <w:lang w:val="en"/>
+        </w:rPr>
+        <w:t xml:space="preserve"> BPS </w:t>
+      </w:r>
+      <w:proofErr w:type="spellStart"/>
+      <w:r>
+        <w:rPr>
+          <w:rFonts w:ascii="Bookman Old Style" w:eastAsia="Bookman Old Style" w:hAnsi="Bookman Old Style" w:cs="Bookman Old Style"/>
+          <w:sz w:val="24"/>
+          <w:szCs w:val="24"/>
+          <w:lang w:val="en"/>
+        </w:rPr>
+        <w:t>Kabupaten</w:t>
+      </w:r>
+      <w:proofErr w:type="spellEnd"/>
+      <w:r>
+        <w:rPr>
+          <w:rFonts w:ascii="Bookman Old Style" w:eastAsia="Bookman Old Style" w:hAnsi="Bookman Old Style" w:cs="Bookman Old Style"/>
+          <w:sz w:val="24"/>
+          <w:szCs w:val="24"/>
+          <w:lang w:val="en"/>
+        </w:rPr>
+        <w:t xml:space="preserve">/Kota yang </w:t>
+      </w:r>
+      <w:proofErr w:type="spellStart"/>
+      <w:r>
+        <w:rPr>
+          <w:rFonts w:ascii="Bookman Old Style" w:eastAsia="Bookman Old Style" w:hAnsi="Bookman Old Style" w:cs="Bookman Old Style"/>
+          <w:sz w:val="24"/>
+          <w:szCs w:val="24"/>
+          <w:lang w:val="en"/>
+        </w:rPr>
+        <w:t>ditunjuk</w:t>
+      </w:r>
+      <w:proofErr w:type="spellEnd"/>
+      <w:r>
+        <w:rPr>
+          <w:rFonts w:ascii="Bookman Old Style" w:eastAsia="Bookman Old Style" w:hAnsi="Bookman Old Style" w:cs="Bookman Old Style"/>
+          <w:sz w:val="24"/>
+          <w:szCs w:val="24"/>
+          <w:lang w:val="en"/>
+        </w:rPr>
+        <w:t xml:space="preserve"> oleh </w:t>
       </w:r>
       <w:r>
         <w:rPr>
@@ -6795,6 +9992,7 @@
               </w:rPr>
               <w:t>{</w:t>
             </w:r>
+            <w:proofErr w:type="spellStart"/>
             <w:r>
               <w:rPr>
                 <w:rFonts w:ascii="Bookman Old Style" w:eastAsia="Bookman Old Style" w:hAnsi="Bookman Old Style" w:cs="Bookman Old Style"/>
@@ -6804,6 +10002,7 @@
               </w:rPr>
               <w:t>nama_petugas</w:t>
             </w:r>
+            <w:proofErr w:type="spellEnd"/>
             <w:r>
               <w:rPr>
                 <w:rFonts w:ascii="Bookman Old Style" w:eastAsia="Bookman Old Style" w:hAnsi="Bookman Old Style" w:cs="Bookman Old Style"/>
@@ -7204,6 +10403,7 @@
                 <w:lang w:val="en"/>
               </w:rPr>
             </w:pPr>
+            <w:proofErr w:type="spellStart"/>
             <w:r>
               <w:rPr>
                 <w:rFonts w:ascii="Bookman Old Style" w:eastAsia="Bookman Old Style" w:hAnsi="Bookman Old Style" w:cs="Bookman Old Style"/>
@@ -7211,8 +10411,29 @@
                 <w:szCs w:val="24"/>
                 <w:lang w:val="en"/>
               </w:rPr>
-              <w:t>Uraian Pekerjaan</w:t>
-            </w:r>
+              <w:t>Uraian</w:t>
+            </w:r>
+            <w:proofErr w:type="spellEnd"/>
+            <w:r>
+              <w:rPr>
+                <w:rFonts w:ascii="Bookman Old Style" w:eastAsia="Bookman Old Style" w:hAnsi="Bookman Old Style" w:cs="Bookman Old Style"/>
+                <w:sz w:val="24"/>
+                <w:szCs w:val="24"/>
+                <w:lang w:val="en"/>
+              </w:rPr>
+              <w:t xml:space="preserve"> </w:t>
+            </w:r>
+            <w:proofErr w:type="spellStart"/>
+            <w:r>
+              <w:rPr>
+                <w:rFonts w:ascii="Bookman Old Style" w:eastAsia="Bookman Old Style" w:hAnsi="Bookman Old Style" w:cs="Bookman Old Style"/>
+                <w:sz w:val="24"/>
+                <w:szCs w:val="24"/>
+                <w:lang w:val="en"/>
+              </w:rPr>
+              <w:t>Pekerjaan</w:t>
+            </w:r>
+            <w:proofErr w:type="spellEnd"/>
           </w:p>
         </w:tc>
         <w:tc>
@@ -7239,8 +10460,19 @@
                 <w:szCs w:val="24"/>
                 <w:lang w:val="en"/>
               </w:rPr>
-              <w:t>Waktu Penyelesaian</w:t>
-            </w:r>
+              <w:t xml:space="preserve">Waktu </w:t>
+            </w:r>
+            <w:proofErr w:type="spellStart"/>
+            <w:r>
+              <w:rPr>
+                <w:rFonts w:ascii="Bookman Old Style" w:eastAsia="Bookman Old Style" w:hAnsi="Bookman Old Style" w:cs="Bookman Old Style"/>
+                <w:sz w:val="24"/>
+                <w:szCs w:val="24"/>
+                <w:lang w:val="en"/>
+              </w:rPr>
+              <w:t>Penyelesaian</w:t>
+            </w:r>
+            <w:proofErr w:type="spellEnd"/>
           </w:p>
         </w:tc>
         <w:tc>
@@ -7267,8 +10499,19 @@
                 <w:szCs w:val="24"/>
                 <w:lang w:val="en"/>
               </w:rPr>
-              <w:t>Target Pekerjaan</w:t>
-            </w:r>
+              <w:t xml:space="preserve">Target </w:t>
+            </w:r>
+            <w:proofErr w:type="spellStart"/>
+            <w:r>
+              <w:rPr>
+                <w:rFonts w:ascii="Bookman Old Style" w:eastAsia="Bookman Old Style" w:hAnsi="Bookman Old Style" w:cs="Bookman Old Style"/>
+                <w:sz w:val="24"/>
+                <w:szCs w:val="24"/>
+                <w:lang w:val="en"/>
+              </w:rPr>
+              <w:t>Pekerjaan</w:t>
+            </w:r>
+            <w:proofErr w:type="spellEnd"/>
           </w:p>
         </w:tc>
         <w:tc>
@@ -7288,6 +10531,7 @@
                 <w:lang w:val="en"/>
               </w:rPr>
             </w:pPr>
+            <w:proofErr w:type="spellStart"/>
             <w:r>
               <w:rPr>
                 <w:rFonts w:ascii="Bookman Old Style" w:eastAsia="Bookman Old Style" w:hAnsi="Bookman Old Style" w:cs="Bookman Old Style"/>
@@ -7295,8 +10539,29 @@
                 <w:szCs w:val="24"/>
                 <w:lang w:val="en"/>
               </w:rPr>
-              <w:t>Realisasi Pekerjaan</w:t>
-            </w:r>
+              <w:t>Realisasi</w:t>
+            </w:r>
+            <w:proofErr w:type="spellEnd"/>
+            <w:r>
+              <w:rPr>
+                <w:rFonts w:ascii="Bookman Old Style" w:eastAsia="Bookman Old Style" w:hAnsi="Bookman Old Style" w:cs="Bookman Old Style"/>
+                <w:sz w:val="24"/>
+                <w:szCs w:val="24"/>
+                <w:lang w:val="en"/>
+              </w:rPr>
+              <w:t xml:space="preserve"> </w:t>
+            </w:r>
+            <w:proofErr w:type="spellStart"/>
+            <w:r>
+              <w:rPr>
+                <w:rFonts w:ascii="Bookman Old Style" w:eastAsia="Bookman Old Style" w:hAnsi="Bookman Old Style" w:cs="Bookman Old Style"/>
+                <w:sz w:val="24"/>
+                <w:szCs w:val="24"/>
+                <w:lang w:val="en"/>
+              </w:rPr>
+              <w:t>Pekerjaan</w:t>
+            </w:r>
+            <w:proofErr w:type="spellEnd"/>
           </w:p>
         </w:tc>
         <w:tc>
@@ -7323,8 +10588,19 @@
                 <w:szCs w:val="24"/>
                 <w:lang w:val="en"/>
               </w:rPr>
-              <w:t>Nilai Perjanjian</w:t>
-            </w:r>
+              <w:t xml:space="preserve">Nilai </w:t>
+            </w:r>
+            <w:proofErr w:type="spellStart"/>
+            <w:r>
+              <w:rPr>
+                <w:rFonts w:ascii="Bookman Old Style" w:eastAsia="Bookman Old Style" w:hAnsi="Bookman Old Style" w:cs="Bookman Old Style"/>
+                <w:sz w:val="24"/>
+                <w:szCs w:val="24"/>
+                <w:lang w:val="en"/>
+              </w:rPr>
+              <w:t>Perjanjian</w:t>
+            </w:r>
+            <w:proofErr w:type="spellEnd"/>
           </w:p>
         </w:tc>
       </w:tr>
@@ -7387,6 +10663,7 @@
                 <w:lang w:val="en"/>
               </w:rPr>
             </w:pPr>
+            <w:proofErr w:type="spellStart"/>
             <w:r>
               <w:rPr>
                 <w:rFonts w:ascii="Bookman Old Style" w:eastAsia="Bookman Old Style" w:hAnsi="Bookman Old Style" w:cs="Bookman Old Style"/>
@@ -7396,6 +10673,7 @@
               </w:rPr>
               <w:t>Presentase</w:t>
             </w:r>
+            <w:proofErr w:type="spellEnd"/>
           </w:p>
         </w:tc>
         <w:tc>
@@ -7837,6 +11115,7 @@
               </w:rPr>
               <w:t>{</w:t>
             </w:r>
+            <w:proofErr w:type="spellStart"/>
             <w:r>
               <w:rPr>
                 <w:rFonts w:ascii="Bookman Old Style" w:eastAsia="Bookman Old Style" w:hAnsi="Bookman Old Style" w:cs="Bookman Old Style"/>
@@ -7873,6 +11152,7 @@
               </w:rPr>
               <w:t>total</w:t>
             </w:r>
+            <w:proofErr w:type="spellEnd"/>
             <w:r>
               <w:rPr>
                 <w:rFonts w:ascii="Bookman Old Style" w:eastAsia="Bookman Old Style" w:hAnsi="Bookman Old Style" w:cs="Bookman Old Style"/>
@@ -7931,7 +11211,67 @@
                 <w:szCs w:val="24"/>
                 <w:lang w:val="en"/>
               </w:rPr>
-              <w:t xml:space="preserve">Telah mencapai target pekerjaan sebesar </w:t>
+              <w:t xml:space="preserve">Telah </w:t>
+            </w:r>
+            <w:proofErr w:type="spellStart"/>
+            <w:r>
+              <w:rPr>
+                <w:rFonts w:ascii="Bookman Old Style" w:eastAsia="Bookman Old Style" w:hAnsi="Bookman Old Style" w:cs="Bookman Old Style"/>
+                <w:sz w:val="24"/>
+                <w:szCs w:val="24"/>
+                <w:lang w:val="en"/>
+              </w:rPr>
+              <w:t>mencapai</w:t>
+            </w:r>
+            <w:proofErr w:type="spellEnd"/>
+            <w:r>
+              <w:rPr>
+                <w:rFonts w:ascii="Bookman Old Style" w:eastAsia="Bookman Old Style" w:hAnsi="Bookman Old Style" w:cs="Bookman Old Style"/>
+                <w:sz w:val="24"/>
+                <w:szCs w:val="24"/>
+                <w:lang w:val="en"/>
+              </w:rPr>
+              <w:t xml:space="preserve"> target </w:t>
+            </w:r>
+            <w:proofErr w:type="spellStart"/>
+            <w:r>
+              <w:rPr>
+                <w:rFonts w:ascii="Bookman Old Style" w:eastAsia="Bookman Old Style" w:hAnsi="Bookman Old Style" w:cs="Bookman Old Style"/>
+                <w:sz w:val="24"/>
+                <w:szCs w:val="24"/>
+                <w:lang w:val="en"/>
+              </w:rPr>
+              <w:t>pekerjaan</w:t>
+            </w:r>
+            <w:proofErr w:type="spellEnd"/>
+            <w:r>
+              <w:rPr>
+                <w:rFonts w:ascii="Bookman Old Style" w:eastAsia="Bookman Old Style" w:hAnsi="Bookman Old Style" w:cs="Bookman Old Style"/>
+                <w:sz w:val="24"/>
+                <w:szCs w:val="24"/>
+                <w:lang w:val="en"/>
+              </w:rPr>
+              <w:t xml:space="preserve"> </w:t>
+            </w:r>
+            <w:proofErr w:type="spellStart"/>
+            <w:r>
+              <w:rPr>
+                <w:rFonts w:ascii="Bookman Old Style" w:eastAsia="Bookman Old Style" w:hAnsi="Bookman Old Style" w:cs="Bookman Old Style"/>
+                <w:sz w:val="24"/>
+                <w:szCs w:val="24"/>
+                <w:lang w:val="en"/>
+              </w:rPr>
+              <w:t>sebesar</w:t>
+            </w:r>
+            <w:proofErr w:type="spellEnd"/>
+            <w:r>
+              <w:rPr>
+                <w:rFonts w:ascii="Bookman Old Style" w:eastAsia="Bookman Old Style" w:hAnsi="Bookman Old Style" w:cs="Bookman Old Style"/>
+                <w:sz w:val="24"/>
+                <w:szCs w:val="24"/>
+                <w:lang w:val="en"/>
+              </w:rPr>
+              <w:t xml:space="preserve"> </w:t>
             </w:r>
             <w:r>
               <w:rPr>
@@ -7943,7 +11283,33 @@
                 <w:u w:val="single"/>
                 <w:lang w:val="en"/>
               </w:rPr>
-              <w:t>{sls_ongoing}</w:t>
+              <w:t>{</w:t>
+            </w:r>
+            <w:proofErr w:type="spellStart"/>
+            <w:r>
+              <w:rPr>
+                <w:rFonts w:ascii="Bookman Old Style" w:eastAsia="Bookman Old Style" w:hAnsi="Bookman Old Style" w:cs="Bookman Old Style"/>
+                <w:i/>
+                <w:iCs/>
+                <w:sz w:val="24"/>
+                <w:szCs w:val="24"/>
+                <w:u w:val="single"/>
+                <w:lang w:val="en"/>
+              </w:rPr>
+              <w:t>sls_ongoing</w:t>
+            </w:r>
+            <w:proofErr w:type="spellEnd"/>
+            <w:r>
+              <w:rPr>
+                <w:rFonts w:ascii="Bookman Old Style" w:eastAsia="Bookman Old Style" w:hAnsi="Bookman Old Style" w:cs="Bookman Old Style"/>
+                <w:i/>
+                <w:iCs/>
+                <w:sz w:val="24"/>
+                <w:szCs w:val="24"/>
+                <w:u w:val="single"/>
+                <w:lang w:val="en"/>
+              </w:rPr>
+              <w:t>}</w:t>
             </w:r>
             <w:r>
               <w:rPr>
@@ -8385,6 +11751,7 @@
                 <w:lang w:val="en"/>
               </w:rPr>
             </w:pPr>
+            <w:proofErr w:type="spellStart"/>
             <w:r>
               <w:rPr>
                 <w:rFonts w:ascii="Bookman Old Style" w:eastAsia="Bookman Old Style" w:hAnsi="Bookman Old Style" w:cs="Bookman Old Style"/>
@@ -8392,7 +11759,17 @@
                 <w:szCs w:val="24"/>
                 <w:lang w:val="en"/>
               </w:rPr>
-              <w:t>Jumlah SLS/sub-SLS</w:t>
+              <w:t>Jumlah</w:t>
+            </w:r>
+            <w:proofErr w:type="spellEnd"/>
+            <w:r>
+              <w:rPr>
+                <w:rFonts w:ascii="Bookman Old Style" w:eastAsia="Bookman Old Style" w:hAnsi="Bookman Old Style" w:cs="Bookman Old Style"/>
+                <w:sz w:val="24"/>
+                <w:szCs w:val="24"/>
+                <w:lang w:val="en"/>
+              </w:rPr>
+              <w:t xml:space="preserve"> SLS/sub-SLS</w:t>
             </w:r>
           </w:p>
         </w:tc>
@@ -8540,7 +11917,27 @@
                 <w:szCs w:val="24"/>
                 <w:lang w:val="en"/>
               </w:rPr>
-              <w:t>{#peserta}{no}</w:t>
+              <w:t>{#</w:t>
+            </w:r>
+            <w:proofErr w:type="gramStart"/>
+            <w:r>
+              <w:rPr>
+                <w:rFonts w:ascii="Bookman Old Style" w:eastAsia="Bookman Old Style" w:hAnsi="Bookman Old Style" w:cs="Bookman Old Style"/>
+                <w:sz w:val="24"/>
+                <w:szCs w:val="24"/>
+                <w:lang w:val="en"/>
+              </w:rPr>
+              <w:t>peserta}{</w:t>
+            </w:r>
+            <w:proofErr w:type="gramEnd"/>
+            <w:r>
+              <w:rPr>
+                <w:rFonts w:ascii="Bookman Old Style" w:eastAsia="Bookman Old Style" w:hAnsi="Bookman Old Style" w:cs="Bookman Old Style"/>
+                <w:sz w:val="24"/>
+                <w:szCs w:val="24"/>
+                <w:lang w:val="en"/>
+              </w:rPr>
+              <w:t>no}</w:t>
             </w:r>
           </w:p>
         </w:tc>
@@ -8567,7 +11964,27 @@
                 <w:szCs w:val="24"/>
                 <w:lang w:val="en"/>
               </w:rPr>
-              <w:t>{kecamatan}</w:t>
+              <w:t>{</w:t>
+            </w:r>
+            <w:proofErr w:type="spellStart"/>
+            <w:r>
+              <w:rPr>
+                <w:rFonts w:ascii="Bookman Old Style" w:eastAsia="Bookman Old Style" w:hAnsi="Bookman Old Style" w:cs="Bookman Old Style"/>
+                <w:sz w:val="24"/>
+                <w:szCs w:val="24"/>
+                <w:lang w:val="en"/>
+              </w:rPr>
+              <w:t>kecamatan</w:t>
+            </w:r>
+            <w:proofErr w:type="spellEnd"/>
+            <w:r>
+              <w:rPr>
+                <w:rFonts w:ascii="Bookman Old Style" w:eastAsia="Bookman Old Style" w:hAnsi="Bookman Old Style" w:cs="Bookman Old Style"/>
+                <w:sz w:val="24"/>
+                <w:szCs w:val="24"/>
+                <w:lang w:val="en"/>
+              </w:rPr>
+              <w:t>}</w:t>
             </w:r>
           </w:p>
         </w:tc>
@@ -8594,7 +12011,27 @@
                 <w:szCs w:val="24"/>
                 <w:lang w:val="en"/>
               </w:rPr>
-              <w:t>{kelurahan}</w:t>
+              <w:t>{</w:t>
+            </w:r>
+            <w:proofErr w:type="spellStart"/>
+            <w:r>
+              <w:rPr>
+                <w:rFonts w:ascii="Bookman Old Style" w:eastAsia="Bookman Old Style" w:hAnsi="Bookman Old Style" w:cs="Bookman Old Style"/>
+                <w:sz w:val="24"/>
+                <w:szCs w:val="24"/>
+                <w:lang w:val="en"/>
+              </w:rPr>
+              <w:t>kelurahan</w:t>
+            </w:r>
+            <w:proofErr w:type="spellEnd"/>
+            <w:r>
+              <w:rPr>
+                <w:rFonts w:ascii="Bookman Old Style" w:eastAsia="Bookman Old Style" w:hAnsi="Bookman Old Style" w:cs="Bookman Old Style"/>
+                <w:sz w:val="24"/>
+                <w:szCs w:val="24"/>
+                <w:lang w:val="en"/>
+              </w:rPr>
+              <w:t>}</w:t>
             </w:r>
           </w:p>
         </w:tc>
@@ -8621,8 +12058,50 @@
                 <w:szCs w:val="24"/>
                 <w:lang w:val="en"/>
               </w:rPr>
-              <w:t>{jumlah}{/peserta</w:t>
-            </w:r>
+              <w:t>{</w:t>
+            </w:r>
+            <w:proofErr w:type="spellStart"/>
+            <w:r>
+              <w:rPr>
+                <w:rFonts w:ascii="Bookman Old Style" w:eastAsia="Bookman Old Style" w:hAnsi="Bookman Old Style" w:cs="Bookman Old Style"/>
+                <w:sz w:val="24"/>
+                <w:szCs w:val="24"/>
+                <w:lang w:val="en"/>
+              </w:rPr>
+              <w:t>jumlah</w:t>
+            </w:r>
+            <w:proofErr w:type="spellEnd"/>
+            <w:proofErr w:type="gramStart"/>
+            <w:r>
+              <w:rPr>
+                <w:rFonts w:ascii="Bookman Old Style" w:eastAsia="Bookman Old Style" w:hAnsi="Bookman Old Style" w:cs="Bookman Old Style"/>
+                <w:sz w:val="24"/>
+                <w:szCs w:val="24"/>
+                <w:lang w:val="en"/>
+              </w:rPr>
+              <w:t>}{</w:t>
+            </w:r>
+            <w:proofErr w:type="gramEnd"/>
+            <w:r>
+              <w:rPr>
+                <w:rFonts w:ascii="Bookman Old Style" w:eastAsia="Bookman Old Style" w:hAnsi="Bookman Old Style" w:cs="Bookman Old Style"/>
+                <w:sz w:val="24"/>
+                <w:szCs w:val="24"/>
+                <w:lang w:val="en"/>
+              </w:rPr>
+              <w:t>/</w:t>
+            </w:r>
+            <w:proofErr w:type="spellStart"/>
+            <w:r>
+              <w:rPr>
+                <w:rFonts w:ascii="Bookman Old Style" w:eastAsia="Bookman Old Style" w:hAnsi="Bookman Old Style" w:cs="Bookman Old Style"/>
+                <w:sz w:val="24"/>
+                <w:szCs w:val="24"/>
+                <w:lang w:val="en"/>
+              </w:rPr>
+              <w:t>peserta</w:t>
+            </w:r>
+            <w:proofErr w:type="spellEnd"/>
           </w:p>
         </w:tc>
       </w:tr>
@@ -8653,14 +12132,45 @@
           <w:lang w:val="en"/>
         </w:rPr>
       </w:pPr>
-      <w:r>
-        <w:rPr>
-          <w:rFonts w:ascii="Bookman Old Style" w:eastAsia="Bookman Old Style" w:hAnsi="Bookman Old Style" w:cs="Bookman Old Style"/>
-          <w:sz w:val="24"/>
-          <w:szCs w:val="24"/>
-          <w:lang w:val="en"/>
-        </w:rPr>
-        <w:t>Screenshoot Aplikasi Fasih</w:t>
+      <w:proofErr w:type="spellStart"/>
+      <w:r>
+        <w:rPr>
+          <w:rFonts w:ascii="Bookman Old Style" w:eastAsia="Bookman Old Style" w:hAnsi="Bookman Old Style" w:cs="Bookman Old Style"/>
+          <w:sz w:val="24"/>
+          <w:szCs w:val="24"/>
+          <w:lang w:val="en"/>
+        </w:rPr>
+        <w:t>Screenshoot</w:t>
+      </w:r>
+      <w:proofErr w:type="spellEnd"/>
+      <w:r>
+        <w:rPr>
+          <w:rFonts w:ascii="Bookman Old Style" w:eastAsia="Bookman Old Style" w:hAnsi="Bookman Old Style" w:cs="Bookman Old Style"/>
+          <w:sz w:val="24"/>
+          <w:szCs w:val="24"/>
+          <w:lang w:val="en"/>
+        </w:rPr>
+        <w:t xml:space="preserve"> </w:t>
+      </w:r>
+      <w:proofErr w:type="spellStart"/>
+      <w:r>
+        <w:rPr>
+          <w:rFonts w:ascii="Bookman Old Style" w:eastAsia="Bookman Old Style" w:hAnsi="Bookman Old Style" w:cs="Bookman Old Style"/>
+          <w:sz w:val="24"/>
+          <w:szCs w:val="24"/>
+          <w:lang w:val="en"/>
+        </w:rPr>
+        <w:t>Aplikasi</w:t>
+      </w:r>
+      <w:proofErr w:type="spellEnd"/>
+      <w:r>
+        <w:rPr>
+          <w:rFonts w:ascii="Bookman Old Style" w:eastAsia="Bookman Old Style" w:hAnsi="Bookman Old Style" w:cs="Bookman Old Style"/>
+          <w:sz w:val="24"/>
+          <w:szCs w:val="24"/>
+          <w:lang w:val="en"/>
+        </w:rPr>
+        <w:t xml:space="preserve"> Fasih</w:t>
       </w:r>
     </w:p>
     <w:p>
@@ -8683,7 +12193,27 @@
           <w:szCs w:val="24"/>
           <w:lang w:val="en"/>
         </w:rPr>
-        <w:t>{%halaman_depan}</w:t>
+        <w:t>{%</w:t>
+      </w:r>
+      <w:proofErr w:type="spellStart"/>
+      <w:r>
+        <w:rPr>
+          <w:rFonts w:ascii="Bookman Old Style" w:eastAsia="Bookman Old Style" w:hAnsi="Bookman Old Style" w:cs="Bookman Old Style"/>
+          <w:sz w:val="24"/>
+          <w:szCs w:val="24"/>
+          <w:lang w:val="en"/>
+        </w:rPr>
+        <w:t>halaman_depan</w:t>
+      </w:r>
+      <w:proofErr w:type="spellEnd"/>
+      <w:r>
+        <w:rPr>
+          <w:rFonts w:ascii="Bookman Old Style" w:eastAsia="Bookman Old Style" w:hAnsi="Bookman Old Style" w:cs="Bookman Old Style"/>
+          <w:sz w:val="24"/>
+          <w:szCs w:val="24"/>
+          <w:lang w:val="en"/>
+        </w:rPr>
+        <w:t>}</w:t>
       </w:r>
     </w:p>
     <w:tbl>
@@ -8724,7 +12254,23 @@
                 <w:rFonts w:ascii="Arial" w:eastAsia="Arial" w:hAnsi="Arial"/>
                 <w:sz w:val="16"/>
               </w:rPr>
-              <w:t>{#foto_rows}{%foto1}</w:t>
+              <w:t>{#foto_</w:t>
+            </w:r>
+            <w:proofErr w:type="gramStart"/>
+            <w:r>
+              <w:rPr>
+                <w:rFonts w:ascii="Arial" w:eastAsia="Arial" w:hAnsi="Arial"/>
+                <w:sz w:val="16"/>
+              </w:rPr>
+              <w:t>rows}{</w:t>
+            </w:r>
+            <w:proofErr w:type="gramEnd"/>
+            <w:r>
+              <w:rPr>
+                <w:rFonts w:ascii="Arial" w:eastAsia="Arial" w:hAnsi="Arial"/>
+                <w:sz w:val="16"/>
+              </w:rPr>
+              <w:t>%foto1}</w:t>
             </w:r>
           </w:p>
         </w:tc>
@@ -8774,7 +12320,39 @@
                 <w:rFonts w:ascii="Arial" w:eastAsia="Arial" w:hAnsi="Arial"/>
                 <w:sz w:val="16"/>
               </w:rPr>
-              <w:t>{%foto3}{/foto_rows}</w:t>
+              <w:t>{%foto</w:t>
+            </w:r>
+            <w:proofErr w:type="gramStart"/>
+            <w:r>
+              <w:rPr>
+                <w:rFonts w:ascii="Arial" w:eastAsia="Arial" w:hAnsi="Arial"/>
+                <w:sz w:val="16"/>
+              </w:rPr>
+              <w:t>3}{</w:t>
+            </w:r>
+            <w:proofErr w:type="gramEnd"/>
+            <w:r>
+              <w:rPr>
+                <w:rFonts w:ascii="Arial" w:eastAsia="Arial" w:hAnsi="Arial"/>
+                <w:sz w:val="16"/>
+              </w:rPr>
+              <w:t>/</w:t>
+            </w:r>
+            <w:proofErr w:type="spellStart"/>
+            <w:r>
+              <w:rPr>
+                <w:rFonts w:ascii="Arial" w:eastAsia="Arial" w:hAnsi="Arial"/>
+                <w:sz w:val="16"/>
+              </w:rPr>
+              <w:t>foto_rows</w:t>
+            </w:r>
+            <w:proofErr w:type="spellEnd"/>
+            <w:r>
+              <w:rPr>
+                <w:rFonts w:ascii="Arial" w:eastAsia="Arial" w:hAnsi="Arial"/>
+                <w:sz w:val="16"/>
+              </w:rPr>
+              <w:t>}</w:t>
             </w:r>
           </w:p>
         </w:tc>
@@ -8939,7 +12517,27 @@
                 <w:szCs w:val="24"/>
                 <w:lang w:val="en"/>
               </w:rPr>
-              <w:t>{nama_petugas}</w:t>
+              <w:t>{</w:t>
+            </w:r>
+            <w:proofErr w:type="spellStart"/>
+            <w:r>
+              <w:rPr>
+                <w:rFonts w:ascii="Bookman Old Style" w:eastAsia="Bookman Old Style" w:hAnsi="Bookman Old Style" w:cs="Bookman Old Style"/>
+                <w:sz w:val="24"/>
+                <w:szCs w:val="24"/>
+                <w:lang w:val="en"/>
+              </w:rPr>
+              <w:t>nama_petugas</w:t>
+            </w:r>
+            <w:proofErr w:type="spellEnd"/>
+            <w:r>
+              <w:rPr>
+                <w:rFonts w:ascii="Bookman Old Style" w:eastAsia="Bookman Old Style" w:hAnsi="Bookman Old Style" w:cs="Bookman Old Style"/>
+                <w:sz w:val="24"/>
+                <w:szCs w:val="24"/>
+                <w:lang w:val="en"/>
+              </w:rPr>
+              <w:t>}</w:t>
             </w:r>
             <w:r>
               <w:rPr>
@@ -9121,3030 +12719,6 @@
         </w:rPr>
       </w:pPr>
     </w:p>
-    <w:p>
-      <w:pPr>
-        <w:widowControl w:val="0"/>
-        <w:spacing w:after="0" w:line="240" w:lineRule="auto"/>
-        <w:rPr>
-          <w:rFonts w:ascii="Bookman Old Style" w:eastAsia="Bookman Old Style" w:hAnsi="Bookman Old Style" w:cs="Bookman Old Style"/>
-          <w:sz w:val="24"/>
-          <w:szCs w:val="24"/>
-          <w:lang w:val="en"/>
-        </w:rPr>
-      </w:pPr>
-    </w:p>
-    <w:p>
-      <w:pPr>
-        <w:spacing w:after="0" w:line="240" w:lineRule="auto"/>
-        <w:rPr>
-          <w:rFonts w:ascii="Bookman Old Style" w:eastAsia="Bookman Old Style" w:hAnsi="Bookman Old Style" w:cs="Bookman Old Style"/>
-          <w:sz w:val="24"/>
-          <w:szCs w:val="24"/>
-        </w:rPr>
-        <w:sectPr>
-          <w:pgSz w:w="16834" w:h="11909" w:orient="landscape"/>
-          <w:pgMar w:top="1440" w:right="1440" w:bottom="1440" w:left="1440" w:header="720" w:footer="720" w:gutter="0"/>
-          <w:pgNumType w:start="3"/>
-          <w:cols w:space="720"/>
-        </w:sectPr>
-      </w:pPr>
-    </w:p>
-    <w:tbl>
-      <w:tblPr>
-        <w:tblW w:w="5000" w:type="pct"/>
-        <w:tblLook w:val="04A0" w:firstRow="1" w:lastRow="0" w:firstColumn="1" w:lastColumn="0" w:noHBand="0" w:noVBand="1"/>
-      </w:tblPr>
-      <w:tblGrid>
-        <w:gridCol w:w="13954"/>
-      </w:tblGrid>
-      <w:tr>
-        <w:trPr>
-          <w:trHeight w:val="480"/>
-        </w:trPr>
-        <w:tc>
-          <w:tcPr>
-            <w:tcW w:w="5000" w:type="pct"/>
-            <w:tcBorders>
-              <w:top w:val="nil"/>
-              <w:left w:val="nil"/>
-              <w:bottom w:val="nil"/>
-              <w:right w:val="nil"/>
-            </w:tcBorders>
-            <w:noWrap/>
-            <w:vAlign w:val="center"/>
-            <w:hideMark/>
-          </w:tcPr>
-          <w:p>
-            <w:pPr>
-              <w:spacing w:after="0" w:line="240" w:lineRule="auto"/>
-              <w:jc w:val="center"/>
-              <w:rPr>
-                <w:rFonts w:ascii="Arial" w:eastAsia="Times New Roman" w:hAnsi="Arial" w:cs="Arial"/>
-                <w:b/>
-                <w:bCs/>
-                <w:color w:val="000000"/>
-                <w:lang w:val="sv-SE"/>
-              </w:rPr>
-            </w:pPr>
-            <w:r>
-              <w:rPr>
-                <w:rFonts w:ascii="Arial" w:eastAsia="Times New Roman" w:hAnsi="Arial" w:cs="Arial"/>
-                <w:b/>
-                <w:bCs/>
-                <w:color w:val="000000"/>
-                <w:lang w:val="sv-SE"/>
-              </w:rPr>
-              <w:lastRenderedPageBreak/>
-              <w:t>Beban Kerja Petugas Lapangan SE2026</w:t>
-            </w:r>
-          </w:p>
-        </w:tc>
-      </w:tr>
-      <w:tr>
-        <w:trPr>
-          <w:trHeight w:val="480"/>
-        </w:trPr>
-        <w:tc>
-          <w:tcPr>
-            <w:tcW w:w="5000" w:type="pct"/>
-            <w:tcBorders>
-              <w:top w:val="nil"/>
-              <w:left w:val="nil"/>
-              <w:bottom w:val="nil"/>
-              <w:right w:val="nil"/>
-            </w:tcBorders>
-            <w:noWrap/>
-            <w:vAlign w:val="center"/>
-            <w:hideMark/>
-          </w:tcPr>
-          <w:p>
-            <w:pPr>
-              <w:spacing w:after="0" w:line="240" w:lineRule="auto"/>
-              <w:jc w:val="center"/>
-              <w:rPr>
-                <w:rFonts w:ascii="Arial" w:eastAsia="Times New Roman" w:hAnsi="Arial" w:cs="Arial"/>
-                <w:b/>
-                <w:bCs/>
-                <w:color w:val="000000"/>
-                <w:lang w:val="sv-SE"/>
-              </w:rPr>
-            </w:pPr>
-            <w:r>
-              <w:rPr>
-                <w:rFonts w:ascii="Arial" w:eastAsia="Times New Roman" w:hAnsi="Arial" w:cs="Arial"/>
-                <w:b/>
-                <w:bCs/>
-                <w:color w:val="000000"/>
-                <w:lang w:val="sv-SE"/>
-              </w:rPr>
-              <w:t>Kota Jakarta Timur Provinsi DKI Jakarta</w:t>
-            </w:r>
-          </w:p>
-        </w:tc>
-      </w:tr>
-    </w:tbl>
-    <w:p>
-      <w:pPr>
-        <w:rPr>
-          <w:lang w:val="sv-SE"/>
-        </w:rPr>
-      </w:pPr>
-    </w:p>
-    <w:tbl>
-      <w:tblPr>
-        <w:tblW w:w="5000" w:type="pct"/>
-        <w:tblLook w:val="04A0" w:firstRow="1" w:lastRow="0" w:firstColumn="1" w:lastColumn="0" w:noHBand="0" w:noVBand="1"/>
-      </w:tblPr>
-      <w:tblGrid>
-        <w:gridCol w:w="850"/>
-        <w:gridCol w:w="915"/>
-        <w:gridCol w:w="904"/>
-        <w:gridCol w:w="701"/>
-        <w:gridCol w:w="690"/>
-        <w:gridCol w:w="1010"/>
-        <w:gridCol w:w="962"/>
-        <w:gridCol w:w="659"/>
-        <w:gridCol w:w="840"/>
-        <w:gridCol w:w="734"/>
-        <w:gridCol w:w="755"/>
-        <w:gridCol w:w="1053"/>
-        <w:gridCol w:w="946"/>
-        <w:gridCol w:w="968"/>
-        <w:gridCol w:w="1213"/>
-        <w:gridCol w:w="744"/>
-      </w:tblGrid>
-      <w:tr>
-        <w:trPr>
-          <w:trHeight w:val="618"/>
-        </w:trPr>
-        <w:tc>
-          <w:tcPr>
-            <w:tcW w:w="305" w:type="pct"/>
-            <w:vMerge w:val="restart"/>
-            <w:tcBorders>
-              <w:top w:val="single" w:sz="4" w:space="0" w:color="auto"/>
-              <w:left w:val="single" w:sz="4" w:space="0" w:color="auto"/>
-              <w:bottom w:val="single" w:sz="4" w:space="0" w:color="000000"/>
-              <w:right w:val="single" w:sz="4" w:space="0" w:color="auto"/>
-            </w:tcBorders>
-            <w:vAlign w:val="center"/>
-            <w:hideMark/>
-          </w:tcPr>
-          <w:p>
-            <w:pPr>
-              <w:spacing w:after="0" w:line="240" w:lineRule="auto"/>
-              <w:jc w:val="center"/>
-              <w:rPr>
-                <w:rFonts w:ascii="Arial" w:eastAsia="Times New Roman" w:hAnsi="Arial" w:cs="Arial"/>
-                <w:b/>
-                <w:bCs/>
-                <w:color w:val="000000"/>
-                <w:sz w:val="16"/>
-                <w:szCs w:val="16"/>
-              </w:rPr>
-            </w:pPr>
-            <w:r>
-              <w:rPr>
-                <w:rFonts w:ascii="Arial" w:eastAsia="Times New Roman" w:hAnsi="Arial" w:cs="Arial"/>
-                <w:b/>
-                <w:bCs/>
-                <w:color w:val="000000"/>
-                <w:sz w:val="16"/>
-                <w:szCs w:val="16"/>
-              </w:rPr>
-              <w:t>No</w:t>
-            </w:r>
-          </w:p>
-        </w:tc>
-        <w:tc>
-          <w:tcPr>
-            <w:tcW w:w="652" w:type="pct"/>
-            <w:gridSpan w:val="2"/>
-            <w:tcBorders>
-              <w:top w:val="single" w:sz="4" w:space="0" w:color="auto"/>
-              <w:left w:val="nil"/>
-              <w:bottom w:val="single" w:sz="4" w:space="0" w:color="auto"/>
-              <w:right w:val="single" w:sz="4" w:space="0" w:color="auto"/>
-            </w:tcBorders>
-            <w:vAlign w:val="center"/>
-            <w:hideMark/>
-          </w:tcPr>
-          <w:p>
-            <w:pPr>
-              <w:spacing w:after="0" w:line="240" w:lineRule="auto"/>
-              <w:jc w:val="center"/>
-              <w:rPr>
-                <w:rFonts w:ascii="Arial" w:eastAsia="Times New Roman" w:hAnsi="Arial" w:cs="Arial"/>
-                <w:b/>
-                <w:bCs/>
-                <w:color w:val="000000"/>
-                <w:sz w:val="16"/>
-                <w:szCs w:val="16"/>
-              </w:rPr>
-            </w:pPr>
-            <w:r>
-              <w:rPr>
-                <w:rFonts w:ascii="Arial" w:eastAsia="Times New Roman" w:hAnsi="Arial" w:cs="Arial"/>
-                <w:b/>
-                <w:bCs/>
-                <w:color w:val="000000"/>
-                <w:sz w:val="16"/>
-                <w:szCs w:val="16"/>
-              </w:rPr>
-              <w:t>PML</w:t>
-            </w:r>
-          </w:p>
-        </w:tc>
-        <w:tc>
-          <w:tcPr>
-            <w:tcW w:w="499" w:type="pct"/>
-            <w:gridSpan w:val="2"/>
-            <w:tcBorders>
-              <w:top w:val="single" w:sz="4" w:space="0" w:color="auto"/>
-              <w:left w:val="nil"/>
-              <w:bottom w:val="single" w:sz="4" w:space="0" w:color="auto"/>
-              <w:right w:val="single" w:sz="4" w:space="0" w:color="auto"/>
-            </w:tcBorders>
-            <w:vAlign w:val="center"/>
-            <w:hideMark/>
-          </w:tcPr>
-          <w:p>
-            <w:pPr>
-              <w:spacing w:after="0" w:line="240" w:lineRule="auto"/>
-              <w:jc w:val="center"/>
-              <w:rPr>
-                <w:rFonts w:ascii="Arial" w:eastAsia="Times New Roman" w:hAnsi="Arial" w:cs="Arial"/>
-                <w:b/>
-                <w:bCs/>
-                <w:color w:val="000000"/>
-                <w:sz w:val="16"/>
-                <w:szCs w:val="16"/>
-              </w:rPr>
-            </w:pPr>
-            <w:r>
-              <w:rPr>
-                <w:rFonts w:ascii="Arial" w:eastAsia="Times New Roman" w:hAnsi="Arial" w:cs="Arial"/>
-                <w:b/>
-                <w:bCs/>
-                <w:color w:val="000000"/>
-                <w:sz w:val="16"/>
-                <w:szCs w:val="16"/>
-              </w:rPr>
-              <w:t>PPL</w:t>
-            </w:r>
-          </w:p>
-        </w:tc>
-        <w:tc>
-          <w:tcPr>
-            <w:tcW w:w="362" w:type="pct"/>
-            <w:vMerge w:val="restart"/>
-            <w:tcBorders>
-              <w:top w:val="single" w:sz="4" w:space="0" w:color="auto"/>
-              <w:left w:val="single" w:sz="4" w:space="0" w:color="auto"/>
-              <w:bottom w:val="single" w:sz="4" w:space="0" w:color="000000"/>
-              <w:right w:val="single" w:sz="4" w:space="0" w:color="auto"/>
-            </w:tcBorders>
-            <w:vAlign w:val="center"/>
-            <w:hideMark/>
-          </w:tcPr>
-          <w:p>
-            <w:pPr>
-              <w:spacing w:after="0" w:line="240" w:lineRule="auto"/>
-              <w:jc w:val="center"/>
-              <w:rPr>
-                <w:rFonts w:ascii="Arial" w:eastAsia="Times New Roman" w:hAnsi="Arial" w:cs="Arial"/>
-                <w:b/>
-                <w:bCs/>
-                <w:color w:val="000000"/>
-                <w:sz w:val="16"/>
-                <w:szCs w:val="16"/>
-              </w:rPr>
-            </w:pPr>
-            <w:r>
-              <w:rPr>
-                <w:rFonts w:ascii="Arial" w:eastAsia="Times New Roman" w:hAnsi="Arial" w:cs="Arial"/>
-                <w:b/>
-                <w:bCs/>
-                <w:color w:val="000000"/>
-                <w:sz w:val="16"/>
-                <w:szCs w:val="16"/>
-              </w:rPr>
-              <w:t xml:space="preserve">[Kode] </w:t>
-            </w:r>
-            <w:r>
-              <w:rPr>
-                <w:rFonts w:ascii="Arial" w:eastAsia="Times New Roman" w:hAnsi="Arial" w:cs="Arial"/>
-                <w:b/>
-                <w:bCs/>
-                <w:color w:val="000000"/>
-                <w:sz w:val="16"/>
-                <w:szCs w:val="16"/>
-              </w:rPr>
-              <w:br/>
-              <w:t>KEC</w:t>
-            </w:r>
-          </w:p>
-        </w:tc>
-        <w:tc>
-          <w:tcPr>
-            <w:tcW w:w="345" w:type="pct"/>
-            <w:vMerge w:val="restart"/>
-            <w:tcBorders>
-              <w:top w:val="single" w:sz="4" w:space="0" w:color="auto"/>
-              <w:left w:val="single" w:sz="4" w:space="0" w:color="auto"/>
-              <w:bottom w:val="single" w:sz="4" w:space="0" w:color="000000"/>
-              <w:right w:val="single" w:sz="4" w:space="0" w:color="auto"/>
-            </w:tcBorders>
-            <w:vAlign w:val="center"/>
-            <w:hideMark/>
-          </w:tcPr>
-          <w:p>
-            <w:pPr>
-              <w:spacing w:after="0" w:line="240" w:lineRule="auto"/>
-              <w:jc w:val="center"/>
-              <w:rPr>
-                <w:rFonts w:ascii="Arial" w:eastAsia="Times New Roman" w:hAnsi="Arial" w:cs="Arial"/>
-                <w:b/>
-                <w:bCs/>
-                <w:color w:val="000000"/>
-                <w:sz w:val="16"/>
-                <w:szCs w:val="16"/>
-              </w:rPr>
-            </w:pPr>
-            <w:r>
-              <w:rPr>
-                <w:rFonts w:ascii="Arial" w:eastAsia="Times New Roman" w:hAnsi="Arial" w:cs="Arial"/>
-                <w:b/>
-                <w:bCs/>
-                <w:color w:val="000000"/>
-                <w:sz w:val="16"/>
-                <w:szCs w:val="16"/>
-              </w:rPr>
-              <w:t xml:space="preserve">[Kode] </w:t>
-            </w:r>
-            <w:r>
-              <w:rPr>
-                <w:rFonts w:ascii="Arial" w:eastAsia="Times New Roman" w:hAnsi="Arial" w:cs="Arial"/>
-                <w:b/>
-                <w:bCs/>
-                <w:color w:val="000000"/>
-                <w:sz w:val="16"/>
-                <w:szCs w:val="16"/>
-              </w:rPr>
-              <w:br/>
-              <w:t>DESA/LURAH</w:t>
-            </w:r>
-          </w:p>
-        </w:tc>
-        <w:tc>
-          <w:tcPr>
-            <w:tcW w:w="236" w:type="pct"/>
-            <w:vMerge w:val="restart"/>
-            <w:tcBorders>
-              <w:top w:val="single" w:sz="4" w:space="0" w:color="auto"/>
-              <w:left w:val="single" w:sz="4" w:space="0" w:color="auto"/>
-              <w:bottom w:val="single" w:sz="4" w:space="0" w:color="000000"/>
-              <w:right w:val="single" w:sz="4" w:space="0" w:color="auto"/>
-            </w:tcBorders>
-            <w:vAlign w:val="center"/>
-            <w:hideMark/>
-          </w:tcPr>
-          <w:p>
-            <w:pPr>
-              <w:spacing w:after="0" w:line="240" w:lineRule="auto"/>
-              <w:jc w:val="center"/>
-              <w:rPr>
-                <w:rFonts w:ascii="Arial" w:eastAsia="Times New Roman" w:hAnsi="Arial" w:cs="Arial"/>
-                <w:b/>
-                <w:bCs/>
-                <w:color w:val="000000"/>
-                <w:sz w:val="16"/>
-                <w:szCs w:val="16"/>
-              </w:rPr>
-            </w:pPr>
-            <w:r>
-              <w:rPr>
-                <w:rFonts w:ascii="Arial" w:eastAsia="Times New Roman" w:hAnsi="Arial" w:cs="Arial"/>
-                <w:b/>
-                <w:bCs/>
-                <w:color w:val="000000"/>
-                <w:sz w:val="16"/>
-                <w:szCs w:val="16"/>
-              </w:rPr>
-              <w:t>[Kode]</w:t>
-            </w:r>
-            <w:r>
-              <w:rPr>
-                <w:rFonts w:ascii="Arial" w:eastAsia="Times New Roman" w:hAnsi="Arial" w:cs="Arial"/>
-                <w:b/>
-                <w:bCs/>
-                <w:color w:val="000000"/>
-                <w:sz w:val="16"/>
-                <w:szCs w:val="16"/>
-              </w:rPr>
-              <w:br/>
-              <w:t>SLS/Sub-SLS</w:t>
-            </w:r>
-          </w:p>
-        </w:tc>
-        <w:tc>
-          <w:tcPr>
-            <w:tcW w:w="835" w:type="pct"/>
-            <w:gridSpan w:val="3"/>
-            <w:tcBorders>
-              <w:top w:val="single" w:sz="4" w:space="0" w:color="auto"/>
-              <w:left w:val="nil"/>
-              <w:bottom w:val="single" w:sz="4" w:space="0" w:color="auto"/>
-              <w:right w:val="single" w:sz="4" w:space="0" w:color="auto"/>
-            </w:tcBorders>
-            <w:vAlign w:val="center"/>
-            <w:hideMark/>
-          </w:tcPr>
-          <w:p>
-            <w:pPr>
-              <w:spacing w:after="0" w:line="240" w:lineRule="auto"/>
-              <w:jc w:val="center"/>
-              <w:rPr>
-                <w:rFonts w:ascii="Arial" w:eastAsia="Times New Roman" w:hAnsi="Arial" w:cs="Arial"/>
-                <w:b/>
-                <w:bCs/>
-                <w:color w:val="000000"/>
-                <w:sz w:val="16"/>
-                <w:szCs w:val="16"/>
-              </w:rPr>
-            </w:pPr>
-            <w:r>
-              <w:rPr>
-                <w:rFonts w:ascii="Arial" w:eastAsia="Times New Roman" w:hAnsi="Arial" w:cs="Arial"/>
-                <w:b/>
-                <w:bCs/>
-                <w:color w:val="000000"/>
-                <w:sz w:val="16"/>
-                <w:szCs w:val="16"/>
-              </w:rPr>
-              <w:t>Target Prelist Awal *)</w:t>
-            </w:r>
-          </w:p>
-        </w:tc>
-        <w:tc>
-          <w:tcPr>
-            <w:tcW w:w="1064" w:type="pct"/>
-            <w:gridSpan w:val="3"/>
-            <w:tcBorders>
-              <w:top w:val="single" w:sz="4" w:space="0" w:color="auto"/>
-              <w:left w:val="nil"/>
-              <w:bottom w:val="single" w:sz="4" w:space="0" w:color="auto"/>
-              <w:right w:val="single" w:sz="4" w:space="0" w:color="auto"/>
-            </w:tcBorders>
-            <w:vAlign w:val="center"/>
-            <w:hideMark/>
-          </w:tcPr>
-          <w:p>
-            <w:pPr>
-              <w:spacing w:after="0" w:line="240" w:lineRule="auto"/>
-              <w:jc w:val="center"/>
-              <w:rPr>
-                <w:rFonts w:ascii="Arial" w:eastAsia="Times New Roman" w:hAnsi="Arial" w:cs="Arial"/>
-                <w:b/>
-                <w:bCs/>
-                <w:color w:val="000000"/>
-                <w:sz w:val="16"/>
-                <w:szCs w:val="16"/>
-              </w:rPr>
-            </w:pPr>
-            <w:r>
-              <w:rPr>
-                <w:rFonts w:ascii="Arial" w:eastAsia="Times New Roman" w:hAnsi="Arial" w:cs="Arial"/>
-                <w:b/>
-                <w:bCs/>
-                <w:color w:val="000000"/>
-                <w:sz w:val="16"/>
-                <w:szCs w:val="16"/>
-              </w:rPr>
-              <w:t>Realisasi</w:t>
-            </w:r>
-          </w:p>
-        </w:tc>
-        <w:tc>
-          <w:tcPr>
-            <w:tcW w:w="435" w:type="pct"/>
-            <w:vMerge w:val="restart"/>
-            <w:tcBorders>
-              <w:top w:val="single" w:sz="4" w:space="0" w:color="auto"/>
-              <w:left w:val="single" w:sz="4" w:space="0" w:color="auto"/>
-              <w:bottom w:val="single" w:sz="4" w:space="0" w:color="000000"/>
-              <w:right w:val="nil"/>
-            </w:tcBorders>
-            <w:vAlign w:val="center"/>
-            <w:hideMark/>
-          </w:tcPr>
-          <w:p>
-            <w:pPr>
-              <w:spacing w:after="0" w:line="240" w:lineRule="auto"/>
-              <w:jc w:val="center"/>
-              <w:rPr>
-                <w:rFonts w:ascii="Arial" w:eastAsia="Times New Roman" w:hAnsi="Arial" w:cs="Arial"/>
-                <w:b/>
-                <w:bCs/>
-                <w:color w:val="000000"/>
-                <w:sz w:val="16"/>
-                <w:szCs w:val="16"/>
-              </w:rPr>
-            </w:pPr>
-            <w:r>
-              <w:rPr>
-                <w:rFonts w:ascii="Arial" w:eastAsia="Times New Roman" w:hAnsi="Arial" w:cs="Arial"/>
-                <w:b/>
-                <w:bCs/>
-                <w:color w:val="000000"/>
-                <w:sz w:val="16"/>
-                <w:szCs w:val="16"/>
-              </w:rPr>
-              <w:t>Persentase (%)</w:t>
-            </w:r>
-          </w:p>
-        </w:tc>
-        <w:tc>
-          <w:tcPr>
-            <w:tcW w:w="267" w:type="pct"/>
-            <w:vMerge w:val="restart"/>
-            <w:tcBorders>
-              <w:top w:val="single" w:sz="4" w:space="0" w:color="auto"/>
-              <w:left w:val="single" w:sz="4" w:space="0" w:color="auto"/>
-              <w:bottom w:val="single" w:sz="4" w:space="0" w:color="000000"/>
-              <w:right w:val="single" w:sz="4" w:space="0" w:color="auto"/>
-            </w:tcBorders>
-            <w:noWrap/>
-            <w:vAlign w:val="center"/>
-            <w:hideMark/>
-          </w:tcPr>
-          <w:p>
-            <w:pPr>
-              <w:spacing w:after="0" w:line="240" w:lineRule="auto"/>
-              <w:jc w:val="center"/>
-              <w:rPr>
-                <w:rFonts w:ascii="Arial" w:eastAsia="Times New Roman" w:hAnsi="Arial" w:cs="Arial"/>
-                <w:b/>
-                <w:bCs/>
-                <w:color w:val="000000"/>
-                <w:sz w:val="16"/>
-                <w:szCs w:val="16"/>
-              </w:rPr>
-            </w:pPr>
-            <w:r>
-              <w:rPr>
-                <w:rFonts w:ascii="Arial" w:eastAsia="Times New Roman" w:hAnsi="Arial" w:cs="Arial"/>
-                <w:b/>
-                <w:bCs/>
-                <w:color w:val="000000"/>
-                <w:sz w:val="16"/>
-                <w:szCs w:val="16"/>
-              </w:rPr>
-              <w:t>Keterangan</w:t>
-            </w:r>
-          </w:p>
-        </w:tc>
-      </w:tr>
-      <w:tr>
-        <w:trPr>
-          <w:trHeight w:val="408"/>
-        </w:trPr>
-        <w:tc>
-          <w:tcPr>
-            <w:tcW w:w="305" w:type="pct"/>
-            <w:vMerge/>
-            <w:tcBorders>
-              <w:top w:val="single" w:sz="4" w:space="0" w:color="auto"/>
-              <w:left w:val="single" w:sz="4" w:space="0" w:color="auto"/>
-              <w:bottom w:val="single" w:sz="4" w:space="0" w:color="000000"/>
-              <w:right w:val="single" w:sz="4" w:space="0" w:color="auto"/>
-            </w:tcBorders>
-            <w:vAlign w:val="center"/>
-            <w:hideMark/>
-          </w:tcPr>
-          <w:p>
-            <w:pPr>
-              <w:spacing w:after="0" w:line="240" w:lineRule="auto"/>
-              <w:rPr>
-                <w:rFonts w:ascii="Arial" w:eastAsia="Times New Roman" w:hAnsi="Arial" w:cs="Arial"/>
-                <w:b/>
-                <w:bCs/>
-                <w:color w:val="000000"/>
-                <w:sz w:val="16"/>
-                <w:szCs w:val="16"/>
-              </w:rPr>
-            </w:pPr>
-          </w:p>
-        </w:tc>
-        <w:tc>
-          <w:tcPr>
-            <w:tcW w:w="328" w:type="pct"/>
-            <w:tcBorders>
-              <w:top w:val="nil"/>
-              <w:left w:val="nil"/>
-              <w:bottom w:val="single" w:sz="4" w:space="0" w:color="auto"/>
-              <w:right w:val="single" w:sz="4" w:space="0" w:color="auto"/>
-            </w:tcBorders>
-            <w:vAlign w:val="center"/>
-            <w:hideMark/>
-          </w:tcPr>
-          <w:p>
-            <w:pPr>
-              <w:spacing w:after="0" w:line="240" w:lineRule="auto"/>
-              <w:jc w:val="center"/>
-              <w:rPr>
-                <w:rFonts w:ascii="Arial" w:eastAsia="Times New Roman" w:hAnsi="Arial" w:cs="Arial"/>
-                <w:b/>
-                <w:bCs/>
-                <w:color w:val="000000"/>
-                <w:sz w:val="16"/>
-                <w:szCs w:val="16"/>
-              </w:rPr>
-            </w:pPr>
-            <w:r>
-              <w:rPr>
-                <w:rFonts w:ascii="Arial" w:eastAsia="Times New Roman" w:hAnsi="Arial" w:cs="Arial"/>
-                <w:b/>
-                <w:bCs/>
-                <w:color w:val="000000"/>
-                <w:sz w:val="16"/>
-                <w:szCs w:val="16"/>
-              </w:rPr>
-              <w:t>Nama</w:t>
-            </w:r>
-          </w:p>
-        </w:tc>
-        <w:tc>
-          <w:tcPr>
-            <w:tcW w:w="324" w:type="pct"/>
-            <w:tcBorders>
-              <w:top w:val="nil"/>
-              <w:left w:val="nil"/>
-              <w:bottom w:val="single" w:sz="4" w:space="0" w:color="auto"/>
-              <w:right w:val="single" w:sz="4" w:space="0" w:color="auto"/>
-            </w:tcBorders>
-            <w:vAlign w:val="center"/>
-            <w:hideMark/>
-          </w:tcPr>
-          <w:p>
-            <w:pPr>
-              <w:spacing w:after="0" w:line="240" w:lineRule="auto"/>
-              <w:jc w:val="center"/>
-              <w:rPr>
-                <w:rFonts w:ascii="Arial" w:eastAsia="Times New Roman" w:hAnsi="Arial" w:cs="Arial"/>
-                <w:b/>
-                <w:bCs/>
-                <w:color w:val="000000"/>
-                <w:sz w:val="16"/>
-                <w:szCs w:val="16"/>
-              </w:rPr>
-            </w:pPr>
-            <w:r>
-              <w:rPr>
-                <w:rFonts w:ascii="Arial" w:eastAsia="Times New Roman" w:hAnsi="Arial" w:cs="Arial"/>
-                <w:b/>
-                <w:bCs/>
-                <w:color w:val="000000"/>
-                <w:sz w:val="16"/>
-                <w:szCs w:val="16"/>
-              </w:rPr>
-              <w:t>Username Sobat</w:t>
-            </w:r>
-          </w:p>
-        </w:tc>
-        <w:tc>
-          <w:tcPr>
-            <w:tcW w:w="251" w:type="pct"/>
-            <w:tcBorders>
-              <w:top w:val="nil"/>
-              <w:left w:val="nil"/>
-              <w:bottom w:val="single" w:sz="4" w:space="0" w:color="auto"/>
-              <w:right w:val="single" w:sz="4" w:space="0" w:color="auto"/>
-            </w:tcBorders>
-            <w:vAlign w:val="center"/>
-            <w:hideMark/>
-          </w:tcPr>
-          <w:p>
-            <w:pPr>
-              <w:spacing w:after="0" w:line="240" w:lineRule="auto"/>
-              <w:jc w:val="center"/>
-              <w:rPr>
-                <w:rFonts w:ascii="Arial" w:eastAsia="Times New Roman" w:hAnsi="Arial" w:cs="Arial"/>
-                <w:b/>
-                <w:bCs/>
-                <w:color w:val="000000"/>
-                <w:sz w:val="16"/>
-                <w:szCs w:val="16"/>
-              </w:rPr>
-            </w:pPr>
-            <w:r>
-              <w:rPr>
-                <w:rFonts w:ascii="Arial" w:eastAsia="Times New Roman" w:hAnsi="Arial" w:cs="Arial"/>
-                <w:b/>
-                <w:bCs/>
-                <w:color w:val="000000"/>
-                <w:sz w:val="16"/>
-                <w:szCs w:val="16"/>
-              </w:rPr>
-              <w:t>Nama</w:t>
-            </w:r>
-          </w:p>
-        </w:tc>
-        <w:tc>
-          <w:tcPr>
-            <w:tcW w:w="247" w:type="pct"/>
-            <w:tcBorders>
-              <w:top w:val="nil"/>
-              <w:left w:val="nil"/>
-              <w:bottom w:val="single" w:sz="4" w:space="0" w:color="auto"/>
-              <w:right w:val="single" w:sz="4" w:space="0" w:color="auto"/>
-            </w:tcBorders>
-            <w:vAlign w:val="center"/>
-            <w:hideMark/>
-          </w:tcPr>
-          <w:p>
-            <w:pPr>
-              <w:spacing w:after="0" w:line="240" w:lineRule="auto"/>
-              <w:jc w:val="center"/>
-              <w:rPr>
-                <w:rFonts w:ascii="Arial" w:eastAsia="Times New Roman" w:hAnsi="Arial" w:cs="Arial"/>
-                <w:b/>
-                <w:bCs/>
-                <w:color w:val="000000"/>
-                <w:sz w:val="16"/>
-                <w:szCs w:val="16"/>
-              </w:rPr>
-            </w:pPr>
-            <w:r>
-              <w:rPr>
-                <w:rFonts w:ascii="Arial" w:eastAsia="Times New Roman" w:hAnsi="Arial" w:cs="Arial"/>
-                <w:b/>
-                <w:bCs/>
-                <w:color w:val="000000"/>
-                <w:sz w:val="16"/>
-                <w:szCs w:val="16"/>
-              </w:rPr>
-              <w:t>Username Sobat</w:t>
-            </w:r>
-          </w:p>
-        </w:tc>
-        <w:tc>
-          <w:tcPr>
-            <w:tcW w:w="362" w:type="pct"/>
-            <w:vMerge/>
-            <w:tcBorders>
-              <w:top w:val="single" w:sz="4" w:space="0" w:color="auto"/>
-              <w:left w:val="single" w:sz="4" w:space="0" w:color="auto"/>
-              <w:bottom w:val="single" w:sz="4" w:space="0" w:color="000000"/>
-              <w:right w:val="single" w:sz="4" w:space="0" w:color="auto"/>
-            </w:tcBorders>
-            <w:vAlign w:val="center"/>
-            <w:hideMark/>
-          </w:tcPr>
-          <w:p>
-            <w:pPr>
-              <w:spacing w:after="0" w:line="240" w:lineRule="auto"/>
-              <w:rPr>
-                <w:rFonts w:ascii="Arial" w:eastAsia="Times New Roman" w:hAnsi="Arial" w:cs="Arial"/>
-                <w:b/>
-                <w:bCs/>
-                <w:color w:val="000000"/>
-                <w:sz w:val="16"/>
-                <w:szCs w:val="16"/>
-              </w:rPr>
-            </w:pPr>
-          </w:p>
-        </w:tc>
-        <w:tc>
-          <w:tcPr>
-            <w:tcW w:w="345" w:type="pct"/>
-            <w:vMerge/>
-            <w:tcBorders>
-              <w:top w:val="single" w:sz="4" w:space="0" w:color="auto"/>
-              <w:left w:val="single" w:sz="4" w:space="0" w:color="auto"/>
-              <w:bottom w:val="single" w:sz="4" w:space="0" w:color="000000"/>
-              <w:right w:val="single" w:sz="4" w:space="0" w:color="auto"/>
-            </w:tcBorders>
-            <w:vAlign w:val="center"/>
-            <w:hideMark/>
-          </w:tcPr>
-          <w:p>
-            <w:pPr>
-              <w:spacing w:after="0" w:line="240" w:lineRule="auto"/>
-              <w:rPr>
-                <w:rFonts w:ascii="Arial" w:eastAsia="Times New Roman" w:hAnsi="Arial" w:cs="Arial"/>
-                <w:b/>
-                <w:bCs/>
-                <w:color w:val="000000"/>
-                <w:sz w:val="16"/>
-                <w:szCs w:val="16"/>
-              </w:rPr>
-            </w:pPr>
-          </w:p>
-        </w:tc>
-        <w:tc>
-          <w:tcPr>
-            <w:tcW w:w="236" w:type="pct"/>
-            <w:vMerge/>
-            <w:tcBorders>
-              <w:top w:val="single" w:sz="4" w:space="0" w:color="auto"/>
-              <w:left w:val="single" w:sz="4" w:space="0" w:color="auto"/>
-              <w:bottom w:val="single" w:sz="4" w:space="0" w:color="000000"/>
-              <w:right w:val="single" w:sz="4" w:space="0" w:color="auto"/>
-            </w:tcBorders>
-            <w:vAlign w:val="center"/>
-            <w:hideMark/>
-          </w:tcPr>
-          <w:p>
-            <w:pPr>
-              <w:spacing w:after="0" w:line="240" w:lineRule="auto"/>
-              <w:rPr>
-                <w:rFonts w:ascii="Arial" w:eastAsia="Times New Roman" w:hAnsi="Arial" w:cs="Arial"/>
-                <w:b/>
-                <w:bCs/>
-                <w:color w:val="000000"/>
-                <w:sz w:val="16"/>
-                <w:szCs w:val="16"/>
-              </w:rPr>
-            </w:pPr>
-          </w:p>
-        </w:tc>
-        <w:tc>
-          <w:tcPr>
-            <w:tcW w:w="301" w:type="pct"/>
-            <w:tcBorders>
-              <w:top w:val="nil"/>
-              <w:left w:val="nil"/>
-              <w:bottom w:val="single" w:sz="4" w:space="0" w:color="auto"/>
-              <w:right w:val="single" w:sz="4" w:space="0" w:color="auto"/>
-            </w:tcBorders>
-            <w:vAlign w:val="center"/>
-            <w:hideMark/>
-          </w:tcPr>
-          <w:p>
-            <w:pPr>
-              <w:spacing w:after="0" w:line="240" w:lineRule="auto"/>
-              <w:jc w:val="center"/>
-              <w:rPr>
-                <w:rFonts w:ascii="Arial" w:eastAsia="Times New Roman" w:hAnsi="Arial" w:cs="Arial"/>
-                <w:b/>
-                <w:bCs/>
-                <w:color w:val="000000"/>
-                <w:sz w:val="16"/>
-                <w:szCs w:val="16"/>
-              </w:rPr>
-            </w:pPr>
-            <w:r>
-              <w:rPr>
-                <w:rFonts w:ascii="Arial" w:eastAsia="Times New Roman" w:hAnsi="Arial" w:cs="Arial"/>
-                <w:b/>
-                <w:bCs/>
-                <w:color w:val="000000"/>
-                <w:sz w:val="16"/>
-                <w:szCs w:val="16"/>
-              </w:rPr>
-              <w:t>Keluarga</w:t>
-            </w:r>
-          </w:p>
-        </w:tc>
-        <w:tc>
-          <w:tcPr>
-            <w:tcW w:w="263" w:type="pct"/>
-            <w:tcBorders>
-              <w:top w:val="nil"/>
-              <w:left w:val="nil"/>
-              <w:bottom w:val="single" w:sz="4" w:space="0" w:color="auto"/>
-              <w:right w:val="single" w:sz="4" w:space="0" w:color="auto"/>
-            </w:tcBorders>
-            <w:vAlign w:val="center"/>
-            <w:hideMark/>
-          </w:tcPr>
-          <w:p>
-            <w:pPr>
-              <w:spacing w:after="0" w:line="240" w:lineRule="auto"/>
-              <w:jc w:val="center"/>
-              <w:rPr>
-                <w:rFonts w:ascii="Arial" w:eastAsia="Times New Roman" w:hAnsi="Arial" w:cs="Arial"/>
-                <w:b/>
-                <w:bCs/>
-                <w:color w:val="000000"/>
-                <w:sz w:val="16"/>
-                <w:szCs w:val="16"/>
-              </w:rPr>
-            </w:pPr>
-            <w:r>
-              <w:rPr>
-                <w:rFonts w:ascii="Arial" w:eastAsia="Times New Roman" w:hAnsi="Arial" w:cs="Arial"/>
-                <w:b/>
-                <w:bCs/>
-                <w:color w:val="000000"/>
-                <w:sz w:val="16"/>
-                <w:szCs w:val="16"/>
-              </w:rPr>
-              <w:t>Usaha</w:t>
-            </w:r>
-          </w:p>
-        </w:tc>
-        <w:tc>
-          <w:tcPr>
-            <w:tcW w:w="271" w:type="pct"/>
-            <w:tcBorders>
-              <w:top w:val="nil"/>
-              <w:left w:val="nil"/>
-              <w:bottom w:val="single" w:sz="4" w:space="0" w:color="auto"/>
-              <w:right w:val="single" w:sz="4" w:space="0" w:color="auto"/>
-            </w:tcBorders>
-            <w:vAlign w:val="center"/>
-            <w:hideMark/>
-          </w:tcPr>
-          <w:p>
-            <w:pPr>
-              <w:spacing w:after="0" w:line="240" w:lineRule="auto"/>
-              <w:jc w:val="center"/>
-              <w:rPr>
-                <w:rFonts w:ascii="Arial" w:eastAsia="Times New Roman" w:hAnsi="Arial" w:cs="Arial"/>
-                <w:b/>
-                <w:bCs/>
-                <w:color w:val="000000"/>
-                <w:sz w:val="16"/>
-                <w:szCs w:val="16"/>
-              </w:rPr>
-            </w:pPr>
-            <w:r>
-              <w:rPr>
-                <w:rFonts w:ascii="Arial" w:eastAsia="Times New Roman" w:hAnsi="Arial" w:cs="Arial"/>
-                <w:b/>
-                <w:bCs/>
-                <w:color w:val="000000"/>
-                <w:sz w:val="16"/>
-                <w:szCs w:val="16"/>
-              </w:rPr>
-              <w:t>Jumlah</w:t>
-            </w:r>
-          </w:p>
-        </w:tc>
-        <w:tc>
-          <w:tcPr>
-            <w:tcW w:w="378" w:type="pct"/>
-            <w:tcBorders>
-              <w:top w:val="nil"/>
-              <w:left w:val="nil"/>
-              <w:bottom w:val="single" w:sz="4" w:space="0" w:color="auto"/>
-              <w:right w:val="single" w:sz="4" w:space="0" w:color="auto"/>
-            </w:tcBorders>
-            <w:vAlign w:val="center"/>
-            <w:hideMark/>
-          </w:tcPr>
-          <w:p>
-            <w:pPr>
-              <w:spacing w:after="0" w:line="240" w:lineRule="auto"/>
-              <w:jc w:val="center"/>
-              <w:rPr>
-                <w:rFonts w:ascii="Arial" w:eastAsia="Times New Roman" w:hAnsi="Arial" w:cs="Arial"/>
-                <w:b/>
-                <w:bCs/>
-                <w:color w:val="000000"/>
-                <w:sz w:val="16"/>
-                <w:szCs w:val="16"/>
-              </w:rPr>
-            </w:pPr>
-            <w:r>
-              <w:rPr>
-                <w:rFonts w:ascii="Arial" w:eastAsia="Times New Roman" w:hAnsi="Arial" w:cs="Arial"/>
-                <w:b/>
-                <w:bCs/>
-                <w:color w:val="000000"/>
-                <w:sz w:val="16"/>
-                <w:szCs w:val="16"/>
-              </w:rPr>
-              <w:t>Keluarga</w:t>
-            </w:r>
-          </w:p>
-        </w:tc>
-        <w:tc>
-          <w:tcPr>
-            <w:tcW w:w="339" w:type="pct"/>
-            <w:tcBorders>
-              <w:top w:val="nil"/>
-              <w:left w:val="nil"/>
-              <w:bottom w:val="single" w:sz="4" w:space="0" w:color="auto"/>
-              <w:right w:val="single" w:sz="4" w:space="0" w:color="auto"/>
-            </w:tcBorders>
-            <w:vAlign w:val="center"/>
-            <w:hideMark/>
-          </w:tcPr>
-          <w:p>
-            <w:pPr>
-              <w:spacing w:after="0" w:line="240" w:lineRule="auto"/>
-              <w:jc w:val="center"/>
-              <w:rPr>
-                <w:rFonts w:ascii="Arial" w:eastAsia="Times New Roman" w:hAnsi="Arial" w:cs="Arial"/>
-                <w:b/>
-                <w:bCs/>
-                <w:color w:val="000000"/>
-                <w:sz w:val="16"/>
-                <w:szCs w:val="16"/>
-              </w:rPr>
-            </w:pPr>
-            <w:r>
-              <w:rPr>
-                <w:rFonts w:ascii="Arial" w:eastAsia="Times New Roman" w:hAnsi="Arial" w:cs="Arial"/>
-                <w:b/>
-                <w:bCs/>
-                <w:color w:val="000000"/>
-                <w:sz w:val="16"/>
-                <w:szCs w:val="16"/>
-              </w:rPr>
-              <w:t>Usaha</w:t>
-            </w:r>
-          </w:p>
-        </w:tc>
-        <w:tc>
-          <w:tcPr>
-            <w:tcW w:w="347" w:type="pct"/>
-            <w:tcBorders>
-              <w:top w:val="nil"/>
-              <w:left w:val="nil"/>
-              <w:bottom w:val="single" w:sz="4" w:space="0" w:color="auto"/>
-              <w:right w:val="single" w:sz="4" w:space="0" w:color="auto"/>
-            </w:tcBorders>
-            <w:vAlign w:val="center"/>
-            <w:hideMark/>
-          </w:tcPr>
-          <w:p>
-            <w:pPr>
-              <w:spacing w:after="0" w:line="240" w:lineRule="auto"/>
-              <w:jc w:val="center"/>
-              <w:rPr>
-                <w:rFonts w:ascii="Arial" w:eastAsia="Times New Roman" w:hAnsi="Arial" w:cs="Arial"/>
-                <w:b/>
-                <w:bCs/>
-                <w:color w:val="000000"/>
-                <w:sz w:val="16"/>
-                <w:szCs w:val="16"/>
-              </w:rPr>
-            </w:pPr>
-            <w:r>
-              <w:rPr>
-                <w:rFonts w:ascii="Arial" w:eastAsia="Times New Roman" w:hAnsi="Arial" w:cs="Arial"/>
-                <w:b/>
-                <w:bCs/>
-                <w:color w:val="000000"/>
-                <w:sz w:val="16"/>
-                <w:szCs w:val="16"/>
-              </w:rPr>
-              <w:t>Jumlah</w:t>
-            </w:r>
-          </w:p>
-        </w:tc>
-        <w:tc>
-          <w:tcPr>
-            <w:tcW w:w="435" w:type="pct"/>
-            <w:vMerge/>
-            <w:tcBorders>
-              <w:top w:val="single" w:sz="4" w:space="0" w:color="auto"/>
-              <w:left w:val="single" w:sz="4" w:space="0" w:color="auto"/>
-              <w:bottom w:val="single" w:sz="4" w:space="0" w:color="000000"/>
-              <w:right w:val="nil"/>
-            </w:tcBorders>
-            <w:vAlign w:val="center"/>
-            <w:hideMark/>
-          </w:tcPr>
-          <w:p>
-            <w:pPr>
-              <w:spacing w:after="0" w:line="240" w:lineRule="auto"/>
-              <w:rPr>
-                <w:rFonts w:ascii="Arial" w:eastAsia="Times New Roman" w:hAnsi="Arial" w:cs="Arial"/>
-                <w:b/>
-                <w:bCs/>
-                <w:color w:val="000000"/>
-                <w:sz w:val="16"/>
-                <w:szCs w:val="16"/>
-              </w:rPr>
-            </w:pPr>
-          </w:p>
-        </w:tc>
-        <w:tc>
-          <w:tcPr>
-            <w:tcW w:w="267" w:type="pct"/>
-            <w:vMerge/>
-            <w:tcBorders>
-              <w:top w:val="single" w:sz="4" w:space="0" w:color="auto"/>
-              <w:left w:val="single" w:sz="4" w:space="0" w:color="auto"/>
-              <w:bottom w:val="single" w:sz="4" w:space="0" w:color="000000"/>
-              <w:right w:val="single" w:sz="4" w:space="0" w:color="auto"/>
-            </w:tcBorders>
-            <w:vAlign w:val="center"/>
-            <w:hideMark/>
-          </w:tcPr>
-          <w:p>
-            <w:pPr>
-              <w:spacing w:after="0" w:line="240" w:lineRule="auto"/>
-              <w:rPr>
-                <w:rFonts w:ascii="Arial" w:eastAsia="Times New Roman" w:hAnsi="Arial" w:cs="Arial"/>
-                <w:b/>
-                <w:bCs/>
-                <w:color w:val="000000"/>
-                <w:sz w:val="16"/>
-                <w:szCs w:val="16"/>
-              </w:rPr>
-            </w:pPr>
-          </w:p>
-        </w:tc>
-      </w:tr>
-      <w:tr>
-        <w:trPr>
-          <w:trHeight w:val="276"/>
-        </w:trPr>
-        <w:tc>
-          <w:tcPr>
-            <w:tcW w:w="305" w:type="pct"/>
-            <w:tcBorders>
-              <w:top w:val="nil"/>
-              <w:left w:val="single" w:sz="4" w:space="0" w:color="auto"/>
-              <w:bottom w:val="single" w:sz="4" w:space="0" w:color="auto"/>
-              <w:right w:val="single" w:sz="4" w:space="0" w:color="auto"/>
-            </w:tcBorders>
-            <w:vAlign w:val="center"/>
-            <w:hideMark/>
-          </w:tcPr>
-          <w:p>
-            <w:pPr>
-              <w:spacing w:after="0" w:line="240" w:lineRule="auto"/>
-              <w:jc w:val="center"/>
-              <w:rPr>
-                <w:rFonts w:ascii="Arial" w:eastAsia="Times New Roman" w:hAnsi="Arial" w:cs="Arial"/>
-                <w:b/>
-                <w:bCs/>
-                <w:color w:val="000000"/>
-                <w:sz w:val="16"/>
-                <w:szCs w:val="16"/>
-              </w:rPr>
-            </w:pPr>
-            <w:r>
-              <w:rPr>
-                <w:rFonts w:ascii="Arial" w:eastAsia="Times New Roman" w:hAnsi="Arial" w:cs="Arial"/>
-                <w:b/>
-                <w:bCs/>
-                <w:color w:val="000000"/>
-                <w:sz w:val="16"/>
-                <w:szCs w:val="16"/>
-              </w:rPr>
-              <w:t>(1)</w:t>
-            </w:r>
-          </w:p>
-        </w:tc>
-        <w:tc>
-          <w:tcPr>
-            <w:tcW w:w="328" w:type="pct"/>
-            <w:tcBorders>
-              <w:top w:val="nil"/>
-              <w:left w:val="nil"/>
-              <w:bottom w:val="single" w:sz="4" w:space="0" w:color="auto"/>
-              <w:right w:val="single" w:sz="4" w:space="0" w:color="auto"/>
-            </w:tcBorders>
-            <w:vAlign w:val="center"/>
-            <w:hideMark/>
-          </w:tcPr>
-          <w:p>
-            <w:pPr>
-              <w:spacing w:after="0" w:line="240" w:lineRule="auto"/>
-              <w:jc w:val="center"/>
-              <w:rPr>
-                <w:rFonts w:ascii="Arial" w:eastAsia="Times New Roman" w:hAnsi="Arial" w:cs="Arial"/>
-                <w:b/>
-                <w:bCs/>
-                <w:color w:val="000000"/>
-                <w:sz w:val="16"/>
-                <w:szCs w:val="16"/>
-              </w:rPr>
-            </w:pPr>
-            <w:r>
-              <w:rPr>
-                <w:rFonts w:ascii="Arial" w:eastAsia="Times New Roman" w:hAnsi="Arial" w:cs="Arial"/>
-                <w:b/>
-                <w:bCs/>
-                <w:color w:val="000000"/>
-                <w:sz w:val="16"/>
-                <w:szCs w:val="16"/>
-              </w:rPr>
-              <w:t>(2)</w:t>
-            </w:r>
-          </w:p>
-        </w:tc>
-        <w:tc>
-          <w:tcPr>
-            <w:tcW w:w="324" w:type="pct"/>
-            <w:tcBorders>
-              <w:top w:val="nil"/>
-              <w:left w:val="nil"/>
-              <w:bottom w:val="single" w:sz="4" w:space="0" w:color="auto"/>
-              <w:right w:val="single" w:sz="4" w:space="0" w:color="auto"/>
-            </w:tcBorders>
-            <w:vAlign w:val="center"/>
-            <w:hideMark/>
-          </w:tcPr>
-          <w:p>
-            <w:pPr>
-              <w:spacing w:after="0" w:line="240" w:lineRule="auto"/>
-              <w:jc w:val="center"/>
-              <w:rPr>
-                <w:rFonts w:ascii="Arial" w:eastAsia="Times New Roman" w:hAnsi="Arial" w:cs="Arial"/>
-                <w:b/>
-                <w:bCs/>
-                <w:color w:val="000000"/>
-                <w:sz w:val="16"/>
-                <w:szCs w:val="16"/>
-              </w:rPr>
-            </w:pPr>
-            <w:r>
-              <w:rPr>
-                <w:rFonts w:ascii="Arial" w:eastAsia="Times New Roman" w:hAnsi="Arial" w:cs="Arial"/>
-                <w:b/>
-                <w:bCs/>
-                <w:color w:val="000000"/>
-                <w:sz w:val="16"/>
-                <w:szCs w:val="16"/>
-              </w:rPr>
-              <w:t>(3)</w:t>
-            </w:r>
-          </w:p>
-        </w:tc>
-        <w:tc>
-          <w:tcPr>
-            <w:tcW w:w="251" w:type="pct"/>
-            <w:tcBorders>
-              <w:top w:val="nil"/>
-              <w:left w:val="nil"/>
-              <w:bottom w:val="single" w:sz="4" w:space="0" w:color="auto"/>
-              <w:right w:val="single" w:sz="4" w:space="0" w:color="auto"/>
-            </w:tcBorders>
-            <w:vAlign w:val="center"/>
-            <w:hideMark/>
-          </w:tcPr>
-          <w:p>
-            <w:pPr>
-              <w:spacing w:after="0" w:line="240" w:lineRule="auto"/>
-              <w:jc w:val="center"/>
-              <w:rPr>
-                <w:rFonts w:ascii="Arial" w:eastAsia="Times New Roman" w:hAnsi="Arial" w:cs="Arial"/>
-                <w:b/>
-                <w:bCs/>
-                <w:color w:val="000000"/>
-                <w:sz w:val="16"/>
-                <w:szCs w:val="16"/>
-              </w:rPr>
-            </w:pPr>
-            <w:r>
-              <w:rPr>
-                <w:rFonts w:ascii="Arial" w:eastAsia="Times New Roman" w:hAnsi="Arial" w:cs="Arial"/>
-                <w:b/>
-                <w:bCs/>
-                <w:color w:val="000000"/>
-                <w:sz w:val="16"/>
-                <w:szCs w:val="16"/>
-              </w:rPr>
-              <w:t>(4)</w:t>
-            </w:r>
-          </w:p>
-        </w:tc>
-        <w:tc>
-          <w:tcPr>
-            <w:tcW w:w="247" w:type="pct"/>
-            <w:tcBorders>
-              <w:top w:val="nil"/>
-              <w:left w:val="nil"/>
-              <w:bottom w:val="single" w:sz="4" w:space="0" w:color="auto"/>
-              <w:right w:val="single" w:sz="4" w:space="0" w:color="auto"/>
-            </w:tcBorders>
-            <w:vAlign w:val="center"/>
-            <w:hideMark/>
-          </w:tcPr>
-          <w:p>
-            <w:pPr>
-              <w:spacing w:after="0" w:line="240" w:lineRule="auto"/>
-              <w:jc w:val="center"/>
-              <w:rPr>
-                <w:rFonts w:ascii="Arial" w:eastAsia="Times New Roman" w:hAnsi="Arial" w:cs="Arial"/>
-                <w:b/>
-                <w:bCs/>
-                <w:color w:val="000000"/>
-                <w:sz w:val="16"/>
-                <w:szCs w:val="16"/>
-              </w:rPr>
-            </w:pPr>
-            <w:r>
-              <w:rPr>
-                <w:rFonts w:ascii="Arial" w:eastAsia="Times New Roman" w:hAnsi="Arial" w:cs="Arial"/>
-                <w:b/>
-                <w:bCs/>
-                <w:color w:val="000000"/>
-                <w:sz w:val="16"/>
-                <w:szCs w:val="16"/>
-              </w:rPr>
-              <w:t>(5)</w:t>
-            </w:r>
-          </w:p>
-        </w:tc>
-        <w:tc>
-          <w:tcPr>
-            <w:tcW w:w="362" w:type="pct"/>
-            <w:tcBorders>
-              <w:top w:val="nil"/>
-              <w:left w:val="nil"/>
-              <w:bottom w:val="single" w:sz="4" w:space="0" w:color="auto"/>
-              <w:right w:val="single" w:sz="4" w:space="0" w:color="auto"/>
-            </w:tcBorders>
-            <w:vAlign w:val="center"/>
-            <w:hideMark/>
-          </w:tcPr>
-          <w:p>
-            <w:pPr>
-              <w:spacing w:after="0" w:line="240" w:lineRule="auto"/>
-              <w:jc w:val="center"/>
-              <w:rPr>
-                <w:rFonts w:ascii="Arial" w:eastAsia="Times New Roman" w:hAnsi="Arial" w:cs="Arial"/>
-                <w:b/>
-                <w:bCs/>
-                <w:color w:val="000000"/>
-                <w:sz w:val="16"/>
-                <w:szCs w:val="16"/>
-              </w:rPr>
-            </w:pPr>
-            <w:r>
-              <w:rPr>
-                <w:rFonts w:ascii="Arial" w:eastAsia="Times New Roman" w:hAnsi="Arial" w:cs="Arial"/>
-                <w:b/>
-                <w:bCs/>
-                <w:color w:val="000000"/>
-                <w:sz w:val="16"/>
-                <w:szCs w:val="16"/>
-              </w:rPr>
-              <w:t>(6)</w:t>
-            </w:r>
-          </w:p>
-        </w:tc>
-        <w:tc>
-          <w:tcPr>
-            <w:tcW w:w="345" w:type="pct"/>
-            <w:tcBorders>
-              <w:top w:val="nil"/>
-              <w:left w:val="nil"/>
-              <w:bottom w:val="single" w:sz="4" w:space="0" w:color="auto"/>
-              <w:right w:val="single" w:sz="4" w:space="0" w:color="auto"/>
-            </w:tcBorders>
-            <w:vAlign w:val="center"/>
-            <w:hideMark/>
-          </w:tcPr>
-          <w:p>
-            <w:pPr>
-              <w:spacing w:after="0" w:line="240" w:lineRule="auto"/>
-              <w:jc w:val="center"/>
-              <w:rPr>
-                <w:rFonts w:ascii="Arial" w:eastAsia="Times New Roman" w:hAnsi="Arial" w:cs="Arial"/>
-                <w:b/>
-                <w:bCs/>
-                <w:color w:val="000000"/>
-                <w:sz w:val="16"/>
-                <w:szCs w:val="16"/>
-              </w:rPr>
-            </w:pPr>
-            <w:r>
-              <w:rPr>
-                <w:rFonts w:ascii="Arial" w:eastAsia="Times New Roman" w:hAnsi="Arial" w:cs="Arial"/>
-                <w:b/>
-                <w:bCs/>
-                <w:color w:val="000000"/>
-                <w:sz w:val="16"/>
-                <w:szCs w:val="16"/>
-              </w:rPr>
-              <w:t>(7)</w:t>
-            </w:r>
-          </w:p>
-        </w:tc>
-        <w:tc>
-          <w:tcPr>
-            <w:tcW w:w="236" w:type="pct"/>
-            <w:tcBorders>
-              <w:top w:val="nil"/>
-              <w:left w:val="nil"/>
-              <w:bottom w:val="single" w:sz="4" w:space="0" w:color="auto"/>
-              <w:right w:val="single" w:sz="4" w:space="0" w:color="auto"/>
-            </w:tcBorders>
-            <w:vAlign w:val="center"/>
-            <w:hideMark/>
-          </w:tcPr>
-          <w:p>
-            <w:pPr>
-              <w:spacing w:after="0" w:line="240" w:lineRule="auto"/>
-              <w:jc w:val="center"/>
-              <w:rPr>
-                <w:rFonts w:ascii="Arial" w:eastAsia="Times New Roman" w:hAnsi="Arial" w:cs="Arial"/>
-                <w:b/>
-                <w:bCs/>
-                <w:color w:val="000000"/>
-                <w:sz w:val="16"/>
-                <w:szCs w:val="16"/>
-              </w:rPr>
-            </w:pPr>
-            <w:r>
-              <w:rPr>
-                <w:rFonts w:ascii="Arial" w:eastAsia="Times New Roman" w:hAnsi="Arial" w:cs="Arial"/>
-                <w:b/>
-                <w:bCs/>
-                <w:color w:val="000000"/>
-                <w:sz w:val="16"/>
-                <w:szCs w:val="16"/>
-              </w:rPr>
-              <w:t>(8)</w:t>
-            </w:r>
-          </w:p>
-        </w:tc>
-        <w:tc>
-          <w:tcPr>
-            <w:tcW w:w="301" w:type="pct"/>
-            <w:tcBorders>
-              <w:top w:val="nil"/>
-              <w:left w:val="nil"/>
-              <w:bottom w:val="single" w:sz="4" w:space="0" w:color="auto"/>
-              <w:right w:val="single" w:sz="4" w:space="0" w:color="auto"/>
-            </w:tcBorders>
-            <w:vAlign w:val="center"/>
-            <w:hideMark/>
-          </w:tcPr>
-          <w:p>
-            <w:pPr>
-              <w:spacing w:after="0" w:line="240" w:lineRule="auto"/>
-              <w:jc w:val="center"/>
-              <w:rPr>
-                <w:rFonts w:ascii="Arial" w:eastAsia="Times New Roman" w:hAnsi="Arial" w:cs="Arial"/>
-                <w:b/>
-                <w:bCs/>
-                <w:color w:val="000000"/>
-                <w:sz w:val="16"/>
-                <w:szCs w:val="16"/>
-              </w:rPr>
-            </w:pPr>
-            <w:r>
-              <w:rPr>
-                <w:rFonts w:ascii="Arial" w:eastAsia="Times New Roman" w:hAnsi="Arial" w:cs="Arial"/>
-                <w:b/>
-                <w:bCs/>
-                <w:color w:val="000000"/>
-                <w:sz w:val="16"/>
-                <w:szCs w:val="16"/>
-              </w:rPr>
-              <w:t>(9)</w:t>
-            </w:r>
-          </w:p>
-        </w:tc>
-        <w:tc>
-          <w:tcPr>
-            <w:tcW w:w="263" w:type="pct"/>
-            <w:tcBorders>
-              <w:top w:val="nil"/>
-              <w:left w:val="nil"/>
-              <w:bottom w:val="single" w:sz="4" w:space="0" w:color="auto"/>
-              <w:right w:val="single" w:sz="4" w:space="0" w:color="auto"/>
-            </w:tcBorders>
-            <w:vAlign w:val="center"/>
-            <w:hideMark/>
-          </w:tcPr>
-          <w:p>
-            <w:pPr>
-              <w:spacing w:after="0" w:line="240" w:lineRule="auto"/>
-              <w:jc w:val="center"/>
-              <w:rPr>
-                <w:rFonts w:ascii="Arial" w:eastAsia="Times New Roman" w:hAnsi="Arial" w:cs="Arial"/>
-                <w:b/>
-                <w:bCs/>
-                <w:color w:val="000000"/>
-                <w:sz w:val="16"/>
-                <w:szCs w:val="16"/>
-              </w:rPr>
-            </w:pPr>
-            <w:r>
-              <w:rPr>
-                <w:rFonts w:ascii="Arial" w:eastAsia="Times New Roman" w:hAnsi="Arial" w:cs="Arial"/>
-                <w:b/>
-                <w:bCs/>
-                <w:color w:val="000000"/>
-                <w:sz w:val="16"/>
-                <w:szCs w:val="16"/>
-              </w:rPr>
-              <w:t>(10)</w:t>
-            </w:r>
-          </w:p>
-        </w:tc>
-        <w:tc>
-          <w:tcPr>
-            <w:tcW w:w="271" w:type="pct"/>
-            <w:tcBorders>
-              <w:top w:val="nil"/>
-              <w:left w:val="nil"/>
-              <w:bottom w:val="single" w:sz="4" w:space="0" w:color="auto"/>
-              <w:right w:val="single" w:sz="4" w:space="0" w:color="auto"/>
-            </w:tcBorders>
-            <w:vAlign w:val="center"/>
-            <w:hideMark/>
-          </w:tcPr>
-          <w:p>
-            <w:pPr>
-              <w:spacing w:after="0" w:line="240" w:lineRule="auto"/>
-              <w:jc w:val="center"/>
-              <w:rPr>
-                <w:rFonts w:ascii="Arial" w:eastAsia="Times New Roman" w:hAnsi="Arial" w:cs="Arial"/>
-                <w:b/>
-                <w:bCs/>
-                <w:color w:val="000000"/>
-                <w:sz w:val="16"/>
-                <w:szCs w:val="16"/>
-              </w:rPr>
-            </w:pPr>
-            <w:r>
-              <w:rPr>
-                <w:rFonts w:ascii="Arial" w:eastAsia="Times New Roman" w:hAnsi="Arial" w:cs="Arial"/>
-                <w:b/>
-                <w:bCs/>
-                <w:color w:val="000000"/>
-                <w:sz w:val="16"/>
-                <w:szCs w:val="16"/>
-              </w:rPr>
-              <w:t>(11)</w:t>
-            </w:r>
-          </w:p>
-        </w:tc>
-        <w:tc>
-          <w:tcPr>
-            <w:tcW w:w="378" w:type="pct"/>
-            <w:tcBorders>
-              <w:top w:val="nil"/>
-              <w:left w:val="nil"/>
-              <w:bottom w:val="single" w:sz="4" w:space="0" w:color="auto"/>
-              <w:right w:val="single" w:sz="4" w:space="0" w:color="auto"/>
-            </w:tcBorders>
-            <w:vAlign w:val="center"/>
-            <w:hideMark/>
-          </w:tcPr>
-          <w:p>
-            <w:pPr>
-              <w:spacing w:after="0" w:line="240" w:lineRule="auto"/>
-              <w:jc w:val="center"/>
-              <w:rPr>
-                <w:rFonts w:ascii="Arial" w:eastAsia="Times New Roman" w:hAnsi="Arial" w:cs="Arial"/>
-                <w:b/>
-                <w:bCs/>
-                <w:color w:val="000000"/>
-                <w:sz w:val="16"/>
-                <w:szCs w:val="16"/>
-              </w:rPr>
-            </w:pPr>
-            <w:r>
-              <w:rPr>
-                <w:rFonts w:ascii="Arial" w:eastAsia="Times New Roman" w:hAnsi="Arial" w:cs="Arial"/>
-                <w:b/>
-                <w:bCs/>
-                <w:color w:val="000000"/>
-                <w:sz w:val="16"/>
-                <w:szCs w:val="16"/>
-              </w:rPr>
-              <w:t>(12)</w:t>
-            </w:r>
-          </w:p>
-        </w:tc>
-        <w:tc>
-          <w:tcPr>
-            <w:tcW w:w="339" w:type="pct"/>
-            <w:tcBorders>
-              <w:top w:val="nil"/>
-              <w:left w:val="nil"/>
-              <w:bottom w:val="single" w:sz="4" w:space="0" w:color="auto"/>
-              <w:right w:val="single" w:sz="4" w:space="0" w:color="auto"/>
-            </w:tcBorders>
-            <w:vAlign w:val="center"/>
-            <w:hideMark/>
-          </w:tcPr>
-          <w:p>
-            <w:pPr>
-              <w:spacing w:after="0" w:line="240" w:lineRule="auto"/>
-              <w:jc w:val="center"/>
-              <w:rPr>
-                <w:rFonts w:ascii="Arial" w:eastAsia="Times New Roman" w:hAnsi="Arial" w:cs="Arial"/>
-                <w:b/>
-                <w:bCs/>
-                <w:color w:val="000000"/>
-                <w:sz w:val="16"/>
-                <w:szCs w:val="16"/>
-              </w:rPr>
-            </w:pPr>
-            <w:r>
-              <w:rPr>
-                <w:rFonts w:ascii="Arial" w:eastAsia="Times New Roman" w:hAnsi="Arial" w:cs="Arial"/>
-                <w:b/>
-                <w:bCs/>
-                <w:color w:val="000000"/>
-                <w:sz w:val="16"/>
-                <w:szCs w:val="16"/>
-              </w:rPr>
-              <w:t>(13)</w:t>
-            </w:r>
-          </w:p>
-        </w:tc>
-        <w:tc>
-          <w:tcPr>
-            <w:tcW w:w="347" w:type="pct"/>
-            <w:tcBorders>
-              <w:top w:val="nil"/>
-              <w:left w:val="nil"/>
-              <w:bottom w:val="single" w:sz="4" w:space="0" w:color="auto"/>
-              <w:right w:val="single" w:sz="4" w:space="0" w:color="auto"/>
-            </w:tcBorders>
-            <w:vAlign w:val="center"/>
-            <w:hideMark/>
-          </w:tcPr>
-          <w:p>
-            <w:pPr>
-              <w:spacing w:after="0" w:line="240" w:lineRule="auto"/>
-              <w:jc w:val="center"/>
-              <w:rPr>
-                <w:rFonts w:ascii="Arial" w:eastAsia="Times New Roman" w:hAnsi="Arial" w:cs="Arial"/>
-                <w:b/>
-                <w:bCs/>
-                <w:color w:val="000000"/>
-                <w:sz w:val="16"/>
-                <w:szCs w:val="16"/>
-              </w:rPr>
-            </w:pPr>
-            <w:r>
-              <w:rPr>
-                <w:rFonts w:ascii="Arial" w:eastAsia="Times New Roman" w:hAnsi="Arial" w:cs="Arial"/>
-                <w:b/>
-                <w:bCs/>
-                <w:color w:val="000000"/>
-                <w:sz w:val="16"/>
-                <w:szCs w:val="16"/>
-              </w:rPr>
-              <w:t>(14)</w:t>
-            </w:r>
-          </w:p>
-        </w:tc>
-        <w:tc>
-          <w:tcPr>
-            <w:tcW w:w="435" w:type="pct"/>
-            <w:tcBorders>
-              <w:top w:val="nil"/>
-              <w:left w:val="nil"/>
-              <w:bottom w:val="single" w:sz="4" w:space="0" w:color="auto"/>
-              <w:right w:val="single" w:sz="4" w:space="0" w:color="auto"/>
-            </w:tcBorders>
-            <w:vAlign w:val="center"/>
-            <w:hideMark/>
-          </w:tcPr>
-          <w:p>
-            <w:pPr>
-              <w:spacing w:after="0" w:line="240" w:lineRule="auto"/>
-              <w:jc w:val="center"/>
-              <w:rPr>
-                <w:rFonts w:ascii="Arial" w:eastAsia="Times New Roman" w:hAnsi="Arial" w:cs="Arial"/>
-                <w:b/>
-                <w:bCs/>
-                <w:color w:val="000000"/>
-                <w:sz w:val="16"/>
-                <w:szCs w:val="16"/>
-              </w:rPr>
-            </w:pPr>
-            <w:r>
-              <w:rPr>
-                <w:rFonts w:ascii="Arial" w:eastAsia="Times New Roman" w:hAnsi="Arial" w:cs="Arial"/>
-                <w:b/>
-                <w:bCs/>
-                <w:color w:val="000000"/>
-                <w:sz w:val="16"/>
-                <w:szCs w:val="16"/>
-              </w:rPr>
-              <w:t>(15)=(14)/(11)</w:t>
-            </w:r>
-          </w:p>
-        </w:tc>
-        <w:tc>
-          <w:tcPr>
-            <w:tcW w:w="267" w:type="pct"/>
-            <w:tcBorders>
-              <w:top w:val="nil"/>
-              <w:left w:val="nil"/>
-              <w:bottom w:val="single" w:sz="4" w:space="0" w:color="auto"/>
-              <w:right w:val="single" w:sz="4" w:space="0" w:color="auto"/>
-            </w:tcBorders>
-            <w:vAlign w:val="center"/>
-            <w:hideMark/>
-          </w:tcPr>
-          <w:p>
-            <w:pPr>
-              <w:spacing w:after="0" w:line="240" w:lineRule="auto"/>
-              <w:jc w:val="center"/>
-              <w:rPr>
-                <w:rFonts w:ascii="Arial" w:eastAsia="Times New Roman" w:hAnsi="Arial" w:cs="Arial"/>
-                <w:b/>
-                <w:bCs/>
-                <w:color w:val="000000"/>
-                <w:sz w:val="16"/>
-                <w:szCs w:val="16"/>
-              </w:rPr>
-            </w:pPr>
-            <w:r>
-              <w:rPr>
-                <w:rFonts w:ascii="Arial" w:eastAsia="Times New Roman" w:hAnsi="Arial" w:cs="Arial"/>
-                <w:b/>
-                <w:bCs/>
-                <w:color w:val="000000"/>
-                <w:sz w:val="16"/>
-                <w:szCs w:val="16"/>
-              </w:rPr>
-              <w:t>(18)</w:t>
-            </w:r>
-          </w:p>
-        </w:tc>
-      </w:tr>
-      <w:tr>
-        <w:trPr>
-          <w:trHeight w:val="300"/>
-        </w:trPr>
-        <w:tc>
-          <w:tcPr>
-            <w:tcW w:w="305" w:type="pct"/>
-            <w:tcBorders>
-              <w:top w:val="nil"/>
-              <w:left w:val="single" w:sz="4" w:space="0" w:color="auto"/>
-              <w:bottom w:val="single" w:sz="4" w:space="0" w:color="auto"/>
-              <w:right w:val="single" w:sz="4" w:space="0" w:color="auto"/>
-            </w:tcBorders>
-            <w:vAlign w:val="center"/>
-            <w:hideMark/>
-          </w:tcPr>
-          <w:p>
-            <w:pPr>
-              <w:spacing w:after="0" w:line="240" w:lineRule="auto"/>
-              <w:jc w:val="center"/>
-              <w:rPr>
-                <w:rFonts w:ascii="Arial" w:eastAsia="Times New Roman" w:hAnsi="Arial" w:cs="Arial"/>
-                <w:color w:val="000000"/>
-                <w:sz w:val="16"/>
-                <w:szCs w:val="16"/>
-              </w:rPr>
-            </w:pPr>
-            <w:r>
-              <w:rPr>
-                <w:rFonts w:ascii="Arial" w:eastAsia="Times New Roman" w:hAnsi="Arial" w:cs="Arial"/>
-                <w:color w:val="000000"/>
-                <w:sz w:val="16"/>
-                <w:szCs w:val="16"/>
-              </w:rPr>
-              <w:t>{#peserta}{no}</w:t>
-            </w:r>
-            <w:r>
-              <w:rPr>
-                <w:rFonts w:ascii="Arial" w:eastAsia="Times New Roman" w:hAnsi="Arial" w:cs="Arial"/>
-                <w:color w:val="000000"/>
-                <w:sz w:val="16"/>
-                <w:szCs w:val="16"/>
-              </w:rPr>
-              <w:t> </w:t>
-            </w:r>
-          </w:p>
-        </w:tc>
-        <w:tc>
-          <w:tcPr>
-            <w:tcW w:w="328" w:type="pct"/>
-            <w:tcBorders>
-              <w:top w:val="nil"/>
-              <w:left w:val="nil"/>
-              <w:bottom w:val="single" w:sz="4" w:space="0" w:color="auto"/>
-              <w:right w:val="single" w:sz="4" w:space="0" w:color="auto"/>
-            </w:tcBorders>
-            <w:vAlign w:val="center"/>
-            <w:hideMark/>
-          </w:tcPr>
-          <w:p>
-            <w:pPr>
-              <w:spacing w:after="0" w:line="240" w:lineRule="auto"/>
-              <w:rPr>
-                <w:rFonts w:ascii="Arial" w:eastAsia="Times New Roman" w:hAnsi="Arial" w:cs="Arial"/>
-                <w:color w:val="000000"/>
-                <w:sz w:val="16"/>
-                <w:szCs w:val="16"/>
-              </w:rPr>
-            </w:pPr>
-            <w:r>
-              <w:rPr>
-                <w:rFonts w:ascii="Arial" w:eastAsia="Times New Roman" w:hAnsi="Arial" w:cs="Arial"/>
-                <w:color w:val="000000"/>
-                <w:sz w:val="16"/>
-                <w:szCs w:val="16"/>
-              </w:rPr>
-              <w:t> </w:t>
-            </w:r>
-          </w:p>
-          <w:p>
-            <w:pPr>
-              <w:spacing w:after="0" w:line="240" w:lineRule="auto"/>
-              <w:rPr>
-                <w:rFonts w:ascii="Arial" w:eastAsia="Times New Roman" w:hAnsi="Arial" w:cs="Arial"/>
-                <w:color w:val="000000"/>
-                <w:sz w:val="16"/>
-                <w:szCs w:val="16"/>
-              </w:rPr>
-            </w:pPr>
-            <w:r>
-              <w:rPr>
-                <w:rFonts w:ascii="Arial" w:eastAsia="Times New Roman" w:hAnsi="Arial" w:cs="Arial"/>
-                <w:color w:val="000000"/>
-                <w:sz w:val="16"/>
-                <w:szCs w:val="16"/>
-              </w:rPr>
-              <w:t>{nama_petugas}</w:t>
-            </w:r>
-          </w:p>
-          <w:p>
-            <w:pPr>
-              <w:spacing w:after="0" w:line="240" w:lineRule="auto"/>
-              <w:rPr>
-                <w:rFonts w:ascii="Arial" w:eastAsia="Times New Roman" w:hAnsi="Arial" w:cs="Arial"/>
-                <w:color w:val="000000"/>
-                <w:sz w:val="16"/>
-                <w:szCs w:val="16"/>
-              </w:rPr>
-            </w:pPr>
-          </w:p>
-        </w:tc>
-        <w:tc>
-          <w:tcPr>
-            <w:tcW w:w="324" w:type="pct"/>
-            <w:tcBorders>
-              <w:top w:val="nil"/>
-              <w:left w:val="nil"/>
-              <w:bottom w:val="single" w:sz="4" w:space="0" w:color="auto"/>
-              <w:right w:val="single" w:sz="4" w:space="0" w:color="auto"/>
-            </w:tcBorders>
-            <w:vAlign w:val="center"/>
-            <w:hideMark/>
-          </w:tcPr>
-          <w:p>
-            <w:pPr>
-              <w:spacing w:after="0" w:line="240" w:lineRule="auto"/>
-              <w:rPr>
-                <w:rFonts w:ascii="Arial" w:eastAsia="Times New Roman" w:hAnsi="Arial" w:cs="Arial"/>
-                <w:color w:val="000000"/>
-                <w:sz w:val="16"/>
-                <w:szCs w:val="16"/>
-              </w:rPr>
-            </w:pPr>
-            <w:r>
-              <w:rPr>
-                <w:rFonts w:ascii="Arial" w:eastAsia="Times New Roman" w:hAnsi="Arial" w:cs="Arial"/>
-                <w:color w:val="000000"/>
-                <w:sz w:val="16"/>
-                <w:szCs w:val="16"/>
-              </w:rPr>
-              <w:t> </w:t>
-            </w:r>
-          </w:p>
-          <w:p>
-            <w:pPr>
-              <w:spacing w:after="0" w:line="240" w:lineRule="auto"/>
-              <w:rPr>
-                <w:rFonts w:ascii="Arial" w:eastAsia="Times New Roman" w:hAnsi="Arial" w:cs="Arial"/>
-                <w:color w:val="000000"/>
-                <w:sz w:val="16"/>
-                <w:szCs w:val="16"/>
-              </w:rPr>
-            </w:pPr>
-            <w:r>
-              <w:rPr>
-                <w:rFonts w:ascii="Arial" w:eastAsia="Times New Roman" w:hAnsi="Arial" w:cs="Arial"/>
-                <w:color w:val="000000"/>
-                <w:sz w:val="16"/>
-                <w:szCs w:val="16"/>
-              </w:rPr>
-              <w:t>{email_petugas}</w:t>
-            </w:r>
-          </w:p>
-          <w:p>
-            <w:pPr>
-              <w:spacing w:after="0" w:line="240" w:lineRule="auto"/>
-              <w:rPr>
-                <w:rFonts w:ascii="Arial" w:eastAsia="Times New Roman" w:hAnsi="Arial" w:cs="Arial"/>
-                <w:color w:val="000000"/>
-                <w:sz w:val="16"/>
-                <w:szCs w:val="16"/>
-              </w:rPr>
-            </w:pPr>
-          </w:p>
-        </w:tc>
-        <w:tc>
-          <w:tcPr>
-            <w:tcW w:w="251" w:type="pct"/>
-            <w:tcBorders>
-              <w:top w:val="nil"/>
-              <w:left w:val="nil"/>
-              <w:bottom w:val="single" w:sz="4" w:space="0" w:color="auto"/>
-              <w:right w:val="single" w:sz="4" w:space="0" w:color="auto"/>
-            </w:tcBorders>
-            <w:vAlign w:val="center"/>
-            <w:hideMark/>
-          </w:tcPr>
-          <w:p>
-            <w:pPr>
-              <w:spacing w:after="0" w:line="240" w:lineRule="auto"/>
-              <w:rPr>
-                <w:rFonts w:ascii="Arial" w:eastAsia="Times New Roman" w:hAnsi="Arial" w:cs="Arial"/>
-                <w:color w:val="000000"/>
-                <w:sz w:val="16"/>
-                <w:szCs w:val="16"/>
-              </w:rPr>
-            </w:pPr>
-            <w:r>
-              <w:rPr>
-                <w:rFonts w:ascii="Arial" w:eastAsia="Times New Roman" w:hAnsi="Arial" w:cs="Arial"/>
-                <w:color w:val="000000"/>
-                <w:sz w:val="16"/>
-                <w:szCs w:val="16"/>
-              </w:rPr>
-              <w:t> </w:t>
-            </w:r>
-          </w:p>
-          <w:p>
-            <w:pPr>
-              <w:spacing w:after="0" w:line="240" w:lineRule="auto"/>
-              <w:rPr>
-                <w:rFonts w:ascii="Arial" w:eastAsia="Times New Roman" w:hAnsi="Arial" w:cs="Arial"/>
-                <w:color w:val="000000"/>
-                <w:sz w:val="16"/>
-                <w:szCs w:val="16"/>
-              </w:rPr>
-            </w:pPr>
-            <w:r>
-              <w:rPr>
-                <w:rFonts w:ascii="Arial" w:eastAsia="Times New Roman" w:hAnsi="Arial" w:cs="Arial"/>
-                <w:color w:val="000000"/>
-                <w:sz w:val="16"/>
-                <w:szCs w:val="16"/>
-              </w:rPr>
-              <w:t>{nama_ppl}</w:t>
-            </w:r>
-          </w:p>
-          <w:p>
-            <w:pPr>
-              <w:spacing w:after="0" w:line="240" w:lineRule="auto"/>
-              <w:rPr>
-                <w:rFonts w:ascii="Arial" w:eastAsia="Times New Roman" w:hAnsi="Arial" w:cs="Arial"/>
-                <w:color w:val="000000"/>
-                <w:sz w:val="16"/>
-                <w:szCs w:val="16"/>
-              </w:rPr>
-            </w:pPr>
-          </w:p>
-        </w:tc>
-        <w:tc>
-          <w:tcPr>
-            <w:tcW w:w="247" w:type="pct"/>
-            <w:tcBorders>
-              <w:top w:val="nil"/>
-              <w:left w:val="nil"/>
-              <w:bottom w:val="single" w:sz="4" w:space="0" w:color="auto"/>
-              <w:right w:val="single" w:sz="4" w:space="0" w:color="auto"/>
-            </w:tcBorders>
-            <w:vAlign w:val="center"/>
-            <w:hideMark/>
-          </w:tcPr>
-          <w:p>
-            <w:pPr>
-              <w:spacing w:after="0" w:line="240" w:lineRule="auto"/>
-              <w:rPr>
-                <w:rFonts w:ascii="Arial" w:eastAsia="Times New Roman" w:hAnsi="Arial" w:cs="Arial"/>
-                <w:color w:val="000000"/>
-                <w:sz w:val="16"/>
-                <w:szCs w:val="16"/>
-              </w:rPr>
-            </w:pPr>
-            <w:r>
-              <w:rPr>
-                <w:rFonts w:ascii="Arial" w:eastAsia="Times New Roman" w:hAnsi="Arial" w:cs="Arial"/>
-                <w:color w:val="000000"/>
-                <w:sz w:val="16"/>
-                <w:szCs w:val="16"/>
-              </w:rPr>
-              <w:t> </w:t>
-            </w:r>
-          </w:p>
-          <w:p>
-            <w:pPr>
-              <w:spacing w:after="0" w:line="240" w:lineRule="auto"/>
-              <w:rPr>
-                <w:rFonts w:ascii="Arial" w:eastAsia="Times New Roman" w:hAnsi="Arial" w:cs="Arial"/>
-                <w:color w:val="000000"/>
-                <w:sz w:val="16"/>
-                <w:szCs w:val="16"/>
-              </w:rPr>
-            </w:pPr>
-            <w:r>
-              <w:rPr>
-                <w:rFonts w:ascii="Arial" w:eastAsia="Times New Roman" w:hAnsi="Arial" w:cs="Arial"/>
-                <w:color w:val="000000"/>
-                <w:sz w:val="16"/>
-                <w:szCs w:val="16"/>
-              </w:rPr>
-              <w:t>{email_ppl}</w:t>
-            </w:r>
-          </w:p>
-          <w:p>
-            <w:pPr>
-              <w:spacing w:after="0" w:line="240" w:lineRule="auto"/>
-              <w:rPr>
-                <w:rFonts w:ascii="Arial" w:eastAsia="Times New Roman" w:hAnsi="Arial" w:cs="Arial"/>
-                <w:color w:val="000000"/>
-                <w:sz w:val="16"/>
-                <w:szCs w:val="16"/>
-              </w:rPr>
-            </w:pPr>
-          </w:p>
-        </w:tc>
-        <w:tc>
-          <w:tcPr>
-            <w:tcW w:w="362" w:type="pct"/>
-            <w:tcBorders>
-              <w:top w:val="nil"/>
-              <w:left w:val="nil"/>
-              <w:bottom w:val="single" w:sz="4" w:space="0" w:color="auto"/>
-              <w:right w:val="single" w:sz="4" w:space="0" w:color="auto"/>
-            </w:tcBorders>
-            <w:vAlign w:val="center"/>
-            <w:hideMark/>
-          </w:tcPr>
-          <w:p>
-            <w:pPr>
-              <w:spacing w:after="0" w:line="240" w:lineRule="auto"/>
-              <w:jc w:val="center"/>
-              <w:rPr>
-                <w:rFonts w:ascii="Arial" w:eastAsia="Times New Roman" w:hAnsi="Arial" w:cs="Arial"/>
-                <w:color w:val="000000"/>
-                <w:sz w:val="16"/>
-                <w:szCs w:val="16"/>
-              </w:rPr>
-            </w:pPr>
-            <w:r>
-              <w:rPr>
-                <w:rFonts w:ascii="Arial" w:eastAsia="Times New Roman" w:hAnsi="Arial" w:cs="Arial"/>
-                <w:color w:val="000000"/>
-                <w:sz w:val="16"/>
-                <w:szCs w:val="16"/>
-              </w:rPr>
-              <w:t> </w:t>
-            </w:r>
-          </w:p>
-          <w:p>
-            <w:pPr>
-              <w:spacing w:after="0" w:line="240" w:lineRule="auto"/>
-              <w:jc w:val="center"/>
-              <w:rPr>
-                <w:rFonts w:ascii="Arial" w:eastAsia="Times New Roman" w:hAnsi="Arial" w:cs="Arial"/>
-                <w:color w:val="000000"/>
-                <w:sz w:val="16"/>
-                <w:szCs w:val="16"/>
-              </w:rPr>
-            </w:pPr>
-            <w:r>
-              <w:rPr>
-                <w:rFonts w:ascii="Arial" w:eastAsia="Times New Roman" w:hAnsi="Arial" w:cs="Arial"/>
-                <w:color w:val="000000"/>
-                <w:sz w:val="16"/>
-                <w:szCs w:val="16"/>
-              </w:rPr>
-              <w:t>{kode_kecamatan}</w:t>
-            </w:r>
-          </w:p>
-          <w:p>
-            <w:pPr>
-              <w:spacing w:after="0" w:line="240" w:lineRule="auto"/>
-              <w:jc w:val="center"/>
-              <w:rPr>
-                <w:rFonts w:ascii="Arial" w:eastAsia="Times New Roman" w:hAnsi="Arial" w:cs="Arial"/>
-                <w:color w:val="000000"/>
-                <w:sz w:val="16"/>
-                <w:szCs w:val="16"/>
-              </w:rPr>
-            </w:pPr>
-          </w:p>
-        </w:tc>
-        <w:tc>
-          <w:tcPr>
-            <w:tcW w:w="345" w:type="pct"/>
-            <w:tcBorders>
-              <w:top w:val="nil"/>
-              <w:left w:val="nil"/>
-              <w:bottom w:val="single" w:sz="4" w:space="0" w:color="auto"/>
-              <w:right w:val="single" w:sz="4" w:space="0" w:color="auto"/>
-            </w:tcBorders>
-            <w:vAlign w:val="center"/>
-            <w:hideMark/>
-          </w:tcPr>
-          <w:p>
-            <w:pPr>
-              <w:spacing w:after="0" w:line="240" w:lineRule="auto"/>
-              <w:jc w:val="center"/>
-              <w:rPr>
-                <w:rFonts w:ascii="Arial" w:eastAsia="Times New Roman" w:hAnsi="Arial" w:cs="Arial"/>
-                <w:color w:val="000000"/>
-                <w:sz w:val="16"/>
-                <w:szCs w:val="16"/>
-              </w:rPr>
-            </w:pPr>
-            <w:r>
-              <w:rPr>
-                <w:rFonts w:ascii="Arial" w:eastAsia="Times New Roman" w:hAnsi="Arial" w:cs="Arial"/>
-                <w:color w:val="000000"/>
-                <w:sz w:val="16"/>
-                <w:szCs w:val="16"/>
-              </w:rPr>
-              <w:t>{kode_kelurahan}</w:t>
-            </w:r>
-          </w:p>
-          <w:p>
-            <w:pPr>
-              <w:spacing w:after="0" w:line="240" w:lineRule="auto"/>
-              <w:jc w:val="center"/>
-              <w:rPr>
-                <w:rFonts w:ascii="Arial" w:eastAsia="Times New Roman" w:hAnsi="Arial" w:cs="Arial"/>
-                <w:color w:val="000000"/>
-                <w:sz w:val="16"/>
-                <w:szCs w:val="16"/>
-              </w:rPr>
-            </w:pPr>
-            <w:r>
-              <w:rPr>
-                <w:rFonts w:ascii="Arial" w:eastAsia="Times New Roman" w:hAnsi="Arial" w:cs="Arial"/>
-                <w:color w:val="000000"/>
-                <w:sz w:val="16"/>
-                <w:szCs w:val="16"/>
-              </w:rPr>
-              <w:t> </w:t>
-            </w:r>
-          </w:p>
-        </w:tc>
-        <w:tc>
-          <w:tcPr>
-            <w:tcW w:w="236" w:type="pct"/>
-            <w:tcBorders>
-              <w:top w:val="nil"/>
-              <w:left w:val="nil"/>
-              <w:bottom w:val="single" w:sz="4" w:space="0" w:color="auto"/>
-              <w:right w:val="single" w:sz="4" w:space="0" w:color="auto"/>
-            </w:tcBorders>
-            <w:vAlign w:val="center"/>
-            <w:hideMark/>
-          </w:tcPr>
-          <w:p>
-            <w:pPr>
-              <w:spacing w:after="0" w:line="240" w:lineRule="auto"/>
-              <w:jc w:val="center"/>
-              <w:rPr>
-                <w:rFonts w:ascii="Arial" w:eastAsia="Times New Roman" w:hAnsi="Arial" w:cs="Arial"/>
-                <w:color w:val="000000"/>
-                <w:sz w:val="16"/>
-                <w:szCs w:val="16"/>
-              </w:rPr>
-            </w:pPr>
-            <w:r>
-              <w:rPr>
-                <w:rFonts w:ascii="Arial" w:eastAsia="Times New Roman" w:hAnsi="Arial" w:cs="Arial"/>
-                <w:color w:val="000000"/>
-                <w:sz w:val="16"/>
-                <w:szCs w:val="16"/>
-              </w:rPr>
-              <w:t> </w:t>
-            </w:r>
-          </w:p>
-          <w:p>
-            <w:pPr>
-              <w:spacing w:after="0" w:line="240" w:lineRule="auto"/>
-              <w:jc w:val="center"/>
-              <w:rPr>
-                <w:rFonts w:ascii="Arial" w:eastAsia="Times New Roman" w:hAnsi="Arial" w:cs="Arial"/>
-                <w:color w:val="000000"/>
-                <w:sz w:val="16"/>
-                <w:szCs w:val="16"/>
-              </w:rPr>
-            </w:pPr>
-            <w:r>
-              <w:rPr>
-                <w:rFonts w:ascii="Arial" w:eastAsia="Times New Roman" w:hAnsi="Arial" w:cs="Arial"/>
-                <w:color w:val="000000"/>
-                <w:sz w:val="16"/>
-                <w:szCs w:val="16"/>
-              </w:rPr>
-              <w:t>{kode_sls}</w:t>
-            </w:r>
-          </w:p>
-          <w:p>
-            <w:pPr>
-              <w:spacing w:after="0" w:line="240" w:lineRule="auto"/>
-              <w:jc w:val="center"/>
-              <w:rPr>
-                <w:rFonts w:ascii="Arial" w:eastAsia="Times New Roman" w:hAnsi="Arial" w:cs="Arial"/>
-                <w:color w:val="000000"/>
-                <w:sz w:val="16"/>
-                <w:szCs w:val="16"/>
-              </w:rPr>
-            </w:pPr>
-          </w:p>
-        </w:tc>
-        <w:tc>
-          <w:tcPr>
-            <w:tcW w:w="301" w:type="pct"/>
-            <w:tcBorders>
-              <w:top w:val="nil"/>
-              <w:left w:val="nil"/>
-              <w:bottom w:val="single" w:sz="4" w:space="0" w:color="auto"/>
-              <w:right w:val="single" w:sz="4" w:space="0" w:color="auto"/>
-            </w:tcBorders>
-            <w:noWrap/>
-            <w:vAlign w:val="center"/>
-            <w:hideMark/>
-          </w:tcPr>
-          <w:p>
-            <w:pPr>
-              <w:spacing w:after="0" w:line="240" w:lineRule="auto"/>
-              <w:rPr>
-                <w:rFonts w:ascii="Arial" w:eastAsia="Times New Roman" w:hAnsi="Arial" w:cs="Arial"/>
-                <w:color w:val="000000"/>
-                <w:sz w:val="16"/>
-                <w:szCs w:val="16"/>
-              </w:rPr>
-            </w:pPr>
-            <w:r>
-              <w:rPr>
-                <w:rFonts w:ascii="Arial" w:eastAsia="Times New Roman" w:hAnsi="Arial" w:cs="Arial"/>
-                <w:color w:val="000000"/>
-                <w:sz w:val="16"/>
-                <w:szCs w:val="16"/>
-              </w:rPr>
-              <w:t> </w:t>
-            </w:r>
-          </w:p>
-          <w:p>
-            <w:pPr>
-              <w:spacing w:after="0" w:line="240" w:lineRule="auto"/>
-              <w:rPr>
-                <w:rFonts w:ascii="Arial" w:eastAsia="Times New Roman" w:hAnsi="Arial" w:cs="Arial"/>
-                <w:color w:val="000000"/>
-                <w:sz w:val="16"/>
-                <w:szCs w:val="16"/>
-              </w:rPr>
-            </w:pPr>
-            <w:r>
-              <w:rPr>
-                <w:rFonts w:ascii="Arial" w:eastAsia="Times New Roman" w:hAnsi="Arial" w:cs="Arial"/>
-                <w:color w:val="000000"/>
-                <w:sz w:val="16"/>
-                <w:szCs w:val="16"/>
-              </w:rPr>
-              <w:t>{pre_keluarga}</w:t>
-            </w:r>
-          </w:p>
-          <w:p>
-            <w:pPr>
-              <w:spacing w:after="0" w:line="240" w:lineRule="auto"/>
-              <w:rPr>
-                <w:rFonts w:ascii="Arial" w:eastAsia="Times New Roman" w:hAnsi="Arial" w:cs="Arial"/>
-                <w:color w:val="000000"/>
-                <w:sz w:val="16"/>
-                <w:szCs w:val="16"/>
-              </w:rPr>
-            </w:pPr>
-          </w:p>
-        </w:tc>
-        <w:tc>
-          <w:tcPr>
-            <w:tcW w:w="263" w:type="pct"/>
-            <w:tcBorders>
-              <w:top w:val="nil"/>
-              <w:left w:val="nil"/>
-              <w:bottom w:val="single" w:sz="4" w:space="0" w:color="auto"/>
-              <w:right w:val="single" w:sz="4" w:space="0" w:color="auto"/>
-            </w:tcBorders>
-            <w:noWrap/>
-            <w:vAlign w:val="center"/>
-            <w:hideMark/>
-          </w:tcPr>
-          <w:p>
-            <w:pPr>
-              <w:spacing w:after="0" w:line="240" w:lineRule="auto"/>
-              <w:rPr>
-                <w:rFonts w:ascii="Arial" w:eastAsia="Times New Roman" w:hAnsi="Arial" w:cs="Arial"/>
-                <w:color w:val="000000"/>
-                <w:sz w:val="16"/>
-                <w:szCs w:val="16"/>
-              </w:rPr>
-            </w:pPr>
-            <w:r>
-              <w:rPr>
-                <w:rFonts w:ascii="Arial" w:eastAsia="Times New Roman" w:hAnsi="Arial" w:cs="Arial"/>
-                <w:color w:val="000000"/>
-                <w:sz w:val="16"/>
-                <w:szCs w:val="16"/>
-              </w:rPr>
-              <w:t> </w:t>
-            </w:r>
-          </w:p>
-          <w:p>
-            <w:pPr>
-              <w:spacing w:after="0" w:line="240" w:lineRule="auto"/>
-              <w:rPr>
-                <w:rFonts w:ascii="Arial" w:eastAsia="Times New Roman" w:hAnsi="Arial" w:cs="Arial"/>
-                <w:color w:val="000000"/>
-                <w:sz w:val="16"/>
-                <w:szCs w:val="16"/>
-              </w:rPr>
-            </w:pPr>
-            <w:r>
-              <w:rPr>
-                <w:rFonts w:ascii="Arial" w:eastAsia="Times New Roman" w:hAnsi="Arial" w:cs="Arial"/>
-                <w:color w:val="000000"/>
-                <w:sz w:val="16"/>
-                <w:szCs w:val="16"/>
-              </w:rPr>
-              <w:t>{pre_usaha}</w:t>
-            </w:r>
-          </w:p>
-          <w:p>
-            <w:pPr>
-              <w:spacing w:after="0" w:line="240" w:lineRule="auto"/>
-              <w:rPr>
-                <w:rFonts w:ascii="Arial" w:eastAsia="Times New Roman" w:hAnsi="Arial" w:cs="Arial"/>
-                <w:color w:val="000000"/>
-                <w:sz w:val="16"/>
-                <w:szCs w:val="16"/>
-              </w:rPr>
-            </w:pPr>
-          </w:p>
-        </w:tc>
-        <w:tc>
-          <w:tcPr>
-            <w:tcW w:w="271" w:type="pct"/>
-            <w:tcBorders>
-              <w:top w:val="nil"/>
-              <w:left w:val="nil"/>
-              <w:bottom w:val="single" w:sz="4" w:space="0" w:color="auto"/>
-              <w:right w:val="single" w:sz="4" w:space="0" w:color="auto"/>
-            </w:tcBorders>
-            <w:noWrap/>
-            <w:vAlign w:val="center"/>
-            <w:hideMark/>
-          </w:tcPr>
-          <w:p>
-            <w:pPr>
-              <w:spacing w:after="0" w:line="240" w:lineRule="auto"/>
-              <w:rPr>
-                <w:rFonts w:ascii="Arial" w:eastAsia="Times New Roman" w:hAnsi="Arial" w:cs="Arial"/>
-                <w:color w:val="000000"/>
-                <w:sz w:val="16"/>
-                <w:szCs w:val="16"/>
-              </w:rPr>
-            </w:pPr>
-            <w:r>
-              <w:rPr>
-                <w:rFonts w:ascii="Arial" w:eastAsia="Times New Roman" w:hAnsi="Arial" w:cs="Arial"/>
-                <w:color w:val="000000"/>
-                <w:sz w:val="16"/>
-                <w:szCs w:val="16"/>
-              </w:rPr>
-              <w:t> </w:t>
-            </w:r>
-          </w:p>
-          <w:p>
-            <w:pPr>
-              <w:spacing w:after="0" w:line="240" w:lineRule="auto"/>
-              <w:rPr>
-                <w:rFonts w:ascii="Arial" w:eastAsia="Times New Roman" w:hAnsi="Arial" w:cs="Arial"/>
-                <w:color w:val="000000"/>
-                <w:sz w:val="16"/>
-                <w:szCs w:val="16"/>
-              </w:rPr>
-            </w:pPr>
-            <w:r>
-              <w:rPr>
-                <w:rFonts w:ascii="Arial" w:eastAsia="Times New Roman" w:hAnsi="Arial" w:cs="Arial"/>
-                <w:color w:val="000000"/>
-                <w:sz w:val="16"/>
-                <w:szCs w:val="16"/>
-              </w:rPr>
-              <w:t>{jumlah_pre}</w:t>
-            </w:r>
-          </w:p>
-          <w:p>
-            <w:pPr>
-              <w:spacing w:after="0" w:line="240" w:lineRule="auto"/>
-              <w:rPr>
-                <w:rFonts w:ascii="Arial" w:eastAsia="Times New Roman" w:hAnsi="Arial" w:cs="Arial"/>
-                <w:color w:val="000000"/>
-                <w:sz w:val="16"/>
-                <w:szCs w:val="16"/>
-              </w:rPr>
-            </w:pPr>
-          </w:p>
-        </w:tc>
-        <w:tc>
-          <w:tcPr>
-            <w:tcW w:w="378" w:type="pct"/>
-            <w:tcBorders>
-              <w:top w:val="nil"/>
-              <w:left w:val="nil"/>
-              <w:bottom w:val="single" w:sz="4" w:space="0" w:color="auto"/>
-              <w:right w:val="single" w:sz="4" w:space="0" w:color="auto"/>
-            </w:tcBorders>
-            <w:noWrap/>
-            <w:vAlign w:val="center"/>
-            <w:hideMark/>
-          </w:tcPr>
-          <w:p>
-            <w:pPr>
-              <w:spacing w:after="0" w:line="240" w:lineRule="auto"/>
-              <w:rPr>
-                <w:rFonts w:ascii="Arial" w:eastAsia="Times New Roman" w:hAnsi="Arial" w:cs="Arial"/>
-                <w:color w:val="000000"/>
-                <w:sz w:val="16"/>
-                <w:szCs w:val="16"/>
-              </w:rPr>
-            </w:pPr>
-            <w:r>
-              <w:rPr>
-                <w:rFonts w:ascii="Arial" w:eastAsia="Times New Roman" w:hAnsi="Arial" w:cs="Arial"/>
-                <w:color w:val="000000"/>
-                <w:sz w:val="16"/>
-                <w:szCs w:val="16"/>
-              </w:rPr>
-              <w:t> </w:t>
-            </w:r>
-          </w:p>
-          <w:p>
-            <w:pPr>
-              <w:spacing w:after="0" w:line="240" w:lineRule="auto"/>
-              <w:rPr>
-                <w:rFonts w:ascii="Arial" w:eastAsia="Times New Roman" w:hAnsi="Arial" w:cs="Arial"/>
-                <w:color w:val="000000"/>
-                <w:sz w:val="16"/>
-                <w:szCs w:val="16"/>
-              </w:rPr>
-            </w:pPr>
-            <w:r>
-              <w:rPr>
-                <w:rFonts w:ascii="Arial" w:eastAsia="Times New Roman" w:hAnsi="Arial" w:cs="Arial"/>
-                <w:color w:val="000000"/>
-                <w:sz w:val="16"/>
-                <w:szCs w:val="16"/>
-              </w:rPr>
-              <w:t>{realisasi_keluarga}</w:t>
-            </w:r>
-          </w:p>
-          <w:p>
-            <w:pPr>
-              <w:spacing w:after="0" w:line="240" w:lineRule="auto"/>
-              <w:rPr>
-                <w:rFonts w:ascii="Arial" w:eastAsia="Times New Roman" w:hAnsi="Arial" w:cs="Arial"/>
-                <w:color w:val="000000"/>
-                <w:sz w:val="16"/>
-                <w:szCs w:val="16"/>
-              </w:rPr>
-            </w:pPr>
-          </w:p>
-        </w:tc>
-        <w:tc>
-          <w:tcPr>
-            <w:tcW w:w="339" w:type="pct"/>
-            <w:tcBorders>
-              <w:top w:val="nil"/>
-              <w:left w:val="nil"/>
-              <w:bottom w:val="single" w:sz="4" w:space="0" w:color="auto"/>
-              <w:right w:val="single" w:sz="4" w:space="0" w:color="auto"/>
-            </w:tcBorders>
-            <w:noWrap/>
-            <w:vAlign w:val="center"/>
-            <w:hideMark/>
-          </w:tcPr>
-          <w:p>
-            <w:pPr>
-              <w:spacing w:after="0" w:line="240" w:lineRule="auto"/>
-              <w:rPr>
-                <w:rFonts w:ascii="Arial" w:eastAsia="Times New Roman" w:hAnsi="Arial" w:cs="Arial"/>
-                <w:color w:val="000000"/>
-                <w:sz w:val="16"/>
-                <w:szCs w:val="16"/>
-              </w:rPr>
-            </w:pPr>
-            <w:r>
-              <w:rPr>
-                <w:rFonts w:ascii="Arial" w:eastAsia="Times New Roman" w:hAnsi="Arial" w:cs="Arial"/>
-                <w:color w:val="000000"/>
-                <w:sz w:val="16"/>
-                <w:szCs w:val="16"/>
-              </w:rPr>
-              <w:t> </w:t>
-            </w:r>
-          </w:p>
-          <w:p>
-            <w:pPr>
-              <w:spacing w:after="0" w:line="240" w:lineRule="auto"/>
-              <w:rPr>
-                <w:rFonts w:ascii="Arial" w:eastAsia="Times New Roman" w:hAnsi="Arial" w:cs="Arial"/>
-                <w:color w:val="000000"/>
-                <w:sz w:val="16"/>
-                <w:szCs w:val="16"/>
-              </w:rPr>
-            </w:pPr>
-            <w:r>
-              <w:rPr>
-                <w:rFonts w:ascii="Arial" w:eastAsia="Times New Roman" w:hAnsi="Arial" w:cs="Arial"/>
-                <w:color w:val="000000"/>
-                <w:sz w:val="16"/>
-                <w:szCs w:val="16"/>
-              </w:rPr>
-              <w:t>{realisasi_usaha}</w:t>
-            </w:r>
-          </w:p>
-          <w:p>
-            <w:pPr>
-              <w:spacing w:after="0" w:line="240" w:lineRule="auto"/>
-              <w:rPr>
-                <w:rFonts w:ascii="Arial" w:eastAsia="Times New Roman" w:hAnsi="Arial" w:cs="Arial"/>
-                <w:color w:val="000000"/>
-                <w:sz w:val="16"/>
-                <w:szCs w:val="16"/>
-              </w:rPr>
-            </w:pPr>
-          </w:p>
-        </w:tc>
-        <w:tc>
-          <w:tcPr>
-            <w:tcW w:w="347" w:type="pct"/>
-            <w:tcBorders>
-              <w:top w:val="nil"/>
-              <w:left w:val="nil"/>
-              <w:bottom w:val="single" w:sz="4" w:space="0" w:color="auto"/>
-              <w:right w:val="single" w:sz="4" w:space="0" w:color="auto"/>
-            </w:tcBorders>
-            <w:noWrap/>
-            <w:vAlign w:val="center"/>
-            <w:hideMark/>
-          </w:tcPr>
-          <w:p>
-            <w:pPr>
-              <w:spacing w:after="0" w:line="240" w:lineRule="auto"/>
-              <w:rPr>
-                <w:rFonts w:ascii="Arial" w:eastAsia="Times New Roman" w:hAnsi="Arial" w:cs="Arial"/>
-                <w:color w:val="000000"/>
-                <w:sz w:val="16"/>
-                <w:szCs w:val="16"/>
-              </w:rPr>
-            </w:pPr>
-            <w:r>
-              <w:rPr>
-                <w:rFonts w:ascii="Arial" w:eastAsia="Times New Roman" w:hAnsi="Arial" w:cs="Arial"/>
-                <w:color w:val="000000"/>
-                <w:sz w:val="16"/>
-                <w:szCs w:val="16"/>
-              </w:rPr>
-              <w:t> </w:t>
-            </w:r>
-          </w:p>
-          <w:p>
-            <w:pPr>
-              <w:spacing w:after="0" w:line="240" w:lineRule="auto"/>
-              <w:rPr>
-                <w:rFonts w:ascii="Arial" w:eastAsia="Times New Roman" w:hAnsi="Arial" w:cs="Arial"/>
-                <w:color w:val="000000"/>
-                <w:sz w:val="16"/>
-                <w:szCs w:val="16"/>
-              </w:rPr>
-            </w:pPr>
-            <w:r>
-              <w:rPr>
-                <w:rFonts w:ascii="Arial" w:eastAsia="Times New Roman" w:hAnsi="Arial" w:cs="Arial"/>
-                <w:color w:val="000000"/>
-                <w:sz w:val="16"/>
-                <w:szCs w:val="16"/>
-              </w:rPr>
-              <w:t>{jumlah_realisasi}</w:t>
-            </w:r>
-          </w:p>
-          <w:p>
-            <w:pPr>
-              <w:spacing w:after="0" w:line="240" w:lineRule="auto"/>
-              <w:rPr>
-                <w:rFonts w:ascii="Arial" w:eastAsia="Times New Roman" w:hAnsi="Arial" w:cs="Arial"/>
-                <w:color w:val="000000"/>
-                <w:sz w:val="16"/>
-                <w:szCs w:val="16"/>
-              </w:rPr>
-            </w:pPr>
-          </w:p>
-        </w:tc>
-        <w:tc>
-          <w:tcPr>
-            <w:tcW w:w="435" w:type="pct"/>
-            <w:tcBorders>
-              <w:top w:val="nil"/>
-              <w:left w:val="nil"/>
-              <w:bottom w:val="single" w:sz="4" w:space="0" w:color="auto"/>
-              <w:right w:val="single" w:sz="4" w:space="0" w:color="auto"/>
-            </w:tcBorders>
-            <w:noWrap/>
-            <w:vAlign w:val="center"/>
-            <w:hideMark/>
-          </w:tcPr>
-          <w:p>
-            <w:pPr>
-              <w:spacing w:after="0" w:line="240" w:lineRule="auto"/>
-              <w:rPr>
-                <w:rFonts w:ascii="Arial" w:eastAsia="Times New Roman" w:hAnsi="Arial" w:cs="Arial"/>
-                <w:color w:val="000000"/>
-                <w:sz w:val="16"/>
-                <w:szCs w:val="16"/>
-              </w:rPr>
-            </w:pPr>
-            <w:r>
-              <w:rPr>
-                <w:rFonts w:ascii="Arial" w:eastAsia="Times New Roman" w:hAnsi="Arial" w:cs="Arial"/>
-                <w:color w:val="000000"/>
-                <w:sz w:val="16"/>
-                <w:szCs w:val="16"/>
-              </w:rPr>
-              <w:t> </w:t>
-            </w:r>
-          </w:p>
-          <w:p>
-            <w:pPr>
-              <w:spacing w:after="0" w:line="240" w:lineRule="auto"/>
-              <w:rPr>
-                <w:rFonts w:ascii="Arial" w:eastAsia="Times New Roman" w:hAnsi="Arial" w:cs="Arial"/>
-                <w:color w:val="000000"/>
-                <w:sz w:val="16"/>
-                <w:szCs w:val="16"/>
-              </w:rPr>
-            </w:pPr>
-            <w:r>
-              <w:rPr>
-                <w:rFonts w:ascii="Arial" w:eastAsia="Times New Roman" w:hAnsi="Arial" w:cs="Arial"/>
-                <w:color w:val="000000"/>
-                <w:sz w:val="16"/>
-                <w:szCs w:val="16"/>
-              </w:rPr>
-              <w:t>{persentase}{/peserta}</w:t>
-            </w:r>
-          </w:p>
-          <w:p>
-            <w:pPr>
-              <w:spacing w:after="0" w:line="240" w:lineRule="auto"/>
-              <w:rPr>
-                <w:rFonts w:ascii="Arial" w:eastAsia="Times New Roman" w:hAnsi="Arial" w:cs="Arial"/>
-                <w:color w:val="000000"/>
-                <w:sz w:val="16"/>
-                <w:szCs w:val="16"/>
-              </w:rPr>
-            </w:pPr>
-          </w:p>
-        </w:tc>
-        <w:tc>
-          <w:tcPr>
-            <w:tcW w:w="267" w:type="pct"/>
-            <w:tcBorders>
-              <w:top w:val="nil"/>
-              <w:left w:val="single" w:sz="4" w:space="0" w:color="auto"/>
-              <w:bottom w:val="single" w:sz="4" w:space="0" w:color="000000"/>
-              <w:right w:val="single" w:sz="4" w:space="0" w:color="auto"/>
-            </w:tcBorders>
-            <w:vAlign w:val="center"/>
-            <w:hideMark/>
-          </w:tcPr>
-          <w:p>
-            <w:pPr>
-              <w:spacing w:after="0" w:line="240" w:lineRule="auto"/>
-              <w:rPr>
-                <w:rFonts w:ascii="Arial" w:eastAsia="Times New Roman" w:hAnsi="Arial" w:cs="Arial"/>
-                <w:color w:val="000000"/>
-                <w:sz w:val="16"/>
-                <w:szCs w:val="16"/>
-              </w:rPr>
-            </w:pPr>
-          </w:p>
-        </w:tc>
-      </w:tr>
-      <w:tr>
-        <w:trPr>
-          <w:trHeight w:val="450"/>
-        </w:trPr>
-        <w:tc>
-          <w:tcPr>
-            <w:tcW w:w="2399" w:type="pct"/>
-            <w:gridSpan w:val="8"/>
-            <w:tcBorders>
-              <w:top w:val="single" w:sz="4" w:space="0" w:color="auto"/>
-              <w:left w:val="single" w:sz="4" w:space="0" w:color="auto"/>
-              <w:bottom w:val="single" w:sz="4" w:space="0" w:color="auto"/>
-              <w:right w:val="single" w:sz="4" w:space="0" w:color="000000"/>
-            </w:tcBorders>
-            <w:noWrap/>
-            <w:vAlign w:val="center"/>
-            <w:hideMark/>
-          </w:tcPr>
-          <w:p>
-            <w:pPr>
-              <w:spacing w:after="0" w:line="240" w:lineRule="auto"/>
-              <w:jc w:val="center"/>
-              <w:rPr>
-                <w:rFonts w:ascii="Arial" w:eastAsia="Times New Roman" w:hAnsi="Arial" w:cs="Arial"/>
-                <w:b/>
-                <w:bCs/>
-                <w:color w:val="000000"/>
-                <w:sz w:val="16"/>
-                <w:szCs w:val="16"/>
-              </w:rPr>
-            </w:pPr>
-            <w:r>
-              <w:rPr>
-                <w:rFonts w:ascii="Arial" w:eastAsia="Times New Roman" w:hAnsi="Arial" w:cs="Arial"/>
-                <w:b/>
-                <w:bCs/>
-                <w:color w:val="000000"/>
-                <w:sz w:val="16"/>
-                <w:szCs w:val="16"/>
-              </w:rPr>
-              <w:t>Jumlah</w:t>
-            </w:r>
-          </w:p>
-        </w:tc>
-        <w:tc>
-          <w:tcPr>
-            <w:tcW w:w="301" w:type="pct"/>
-            <w:tcBorders>
-              <w:top w:val="nil"/>
-              <w:left w:val="nil"/>
-              <w:bottom w:val="single" w:sz="4" w:space="0" w:color="auto"/>
-              <w:right w:val="single" w:sz="4" w:space="0" w:color="auto"/>
-            </w:tcBorders>
-            <w:noWrap/>
-            <w:vAlign w:val="center"/>
-            <w:hideMark/>
-          </w:tcPr>
-          <w:p>
-            <w:pPr>
-              <w:spacing w:after="0" w:line="240" w:lineRule="auto"/>
-              <w:rPr>
-                <w:rFonts w:ascii="Arial" w:eastAsia="Times New Roman" w:hAnsi="Arial" w:cs="Arial"/>
-                <w:b/>
-                <w:bCs/>
-                <w:color w:val="000000"/>
-                <w:sz w:val="16"/>
-                <w:szCs w:val="16"/>
-              </w:rPr>
-            </w:pPr>
-            <w:r>
-              <w:rPr>
-                <w:rFonts w:ascii="Arial" w:eastAsia="Times New Roman" w:hAnsi="Arial" w:cs="Arial"/>
-                <w:b/>
-                <w:bCs/>
-                <w:color w:val="000000"/>
-                <w:sz w:val="16"/>
-                <w:szCs w:val="16"/>
-              </w:rPr>
-              <w:t> </w:t>
-            </w:r>
-          </w:p>
-        </w:tc>
-        <w:tc>
-          <w:tcPr>
-            <w:tcW w:w="263" w:type="pct"/>
-            <w:tcBorders>
-              <w:top w:val="nil"/>
-              <w:left w:val="nil"/>
-              <w:bottom w:val="single" w:sz="4" w:space="0" w:color="auto"/>
-              <w:right w:val="single" w:sz="4" w:space="0" w:color="auto"/>
-            </w:tcBorders>
-            <w:noWrap/>
-            <w:vAlign w:val="center"/>
-            <w:hideMark/>
-          </w:tcPr>
-          <w:p>
-            <w:pPr>
-              <w:spacing w:after="0" w:line="240" w:lineRule="auto"/>
-              <w:rPr>
-                <w:rFonts w:ascii="Arial" w:eastAsia="Times New Roman" w:hAnsi="Arial" w:cs="Arial"/>
-                <w:b/>
-                <w:bCs/>
-                <w:color w:val="000000"/>
-                <w:sz w:val="16"/>
-                <w:szCs w:val="16"/>
-              </w:rPr>
-            </w:pPr>
-            <w:r>
-              <w:rPr>
-                <w:rFonts w:ascii="Arial" w:eastAsia="Times New Roman" w:hAnsi="Arial" w:cs="Arial"/>
-                <w:b/>
-                <w:bCs/>
-                <w:color w:val="000000"/>
-                <w:sz w:val="16"/>
-                <w:szCs w:val="16"/>
-              </w:rPr>
-              <w:t> </w:t>
-            </w:r>
-          </w:p>
-        </w:tc>
-        <w:tc>
-          <w:tcPr>
-            <w:tcW w:w="271" w:type="pct"/>
-            <w:tcBorders>
-              <w:top w:val="nil"/>
-              <w:left w:val="nil"/>
-              <w:bottom w:val="single" w:sz="4" w:space="0" w:color="auto"/>
-              <w:right w:val="single" w:sz="4" w:space="0" w:color="auto"/>
-            </w:tcBorders>
-            <w:noWrap/>
-            <w:vAlign w:val="center"/>
-          </w:tcPr>
-          <w:p>
-            <w:pPr>
-              <w:spacing w:after="0" w:line="240" w:lineRule="auto"/>
-              <w:jc w:val="right"/>
-              <w:rPr>
-                <w:rFonts w:ascii="Arial" w:eastAsia="Times New Roman" w:hAnsi="Arial" w:cs="Arial"/>
-                <w:b/>
-                <w:bCs/>
-                <w:color w:val="000000"/>
-                <w:sz w:val="16"/>
-                <w:szCs w:val="16"/>
-              </w:rPr>
-            </w:pPr>
-          </w:p>
-        </w:tc>
-        <w:tc>
-          <w:tcPr>
-            <w:tcW w:w="378" w:type="pct"/>
-            <w:tcBorders>
-              <w:top w:val="nil"/>
-              <w:left w:val="nil"/>
-              <w:bottom w:val="single" w:sz="4" w:space="0" w:color="auto"/>
-              <w:right w:val="single" w:sz="4" w:space="0" w:color="auto"/>
-            </w:tcBorders>
-            <w:noWrap/>
-            <w:vAlign w:val="center"/>
-          </w:tcPr>
-          <w:p>
-            <w:pPr>
-              <w:spacing w:after="0" w:line="240" w:lineRule="auto"/>
-              <w:rPr>
-                <w:rFonts w:ascii="Arial" w:eastAsia="Times New Roman" w:hAnsi="Arial" w:cs="Arial"/>
-                <w:b/>
-                <w:bCs/>
-                <w:color w:val="000000"/>
-                <w:sz w:val="16"/>
-                <w:szCs w:val="16"/>
-              </w:rPr>
-            </w:pPr>
-          </w:p>
-        </w:tc>
-        <w:tc>
-          <w:tcPr>
-            <w:tcW w:w="339" w:type="pct"/>
-            <w:tcBorders>
-              <w:top w:val="nil"/>
-              <w:left w:val="nil"/>
-              <w:bottom w:val="single" w:sz="4" w:space="0" w:color="auto"/>
-              <w:right w:val="single" w:sz="4" w:space="0" w:color="auto"/>
-            </w:tcBorders>
-            <w:noWrap/>
-            <w:vAlign w:val="center"/>
-          </w:tcPr>
-          <w:p>
-            <w:pPr>
-              <w:spacing w:after="0" w:line="240" w:lineRule="auto"/>
-              <w:rPr>
-                <w:rFonts w:ascii="Arial" w:eastAsia="Times New Roman" w:hAnsi="Arial" w:cs="Arial"/>
-                <w:b/>
-                <w:bCs/>
-                <w:color w:val="000000"/>
-                <w:sz w:val="16"/>
-                <w:szCs w:val="16"/>
-              </w:rPr>
-            </w:pPr>
-          </w:p>
-        </w:tc>
-        <w:tc>
-          <w:tcPr>
-            <w:tcW w:w="347" w:type="pct"/>
-            <w:tcBorders>
-              <w:top w:val="nil"/>
-              <w:left w:val="nil"/>
-              <w:bottom w:val="single" w:sz="4" w:space="0" w:color="auto"/>
-              <w:right w:val="single" w:sz="4" w:space="0" w:color="auto"/>
-            </w:tcBorders>
-            <w:noWrap/>
-            <w:vAlign w:val="center"/>
-          </w:tcPr>
-          <w:p>
-            <w:pPr>
-              <w:spacing w:after="0" w:line="240" w:lineRule="auto"/>
-              <w:jc w:val="right"/>
-              <w:rPr>
-                <w:rFonts w:ascii="Arial" w:eastAsia="Times New Roman" w:hAnsi="Arial" w:cs="Arial"/>
-                <w:b/>
-                <w:bCs/>
-                <w:color w:val="000000"/>
-                <w:sz w:val="16"/>
-                <w:szCs w:val="16"/>
-              </w:rPr>
-            </w:pPr>
-          </w:p>
-        </w:tc>
-        <w:tc>
-          <w:tcPr>
-            <w:tcW w:w="435" w:type="pct"/>
-            <w:tcBorders>
-              <w:top w:val="nil"/>
-              <w:left w:val="nil"/>
-              <w:bottom w:val="single" w:sz="4" w:space="0" w:color="auto"/>
-              <w:right w:val="single" w:sz="4" w:space="0" w:color="auto"/>
-            </w:tcBorders>
-            <w:noWrap/>
-            <w:vAlign w:val="center"/>
-            <w:hideMark/>
-          </w:tcPr>
-          <w:p>
-            <w:pPr>
-              <w:spacing w:after="0" w:line="240" w:lineRule="auto"/>
-              <w:jc w:val="right"/>
-              <w:rPr>
-                <w:rFonts w:ascii="Arial" w:eastAsia="Times New Roman" w:hAnsi="Arial" w:cs="Arial"/>
-                <w:b/>
-                <w:bCs/>
-                <w:color w:val="000000"/>
-                <w:sz w:val="16"/>
-                <w:szCs w:val="16"/>
-              </w:rPr>
-            </w:pPr>
-            <w:r>
-              <w:rPr>
-                <w:rFonts w:ascii="Arial" w:eastAsia="Times New Roman" w:hAnsi="Arial" w:cs="Arial"/>
-                <w:b/>
-                <w:bCs/>
-                <w:color w:val="000000"/>
-                <w:sz w:val="16"/>
-                <w:szCs w:val="16"/>
-              </w:rPr>
-              <w:t>{average_persentase}</w:t>
-            </w:r>
-          </w:p>
-          <w:p>
-            <w:pPr>
-              <w:spacing w:after="0" w:line="240" w:lineRule="auto"/>
-              <w:jc w:val="right"/>
-              <w:rPr>
-                <w:rFonts w:ascii="Arial" w:eastAsia="Times New Roman" w:hAnsi="Arial" w:cs="Arial"/>
-                <w:b/>
-                <w:bCs/>
-                <w:color w:val="000000"/>
-                <w:sz w:val="16"/>
-                <w:szCs w:val="16"/>
-              </w:rPr>
-            </w:pPr>
-          </w:p>
-        </w:tc>
-        <w:tc>
-          <w:tcPr>
-            <w:tcW w:w="267" w:type="pct"/>
-            <w:tcBorders>
-              <w:top w:val="nil"/>
-              <w:left w:val="nil"/>
-              <w:bottom w:val="single" w:sz="4" w:space="0" w:color="auto"/>
-              <w:right w:val="single" w:sz="4" w:space="0" w:color="auto"/>
-            </w:tcBorders>
-            <w:vAlign w:val="center"/>
-            <w:hideMark/>
-          </w:tcPr>
-          <w:p>
-            <w:pPr>
-              <w:spacing w:after="0" w:line="240" w:lineRule="auto"/>
-              <w:jc w:val="center"/>
-              <w:rPr>
-                <w:rFonts w:ascii="Arial" w:eastAsia="Times New Roman" w:hAnsi="Arial" w:cs="Arial"/>
-                <w:b/>
-                <w:bCs/>
-                <w:color w:val="000000"/>
-                <w:sz w:val="16"/>
-                <w:szCs w:val="16"/>
-              </w:rPr>
-            </w:pPr>
-          </w:p>
-        </w:tc>
-      </w:tr>
-    </w:tbl>
     <w:p>
       <w:pPr>
         <w:spacing w:after="0" w:line="240" w:lineRule="auto"/>

--- a/public/templates/BERKAS PEMBAYARAN PPL TERMIN II - 1,5 BULAN (1).docx
+++ b/public/templates/BERKAS PEMBAYARAN PPL TERMIN II - 1,5 BULAN (1).docx
@@ -420,47 +420,7 @@
           <w:sz w:val="24"/>
           <w:szCs w:val="24"/>
         </w:rPr>
-        <w:t xml:space="preserve">Dengan </w:t>
-      </w:r>
-      <w:proofErr w:type="spellStart"/>
-      <w:r>
-        <w:rPr>
-          <w:rFonts w:ascii="Bookman Old Style" w:eastAsia="Bookman Old Style" w:hAnsi="Bookman Old Style" w:cs="Bookman Old Style"/>
-          <w:color w:val="000000"/>
-          <w:sz w:val="24"/>
-          <w:szCs w:val="24"/>
-        </w:rPr>
-        <w:t>ini</w:t>
-      </w:r>
-      <w:proofErr w:type="spellEnd"/>
-      <w:r>
-        <w:rPr>
-          <w:rFonts w:ascii="Bookman Old Style" w:eastAsia="Bookman Old Style" w:hAnsi="Bookman Old Style" w:cs="Bookman Old Style"/>
-          <w:color w:val="000000"/>
-          <w:sz w:val="24"/>
-          <w:szCs w:val="24"/>
-        </w:rPr>
-        <w:t xml:space="preserve"> </w:t>
-      </w:r>
-      <w:proofErr w:type="spellStart"/>
-      <w:r>
-        <w:rPr>
-          <w:rFonts w:ascii="Bookman Old Style" w:eastAsia="Bookman Old Style" w:hAnsi="Bookman Old Style" w:cs="Bookman Old Style"/>
-          <w:color w:val="000000"/>
-          <w:sz w:val="24"/>
-          <w:szCs w:val="24"/>
-        </w:rPr>
-        <w:t>menyatakan</w:t>
-      </w:r>
-      <w:proofErr w:type="spellEnd"/>
-      <w:r>
-        <w:rPr>
-          <w:rFonts w:ascii="Bookman Old Style" w:eastAsia="Bookman Old Style" w:hAnsi="Bookman Old Style" w:cs="Bookman Old Style"/>
-          <w:color w:val="000000"/>
-          <w:sz w:val="24"/>
-          <w:szCs w:val="24"/>
-        </w:rPr>
-        <w:t>:  </w:t>
+        <w:t>Dengan ini menyatakan:  </w:t>
       </w:r>
     </w:p>
     <w:p>
@@ -1184,16 +1144,7 @@
                 <w:sz w:val="24"/>
                 <w:szCs w:val="24"/>
               </w:rPr>
-              <w:t>(</w:t>
-            </w:r>
-            <w:proofErr w:type="spellStart"/>
-            <w:r>
-              <w:rPr>
-                <w:rFonts w:ascii="Bookman Old Style" w:eastAsia="Bookman Old Style" w:hAnsi="Bookman Old Style" w:cs="Bookman Old Style"/>
-                <w:sz w:val="24"/>
-                <w:szCs w:val="24"/>
-              </w:rPr>
-              <w:t>N</w:t>
+              <w:t>(N</w:t>
             </w:r>
             <w:r>
               <w:rPr>
@@ -1203,7 +1154,6 @@
               </w:rPr>
               <w:t>uraliyah</w:t>
             </w:r>
-            <w:proofErr w:type="spellEnd"/>
             <w:r>
               <w:rPr>
                 <w:rFonts w:ascii="Bookman Old Style" w:eastAsia="Bookman Old Style" w:hAnsi="Bookman Old Style" w:cs="Bookman Old Style"/>
@@ -2379,47 +2329,7 @@
           <w:sz w:val="24"/>
           <w:szCs w:val="24"/>
         </w:rPr>
-        <w:t xml:space="preserve">Dengan </w:t>
-      </w:r>
-      <w:proofErr w:type="spellStart"/>
-      <w:r>
-        <w:rPr>
-          <w:rFonts w:ascii="Bookman Old Style" w:eastAsia="Bookman Old Style" w:hAnsi="Bookman Old Style" w:cs="Bookman Old Style"/>
-          <w:color w:val="000000"/>
-          <w:sz w:val="24"/>
-          <w:szCs w:val="24"/>
-        </w:rPr>
-        <w:t>ini</w:t>
-      </w:r>
-      <w:proofErr w:type="spellEnd"/>
-      <w:r>
-        <w:rPr>
-          <w:rFonts w:ascii="Bookman Old Style" w:eastAsia="Bookman Old Style" w:hAnsi="Bookman Old Style" w:cs="Bookman Old Style"/>
-          <w:color w:val="000000"/>
-          <w:sz w:val="24"/>
-          <w:szCs w:val="24"/>
-        </w:rPr>
-        <w:t xml:space="preserve"> </w:t>
-      </w:r>
-      <w:proofErr w:type="spellStart"/>
-      <w:r>
-        <w:rPr>
-          <w:rFonts w:ascii="Bookman Old Style" w:eastAsia="Bookman Old Style" w:hAnsi="Bookman Old Style" w:cs="Bookman Old Style"/>
-          <w:color w:val="000000"/>
-          <w:sz w:val="24"/>
-          <w:szCs w:val="24"/>
-        </w:rPr>
-        <w:t>menyatakan</w:t>
-      </w:r>
-      <w:proofErr w:type="spellEnd"/>
-      <w:r>
-        <w:rPr>
-          <w:rFonts w:ascii="Bookman Old Style" w:eastAsia="Bookman Old Style" w:hAnsi="Bookman Old Style" w:cs="Bookman Old Style"/>
-          <w:color w:val="000000"/>
-          <w:sz w:val="24"/>
-          <w:szCs w:val="24"/>
-        </w:rPr>
-        <w:t>:  </w:t>
+        <w:t>Dengan ini menyatakan:  </w:t>
       </w:r>
     </w:p>
     <w:p>
@@ -2456,455 +2366,78 @@
           <w:sz w:val="24"/>
           <w:szCs w:val="24"/>
         </w:rPr>
+        <w:t xml:space="preserve"> telah melaksanakan pekerjaan Pendataan Lapangan  Sensus Ekonomi 2026 pada Badan Pusat Statistik Kota Jakarta Timur berdasarkan Perjanjian Kerja Nomor: </w:t>
+      </w:r>
+      <w:r>
+        <w:rPr>
+          <w:rFonts w:ascii="Bookman Old Style" w:eastAsia="Bookman Old Style" w:hAnsi="Bookman Old Style" w:cs="Bookman Old Style"/>
+          <w:color w:val="000000"/>
+          <w:sz w:val="24"/>
+          <w:szCs w:val="24"/>
+        </w:rPr>
+        <w:t>{nomor_spk}</w:t>
+      </w:r>
+      <w:r>
+        <w:rPr>
+          <w:rFonts w:ascii="Bookman Old Style" w:eastAsia="Bookman Old Style" w:hAnsi="Bookman Old Style" w:cs="Bookman Old Style"/>
+          <w:color w:val="000000"/>
+          <w:sz w:val="24"/>
+          <w:szCs w:val="24"/>
+        </w:rPr>
+        <w:t xml:space="preserve">, sesuai dengan target pekerjaan termin </w:t>
+      </w:r>
+      <w:r>
+        <w:rPr>
+          <w:rFonts w:ascii="Bookman Old Style" w:eastAsia="Bookman Old Style" w:hAnsi="Bookman Old Style" w:cs="Bookman Old Style"/>
+          <w:sz w:val="24"/>
+          <w:szCs w:val="24"/>
+        </w:rPr>
+        <w:t>I</w:t>
+      </w:r>
+      <w:r>
+        <w:rPr>
+          <w:rFonts w:ascii="Bookman Old Style" w:eastAsia="Bookman Old Style" w:hAnsi="Bookman Old Style" w:cs="Bookman Old Style"/>
+          <w:color w:val="000000"/>
+          <w:sz w:val="24"/>
+          <w:szCs w:val="24"/>
+        </w:rPr>
+        <w:t xml:space="preserve">I yang ditetapkan sebesar </w:t>
+      </w:r>
+      <w:r>
+        <w:rPr>
+          <w:rFonts w:ascii="Bookman Old Style" w:eastAsia="Bookman Old Style" w:hAnsi="Bookman Old Style" w:cs="Bookman Old Style"/>
+          <w:color w:val="000000"/>
+          <w:sz w:val="24"/>
+          <w:szCs w:val="24"/>
+        </w:rPr>
+        <w:t>{sls_ongoing</w:t>
+      </w:r>
+      <w:r>
+        <w:rPr>
+          <w:rFonts w:ascii="Bookman Old Style" w:eastAsia="Bookman Old Style" w:hAnsi="Bookman Old Style" w:cs="Bookman Old Style"/>
+          <w:color w:val="000000"/>
+          <w:sz w:val="24"/>
+          <w:szCs w:val="24"/>
+        </w:rPr>
+        <w:t>}</w:t>
+      </w:r>
+      <w:r>
+        <w:rPr>
+          <w:rFonts w:ascii="Bookman Old Style" w:eastAsia="Bookman Old Style" w:hAnsi="Bookman Old Style" w:cs="Bookman Old Style"/>
+          <w:color w:val="000000"/>
+          <w:sz w:val="24"/>
+          <w:szCs w:val="24"/>
+        </w:rPr>
         <w:t xml:space="preserve"> </w:t>
       </w:r>
-      <w:proofErr w:type="spellStart"/>
-      <w:r>
-        <w:rPr>
-          <w:rFonts w:ascii="Bookman Old Style" w:eastAsia="Bookman Old Style" w:hAnsi="Bookman Old Style" w:cs="Bookman Old Style"/>
-          <w:color w:val="000000"/>
-          <w:sz w:val="24"/>
-          <w:szCs w:val="24"/>
-        </w:rPr>
-        <w:t>telah</w:t>
-      </w:r>
-      <w:proofErr w:type="spellEnd"/>
-      <w:r>
-        <w:rPr>
-          <w:rFonts w:ascii="Bookman Old Style" w:eastAsia="Bookman Old Style" w:hAnsi="Bookman Old Style" w:cs="Bookman Old Style"/>
-          <w:color w:val="000000"/>
-          <w:sz w:val="24"/>
-          <w:szCs w:val="24"/>
-        </w:rPr>
-        <w:t xml:space="preserve"> </w:t>
-      </w:r>
-      <w:proofErr w:type="spellStart"/>
-      <w:r>
-        <w:rPr>
-          <w:rFonts w:ascii="Bookman Old Style" w:eastAsia="Bookman Old Style" w:hAnsi="Bookman Old Style" w:cs="Bookman Old Style"/>
-          <w:color w:val="000000"/>
-          <w:sz w:val="24"/>
-          <w:szCs w:val="24"/>
-        </w:rPr>
-        <w:t>melaksanakan</w:t>
-      </w:r>
-      <w:proofErr w:type="spellEnd"/>
-      <w:r>
-        <w:rPr>
-          <w:rFonts w:ascii="Bookman Old Style" w:eastAsia="Bookman Old Style" w:hAnsi="Bookman Old Style" w:cs="Bookman Old Style"/>
-          <w:color w:val="000000"/>
-          <w:sz w:val="24"/>
-          <w:szCs w:val="24"/>
-        </w:rPr>
-        <w:t xml:space="preserve"> </w:t>
-      </w:r>
-      <w:proofErr w:type="spellStart"/>
-      <w:r>
-        <w:rPr>
-          <w:rFonts w:ascii="Bookman Old Style" w:eastAsia="Bookman Old Style" w:hAnsi="Bookman Old Style" w:cs="Bookman Old Style"/>
-          <w:color w:val="000000"/>
-          <w:sz w:val="24"/>
-          <w:szCs w:val="24"/>
-        </w:rPr>
-        <w:t>pekerjaan</w:t>
-      </w:r>
-      <w:proofErr w:type="spellEnd"/>
-      <w:r>
-        <w:rPr>
-          <w:rFonts w:ascii="Bookman Old Style" w:eastAsia="Bookman Old Style" w:hAnsi="Bookman Old Style" w:cs="Bookman Old Style"/>
-          <w:color w:val="000000"/>
-          <w:sz w:val="24"/>
-          <w:szCs w:val="24"/>
-        </w:rPr>
-        <w:t xml:space="preserve"> </w:t>
-      </w:r>
-      <w:proofErr w:type="spellStart"/>
-      <w:r>
-        <w:rPr>
-          <w:rFonts w:ascii="Bookman Old Style" w:eastAsia="Bookman Old Style" w:hAnsi="Bookman Old Style" w:cs="Bookman Old Style"/>
-          <w:color w:val="000000"/>
-          <w:sz w:val="24"/>
-          <w:szCs w:val="24"/>
-        </w:rPr>
-        <w:t>Pendataan</w:t>
-      </w:r>
-      <w:proofErr w:type="spellEnd"/>
-      <w:r>
-        <w:rPr>
-          <w:rFonts w:ascii="Bookman Old Style" w:eastAsia="Bookman Old Style" w:hAnsi="Bookman Old Style" w:cs="Bookman Old Style"/>
-          <w:color w:val="000000"/>
-          <w:sz w:val="24"/>
-          <w:szCs w:val="24"/>
-        </w:rPr>
-        <w:t xml:space="preserve"> </w:t>
-      </w:r>
-      <w:proofErr w:type="gramStart"/>
-      <w:r>
-        <w:rPr>
-          <w:rFonts w:ascii="Bookman Old Style" w:eastAsia="Bookman Old Style" w:hAnsi="Bookman Old Style" w:cs="Bookman Old Style"/>
-          <w:color w:val="000000"/>
-          <w:sz w:val="24"/>
-          <w:szCs w:val="24"/>
-        </w:rPr>
-        <w:t>Lapangan  Sensus</w:t>
-      </w:r>
-      <w:proofErr w:type="gramEnd"/>
-      <w:r>
-        <w:rPr>
-          <w:rFonts w:ascii="Bookman Old Style" w:eastAsia="Bookman Old Style" w:hAnsi="Bookman Old Style" w:cs="Bookman Old Style"/>
-          <w:color w:val="000000"/>
-          <w:sz w:val="24"/>
-          <w:szCs w:val="24"/>
-        </w:rPr>
-        <w:t xml:space="preserve"> Ekonomi 2026 pada Badan Pusat </w:t>
-      </w:r>
-      <w:proofErr w:type="spellStart"/>
-      <w:r>
-        <w:rPr>
-          <w:rFonts w:ascii="Bookman Old Style" w:eastAsia="Bookman Old Style" w:hAnsi="Bookman Old Style" w:cs="Bookman Old Style"/>
-          <w:color w:val="000000"/>
-          <w:sz w:val="24"/>
-          <w:szCs w:val="24"/>
-        </w:rPr>
-        <w:t>Statistik</w:t>
-      </w:r>
-      <w:proofErr w:type="spellEnd"/>
-      <w:r>
-        <w:rPr>
-          <w:rFonts w:ascii="Bookman Old Style" w:eastAsia="Bookman Old Style" w:hAnsi="Bookman Old Style" w:cs="Bookman Old Style"/>
-          <w:color w:val="000000"/>
-          <w:sz w:val="24"/>
-          <w:szCs w:val="24"/>
-        </w:rPr>
-        <w:t xml:space="preserve"> Kota Jakarta Timur </w:t>
-      </w:r>
-      <w:proofErr w:type="spellStart"/>
-      <w:r>
-        <w:rPr>
-          <w:rFonts w:ascii="Bookman Old Style" w:eastAsia="Bookman Old Style" w:hAnsi="Bookman Old Style" w:cs="Bookman Old Style"/>
-          <w:color w:val="000000"/>
-          <w:sz w:val="24"/>
-          <w:szCs w:val="24"/>
-        </w:rPr>
-        <w:t>berdasarkan</w:t>
-      </w:r>
-      <w:proofErr w:type="spellEnd"/>
-      <w:r>
-        <w:rPr>
-          <w:rFonts w:ascii="Bookman Old Style" w:eastAsia="Bookman Old Style" w:hAnsi="Bookman Old Style" w:cs="Bookman Old Style"/>
-          <w:color w:val="000000"/>
-          <w:sz w:val="24"/>
-          <w:szCs w:val="24"/>
-        </w:rPr>
-        <w:t xml:space="preserve"> </w:t>
-      </w:r>
-      <w:proofErr w:type="spellStart"/>
-      <w:r>
-        <w:rPr>
-          <w:rFonts w:ascii="Bookman Old Style" w:eastAsia="Bookman Old Style" w:hAnsi="Bookman Old Style" w:cs="Bookman Old Style"/>
-          <w:color w:val="000000"/>
-          <w:sz w:val="24"/>
-          <w:szCs w:val="24"/>
-        </w:rPr>
-        <w:t>Perjanjian</w:t>
-      </w:r>
-      <w:proofErr w:type="spellEnd"/>
-      <w:r>
-        <w:rPr>
-          <w:rFonts w:ascii="Bookman Old Style" w:eastAsia="Bookman Old Style" w:hAnsi="Bookman Old Style" w:cs="Bookman Old Style"/>
-          <w:color w:val="000000"/>
-          <w:sz w:val="24"/>
-          <w:szCs w:val="24"/>
-        </w:rPr>
-        <w:t xml:space="preserve"> </w:t>
-      </w:r>
-      <w:proofErr w:type="spellStart"/>
-      <w:r>
-        <w:rPr>
-          <w:rFonts w:ascii="Bookman Old Style" w:eastAsia="Bookman Old Style" w:hAnsi="Bookman Old Style" w:cs="Bookman Old Style"/>
-          <w:color w:val="000000"/>
-          <w:sz w:val="24"/>
-          <w:szCs w:val="24"/>
-        </w:rPr>
-        <w:t>Kerja</w:t>
-      </w:r>
-      <w:proofErr w:type="spellEnd"/>
-      <w:r>
-        <w:rPr>
-          <w:rFonts w:ascii="Bookman Old Style" w:eastAsia="Bookman Old Style" w:hAnsi="Bookman Old Style" w:cs="Bookman Old Style"/>
-          <w:color w:val="000000"/>
-          <w:sz w:val="24"/>
-          <w:szCs w:val="24"/>
-        </w:rPr>
-        <w:t xml:space="preserve"> Nomor: </w:t>
-      </w:r>
-      <w:r>
-        <w:rPr>
-          <w:rFonts w:ascii="Bookman Old Style" w:eastAsia="Bookman Old Style" w:hAnsi="Bookman Old Style" w:cs="Bookman Old Style"/>
-          <w:color w:val="000000"/>
-          <w:sz w:val="24"/>
-          <w:szCs w:val="24"/>
-        </w:rPr>
-        <w:t>{</w:t>
-      </w:r>
-      <w:proofErr w:type="spellStart"/>
-      <w:r>
-        <w:rPr>
-          <w:rFonts w:ascii="Bookman Old Style" w:eastAsia="Bookman Old Style" w:hAnsi="Bookman Old Style" w:cs="Bookman Old Style"/>
-          <w:color w:val="000000"/>
-          <w:sz w:val="24"/>
-          <w:szCs w:val="24"/>
-        </w:rPr>
-        <w:t>nomor_spk</w:t>
-      </w:r>
-      <w:proofErr w:type="spellEnd"/>
-      <w:r>
-        <w:rPr>
-          <w:rFonts w:ascii="Bookman Old Style" w:eastAsia="Bookman Old Style" w:hAnsi="Bookman Old Style" w:cs="Bookman Old Style"/>
-          <w:color w:val="000000"/>
-          <w:sz w:val="24"/>
-          <w:szCs w:val="24"/>
-        </w:rPr>
-        <w:t>}</w:t>
-      </w:r>
-      <w:r>
-        <w:rPr>
-          <w:rFonts w:ascii="Bookman Old Style" w:eastAsia="Bookman Old Style" w:hAnsi="Bookman Old Style" w:cs="Bookman Old Style"/>
-          <w:color w:val="000000"/>
-          <w:sz w:val="24"/>
-          <w:szCs w:val="24"/>
-        </w:rPr>
-        <w:t xml:space="preserve">, </w:t>
-      </w:r>
-      <w:proofErr w:type="spellStart"/>
-      <w:r>
-        <w:rPr>
-          <w:rFonts w:ascii="Bookman Old Style" w:eastAsia="Bookman Old Style" w:hAnsi="Bookman Old Style" w:cs="Bookman Old Style"/>
-          <w:color w:val="000000"/>
-          <w:sz w:val="24"/>
-          <w:szCs w:val="24"/>
-        </w:rPr>
-        <w:t>sesuai</w:t>
-      </w:r>
-      <w:proofErr w:type="spellEnd"/>
-      <w:r>
-        <w:rPr>
-          <w:rFonts w:ascii="Bookman Old Style" w:eastAsia="Bookman Old Style" w:hAnsi="Bookman Old Style" w:cs="Bookman Old Style"/>
-          <w:color w:val="000000"/>
-          <w:sz w:val="24"/>
-          <w:szCs w:val="24"/>
-        </w:rPr>
-        <w:t xml:space="preserve"> </w:t>
-      </w:r>
-      <w:proofErr w:type="spellStart"/>
-      <w:r>
-        <w:rPr>
-          <w:rFonts w:ascii="Bookman Old Style" w:eastAsia="Bookman Old Style" w:hAnsi="Bookman Old Style" w:cs="Bookman Old Style"/>
-          <w:color w:val="000000"/>
-          <w:sz w:val="24"/>
-          <w:szCs w:val="24"/>
-        </w:rPr>
-        <w:t>dengan</w:t>
-      </w:r>
-      <w:proofErr w:type="spellEnd"/>
-      <w:r>
-        <w:rPr>
-          <w:rFonts w:ascii="Bookman Old Style" w:eastAsia="Bookman Old Style" w:hAnsi="Bookman Old Style" w:cs="Bookman Old Style"/>
-          <w:color w:val="000000"/>
-          <w:sz w:val="24"/>
-          <w:szCs w:val="24"/>
-        </w:rPr>
-        <w:t xml:space="preserve"> target </w:t>
-      </w:r>
-      <w:proofErr w:type="spellStart"/>
-      <w:r>
-        <w:rPr>
-          <w:rFonts w:ascii="Bookman Old Style" w:eastAsia="Bookman Old Style" w:hAnsi="Bookman Old Style" w:cs="Bookman Old Style"/>
-          <w:color w:val="000000"/>
-          <w:sz w:val="24"/>
-          <w:szCs w:val="24"/>
-        </w:rPr>
-        <w:t>pekerjaan</w:t>
-      </w:r>
-      <w:proofErr w:type="spellEnd"/>
-      <w:r>
-        <w:rPr>
-          <w:rFonts w:ascii="Bookman Old Style" w:eastAsia="Bookman Old Style" w:hAnsi="Bookman Old Style" w:cs="Bookman Old Style"/>
-          <w:color w:val="000000"/>
-          <w:sz w:val="24"/>
-          <w:szCs w:val="24"/>
-        </w:rPr>
-        <w:t xml:space="preserve"> </w:t>
-      </w:r>
-      <w:proofErr w:type="spellStart"/>
-      <w:r>
-        <w:rPr>
-          <w:rFonts w:ascii="Bookman Old Style" w:eastAsia="Bookman Old Style" w:hAnsi="Bookman Old Style" w:cs="Bookman Old Style"/>
-          <w:color w:val="000000"/>
-          <w:sz w:val="24"/>
-          <w:szCs w:val="24"/>
-        </w:rPr>
-        <w:t>termin</w:t>
-      </w:r>
-      <w:proofErr w:type="spellEnd"/>
-      <w:r>
-        <w:rPr>
-          <w:rFonts w:ascii="Bookman Old Style" w:eastAsia="Bookman Old Style" w:hAnsi="Bookman Old Style" w:cs="Bookman Old Style"/>
-          <w:color w:val="000000"/>
-          <w:sz w:val="24"/>
-          <w:szCs w:val="24"/>
-        </w:rPr>
-        <w:t xml:space="preserve"> </w:t>
-      </w:r>
-      <w:r>
-        <w:rPr>
-          <w:rFonts w:ascii="Bookman Old Style" w:eastAsia="Bookman Old Style" w:hAnsi="Bookman Old Style" w:cs="Bookman Old Style"/>
-          <w:sz w:val="24"/>
-          <w:szCs w:val="24"/>
-        </w:rPr>
-        <w:t>I</w:t>
-      </w:r>
-      <w:r>
-        <w:rPr>
-          <w:rFonts w:ascii="Bookman Old Style" w:eastAsia="Bookman Old Style" w:hAnsi="Bookman Old Style" w:cs="Bookman Old Style"/>
-          <w:color w:val="000000"/>
-          <w:sz w:val="24"/>
-          <w:szCs w:val="24"/>
-        </w:rPr>
-        <w:t xml:space="preserve">I yang </w:t>
-      </w:r>
-      <w:proofErr w:type="spellStart"/>
-      <w:r>
-        <w:rPr>
-          <w:rFonts w:ascii="Bookman Old Style" w:eastAsia="Bookman Old Style" w:hAnsi="Bookman Old Style" w:cs="Bookman Old Style"/>
-          <w:color w:val="000000"/>
-          <w:sz w:val="24"/>
-          <w:szCs w:val="24"/>
-        </w:rPr>
-        <w:t>ditetapkan</w:t>
-      </w:r>
-      <w:proofErr w:type="spellEnd"/>
-      <w:r>
-        <w:rPr>
-          <w:rFonts w:ascii="Bookman Old Style" w:eastAsia="Bookman Old Style" w:hAnsi="Bookman Old Style" w:cs="Bookman Old Style"/>
-          <w:color w:val="000000"/>
-          <w:sz w:val="24"/>
-          <w:szCs w:val="24"/>
-        </w:rPr>
-        <w:t xml:space="preserve"> </w:t>
-      </w:r>
-      <w:proofErr w:type="spellStart"/>
-      <w:r>
-        <w:rPr>
-          <w:rFonts w:ascii="Bookman Old Style" w:eastAsia="Bookman Old Style" w:hAnsi="Bookman Old Style" w:cs="Bookman Old Style"/>
-          <w:color w:val="000000"/>
-          <w:sz w:val="24"/>
-          <w:szCs w:val="24"/>
-        </w:rPr>
-        <w:t>sebesar</w:t>
-      </w:r>
-      <w:proofErr w:type="spellEnd"/>
-      <w:r>
-        <w:rPr>
-          <w:rFonts w:ascii="Bookman Old Style" w:eastAsia="Bookman Old Style" w:hAnsi="Bookman Old Style" w:cs="Bookman Old Style"/>
-          <w:color w:val="000000"/>
-          <w:sz w:val="24"/>
-          <w:szCs w:val="24"/>
-        </w:rPr>
-        <w:t xml:space="preserve"> </w:t>
-      </w:r>
-      <w:r>
-        <w:rPr>
-          <w:rFonts w:ascii="Bookman Old Style" w:eastAsia="Bookman Old Style" w:hAnsi="Bookman Old Style" w:cs="Bookman Old Style"/>
-          <w:color w:val="000000"/>
-          <w:sz w:val="24"/>
-          <w:szCs w:val="24"/>
-        </w:rPr>
-        <w:t>{</w:t>
-      </w:r>
-      <w:proofErr w:type="spellStart"/>
-      <w:r>
-        <w:rPr>
-          <w:rFonts w:ascii="Bookman Old Style" w:eastAsia="Bookman Old Style" w:hAnsi="Bookman Old Style" w:cs="Bookman Old Style"/>
-          <w:color w:val="000000"/>
-          <w:sz w:val="24"/>
-          <w:szCs w:val="24"/>
-        </w:rPr>
-        <w:t>sls_ongoing</w:t>
-      </w:r>
-      <w:proofErr w:type="spellEnd"/>
-      <w:r>
-        <w:rPr>
-          <w:rFonts w:ascii="Bookman Old Style" w:eastAsia="Bookman Old Style" w:hAnsi="Bookman Old Style" w:cs="Bookman Old Style"/>
-          <w:color w:val="000000"/>
-          <w:sz w:val="24"/>
-          <w:szCs w:val="24"/>
-        </w:rPr>
-        <w:t>}</w:t>
-      </w:r>
-      <w:r>
-        <w:rPr>
-          <w:rFonts w:ascii="Bookman Old Style" w:eastAsia="Bookman Old Style" w:hAnsi="Bookman Old Style" w:cs="Bookman Old Style"/>
-          <w:color w:val="000000"/>
-          <w:sz w:val="24"/>
-          <w:szCs w:val="24"/>
-        </w:rPr>
-        <w:t xml:space="preserve"> </w:t>
-      </w:r>
-      <w:r>
-        <w:rPr>
-          <w:rFonts w:ascii="Bookman Old Style" w:eastAsia="Bookman Old Style" w:hAnsi="Bookman Old Style" w:cs="Bookman Old Style"/>
-          <w:sz w:val="24"/>
-          <w:szCs w:val="24"/>
-        </w:rPr>
-        <w:t>SLS/Sub-SLS dan/</w:t>
-      </w:r>
-      <w:proofErr w:type="spellStart"/>
-      <w:r>
-        <w:rPr>
-          <w:rFonts w:ascii="Bookman Old Style" w:eastAsia="Bookman Old Style" w:hAnsi="Bookman Old Style" w:cs="Bookman Old Style"/>
-          <w:sz w:val="24"/>
-          <w:szCs w:val="24"/>
-        </w:rPr>
-        <w:t>atau</w:t>
-      </w:r>
-      <w:proofErr w:type="spellEnd"/>
-      <w:r>
-        <w:rPr>
-          <w:rFonts w:ascii="Bookman Old Style" w:eastAsia="Bookman Old Style" w:hAnsi="Bookman Old Style" w:cs="Bookman Old Style"/>
-          <w:sz w:val="24"/>
-          <w:szCs w:val="24"/>
-        </w:rPr>
-        <w:t xml:space="preserve"> </w:t>
-      </w:r>
-      <w:proofErr w:type="spellStart"/>
-      <w:r>
-        <w:rPr>
-          <w:rFonts w:ascii="Bookman Old Style" w:eastAsia="Bookman Old Style" w:hAnsi="Bookman Old Style" w:cs="Bookman Old Style"/>
-          <w:sz w:val="24"/>
-          <w:szCs w:val="24"/>
-        </w:rPr>
-        <w:t>usaha</w:t>
-      </w:r>
-      <w:proofErr w:type="spellEnd"/>
-      <w:r>
-        <w:rPr>
-          <w:rFonts w:ascii="Bookman Old Style" w:eastAsia="Bookman Old Style" w:hAnsi="Bookman Old Style" w:cs="Bookman Old Style"/>
-          <w:sz w:val="24"/>
-          <w:szCs w:val="24"/>
-        </w:rPr>
-        <w:t xml:space="preserve"> </w:t>
-      </w:r>
-      <w:proofErr w:type="spellStart"/>
-      <w:r>
-        <w:rPr>
-          <w:rFonts w:ascii="Bookman Old Style" w:eastAsia="Bookman Old Style" w:hAnsi="Bookman Old Style" w:cs="Bookman Old Style"/>
-          <w:sz w:val="24"/>
-          <w:szCs w:val="24"/>
-        </w:rPr>
-        <w:t>besar</w:t>
-      </w:r>
-      <w:proofErr w:type="spellEnd"/>
+      <w:r>
+        <w:rPr>
+          <w:rFonts w:ascii="Bookman Old Style" w:eastAsia="Bookman Old Style" w:hAnsi="Bookman Old Style" w:cs="Bookman Old Style"/>
+          <w:sz w:val="24"/>
+          <w:szCs w:val="24"/>
+        </w:rPr>
+        <w:t>SLS/Sub-SLS dan/atau usaha besar</w:t>
+      </w:r>
       <w:r>
         <w:rPr>
           <w:rFonts w:ascii="Bookman Old Style" w:eastAsia="Bookman Old Style" w:hAnsi="Bookman Old Style" w:cs="Bookman Old Style"/>
@@ -2949,287 +2482,7 @@
           <w:sz w:val="24"/>
           <w:szCs w:val="24"/>
         </w:rPr>
-        <w:t xml:space="preserve"> </w:t>
-      </w:r>
-      <w:proofErr w:type="spellStart"/>
-      <w:r>
-        <w:rPr>
-          <w:rFonts w:ascii="Bookman Old Style" w:eastAsia="Bookman Old Style" w:hAnsi="Bookman Old Style" w:cs="Bookman Old Style"/>
-          <w:color w:val="000000"/>
-          <w:sz w:val="24"/>
-          <w:szCs w:val="24"/>
-        </w:rPr>
-        <w:t>telah</w:t>
-      </w:r>
-      <w:proofErr w:type="spellEnd"/>
-      <w:r>
-        <w:rPr>
-          <w:rFonts w:ascii="Bookman Old Style" w:eastAsia="Bookman Old Style" w:hAnsi="Bookman Old Style" w:cs="Bookman Old Style"/>
-          <w:color w:val="000000"/>
-          <w:sz w:val="24"/>
-          <w:szCs w:val="24"/>
-        </w:rPr>
-        <w:t xml:space="preserve"> </w:t>
-      </w:r>
-      <w:proofErr w:type="spellStart"/>
-      <w:r>
-        <w:rPr>
-          <w:rFonts w:ascii="Bookman Old Style" w:eastAsia="Bookman Old Style" w:hAnsi="Bookman Old Style" w:cs="Bookman Old Style"/>
-          <w:color w:val="000000"/>
-          <w:sz w:val="24"/>
-          <w:szCs w:val="24"/>
-        </w:rPr>
-        <w:t>menyelesaikan</w:t>
-      </w:r>
-      <w:proofErr w:type="spellEnd"/>
-      <w:r>
-        <w:rPr>
-          <w:rFonts w:ascii="Bookman Old Style" w:eastAsia="Bookman Old Style" w:hAnsi="Bookman Old Style" w:cs="Bookman Old Style"/>
-          <w:color w:val="000000"/>
-          <w:sz w:val="24"/>
-          <w:szCs w:val="24"/>
-        </w:rPr>
-        <w:t xml:space="preserve"> </w:t>
-      </w:r>
-      <w:proofErr w:type="spellStart"/>
-      <w:r>
-        <w:rPr>
-          <w:rFonts w:ascii="Bookman Old Style" w:eastAsia="Bookman Old Style" w:hAnsi="Bookman Old Style" w:cs="Bookman Old Style"/>
-          <w:color w:val="000000"/>
-          <w:sz w:val="24"/>
-          <w:szCs w:val="24"/>
-        </w:rPr>
-        <w:t>pekerjaan</w:t>
-      </w:r>
-      <w:proofErr w:type="spellEnd"/>
-      <w:r>
-        <w:rPr>
-          <w:rFonts w:ascii="Bookman Old Style" w:eastAsia="Bookman Old Style" w:hAnsi="Bookman Old Style" w:cs="Bookman Old Style"/>
-          <w:color w:val="000000"/>
-          <w:sz w:val="24"/>
-          <w:szCs w:val="24"/>
-        </w:rPr>
-        <w:t xml:space="preserve"> </w:t>
-      </w:r>
-      <w:proofErr w:type="spellStart"/>
-      <w:r>
-        <w:rPr>
-          <w:rFonts w:ascii="Bookman Old Style" w:eastAsia="Bookman Old Style" w:hAnsi="Bookman Old Style" w:cs="Bookman Old Style"/>
-          <w:color w:val="000000"/>
-          <w:sz w:val="24"/>
-          <w:szCs w:val="24"/>
-        </w:rPr>
-        <w:t>termin</w:t>
-      </w:r>
-      <w:proofErr w:type="spellEnd"/>
-      <w:r>
-        <w:rPr>
-          <w:rFonts w:ascii="Bookman Old Style" w:eastAsia="Bookman Old Style" w:hAnsi="Bookman Old Style" w:cs="Bookman Old Style"/>
-          <w:color w:val="000000"/>
-          <w:sz w:val="24"/>
-          <w:szCs w:val="24"/>
-        </w:rPr>
-        <w:t xml:space="preserve"> II </w:t>
-      </w:r>
-      <w:proofErr w:type="spellStart"/>
-      <w:r>
-        <w:rPr>
-          <w:rFonts w:ascii="Bookman Old Style" w:eastAsia="Bookman Old Style" w:hAnsi="Bookman Old Style" w:cs="Bookman Old Style"/>
-          <w:color w:val="000000"/>
-          <w:sz w:val="24"/>
-          <w:szCs w:val="24"/>
-        </w:rPr>
-        <w:t>Pendataan</w:t>
-      </w:r>
-      <w:proofErr w:type="spellEnd"/>
-      <w:r>
-        <w:rPr>
-          <w:rFonts w:ascii="Bookman Old Style" w:eastAsia="Bookman Old Style" w:hAnsi="Bookman Old Style" w:cs="Bookman Old Style"/>
-          <w:color w:val="000000"/>
-          <w:sz w:val="24"/>
-          <w:szCs w:val="24"/>
-        </w:rPr>
-        <w:t xml:space="preserve"> Lapangan Sensus Ekonomi 2026 </w:t>
-      </w:r>
-      <w:proofErr w:type="spellStart"/>
-      <w:r>
-        <w:rPr>
-          <w:rFonts w:ascii="Bookman Old Style" w:eastAsia="Bookman Old Style" w:hAnsi="Bookman Old Style" w:cs="Bookman Old Style"/>
-          <w:color w:val="000000"/>
-          <w:sz w:val="24"/>
-          <w:szCs w:val="24"/>
-        </w:rPr>
-        <w:t>berdasarkan</w:t>
-      </w:r>
-      <w:proofErr w:type="spellEnd"/>
-      <w:r>
-        <w:rPr>
-          <w:rFonts w:ascii="Bookman Old Style" w:eastAsia="Bookman Old Style" w:hAnsi="Bookman Old Style" w:cs="Bookman Old Style"/>
-          <w:color w:val="000000"/>
-          <w:sz w:val="24"/>
-          <w:szCs w:val="24"/>
-        </w:rPr>
-        <w:t xml:space="preserve"> </w:t>
-      </w:r>
-      <w:proofErr w:type="spellStart"/>
-      <w:r>
-        <w:rPr>
-          <w:rFonts w:ascii="Bookman Old Style" w:eastAsia="Bookman Old Style" w:hAnsi="Bookman Old Style" w:cs="Bookman Old Style"/>
-          <w:color w:val="000000"/>
-          <w:sz w:val="24"/>
-          <w:szCs w:val="24"/>
-        </w:rPr>
-        <w:t>hasil</w:t>
-      </w:r>
-      <w:proofErr w:type="spellEnd"/>
-      <w:r>
-        <w:rPr>
-          <w:rFonts w:ascii="Bookman Old Style" w:eastAsia="Bookman Old Style" w:hAnsi="Bookman Old Style" w:cs="Bookman Old Style"/>
-          <w:color w:val="000000"/>
-          <w:sz w:val="24"/>
-          <w:szCs w:val="24"/>
-        </w:rPr>
-        <w:t xml:space="preserve"> </w:t>
-      </w:r>
-      <w:proofErr w:type="spellStart"/>
-      <w:r>
-        <w:rPr>
-          <w:rFonts w:ascii="Bookman Old Style" w:eastAsia="Bookman Old Style" w:hAnsi="Bookman Old Style" w:cs="Bookman Old Style"/>
-          <w:color w:val="000000"/>
-          <w:sz w:val="24"/>
-          <w:szCs w:val="24"/>
-        </w:rPr>
-        <w:t>pemeriksaan</w:t>
-      </w:r>
-      <w:proofErr w:type="spellEnd"/>
-      <w:r>
-        <w:rPr>
-          <w:rFonts w:ascii="Bookman Old Style" w:eastAsia="Bookman Old Style" w:hAnsi="Bookman Old Style" w:cs="Bookman Old Style"/>
-          <w:color w:val="000000"/>
-          <w:sz w:val="24"/>
-          <w:szCs w:val="24"/>
-        </w:rPr>
-        <w:t xml:space="preserve"> dan </w:t>
-      </w:r>
-      <w:proofErr w:type="spellStart"/>
-      <w:r>
-        <w:rPr>
-          <w:rFonts w:ascii="Bookman Old Style" w:eastAsia="Bookman Old Style" w:hAnsi="Bookman Old Style" w:cs="Bookman Old Style"/>
-          <w:color w:val="000000"/>
-          <w:sz w:val="24"/>
-          <w:szCs w:val="24"/>
-        </w:rPr>
-        <w:t>evaluasi</w:t>
-      </w:r>
-      <w:proofErr w:type="spellEnd"/>
-      <w:r>
-        <w:rPr>
-          <w:rFonts w:ascii="Bookman Old Style" w:eastAsia="Bookman Old Style" w:hAnsi="Bookman Old Style" w:cs="Bookman Old Style"/>
-          <w:color w:val="000000"/>
-          <w:sz w:val="24"/>
-          <w:szCs w:val="24"/>
-        </w:rPr>
-        <w:t xml:space="preserve"> </w:t>
-      </w:r>
-      <w:proofErr w:type="spellStart"/>
-      <w:r>
-        <w:rPr>
-          <w:rFonts w:ascii="Bookman Old Style" w:eastAsia="Bookman Old Style" w:hAnsi="Bookman Old Style" w:cs="Bookman Old Style"/>
-          <w:color w:val="000000"/>
-          <w:sz w:val="24"/>
-          <w:szCs w:val="24"/>
-        </w:rPr>
-        <w:t>pekerjaan</w:t>
-      </w:r>
-      <w:proofErr w:type="spellEnd"/>
-      <w:r>
-        <w:rPr>
-          <w:rFonts w:ascii="Bookman Old Style" w:eastAsia="Bookman Old Style" w:hAnsi="Bookman Old Style" w:cs="Bookman Old Style"/>
-          <w:color w:val="000000"/>
-          <w:sz w:val="24"/>
-          <w:szCs w:val="24"/>
-        </w:rPr>
-        <w:t xml:space="preserve"> </w:t>
-      </w:r>
-      <w:proofErr w:type="spellStart"/>
-      <w:r>
-        <w:rPr>
-          <w:rFonts w:ascii="Bookman Old Style" w:eastAsia="Bookman Old Style" w:hAnsi="Bookman Old Style" w:cs="Bookman Old Style"/>
-          <w:color w:val="000000"/>
-          <w:sz w:val="24"/>
-          <w:szCs w:val="24"/>
-        </w:rPr>
-        <w:t>sebagaimana</w:t>
-      </w:r>
-      <w:proofErr w:type="spellEnd"/>
-      <w:r>
-        <w:rPr>
-          <w:rFonts w:ascii="Bookman Old Style" w:eastAsia="Bookman Old Style" w:hAnsi="Bookman Old Style" w:cs="Bookman Old Style"/>
-          <w:color w:val="000000"/>
-          <w:sz w:val="24"/>
-          <w:szCs w:val="24"/>
-        </w:rPr>
-        <w:t xml:space="preserve"> </w:t>
-      </w:r>
-      <w:proofErr w:type="spellStart"/>
-      <w:r>
-        <w:rPr>
-          <w:rFonts w:ascii="Bookman Old Style" w:eastAsia="Bookman Old Style" w:hAnsi="Bookman Old Style" w:cs="Bookman Old Style"/>
-          <w:color w:val="000000"/>
-          <w:sz w:val="24"/>
-          <w:szCs w:val="24"/>
-        </w:rPr>
-        <w:t>tercantum</w:t>
-      </w:r>
-      <w:proofErr w:type="spellEnd"/>
-      <w:r>
-        <w:rPr>
-          <w:rFonts w:ascii="Bookman Old Style" w:eastAsia="Bookman Old Style" w:hAnsi="Bookman Old Style" w:cs="Bookman Old Style"/>
-          <w:color w:val="000000"/>
-          <w:sz w:val="24"/>
-          <w:szCs w:val="24"/>
-        </w:rPr>
-        <w:t xml:space="preserve"> </w:t>
-      </w:r>
-      <w:proofErr w:type="spellStart"/>
-      <w:r>
-        <w:rPr>
-          <w:rFonts w:ascii="Bookman Old Style" w:eastAsia="Bookman Old Style" w:hAnsi="Bookman Old Style" w:cs="Bookman Old Style"/>
-          <w:color w:val="000000"/>
-          <w:sz w:val="24"/>
-          <w:szCs w:val="24"/>
-        </w:rPr>
-        <w:t>dalam</w:t>
-      </w:r>
-      <w:proofErr w:type="spellEnd"/>
-      <w:r>
-        <w:rPr>
-          <w:rFonts w:ascii="Bookman Old Style" w:eastAsia="Bookman Old Style" w:hAnsi="Bookman Old Style" w:cs="Bookman Old Style"/>
-          <w:color w:val="000000"/>
-          <w:sz w:val="24"/>
-          <w:szCs w:val="24"/>
-        </w:rPr>
-        <w:t xml:space="preserve"> </w:t>
-      </w:r>
-      <w:proofErr w:type="spellStart"/>
-      <w:r>
-        <w:rPr>
-          <w:rFonts w:ascii="Bookman Old Style" w:eastAsia="Bookman Old Style" w:hAnsi="Bookman Old Style" w:cs="Bookman Old Style"/>
-          <w:color w:val="000000"/>
-          <w:sz w:val="24"/>
-          <w:szCs w:val="24"/>
-        </w:rPr>
-        <w:t>lampiran</w:t>
-      </w:r>
-      <w:proofErr w:type="spellEnd"/>
-      <w:r>
-        <w:rPr>
-          <w:rFonts w:ascii="Bookman Old Style" w:eastAsia="Bookman Old Style" w:hAnsi="Bookman Old Style" w:cs="Bookman Old Style"/>
-          <w:color w:val="000000"/>
-          <w:sz w:val="24"/>
-          <w:szCs w:val="24"/>
-        </w:rPr>
-        <w:t>. </w:t>
+        <w:t xml:space="preserve"> telah menyelesaikan pekerjaan termin II Pendataan Lapangan Sensus Ekonomi 2026 berdasarkan hasil pemeriksaan dan evaluasi pekerjaan sebagaimana tercantum dalam lampiran. </w:t>
       </w:r>
     </w:p>
     <w:p>
@@ -3248,7 +2501,6 @@
           <w:szCs w:val="24"/>
         </w:rPr>
       </w:pPr>
-      <w:proofErr w:type="spellStart"/>
       <w:r>
         <w:rPr>
           <w:rFonts w:ascii="Bookman Old Style" w:eastAsia="Bookman Old Style" w:hAnsi="Bookman Old Style" w:cs="Bookman Old Style"/>
@@ -3256,77 +2508,7 @@
           <w:sz w:val="24"/>
           <w:szCs w:val="24"/>
         </w:rPr>
-        <w:t>Berdasarkan</w:t>
-      </w:r>
-      <w:proofErr w:type="spellEnd"/>
-      <w:r>
-        <w:rPr>
-          <w:rFonts w:ascii="Bookman Old Style" w:eastAsia="Bookman Old Style" w:hAnsi="Bookman Old Style" w:cs="Bookman Old Style"/>
-          <w:color w:val="000000"/>
-          <w:sz w:val="24"/>
-          <w:szCs w:val="24"/>
-        </w:rPr>
-        <w:t xml:space="preserve"> </w:t>
-      </w:r>
-      <w:proofErr w:type="spellStart"/>
-      <w:r>
-        <w:rPr>
-          <w:rFonts w:ascii="Bookman Old Style" w:eastAsia="Bookman Old Style" w:hAnsi="Bookman Old Style" w:cs="Bookman Old Style"/>
-          <w:color w:val="000000"/>
-          <w:sz w:val="24"/>
-          <w:szCs w:val="24"/>
-        </w:rPr>
-        <w:t>angka</w:t>
-      </w:r>
-      <w:proofErr w:type="spellEnd"/>
-      <w:r>
-        <w:rPr>
-          <w:rFonts w:ascii="Bookman Old Style" w:eastAsia="Bookman Old Style" w:hAnsi="Bookman Old Style" w:cs="Bookman Old Style"/>
-          <w:color w:val="000000"/>
-          <w:sz w:val="24"/>
-          <w:szCs w:val="24"/>
-        </w:rPr>
-        <w:t xml:space="preserve"> 2 </w:t>
-      </w:r>
-      <w:proofErr w:type="spellStart"/>
-      <w:r>
-        <w:rPr>
-          <w:rFonts w:ascii="Bookman Old Style" w:eastAsia="Bookman Old Style" w:hAnsi="Bookman Old Style" w:cs="Bookman Old Style"/>
-          <w:color w:val="000000"/>
-          <w:sz w:val="24"/>
-          <w:szCs w:val="24"/>
-        </w:rPr>
-        <w:t>tersebut</w:t>
-      </w:r>
-      <w:proofErr w:type="spellEnd"/>
-      <w:r>
-        <w:rPr>
-          <w:rFonts w:ascii="Bookman Old Style" w:eastAsia="Bookman Old Style" w:hAnsi="Bookman Old Style" w:cs="Bookman Old Style"/>
-          <w:color w:val="000000"/>
-          <w:sz w:val="24"/>
-          <w:szCs w:val="24"/>
-        </w:rPr>
-        <w:t xml:space="preserve"> di </w:t>
-      </w:r>
-      <w:proofErr w:type="spellStart"/>
-      <w:r>
-        <w:rPr>
-          <w:rFonts w:ascii="Bookman Old Style" w:eastAsia="Bookman Old Style" w:hAnsi="Bookman Old Style" w:cs="Bookman Old Style"/>
-          <w:color w:val="000000"/>
-          <w:sz w:val="24"/>
-          <w:szCs w:val="24"/>
-        </w:rPr>
-        <w:t>atas</w:t>
-      </w:r>
-      <w:proofErr w:type="spellEnd"/>
-      <w:r>
-        <w:rPr>
-          <w:rFonts w:ascii="Bookman Old Style" w:eastAsia="Bookman Old Style" w:hAnsi="Bookman Old Style" w:cs="Bookman Old Style"/>
-          <w:color w:val="000000"/>
-          <w:sz w:val="24"/>
-          <w:szCs w:val="24"/>
-        </w:rPr>
-        <w:t xml:space="preserve">, </w:t>
+        <w:t xml:space="preserve">Berdasarkan angka 2 tersebut di atas, </w:t>
       </w:r>
       <w:r>
         <w:rPr>
@@ -3346,107 +2528,7 @@
           <w:sz w:val="24"/>
           <w:szCs w:val="24"/>
         </w:rPr>
-        <w:t xml:space="preserve"> </w:t>
-      </w:r>
-      <w:proofErr w:type="spellStart"/>
-      <w:r>
-        <w:rPr>
-          <w:rFonts w:ascii="Bookman Old Style" w:eastAsia="Bookman Old Style" w:hAnsi="Bookman Old Style" w:cs="Bookman Old Style"/>
-          <w:color w:val="000000"/>
-          <w:sz w:val="24"/>
-          <w:szCs w:val="24"/>
-        </w:rPr>
-        <w:t>menyerahkan</w:t>
-      </w:r>
-      <w:proofErr w:type="spellEnd"/>
-      <w:r>
-        <w:rPr>
-          <w:rFonts w:ascii="Bookman Old Style" w:eastAsia="Bookman Old Style" w:hAnsi="Bookman Old Style" w:cs="Bookman Old Style"/>
-          <w:color w:val="000000"/>
-          <w:sz w:val="24"/>
-          <w:szCs w:val="24"/>
-        </w:rPr>
-        <w:t xml:space="preserve"> </w:t>
-      </w:r>
-      <w:proofErr w:type="spellStart"/>
-      <w:r>
-        <w:rPr>
-          <w:rFonts w:ascii="Bookman Old Style" w:eastAsia="Bookman Old Style" w:hAnsi="Bookman Old Style" w:cs="Bookman Old Style"/>
-          <w:color w:val="000000"/>
-          <w:sz w:val="24"/>
-          <w:szCs w:val="24"/>
-        </w:rPr>
-        <w:t>hasil</w:t>
-      </w:r>
-      <w:proofErr w:type="spellEnd"/>
-      <w:r>
-        <w:rPr>
-          <w:rFonts w:ascii="Bookman Old Style" w:eastAsia="Bookman Old Style" w:hAnsi="Bookman Old Style" w:cs="Bookman Old Style"/>
-          <w:color w:val="000000"/>
-          <w:sz w:val="24"/>
-          <w:szCs w:val="24"/>
-        </w:rPr>
-        <w:t xml:space="preserve"> </w:t>
-      </w:r>
-      <w:proofErr w:type="spellStart"/>
-      <w:r>
-        <w:rPr>
-          <w:rFonts w:ascii="Bookman Old Style" w:eastAsia="Bookman Old Style" w:hAnsi="Bookman Old Style" w:cs="Bookman Old Style"/>
-          <w:color w:val="000000"/>
-          <w:sz w:val="24"/>
-          <w:szCs w:val="24"/>
-        </w:rPr>
-        <w:t>pekerjaan</w:t>
-      </w:r>
-      <w:proofErr w:type="spellEnd"/>
-      <w:r>
-        <w:rPr>
-          <w:rFonts w:ascii="Bookman Old Style" w:eastAsia="Bookman Old Style" w:hAnsi="Bookman Old Style" w:cs="Bookman Old Style"/>
-          <w:color w:val="000000"/>
-          <w:sz w:val="24"/>
-          <w:szCs w:val="24"/>
-        </w:rPr>
-        <w:t xml:space="preserve"> </w:t>
-      </w:r>
-      <w:proofErr w:type="spellStart"/>
-      <w:r>
-        <w:rPr>
-          <w:rFonts w:ascii="Bookman Old Style" w:eastAsia="Bookman Old Style" w:hAnsi="Bookman Old Style" w:cs="Bookman Old Style"/>
-          <w:color w:val="000000"/>
-          <w:sz w:val="24"/>
-          <w:szCs w:val="24"/>
-        </w:rPr>
-        <w:t>Pendataan</w:t>
-      </w:r>
-      <w:proofErr w:type="spellEnd"/>
-      <w:r>
-        <w:rPr>
-          <w:rFonts w:ascii="Bookman Old Style" w:eastAsia="Bookman Old Style" w:hAnsi="Bookman Old Style" w:cs="Bookman Old Style"/>
-          <w:color w:val="000000"/>
-          <w:sz w:val="24"/>
-          <w:szCs w:val="24"/>
-        </w:rPr>
-        <w:t xml:space="preserve"> Lapangan Sensus Ekonomi 2026 </w:t>
-      </w:r>
-      <w:proofErr w:type="spellStart"/>
-      <w:r>
-        <w:rPr>
-          <w:rFonts w:ascii="Bookman Old Style" w:eastAsia="Bookman Old Style" w:hAnsi="Bookman Old Style" w:cs="Bookman Old Style"/>
-          <w:color w:val="000000"/>
-          <w:sz w:val="24"/>
-          <w:szCs w:val="24"/>
-        </w:rPr>
-        <w:t>kepada</w:t>
-      </w:r>
-      <w:proofErr w:type="spellEnd"/>
-      <w:r>
-        <w:rPr>
-          <w:rFonts w:ascii="Bookman Old Style" w:eastAsia="Bookman Old Style" w:hAnsi="Bookman Old Style" w:cs="Bookman Old Style"/>
-          <w:color w:val="000000"/>
-          <w:sz w:val="24"/>
-          <w:szCs w:val="24"/>
-        </w:rPr>
-        <w:t xml:space="preserve"> </w:t>
+        <w:t xml:space="preserve"> menyerahkan hasil pekerjaan Pendataan Lapangan Sensus Ekonomi 2026 kepada </w:t>
       </w:r>
       <w:r>
         <w:rPr>
@@ -3486,167 +2568,7 @@
           <w:sz w:val="24"/>
           <w:szCs w:val="24"/>
         </w:rPr>
-        <w:t xml:space="preserve"> </w:t>
-      </w:r>
-      <w:proofErr w:type="spellStart"/>
-      <w:r>
-        <w:rPr>
-          <w:rFonts w:ascii="Bookman Old Style" w:eastAsia="Bookman Old Style" w:hAnsi="Bookman Old Style" w:cs="Bookman Old Style"/>
-          <w:color w:val="000000"/>
-          <w:sz w:val="24"/>
-          <w:szCs w:val="24"/>
-        </w:rPr>
-        <w:t>menerima</w:t>
-      </w:r>
-      <w:proofErr w:type="spellEnd"/>
-      <w:r>
-        <w:rPr>
-          <w:rFonts w:ascii="Bookman Old Style" w:eastAsia="Bookman Old Style" w:hAnsi="Bookman Old Style" w:cs="Bookman Old Style"/>
-          <w:color w:val="000000"/>
-          <w:sz w:val="24"/>
-          <w:szCs w:val="24"/>
-        </w:rPr>
-        <w:t xml:space="preserve"> </w:t>
-      </w:r>
-      <w:proofErr w:type="spellStart"/>
-      <w:r>
-        <w:rPr>
-          <w:rFonts w:ascii="Bookman Old Style" w:eastAsia="Bookman Old Style" w:hAnsi="Bookman Old Style" w:cs="Bookman Old Style"/>
-          <w:color w:val="000000"/>
-          <w:sz w:val="24"/>
-          <w:szCs w:val="24"/>
-        </w:rPr>
-        <w:t>hasil</w:t>
-      </w:r>
-      <w:proofErr w:type="spellEnd"/>
-      <w:r>
-        <w:rPr>
-          <w:rFonts w:ascii="Bookman Old Style" w:eastAsia="Bookman Old Style" w:hAnsi="Bookman Old Style" w:cs="Bookman Old Style"/>
-          <w:color w:val="000000"/>
-          <w:sz w:val="24"/>
-          <w:szCs w:val="24"/>
-        </w:rPr>
-        <w:t xml:space="preserve"> </w:t>
-      </w:r>
-      <w:proofErr w:type="spellStart"/>
-      <w:r>
-        <w:rPr>
-          <w:rFonts w:ascii="Bookman Old Style" w:eastAsia="Bookman Old Style" w:hAnsi="Bookman Old Style" w:cs="Bookman Old Style"/>
-          <w:color w:val="000000"/>
-          <w:sz w:val="24"/>
-          <w:szCs w:val="24"/>
-        </w:rPr>
-        <w:t>pekerjaan</w:t>
-      </w:r>
-      <w:proofErr w:type="spellEnd"/>
-      <w:r>
-        <w:rPr>
-          <w:rFonts w:ascii="Bookman Old Style" w:eastAsia="Bookman Old Style" w:hAnsi="Bookman Old Style" w:cs="Bookman Old Style"/>
-          <w:color w:val="000000"/>
-          <w:sz w:val="24"/>
-          <w:szCs w:val="24"/>
-        </w:rPr>
-        <w:t xml:space="preserve"> </w:t>
-      </w:r>
-      <w:proofErr w:type="spellStart"/>
-      <w:r>
-        <w:rPr>
-          <w:rFonts w:ascii="Bookman Old Style" w:eastAsia="Bookman Old Style" w:hAnsi="Bookman Old Style" w:cs="Bookman Old Style"/>
-          <w:color w:val="000000"/>
-          <w:sz w:val="24"/>
-          <w:szCs w:val="24"/>
-        </w:rPr>
-        <w:t>tersebut</w:t>
-      </w:r>
-      <w:proofErr w:type="spellEnd"/>
-      <w:r>
-        <w:rPr>
-          <w:rFonts w:ascii="Bookman Old Style" w:eastAsia="Bookman Old Style" w:hAnsi="Bookman Old Style" w:cs="Bookman Old Style"/>
-          <w:color w:val="000000"/>
-          <w:sz w:val="24"/>
-          <w:szCs w:val="24"/>
-        </w:rPr>
-        <w:t xml:space="preserve"> yang </w:t>
-      </w:r>
-      <w:proofErr w:type="spellStart"/>
-      <w:r>
-        <w:rPr>
-          <w:rFonts w:ascii="Bookman Old Style" w:eastAsia="Bookman Old Style" w:hAnsi="Bookman Old Style" w:cs="Bookman Old Style"/>
-          <w:color w:val="000000"/>
-          <w:sz w:val="24"/>
-          <w:szCs w:val="24"/>
-        </w:rPr>
-        <w:t>telah</w:t>
-      </w:r>
-      <w:proofErr w:type="spellEnd"/>
-      <w:r>
-        <w:rPr>
-          <w:rFonts w:ascii="Bookman Old Style" w:eastAsia="Bookman Old Style" w:hAnsi="Bookman Old Style" w:cs="Bookman Old Style"/>
-          <w:color w:val="000000"/>
-          <w:sz w:val="24"/>
-          <w:szCs w:val="24"/>
-        </w:rPr>
-        <w:t xml:space="preserve"> </w:t>
-      </w:r>
-      <w:proofErr w:type="spellStart"/>
-      <w:r>
-        <w:rPr>
-          <w:rFonts w:ascii="Bookman Old Style" w:eastAsia="Bookman Old Style" w:hAnsi="Bookman Old Style" w:cs="Bookman Old Style"/>
-          <w:color w:val="000000"/>
-          <w:sz w:val="24"/>
-          <w:szCs w:val="24"/>
-        </w:rPr>
-        <w:t>sesuai</w:t>
-      </w:r>
-      <w:proofErr w:type="spellEnd"/>
-      <w:r>
-        <w:rPr>
-          <w:rFonts w:ascii="Bookman Old Style" w:eastAsia="Bookman Old Style" w:hAnsi="Bookman Old Style" w:cs="Bookman Old Style"/>
-          <w:color w:val="000000"/>
-          <w:sz w:val="24"/>
-          <w:szCs w:val="24"/>
-        </w:rPr>
-        <w:t xml:space="preserve"> </w:t>
-      </w:r>
-      <w:proofErr w:type="spellStart"/>
-      <w:r>
-        <w:rPr>
-          <w:rFonts w:ascii="Bookman Old Style" w:eastAsia="Bookman Old Style" w:hAnsi="Bookman Old Style" w:cs="Bookman Old Style"/>
-          <w:color w:val="000000"/>
-          <w:sz w:val="24"/>
-          <w:szCs w:val="24"/>
-        </w:rPr>
-        <w:t>dengan</w:t>
-      </w:r>
-      <w:proofErr w:type="spellEnd"/>
-      <w:r>
-        <w:rPr>
-          <w:rFonts w:ascii="Bookman Old Style" w:eastAsia="Bookman Old Style" w:hAnsi="Bookman Old Style" w:cs="Bookman Old Style"/>
-          <w:color w:val="000000"/>
-          <w:sz w:val="24"/>
-          <w:szCs w:val="24"/>
-        </w:rPr>
-        <w:t xml:space="preserve"> </w:t>
-      </w:r>
-      <w:proofErr w:type="spellStart"/>
-      <w:r>
-        <w:rPr>
-          <w:rFonts w:ascii="Bookman Old Style" w:eastAsia="Bookman Old Style" w:hAnsi="Bookman Old Style" w:cs="Bookman Old Style"/>
-          <w:color w:val="000000"/>
-          <w:sz w:val="24"/>
-          <w:szCs w:val="24"/>
-        </w:rPr>
-        <w:t>seharusnya</w:t>
-      </w:r>
-      <w:proofErr w:type="spellEnd"/>
-      <w:r>
-        <w:rPr>
-          <w:rFonts w:ascii="Bookman Old Style" w:eastAsia="Bookman Old Style" w:hAnsi="Bookman Old Style" w:cs="Bookman Old Style"/>
-          <w:color w:val="000000"/>
-          <w:sz w:val="24"/>
-          <w:szCs w:val="24"/>
-        </w:rPr>
-        <w:t>;</w:t>
+        <w:t xml:space="preserve"> menerima hasil pekerjaan tersebut yang telah sesuai dengan seharusnya;</w:t>
       </w:r>
     </w:p>
     <w:p>
@@ -3672,9 +2594,8 @@
           <w:sz w:val="24"/>
           <w:szCs w:val="24"/>
         </w:rPr>
-        <w:t xml:space="preserve">Hasil </w:t>
-      </w:r>
-      <w:proofErr w:type="spellStart"/>
+        <w:t xml:space="preserve">Hasil pekerjaan Pendataan Lapangan Sensus Ekonomi 2026 sebagaimana dimaksud dalam angka 3, berupa dokumen hasil Pendataan Lapangan Sensus Ekonomi 2026, sejumlah </w:t>
+      </w:r>
       <w:r>
         <w:rPr>
           <w:rFonts w:ascii="Bookman Old Style" w:eastAsia="Bookman Old Style" w:hAnsi="Bookman Old Style" w:cs="Bookman Old Style"/>
@@ -3682,9 +2603,8 @@
           <w:sz w:val="24"/>
           <w:szCs w:val="24"/>
         </w:rPr>
-        <w:t>pekerjaan</w:t>
-      </w:r>
-      <w:proofErr w:type="spellEnd"/>
+        <w:t>{s</w:t>
+      </w:r>
       <w:r>
         <w:rPr>
           <w:rFonts w:ascii="Bookman Old Style" w:eastAsia="Bookman Old Style" w:hAnsi="Bookman Old Style" w:cs="Bookman Old Style"/>
@@ -3692,309 +2612,34 @@
           <w:sz w:val="24"/>
           <w:szCs w:val="24"/>
         </w:rPr>
+        <w:t>ls_ongoing</w:t>
+      </w:r>
+      <w:r>
+        <w:rPr>
+          <w:rFonts w:ascii="Bookman Old Style" w:eastAsia="Bookman Old Style" w:hAnsi="Bookman Old Style" w:cs="Bookman Old Style"/>
+          <w:color w:val="000000"/>
+          <w:sz w:val="24"/>
+          <w:szCs w:val="24"/>
+        </w:rPr>
+        <w:t>}</w:t>
+      </w:r>
+      <w:r>
+        <w:rPr>
+          <w:rFonts w:ascii="Bookman Old Style" w:eastAsia="Bookman Old Style" w:hAnsi="Bookman Old Style" w:cs="Bookman Old Style"/>
+          <w:color w:val="000000"/>
+          <w:sz w:val="24"/>
+          <w:szCs w:val="24"/>
+        </w:rPr>
         <w:t xml:space="preserve"> </w:t>
       </w:r>
-      <w:proofErr w:type="spellStart"/>
-      <w:r>
-        <w:rPr>
-          <w:rFonts w:ascii="Bookman Old Style" w:eastAsia="Bookman Old Style" w:hAnsi="Bookman Old Style" w:cs="Bookman Old Style"/>
-          <w:color w:val="000000"/>
-          <w:sz w:val="24"/>
-          <w:szCs w:val="24"/>
-        </w:rPr>
-        <w:t>Pendataan</w:t>
-      </w:r>
-      <w:proofErr w:type="spellEnd"/>
-      <w:r>
-        <w:rPr>
-          <w:rFonts w:ascii="Bookman Old Style" w:eastAsia="Bookman Old Style" w:hAnsi="Bookman Old Style" w:cs="Bookman Old Style"/>
-          <w:color w:val="000000"/>
-          <w:sz w:val="24"/>
-          <w:szCs w:val="24"/>
-        </w:rPr>
-        <w:t xml:space="preserve"> Lapangan Sensus Ekonomi 2026 </w:t>
-      </w:r>
-      <w:proofErr w:type="spellStart"/>
-      <w:r>
-        <w:rPr>
-          <w:rFonts w:ascii="Bookman Old Style" w:eastAsia="Bookman Old Style" w:hAnsi="Bookman Old Style" w:cs="Bookman Old Style"/>
-          <w:color w:val="000000"/>
-          <w:sz w:val="24"/>
-          <w:szCs w:val="24"/>
-        </w:rPr>
-        <w:t>sebagaimana</w:t>
-      </w:r>
-      <w:proofErr w:type="spellEnd"/>
-      <w:r>
-        <w:rPr>
-          <w:rFonts w:ascii="Bookman Old Style" w:eastAsia="Bookman Old Style" w:hAnsi="Bookman Old Style" w:cs="Bookman Old Style"/>
-          <w:color w:val="000000"/>
-          <w:sz w:val="24"/>
-          <w:szCs w:val="24"/>
-        </w:rPr>
-        <w:t xml:space="preserve"> </w:t>
-      </w:r>
-      <w:proofErr w:type="spellStart"/>
-      <w:r>
-        <w:rPr>
-          <w:rFonts w:ascii="Bookman Old Style" w:eastAsia="Bookman Old Style" w:hAnsi="Bookman Old Style" w:cs="Bookman Old Style"/>
-          <w:color w:val="000000"/>
-          <w:sz w:val="24"/>
-          <w:szCs w:val="24"/>
-        </w:rPr>
-        <w:t>dimaksud</w:t>
-      </w:r>
-      <w:proofErr w:type="spellEnd"/>
-      <w:r>
-        <w:rPr>
-          <w:rFonts w:ascii="Bookman Old Style" w:eastAsia="Bookman Old Style" w:hAnsi="Bookman Old Style" w:cs="Bookman Old Style"/>
-          <w:color w:val="000000"/>
-          <w:sz w:val="24"/>
-          <w:szCs w:val="24"/>
-        </w:rPr>
-        <w:t xml:space="preserve"> </w:t>
-      </w:r>
-      <w:proofErr w:type="spellStart"/>
-      <w:r>
-        <w:rPr>
-          <w:rFonts w:ascii="Bookman Old Style" w:eastAsia="Bookman Old Style" w:hAnsi="Bookman Old Style" w:cs="Bookman Old Style"/>
-          <w:color w:val="000000"/>
-          <w:sz w:val="24"/>
-          <w:szCs w:val="24"/>
-        </w:rPr>
-        <w:t>dalam</w:t>
-      </w:r>
-      <w:proofErr w:type="spellEnd"/>
-      <w:r>
-        <w:rPr>
-          <w:rFonts w:ascii="Bookman Old Style" w:eastAsia="Bookman Old Style" w:hAnsi="Bookman Old Style" w:cs="Bookman Old Style"/>
-          <w:color w:val="000000"/>
-          <w:sz w:val="24"/>
-          <w:szCs w:val="24"/>
-        </w:rPr>
-        <w:t xml:space="preserve"> </w:t>
-      </w:r>
-      <w:proofErr w:type="spellStart"/>
-      <w:r>
-        <w:rPr>
-          <w:rFonts w:ascii="Bookman Old Style" w:eastAsia="Bookman Old Style" w:hAnsi="Bookman Old Style" w:cs="Bookman Old Style"/>
-          <w:color w:val="000000"/>
-          <w:sz w:val="24"/>
-          <w:szCs w:val="24"/>
-        </w:rPr>
-        <w:t>angka</w:t>
-      </w:r>
-      <w:proofErr w:type="spellEnd"/>
-      <w:r>
-        <w:rPr>
-          <w:rFonts w:ascii="Bookman Old Style" w:eastAsia="Bookman Old Style" w:hAnsi="Bookman Old Style" w:cs="Bookman Old Style"/>
-          <w:color w:val="000000"/>
-          <w:sz w:val="24"/>
-          <w:szCs w:val="24"/>
-        </w:rPr>
-        <w:t xml:space="preserve"> 3, </w:t>
-      </w:r>
-      <w:proofErr w:type="spellStart"/>
-      <w:r>
-        <w:rPr>
-          <w:rFonts w:ascii="Bookman Old Style" w:eastAsia="Bookman Old Style" w:hAnsi="Bookman Old Style" w:cs="Bookman Old Style"/>
-          <w:color w:val="000000"/>
-          <w:sz w:val="24"/>
-          <w:szCs w:val="24"/>
-        </w:rPr>
-        <w:t>berupa</w:t>
-      </w:r>
-      <w:proofErr w:type="spellEnd"/>
-      <w:r>
-        <w:rPr>
-          <w:rFonts w:ascii="Bookman Old Style" w:eastAsia="Bookman Old Style" w:hAnsi="Bookman Old Style" w:cs="Bookman Old Style"/>
-          <w:color w:val="000000"/>
-          <w:sz w:val="24"/>
-          <w:szCs w:val="24"/>
-        </w:rPr>
-        <w:t xml:space="preserve"> </w:t>
-      </w:r>
-      <w:proofErr w:type="spellStart"/>
-      <w:r>
-        <w:rPr>
-          <w:rFonts w:ascii="Bookman Old Style" w:eastAsia="Bookman Old Style" w:hAnsi="Bookman Old Style" w:cs="Bookman Old Style"/>
-          <w:color w:val="000000"/>
-          <w:sz w:val="24"/>
-          <w:szCs w:val="24"/>
-        </w:rPr>
-        <w:t>dokumen</w:t>
-      </w:r>
-      <w:proofErr w:type="spellEnd"/>
-      <w:r>
-        <w:rPr>
-          <w:rFonts w:ascii="Bookman Old Style" w:eastAsia="Bookman Old Style" w:hAnsi="Bookman Old Style" w:cs="Bookman Old Style"/>
-          <w:color w:val="000000"/>
-          <w:sz w:val="24"/>
-          <w:szCs w:val="24"/>
-        </w:rPr>
-        <w:t xml:space="preserve"> </w:t>
-      </w:r>
-      <w:proofErr w:type="spellStart"/>
-      <w:r>
-        <w:rPr>
-          <w:rFonts w:ascii="Bookman Old Style" w:eastAsia="Bookman Old Style" w:hAnsi="Bookman Old Style" w:cs="Bookman Old Style"/>
-          <w:color w:val="000000"/>
-          <w:sz w:val="24"/>
-          <w:szCs w:val="24"/>
-        </w:rPr>
-        <w:t>hasil</w:t>
-      </w:r>
-      <w:proofErr w:type="spellEnd"/>
-      <w:r>
-        <w:rPr>
-          <w:rFonts w:ascii="Bookman Old Style" w:eastAsia="Bookman Old Style" w:hAnsi="Bookman Old Style" w:cs="Bookman Old Style"/>
-          <w:color w:val="000000"/>
-          <w:sz w:val="24"/>
-          <w:szCs w:val="24"/>
-        </w:rPr>
-        <w:t xml:space="preserve"> </w:t>
-      </w:r>
-      <w:proofErr w:type="spellStart"/>
-      <w:r>
-        <w:rPr>
-          <w:rFonts w:ascii="Bookman Old Style" w:eastAsia="Bookman Old Style" w:hAnsi="Bookman Old Style" w:cs="Bookman Old Style"/>
-          <w:color w:val="000000"/>
-          <w:sz w:val="24"/>
-          <w:szCs w:val="24"/>
-        </w:rPr>
-        <w:t>Pendataan</w:t>
-      </w:r>
-      <w:proofErr w:type="spellEnd"/>
-      <w:r>
-        <w:rPr>
-          <w:rFonts w:ascii="Bookman Old Style" w:eastAsia="Bookman Old Style" w:hAnsi="Bookman Old Style" w:cs="Bookman Old Style"/>
-          <w:color w:val="000000"/>
-          <w:sz w:val="24"/>
-          <w:szCs w:val="24"/>
-        </w:rPr>
-        <w:t xml:space="preserve"> Lapangan Sensus Ekonomi 2026, </w:t>
-      </w:r>
-      <w:proofErr w:type="spellStart"/>
-      <w:r>
-        <w:rPr>
-          <w:rFonts w:ascii="Bookman Old Style" w:eastAsia="Bookman Old Style" w:hAnsi="Bookman Old Style" w:cs="Bookman Old Style"/>
-          <w:color w:val="000000"/>
-          <w:sz w:val="24"/>
-          <w:szCs w:val="24"/>
-        </w:rPr>
-        <w:t>sejumlah</w:t>
-      </w:r>
-      <w:proofErr w:type="spellEnd"/>
-      <w:r>
-        <w:rPr>
-          <w:rFonts w:ascii="Bookman Old Style" w:eastAsia="Bookman Old Style" w:hAnsi="Bookman Old Style" w:cs="Bookman Old Style"/>
-          <w:color w:val="000000"/>
-          <w:sz w:val="24"/>
-          <w:szCs w:val="24"/>
-        </w:rPr>
-        <w:t xml:space="preserve"> </w:t>
-      </w:r>
-      <w:r>
-        <w:rPr>
-          <w:rFonts w:ascii="Bookman Old Style" w:eastAsia="Bookman Old Style" w:hAnsi="Bookman Old Style" w:cs="Bookman Old Style"/>
-          <w:color w:val="000000"/>
-          <w:sz w:val="24"/>
-          <w:szCs w:val="24"/>
-        </w:rPr>
-        <w:t>{</w:t>
-      </w:r>
-      <w:proofErr w:type="spellStart"/>
-      <w:r>
-        <w:rPr>
-          <w:rFonts w:ascii="Bookman Old Style" w:eastAsia="Bookman Old Style" w:hAnsi="Bookman Old Style" w:cs="Bookman Old Style"/>
-          <w:color w:val="000000"/>
-          <w:sz w:val="24"/>
-          <w:szCs w:val="24"/>
-        </w:rPr>
-        <w:t>s</w:t>
-      </w:r>
-      <w:r>
-        <w:rPr>
-          <w:rFonts w:ascii="Bookman Old Style" w:eastAsia="Bookman Old Style" w:hAnsi="Bookman Old Style" w:cs="Bookman Old Style"/>
-          <w:color w:val="000000"/>
-          <w:sz w:val="24"/>
-          <w:szCs w:val="24"/>
-        </w:rPr>
-        <w:t>ls_ongoing</w:t>
-      </w:r>
-      <w:proofErr w:type="spellEnd"/>
-      <w:r>
-        <w:rPr>
-          <w:rFonts w:ascii="Bookman Old Style" w:eastAsia="Bookman Old Style" w:hAnsi="Bookman Old Style" w:cs="Bookman Old Style"/>
-          <w:color w:val="000000"/>
-          <w:sz w:val="24"/>
-          <w:szCs w:val="24"/>
-        </w:rPr>
-        <w:t>}</w:t>
-      </w:r>
-      <w:r>
-        <w:rPr>
-          <w:rFonts w:ascii="Bookman Old Style" w:eastAsia="Bookman Old Style" w:hAnsi="Bookman Old Style" w:cs="Bookman Old Style"/>
-          <w:color w:val="000000"/>
-          <w:sz w:val="24"/>
-          <w:szCs w:val="24"/>
-        </w:rPr>
-        <w:t xml:space="preserve"> </w:t>
-      </w:r>
-      <w:r>
-        <w:rPr>
-          <w:rFonts w:ascii="Bookman Old Style" w:eastAsia="Bookman Old Style" w:hAnsi="Bookman Old Style" w:cs="Bookman Old Style"/>
-          <w:sz w:val="24"/>
-          <w:szCs w:val="24"/>
-        </w:rPr>
-        <w:t>SLS/Sub-SLS dan/</w:t>
-      </w:r>
-      <w:proofErr w:type="spellStart"/>
-      <w:r>
-        <w:rPr>
-          <w:rFonts w:ascii="Bookman Old Style" w:eastAsia="Bookman Old Style" w:hAnsi="Bookman Old Style" w:cs="Bookman Old Style"/>
-          <w:sz w:val="24"/>
-          <w:szCs w:val="24"/>
-        </w:rPr>
-        <w:t>atau</w:t>
-      </w:r>
-      <w:proofErr w:type="spellEnd"/>
-      <w:r>
-        <w:rPr>
-          <w:rFonts w:ascii="Bookman Old Style" w:eastAsia="Bookman Old Style" w:hAnsi="Bookman Old Style" w:cs="Bookman Old Style"/>
-          <w:sz w:val="24"/>
-          <w:szCs w:val="24"/>
-        </w:rPr>
-        <w:t xml:space="preserve"> </w:t>
-      </w:r>
-      <w:proofErr w:type="spellStart"/>
-      <w:r>
-        <w:rPr>
-          <w:rFonts w:ascii="Bookman Old Style" w:eastAsia="Bookman Old Style" w:hAnsi="Bookman Old Style" w:cs="Bookman Old Style"/>
-          <w:sz w:val="24"/>
-          <w:szCs w:val="24"/>
-        </w:rPr>
-        <w:t>usaha</w:t>
-      </w:r>
-      <w:proofErr w:type="spellEnd"/>
-      <w:r>
-        <w:rPr>
-          <w:rFonts w:ascii="Bookman Old Style" w:eastAsia="Bookman Old Style" w:hAnsi="Bookman Old Style" w:cs="Bookman Old Style"/>
-          <w:sz w:val="24"/>
-          <w:szCs w:val="24"/>
-        </w:rPr>
-        <w:t xml:space="preserve"> </w:t>
-      </w:r>
-      <w:proofErr w:type="spellStart"/>
-      <w:r>
-        <w:rPr>
-          <w:rFonts w:ascii="Bookman Old Style" w:eastAsia="Bookman Old Style" w:hAnsi="Bookman Old Style" w:cs="Bookman Old Style"/>
-          <w:sz w:val="24"/>
-          <w:szCs w:val="24"/>
-        </w:rPr>
-        <w:t>besar</w:t>
-      </w:r>
-      <w:proofErr w:type="spellEnd"/>
+      <w:r>
+        <w:rPr>
+          <w:rFonts w:ascii="Bookman Old Style" w:eastAsia="Bookman Old Style" w:hAnsi="Bookman Old Style" w:cs="Bookman Old Style"/>
+          <w:sz w:val="24"/>
+          <w:szCs w:val="24"/>
+        </w:rPr>
+        <w:t>SLS/Sub-SLS dan/atau usaha besar</w:t>
+      </w:r>
       <w:r>
         <w:rPr>
           <w:rFonts w:ascii="Bookman Old Style" w:eastAsia="Bookman Old Style" w:hAnsi="Bookman Old Style" w:cs="Bookman Old Style"/>
@@ -4038,7 +2683,6 @@
         </w:rPr>
         <w:t xml:space="preserve">asil </w:t>
       </w:r>
-      <w:proofErr w:type="spellStart"/>
       <w:r>
         <w:rPr>
           <w:rFonts w:ascii="Bookman Old Style" w:eastAsia="Bookman Old Style" w:hAnsi="Bookman Old Style" w:cs="Bookman Old Style"/>
@@ -4054,9 +2698,8 @@
           <w:sz w:val="24"/>
           <w:szCs w:val="24"/>
         </w:rPr>
-        <w:t>ekerjaan</w:t>
-      </w:r>
-      <w:proofErr w:type="spellEnd"/>
+        <w:t xml:space="preserve">ekerjaan pendataan sebagaimana dimaksud pada angka 4 yang memerlukan pemeriksaan lanjutan, akan dilakukan pengecekan, </w:t>
+      </w:r>
       <w:r>
         <w:rPr>
           <w:rFonts w:ascii="Bookman Old Style" w:eastAsia="Bookman Old Style" w:hAnsi="Bookman Old Style" w:cs="Bookman Old Style"/>
@@ -4064,388 +2707,8 @@
           <w:sz w:val="24"/>
           <w:szCs w:val="24"/>
         </w:rPr>
-        <w:t xml:space="preserve"> </w:t>
-      </w:r>
-      <w:proofErr w:type="spellStart"/>
-      <w:r>
-        <w:rPr>
-          <w:rFonts w:ascii="Bookman Old Style" w:eastAsia="Bookman Old Style" w:hAnsi="Bookman Old Style" w:cs="Bookman Old Style"/>
-          <w:color w:val="000000"/>
-          <w:sz w:val="24"/>
-          <w:szCs w:val="24"/>
-        </w:rPr>
-        <w:t>pendataan</w:t>
-      </w:r>
-      <w:proofErr w:type="spellEnd"/>
-      <w:r>
-        <w:rPr>
-          <w:rFonts w:ascii="Bookman Old Style" w:eastAsia="Bookman Old Style" w:hAnsi="Bookman Old Style" w:cs="Bookman Old Style"/>
-          <w:color w:val="000000"/>
-          <w:sz w:val="24"/>
-          <w:szCs w:val="24"/>
-        </w:rPr>
-        <w:t xml:space="preserve"> </w:t>
-      </w:r>
-      <w:proofErr w:type="spellStart"/>
-      <w:r>
-        <w:rPr>
-          <w:rFonts w:ascii="Bookman Old Style" w:eastAsia="Bookman Old Style" w:hAnsi="Bookman Old Style" w:cs="Bookman Old Style"/>
-          <w:color w:val="000000"/>
-          <w:sz w:val="24"/>
-          <w:szCs w:val="24"/>
-        </w:rPr>
-        <w:t>sebagaimana</w:t>
-      </w:r>
-      <w:proofErr w:type="spellEnd"/>
-      <w:r>
-        <w:rPr>
-          <w:rFonts w:ascii="Bookman Old Style" w:eastAsia="Bookman Old Style" w:hAnsi="Bookman Old Style" w:cs="Bookman Old Style"/>
-          <w:color w:val="000000"/>
-          <w:sz w:val="24"/>
-          <w:szCs w:val="24"/>
-        </w:rPr>
-        <w:t xml:space="preserve"> </w:t>
-      </w:r>
-      <w:proofErr w:type="spellStart"/>
-      <w:r>
-        <w:rPr>
-          <w:rFonts w:ascii="Bookman Old Style" w:eastAsia="Bookman Old Style" w:hAnsi="Bookman Old Style" w:cs="Bookman Old Style"/>
-          <w:color w:val="000000"/>
-          <w:sz w:val="24"/>
-          <w:szCs w:val="24"/>
-        </w:rPr>
-        <w:t>dimaksud</w:t>
-      </w:r>
-      <w:proofErr w:type="spellEnd"/>
-      <w:r>
-        <w:rPr>
-          <w:rFonts w:ascii="Bookman Old Style" w:eastAsia="Bookman Old Style" w:hAnsi="Bookman Old Style" w:cs="Bookman Old Style"/>
-          <w:color w:val="000000"/>
-          <w:sz w:val="24"/>
-          <w:szCs w:val="24"/>
-        </w:rPr>
-        <w:t xml:space="preserve"> pada </w:t>
-      </w:r>
-      <w:proofErr w:type="spellStart"/>
-      <w:r>
-        <w:rPr>
-          <w:rFonts w:ascii="Bookman Old Style" w:eastAsia="Bookman Old Style" w:hAnsi="Bookman Old Style" w:cs="Bookman Old Style"/>
-          <w:color w:val="000000"/>
-          <w:sz w:val="24"/>
-          <w:szCs w:val="24"/>
-        </w:rPr>
-        <w:t>angka</w:t>
-      </w:r>
-      <w:proofErr w:type="spellEnd"/>
-      <w:r>
-        <w:rPr>
-          <w:rFonts w:ascii="Bookman Old Style" w:eastAsia="Bookman Old Style" w:hAnsi="Bookman Old Style" w:cs="Bookman Old Style"/>
-          <w:color w:val="000000"/>
-          <w:sz w:val="24"/>
-          <w:szCs w:val="24"/>
-        </w:rPr>
-        <w:t xml:space="preserve"> 4 yang </w:t>
-      </w:r>
-      <w:proofErr w:type="spellStart"/>
-      <w:r>
-        <w:rPr>
-          <w:rFonts w:ascii="Bookman Old Style" w:eastAsia="Bookman Old Style" w:hAnsi="Bookman Old Style" w:cs="Bookman Old Style"/>
-          <w:color w:val="000000"/>
-          <w:sz w:val="24"/>
-          <w:szCs w:val="24"/>
-        </w:rPr>
-        <w:t>memerlukan</w:t>
-      </w:r>
-      <w:proofErr w:type="spellEnd"/>
-      <w:r>
-        <w:rPr>
-          <w:rFonts w:ascii="Bookman Old Style" w:eastAsia="Bookman Old Style" w:hAnsi="Bookman Old Style" w:cs="Bookman Old Style"/>
-          <w:color w:val="000000"/>
-          <w:sz w:val="24"/>
-          <w:szCs w:val="24"/>
-        </w:rPr>
-        <w:t xml:space="preserve"> </w:t>
-      </w:r>
-      <w:proofErr w:type="spellStart"/>
-      <w:r>
-        <w:rPr>
-          <w:rFonts w:ascii="Bookman Old Style" w:eastAsia="Bookman Old Style" w:hAnsi="Bookman Old Style" w:cs="Bookman Old Style"/>
-          <w:color w:val="000000"/>
-          <w:sz w:val="24"/>
-          <w:szCs w:val="24"/>
-        </w:rPr>
-        <w:t>pemeriksaan</w:t>
-      </w:r>
-      <w:proofErr w:type="spellEnd"/>
-      <w:r>
-        <w:rPr>
-          <w:rFonts w:ascii="Bookman Old Style" w:eastAsia="Bookman Old Style" w:hAnsi="Bookman Old Style" w:cs="Bookman Old Style"/>
-          <w:color w:val="000000"/>
-          <w:sz w:val="24"/>
-          <w:szCs w:val="24"/>
-        </w:rPr>
-        <w:t xml:space="preserve"> </w:t>
-      </w:r>
-      <w:proofErr w:type="spellStart"/>
-      <w:r>
-        <w:rPr>
-          <w:rFonts w:ascii="Bookman Old Style" w:eastAsia="Bookman Old Style" w:hAnsi="Bookman Old Style" w:cs="Bookman Old Style"/>
-          <w:color w:val="000000"/>
-          <w:sz w:val="24"/>
-          <w:szCs w:val="24"/>
-        </w:rPr>
-        <w:t>lanjutan</w:t>
-      </w:r>
-      <w:proofErr w:type="spellEnd"/>
-      <w:r>
-        <w:rPr>
-          <w:rFonts w:ascii="Bookman Old Style" w:eastAsia="Bookman Old Style" w:hAnsi="Bookman Old Style" w:cs="Bookman Old Style"/>
-          <w:color w:val="000000"/>
-          <w:sz w:val="24"/>
-          <w:szCs w:val="24"/>
-        </w:rPr>
-        <w:t xml:space="preserve">, </w:t>
-      </w:r>
-      <w:proofErr w:type="spellStart"/>
-      <w:r>
-        <w:rPr>
-          <w:rFonts w:ascii="Bookman Old Style" w:eastAsia="Bookman Old Style" w:hAnsi="Bookman Old Style" w:cs="Bookman Old Style"/>
-          <w:color w:val="000000"/>
-          <w:sz w:val="24"/>
-          <w:szCs w:val="24"/>
-        </w:rPr>
-        <w:t>akan</w:t>
-      </w:r>
-      <w:proofErr w:type="spellEnd"/>
-      <w:r>
-        <w:rPr>
-          <w:rFonts w:ascii="Bookman Old Style" w:eastAsia="Bookman Old Style" w:hAnsi="Bookman Old Style" w:cs="Bookman Old Style"/>
-          <w:color w:val="000000"/>
-          <w:sz w:val="24"/>
-          <w:szCs w:val="24"/>
-        </w:rPr>
-        <w:t xml:space="preserve"> </w:t>
-      </w:r>
-      <w:proofErr w:type="spellStart"/>
-      <w:r>
-        <w:rPr>
-          <w:rFonts w:ascii="Bookman Old Style" w:eastAsia="Bookman Old Style" w:hAnsi="Bookman Old Style" w:cs="Bookman Old Style"/>
-          <w:color w:val="000000"/>
-          <w:sz w:val="24"/>
-          <w:szCs w:val="24"/>
-        </w:rPr>
-        <w:t>dilakukan</w:t>
-      </w:r>
-      <w:proofErr w:type="spellEnd"/>
-      <w:r>
-        <w:rPr>
-          <w:rFonts w:ascii="Bookman Old Style" w:eastAsia="Bookman Old Style" w:hAnsi="Bookman Old Style" w:cs="Bookman Old Style"/>
-          <w:color w:val="000000"/>
-          <w:sz w:val="24"/>
-          <w:szCs w:val="24"/>
-        </w:rPr>
-        <w:t xml:space="preserve"> </w:t>
-      </w:r>
-      <w:proofErr w:type="spellStart"/>
-      <w:r>
-        <w:rPr>
-          <w:rFonts w:ascii="Bookman Old Style" w:eastAsia="Bookman Old Style" w:hAnsi="Bookman Old Style" w:cs="Bookman Old Style"/>
-          <w:color w:val="000000"/>
-          <w:sz w:val="24"/>
-          <w:szCs w:val="24"/>
-        </w:rPr>
-        <w:t>pengecekan</w:t>
-      </w:r>
-      <w:proofErr w:type="spellEnd"/>
-      <w:r>
-        <w:rPr>
-          <w:rFonts w:ascii="Bookman Old Style" w:eastAsia="Bookman Old Style" w:hAnsi="Bookman Old Style" w:cs="Bookman Old Style"/>
-          <w:color w:val="000000"/>
-          <w:sz w:val="24"/>
-          <w:szCs w:val="24"/>
-        </w:rPr>
-        <w:t xml:space="preserve">, </w:t>
-      </w:r>
-      <w:proofErr w:type="spellStart"/>
-      <w:r>
-        <w:rPr>
-          <w:rFonts w:ascii="Bookman Old Style" w:eastAsia="Bookman Old Style" w:hAnsi="Bookman Old Style" w:cs="Bookman Old Style"/>
-          <w:color w:val="000000"/>
-          <w:sz w:val="24"/>
-          <w:szCs w:val="24"/>
-        </w:rPr>
         <w:lastRenderedPageBreak/>
-        <w:t>perubahan</w:t>
-      </w:r>
-      <w:proofErr w:type="spellEnd"/>
-      <w:r>
-        <w:rPr>
-          <w:rFonts w:ascii="Bookman Old Style" w:eastAsia="Bookman Old Style" w:hAnsi="Bookman Old Style" w:cs="Bookman Old Style"/>
-          <w:color w:val="000000"/>
-          <w:sz w:val="24"/>
-          <w:szCs w:val="24"/>
-        </w:rPr>
-        <w:t>, dan/</w:t>
-      </w:r>
-      <w:proofErr w:type="spellStart"/>
-      <w:r>
-        <w:rPr>
-          <w:rFonts w:ascii="Bookman Old Style" w:eastAsia="Bookman Old Style" w:hAnsi="Bookman Old Style" w:cs="Bookman Old Style"/>
-          <w:color w:val="000000"/>
-          <w:sz w:val="24"/>
-          <w:szCs w:val="24"/>
-        </w:rPr>
-        <w:t>atau</w:t>
-      </w:r>
-      <w:proofErr w:type="spellEnd"/>
-      <w:r>
-        <w:rPr>
-          <w:rFonts w:ascii="Bookman Old Style" w:eastAsia="Bookman Old Style" w:hAnsi="Bookman Old Style" w:cs="Bookman Old Style"/>
-          <w:color w:val="000000"/>
-          <w:sz w:val="24"/>
-          <w:szCs w:val="24"/>
-        </w:rPr>
-        <w:t xml:space="preserve"> </w:t>
-      </w:r>
-      <w:proofErr w:type="spellStart"/>
-      <w:r>
-        <w:rPr>
-          <w:rFonts w:ascii="Bookman Old Style" w:eastAsia="Bookman Old Style" w:hAnsi="Bookman Old Style" w:cs="Bookman Old Style"/>
-          <w:color w:val="000000"/>
-          <w:sz w:val="24"/>
-          <w:szCs w:val="24"/>
-        </w:rPr>
-        <w:t>kunjungan</w:t>
-      </w:r>
-      <w:proofErr w:type="spellEnd"/>
-      <w:r>
-        <w:rPr>
-          <w:rFonts w:ascii="Bookman Old Style" w:eastAsia="Bookman Old Style" w:hAnsi="Bookman Old Style" w:cs="Bookman Old Style"/>
-          <w:color w:val="000000"/>
-          <w:sz w:val="24"/>
-          <w:szCs w:val="24"/>
-        </w:rPr>
-        <w:t xml:space="preserve"> </w:t>
-      </w:r>
-      <w:proofErr w:type="spellStart"/>
-      <w:r>
-        <w:rPr>
-          <w:rFonts w:ascii="Bookman Old Style" w:eastAsia="Bookman Old Style" w:hAnsi="Bookman Old Style" w:cs="Bookman Old Style"/>
-          <w:color w:val="000000"/>
-          <w:sz w:val="24"/>
-          <w:szCs w:val="24"/>
-        </w:rPr>
-        <w:t>kembali</w:t>
-      </w:r>
-      <w:proofErr w:type="spellEnd"/>
-      <w:r>
-        <w:rPr>
-          <w:rFonts w:ascii="Bookman Old Style" w:eastAsia="Bookman Old Style" w:hAnsi="Bookman Old Style" w:cs="Bookman Old Style"/>
-          <w:color w:val="000000"/>
-          <w:sz w:val="24"/>
-          <w:szCs w:val="24"/>
-        </w:rPr>
-        <w:t xml:space="preserve"> </w:t>
-      </w:r>
-      <w:proofErr w:type="spellStart"/>
-      <w:r>
-        <w:rPr>
-          <w:rFonts w:ascii="Bookman Old Style" w:eastAsia="Bookman Old Style" w:hAnsi="Bookman Old Style" w:cs="Bookman Old Style"/>
-          <w:color w:val="000000"/>
-          <w:sz w:val="24"/>
-          <w:szCs w:val="24"/>
-        </w:rPr>
-        <w:t>ke</w:t>
-      </w:r>
-      <w:proofErr w:type="spellEnd"/>
-      <w:r>
-        <w:rPr>
-          <w:rFonts w:ascii="Bookman Old Style" w:eastAsia="Bookman Old Style" w:hAnsi="Bookman Old Style" w:cs="Bookman Old Style"/>
-          <w:color w:val="000000"/>
-          <w:sz w:val="24"/>
-          <w:szCs w:val="24"/>
-        </w:rPr>
-        <w:t xml:space="preserve"> </w:t>
-      </w:r>
-      <w:proofErr w:type="spellStart"/>
-      <w:r>
-        <w:rPr>
-          <w:rFonts w:ascii="Bookman Old Style" w:eastAsia="Bookman Old Style" w:hAnsi="Bookman Old Style" w:cs="Bookman Old Style"/>
-          <w:color w:val="000000"/>
-          <w:sz w:val="24"/>
-          <w:szCs w:val="24"/>
-        </w:rPr>
-        <w:t>lapangan</w:t>
-      </w:r>
-      <w:proofErr w:type="spellEnd"/>
-      <w:r>
-        <w:rPr>
-          <w:rFonts w:ascii="Bookman Old Style" w:eastAsia="Bookman Old Style" w:hAnsi="Bookman Old Style" w:cs="Bookman Old Style"/>
-          <w:color w:val="000000"/>
-          <w:sz w:val="24"/>
-          <w:szCs w:val="24"/>
-        </w:rPr>
-        <w:t xml:space="preserve"> </w:t>
-      </w:r>
-      <w:proofErr w:type="spellStart"/>
-      <w:r>
-        <w:rPr>
-          <w:rFonts w:ascii="Bookman Old Style" w:eastAsia="Bookman Old Style" w:hAnsi="Bookman Old Style" w:cs="Bookman Old Style"/>
-          <w:color w:val="000000"/>
-          <w:sz w:val="24"/>
-          <w:szCs w:val="24"/>
-        </w:rPr>
-        <w:t>merujuk</w:t>
-      </w:r>
-      <w:proofErr w:type="spellEnd"/>
-      <w:r>
-        <w:rPr>
-          <w:rFonts w:ascii="Bookman Old Style" w:eastAsia="Bookman Old Style" w:hAnsi="Bookman Old Style" w:cs="Bookman Old Style"/>
-          <w:color w:val="000000"/>
-          <w:sz w:val="24"/>
-          <w:szCs w:val="24"/>
-        </w:rPr>
-        <w:t xml:space="preserve"> pada </w:t>
-      </w:r>
-      <w:proofErr w:type="spellStart"/>
-      <w:r>
-        <w:rPr>
-          <w:rFonts w:ascii="Bookman Old Style" w:eastAsia="Bookman Old Style" w:hAnsi="Bookman Old Style" w:cs="Bookman Old Style"/>
-          <w:color w:val="000000"/>
-          <w:sz w:val="24"/>
-          <w:szCs w:val="24"/>
-        </w:rPr>
-        <w:t>perjanjian</w:t>
-      </w:r>
-      <w:proofErr w:type="spellEnd"/>
-      <w:r>
-        <w:rPr>
-          <w:rFonts w:ascii="Bookman Old Style" w:eastAsia="Bookman Old Style" w:hAnsi="Bookman Old Style" w:cs="Bookman Old Style"/>
-          <w:color w:val="000000"/>
-          <w:sz w:val="24"/>
-          <w:szCs w:val="24"/>
-        </w:rPr>
-        <w:t xml:space="preserve"> yang </w:t>
-      </w:r>
-      <w:proofErr w:type="spellStart"/>
-      <w:r>
-        <w:rPr>
-          <w:rFonts w:ascii="Bookman Old Style" w:eastAsia="Bookman Old Style" w:hAnsi="Bookman Old Style" w:cs="Bookman Old Style"/>
-          <w:color w:val="000000"/>
-          <w:sz w:val="24"/>
-          <w:szCs w:val="24"/>
-        </w:rPr>
-        <w:t>ditandatangani</w:t>
-      </w:r>
-      <w:proofErr w:type="spellEnd"/>
-      <w:r>
-        <w:rPr>
-          <w:rFonts w:ascii="Bookman Old Style" w:eastAsia="Bookman Old Style" w:hAnsi="Bookman Old Style" w:cs="Bookman Old Style"/>
-          <w:color w:val="000000"/>
-          <w:sz w:val="24"/>
-          <w:szCs w:val="24"/>
-        </w:rPr>
-        <w:t xml:space="preserve"> oleh </w:t>
+        <w:t xml:space="preserve">perubahan, dan/atau kunjungan kembali ke lapangan merujuk pada perjanjian yang ditandatangani oleh </w:t>
       </w:r>
       <w:r>
         <w:rPr>
@@ -4613,27 +2876,7 @@
                 <w:sz w:val="24"/>
                 <w:szCs w:val="24"/>
               </w:rPr>
-              <w:t>{</w:t>
-            </w:r>
-            <w:proofErr w:type="spellStart"/>
-            <w:r>
-              <w:rPr>
-                <w:rFonts w:ascii="Bookman Old Style" w:eastAsia="Bookman Old Style" w:hAnsi="Bookman Old Style" w:cs="Bookman Old Style"/>
-                <w:color w:val="000000"/>
-                <w:sz w:val="24"/>
-                <w:szCs w:val="24"/>
-              </w:rPr>
-              <w:t>nama_petugas</w:t>
-            </w:r>
-            <w:proofErr w:type="spellEnd"/>
-            <w:r>
-              <w:rPr>
-                <w:rFonts w:ascii="Bookman Old Style" w:eastAsia="Bookman Old Style" w:hAnsi="Bookman Old Style" w:cs="Bookman Old Style"/>
-                <w:color w:val="000000"/>
-                <w:sz w:val="24"/>
-                <w:szCs w:val="24"/>
-              </w:rPr>
-              <w:t>}</w:t>
+              <w:t>{nama_petugas}</w:t>
             </w:r>
             <w:r>
               <w:rPr>
@@ -4713,27 +2956,7 @@
                 <w:sz w:val="24"/>
                 <w:szCs w:val="24"/>
               </w:rPr>
-              <w:t>(</w:t>
-            </w:r>
-            <w:proofErr w:type="spellStart"/>
-            <w:r>
-              <w:rPr>
-                <w:rFonts w:ascii="Bookman Old Style" w:eastAsia="Bookman Old Style" w:hAnsi="Bookman Old Style" w:cs="Bookman Old Style"/>
-                <w:color w:val="000000"/>
-                <w:sz w:val="24"/>
-                <w:szCs w:val="24"/>
-              </w:rPr>
-              <w:t>Nuraliyah</w:t>
-            </w:r>
-            <w:proofErr w:type="spellEnd"/>
-            <w:r>
-              <w:rPr>
-                <w:rFonts w:ascii="Bookman Old Style" w:eastAsia="Bookman Old Style" w:hAnsi="Bookman Old Style" w:cs="Bookman Old Style"/>
-                <w:color w:val="000000"/>
-                <w:sz w:val="24"/>
-                <w:szCs w:val="24"/>
-              </w:rPr>
-              <w:t>)</w:t>
+              <w:t>(Nuraliyah)</w:t>
             </w:r>
           </w:p>
         </w:tc>
@@ -5039,7 +3262,6 @@
                 <w:szCs w:val="24"/>
               </w:rPr>
             </w:pPr>
-            <w:proofErr w:type="spellStart"/>
             <w:r>
               <w:rPr>
                 <w:rFonts w:ascii="Bookman Old Style" w:eastAsia="Bookman Old Style" w:hAnsi="Bookman Old Style" w:cs="Bookman Old Style"/>
@@ -5047,19 +3269,8 @@
                 <w:sz w:val="24"/>
                 <w:szCs w:val="24"/>
               </w:rPr>
-              <w:t>Uraian</w:t>
-            </w:r>
-            <w:proofErr w:type="spellEnd"/>
-            <w:r>
-              <w:rPr>
-                <w:rFonts w:ascii="Bookman Old Style" w:eastAsia="Bookman Old Style" w:hAnsi="Bookman Old Style" w:cs="Bookman Old Style"/>
-                <w:color w:val="000000"/>
-                <w:sz w:val="24"/>
-                <w:szCs w:val="24"/>
-              </w:rPr>
-              <w:t xml:space="preserve"> </w:t>
-            </w:r>
-            <w:proofErr w:type="spellStart"/>
+              <w:t xml:space="preserve">Uraian </w:t>
+            </w:r>
             <w:r>
               <w:rPr>
                 <w:rFonts w:ascii="Bookman Old Style" w:eastAsia="Bookman Old Style" w:hAnsi="Bookman Old Style" w:cs="Bookman Old Style"/>
@@ -5068,7 +3279,6 @@
               </w:rPr>
               <w:t>Pekerjaan</w:t>
             </w:r>
-            <w:proofErr w:type="spellEnd"/>
           </w:p>
         </w:tc>
         <w:tc>
@@ -5100,17 +3310,7 @@
                 <w:sz w:val="24"/>
                 <w:szCs w:val="24"/>
               </w:rPr>
-              <w:t xml:space="preserve">Waktu </w:t>
-            </w:r>
-            <w:proofErr w:type="spellStart"/>
-            <w:r>
-              <w:rPr>
-                <w:rFonts w:ascii="Bookman Old Style" w:eastAsia="Bookman Old Style" w:hAnsi="Bookman Old Style" w:cs="Bookman Old Style"/>
-                <w:color w:val="000000"/>
-                <w:sz w:val="24"/>
-                <w:szCs w:val="24"/>
-              </w:rPr>
-              <w:t>Penyelesa</w:t>
+              <w:t>Waktu Penyelesa</w:t>
             </w:r>
             <w:r>
               <w:rPr>
@@ -5120,7 +3320,6 @@
               </w:rPr>
               <w:t>ian</w:t>
             </w:r>
-            <w:proofErr w:type="spellEnd"/>
           </w:p>
         </w:tc>
         <w:tc>
@@ -5152,19 +3351,8 @@
                 <w:sz w:val="24"/>
                 <w:szCs w:val="24"/>
               </w:rPr>
-              <w:t xml:space="preserve">Target </w:t>
-            </w:r>
-            <w:proofErr w:type="spellStart"/>
-            <w:r>
-              <w:rPr>
-                <w:rFonts w:ascii="Bookman Old Style" w:eastAsia="Bookman Old Style" w:hAnsi="Bookman Old Style" w:cs="Bookman Old Style"/>
-                <w:color w:val="000000"/>
-                <w:sz w:val="24"/>
-                <w:szCs w:val="24"/>
-              </w:rPr>
-              <w:t>Pekerjaan</w:t>
-            </w:r>
-            <w:proofErr w:type="spellEnd"/>
+              <w:t>Target Pekerjaan</w:t>
+            </w:r>
           </w:p>
         </w:tc>
         <w:tc>
@@ -5189,7 +3377,6 @@
                 <w:szCs w:val="24"/>
               </w:rPr>
             </w:pPr>
-            <w:proofErr w:type="spellStart"/>
             <w:r>
               <w:rPr>
                 <w:rFonts w:ascii="Bookman Old Style" w:eastAsia="Bookman Old Style" w:hAnsi="Bookman Old Style" w:cs="Bookman Old Style"/>
@@ -5197,29 +3384,8 @@
                 <w:sz w:val="24"/>
                 <w:szCs w:val="24"/>
               </w:rPr>
-              <w:t>Realisasi</w:t>
-            </w:r>
-            <w:proofErr w:type="spellEnd"/>
-            <w:r>
-              <w:rPr>
-                <w:rFonts w:ascii="Bookman Old Style" w:eastAsia="Bookman Old Style" w:hAnsi="Bookman Old Style" w:cs="Bookman Old Style"/>
-                <w:color w:val="000000"/>
-                <w:sz w:val="24"/>
-                <w:szCs w:val="24"/>
-              </w:rPr>
-              <w:t xml:space="preserve"> </w:t>
-            </w:r>
-            <w:proofErr w:type="spellStart"/>
-            <w:r>
-              <w:rPr>
-                <w:rFonts w:ascii="Bookman Old Style" w:eastAsia="Bookman Old Style" w:hAnsi="Bookman Old Style" w:cs="Bookman Old Style"/>
-                <w:color w:val="000000"/>
-                <w:sz w:val="24"/>
-                <w:szCs w:val="24"/>
-              </w:rPr>
-              <w:t>Pekerjaan</w:t>
-            </w:r>
-            <w:proofErr w:type="spellEnd"/>
+              <w:t>Realisasi Pekerjaan</w:t>
+            </w:r>
           </w:p>
         </w:tc>
         <w:tc>
@@ -5251,19 +3417,8 @@
                 <w:sz w:val="24"/>
                 <w:szCs w:val="24"/>
               </w:rPr>
-              <w:t xml:space="preserve">Nilai </w:t>
-            </w:r>
-            <w:proofErr w:type="spellStart"/>
-            <w:r>
-              <w:rPr>
-                <w:rFonts w:ascii="Bookman Old Style" w:eastAsia="Bookman Old Style" w:hAnsi="Bookman Old Style" w:cs="Bookman Old Style"/>
-                <w:color w:val="000000"/>
-                <w:sz w:val="24"/>
-                <w:szCs w:val="24"/>
-              </w:rPr>
-              <w:t>Perjanjian</w:t>
-            </w:r>
-            <w:proofErr w:type="spellEnd"/>
+              <w:t>Nilai Perjanjian</w:t>
+            </w:r>
           </w:p>
         </w:tc>
       </w:tr>
@@ -5355,7 +3510,6 @@
                 <w:szCs w:val="24"/>
               </w:rPr>
             </w:pPr>
-            <w:proofErr w:type="spellStart"/>
             <w:r>
               <w:rPr>
                 <w:rFonts w:ascii="Bookman Old Style" w:eastAsia="Bookman Old Style" w:hAnsi="Bookman Old Style" w:cs="Bookman Old Style"/>
@@ -5365,7 +3519,6 @@
               </w:rPr>
               <w:t>Presentase</w:t>
             </w:r>
-            <w:proofErr w:type="spellEnd"/>
           </w:p>
         </w:tc>
         <w:tc>
@@ -5720,59 +3873,13 @@
                 <w:szCs w:val="24"/>
               </w:rPr>
             </w:pPr>
-            <w:proofErr w:type="spellStart"/>
-            <w:r>
-              <w:rPr>
-                <w:rFonts w:ascii="Bookman Old Style" w:eastAsia="Bookman Old Style" w:hAnsi="Bookman Old Style" w:cs="Bookman Old Style"/>
-                <w:sz w:val="24"/>
-                <w:szCs w:val="24"/>
-              </w:rPr>
-              <w:t>Melakukan</w:t>
-            </w:r>
-            <w:proofErr w:type="spellEnd"/>
-            <w:r>
-              <w:rPr>
-                <w:rFonts w:ascii="Bookman Old Style" w:eastAsia="Bookman Old Style" w:hAnsi="Bookman Old Style" w:cs="Bookman Old Style"/>
-                <w:sz w:val="24"/>
-                <w:szCs w:val="24"/>
-              </w:rPr>
-              <w:t xml:space="preserve"> </w:t>
-            </w:r>
-            <w:proofErr w:type="spellStart"/>
-            <w:r>
-              <w:rPr>
-                <w:rFonts w:ascii="Bookman Old Style" w:eastAsia="Bookman Old Style" w:hAnsi="Bookman Old Style" w:cs="Bookman Old Style"/>
-                <w:sz w:val="24"/>
-                <w:szCs w:val="24"/>
-              </w:rPr>
-              <w:t>pendataan</w:t>
-            </w:r>
-            <w:proofErr w:type="spellEnd"/>
-            <w:r>
-              <w:rPr>
-                <w:rFonts w:ascii="Bookman Old Style" w:eastAsia="Bookman Old Style" w:hAnsi="Bookman Old Style" w:cs="Bookman Old Style"/>
-                <w:sz w:val="24"/>
-                <w:szCs w:val="24"/>
-              </w:rPr>
-              <w:t xml:space="preserve"> </w:t>
-            </w:r>
-            <w:proofErr w:type="spellStart"/>
-            <w:r>
-              <w:rPr>
-                <w:rFonts w:ascii="Bookman Old Style" w:eastAsia="Bookman Old Style" w:hAnsi="Bookman Old Style" w:cs="Bookman Old Style"/>
-                <w:sz w:val="24"/>
-                <w:szCs w:val="24"/>
-              </w:rPr>
-              <w:t>lapangan</w:t>
-            </w:r>
-            <w:proofErr w:type="spellEnd"/>
-            <w:r>
-              <w:rPr>
-                <w:rFonts w:ascii="Bookman Old Style" w:eastAsia="Bookman Old Style" w:hAnsi="Bookman Old Style" w:cs="Bookman Old Style"/>
-                <w:sz w:val="24"/>
-                <w:szCs w:val="24"/>
-              </w:rPr>
-              <w:t xml:space="preserve"> </w:t>
+            <w:r>
+              <w:rPr>
+                <w:rFonts w:ascii="Bookman Old Style" w:eastAsia="Bookman Old Style" w:hAnsi="Bookman Old Style" w:cs="Bookman Old Style"/>
+                <w:sz w:val="24"/>
+                <w:szCs w:val="24"/>
+              </w:rPr>
+              <w:t xml:space="preserve">Melakukan pendataan lapangan </w:t>
             </w:r>
             <w:r>
               <w:rPr>
@@ -5790,25 +3897,7 @@
                 <w:sz w:val="24"/>
                 <w:szCs w:val="24"/>
               </w:rPr>
-              <w:t xml:space="preserve">Sensus Ekonomi 2026 </w:t>
-            </w:r>
-            <w:proofErr w:type="spellStart"/>
-            <w:r>
-              <w:rPr>
-                <w:rFonts w:ascii="Bookman Old Style" w:eastAsia="Bookman Old Style" w:hAnsi="Bookman Old Style" w:cs="Bookman Old Style"/>
-                <w:sz w:val="24"/>
-                <w:szCs w:val="24"/>
-              </w:rPr>
-              <w:t>termin</w:t>
-            </w:r>
-            <w:proofErr w:type="spellEnd"/>
-            <w:r>
-              <w:rPr>
-                <w:rFonts w:ascii="Bookman Old Style" w:eastAsia="Bookman Old Style" w:hAnsi="Bookman Old Style" w:cs="Bookman Old Style"/>
-                <w:sz w:val="24"/>
-                <w:szCs w:val="24"/>
-              </w:rPr>
-              <w:t xml:space="preserve"> II</w:t>
+              <w:t>Sensus Ekonomi 2026 termin II</w:t>
             </w:r>
           </w:p>
         </w:tc>
@@ -5997,61 +4086,7 @@
                 <w:sz w:val="24"/>
                 <w:szCs w:val="24"/>
               </w:rPr>
-              <w:t xml:space="preserve">Telah </w:t>
-            </w:r>
-            <w:proofErr w:type="spellStart"/>
-            <w:r>
-              <w:rPr>
-                <w:rFonts w:ascii="Bookman Old Style" w:eastAsia="Bookman Old Style" w:hAnsi="Bookman Old Style" w:cs="Bookman Old Style"/>
-                <w:sz w:val="24"/>
-                <w:szCs w:val="24"/>
-              </w:rPr>
-              <w:t>mencapai</w:t>
-            </w:r>
-            <w:proofErr w:type="spellEnd"/>
-            <w:r>
-              <w:rPr>
-                <w:rFonts w:ascii="Bookman Old Style" w:eastAsia="Bookman Old Style" w:hAnsi="Bookman Old Style" w:cs="Bookman Old Style"/>
-                <w:sz w:val="24"/>
-                <w:szCs w:val="24"/>
-              </w:rPr>
-              <w:t xml:space="preserve"> target </w:t>
-            </w:r>
-            <w:proofErr w:type="spellStart"/>
-            <w:r>
-              <w:rPr>
-                <w:rFonts w:ascii="Bookman Old Style" w:eastAsia="Bookman Old Style" w:hAnsi="Bookman Old Style" w:cs="Bookman Old Style"/>
-                <w:sz w:val="24"/>
-                <w:szCs w:val="24"/>
-              </w:rPr>
-              <w:t>pekerjaan</w:t>
-            </w:r>
-            <w:proofErr w:type="spellEnd"/>
-            <w:r>
-              <w:rPr>
-                <w:rFonts w:ascii="Bookman Old Style" w:eastAsia="Bookman Old Style" w:hAnsi="Bookman Old Style" w:cs="Bookman Old Style"/>
-                <w:sz w:val="24"/>
-                <w:szCs w:val="24"/>
-              </w:rPr>
-              <w:t xml:space="preserve"> </w:t>
-            </w:r>
-            <w:proofErr w:type="spellStart"/>
-            <w:r>
-              <w:rPr>
-                <w:rFonts w:ascii="Bookman Old Style" w:eastAsia="Bookman Old Style" w:hAnsi="Bookman Old Style" w:cs="Bookman Old Style"/>
-                <w:sz w:val="24"/>
-                <w:szCs w:val="24"/>
-              </w:rPr>
-              <w:t>sebesar</w:t>
-            </w:r>
-            <w:proofErr w:type="spellEnd"/>
-            <w:r>
-              <w:rPr>
-                <w:rFonts w:ascii="Bookman Old Style" w:eastAsia="Bookman Old Style" w:hAnsi="Bookman Old Style" w:cs="Bookman Old Style"/>
-                <w:sz w:val="24"/>
-                <w:szCs w:val="24"/>
-              </w:rPr>
-              <w:t xml:space="preserve"> </w:t>
+              <w:t xml:space="preserve">Telah mencapai target pekerjaan sebesar </w:t>
             </w:r>
             <w:r>
               <w:rPr>
@@ -6062,31 +4097,7 @@
                 <w:szCs w:val="24"/>
                 <w:u w:val="single"/>
               </w:rPr>
-              <w:t>{</w:t>
-            </w:r>
-            <w:proofErr w:type="spellStart"/>
-            <w:r>
-              <w:rPr>
-                <w:rFonts w:ascii="Bookman Old Style" w:eastAsia="Bookman Old Style" w:hAnsi="Bookman Old Style" w:cs="Bookman Old Style"/>
-                <w:i/>
-                <w:iCs/>
-                <w:sz w:val="24"/>
-                <w:szCs w:val="24"/>
-                <w:u w:val="single"/>
-              </w:rPr>
-              <w:t>sls_ongoing</w:t>
-            </w:r>
-            <w:proofErr w:type="spellEnd"/>
-            <w:r>
-              <w:rPr>
-                <w:rFonts w:ascii="Bookman Old Style" w:eastAsia="Bookman Old Style" w:hAnsi="Bookman Old Style" w:cs="Bookman Old Style"/>
-                <w:i/>
-                <w:iCs/>
-                <w:sz w:val="24"/>
-                <w:szCs w:val="24"/>
-                <w:u w:val="single"/>
-              </w:rPr>
-              <w:t>}</w:t>
+              <w:t>{sls_ongoing}</w:t>
             </w:r>
             <w:r>
               <w:rPr>
@@ -6396,7 +4407,6 @@
           <w:szCs w:val="24"/>
         </w:rPr>
       </w:pPr>
-      <w:proofErr w:type="spellStart"/>
       <w:r>
         <w:rPr>
           <w:rFonts w:ascii="Bookman Old Style" w:eastAsia="Bookman Old Style" w:hAnsi="Bookman Old Style" w:cs="Bookman Old Style"/>
@@ -6404,37 +4414,7 @@
           <w:sz w:val="24"/>
           <w:szCs w:val="24"/>
         </w:rPr>
-        <w:t>Screenshoot</w:t>
-      </w:r>
-      <w:proofErr w:type="spellEnd"/>
-      <w:r>
-        <w:rPr>
-          <w:rFonts w:ascii="Bookman Old Style" w:eastAsia="Bookman Old Style" w:hAnsi="Bookman Old Style" w:cs="Bookman Old Style"/>
-          <w:color w:val="000000"/>
-          <w:sz w:val="24"/>
-          <w:szCs w:val="24"/>
-        </w:rPr>
-        <w:t xml:space="preserve"> </w:t>
-      </w:r>
-      <w:proofErr w:type="spellStart"/>
-      <w:r>
-        <w:rPr>
-          <w:rFonts w:ascii="Bookman Old Style" w:eastAsia="Bookman Old Style" w:hAnsi="Bookman Old Style" w:cs="Bookman Old Style"/>
-          <w:color w:val="000000"/>
-          <w:sz w:val="24"/>
-          <w:szCs w:val="24"/>
-        </w:rPr>
-        <w:t>Aplikasi</w:t>
-      </w:r>
-      <w:proofErr w:type="spellEnd"/>
-      <w:r>
-        <w:rPr>
-          <w:rFonts w:ascii="Bookman Old Style" w:eastAsia="Bookman Old Style" w:hAnsi="Bookman Old Style" w:cs="Bookman Old Style"/>
-          <w:color w:val="000000"/>
-          <w:sz w:val="24"/>
-          <w:szCs w:val="24"/>
-        </w:rPr>
-        <w:t xml:space="preserve"> Fasih</w:t>
+        <w:t>Screenshoot Aplikasi Fasih</w:t>
       </w:r>
     </w:p>
     <w:p>
@@ -6469,27 +4449,7 @@
           <w:szCs w:val="24"/>
           <w:lang w:val="en"/>
         </w:rPr>
-        <w:t>{%</w:t>
-      </w:r>
-      <w:proofErr w:type="spellStart"/>
-      <w:r>
-        <w:rPr>
-          <w:rFonts w:ascii="Bookman Old Style" w:eastAsia="Bookman Old Style" w:hAnsi="Bookman Old Style" w:cs="Bookman Old Style"/>
-          <w:sz w:val="24"/>
-          <w:szCs w:val="24"/>
-          <w:lang w:val="en"/>
-        </w:rPr>
-        <w:t>halaman_depan</w:t>
-      </w:r>
-      <w:proofErr w:type="spellEnd"/>
-      <w:r>
-        <w:rPr>
-          <w:rFonts w:ascii="Bookman Old Style" w:eastAsia="Bookman Old Style" w:hAnsi="Bookman Old Style" w:cs="Bookman Old Style"/>
-          <w:sz w:val="24"/>
-          <w:szCs w:val="24"/>
-          <w:lang w:val="en"/>
-        </w:rPr>
-        <w:t>}</w:t>
+        <w:t>{%halaman_depan}</w:t>
       </w:r>
     </w:p>
     <w:tbl>
@@ -6530,23 +4490,7 @@
                 <w:rFonts w:ascii="Arial" w:eastAsia="Arial" w:hAnsi="Arial"/>
                 <w:sz w:val="16"/>
               </w:rPr>
-              <w:t>{#foto_</w:t>
-            </w:r>
-            <w:proofErr w:type="gramStart"/>
-            <w:r>
-              <w:rPr>
-                <w:rFonts w:ascii="Arial" w:eastAsia="Arial" w:hAnsi="Arial"/>
-                <w:sz w:val="16"/>
-              </w:rPr>
-              <w:t>rows}{</w:t>
-            </w:r>
-            <w:proofErr w:type="gramEnd"/>
-            <w:r>
-              <w:rPr>
-                <w:rFonts w:ascii="Arial" w:eastAsia="Arial" w:hAnsi="Arial"/>
-                <w:sz w:val="16"/>
-              </w:rPr>
-              <w:t>%foto1}</w:t>
+              <w:t>{#foto_rows}{%foto1}</w:t>
             </w:r>
           </w:p>
         </w:tc>
@@ -6596,39 +4540,7 @@
                 <w:rFonts w:ascii="Arial" w:eastAsia="Arial" w:hAnsi="Arial"/>
                 <w:sz w:val="16"/>
               </w:rPr>
-              <w:t>{%foto</w:t>
-            </w:r>
-            <w:proofErr w:type="gramStart"/>
-            <w:r>
-              <w:rPr>
-                <w:rFonts w:ascii="Arial" w:eastAsia="Arial" w:hAnsi="Arial"/>
-                <w:sz w:val="16"/>
-              </w:rPr>
-              <w:t>3}{</w:t>
-            </w:r>
-            <w:proofErr w:type="gramEnd"/>
-            <w:r>
-              <w:rPr>
-                <w:rFonts w:ascii="Arial" w:eastAsia="Arial" w:hAnsi="Arial"/>
-                <w:sz w:val="16"/>
-              </w:rPr>
-              <w:t>/</w:t>
-            </w:r>
-            <w:proofErr w:type="spellStart"/>
-            <w:r>
-              <w:rPr>
-                <w:rFonts w:ascii="Arial" w:eastAsia="Arial" w:hAnsi="Arial"/>
-                <w:sz w:val="16"/>
-              </w:rPr>
-              <w:t>foto_rows</w:t>
-            </w:r>
-            <w:proofErr w:type="spellEnd"/>
-            <w:r>
-              <w:rPr>
-                <w:rFonts w:ascii="Arial" w:eastAsia="Arial" w:hAnsi="Arial"/>
-                <w:sz w:val="16"/>
-              </w:rPr>
-              <w:t>}</w:t>
+              <w:t>{%foto3}{/foto_rows}</w:t>
             </w:r>
           </w:p>
         </w:tc>
@@ -6794,16 +4706,7 @@
                 <w:sz w:val="24"/>
                 <w:szCs w:val="24"/>
               </w:rPr>
-              <w:t>{</w:t>
-            </w:r>
-            <w:proofErr w:type="spellStart"/>
-            <w:r>
-              <w:rPr>
-                <w:rFonts w:ascii="Bookman Old Style" w:eastAsia="Bookman Old Style" w:hAnsi="Bookman Old Style" w:cs="Bookman Old Style"/>
-                <w:sz w:val="24"/>
-                <w:szCs w:val="24"/>
-              </w:rPr>
-              <w:t>nama_pe</w:t>
+              <w:t>{nama_pe</w:t>
             </w:r>
             <w:r>
               <w:rPr>
@@ -6813,7 +4716,6 @@
               </w:rPr>
               <w:t>tugas</w:t>
             </w:r>
-            <w:proofErr w:type="spellEnd"/>
             <w:r>
               <w:rPr>
                 <w:rFonts w:ascii="Bookman Old Style" w:eastAsia="Bookman Old Style" w:hAnsi="Bookman Old Style" w:cs="Bookman Old Style"/>
@@ -6937,25 +4839,7 @@
                 <w:sz w:val="24"/>
                 <w:szCs w:val="24"/>
               </w:rPr>
-              <w:t>(</w:t>
-            </w:r>
-            <w:proofErr w:type="spellStart"/>
-            <w:r>
-              <w:rPr>
-                <w:rFonts w:ascii="Bookman Old Style" w:eastAsia="Bookman Old Style" w:hAnsi="Bookman Old Style" w:cs="Bookman Old Style"/>
-                <w:sz w:val="24"/>
-                <w:szCs w:val="24"/>
-              </w:rPr>
-              <w:t>Nuraliyah</w:t>
-            </w:r>
-            <w:proofErr w:type="spellEnd"/>
-            <w:r>
-              <w:rPr>
-                <w:rFonts w:ascii="Bookman Old Style" w:eastAsia="Bookman Old Style" w:hAnsi="Bookman Old Style" w:cs="Bookman Old Style"/>
-                <w:sz w:val="24"/>
-                <w:szCs w:val="24"/>
-              </w:rPr>
-              <w:t>)</w:t>
+              <w:t>(Nuraliyah)</w:t>
             </w:r>
           </w:p>
         </w:tc>
@@ -7039,23 +4923,13 @@
           <w:szCs w:val="24"/>
         </w:rPr>
       </w:pPr>
-      <w:proofErr w:type="spellStart"/>
-      <w:r>
-        <w:rPr>
-          <w:rFonts w:ascii="Bookman Old Style" w:eastAsia="Bookman Old Style" w:hAnsi="Bookman Old Style" w:cs="Bookman Old Style"/>
-          <w:sz w:val="24"/>
-          <w:szCs w:val="24"/>
-        </w:rPr>
-        <w:t>Menyetujui</w:t>
-      </w:r>
-      <w:proofErr w:type="spellEnd"/>
-      <w:r>
-        <w:rPr>
-          <w:rFonts w:ascii="Bookman Old Style" w:eastAsia="Bookman Old Style" w:hAnsi="Bookman Old Style" w:cs="Bookman Old Style"/>
-          <w:sz w:val="24"/>
-          <w:szCs w:val="24"/>
-        </w:rPr>
-        <w:t>,</w:t>
+      <w:r>
+        <w:rPr>
+          <w:rFonts w:ascii="Bookman Old Style" w:eastAsia="Bookman Old Style" w:hAnsi="Bookman Old Style" w:cs="Bookman Old Style"/>
+          <w:sz w:val="24"/>
+          <w:szCs w:val="24"/>
+        </w:rPr>
+        <w:t>Menyetujui,</w:t>
       </w:r>
       <w:r>
         <w:rPr>
@@ -7064,53 +4938,8 @@
           <w:szCs w:val="24"/>
         </w:rPr>
         <w:br/>
-      </w:r>
-      <w:proofErr w:type="spellStart"/>
-      <w:r>
-        <w:rPr>
-          <w:rFonts w:ascii="Bookman Old Style" w:eastAsia="Bookman Old Style" w:hAnsi="Bookman Old Style" w:cs="Bookman Old Style"/>
-          <w:sz w:val="24"/>
-          <w:szCs w:val="24"/>
-        </w:rPr>
-        <w:t>Pejabat</w:t>
-      </w:r>
-      <w:proofErr w:type="spellEnd"/>
-      <w:r>
-        <w:rPr>
-          <w:rFonts w:ascii="Bookman Old Style" w:eastAsia="Bookman Old Style" w:hAnsi="Bookman Old Style" w:cs="Bookman Old Style"/>
-          <w:sz w:val="24"/>
-          <w:szCs w:val="24"/>
-        </w:rPr>
-        <w:t xml:space="preserve"> </w:t>
-      </w:r>
-      <w:proofErr w:type="spellStart"/>
-      <w:r>
-        <w:rPr>
-          <w:rFonts w:ascii="Bookman Old Style" w:eastAsia="Bookman Old Style" w:hAnsi="Bookman Old Style" w:cs="Bookman Old Style"/>
-          <w:sz w:val="24"/>
-          <w:szCs w:val="24"/>
-        </w:rPr>
-        <w:t>Pembuat</w:t>
-      </w:r>
-      <w:proofErr w:type="spellEnd"/>
-      <w:r>
-        <w:rPr>
-          <w:rFonts w:ascii="Bookman Old Style" w:eastAsia="Bookman Old Style" w:hAnsi="Bookman Old Style" w:cs="Bookman Old Style"/>
-          <w:sz w:val="24"/>
-          <w:szCs w:val="24"/>
-        </w:rPr>
-        <w:t xml:space="preserve"> </w:t>
-      </w:r>
-      <w:proofErr w:type="spellStart"/>
-      <w:r>
-        <w:rPr>
-          <w:rFonts w:ascii="Bookman Old Style" w:eastAsia="Bookman Old Style" w:hAnsi="Bookman Old Style" w:cs="Bookman Old Style"/>
-          <w:sz w:val="24"/>
-          <w:szCs w:val="24"/>
-        </w:rPr>
-        <w:t>Komitmen</w:t>
-      </w:r>
-      <w:proofErr w:type="spellEnd"/>
+        <w:t>Pejabat Pembuat Komitmen</w:t>
+      </w:r>
     </w:p>
     <w:p>
       <w:pPr>
@@ -8176,47 +6005,7 @@
           <w:szCs w:val="24"/>
           <w:lang w:val="en"/>
         </w:rPr>
-        <w:t xml:space="preserve">Dengan </w:t>
-      </w:r>
-      <w:proofErr w:type="spellStart"/>
-      <w:r>
-        <w:rPr>
-          <w:rFonts w:ascii="Bookman Old Style" w:eastAsia="Bookman Old Style" w:hAnsi="Bookman Old Style" w:cs="Bookman Old Style"/>
-          <w:sz w:val="24"/>
-          <w:szCs w:val="24"/>
-          <w:lang w:val="en"/>
-        </w:rPr>
-        <w:t>ini</w:t>
-      </w:r>
-      <w:proofErr w:type="spellEnd"/>
-      <w:r>
-        <w:rPr>
-          <w:rFonts w:ascii="Bookman Old Style" w:eastAsia="Bookman Old Style" w:hAnsi="Bookman Old Style" w:cs="Bookman Old Style"/>
-          <w:sz w:val="24"/>
-          <w:szCs w:val="24"/>
-          <w:lang w:val="en"/>
-        </w:rPr>
-        <w:t xml:space="preserve"> </w:t>
-      </w:r>
-      <w:proofErr w:type="spellStart"/>
-      <w:r>
-        <w:rPr>
-          <w:rFonts w:ascii="Bookman Old Style" w:eastAsia="Bookman Old Style" w:hAnsi="Bookman Old Style" w:cs="Bookman Old Style"/>
-          <w:sz w:val="24"/>
-          <w:szCs w:val="24"/>
-          <w:lang w:val="en"/>
-        </w:rPr>
-        <w:t>menyatakan</w:t>
-      </w:r>
-      <w:proofErr w:type="spellEnd"/>
-      <w:r>
-        <w:rPr>
-          <w:rFonts w:ascii="Bookman Old Style" w:eastAsia="Bookman Old Style" w:hAnsi="Bookman Old Style" w:cs="Bookman Old Style"/>
-          <w:sz w:val="24"/>
-          <w:szCs w:val="24"/>
-          <w:lang w:val="en"/>
-        </w:rPr>
-        <w:t xml:space="preserve">:  </w:t>
+        <w:t xml:space="preserve">Dengan ini menyatakan:  </w:t>
       </w:r>
     </w:p>
     <w:p>
@@ -8254,9 +6043,89 @@
           <w:szCs w:val="24"/>
           <w:lang w:val="en"/>
         </w:rPr>
+        <w:t xml:space="preserve"> telah melaksanakan seluruh pekerjaan Pendataan Lapangan Sensus Ekonomi 2026 pada Badan Pusat Statistik </w:t>
+      </w:r>
+      <w:r>
+        <w:rPr>
+          <w:rFonts w:ascii="Bookman Old Style" w:eastAsia="Bookman Old Style" w:hAnsi="Bookman Old Style" w:cs="Bookman Old Style"/>
+          <w:sz w:val="24"/>
+          <w:szCs w:val="24"/>
+          <w:lang w:val="en"/>
+        </w:rPr>
+        <w:t>Kota Jakarta Timur</w:t>
+      </w:r>
+      <w:r>
+        <w:rPr>
+          <w:rFonts w:ascii="Bookman Old Style" w:eastAsia="Bookman Old Style" w:hAnsi="Bookman Old Style" w:cs="Bookman Old Style"/>
+          <w:sz w:val="24"/>
+          <w:szCs w:val="24"/>
+          <w:lang w:val="en"/>
+        </w:rPr>
+        <w:t xml:space="preserve"> berdasarkan Perjanjian Kerja Nomor: </w:t>
+      </w:r>
+      <w:r>
+        <w:rPr>
+          <w:rFonts w:ascii="Bookman Old Style" w:eastAsia="Bookman Old Style" w:hAnsi="Bookman Old Style" w:cs="Bookman Old Style"/>
+          <w:sz w:val="24"/>
+          <w:szCs w:val="24"/>
+          <w:lang w:val="en"/>
+        </w:rPr>
+        <w:t>{</w:t>
+      </w:r>
+      <w:r>
+        <w:rPr>
+          <w:rFonts w:ascii="Bookman Old Style" w:eastAsia="Bookman Old Style" w:hAnsi="Bookman Old Style" w:cs="Bookman Old Style"/>
+          <w:sz w:val="24"/>
+          <w:szCs w:val="24"/>
+          <w:lang w:val="en"/>
+        </w:rPr>
+        <w:t>no</w:t>
+      </w:r>
+      <w:r>
+        <w:rPr>
+          <w:rFonts w:ascii="Bookman Old Style" w:eastAsia="Bookman Old Style" w:hAnsi="Bookman Old Style" w:cs="Bookman Old Style"/>
+          <w:sz w:val="24"/>
+          <w:szCs w:val="24"/>
+          <w:lang w:val="en"/>
+        </w:rPr>
+        <w:t>mor_</w:t>
+      </w:r>
+      <w:r>
+        <w:rPr>
+          <w:rFonts w:ascii="Bookman Old Style" w:eastAsia="Bookman Old Style" w:hAnsi="Bookman Old Style" w:cs="Bookman Old Style"/>
+          <w:sz w:val="24"/>
+          <w:szCs w:val="24"/>
+          <w:lang w:val="en"/>
+        </w:rPr>
+        <w:t>spk</w:t>
+      </w:r>
+      <w:r>
+        <w:rPr>
+          <w:rFonts w:ascii="Bookman Old Style" w:eastAsia="Bookman Old Style" w:hAnsi="Bookman Old Style" w:cs="Bookman Old Style"/>
+          <w:sz w:val="24"/>
+          <w:szCs w:val="24"/>
+          <w:lang w:val="en"/>
+        </w:rPr>
+        <w:t>}</w:t>
+      </w:r>
+      <w:r>
+        <w:rPr>
+          <w:rFonts w:ascii="Bookman Old Style" w:eastAsia="Bookman Old Style" w:hAnsi="Bookman Old Style" w:cs="Bookman Old Style"/>
+          <w:sz w:val="24"/>
+          <w:szCs w:val="24"/>
+          <w:lang w:val="en"/>
+        </w:rPr>
+        <w:t>, sesuai dengan target pekerjaan yang ditetapkan sebesar</w:t>
+      </w:r>
+      <w:r>
+        <w:rPr>
+          <w:rFonts w:ascii="Bookman Old Style" w:eastAsia="Bookman Old Style" w:hAnsi="Bookman Old Style" w:cs="Bookman Old Style"/>
+          <w:sz w:val="24"/>
+          <w:szCs w:val="24"/>
+          <w:lang w:val="en"/>
+        </w:rPr>
         <w:t xml:space="preserve"> </w:t>
       </w:r>
-      <w:proofErr w:type="spellStart"/>
       <w:r>
         <w:rPr>
           <w:rFonts w:ascii="Bookman Old Style" w:eastAsia="Bookman Old Style" w:hAnsi="Bookman Old Style" w:cs="Bookman Old Style"/>
@@ -8264,9 +6133,8 @@
           <w:szCs w:val="24"/>
           <w:lang w:val="en"/>
         </w:rPr>
-        <w:t>telah</w:t>
-      </w:r>
-      <w:proofErr w:type="spellEnd"/>
+        <w:t>{</w:t>
+      </w:r>
       <w:r>
         <w:rPr>
           <w:rFonts w:ascii="Bookman Old Style" w:eastAsia="Bookman Old Style" w:hAnsi="Bookman Old Style" w:cs="Bookman Old Style"/>
@@ -8274,9 +6142,35 @@
           <w:szCs w:val="24"/>
           <w:lang w:val="en"/>
         </w:rPr>
+        <w:t>sls_</w:t>
+      </w:r>
+      <w:r>
+        <w:rPr>
+          <w:rFonts w:ascii="Bookman Old Style" w:eastAsia="Bookman Old Style" w:hAnsi="Bookman Old Style" w:cs="Bookman Old Style"/>
+          <w:sz w:val="24"/>
+          <w:szCs w:val="24"/>
+          <w:lang w:val="en"/>
+        </w:rPr>
+        <w:t>ongoing</w:t>
+      </w:r>
+      <w:r>
+        <w:rPr>
+          <w:rFonts w:ascii="Bookman Old Style" w:eastAsia="Bookman Old Style" w:hAnsi="Bookman Old Style" w:cs="Bookman Old Style"/>
+          <w:sz w:val="24"/>
+          <w:szCs w:val="24"/>
+          <w:lang w:val="en"/>
+        </w:rPr>
+        <w:t>}</w:t>
+      </w:r>
+      <w:r>
+        <w:rPr>
+          <w:rFonts w:ascii="Bookman Old Style" w:eastAsia="Bookman Old Style" w:hAnsi="Bookman Old Style" w:cs="Bookman Old Style"/>
+          <w:sz w:val="24"/>
+          <w:szCs w:val="24"/>
+          <w:lang w:val="en"/>
+        </w:rPr>
         <w:t xml:space="preserve"> </w:t>
       </w:r>
-      <w:proofErr w:type="spellStart"/>
       <w:r>
         <w:rPr>
           <w:rFonts w:ascii="Bookman Old Style" w:eastAsia="Bookman Old Style" w:hAnsi="Bookman Old Style" w:cs="Bookman Old Style"/>
@@ -8284,9 +6178,8 @@
           <w:szCs w:val="24"/>
           <w:lang w:val="en"/>
         </w:rPr>
-        <w:t>melaksanakan</w:t>
-      </w:r>
-      <w:proofErr w:type="spellEnd"/>
+        <w:t>SLS/Sub-SLS dan/atau usaha besar selama pendataan 1</w:t>
+      </w:r>
       <w:r>
         <w:rPr>
           <w:rFonts w:ascii="Bookman Old Style" w:eastAsia="Bookman Old Style" w:hAnsi="Bookman Old Style" w:cs="Bookman Old Style"/>
@@ -8294,9 +6187,8 @@
           <w:szCs w:val="24"/>
           <w:lang w:val="en"/>
         </w:rPr>
-        <w:t xml:space="preserve"> </w:t>
-      </w:r>
-      <w:proofErr w:type="spellStart"/>
+        <w:t>8</w:t>
+      </w:r>
       <w:r>
         <w:rPr>
           <w:rFonts w:ascii="Bookman Old Style" w:eastAsia="Bookman Old Style" w:hAnsi="Bookman Old Style" w:cs="Bookman Old Style"/>
@@ -8304,9 +6196,8 @@
           <w:szCs w:val="24"/>
           <w:lang w:val="en"/>
         </w:rPr>
-        <w:t>seluruh</w:t>
-      </w:r>
-      <w:proofErr w:type="spellEnd"/>
+        <w:t xml:space="preserve"> Ju</w:t>
+      </w:r>
       <w:r>
         <w:rPr>
           <w:rFonts w:ascii="Bookman Old Style" w:eastAsia="Bookman Old Style" w:hAnsi="Bookman Old Style" w:cs="Bookman Old Style"/>
@@ -8314,9 +6205,8 @@
           <w:szCs w:val="24"/>
           <w:lang w:val="en"/>
         </w:rPr>
-        <w:t xml:space="preserve"> </w:t>
-      </w:r>
-      <w:proofErr w:type="spellStart"/>
+        <w:t>l</w:t>
+      </w:r>
       <w:r>
         <w:rPr>
           <w:rFonts w:ascii="Bookman Old Style" w:eastAsia="Bookman Old Style" w:hAnsi="Bookman Old Style" w:cs="Bookman Old Style"/>
@@ -8324,523 +6214,7 @@
           <w:szCs w:val="24"/>
           <w:lang w:val="en"/>
         </w:rPr>
-        <w:t>pekerjaan</w:t>
-      </w:r>
-      <w:proofErr w:type="spellEnd"/>
-      <w:r>
-        <w:rPr>
-          <w:rFonts w:ascii="Bookman Old Style" w:eastAsia="Bookman Old Style" w:hAnsi="Bookman Old Style" w:cs="Bookman Old Style"/>
-          <w:sz w:val="24"/>
-          <w:szCs w:val="24"/>
-          <w:lang w:val="en"/>
-        </w:rPr>
-        <w:t xml:space="preserve"> </w:t>
-      </w:r>
-      <w:proofErr w:type="spellStart"/>
-      <w:r>
-        <w:rPr>
-          <w:rFonts w:ascii="Bookman Old Style" w:eastAsia="Bookman Old Style" w:hAnsi="Bookman Old Style" w:cs="Bookman Old Style"/>
-          <w:sz w:val="24"/>
-          <w:szCs w:val="24"/>
-          <w:lang w:val="en"/>
-        </w:rPr>
-        <w:t>Pendataan</w:t>
-      </w:r>
-      <w:proofErr w:type="spellEnd"/>
-      <w:r>
-        <w:rPr>
-          <w:rFonts w:ascii="Bookman Old Style" w:eastAsia="Bookman Old Style" w:hAnsi="Bookman Old Style" w:cs="Bookman Old Style"/>
-          <w:sz w:val="24"/>
-          <w:szCs w:val="24"/>
-          <w:lang w:val="en"/>
-        </w:rPr>
-        <w:t xml:space="preserve"> Lapangan Sensus Ekonomi 2026 pada Badan Pusat </w:t>
-      </w:r>
-      <w:proofErr w:type="spellStart"/>
-      <w:r>
-        <w:rPr>
-          <w:rFonts w:ascii="Bookman Old Style" w:eastAsia="Bookman Old Style" w:hAnsi="Bookman Old Style" w:cs="Bookman Old Style"/>
-          <w:sz w:val="24"/>
-          <w:szCs w:val="24"/>
-          <w:lang w:val="en"/>
-        </w:rPr>
-        <w:t>Statistik</w:t>
-      </w:r>
-      <w:proofErr w:type="spellEnd"/>
-      <w:r>
-        <w:rPr>
-          <w:rFonts w:ascii="Bookman Old Style" w:eastAsia="Bookman Old Style" w:hAnsi="Bookman Old Style" w:cs="Bookman Old Style"/>
-          <w:sz w:val="24"/>
-          <w:szCs w:val="24"/>
-          <w:lang w:val="en"/>
-        </w:rPr>
-        <w:t xml:space="preserve"> </w:t>
-      </w:r>
-      <w:r>
-        <w:rPr>
-          <w:rFonts w:ascii="Bookman Old Style" w:eastAsia="Bookman Old Style" w:hAnsi="Bookman Old Style" w:cs="Bookman Old Style"/>
-          <w:sz w:val="24"/>
-          <w:szCs w:val="24"/>
-          <w:lang w:val="en"/>
-        </w:rPr>
-        <w:t>Kota Jakarta Timur</w:t>
-      </w:r>
-      <w:r>
-        <w:rPr>
-          <w:rFonts w:ascii="Bookman Old Style" w:eastAsia="Bookman Old Style" w:hAnsi="Bookman Old Style" w:cs="Bookman Old Style"/>
-          <w:sz w:val="24"/>
-          <w:szCs w:val="24"/>
-          <w:lang w:val="en"/>
-        </w:rPr>
-        <w:t xml:space="preserve"> </w:t>
-      </w:r>
-      <w:proofErr w:type="spellStart"/>
-      <w:r>
-        <w:rPr>
-          <w:rFonts w:ascii="Bookman Old Style" w:eastAsia="Bookman Old Style" w:hAnsi="Bookman Old Style" w:cs="Bookman Old Style"/>
-          <w:sz w:val="24"/>
-          <w:szCs w:val="24"/>
-          <w:lang w:val="en"/>
-        </w:rPr>
-        <w:t>berdasarkan</w:t>
-      </w:r>
-      <w:proofErr w:type="spellEnd"/>
-      <w:r>
-        <w:rPr>
-          <w:rFonts w:ascii="Bookman Old Style" w:eastAsia="Bookman Old Style" w:hAnsi="Bookman Old Style" w:cs="Bookman Old Style"/>
-          <w:sz w:val="24"/>
-          <w:szCs w:val="24"/>
-          <w:lang w:val="en"/>
-        </w:rPr>
-        <w:t xml:space="preserve"> </w:t>
-      </w:r>
-      <w:proofErr w:type="spellStart"/>
-      <w:r>
-        <w:rPr>
-          <w:rFonts w:ascii="Bookman Old Style" w:eastAsia="Bookman Old Style" w:hAnsi="Bookman Old Style" w:cs="Bookman Old Style"/>
-          <w:sz w:val="24"/>
-          <w:szCs w:val="24"/>
-          <w:lang w:val="en"/>
-        </w:rPr>
-        <w:t>Perjanjian</w:t>
-      </w:r>
-      <w:proofErr w:type="spellEnd"/>
-      <w:r>
-        <w:rPr>
-          <w:rFonts w:ascii="Bookman Old Style" w:eastAsia="Bookman Old Style" w:hAnsi="Bookman Old Style" w:cs="Bookman Old Style"/>
-          <w:sz w:val="24"/>
-          <w:szCs w:val="24"/>
-          <w:lang w:val="en"/>
-        </w:rPr>
-        <w:t xml:space="preserve"> </w:t>
-      </w:r>
-      <w:proofErr w:type="spellStart"/>
-      <w:r>
-        <w:rPr>
-          <w:rFonts w:ascii="Bookman Old Style" w:eastAsia="Bookman Old Style" w:hAnsi="Bookman Old Style" w:cs="Bookman Old Style"/>
-          <w:sz w:val="24"/>
-          <w:szCs w:val="24"/>
-          <w:lang w:val="en"/>
-        </w:rPr>
-        <w:t>Kerja</w:t>
-      </w:r>
-      <w:proofErr w:type="spellEnd"/>
-      <w:r>
-        <w:rPr>
-          <w:rFonts w:ascii="Bookman Old Style" w:eastAsia="Bookman Old Style" w:hAnsi="Bookman Old Style" w:cs="Bookman Old Style"/>
-          <w:sz w:val="24"/>
-          <w:szCs w:val="24"/>
-          <w:lang w:val="en"/>
-        </w:rPr>
-        <w:t xml:space="preserve"> Nomor: </w:t>
-      </w:r>
-      <w:r>
-        <w:rPr>
-          <w:rFonts w:ascii="Bookman Old Style" w:eastAsia="Bookman Old Style" w:hAnsi="Bookman Old Style" w:cs="Bookman Old Style"/>
-          <w:sz w:val="24"/>
-          <w:szCs w:val="24"/>
-          <w:lang w:val="en"/>
-        </w:rPr>
-        <w:t>{</w:t>
-      </w:r>
-      <w:proofErr w:type="spellStart"/>
-      <w:r>
-        <w:rPr>
-          <w:rFonts w:ascii="Bookman Old Style" w:eastAsia="Bookman Old Style" w:hAnsi="Bookman Old Style" w:cs="Bookman Old Style"/>
-          <w:sz w:val="24"/>
-          <w:szCs w:val="24"/>
-          <w:lang w:val="en"/>
-        </w:rPr>
-        <w:t>no</w:t>
-      </w:r>
-      <w:r>
-        <w:rPr>
-          <w:rFonts w:ascii="Bookman Old Style" w:eastAsia="Bookman Old Style" w:hAnsi="Bookman Old Style" w:cs="Bookman Old Style"/>
-          <w:sz w:val="24"/>
-          <w:szCs w:val="24"/>
-          <w:lang w:val="en"/>
-        </w:rPr>
-        <w:t>mor_</w:t>
-      </w:r>
-      <w:r>
-        <w:rPr>
-          <w:rFonts w:ascii="Bookman Old Style" w:eastAsia="Bookman Old Style" w:hAnsi="Bookman Old Style" w:cs="Bookman Old Style"/>
-          <w:sz w:val="24"/>
-          <w:szCs w:val="24"/>
-          <w:lang w:val="en"/>
-        </w:rPr>
-        <w:t>spk</w:t>
-      </w:r>
-      <w:proofErr w:type="spellEnd"/>
-      <w:r>
-        <w:rPr>
-          <w:rFonts w:ascii="Bookman Old Style" w:eastAsia="Bookman Old Style" w:hAnsi="Bookman Old Style" w:cs="Bookman Old Style"/>
-          <w:sz w:val="24"/>
-          <w:szCs w:val="24"/>
-          <w:lang w:val="en"/>
-        </w:rPr>
-        <w:t>}</w:t>
-      </w:r>
-      <w:r>
-        <w:rPr>
-          <w:rFonts w:ascii="Bookman Old Style" w:eastAsia="Bookman Old Style" w:hAnsi="Bookman Old Style" w:cs="Bookman Old Style"/>
-          <w:sz w:val="24"/>
-          <w:szCs w:val="24"/>
-          <w:lang w:val="en"/>
-        </w:rPr>
-        <w:t xml:space="preserve">, </w:t>
-      </w:r>
-      <w:proofErr w:type="spellStart"/>
-      <w:r>
-        <w:rPr>
-          <w:rFonts w:ascii="Bookman Old Style" w:eastAsia="Bookman Old Style" w:hAnsi="Bookman Old Style" w:cs="Bookman Old Style"/>
-          <w:sz w:val="24"/>
-          <w:szCs w:val="24"/>
-          <w:lang w:val="en"/>
-        </w:rPr>
-        <w:t>sesuai</w:t>
-      </w:r>
-      <w:proofErr w:type="spellEnd"/>
-      <w:r>
-        <w:rPr>
-          <w:rFonts w:ascii="Bookman Old Style" w:eastAsia="Bookman Old Style" w:hAnsi="Bookman Old Style" w:cs="Bookman Old Style"/>
-          <w:sz w:val="24"/>
-          <w:szCs w:val="24"/>
-          <w:lang w:val="en"/>
-        </w:rPr>
-        <w:t xml:space="preserve"> </w:t>
-      </w:r>
-      <w:proofErr w:type="spellStart"/>
-      <w:r>
-        <w:rPr>
-          <w:rFonts w:ascii="Bookman Old Style" w:eastAsia="Bookman Old Style" w:hAnsi="Bookman Old Style" w:cs="Bookman Old Style"/>
-          <w:sz w:val="24"/>
-          <w:szCs w:val="24"/>
-          <w:lang w:val="en"/>
-        </w:rPr>
-        <w:t>dengan</w:t>
-      </w:r>
-      <w:proofErr w:type="spellEnd"/>
-      <w:r>
-        <w:rPr>
-          <w:rFonts w:ascii="Bookman Old Style" w:eastAsia="Bookman Old Style" w:hAnsi="Bookman Old Style" w:cs="Bookman Old Style"/>
-          <w:sz w:val="24"/>
-          <w:szCs w:val="24"/>
-          <w:lang w:val="en"/>
-        </w:rPr>
-        <w:t xml:space="preserve"> target </w:t>
-      </w:r>
-      <w:proofErr w:type="spellStart"/>
-      <w:r>
-        <w:rPr>
-          <w:rFonts w:ascii="Bookman Old Style" w:eastAsia="Bookman Old Style" w:hAnsi="Bookman Old Style" w:cs="Bookman Old Style"/>
-          <w:sz w:val="24"/>
-          <w:szCs w:val="24"/>
-          <w:lang w:val="en"/>
-        </w:rPr>
-        <w:t>pekerjaan</w:t>
-      </w:r>
-      <w:proofErr w:type="spellEnd"/>
-      <w:r>
-        <w:rPr>
-          <w:rFonts w:ascii="Bookman Old Style" w:eastAsia="Bookman Old Style" w:hAnsi="Bookman Old Style" w:cs="Bookman Old Style"/>
-          <w:sz w:val="24"/>
-          <w:szCs w:val="24"/>
-          <w:lang w:val="en"/>
-        </w:rPr>
-        <w:t xml:space="preserve"> yang </w:t>
-      </w:r>
-      <w:proofErr w:type="spellStart"/>
-      <w:r>
-        <w:rPr>
-          <w:rFonts w:ascii="Bookman Old Style" w:eastAsia="Bookman Old Style" w:hAnsi="Bookman Old Style" w:cs="Bookman Old Style"/>
-          <w:sz w:val="24"/>
-          <w:szCs w:val="24"/>
-          <w:lang w:val="en"/>
-        </w:rPr>
-        <w:t>ditetapkan</w:t>
-      </w:r>
-      <w:proofErr w:type="spellEnd"/>
-      <w:r>
-        <w:rPr>
-          <w:rFonts w:ascii="Bookman Old Style" w:eastAsia="Bookman Old Style" w:hAnsi="Bookman Old Style" w:cs="Bookman Old Style"/>
-          <w:sz w:val="24"/>
-          <w:szCs w:val="24"/>
-          <w:lang w:val="en"/>
-        </w:rPr>
-        <w:t xml:space="preserve"> </w:t>
-      </w:r>
-      <w:proofErr w:type="spellStart"/>
-      <w:r>
-        <w:rPr>
-          <w:rFonts w:ascii="Bookman Old Style" w:eastAsia="Bookman Old Style" w:hAnsi="Bookman Old Style" w:cs="Bookman Old Style"/>
-          <w:sz w:val="24"/>
-          <w:szCs w:val="24"/>
-          <w:lang w:val="en"/>
-        </w:rPr>
-        <w:t>sebesar</w:t>
-      </w:r>
-      <w:proofErr w:type="spellEnd"/>
-      <w:r>
-        <w:rPr>
-          <w:rFonts w:ascii="Bookman Old Style" w:eastAsia="Bookman Old Style" w:hAnsi="Bookman Old Style" w:cs="Bookman Old Style"/>
-          <w:sz w:val="24"/>
-          <w:szCs w:val="24"/>
-          <w:lang w:val="en"/>
-        </w:rPr>
-        <w:t xml:space="preserve"> </w:t>
-      </w:r>
-      <w:r>
-        <w:rPr>
-          <w:rFonts w:ascii="Bookman Old Style" w:eastAsia="Bookman Old Style" w:hAnsi="Bookman Old Style" w:cs="Bookman Old Style"/>
-          <w:sz w:val="24"/>
-          <w:szCs w:val="24"/>
-          <w:lang w:val="en"/>
-        </w:rPr>
-        <w:t>{</w:t>
-      </w:r>
-      <w:proofErr w:type="spellStart"/>
-      <w:r>
-        <w:rPr>
-          <w:rFonts w:ascii="Bookman Old Style" w:eastAsia="Bookman Old Style" w:hAnsi="Bookman Old Style" w:cs="Bookman Old Style"/>
-          <w:sz w:val="24"/>
-          <w:szCs w:val="24"/>
-          <w:lang w:val="en"/>
-        </w:rPr>
-        <w:t>sls_</w:t>
-      </w:r>
-      <w:r>
-        <w:rPr>
-          <w:rFonts w:ascii="Bookman Old Style" w:eastAsia="Bookman Old Style" w:hAnsi="Bookman Old Style" w:cs="Bookman Old Style"/>
-          <w:sz w:val="24"/>
-          <w:szCs w:val="24"/>
-          <w:lang w:val="en"/>
-        </w:rPr>
-        <w:t>ongoing</w:t>
-      </w:r>
-      <w:proofErr w:type="spellEnd"/>
-      <w:r>
-        <w:rPr>
-          <w:rFonts w:ascii="Bookman Old Style" w:eastAsia="Bookman Old Style" w:hAnsi="Bookman Old Style" w:cs="Bookman Old Style"/>
-          <w:sz w:val="24"/>
-          <w:szCs w:val="24"/>
-          <w:lang w:val="en"/>
-        </w:rPr>
-        <w:t>}</w:t>
-      </w:r>
-      <w:r>
-        <w:rPr>
-          <w:rFonts w:ascii="Bookman Old Style" w:eastAsia="Bookman Old Style" w:hAnsi="Bookman Old Style" w:cs="Bookman Old Style"/>
-          <w:sz w:val="24"/>
-          <w:szCs w:val="24"/>
-          <w:lang w:val="en"/>
-        </w:rPr>
-        <w:t xml:space="preserve"> </w:t>
-      </w:r>
-      <w:r>
-        <w:rPr>
-          <w:rFonts w:ascii="Bookman Old Style" w:eastAsia="Bookman Old Style" w:hAnsi="Bookman Old Style" w:cs="Bookman Old Style"/>
-          <w:sz w:val="24"/>
-          <w:szCs w:val="24"/>
-          <w:lang w:val="en"/>
-        </w:rPr>
-        <w:t>SLS/Sub-SLS dan/</w:t>
-      </w:r>
-      <w:proofErr w:type="spellStart"/>
-      <w:r>
-        <w:rPr>
-          <w:rFonts w:ascii="Bookman Old Style" w:eastAsia="Bookman Old Style" w:hAnsi="Bookman Old Style" w:cs="Bookman Old Style"/>
-          <w:sz w:val="24"/>
-          <w:szCs w:val="24"/>
-          <w:lang w:val="en"/>
-        </w:rPr>
-        <w:t>atau</w:t>
-      </w:r>
-      <w:proofErr w:type="spellEnd"/>
-      <w:r>
-        <w:rPr>
-          <w:rFonts w:ascii="Bookman Old Style" w:eastAsia="Bookman Old Style" w:hAnsi="Bookman Old Style" w:cs="Bookman Old Style"/>
-          <w:sz w:val="24"/>
-          <w:szCs w:val="24"/>
-          <w:lang w:val="en"/>
-        </w:rPr>
-        <w:t xml:space="preserve"> </w:t>
-      </w:r>
-      <w:proofErr w:type="spellStart"/>
-      <w:r>
-        <w:rPr>
-          <w:rFonts w:ascii="Bookman Old Style" w:eastAsia="Bookman Old Style" w:hAnsi="Bookman Old Style" w:cs="Bookman Old Style"/>
-          <w:sz w:val="24"/>
-          <w:szCs w:val="24"/>
-          <w:lang w:val="en"/>
-        </w:rPr>
-        <w:t>usaha</w:t>
-      </w:r>
-      <w:proofErr w:type="spellEnd"/>
-      <w:r>
-        <w:rPr>
-          <w:rFonts w:ascii="Bookman Old Style" w:eastAsia="Bookman Old Style" w:hAnsi="Bookman Old Style" w:cs="Bookman Old Style"/>
-          <w:sz w:val="24"/>
-          <w:szCs w:val="24"/>
-          <w:lang w:val="en"/>
-        </w:rPr>
-        <w:t xml:space="preserve"> </w:t>
-      </w:r>
-      <w:proofErr w:type="spellStart"/>
-      <w:r>
-        <w:rPr>
-          <w:rFonts w:ascii="Bookman Old Style" w:eastAsia="Bookman Old Style" w:hAnsi="Bookman Old Style" w:cs="Bookman Old Style"/>
-          <w:sz w:val="24"/>
-          <w:szCs w:val="24"/>
-          <w:lang w:val="en"/>
-        </w:rPr>
-        <w:t>besar</w:t>
-      </w:r>
-      <w:proofErr w:type="spellEnd"/>
-      <w:r>
-        <w:rPr>
-          <w:rFonts w:ascii="Bookman Old Style" w:eastAsia="Bookman Old Style" w:hAnsi="Bookman Old Style" w:cs="Bookman Old Style"/>
-          <w:sz w:val="24"/>
-          <w:szCs w:val="24"/>
-          <w:lang w:val="en"/>
-        </w:rPr>
-        <w:t xml:space="preserve"> </w:t>
-      </w:r>
-      <w:proofErr w:type="spellStart"/>
-      <w:r>
-        <w:rPr>
-          <w:rFonts w:ascii="Bookman Old Style" w:eastAsia="Bookman Old Style" w:hAnsi="Bookman Old Style" w:cs="Bookman Old Style"/>
-          <w:sz w:val="24"/>
-          <w:szCs w:val="24"/>
-          <w:lang w:val="en"/>
-        </w:rPr>
-        <w:t>selama</w:t>
-      </w:r>
-      <w:proofErr w:type="spellEnd"/>
-      <w:r>
-        <w:rPr>
-          <w:rFonts w:ascii="Bookman Old Style" w:eastAsia="Bookman Old Style" w:hAnsi="Bookman Old Style" w:cs="Bookman Old Style"/>
-          <w:sz w:val="24"/>
-          <w:szCs w:val="24"/>
-          <w:lang w:val="en"/>
-        </w:rPr>
-        <w:t xml:space="preserve"> </w:t>
-      </w:r>
-      <w:proofErr w:type="spellStart"/>
-      <w:r>
-        <w:rPr>
-          <w:rFonts w:ascii="Bookman Old Style" w:eastAsia="Bookman Old Style" w:hAnsi="Bookman Old Style" w:cs="Bookman Old Style"/>
-          <w:sz w:val="24"/>
-          <w:szCs w:val="24"/>
-          <w:lang w:val="en"/>
-        </w:rPr>
-        <w:t>pendataan</w:t>
-      </w:r>
-      <w:proofErr w:type="spellEnd"/>
-      <w:r>
-        <w:rPr>
-          <w:rFonts w:ascii="Bookman Old Style" w:eastAsia="Bookman Old Style" w:hAnsi="Bookman Old Style" w:cs="Bookman Old Style"/>
-          <w:sz w:val="24"/>
-          <w:szCs w:val="24"/>
-          <w:lang w:val="en"/>
-        </w:rPr>
-        <w:t xml:space="preserve"> 1</w:t>
-      </w:r>
-      <w:r>
-        <w:rPr>
-          <w:rFonts w:ascii="Bookman Old Style" w:eastAsia="Bookman Old Style" w:hAnsi="Bookman Old Style" w:cs="Bookman Old Style"/>
-          <w:sz w:val="24"/>
-          <w:szCs w:val="24"/>
-          <w:lang w:val="en"/>
-        </w:rPr>
-        <w:t>8</w:t>
-      </w:r>
-      <w:r>
-        <w:rPr>
-          <w:rFonts w:ascii="Bookman Old Style" w:eastAsia="Bookman Old Style" w:hAnsi="Bookman Old Style" w:cs="Bookman Old Style"/>
-          <w:sz w:val="24"/>
-          <w:szCs w:val="24"/>
-          <w:lang w:val="en"/>
-        </w:rPr>
-        <w:t xml:space="preserve"> Ju</w:t>
-      </w:r>
-      <w:r>
-        <w:rPr>
-          <w:rFonts w:ascii="Bookman Old Style" w:eastAsia="Bookman Old Style" w:hAnsi="Bookman Old Style" w:cs="Bookman Old Style"/>
-          <w:sz w:val="24"/>
-          <w:szCs w:val="24"/>
-          <w:lang w:val="en"/>
-        </w:rPr>
-        <w:t>l</w:t>
-      </w:r>
-      <w:r>
-        <w:rPr>
-          <w:rFonts w:ascii="Bookman Old Style" w:eastAsia="Bookman Old Style" w:hAnsi="Bookman Old Style" w:cs="Bookman Old Style"/>
-          <w:sz w:val="24"/>
-          <w:szCs w:val="24"/>
-          <w:lang w:val="en"/>
-        </w:rPr>
-        <w:t xml:space="preserve">i 2026 </w:t>
-      </w:r>
-      <w:proofErr w:type="spellStart"/>
-      <w:r>
-        <w:rPr>
-          <w:rFonts w:ascii="Bookman Old Style" w:eastAsia="Bookman Old Style" w:hAnsi="Bookman Old Style" w:cs="Bookman Old Style"/>
-          <w:sz w:val="24"/>
-          <w:szCs w:val="24"/>
-          <w:lang w:val="en"/>
-        </w:rPr>
-        <w:t>sampai</w:t>
-      </w:r>
-      <w:proofErr w:type="spellEnd"/>
-      <w:r>
-        <w:rPr>
-          <w:rFonts w:ascii="Bookman Old Style" w:eastAsia="Bookman Old Style" w:hAnsi="Bookman Old Style" w:cs="Bookman Old Style"/>
-          <w:sz w:val="24"/>
-          <w:szCs w:val="24"/>
-          <w:lang w:val="en"/>
-        </w:rPr>
-        <w:t xml:space="preserve"> </w:t>
-      </w:r>
-      <w:proofErr w:type="spellStart"/>
-      <w:r>
-        <w:rPr>
-          <w:rFonts w:ascii="Bookman Old Style" w:eastAsia="Bookman Old Style" w:hAnsi="Bookman Old Style" w:cs="Bookman Old Style"/>
-          <w:sz w:val="24"/>
-          <w:szCs w:val="24"/>
-          <w:lang w:val="en"/>
-        </w:rPr>
-        <w:t>dengan</w:t>
-      </w:r>
-      <w:proofErr w:type="spellEnd"/>
-      <w:r>
-        <w:rPr>
-          <w:rFonts w:ascii="Bookman Old Style" w:eastAsia="Bookman Old Style" w:hAnsi="Bookman Old Style" w:cs="Bookman Old Style"/>
-          <w:sz w:val="24"/>
-          <w:szCs w:val="24"/>
-          <w:lang w:val="en"/>
-        </w:rPr>
-        <w:t xml:space="preserve"> 31 Agustus 2026.</w:t>
+        <w:t>i 2026 sampai dengan 31 Agustus 2026.</w:t>
       </w:r>
     </w:p>
     <w:p>
@@ -9067,407 +6441,7 @@
           <w:szCs w:val="24"/>
           <w:lang w:val="en"/>
         </w:rPr>
-        <w:t xml:space="preserve">Hasil </w:t>
-      </w:r>
-      <w:proofErr w:type="spellStart"/>
-      <w:r>
-        <w:rPr>
-          <w:rFonts w:ascii="Bookman Old Style" w:eastAsia="Bookman Old Style" w:hAnsi="Bookman Old Style" w:cs="Bookman Old Style"/>
-          <w:sz w:val="24"/>
-          <w:szCs w:val="24"/>
-          <w:lang w:val="en"/>
-        </w:rPr>
-        <w:t>pekerjaan</w:t>
-      </w:r>
-      <w:proofErr w:type="spellEnd"/>
-      <w:r>
-        <w:rPr>
-          <w:rFonts w:ascii="Bookman Old Style" w:eastAsia="Bookman Old Style" w:hAnsi="Bookman Old Style" w:cs="Bookman Old Style"/>
-          <w:sz w:val="24"/>
-          <w:szCs w:val="24"/>
-          <w:lang w:val="en"/>
-        </w:rPr>
-        <w:t xml:space="preserve"> </w:t>
-      </w:r>
-      <w:proofErr w:type="spellStart"/>
-      <w:r>
-        <w:rPr>
-          <w:rFonts w:ascii="Bookman Old Style" w:eastAsia="Bookman Old Style" w:hAnsi="Bookman Old Style" w:cs="Bookman Old Style"/>
-          <w:sz w:val="24"/>
-          <w:szCs w:val="24"/>
-          <w:lang w:val="en"/>
-        </w:rPr>
-        <w:t>pendataan</w:t>
-      </w:r>
-      <w:proofErr w:type="spellEnd"/>
-      <w:r>
-        <w:rPr>
-          <w:rFonts w:ascii="Bookman Old Style" w:eastAsia="Bookman Old Style" w:hAnsi="Bookman Old Style" w:cs="Bookman Old Style"/>
-          <w:sz w:val="24"/>
-          <w:szCs w:val="24"/>
-          <w:lang w:val="en"/>
-        </w:rPr>
-        <w:t xml:space="preserve"> </w:t>
-      </w:r>
-      <w:proofErr w:type="spellStart"/>
-      <w:r>
-        <w:rPr>
-          <w:rFonts w:ascii="Bookman Old Style" w:eastAsia="Bookman Old Style" w:hAnsi="Bookman Old Style" w:cs="Bookman Old Style"/>
-          <w:sz w:val="24"/>
-          <w:szCs w:val="24"/>
-          <w:lang w:val="en"/>
-        </w:rPr>
-        <w:t>sebagaimana</w:t>
-      </w:r>
-      <w:proofErr w:type="spellEnd"/>
-      <w:r>
-        <w:rPr>
-          <w:rFonts w:ascii="Bookman Old Style" w:eastAsia="Bookman Old Style" w:hAnsi="Bookman Old Style" w:cs="Bookman Old Style"/>
-          <w:sz w:val="24"/>
-          <w:szCs w:val="24"/>
-          <w:lang w:val="en"/>
-        </w:rPr>
-        <w:t xml:space="preserve"> </w:t>
-      </w:r>
-      <w:proofErr w:type="spellStart"/>
-      <w:r>
-        <w:rPr>
-          <w:rFonts w:ascii="Bookman Old Style" w:eastAsia="Bookman Old Style" w:hAnsi="Bookman Old Style" w:cs="Bookman Old Style"/>
-          <w:sz w:val="24"/>
-          <w:szCs w:val="24"/>
-          <w:lang w:val="en"/>
-        </w:rPr>
-        <w:t>dimaksud</w:t>
-      </w:r>
-      <w:proofErr w:type="spellEnd"/>
-      <w:r>
-        <w:rPr>
-          <w:rFonts w:ascii="Bookman Old Style" w:eastAsia="Bookman Old Style" w:hAnsi="Bookman Old Style" w:cs="Bookman Old Style"/>
-          <w:sz w:val="24"/>
-          <w:szCs w:val="24"/>
-          <w:lang w:val="en"/>
-        </w:rPr>
-        <w:t xml:space="preserve"> pada </w:t>
-      </w:r>
-      <w:proofErr w:type="spellStart"/>
-      <w:r>
-        <w:rPr>
-          <w:rFonts w:ascii="Bookman Old Style" w:eastAsia="Bookman Old Style" w:hAnsi="Bookman Old Style" w:cs="Bookman Old Style"/>
-          <w:sz w:val="24"/>
-          <w:szCs w:val="24"/>
-          <w:lang w:val="en"/>
-        </w:rPr>
-        <w:t>angka</w:t>
-      </w:r>
-      <w:proofErr w:type="spellEnd"/>
-      <w:r>
-        <w:rPr>
-          <w:rFonts w:ascii="Bookman Old Style" w:eastAsia="Bookman Old Style" w:hAnsi="Bookman Old Style" w:cs="Bookman Old Style"/>
-          <w:sz w:val="24"/>
-          <w:szCs w:val="24"/>
-          <w:lang w:val="en"/>
-        </w:rPr>
-        <w:t xml:space="preserve"> 4 yang </w:t>
-      </w:r>
-      <w:proofErr w:type="spellStart"/>
-      <w:r>
-        <w:rPr>
-          <w:rFonts w:ascii="Bookman Old Style" w:eastAsia="Bookman Old Style" w:hAnsi="Bookman Old Style" w:cs="Bookman Old Style"/>
-          <w:sz w:val="24"/>
-          <w:szCs w:val="24"/>
-          <w:lang w:val="en"/>
-        </w:rPr>
-        <w:t>memerlukan</w:t>
-      </w:r>
-      <w:proofErr w:type="spellEnd"/>
-      <w:r>
-        <w:rPr>
-          <w:rFonts w:ascii="Bookman Old Style" w:eastAsia="Bookman Old Style" w:hAnsi="Bookman Old Style" w:cs="Bookman Old Style"/>
-          <w:sz w:val="24"/>
-          <w:szCs w:val="24"/>
-          <w:lang w:val="en"/>
-        </w:rPr>
-        <w:t xml:space="preserve"> </w:t>
-      </w:r>
-      <w:proofErr w:type="spellStart"/>
-      <w:r>
-        <w:rPr>
-          <w:rFonts w:ascii="Bookman Old Style" w:eastAsia="Bookman Old Style" w:hAnsi="Bookman Old Style" w:cs="Bookman Old Style"/>
-          <w:sz w:val="24"/>
-          <w:szCs w:val="24"/>
-          <w:lang w:val="en"/>
-        </w:rPr>
-        <w:t>pemeriksaan</w:t>
-      </w:r>
-      <w:proofErr w:type="spellEnd"/>
-      <w:r>
-        <w:rPr>
-          <w:rFonts w:ascii="Bookman Old Style" w:eastAsia="Bookman Old Style" w:hAnsi="Bookman Old Style" w:cs="Bookman Old Style"/>
-          <w:sz w:val="24"/>
-          <w:szCs w:val="24"/>
-          <w:lang w:val="en"/>
-        </w:rPr>
-        <w:t xml:space="preserve"> </w:t>
-      </w:r>
-      <w:proofErr w:type="spellStart"/>
-      <w:r>
-        <w:rPr>
-          <w:rFonts w:ascii="Bookman Old Style" w:eastAsia="Bookman Old Style" w:hAnsi="Bookman Old Style" w:cs="Bookman Old Style"/>
-          <w:sz w:val="24"/>
-          <w:szCs w:val="24"/>
-          <w:lang w:val="en"/>
-        </w:rPr>
-        <w:t>lanjutan</w:t>
-      </w:r>
-      <w:proofErr w:type="spellEnd"/>
-      <w:r>
-        <w:rPr>
-          <w:rFonts w:ascii="Bookman Old Style" w:eastAsia="Bookman Old Style" w:hAnsi="Bookman Old Style" w:cs="Bookman Old Style"/>
-          <w:sz w:val="24"/>
-          <w:szCs w:val="24"/>
-          <w:lang w:val="en"/>
-        </w:rPr>
-        <w:t xml:space="preserve">, </w:t>
-      </w:r>
-      <w:proofErr w:type="spellStart"/>
-      <w:r>
-        <w:rPr>
-          <w:rFonts w:ascii="Bookman Old Style" w:eastAsia="Bookman Old Style" w:hAnsi="Bookman Old Style" w:cs="Bookman Old Style"/>
-          <w:sz w:val="24"/>
-          <w:szCs w:val="24"/>
-          <w:lang w:val="en"/>
-        </w:rPr>
-        <w:t>akan</w:t>
-      </w:r>
-      <w:proofErr w:type="spellEnd"/>
-      <w:r>
-        <w:rPr>
-          <w:rFonts w:ascii="Bookman Old Style" w:eastAsia="Bookman Old Style" w:hAnsi="Bookman Old Style" w:cs="Bookman Old Style"/>
-          <w:sz w:val="24"/>
-          <w:szCs w:val="24"/>
-          <w:lang w:val="en"/>
-        </w:rPr>
-        <w:t xml:space="preserve"> </w:t>
-      </w:r>
-      <w:proofErr w:type="spellStart"/>
-      <w:r>
-        <w:rPr>
-          <w:rFonts w:ascii="Bookman Old Style" w:eastAsia="Bookman Old Style" w:hAnsi="Bookman Old Style" w:cs="Bookman Old Style"/>
-          <w:sz w:val="24"/>
-          <w:szCs w:val="24"/>
-          <w:lang w:val="en"/>
-        </w:rPr>
-        <w:t>dilakukan</w:t>
-      </w:r>
-      <w:proofErr w:type="spellEnd"/>
-      <w:r>
-        <w:rPr>
-          <w:rFonts w:ascii="Bookman Old Style" w:eastAsia="Bookman Old Style" w:hAnsi="Bookman Old Style" w:cs="Bookman Old Style"/>
-          <w:sz w:val="24"/>
-          <w:szCs w:val="24"/>
-          <w:lang w:val="en"/>
-        </w:rPr>
-        <w:t xml:space="preserve"> </w:t>
-      </w:r>
-      <w:proofErr w:type="spellStart"/>
-      <w:r>
-        <w:rPr>
-          <w:rFonts w:ascii="Bookman Old Style" w:eastAsia="Bookman Old Style" w:hAnsi="Bookman Old Style" w:cs="Bookman Old Style"/>
-          <w:sz w:val="24"/>
-          <w:szCs w:val="24"/>
-          <w:lang w:val="en"/>
-        </w:rPr>
-        <w:t>pengecekan</w:t>
-      </w:r>
-      <w:proofErr w:type="spellEnd"/>
-      <w:r>
-        <w:rPr>
-          <w:rFonts w:ascii="Bookman Old Style" w:eastAsia="Bookman Old Style" w:hAnsi="Bookman Old Style" w:cs="Bookman Old Style"/>
-          <w:sz w:val="24"/>
-          <w:szCs w:val="24"/>
-          <w:lang w:val="en"/>
-        </w:rPr>
-        <w:t xml:space="preserve">, </w:t>
-      </w:r>
-      <w:proofErr w:type="spellStart"/>
-      <w:r>
-        <w:rPr>
-          <w:rFonts w:ascii="Bookman Old Style" w:eastAsia="Bookman Old Style" w:hAnsi="Bookman Old Style" w:cs="Bookman Old Style"/>
-          <w:sz w:val="24"/>
-          <w:szCs w:val="24"/>
-          <w:lang w:val="en"/>
-        </w:rPr>
-        <w:t>perubahan</w:t>
-      </w:r>
-      <w:proofErr w:type="spellEnd"/>
-      <w:r>
-        <w:rPr>
-          <w:rFonts w:ascii="Bookman Old Style" w:eastAsia="Bookman Old Style" w:hAnsi="Bookman Old Style" w:cs="Bookman Old Style"/>
-          <w:sz w:val="24"/>
-          <w:szCs w:val="24"/>
-          <w:lang w:val="en"/>
-        </w:rPr>
-        <w:t>, dan/</w:t>
-      </w:r>
-      <w:proofErr w:type="spellStart"/>
-      <w:r>
-        <w:rPr>
-          <w:rFonts w:ascii="Bookman Old Style" w:eastAsia="Bookman Old Style" w:hAnsi="Bookman Old Style" w:cs="Bookman Old Style"/>
-          <w:sz w:val="24"/>
-          <w:szCs w:val="24"/>
-          <w:lang w:val="en"/>
-        </w:rPr>
-        <w:t>atau</w:t>
-      </w:r>
-      <w:proofErr w:type="spellEnd"/>
-      <w:r>
-        <w:rPr>
-          <w:rFonts w:ascii="Bookman Old Style" w:eastAsia="Bookman Old Style" w:hAnsi="Bookman Old Style" w:cs="Bookman Old Style"/>
-          <w:sz w:val="24"/>
-          <w:szCs w:val="24"/>
-          <w:lang w:val="en"/>
-        </w:rPr>
-        <w:t xml:space="preserve"> </w:t>
-      </w:r>
-      <w:proofErr w:type="spellStart"/>
-      <w:r>
-        <w:rPr>
-          <w:rFonts w:ascii="Bookman Old Style" w:eastAsia="Bookman Old Style" w:hAnsi="Bookman Old Style" w:cs="Bookman Old Style"/>
-          <w:sz w:val="24"/>
-          <w:szCs w:val="24"/>
-          <w:lang w:val="en"/>
-        </w:rPr>
-        <w:t>kunjungan</w:t>
-      </w:r>
-      <w:proofErr w:type="spellEnd"/>
-      <w:r>
-        <w:rPr>
-          <w:rFonts w:ascii="Bookman Old Style" w:eastAsia="Bookman Old Style" w:hAnsi="Bookman Old Style" w:cs="Bookman Old Style"/>
-          <w:sz w:val="24"/>
-          <w:szCs w:val="24"/>
-          <w:lang w:val="en"/>
-        </w:rPr>
-        <w:t xml:space="preserve"> </w:t>
-      </w:r>
-      <w:proofErr w:type="spellStart"/>
-      <w:r>
-        <w:rPr>
-          <w:rFonts w:ascii="Bookman Old Style" w:eastAsia="Bookman Old Style" w:hAnsi="Bookman Old Style" w:cs="Bookman Old Style"/>
-          <w:sz w:val="24"/>
-          <w:szCs w:val="24"/>
-          <w:lang w:val="en"/>
-        </w:rPr>
-        <w:t>kembali</w:t>
-      </w:r>
-      <w:proofErr w:type="spellEnd"/>
-      <w:r>
-        <w:rPr>
-          <w:rFonts w:ascii="Bookman Old Style" w:eastAsia="Bookman Old Style" w:hAnsi="Bookman Old Style" w:cs="Bookman Old Style"/>
-          <w:sz w:val="24"/>
-          <w:szCs w:val="24"/>
-          <w:lang w:val="en"/>
-        </w:rPr>
-        <w:t xml:space="preserve"> </w:t>
-      </w:r>
-      <w:proofErr w:type="spellStart"/>
-      <w:r>
-        <w:rPr>
-          <w:rFonts w:ascii="Bookman Old Style" w:eastAsia="Bookman Old Style" w:hAnsi="Bookman Old Style" w:cs="Bookman Old Style"/>
-          <w:sz w:val="24"/>
-          <w:szCs w:val="24"/>
-          <w:lang w:val="en"/>
-        </w:rPr>
-        <w:t>ke</w:t>
-      </w:r>
-      <w:proofErr w:type="spellEnd"/>
-      <w:r>
-        <w:rPr>
-          <w:rFonts w:ascii="Bookman Old Style" w:eastAsia="Bookman Old Style" w:hAnsi="Bookman Old Style" w:cs="Bookman Old Style"/>
-          <w:sz w:val="24"/>
-          <w:szCs w:val="24"/>
-          <w:lang w:val="en"/>
-        </w:rPr>
-        <w:t xml:space="preserve"> </w:t>
-      </w:r>
-      <w:proofErr w:type="spellStart"/>
-      <w:r>
-        <w:rPr>
-          <w:rFonts w:ascii="Bookman Old Style" w:eastAsia="Bookman Old Style" w:hAnsi="Bookman Old Style" w:cs="Bookman Old Style"/>
-          <w:sz w:val="24"/>
-          <w:szCs w:val="24"/>
-          <w:lang w:val="en"/>
-        </w:rPr>
-        <w:t>lapangan</w:t>
-      </w:r>
-      <w:proofErr w:type="spellEnd"/>
-      <w:r>
-        <w:rPr>
-          <w:rFonts w:ascii="Bookman Old Style" w:eastAsia="Bookman Old Style" w:hAnsi="Bookman Old Style" w:cs="Bookman Old Style"/>
-          <w:sz w:val="24"/>
-          <w:szCs w:val="24"/>
-          <w:lang w:val="en"/>
-        </w:rPr>
-        <w:t xml:space="preserve"> </w:t>
-      </w:r>
-      <w:proofErr w:type="spellStart"/>
-      <w:r>
-        <w:rPr>
-          <w:rFonts w:ascii="Bookman Old Style" w:eastAsia="Bookman Old Style" w:hAnsi="Bookman Old Style" w:cs="Bookman Old Style"/>
-          <w:sz w:val="24"/>
-          <w:szCs w:val="24"/>
-          <w:lang w:val="en"/>
-        </w:rPr>
-        <w:t>merujuk</w:t>
-      </w:r>
-      <w:proofErr w:type="spellEnd"/>
-      <w:r>
-        <w:rPr>
-          <w:rFonts w:ascii="Bookman Old Style" w:eastAsia="Bookman Old Style" w:hAnsi="Bookman Old Style" w:cs="Bookman Old Style"/>
-          <w:sz w:val="24"/>
-          <w:szCs w:val="24"/>
-          <w:lang w:val="en"/>
-        </w:rPr>
-        <w:t xml:space="preserve"> pada </w:t>
-      </w:r>
-      <w:proofErr w:type="spellStart"/>
-      <w:r>
-        <w:rPr>
-          <w:rFonts w:ascii="Bookman Old Style" w:eastAsia="Bookman Old Style" w:hAnsi="Bookman Old Style" w:cs="Bookman Old Style"/>
-          <w:sz w:val="24"/>
-          <w:szCs w:val="24"/>
-          <w:lang w:val="en"/>
-        </w:rPr>
-        <w:t>perjanjian</w:t>
-      </w:r>
-      <w:proofErr w:type="spellEnd"/>
-      <w:r>
-        <w:rPr>
-          <w:rFonts w:ascii="Bookman Old Style" w:eastAsia="Bookman Old Style" w:hAnsi="Bookman Old Style" w:cs="Bookman Old Style"/>
-          <w:sz w:val="24"/>
-          <w:szCs w:val="24"/>
-          <w:lang w:val="en"/>
-        </w:rPr>
-        <w:t xml:space="preserve"> yang </w:t>
-      </w:r>
-      <w:proofErr w:type="spellStart"/>
-      <w:r>
-        <w:rPr>
-          <w:rFonts w:ascii="Bookman Old Style" w:eastAsia="Bookman Old Style" w:hAnsi="Bookman Old Style" w:cs="Bookman Old Style"/>
-          <w:sz w:val="24"/>
-          <w:szCs w:val="24"/>
-          <w:lang w:val="en"/>
-        </w:rPr>
-        <w:t>ditandatangani</w:t>
-      </w:r>
-      <w:proofErr w:type="spellEnd"/>
-      <w:r>
-        <w:rPr>
-          <w:rFonts w:ascii="Bookman Old Style" w:eastAsia="Bookman Old Style" w:hAnsi="Bookman Old Style" w:cs="Bookman Old Style"/>
-          <w:sz w:val="24"/>
-          <w:szCs w:val="24"/>
-          <w:lang w:val="en"/>
-        </w:rPr>
-        <w:t xml:space="preserve"> oleh </w:t>
+        <w:t xml:space="preserve">Hasil pekerjaan pendataan sebagaimana dimaksud pada angka 4 yang memerlukan pemeriksaan lanjutan, akan dilakukan pengecekan, perubahan, dan/atau kunjungan kembali ke lapangan merujuk pada perjanjian yang ditandatangani oleh </w:t>
       </w:r>
       <w:r>
         <w:rPr>
@@ -9525,7 +6499,6 @@
         </w:rPr>
         <w:t xml:space="preserve">PIHAK KEDUA </w:t>
       </w:r>
-      <w:proofErr w:type="spellStart"/>
       <w:r>
         <w:rPr>
           <w:rFonts w:ascii="Bookman Old Style" w:eastAsia="Bookman Old Style" w:hAnsi="Bookman Old Style" w:cs="Bookman Old Style"/>
@@ -9533,37 +6506,7 @@
           <w:szCs w:val="24"/>
           <w:lang w:val="en"/>
         </w:rPr>
-        <w:t>menghapus</w:t>
-      </w:r>
-      <w:proofErr w:type="spellEnd"/>
-      <w:r>
-        <w:rPr>
-          <w:rFonts w:ascii="Bookman Old Style" w:eastAsia="Bookman Old Style" w:hAnsi="Bookman Old Style" w:cs="Bookman Old Style"/>
-          <w:sz w:val="24"/>
-          <w:szCs w:val="24"/>
-          <w:lang w:val="en"/>
-        </w:rPr>
-        <w:t xml:space="preserve"> </w:t>
-      </w:r>
-      <w:proofErr w:type="spellStart"/>
-      <w:r>
-        <w:rPr>
-          <w:rFonts w:ascii="Bookman Old Style" w:eastAsia="Bookman Old Style" w:hAnsi="Bookman Old Style" w:cs="Bookman Old Style"/>
-          <w:sz w:val="24"/>
-          <w:szCs w:val="24"/>
-          <w:lang w:val="en"/>
-        </w:rPr>
-        <w:t>Aplikasi</w:t>
-      </w:r>
-      <w:proofErr w:type="spellEnd"/>
-      <w:r>
-        <w:rPr>
-          <w:rFonts w:ascii="Bookman Old Style" w:eastAsia="Bookman Old Style" w:hAnsi="Bookman Old Style" w:cs="Bookman Old Style"/>
-          <w:sz w:val="24"/>
-          <w:szCs w:val="24"/>
-          <w:lang w:val="en"/>
-        </w:rPr>
-        <w:t xml:space="preserve"> </w:t>
+        <w:t xml:space="preserve">menghapus Aplikasi </w:t>
       </w:r>
       <w:r>
         <w:rPr>
@@ -9583,67 +6526,7 @@
           <w:szCs w:val="24"/>
           <w:lang w:val="en"/>
         </w:rPr>
-        <w:t xml:space="preserve"> dan data </w:t>
-      </w:r>
-      <w:proofErr w:type="spellStart"/>
-      <w:r>
-        <w:rPr>
-          <w:rFonts w:ascii="Bookman Old Style" w:eastAsia="Bookman Old Style" w:hAnsi="Bookman Old Style" w:cs="Bookman Old Style"/>
-          <w:sz w:val="24"/>
-          <w:szCs w:val="24"/>
-          <w:lang w:val="en"/>
-        </w:rPr>
-        <w:t>hasil</w:t>
-      </w:r>
-      <w:proofErr w:type="spellEnd"/>
-      <w:r>
-        <w:rPr>
-          <w:rFonts w:ascii="Bookman Old Style" w:eastAsia="Bookman Old Style" w:hAnsi="Bookman Old Style" w:cs="Bookman Old Style"/>
-          <w:sz w:val="24"/>
-          <w:szCs w:val="24"/>
-          <w:lang w:val="en"/>
-        </w:rPr>
-        <w:t xml:space="preserve"> </w:t>
-      </w:r>
-      <w:proofErr w:type="spellStart"/>
-      <w:r>
-        <w:rPr>
-          <w:rFonts w:ascii="Bookman Old Style" w:eastAsia="Bookman Old Style" w:hAnsi="Bookman Old Style" w:cs="Bookman Old Style"/>
-          <w:sz w:val="24"/>
-          <w:szCs w:val="24"/>
-          <w:lang w:val="en"/>
-        </w:rPr>
-        <w:t>Pendataan</w:t>
-      </w:r>
-      <w:proofErr w:type="spellEnd"/>
-      <w:r>
-        <w:rPr>
-          <w:rFonts w:ascii="Bookman Old Style" w:eastAsia="Bookman Old Style" w:hAnsi="Bookman Old Style" w:cs="Bookman Old Style"/>
-          <w:sz w:val="24"/>
-          <w:szCs w:val="24"/>
-          <w:lang w:val="en"/>
-        </w:rPr>
-        <w:t xml:space="preserve"> Lapangan Sensus Ekonomi 2026 pada </w:t>
-      </w:r>
-      <w:proofErr w:type="spellStart"/>
-      <w:r>
-        <w:rPr>
-          <w:rFonts w:ascii="Bookman Old Style" w:eastAsia="Bookman Old Style" w:hAnsi="Bookman Old Style" w:cs="Bookman Old Style"/>
-          <w:sz w:val="24"/>
-          <w:szCs w:val="24"/>
-          <w:lang w:val="en"/>
-        </w:rPr>
-        <w:t>perangkat</w:t>
-      </w:r>
-      <w:proofErr w:type="spellEnd"/>
-      <w:r>
-        <w:rPr>
-          <w:rFonts w:ascii="Bookman Old Style" w:eastAsia="Bookman Old Style" w:hAnsi="Bookman Old Style" w:cs="Bookman Old Style"/>
-          <w:sz w:val="24"/>
-          <w:szCs w:val="24"/>
-          <w:lang w:val="en"/>
-        </w:rPr>
-        <w:t xml:space="preserve"> handphone </w:t>
+        <w:t xml:space="preserve"> dan data hasil Pendataan Lapangan Sensus Ekonomi 2026 pada perangkat handphone </w:t>
       </w:r>
       <w:r>
         <w:rPr>
@@ -9663,87 +6546,7 @@
           <w:szCs w:val="24"/>
           <w:lang w:val="en"/>
         </w:rPr>
-        <w:t xml:space="preserve"> </w:t>
-      </w:r>
-      <w:proofErr w:type="spellStart"/>
-      <w:r>
-        <w:rPr>
-          <w:rFonts w:ascii="Bookman Old Style" w:eastAsia="Bookman Old Style" w:hAnsi="Bookman Old Style" w:cs="Bookman Old Style"/>
-          <w:sz w:val="24"/>
-          <w:szCs w:val="24"/>
-          <w:lang w:val="en"/>
-        </w:rPr>
-        <w:t>disaksikan</w:t>
-      </w:r>
-      <w:proofErr w:type="spellEnd"/>
-      <w:r>
-        <w:rPr>
-          <w:rFonts w:ascii="Bookman Old Style" w:eastAsia="Bookman Old Style" w:hAnsi="Bookman Old Style" w:cs="Bookman Old Style"/>
-          <w:sz w:val="24"/>
-          <w:szCs w:val="24"/>
-          <w:lang w:val="en"/>
-        </w:rPr>
-        <w:t xml:space="preserve"> oleh </w:t>
-      </w:r>
-      <w:proofErr w:type="spellStart"/>
-      <w:r>
-        <w:rPr>
-          <w:rFonts w:ascii="Bookman Old Style" w:eastAsia="Bookman Old Style" w:hAnsi="Bookman Old Style" w:cs="Bookman Old Style"/>
-          <w:sz w:val="24"/>
-          <w:szCs w:val="24"/>
-          <w:lang w:val="en"/>
-        </w:rPr>
-        <w:t>pegawai</w:t>
-      </w:r>
-      <w:proofErr w:type="spellEnd"/>
-      <w:r>
-        <w:rPr>
-          <w:rFonts w:ascii="Bookman Old Style" w:eastAsia="Bookman Old Style" w:hAnsi="Bookman Old Style" w:cs="Bookman Old Style"/>
-          <w:sz w:val="24"/>
-          <w:szCs w:val="24"/>
-          <w:lang w:val="en"/>
-        </w:rPr>
-        <w:t xml:space="preserve"> BPS </w:t>
-      </w:r>
-      <w:proofErr w:type="spellStart"/>
-      <w:r>
-        <w:rPr>
-          <w:rFonts w:ascii="Bookman Old Style" w:eastAsia="Bookman Old Style" w:hAnsi="Bookman Old Style" w:cs="Bookman Old Style"/>
-          <w:sz w:val="24"/>
-          <w:szCs w:val="24"/>
-          <w:lang w:val="en"/>
-        </w:rPr>
-        <w:t>Kabupaten</w:t>
-      </w:r>
-      <w:proofErr w:type="spellEnd"/>
-      <w:r>
-        <w:rPr>
-          <w:rFonts w:ascii="Bookman Old Style" w:eastAsia="Bookman Old Style" w:hAnsi="Bookman Old Style" w:cs="Bookman Old Style"/>
-          <w:sz w:val="24"/>
-          <w:szCs w:val="24"/>
-          <w:lang w:val="en"/>
-        </w:rPr>
-        <w:t xml:space="preserve">/Kota yang </w:t>
-      </w:r>
-      <w:proofErr w:type="spellStart"/>
-      <w:r>
-        <w:rPr>
-          <w:rFonts w:ascii="Bookman Old Style" w:eastAsia="Bookman Old Style" w:hAnsi="Bookman Old Style" w:cs="Bookman Old Style"/>
-          <w:sz w:val="24"/>
-          <w:szCs w:val="24"/>
-          <w:lang w:val="en"/>
-        </w:rPr>
-        <w:t>ditunjuk</w:t>
-      </w:r>
-      <w:proofErr w:type="spellEnd"/>
-      <w:r>
-        <w:rPr>
-          <w:rFonts w:ascii="Bookman Old Style" w:eastAsia="Bookman Old Style" w:hAnsi="Bookman Old Style" w:cs="Bookman Old Style"/>
-          <w:sz w:val="24"/>
-          <w:szCs w:val="24"/>
-          <w:lang w:val="en"/>
-        </w:rPr>
-        <w:t xml:space="preserve"> oleh </w:t>
+        <w:t xml:space="preserve"> disaksikan oleh pegawai BPS Kabupaten/Kota yang ditunjuk oleh </w:t>
       </w:r>
       <w:r>
         <w:rPr>
@@ -9992,7 +6795,6 @@
               </w:rPr>
               <w:t>{</w:t>
             </w:r>
-            <w:proofErr w:type="spellStart"/>
             <w:r>
               <w:rPr>
                 <w:rFonts w:ascii="Bookman Old Style" w:eastAsia="Bookman Old Style" w:hAnsi="Bookman Old Style" w:cs="Bookman Old Style"/>
@@ -10002,7 +6804,6 @@
               </w:rPr>
               <w:t>nama_petugas</w:t>
             </w:r>
-            <w:proofErr w:type="spellEnd"/>
             <w:r>
               <w:rPr>
                 <w:rFonts w:ascii="Bookman Old Style" w:eastAsia="Bookman Old Style" w:hAnsi="Bookman Old Style" w:cs="Bookman Old Style"/>
@@ -10403,7 +7204,6 @@
                 <w:lang w:val="en"/>
               </w:rPr>
             </w:pPr>
-            <w:proofErr w:type="spellStart"/>
             <w:r>
               <w:rPr>
                 <w:rFonts w:ascii="Bookman Old Style" w:eastAsia="Bookman Old Style" w:hAnsi="Bookman Old Style" w:cs="Bookman Old Style"/>
@@ -10411,29 +7211,8 @@
                 <w:szCs w:val="24"/>
                 <w:lang w:val="en"/>
               </w:rPr>
-              <w:t>Uraian</w:t>
-            </w:r>
-            <w:proofErr w:type="spellEnd"/>
-            <w:r>
-              <w:rPr>
-                <w:rFonts w:ascii="Bookman Old Style" w:eastAsia="Bookman Old Style" w:hAnsi="Bookman Old Style" w:cs="Bookman Old Style"/>
-                <w:sz w:val="24"/>
-                <w:szCs w:val="24"/>
-                <w:lang w:val="en"/>
-              </w:rPr>
-              <w:t xml:space="preserve"> </w:t>
-            </w:r>
-            <w:proofErr w:type="spellStart"/>
-            <w:r>
-              <w:rPr>
-                <w:rFonts w:ascii="Bookman Old Style" w:eastAsia="Bookman Old Style" w:hAnsi="Bookman Old Style" w:cs="Bookman Old Style"/>
-                <w:sz w:val="24"/>
-                <w:szCs w:val="24"/>
-                <w:lang w:val="en"/>
-              </w:rPr>
-              <w:t>Pekerjaan</w:t>
-            </w:r>
-            <w:proofErr w:type="spellEnd"/>
+              <w:t>Uraian Pekerjaan</w:t>
+            </w:r>
           </w:p>
         </w:tc>
         <w:tc>
@@ -10460,19 +7239,8 @@
                 <w:szCs w:val="24"/>
                 <w:lang w:val="en"/>
               </w:rPr>
-              <w:t xml:space="preserve">Waktu </w:t>
-            </w:r>
-            <w:proofErr w:type="spellStart"/>
-            <w:r>
-              <w:rPr>
-                <w:rFonts w:ascii="Bookman Old Style" w:eastAsia="Bookman Old Style" w:hAnsi="Bookman Old Style" w:cs="Bookman Old Style"/>
-                <w:sz w:val="24"/>
-                <w:szCs w:val="24"/>
-                <w:lang w:val="en"/>
-              </w:rPr>
-              <w:t>Penyelesaian</w:t>
-            </w:r>
-            <w:proofErr w:type="spellEnd"/>
+              <w:t>Waktu Penyelesaian</w:t>
+            </w:r>
           </w:p>
         </w:tc>
         <w:tc>
@@ -10499,19 +7267,8 @@
                 <w:szCs w:val="24"/>
                 <w:lang w:val="en"/>
               </w:rPr>
-              <w:t xml:space="preserve">Target </w:t>
-            </w:r>
-            <w:proofErr w:type="spellStart"/>
-            <w:r>
-              <w:rPr>
-                <w:rFonts w:ascii="Bookman Old Style" w:eastAsia="Bookman Old Style" w:hAnsi="Bookman Old Style" w:cs="Bookman Old Style"/>
-                <w:sz w:val="24"/>
-                <w:szCs w:val="24"/>
-                <w:lang w:val="en"/>
-              </w:rPr>
-              <w:t>Pekerjaan</w:t>
-            </w:r>
-            <w:proofErr w:type="spellEnd"/>
+              <w:t>Target Pekerjaan</w:t>
+            </w:r>
           </w:p>
         </w:tc>
         <w:tc>
@@ -10531,7 +7288,6 @@
                 <w:lang w:val="en"/>
               </w:rPr>
             </w:pPr>
-            <w:proofErr w:type="spellStart"/>
             <w:r>
               <w:rPr>
                 <w:rFonts w:ascii="Bookman Old Style" w:eastAsia="Bookman Old Style" w:hAnsi="Bookman Old Style" w:cs="Bookman Old Style"/>
@@ -10539,29 +7295,8 @@
                 <w:szCs w:val="24"/>
                 <w:lang w:val="en"/>
               </w:rPr>
-              <w:t>Realisasi</w:t>
-            </w:r>
-            <w:proofErr w:type="spellEnd"/>
-            <w:r>
-              <w:rPr>
-                <w:rFonts w:ascii="Bookman Old Style" w:eastAsia="Bookman Old Style" w:hAnsi="Bookman Old Style" w:cs="Bookman Old Style"/>
-                <w:sz w:val="24"/>
-                <w:szCs w:val="24"/>
-                <w:lang w:val="en"/>
-              </w:rPr>
-              <w:t xml:space="preserve"> </w:t>
-            </w:r>
-            <w:proofErr w:type="spellStart"/>
-            <w:r>
-              <w:rPr>
-                <w:rFonts w:ascii="Bookman Old Style" w:eastAsia="Bookman Old Style" w:hAnsi="Bookman Old Style" w:cs="Bookman Old Style"/>
-                <w:sz w:val="24"/>
-                <w:szCs w:val="24"/>
-                <w:lang w:val="en"/>
-              </w:rPr>
-              <w:t>Pekerjaan</w:t>
-            </w:r>
-            <w:proofErr w:type="spellEnd"/>
+              <w:t>Realisasi Pekerjaan</w:t>
+            </w:r>
           </w:p>
         </w:tc>
         <w:tc>
@@ -10588,19 +7323,8 @@
                 <w:szCs w:val="24"/>
                 <w:lang w:val="en"/>
               </w:rPr>
-              <w:t xml:space="preserve">Nilai </w:t>
-            </w:r>
-            <w:proofErr w:type="spellStart"/>
-            <w:r>
-              <w:rPr>
-                <w:rFonts w:ascii="Bookman Old Style" w:eastAsia="Bookman Old Style" w:hAnsi="Bookman Old Style" w:cs="Bookman Old Style"/>
-                <w:sz w:val="24"/>
-                <w:szCs w:val="24"/>
-                <w:lang w:val="en"/>
-              </w:rPr>
-              <w:t>Perjanjian</w:t>
-            </w:r>
-            <w:proofErr w:type="spellEnd"/>
+              <w:t>Nilai Perjanjian</w:t>
+            </w:r>
           </w:p>
         </w:tc>
       </w:tr>
@@ -10663,7 +7387,6 @@
                 <w:lang w:val="en"/>
               </w:rPr>
             </w:pPr>
-            <w:proofErr w:type="spellStart"/>
             <w:r>
               <w:rPr>
                 <w:rFonts w:ascii="Bookman Old Style" w:eastAsia="Bookman Old Style" w:hAnsi="Bookman Old Style" w:cs="Bookman Old Style"/>
@@ -10673,7 +7396,6 @@
               </w:rPr>
               <w:t>Presentase</w:t>
             </w:r>
-            <w:proofErr w:type="spellEnd"/>
           </w:p>
         </w:tc>
         <w:tc>
@@ -11115,7 +7837,6 @@
               </w:rPr>
               <w:t>{</w:t>
             </w:r>
-            <w:proofErr w:type="spellStart"/>
             <w:r>
               <w:rPr>
                 <w:rFonts w:ascii="Bookman Old Style" w:eastAsia="Bookman Old Style" w:hAnsi="Bookman Old Style" w:cs="Bookman Old Style"/>
@@ -11152,7 +7873,6 @@
               </w:rPr>
               <w:t>total</w:t>
             </w:r>
-            <w:proofErr w:type="spellEnd"/>
             <w:r>
               <w:rPr>
                 <w:rFonts w:ascii="Bookman Old Style" w:eastAsia="Bookman Old Style" w:hAnsi="Bookman Old Style" w:cs="Bookman Old Style"/>
@@ -11211,67 +7931,7 @@
                 <w:szCs w:val="24"/>
                 <w:lang w:val="en"/>
               </w:rPr>
-              <w:t xml:space="preserve">Telah </w:t>
-            </w:r>
-            <w:proofErr w:type="spellStart"/>
-            <w:r>
-              <w:rPr>
-                <w:rFonts w:ascii="Bookman Old Style" w:eastAsia="Bookman Old Style" w:hAnsi="Bookman Old Style" w:cs="Bookman Old Style"/>
-                <w:sz w:val="24"/>
-                <w:szCs w:val="24"/>
-                <w:lang w:val="en"/>
-              </w:rPr>
-              <w:t>mencapai</w:t>
-            </w:r>
-            <w:proofErr w:type="spellEnd"/>
-            <w:r>
-              <w:rPr>
-                <w:rFonts w:ascii="Bookman Old Style" w:eastAsia="Bookman Old Style" w:hAnsi="Bookman Old Style" w:cs="Bookman Old Style"/>
-                <w:sz w:val="24"/>
-                <w:szCs w:val="24"/>
-                <w:lang w:val="en"/>
-              </w:rPr>
-              <w:t xml:space="preserve"> target </w:t>
-            </w:r>
-            <w:proofErr w:type="spellStart"/>
-            <w:r>
-              <w:rPr>
-                <w:rFonts w:ascii="Bookman Old Style" w:eastAsia="Bookman Old Style" w:hAnsi="Bookman Old Style" w:cs="Bookman Old Style"/>
-                <w:sz w:val="24"/>
-                <w:szCs w:val="24"/>
-                <w:lang w:val="en"/>
-              </w:rPr>
-              <w:t>pekerjaan</w:t>
-            </w:r>
-            <w:proofErr w:type="spellEnd"/>
-            <w:r>
-              <w:rPr>
-                <w:rFonts w:ascii="Bookman Old Style" w:eastAsia="Bookman Old Style" w:hAnsi="Bookman Old Style" w:cs="Bookman Old Style"/>
-                <w:sz w:val="24"/>
-                <w:szCs w:val="24"/>
-                <w:lang w:val="en"/>
-              </w:rPr>
-              <w:t xml:space="preserve"> </w:t>
-            </w:r>
-            <w:proofErr w:type="spellStart"/>
-            <w:r>
-              <w:rPr>
-                <w:rFonts w:ascii="Bookman Old Style" w:eastAsia="Bookman Old Style" w:hAnsi="Bookman Old Style" w:cs="Bookman Old Style"/>
-                <w:sz w:val="24"/>
-                <w:szCs w:val="24"/>
-                <w:lang w:val="en"/>
-              </w:rPr>
-              <w:t>sebesar</w:t>
-            </w:r>
-            <w:proofErr w:type="spellEnd"/>
-            <w:r>
-              <w:rPr>
-                <w:rFonts w:ascii="Bookman Old Style" w:eastAsia="Bookman Old Style" w:hAnsi="Bookman Old Style" w:cs="Bookman Old Style"/>
-                <w:sz w:val="24"/>
-                <w:szCs w:val="24"/>
-                <w:lang w:val="en"/>
-              </w:rPr>
-              <w:t xml:space="preserve"> </w:t>
+              <w:t xml:space="preserve">Telah mencapai target pekerjaan sebesar </w:t>
             </w:r>
             <w:r>
               <w:rPr>
@@ -11283,33 +7943,7 @@
                 <w:u w:val="single"/>
                 <w:lang w:val="en"/>
               </w:rPr>
-              <w:t>{</w:t>
-            </w:r>
-            <w:proofErr w:type="spellStart"/>
-            <w:r>
-              <w:rPr>
-                <w:rFonts w:ascii="Bookman Old Style" w:eastAsia="Bookman Old Style" w:hAnsi="Bookman Old Style" w:cs="Bookman Old Style"/>
-                <w:i/>
-                <w:iCs/>
-                <w:sz w:val="24"/>
-                <w:szCs w:val="24"/>
-                <w:u w:val="single"/>
-                <w:lang w:val="en"/>
-              </w:rPr>
-              <w:t>sls_ongoing</w:t>
-            </w:r>
-            <w:proofErr w:type="spellEnd"/>
-            <w:r>
-              <w:rPr>
-                <w:rFonts w:ascii="Bookman Old Style" w:eastAsia="Bookman Old Style" w:hAnsi="Bookman Old Style" w:cs="Bookman Old Style"/>
-                <w:i/>
-                <w:iCs/>
-                <w:sz w:val="24"/>
-                <w:szCs w:val="24"/>
-                <w:u w:val="single"/>
-                <w:lang w:val="en"/>
-              </w:rPr>
-              <w:t>}</w:t>
+              <w:t>{sls_ongoing}</w:t>
             </w:r>
             <w:r>
               <w:rPr>
@@ -11368,7 +8002,34 @@
                 <w:sz w:val="24"/>
                 <w:szCs w:val="24"/>
               </w:rPr>
-              <w:t>2.767.000</w:t>
+              <w:t>8</w:t>
+            </w:r>
+            <w:r>
+              <w:rPr>
+                <w:rFonts w:ascii="Bookman Old Style" w:eastAsia="Bookman Old Style" w:hAnsi="Bookman Old Style" w:cs="Bookman Old Style"/>
+                <w:color w:val="000000"/>
+                <w:sz w:val="24"/>
+                <w:szCs w:val="24"/>
+              </w:rPr>
+              <w:t>.</w:t>
+            </w:r>
+            <w:r>
+              <w:rPr>
+                <w:rFonts w:ascii="Bookman Old Style" w:eastAsia="Bookman Old Style" w:hAnsi="Bookman Old Style" w:cs="Bookman Old Style"/>
+                <w:color w:val="000000"/>
+                <w:sz w:val="24"/>
+                <w:szCs w:val="24"/>
+              </w:rPr>
+              <w:t>301</w:t>
+            </w:r>
+            <w:r>
+              <w:rPr>
+                <w:rFonts w:ascii="Bookman Old Style" w:eastAsia="Bookman Old Style" w:hAnsi="Bookman Old Style" w:cs="Bookman Old Style"/>
+                <w:color w:val="000000"/>
+                <w:sz w:val="24"/>
+                <w:szCs w:val="24"/>
+              </w:rPr>
+              <w:t>.000</w:t>
             </w:r>
             <w:r>
               <w:rPr>
@@ -11413,7 +8074,18 @@
                 <w:szCs w:val="24"/>
                 <w:lang w:val="sv-SE"/>
               </w:rPr>
-              <w:t>Terbilang: Dua juta tujuh ratus enam puluh tujuh ribu rupiah</w:t>
+              <w:t xml:space="preserve">Terbilang: </w:t>
+            </w:r>
+            <w:r>
+              <w:rPr>
+                <w:rFonts w:ascii="Bookman Old Style" w:eastAsia="Bookman Old Style" w:hAnsi="Bookman Old Style" w:cs="Bookman Old Style"/>
+                <w:i/>
+                <w:iCs/>
+                <w:sz w:val="24"/>
+                <w:szCs w:val="24"/>
+                <w:lang w:val="sv-SE"/>
+              </w:rPr>
+              <w:t>Delapan juta tiga ratus satu ribu rupiah</w:t>
             </w:r>
           </w:p>
         </w:tc>
@@ -11449,7 +8121,7 @@
                 <w:sz w:val="24"/>
                 <w:szCs w:val="24"/>
               </w:rPr>
-              <w:t>2.767.000</w:t>
+              <w:t>8.301.000</w:t>
             </w:r>
             <w:r>
               <w:rPr>
@@ -11751,7 +8423,6 @@
                 <w:lang w:val="en"/>
               </w:rPr>
             </w:pPr>
-            <w:proofErr w:type="spellStart"/>
             <w:r>
               <w:rPr>
                 <w:rFonts w:ascii="Bookman Old Style" w:eastAsia="Bookman Old Style" w:hAnsi="Bookman Old Style" w:cs="Bookman Old Style"/>
@@ -11759,17 +8430,7 @@
                 <w:szCs w:val="24"/>
                 <w:lang w:val="en"/>
               </w:rPr>
-              <w:t>Jumlah</w:t>
-            </w:r>
-            <w:proofErr w:type="spellEnd"/>
-            <w:r>
-              <w:rPr>
-                <w:rFonts w:ascii="Bookman Old Style" w:eastAsia="Bookman Old Style" w:hAnsi="Bookman Old Style" w:cs="Bookman Old Style"/>
-                <w:sz w:val="24"/>
-                <w:szCs w:val="24"/>
-                <w:lang w:val="en"/>
-              </w:rPr>
-              <w:t xml:space="preserve"> SLS/sub-SLS</w:t>
+              <w:t>Jumlah SLS/sub-SLS</w:t>
             </w:r>
           </w:p>
         </w:tc>
@@ -11917,27 +8578,7 @@
                 <w:szCs w:val="24"/>
                 <w:lang w:val="en"/>
               </w:rPr>
-              <w:t>{#</w:t>
-            </w:r>
-            <w:proofErr w:type="gramStart"/>
-            <w:r>
-              <w:rPr>
-                <w:rFonts w:ascii="Bookman Old Style" w:eastAsia="Bookman Old Style" w:hAnsi="Bookman Old Style" w:cs="Bookman Old Style"/>
-                <w:sz w:val="24"/>
-                <w:szCs w:val="24"/>
-                <w:lang w:val="en"/>
-              </w:rPr>
-              <w:t>peserta}{</w:t>
-            </w:r>
-            <w:proofErr w:type="gramEnd"/>
-            <w:r>
-              <w:rPr>
-                <w:rFonts w:ascii="Bookman Old Style" w:eastAsia="Bookman Old Style" w:hAnsi="Bookman Old Style" w:cs="Bookman Old Style"/>
-                <w:sz w:val="24"/>
-                <w:szCs w:val="24"/>
-                <w:lang w:val="en"/>
-              </w:rPr>
-              <w:t>no}</w:t>
+              <w:t>{#peserta}{no}</w:t>
             </w:r>
           </w:p>
         </w:tc>
@@ -11964,27 +8605,7 @@
                 <w:szCs w:val="24"/>
                 <w:lang w:val="en"/>
               </w:rPr>
-              <w:t>{</w:t>
-            </w:r>
-            <w:proofErr w:type="spellStart"/>
-            <w:r>
-              <w:rPr>
-                <w:rFonts w:ascii="Bookman Old Style" w:eastAsia="Bookman Old Style" w:hAnsi="Bookman Old Style" w:cs="Bookman Old Style"/>
-                <w:sz w:val="24"/>
-                <w:szCs w:val="24"/>
-                <w:lang w:val="en"/>
-              </w:rPr>
-              <w:t>kecamatan</w:t>
-            </w:r>
-            <w:proofErr w:type="spellEnd"/>
-            <w:r>
-              <w:rPr>
-                <w:rFonts w:ascii="Bookman Old Style" w:eastAsia="Bookman Old Style" w:hAnsi="Bookman Old Style" w:cs="Bookman Old Style"/>
-                <w:sz w:val="24"/>
-                <w:szCs w:val="24"/>
-                <w:lang w:val="en"/>
-              </w:rPr>
-              <w:t>}</w:t>
+              <w:t>{kecamatan}</w:t>
             </w:r>
           </w:p>
         </w:tc>
@@ -12011,27 +8632,7 @@
                 <w:szCs w:val="24"/>
                 <w:lang w:val="en"/>
               </w:rPr>
-              <w:t>{</w:t>
-            </w:r>
-            <w:proofErr w:type="spellStart"/>
-            <w:r>
-              <w:rPr>
-                <w:rFonts w:ascii="Bookman Old Style" w:eastAsia="Bookman Old Style" w:hAnsi="Bookman Old Style" w:cs="Bookman Old Style"/>
-                <w:sz w:val="24"/>
-                <w:szCs w:val="24"/>
-                <w:lang w:val="en"/>
-              </w:rPr>
-              <w:t>kelurahan</w:t>
-            </w:r>
-            <w:proofErr w:type="spellEnd"/>
-            <w:r>
-              <w:rPr>
-                <w:rFonts w:ascii="Bookman Old Style" w:eastAsia="Bookman Old Style" w:hAnsi="Bookman Old Style" w:cs="Bookman Old Style"/>
-                <w:sz w:val="24"/>
-                <w:szCs w:val="24"/>
-                <w:lang w:val="en"/>
-              </w:rPr>
-              <w:t>}</w:t>
+              <w:t>{kelurahan}</w:t>
             </w:r>
           </w:p>
         </w:tc>
@@ -12058,50 +8659,8 @@
                 <w:szCs w:val="24"/>
                 <w:lang w:val="en"/>
               </w:rPr>
-              <w:t>{</w:t>
-            </w:r>
-            <w:proofErr w:type="spellStart"/>
-            <w:r>
-              <w:rPr>
-                <w:rFonts w:ascii="Bookman Old Style" w:eastAsia="Bookman Old Style" w:hAnsi="Bookman Old Style" w:cs="Bookman Old Style"/>
-                <w:sz w:val="24"/>
-                <w:szCs w:val="24"/>
-                <w:lang w:val="en"/>
-              </w:rPr>
-              <w:t>jumlah</w:t>
-            </w:r>
-            <w:proofErr w:type="spellEnd"/>
-            <w:proofErr w:type="gramStart"/>
-            <w:r>
-              <w:rPr>
-                <w:rFonts w:ascii="Bookman Old Style" w:eastAsia="Bookman Old Style" w:hAnsi="Bookman Old Style" w:cs="Bookman Old Style"/>
-                <w:sz w:val="24"/>
-                <w:szCs w:val="24"/>
-                <w:lang w:val="en"/>
-              </w:rPr>
-              <w:t>}{</w:t>
-            </w:r>
-            <w:proofErr w:type="gramEnd"/>
-            <w:r>
-              <w:rPr>
-                <w:rFonts w:ascii="Bookman Old Style" w:eastAsia="Bookman Old Style" w:hAnsi="Bookman Old Style" w:cs="Bookman Old Style"/>
-                <w:sz w:val="24"/>
-                <w:szCs w:val="24"/>
-                <w:lang w:val="en"/>
-              </w:rPr>
-              <w:t>/</w:t>
-            </w:r>
-            <w:proofErr w:type="spellStart"/>
-            <w:r>
-              <w:rPr>
-                <w:rFonts w:ascii="Bookman Old Style" w:eastAsia="Bookman Old Style" w:hAnsi="Bookman Old Style" w:cs="Bookman Old Style"/>
-                <w:sz w:val="24"/>
-                <w:szCs w:val="24"/>
-                <w:lang w:val="en"/>
-              </w:rPr>
-              <w:t>peserta</w:t>
-            </w:r>
-            <w:proofErr w:type="spellEnd"/>
+              <w:t>{jumlah}{/peserta</w:t>
+            </w:r>
           </w:p>
         </w:tc>
       </w:tr>
@@ -12132,7 +8691,6 @@
           <w:lang w:val="en"/>
         </w:rPr>
       </w:pPr>
-      <w:proofErr w:type="spellStart"/>
       <w:r>
         <w:rPr>
           <w:rFonts w:ascii="Bookman Old Style" w:eastAsia="Bookman Old Style" w:hAnsi="Bookman Old Style" w:cs="Bookman Old Style"/>
@@ -12140,37 +8698,7 @@
           <w:szCs w:val="24"/>
           <w:lang w:val="en"/>
         </w:rPr>
-        <w:t>Screenshoot</w:t>
-      </w:r>
-      <w:proofErr w:type="spellEnd"/>
-      <w:r>
-        <w:rPr>
-          <w:rFonts w:ascii="Bookman Old Style" w:eastAsia="Bookman Old Style" w:hAnsi="Bookman Old Style" w:cs="Bookman Old Style"/>
-          <w:sz w:val="24"/>
-          <w:szCs w:val="24"/>
-          <w:lang w:val="en"/>
-        </w:rPr>
-        <w:t xml:space="preserve"> </w:t>
-      </w:r>
-      <w:proofErr w:type="spellStart"/>
-      <w:r>
-        <w:rPr>
-          <w:rFonts w:ascii="Bookman Old Style" w:eastAsia="Bookman Old Style" w:hAnsi="Bookman Old Style" w:cs="Bookman Old Style"/>
-          <w:sz w:val="24"/>
-          <w:szCs w:val="24"/>
-          <w:lang w:val="en"/>
-        </w:rPr>
-        <w:t>Aplikasi</w:t>
-      </w:r>
-      <w:proofErr w:type="spellEnd"/>
-      <w:r>
-        <w:rPr>
-          <w:rFonts w:ascii="Bookman Old Style" w:eastAsia="Bookman Old Style" w:hAnsi="Bookman Old Style" w:cs="Bookman Old Style"/>
-          <w:sz w:val="24"/>
-          <w:szCs w:val="24"/>
-          <w:lang w:val="en"/>
-        </w:rPr>
-        <w:t xml:space="preserve"> Fasih</w:t>
+        <w:t>Screenshoot Aplikasi Fasih</w:t>
       </w:r>
     </w:p>
     <w:p>
@@ -12193,27 +8721,7 @@
           <w:szCs w:val="24"/>
           <w:lang w:val="en"/>
         </w:rPr>
-        <w:t>{%</w:t>
-      </w:r>
-      <w:proofErr w:type="spellStart"/>
-      <w:r>
-        <w:rPr>
-          <w:rFonts w:ascii="Bookman Old Style" w:eastAsia="Bookman Old Style" w:hAnsi="Bookman Old Style" w:cs="Bookman Old Style"/>
-          <w:sz w:val="24"/>
-          <w:szCs w:val="24"/>
-          <w:lang w:val="en"/>
-        </w:rPr>
-        <w:t>halaman_depan</w:t>
-      </w:r>
-      <w:proofErr w:type="spellEnd"/>
-      <w:r>
-        <w:rPr>
-          <w:rFonts w:ascii="Bookman Old Style" w:eastAsia="Bookman Old Style" w:hAnsi="Bookman Old Style" w:cs="Bookman Old Style"/>
-          <w:sz w:val="24"/>
-          <w:szCs w:val="24"/>
-          <w:lang w:val="en"/>
-        </w:rPr>
-        <w:t>}</w:t>
+        <w:t>{%halaman_depan}</w:t>
       </w:r>
     </w:p>
     <w:tbl>
@@ -12254,23 +8762,7 @@
                 <w:rFonts w:ascii="Arial" w:eastAsia="Arial" w:hAnsi="Arial"/>
                 <w:sz w:val="16"/>
               </w:rPr>
-              <w:t>{#foto_</w:t>
-            </w:r>
-            <w:proofErr w:type="gramStart"/>
-            <w:r>
-              <w:rPr>
-                <w:rFonts w:ascii="Arial" w:eastAsia="Arial" w:hAnsi="Arial"/>
-                <w:sz w:val="16"/>
-              </w:rPr>
-              <w:t>rows}{</w:t>
-            </w:r>
-            <w:proofErr w:type="gramEnd"/>
-            <w:r>
-              <w:rPr>
-                <w:rFonts w:ascii="Arial" w:eastAsia="Arial" w:hAnsi="Arial"/>
-                <w:sz w:val="16"/>
-              </w:rPr>
-              <w:t>%foto1}</w:t>
+              <w:t>{#foto_rows}{%foto1}</w:t>
             </w:r>
           </w:p>
         </w:tc>
@@ -12320,39 +8812,7 @@
                 <w:rFonts w:ascii="Arial" w:eastAsia="Arial" w:hAnsi="Arial"/>
                 <w:sz w:val="16"/>
               </w:rPr>
-              <w:t>{%foto</w:t>
-            </w:r>
-            <w:proofErr w:type="gramStart"/>
-            <w:r>
-              <w:rPr>
-                <w:rFonts w:ascii="Arial" w:eastAsia="Arial" w:hAnsi="Arial"/>
-                <w:sz w:val="16"/>
-              </w:rPr>
-              <w:t>3}{</w:t>
-            </w:r>
-            <w:proofErr w:type="gramEnd"/>
-            <w:r>
-              <w:rPr>
-                <w:rFonts w:ascii="Arial" w:eastAsia="Arial" w:hAnsi="Arial"/>
-                <w:sz w:val="16"/>
-              </w:rPr>
-              <w:t>/</w:t>
-            </w:r>
-            <w:proofErr w:type="spellStart"/>
-            <w:r>
-              <w:rPr>
-                <w:rFonts w:ascii="Arial" w:eastAsia="Arial" w:hAnsi="Arial"/>
-                <w:sz w:val="16"/>
-              </w:rPr>
-              <w:t>foto_rows</w:t>
-            </w:r>
-            <w:proofErr w:type="spellEnd"/>
-            <w:r>
-              <w:rPr>
-                <w:rFonts w:ascii="Arial" w:eastAsia="Arial" w:hAnsi="Arial"/>
-                <w:sz w:val="16"/>
-              </w:rPr>
-              <w:t>}</w:t>
+              <w:t>{%foto3}{/foto_rows}</w:t>
             </w:r>
           </w:p>
         </w:tc>
@@ -12517,27 +8977,7 @@
                 <w:szCs w:val="24"/>
                 <w:lang w:val="en"/>
               </w:rPr>
-              <w:t>{</w:t>
-            </w:r>
-            <w:proofErr w:type="spellStart"/>
-            <w:r>
-              <w:rPr>
-                <w:rFonts w:ascii="Bookman Old Style" w:eastAsia="Bookman Old Style" w:hAnsi="Bookman Old Style" w:cs="Bookman Old Style"/>
-                <w:sz w:val="24"/>
-                <w:szCs w:val="24"/>
-                <w:lang w:val="en"/>
-              </w:rPr>
-              <w:t>nama_petugas</w:t>
-            </w:r>
-            <w:proofErr w:type="spellEnd"/>
-            <w:r>
-              <w:rPr>
-                <w:rFonts w:ascii="Bookman Old Style" w:eastAsia="Bookman Old Style" w:hAnsi="Bookman Old Style" w:cs="Bookman Old Style"/>
-                <w:sz w:val="24"/>
-                <w:szCs w:val="24"/>
-                <w:lang w:val="en"/>
-              </w:rPr>
-              <w:t>}</w:t>
+              <w:t>{nama_petugas}</w:t>
             </w:r>
             <w:r>
               <w:rPr>

--- a/public/templates/BERKAS PEMBAYARAN PPL TERMIN II - 1,5 BULAN (1).docx
+++ b/public/templates/BERKAS PEMBAYARAN PPL TERMIN II - 1,5 BULAN (1).docx
@@ -155,7 +155,27 @@
           <w:szCs w:val="24"/>
           <w:lang w:val="sv-SE"/>
         </w:rPr>
-        <w:t>{nomor-prefix}</w:t>
+        <w:t>{nomor</w:t>
+      </w:r>
+      <w:r>
+        <w:rPr>
+          <w:rFonts w:ascii="Bookman Old Style" w:eastAsia="Bookman Old Style" w:hAnsi="Bookman Old Style" w:cs="Bookman Old Style"/>
+          <w:color w:val="000000"/>
+          <w:sz w:val="24"/>
+          <w:szCs w:val="24"/>
+          <w:lang w:val="sv-SE"/>
+        </w:rPr>
+        <w:t>_</w:t>
+      </w:r>
+      <w:r>
+        <w:rPr>
+          <w:rFonts w:ascii="Bookman Old Style" w:eastAsia="Bookman Old Style" w:hAnsi="Bookman Old Style" w:cs="Bookman Old Style"/>
+          <w:color w:val="000000"/>
+          <w:sz w:val="24"/>
+          <w:szCs w:val="24"/>
+          <w:lang w:val="sv-SE"/>
+        </w:rPr>
+        <w:t>prefix}</w:t>
       </w:r>
       <w:r>
         <w:rPr>
@@ -420,7 +440,47 @@
           <w:sz w:val="24"/>
           <w:szCs w:val="24"/>
         </w:rPr>
-        <w:t>Dengan ini menyatakan:  </w:t>
+        <w:t xml:space="preserve">Dengan </w:t>
+      </w:r>
+      <w:proofErr w:type="spellStart"/>
+      <w:r>
+        <w:rPr>
+          <w:rFonts w:ascii="Bookman Old Style" w:eastAsia="Bookman Old Style" w:hAnsi="Bookman Old Style" w:cs="Bookman Old Style"/>
+          <w:color w:val="000000"/>
+          <w:sz w:val="24"/>
+          <w:szCs w:val="24"/>
+        </w:rPr>
+        <w:t>ini</w:t>
+      </w:r>
+      <w:proofErr w:type="spellEnd"/>
+      <w:r>
+        <w:rPr>
+          <w:rFonts w:ascii="Bookman Old Style" w:eastAsia="Bookman Old Style" w:hAnsi="Bookman Old Style" w:cs="Bookman Old Style"/>
+          <w:color w:val="000000"/>
+          <w:sz w:val="24"/>
+          <w:szCs w:val="24"/>
+        </w:rPr>
+        <w:t xml:space="preserve"> </w:t>
+      </w:r>
+      <w:proofErr w:type="spellStart"/>
+      <w:r>
+        <w:rPr>
+          <w:rFonts w:ascii="Bookman Old Style" w:eastAsia="Bookman Old Style" w:hAnsi="Bookman Old Style" w:cs="Bookman Old Style"/>
+          <w:color w:val="000000"/>
+          <w:sz w:val="24"/>
+          <w:szCs w:val="24"/>
+        </w:rPr>
+        <w:t>menyatakan</w:t>
+      </w:r>
+      <w:proofErr w:type="spellEnd"/>
+      <w:r>
+        <w:rPr>
+          <w:rFonts w:ascii="Bookman Old Style" w:eastAsia="Bookman Old Style" w:hAnsi="Bookman Old Style" w:cs="Bookman Old Style"/>
+          <w:color w:val="000000"/>
+          <w:sz w:val="24"/>
+          <w:szCs w:val="24"/>
+        </w:rPr>
+        <w:t>:  </w:t>
       </w:r>
     </w:p>
     <w:p>
@@ -1144,7 +1204,16 @@
                 <w:sz w:val="24"/>
                 <w:szCs w:val="24"/>
               </w:rPr>
-              <w:t>(N</w:t>
+              <w:t>(</w:t>
+            </w:r>
+            <w:proofErr w:type="spellStart"/>
+            <w:r>
+              <w:rPr>
+                <w:rFonts w:ascii="Bookman Old Style" w:eastAsia="Bookman Old Style" w:hAnsi="Bookman Old Style" w:cs="Bookman Old Style"/>
+                <w:sz w:val="24"/>
+                <w:szCs w:val="24"/>
+              </w:rPr>
+              <w:t>N</w:t>
             </w:r>
             <w:r>
               <w:rPr>
@@ -1154,6 +1223,7 @@
               </w:rPr>
               <w:t>uraliyah</w:t>
             </w:r>
+            <w:proofErr w:type="spellEnd"/>
             <w:r>
               <w:rPr>
                 <w:rFonts w:ascii="Bookman Old Style" w:eastAsia="Bookman Old Style" w:hAnsi="Bookman Old Style" w:cs="Bookman Old Style"/>
@@ -1256,6 +1326,15 @@
                 <w:szCs w:val="24"/>
                 <w:lang w:val="sv-SE"/>
               </w:rPr>
+              <w:t xml:space="preserve"> </w:t>
+            </w:r>
+            <w:r>
+              <w:rPr>
+                <w:rFonts w:ascii="Bookman Old Style" w:eastAsia="Bookman Old Style" w:hAnsi="Bookman Old Style" w:cs="Bookman Old Style"/>
+                <w:sz w:val="24"/>
+                <w:szCs w:val="24"/>
+                <w:lang w:val="sv-SE"/>
+              </w:rPr>
               <w:t>{bulan_terbilang}</w:t>
             </w:r>
             <w:r>
@@ -2329,7 +2408,47 @@
           <w:sz w:val="24"/>
           <w:szCs w:val="24"/>
         </w:rPr>
-        <w:t>Dengan ini menyatakan:  </w:t>
+        <w:t xml:space="preserve">Dengan </w:t>
+      </w:r>
+      <w:proofErr w:type="spellStart"/>
+      <w:r>
+        <w:rPr>
+          <w:rFonts w:ascii="Bookman Old Style" w:eastAsia="Bookman Old Style" w:hAnsi="Bookman Old Style" w:cs="Bookman Old Style"/>
+          <w:color w:val="000000"/>
+          <w:sz w:val="24"/>
+          <w:szCs w:val="24"/>
+        </w:rPr>
+        <w:t>ini</w:t>
+      </w:r>
+      <w:proofErr w:type="spellEnd"/>
+      <w:r>
+        <w:rPr>
+          <w:rFonts w:ascii="Bookman Old Style" w:eastAsia="Bookman Old Style" w:hAnsi="Bookman Old Style" w:cs="Bookman Old Style"/>
+          <w:color w:val="000000"/>
+          <w:sz w:val="24"/>
+          <w:szCs w:val="24"/>
+        </w:rPr>
+        <w:t xml:space="preserve"> </w:t>
+      </w:r>
+      <w:proofErr w:type="spellStart"/>
+      <w:r>
+        <w:rPr>
+          <w:rFonts w:ascii="Bookman Old Style" w:eastAsia="Bookman Old Style" w:hAnsi="Bookman Old Style" w:cs="Bookman Old Style"/>
+          <w:color w:val="000000"/>
+          <w:sz w:val="24"/>
+          <w:szCs w:val="24"/>
+        </w:rPr>
+        <w:t>menyatakan</w:t>
+      </w:r>
+      <w:proofErr w:type="spellEnd"/>
+      <w:r>
+        <w:rPr>
+          <w:rFonts w:ascii="Bookman Old Style" w:eastAsia="Bookman Old Style" w:hAnsi="Bookman Old Style" w:cs="Bookman Old Style"/>
+          <w:color w:val="000000"/>
+          <w:sz w:val="24"/>
+          <w:szCs w:val="24"/>
+        </w:rPr>
+        <w:t>:  </w:t>
       </w:r>
     </w:p>
     <w:p>
@@ -2366,25 +2485,305 @@
           <w:sz w:val="24"/>
           <w:szCs w:val="24"/>
         </w:rPr>
-        <w:t xml:space="preserve"> telah melaksanakan pekerjaan Pendataan Lapangan  Sensus Ekonomi 2026 pada Badan Pusat Statistik Kota Jakarta Timur berdasarkan Perjanjian Kerja Nomor: </w:t>
-      </w:r>
-      <w:r>
-        <w:rPr>
-          <w:rFonts w:ascii="Bookman Old Style" w:eastAsia="Bookman Old Style" w:hAnsi="Bookman Old Style" w:cs="Bookman Old Style"/>
-          <w:color w:val="000000"/>
-          <w:sz w:val="24"/>
-          <w:szCs w:val="24"/>
-        </w:rPr>
-        <w:t>{nomor_spk}</w:t>
-      </w:r>
-      <w:r>
-        <w:rPr>
-          <w:rFonts w:ascii="Bookman Old Style" w:eastAsia="Bookman Old Style" w:hAnsi="Bookman Old Style" w:cs="Bookman Old Style"/>
-          <w:color w:val="000000"/>
-          <w:sz w:val="24"/>
-          <w:szCs w:val="24"/>
-        </w:rPr>
-        <w:t xml:space="preserve">, sesuai dengan target pekerjaan termin </w:t>
+        <w:t xml:space="preserve"> </w:t>
+      </w:r>
+      <w:proofErr w:type="spellStart"/>
+      <w:r>
+        <w:rPr>
+          <w:rFonts w:ascii="Bookman Old Style" w:eastAsia="Bookman Old Style" w:hAnsi="Bookman Old Style" w:cs="Bookman Old Style"/>
+          <w:color w:val="000000"/>
+          <w:sz w:val="24"/>
+          <w:szCs w:val="24"/>
+        </w:rPr>
+        <w:t>telah</w:t>
+      </w:r>
+      <w:proofErr w:type="spellEnd"/>
+      <w:r>
+        <w:rPr>
+          <w:rFonts w:ascii="Bookman Old Style" w:eastAsia="Bookman Old Style" w:hAnsi="Bookman Old Style" w:cs="Bookman Old Style"/>
+          <w:color w:val="000000"/>
+          <w:sz w:val="24"/>
+          <w:szCs w:val="24"/>
+        </w:rPr>
+        <w:t xml:space="preserve"> </w:t>
+      </w:r>
+      <w:proofErr w:type="spellStart"/>
+      <w:r>
+        <w:rPr>
+          <w:rFonts w:ascii="Bookman Old Style" w:eastAsia="Bookman Old Style" w:hAnsi="Bookman Old Style" w:cs="Bookman Old Style"/>
+          <w:color w:val="000000"/>
+          <w:sz w:val="24"/>
+          <w:szCs w:val="24"/>
+        </w:rPr>
+        <w:t>melaksanakan</w:t>
+      </w:r>
+      <w:proofErr w:type="spellEnd"/>
+      <w:r>
+        <w:rPr>
+          <w:rFonts w:ascii="Bookman Old Style" w:eastAsia="Bookman Old Style" w:hAnsi="Bookman Old Style" w:cs="Bookman Old Style"/>
+          <w:color w:val="000000"/>
+          <w:sz w:val="24"/>
+          <w:szCs w:val="24"/>
+        </w:rPr>
+        <w:t xml:space="preserve"> </w:t>
+      </w:r>
+      <w:proofErr w:type="spellStart"/>
+      <w:r>
+        <w:rPr>
+          <w:rFonts w:ascii="Bookman Old Style" w:eastAsia="Bookman Old Style" w:hAnsi="Bookman Old Style" w:cs="Bookman Old Style"/>
+          <w:color w:val="000000"/>
+          <w:sz w:val="24"/>
+          <w:szCs w:val="24"/>
+        </w:rPr>
+        <w:t>pekerjaan</w:t>
+      </w:r>
+      <w:proofErr w:type="spellEnd"/>
+      <w:r>
+        <w:rPr>
+          <w:rFonts w:ascii="Bookman Old Style" w:eastAsia="Bookman Old Style" w:hAnsi="Bookman Old Style" w:cs="Bookman Old Style"/>
+          <w:color w:val="000000"/>
+          <w:sz w:val="24"/>
+          <w:szCs w:val="24"/>
+        </w:rPr>
+        <w:t xml:space="preserve"> </w:t>
+      </w:r>
+      <w:proofErr w:type="spellStart"/>
+      <w:r>
+        <w:rPr>
+          <w:rFonts w:ascii="Bookman Old Style" w:eastAsia="Bookman Old Style" w:hAnsi="Bookman Old Style" w:cs="Bookman Old Style"/>
+          <w:color w:val="000000"/>
+          <w:sz w:val="24"/>
+          <w:szCs w:val="24"/>
+        </w:rPr>
+        <w:t>Pendataan</w:t>
+      </w:r>
+      <w:proofErr w:type="spellEnd"/>
+      <w:r>
+        <w:rPr>
+          <w:rFonts w:ascii="Bookman Old Style" w:eastAsia="Bookman Old Style" w:hAnsi="Bookman Old Style" w:cs="Bookman Old Style"/>
+          <w:color w:val="000000"/>
+          <w:sz w:val="24"/>
+          <w:szCs w:val="24"/>
+        </w:rPr>
+        <w:t xml:space="preserve"> </w:t>
+      </w:r>
+      <w:proofErr w:type="gramStart"/>
+      <w:r>
+        <w:rPr>
+          <w:rFonts w:ascii="Bookman Old Style" w:eastAsia="Bookman Old Style" w:hAnsi="Bookman Old Style" w:cs="Bookman Old Style"/>
+          <w:color w:val="000000"/>
+          <w:sz w:val="24"/>
+          <w:szCs w:val="24"/>
+        </w:rPr>
+        <w:t>Lapangan  Sensus</w:t>
+      </w:r>
+      <w:proofErr w:type="gramEnd"/>
+      <w:r>
+        <w:rPr>
+          <w:rFonts w:ascii="Bookman Old Style" w:eastAsia="Bookman Old Style" w:hAnsi="Bookman Old Style" w:cs="Bookman Old Style"/>
+          <w:color w:val="000000"/>
+          <w:sz w:val="24"/>
+          <w:szCs w:val="24"/>
+        </w:rPr>
+        <w:t xml:space="preserve"> Ekonomi 2026 pada Badan Pusat </w:t>
+      </w:r>
+      <w:proofErr w:type="spellStart"/>
+      <w:r>
+        <w:rPr>
+          <w:rFonts w:ascii="Bookman Old Style" w:eastAsia="Bookman Old Style" w:hAnsi="Bookman Old Style" w:cs="Bookman Old Style"/>
+          <w:color w:val="000000"/>
+          <w:sz w:val="24"/>
+          <w:szCs w:val="24"/>
+        </w:rPr>
+        <w:t>Statistik</w:t>
+      </w:r>
+      <w:proofErr w:type="spellEnd"/>
+      <w:r>
+        <w:rPr>
+          <w:rFonts w:ascii="Bookman Old Style" w:eastAsia="Bookman Old Style" w:hAnsi="Bookman Old Style" w:cs="Bookman Old Style"/>
+          <w:color w:val="000000"/>
+          <w:sz w:val="24"/>
+          <w:szCs w:val="24"/>
+        </w:rPr>
+        <w:t xml:space="preserve"> Kota Jakarta Timur </w:t>
+      </w:r>
+      <w:proofErr w:type="spellStart"/>
+      <w:r>
+        <w:rPr>
+          <w:rFonts w:ascii="Bookman Old Style" w:eastAsia="Bookman Old Style" w:hAnsi="Bookman Old Style" w:cs="Bookman Old Style"/>
+          <w:color w:val="000000"/>
+          <w:sz w:val="24"/>
+          <w:szCs w:val="24"/>
+        </w:rPr>
+        <w:t>berdasarkan</w:t>
+      </w:r>
+      <w:proofErr w:type="spellEnd"/>
+      <w:r>
+        <w:rPr>
+          <w:rFonts w:ascii="Bookman Old Style" w:eastAsia="Bookman Old Style" w:hAnsi="Bookman Old Style" w:cs="Bookman Old Style"/>
+          <w:color w:val="000000"/>
+          <w:sz w:val="24"/>
+          <w:szCs w:val="24"/>
+        </w:rPr>
+        <w:t xml:space="preserve"> </w:t>
+      </w:r>
+      <w:proofErr w:type="spellStart"/>
+      <w:r>
+        <w:rPr>
+          <w:rFonts w:ascii="Bookman Old Style" w:eastAsia="Bookman Old Style" w:hAnsi="Bookman Old Style" w:cs="Bookman Old Style"/>
+          <w:color w:val="000000"/>
+          <w:sz w:val="24"/>
+          <w:szCs w:val="24"/>
+        </w:rPr>
+        <w:t>Perjanjian</w:t>
+      </w:r>
+      <w:proofErr w:type="spellEnd"/>
+      <w:r>
+        <w:rPr>
+          <w:rFonts w:ascii="Bookman Old Style" w:eastAsia="Bookman Old Style" w:hAnsi="Bookman Old Style" w:cs="Bookman Old Style"/>
+          <w:color w:val="000000"/>
+          <w:sz w:val="24"/>
+          <w:szCs w:val="24"/>
+        </w:rPr>
+        <w:t xml:space="preserve"> </w:t>
+      </w:r>
+      <w:proofErr w:type="spellStart"/>
+      <w:r>
+        <w:rPr>
+          <w:rFonts w:ascii="Bookman Old Style" w:eastAsia="Bookman Old Style" w:hAnsi="Bookman Old Style" w:cs="Bookman Old Style"/>
+          <w:color w:val="000000"/>
+          <w:sz w:val="24"/>
+          <w:szCs w:val="24"/>
+        </w:rPr>
+        <w:t>Kerja</w:t>
+      </w:r>
+      <w:proofErr w:type="spellEnd"/>
+      <w:r>
+        <w:rPr>
+          <w:rFonts w:ascii="Bookman Old Style" w:eastAsia="Bookman Old Style" w:hAnsi="Bookman Old Style" w:cs="Bookman Old Style"/>
+          <w:color w:val="000000"/>
+          <w:sz w:val="24"/>
+          <w:szCs w:val="24"/>
+        </w:rPr>
+        <w:t xml:space="preserve"> Nomor: </w:t>
+      </w:r>
+      <w:r>
+        <w:rPr>
+          <w:rFonts w:ascii="Bookman Old Style" w:eastAsia="Bookman Old Style" w:hAnsi="Bookman Old Style" w:cs="Bookman Old Style"/>
+          <w:color w:val="000000"/>
+          <w:sz w:val="24"/>
+          <w:szCs w:val="24"/>
+        </w:rPr>
+        <w:t>{</w:t>
+      </w:r>
+      <w:proofErr w:type="spellStart"/>
+      <w:r>
+        <w:rPr>
+          <w:rFonts w:ascii="Bookman Old Style" w:eastAsia="Bookman Old Style" w:hAnsi="Bookman Old Style" w:cs="Bookman Old Style"/>
+          <w:color w:val="000000"/>
+          <w:sz w:val="24"/>
+          <w:szCs w:val="24"/>
+        </w:rPr>
+        <w:t>nomor_spk</w:t>
+      </w:r>
+      <w:proofErr w:type="spellEnd"/>
+      <w:r>
+        <w:rPr>
+          <w:rFonts w:ascii="Bookman Old Style" w:eastAsia="Bookman Old Style" w:hAnsi="Bookman Old Style" w:cs="Bookman Old Style"/>
+          <w:color w:val="000000"/>
+          <w:sz w:val="24"/>
+          <w:szCs w:val="24"/>
+        </w:rPr>
+        <w:t>}</w:t>
+      </w:r>
+      <w:r>
+        <w:rPr>
+          <w:rFonts w:ascii="Bookman Old Style" w:eastAsia="Bookman Old Style" w:hAnsi="Bookman Old Style" w:cs="Bookman Old Style"/>
+          <w:color w:val="000000"/>
+          <w:sz w:val="24"/>
+          <w:szCs w:val="24"/>
+        </w:rPr>
+        <w:t xml:space="preserve">, </w:t>
+      </w:r>
+      <w:proofErr w:type="spellStart"/>
+      <w:r>
+        <w:rPr>
+          <w:rFonts w:ascii="Bookman Old Style" w:eastAsia="Bookman Old Style" w:hAnsi="Bookman Old Style" w:cs="Bookman Old Style"/>
+          <w:color w:val="000000"/>
+          <w:sz w:val="24"/>
+          <w:szCs w:val="24"/>
+        </w:rPr>
+        <w:t>sesuai</w:t>
+      </w:r>
+      <w:proofErr w:type="spellEnd"/>
+      <w:r>
+        <w:rPr>
+          <w:rFonts w:ascii="Bookman Old Style" w:eastAsia="Bookman Old Style" w:hAnsi="Bookman Old Style" w:cs="Bookman Old Style"/>
+          <w:color w:val="000000"/>
+          <w:sz w:val="24"/>
+          <w:szCs w:val="24"/>
+        </w:rPr>
+        <w:t xml:space="preserve"> </w:t>
+      </w:r>
+      <w:proofErr w:type="spellStart"/>
+      <w:r>
+        <w:rPr>
+          <w:rFonts w:ascii="Bookman Old Style" w:eastAsia="Bookman Old Style" w:hAnsi="Bookman Old Style" w:cs="Bookman Old Style"/>
+          <w:color w:val="000000"/>
+          <w:sz w:val="24"/>
+          <w:szCs w:val="24"/>
+        </w:rPr>
+        <w:t>dengan</w:t>
+      </w:r>
+      <w:proofErr w:type="spellEnd"/>
+      <w:r>
+        <w:rPr>
+          <w:rFonts w:ascii="Bookman Old Style" w:eastAsia="Bookman Old Style" w:hAnsi="Bookman Old Style" w:cs="Bookman Old Style"/>
+          <w:color w:val="000000"/>
+          <w:sz w:val="24"/>
+          <w:szCs w:val="24"/>
+        </w:rPr>
+        <w:t xml:space="preserve"> target </w:t>
+      </w:r>
+      <w:proofErr w:type="spellStart"/>
+      <w:r>
+        <w:rPr>
+          <w:rFonts w:ascii="Bookman Old Style" w:eastAsia="Bookman Old Style" w:hAnsi="Bookman Old Style" w:cs="Bookman Old Style"/>
+          <w:color w:val="000000"/>
+          <w:sz w:val="24"/>
+          <w:szCs w:val="24"/>
+        </w:rPr>
+        <w:t>pekerjaan</w:t>
+      </w:r>
+      <w:proofErr w:type="spellEnd"/>
+      <w:r>
+        <w:rPr>
+          <w:rFonts w:ascii="Bookman Old Style" w:eastAsia="Bookman Old Style" w:hAnsi="Bookman Old Style" w:cs="Bookman Old Style"/>
+          <w:color w:val="000000"/>
+          <w:sz w:val="24"/>
+          <w:szCs w:val="24"/>
+        </w:rPr>
+        <w:t xml:space="preserve"> </w:t>
+      </w:r>
+      <w:proofErr w:type="spellStart"/>
+      <w:r>
+        <w:rPr>
+          <w:rFonts w:ascii="Bookman Old Style" w:eastAsia="Bookman Old Style" w:hAnsi="Bookman Old Style" w:cs="Bookman Old Style"/>
+          <w:color w:val="000000"/>
+          <w:sz w:val="24"/>
+          <w:szCs w:val="24"/>
+        </w:rPr>
+        <w:t>termin</w:t>
+      </w:r>
+      <w:proofErr w:type="spellEnd"/>
+      <w:r>
+        <w:rPr>
+          <w:rFonts w:ascii="Bookman Old Style" w:eastAsia="Bookman Old Style" w:hAnsi="Bookman Old Style" w:cs="Bookman Old Style"/>
+          <w:color w:val="000000"/>
+          <w:sz w:val="24"/>
+          <w:szCs w:val="24"/>
+        </w:rPr>
+        <w:t xml:space="preserve"> </w:t>
       </w:r>
       <w:r>
         <w:rPr>
@@ -2401,17 +2800,68 @@
           <w:sz w:val="24"/>
           <w:szCs w:val="24"/>
         </w:rPr>
-        <w:t xml:space="preserve">I yang ditetapkan sebesar </w:t>
-      </w:r>
-      <w:r>
-        <w:rPr>
-          <w:rFonts w:ascii="Bookman Old Style" w:eastAsia="Bookman Old Style" w:hAnsi="Bookman Old Style" w:cs="Bookman Old Style"/>
-          <w:color w:val="000000"/>
-          <w:sz w:val="24"/>
-          <w:szCs w:val="24"/>
-        </w:rPr>
-        <w:t>{sls_ongoing</w:t>
-      </w:r>
+        <w:t xml:space="preserve">I yang </w:t>
+      </w:r>
+      <w:proofErr w:type="spellStart"/>
+      <w:r>
+        <w:rPr>
+          <w:rFonts w:ascii="Bookman Old Style" w:eastAsia="Bookman Old Style" w:hAnsi="Bookman Old Style" w:cs="Bookman Old Style"/>
+          <w:color w:val="000000"/>
+          <w:sz w:val="24"/>
+          <w:szCs w:val="24"/>
+        </w:rPr>
+        <w:t>ditetapkan</w:t>
+      </w:r>
+      <w:proofErr w:type="spellEnd"/>
+      <w:r>
+        <w:rPr>
+          <w:rFonts w:ascii="Bookman Old Style" w:eastAsia="Bookman Old Style" w:hAnsi="Bookman Old Style" w:cs="Bookman Old Style"/>
+          <w:color w:val="000000"/>
+          <w:sz w:val="24"/>
+          <w:szCs w:val="24"/>
+        </w:rPr>
+        <w:t xml:space="preserve"> </w:t>
+      </w:r>
+      <w:proofErr w:type="spellStart"/>
+      <w:r>
+        <w:rPr>
+          <w:rFonts w:ascii="Bookman Old Style" w:eastAsia="Bookman Old Style" w:hAnsi="Bookman Old Style" w:cs="Bookman Old Style"/>
+          <w:color w:val="000000"/>
+          <w:sz w:val="24"/>
+          <w:szCs w:val="24"/>
+        </w:rPr>
+        <w:t>sebesar</w:t>
+      </w:r>
+      <w:proofErr w:type="spellEnd"/>
+      <w:r>
+        <w:rPr>
+          <w:rFonts w:ascii="Bookman Old Style" w:eastAsia="Bookman Old Style" w:hAnsi="Bookman Old Style" w:cs="Bookman Old Style"/>
+          <w:color w:val="000000"/>
+          <w:sz w:val="24"/>
+          <w:szCs w:val="24"/>
+        </w:rPr>
+        <w:t xml:space="preserve"> </w:t>
+      </w:r>
+      <w:r>
+        <w:rPr>
+          <w:rFonts w:ascii="Bookman Old Style" w:eastAsia="Bookman Old Style" w:hAnsi="Bookman Old Style" w:cs="Bookman Old Style"/>
+          <w:color w:val="000000"/>
+          <w:sz w:val="24"/>
+          <w:szCs w:val="24"/>
+        </w:rPr>
+        <w:t>{</w:t>
+      </w:r>
+      <w:proofErr w:type="spellStart"/>
+      <w:r>
+        <w:rPr>
+          <w:rFonts w:ascii="Bookman Old Style" w:eastAsia="Bookman Old Style" w:hAnsi="Bookman Old Style" w:cs="Bookman Old Style"/>
+          <w:color w:val="000000"/>
+          <w:sz w:val="24"/>
+          <w:szCs w:val="24"/>
+        </w:rPr>
+        <w:t>sls_ongoing</w:t>
+      </w:r>
+      <w:proofErr w:type="spellEnd"/>
       <w:r>
         <w:rPr>
           <w:rFonts w:ascii="Bookman Old Style" w:eastAsia="Bookman Old Style" w:hAnsi="Bookman Old Style" w:cs="Bookman Old Style"/>
@@ -2436,8 +2886,54 @@
           <w:sz w:val="24"/>
           <w:szCs w:val="24"/>
         </w:rPr>
-        <w:t>SLS/Sub-SLS dan/atau usaha besar</w:t>
-      </w:r>
+        <w:t>SLS/Sub-SLS dan/</w:t>
+      </w:r>
+      <w:proofErr w:type="spellStart"/>
+      <w:r>
+        <w:rPr>
+          <w:rFonts w:ascii="Bookman Old Style" w:eastAsia="Bookman Old Style" w:hAnsi="Bookman Old Style" w:cs="Bookman Old Style"/>
+          <w:sz w:val="24"/>
+          <w:szCs w:val="24"/>
+        </w:rPr>
+        <w:t>atau</w:t>
+      </w:r>
+      <w:proofErr w:type="spellEnd"/>
+      <w:r>
+        <w:rPr>
+          <w:rFonts w:ascii="Bookman Old Style" w:eastAsia="Bookman Old Style" w:hAnsi="Bookman Old Style" w:cs="Bookman Old Style"/>
+          <w:sz w:val="24"/>
+          <w:szCs w:val="24"/>
+        </w:rPr>
+        <w:t xml:space="preserve"> </w:t>
+      </w:r>
+      <w:proofErr w:type="spellStart"/>
+      <w:r>
+        <w:rPr>
+          <w:rFonts w:ascii="Bookman Old Style" w:eastAsia="Bookman Old Style" w:hAnsi="Bookman Old Style" w:cs="Bookman Old Style"/>
+          <w:sz w:val="24"/>
+          <w:szCs w:val="24"/>
+        </w:rPr>
+        <w:t>usaha</w:t>
+      </w:r>
+      <w:proofErr w:type="spellEnd"/>
+      <w:r>
+        <w:rPr>
+          <w:rFonts w:ascii="Bookman Old Style" w:eastAsia="Bookman Old Style" w:hAnsi="Bookman Old Style" w:cs="Bookman Old Style"/>
+          <w:sz w:val="24"/>
+          <w:szCs w:val="24"/>
+        </w:rPr>
+        <w:t xml:space="preserve"> </w:t>
+      </w:r>
+      <w:proofErr w:type="spellStart"/>
+      <w:r>
+        <w:rPr>
+          <w:rFonts w:ascii="Bookman Old Style" w:eastAsia="Bookman Old Style" w:hAnsi="Bookman Old Style" w:cs="Bookman Old Style"/>
+          <w:sz w:val="24"/>
+          <w:szCs w:val="24"/>
+        </w:rPr>
+        <w:t>besar</w:t>
+      </w:r>
+      <w:proofErr w:type="spellEnd"/>
       <w:r>
         <w:rPr>
           <w:rFonts w:ascii="Bookman Old Style" w:eastAsia="Bookman Old Style" w:hAnsi="Bookman Old Style" w:cs="Bookman Old Style"/>
@@ -2482,7 +2978,287 @@
           <w:sz w:val="24"/>
           <w:szCs w:val="24"/>
         </w:rPr>
-        <w:t xml:space="preserve"> telah menyelesaikan pekerjaan termin II Pendataan Lapangan Sensus Ekonomi 2026 berdasarkan hasil pemeriksaan dan evaluasi pekerjaan sebagaimana tercantum dalam lampiran. </w:t>
+        <w:t xml:space="preserve"> </w:t>
+      </w:r>
+      <w:proofErr w:type="spellStart"/>
+      <w:r>
+        <w:rPr>
+          <w:rFonts w:ascii="Bookman Old Style" w:eastAsia="Bookman Old Style" w:hAnsi="Bookman Old Style" w:cs="Bookman Old Style"/>
+          <w:color w:val="000000"/>
+          <w:sz w:val="24"/>
+          <w:szCs w:val="24"/>
+        </w:rPr>
+        <w:t>telah</w:t>
+      </w:r>
+      <w:proofErr w:type="spellEnd"/>
+      <w:r>
+        <w:rPr>
+          <w:rFonts w:ascii="Bookman Old Style" w:eastAsia="Bookman Old Style" w:hAnsi="Bookman Old Style" w:cs="Bookman Old Style"/>
+          <w:color w:val="000000"/>
+          <w:sz w:val="24"/>
+          <w:szCs w:val="24"/>
+        </w:rPr>
+        <w:t xml:space="preserve"> </w:t>
+      </w:r>
+      <w:proofErr w:type="spellStart"/>
+      <w:r>
+        <w:rPr>
+          <w:rFonts w:ascii="Bookman Old Style" w:eastAsia="Bookman Old Style" w:hAnsi="Bookman Old Style" w:cs="Bookman Old Style"/>
+          <w:color w:val="000000"/>
+          <w:sz w:val="24"/>
+          <w:szCs w:val="24"/>
+        </w:rPr>
+        <w:t>menyelesaikan</w:t>
+      </w:r>
+      <w:proofErr w:type="spellEnd"/>
+      <w:r>
+        <w:rPr>
+          <w:rFonts w:ascii="Bookman Old Style" w:eastAsia="Bookman Old Style" w:hAnsi="Bookman Old Style" w:cs="Bookman Old Style"/>
+          <w:color w:val="000000"/>
+          <w:sz w:val="24"/>
+          <w:szCs w:val="24"/>
+        </w:rPr>
+        <w:t xml:space="preserve"> </w:t>
+      </w:r>
+      <w:proofErr w:type="spellStart"/>
+      <w:r>
+        <w:rPr>
+          <w:rFonts w:ascii="Bookman Old Style" w:eastAsia="Bookman Old Style" w:hAnsi="Bookman Old Style" w:cs="Bookman Old Style"/>
+          <w:color w:val="000000"/>
+          <w:sz w:val="24"/>
+          <w:szCs w:val="24"/>
+        </w:rPr>
+        <w:t>pekerjaan</w:t>
+      </w:r>
+      <w:proofErr w:type="spellEnd"/>
+      <w:r>
+        <w:rPr>
+          <w:rFonts w:ascii="Bookman Old Style" w:eastAsia="Bookman Old Style" w:hAnsi="Bookman Old Style" w:cs="Bookman Old Style"/>
+          <w:color w:val="000000"/>
+          <w:sz w:val="24"/>
+          <w:szCs w:val="24"/>
+        </w:rPr>
+        <w:t xml:space="preserve"> </w:t>
+      </w:r>
+      <w:proofErr w:type="spellStart"/>
+      <w:r>
+        <w:rPr>
+          <w:rFonts w:ascii="Bookman Old Style" w:eastAsia="Bookman Old Style" w:hAnsi="Bookman Old Style" w:cs="Bookman Old Style"/>
+          <w:color w:val="000000"/>
+          <w:sz w:val="24"/>
+          <w:szCs w:val="24"/>
+        </w:rPr>
+        <w:t>termin</w:t>
+      </w:r>
+      <w:proofErr w:type="spellEnd"/>
+      <w:r>
+        <w:rPr>
+          <w:rFonts w:ascii="Bookman Old Style" w:eastAsia="Bookman Old Style" w:hAnsi="Bookman Old Style" w:cs="Bookman Old Style"/>
+          <w:color w:val="000000"/>
+          <w:sz w:val="24"/>
+          <w:szCs w:val="24"/>
+        </w:rPr>
+        <w:t xml:space="preserve"> II </w:t>
+      </w:r>
+      <w:proofErr w:type="spellStart"/>
+      <w:r>
+        <w:rPr>
+          <w:rFonts w:ascii="Bookman Old Style" w:eastAsia="Bookman Old Style" w:hAnsi="Bookman Old Style" w:cs="Bookman Old Style"/>
+          <w:color w:val="000000"/>
+          <w:sz w:val="24"/>
+          <w:szCs w:val="24"/>
+        </w:rPr>
+        <w:t>Pendataan</w:t>
+      </w:r>
+      <w:proofErr w:type="spellEnd"/>
+      <w:r>
+        <w:rPr>
+          <w:rFonts w:ascii="Bookman Old Style" w:eastAsia="Bookman Old Style" w:hAnsi="Bookman Old Style" w:cs="Bookman Old Style"/>
+          <w:color w:val="000000"/>
+          <w:sz w:val="24"/>
+          <w:szCs w:val="24"/>
+        </w:rPr>
+        <w:t xml:space="preserve"> Lapangan Sensus Ekonomi 2026 </w:t>
+      </w:r>
+      <w:proofErr w:type="spellStart"/>
+      <w:r>
+        <w:rPr>
+          <w:rFonts w:ascii="Bookman Old Style" w:eastAsia="Bookman Old Style" w:hAnsi="Bookman Old Style" w:cs="Bookman Old Style"/>
+          <w:color w:val="000000"/>
+          <w:sz w:val="24"/>
+          <w:szCs w:val="24"/>
+        </w:rPr>
+        <w:t>berdasarkan</w:t>
+      </w:r>
+      <w:proofErr w:type="spellEnd"/>
+      <w:r>
+        <w:rPr>
+          <w:rFonts w:ascii="Bookman Old Style" w:eastAsia="Bookman Old Style" w:hAnsi="Bookman Old Style" w:cs="Bookman Old Style"/>
+          <w:color w:val="000000"/>
+          <w:sz w:val="24"/>
+          <w:szCs w:val="24"/>
+        </w:rPr>
+        <w:t xml:space="preserve"> </w:t>
+      </w:r>
+      <w:proofErr w:type="spellStart"/>
+      <w:r>
+        <w:rPr>
+          <w:rFonts w:ascii="Bookman Old Style" w:eastAsia="Bookman Old Style" w:hAnsi="Bookman Old Style" w:cs="Bookman Old Style"/>
+          <w:color w:val="000000"/>
+          <w:sz w:val="24"/>
+          <w:szCs w:val="24"/>
+        </w:rPr>
+        <w:t>hasil</w:t>
+      </w:r>
+      <w:proofErr w:type="spellEnd"/>
+      <w:r>
+        <w:rPr>
+          <w:rFonts w:ascii="Bookman Old Style" w:eastAsia="Bookman Old Style" w:hAnsi="Bookman Old Style" w:cs="Bookman Old Style"/>
+          <w:color w:val="000000"/>
+          <w:sz w:val="24"/>
+          <w:szCs w:val="24"/>
+        </w:rPr>
+        <w:t xml:space="preserve"> </w:t>
+      </w:r>
+      <w:proofErr w:type="spellStart"/>
+      <w:r>
+        <w:rPr>
+          <w:rFonts w:ascii="Bookman Old Style" w:eastAsia="Bookman Old Style" w:hAnsi="Bookman Old Style" w:cs="Bookman Old Style"/>
+          <w:color w:val="000000"/>
+          <w:sz w:val="24"/>
+          <w:szCs w:val="24"/>
+        </w:rPr>
+        <w:t>pemeriksaan</w:t>
+      </w:r>
+      <w:proofErr w:type="spellEnd"/>
+      <w:r>
+        <w:rPr>
+          <w:rFonts w:ascii="Bookman Old Style" w:eastAsia="Bookman Old Style" w:hAnsi="Bookman Old Style" w:cs="Bookman Old Style"/>
+          <w:color w:val="000000"/>
+          <w:sz w:val="24"/>
+          <w:szCs w:val="24"/>
+        </w:rPr>
+        <w:t xml:space="preserve"> dan </w:t>
+      </w:r>
+      <w:proofErr w:type="spellStart"/>
+      <w:r>
+        <w:rPr>
+          <w:rFonts w:ascii="Bookman Old Style" w:eastAsia="Bookman Old Style" w:hAnsi="Bookman Old Style" w:cs="Bookman Old Style"/>
+          <w:color w:val="000000"/>
+          <w:sz w:val="24"/>
+          <w:szCs w:val="24"/>
+        </w:rPr>
+        <w:t>evaluasi</w:t>
+      </w:r>
+      <w:proofErr w:type="spellEnd"/>
+      <w:r>
+        <w:rPr>
+          <w:rFonts w:ascii="Bookman Old Style" w:eastAsia="Bookman Old Style" w:hAnsi="Bookman Old Style" w:cs="Bookman Old Style"/>
+          <w:color w:val="000000"/>
+          <w:sz w:val="24"/>
+          <w:szCs w:val="24"/>
+        </w:rPr>
+        <w:t xml:space="preserve"> </w:t>
+      </w:r>
+      <w:proofErr w:type="spellStart"/>
+      <w:r>
+        <w:rPr>
+          <w:rFonts w:ascii="Bookman Old Style" w:eastAsia="Bookman Old Style" w:hAnsi="Bookman Old Style" w:cs="Bookman Old Style"/>
+          <w:color w:val="000000"/>
+          <w:sz w:val="24"/>
+          <w:szCs w:val="24"/>
+        </w:rPr>
+        <w:t>pekerjaan</w:t>
+      </w:r>
+      <w:proofErr w:type="spellEnd"/>
+      <w:r>
+        <w:rPr>
+          <w:rFonts w:ascii="Bookman Old Style" w:eastAsia="Bookman Old Style" w:hAnsi="Bookman Old Style" w:cs="Bookman Old Style"/>
+          <w:color w:val="000000"/>
+          <w:sz w:val="24"/>
+          <w:szCs w:val="24"/>
+        </w:rPr>
+        <w:t xml:space="preserve"> </w:t>
+      </w:r>
+      <w:proofErr w:type="spellStart"/>
+      <w:r>
+        <w:rPr>
+          <w:rFonts w:ascii="Bookman Old Style" w:eastAsia="Bookman Old Style" w:hAnsi="Bookman Old Style" w:cs="Bookman Old Style"/>
+          <w:color w:val="000000"/>
+          <w:sz w:val="24"/>
+          <w:szCs w:val="24"/>
+        </w:rPr>
+        <w:t>sebagaimana</w:t>
+      </w:r>
+      <w:proofErr w:type="spellEnd"/>
+      <w:r>
+        <w:rPr>
+          <w:rFonts w:ascii="Bookman Old Style" w:eastAsia="Bookman Old Style" w:hAnsi="Bookman Old Style" w:cs="Bookman Old Style"/>
+          <w:color w:val="000000"/>
+          <w:sz w:val="24"/>
+          <w:szCs w:val="24"/>
+        </w:rPr>
+        <w:t xml:space="preserve"> </w:t>
+      </w:r>
+      <w:proofErr w:type="spellStart"/>
+      <w:r>
+        <w:rPr>
+          <w:rFonts w:ascii="Bookman Old Style" w:eastAsia="Bookman Old Style" w:hAnsi="Bookman Old Style" w:cs="Bookman Old Style"/>
+          <w:color w:val="000000"/>
+          <w:sz w:val="24"/>
+          <w:szCs w:val="24"/>
+        </w:rPr>
+        <w:t>tercantum</w:t>
+      </w:r>
+      <w:proofErr w:type="spellEnd"/>
+      <w:r>
+        <w:rPr>
+          <w:rFonts w:ascii="Bookman Old Style" w:eastAsia="Bookman Old Style" w:hAnsi="Bookman Old Style" w:cs="Bookman Old Style"/>
+          <w:color w:val="000000"/>
+          <w:sz w:val="24"/>
+          <w:szCs w:val="24"/>
+        </w:rPr>
+        <w:t xml:space="preserve"> </w:t>
+      </w:r>
+      <w:proofErr w:type="spellStart"/>
+      <w:r>
+        <w:rPr>
+          <w:rFonts w:ascii="Bookman Old Style" w:eastAsia="Bookman Old Style" w:hAnsi="Bookman Old Style" w:cs="Bookman Old Style"/>
+          <w:color w:val="000000"/>
+          <w:sz w:val="24"/>
+          <w:szCs w:val="24"/>
+        </w:rPr>
+        <w:t>dalam</w:t>
+      </w:r>
+      <w:proofErr w:type="spellEnd"/>
+      <w:r>
+        <w:rPr>
+          <w:rFonts w:ascii="Bookman Old Style" w:eastAsia="Bookman Old Style" w:hAnsi="Bookman Old Style" w:cs="Bookman Old Style"/>
+          <w:color w:val="000000"/>
+          <w:sz w:val="24"/>
+          <w:szCs w:val="24"/>
+        </w:rPr>
+        <w:t xml:space="preserve"> </w:t>
+      </w:r>
+      <w:proofErr w:type="spellStart"/>
+      <w:r>
+        <w:rPr>
+          <w:rFonts w:ascii="Bookman Old Style" w:eastAsia="Bookman Old Style" w:hAnsi="Bookman Old Style" w:cs="Bookman Old Style"/>
+          <w:color w:val="000000"/>
+          <w:sz w:val="24"/>
+          <w:szCs w:val="24"/>
+        </w:rPr>
+        <w:t>lampiran</w:t>
+      </w:r>
+      <w:proofErr w:type="spellEnd"/>
+      <w:r>
+        <w:rPr>
+          <w:rFonts w:ascii="Bookman Old Style" w:eastAsia="Bookman Old Style" w:hAnsi="Bookman Old Style" w:cs="Bookman Old Style"/>
+          <w:color w:val="000000"/>
+          <w:sz w:val="24"/>
+          <w:szCs w:val="24"/>
+        </w:rPr>
+        <w:t>. </w:t>
       </w:r>
     </w:p>
     <w:p>
@@ -2501,14 +3277,85 @@
           <w:szCs w:val="24"/>
         </w:rPr>
       </w:pPr>
-      <w:r>
-        <w:rPr>
-          <w:rFonts w:ascii="Bookman Old Style" w:eastAsia="Bookman Old Style" w:hAnsi="Bookman Old Style" w:cs="Bookman Old Style"/>
-          <w:color w:val="000000"/>
-          <w:sz w:val="24"/>
-          <w:szCs w:val="24"/>
-        </w:rPr>
-        <w:t xml:space="preserve">Berdasarkan angka 2 tersebut di atas, </w:t>
+      <w:proofErr w:type="spellStart"/>
+      <w:r>
+        <w:rPr>
+          <w:rFonts w:ascii="Bookman Old Style" w:eastAsia="Bookman Old Style" w:hAnsi="Bookman Old Style" w:cs="Bookman Old Style"/>
+          <w:color w:val="000000"/>
+          <w:sz w:val="24"/>
+          <w:szCs w:val="24"/>
+        </w:rPr>
+        <w:t>Berdasarkan</w:t>
+      </w:r>
+      <w:proofErr w:type="spellEnd"/>
+      <w:r>
+        <w:rPr>
+          <w:rFonts w:ascii="Bookman Old Style" w:eastAsia="Bookman Old Style" w:hAnsi="Bookman Old Style" w:cs="Bookman Old Style"/>
+          <w:color w:val="000000"/>
+          <w:sz w:val="24"/>
+          <w:szCs w:val="24"/>
+        </w:rPr>
+        <w:t xml:space="preserve"> </w:t>
+      </w:r>
+      <w:proofErr w:type="spellStart"/>
+      <w:r>
+        <w:rPr>
+          <w:rFonts w:ascii="Bookman Old Style" w:eastAsia="Bookman Old Style" w:hAnsi="Bookman Old Style" w:cs="Bookman Old Style"/>
+          <w:color w:val="000000"/>
+          <w:sz w:val="24"/>
+          <w:szCs w:val="24"/>
+        </w:rPr>
+        <w:t>angka</w:t>
+      </w:r>
+      <w:proofErr w:type="spellEnd"/>
+      <w:r>
+        <w:rPr>
+          <w:rFonts w:ascii="Bookman Old Style" w:eastAsia="Bookman Old Style" w:hAnsi="Bookman Old Style" w:cs="Bookman Old Style"/>
+          <w:color w:val="000000"/>
+          <w:sz w:val="24"/>
+          <w:szCs w:val="24"/>
+        </w:rPr>
+        <w:t xml:space="preserve"> 2 </w:t>
+      </w:r>
+      <w:proofErr w:type="spellStart"/>
+      <w:r>
+        <w:rPr>
+          <w:rFonts w:ascii="Bookman Old Style" w:eastAsia="Bookman Old Style" w:hAnsi="Bookman Old Style" w:cs="Bookman Old Style"/>
+          <w:color w:val="000000"/>
+          <w:sz w:val="24"/>
+          <w:szCs w:val="24"/>
+        </w:rPr>
+        <w:t>tersebut</w:t>
+      </w:r>
+      <w:proofErr w:type="spellEnd"/>
+      <w:r>
+        <w:rPr>
+          <w:rFonts w:ascii="Bookman Old Style" w:eastAsia="Bookman Old Style" w:hAnsi="Bookman Old Style" w:cs="Bookman Old Style"/>
+          <w:color w:val="000000"/>
+          <w:sz w:val="24"/>
+          <w:szCs w:val="24"/>
+        </w:rPr>
+        <w:t xml:space="preserve"> di </w:t>
+      </w:r>
+      <w:proofErr w:type="spellStart"/>
+      <w:r>
+        <w:rPr>
+          <w:rFonts w:ascii="Bookman Old Style" w:eastAsia="Bookman Old Style" w:hAnsi="Bookman Old Style" w:cs="Bookman Old Style"/>
+          <w:color w:val="000000"/>
+          <w:sz w:val="24"/>
+          <w:szCs w:val="24"/>
+        </w:rPr>
+        <w:t>atas</w:t>
+      </w:r>
+      <w:proofErr w:type="spellEnd"/>
+      <w:r>
+        <w:rPr>
+          <w:rFonts w:ascii="Bookman Old Style" w:eastAsia="Bookman Old Style" w:hAnsi="Bookman Old Style" w:cs="Bookman Old Style"/>
+          <w:color w:val="000000"/>
+          <w:sz w:val="24"/>
+          <w:szCs w:val="24"/>
+        </w:rPr>
+        <w:t xml:space="preserve">, </w:t>
       </w:r>
       <w:r>
         <w:rPr>
@@ -2528,7 +3375,107 @@
           <w:sz w:val="24"/>
           <w:szCs w:val="24"/>
         </w:rPr>
-        <w:t xml:space="preserve"> menyerahkan hasil pekerjaan Pendataan Lapangan Sensus Ekonomi 2026 kepada </w:t>
+        <w:t xml:space="preserve"> </w:t>
+      </w:r>
+      <w:proofErr w:type="spellStart"/>
+      <w:r>
+        <w:rPr>
+          <w:rFonts w:ascii="Bookman Old Style" w:eastAsia="Bookman Old Style" w:hAnsi="Bookman Old Style" w:cs="Bookman Old Style"/>
+          <w:color w:val="000000"/>
+          <w:sz w:val="24"/>
+          <w:szCs w:val="24"/>
+        </w:rPr>
+        <w:t>menyerahkan</w:t>
+      </w:r>
+      <w:proofErr w:type="spellEnd"/>
+      <w:r>
+        <w:rPr>
+          <w:rFonts w:ascii="Bookman Old Style" w:eastAsia="Bookman Old Style" w:hAnsi="Bookman Old Style" w:cs="Bookman Old Style"/>
+          <w:color w:val="000000"/>
+          <w:sz w:val="24"/>
+          <w:szCs w:val="24"/>
+        </w:rPr>
+        <w:t xml:space="preserve"> </w:t>
+      </w:r>
+      <w:proofErr w:type="spellStart"/>
+      <w:r>
+        <w:rPr>
+          <w:rFonts w:ascii="Bookman Old Style" w:eastAsia="Bookman Old Style" w:hAnsi="Bookman Old Style" w:cs="Bookman Old Style"/>
+          <w:color w:val="000000"/>
+          <w:sz w:val="24"/>
+          <w:szCs w:val="24"/>
+        </w:rPr>
+        <w:t>hasil</w:t>
+      </w:r>
+      <w:proofErr w:type="spellEnd"/>
+      <w:r>
+        <w:rPr>
+          <w:rFonts w:ascii="Bookman Old Style" w:eastAsia="Bookman Old Style" w:hAnsi="Bookman Old Style" w:cs="Bookman Old Style"/>
+          <w:color w:val="000000"/>
+          <w:sz w:val="24"/>
+          <w:szCs w:val="24"/>
+        </w:rPr>
+        <w:t xml:space="preserve"> </w:t>
+      </w:r>
+      <w:proofErr w:type="spellStart"/>
+      <w:r>
+        <w:rPr>
+          <w:rFonts w:ascii="Bookman Old Style" w:eastAsia="Bookman Old Style" w:hAnsi="Bookman Old Style" w:cs="Bookman Old Style"/>
+          <w:color w:val="000000"/>
+          <w:sz w:val="24"/>
+          <w:szCs w:val="24"/>
+        </w:rPr>
+        <w:t>pekerjaan</w:t>
+      </w:r>
+      <w:proofErr w:type="spellEnd"/>
+      <w:r>
+        <w:rPr>
+          <w:rFonts w:ascii="Bookman Old Style" w:eastAsia="Bookman Old Style" w:hAnsi="Bookman Old Style" w:cs="Bookman Old Style"/>
+          <w:color w:val="000000"/>
+          <w:sz w:val="24"/>
+          <w:szCs w:val="24"/>
+        </w:rPr>
+        <w:t xml:space="preserve"> </w:t>
+      </w:r>
+      <w:proofErr w:type="spellStart"/>
+      <w:r>
+        <w:rPr>
+          <w:rFonts w:ascii="Bookman Old Style" w:eastAsia="Bookman Old Style" w:hAnsi="Bookman Old Style" w:cs="Bookman Old Style"/>
+          <w:color w:val="000000"/>
+          <w:sz w:val="24"/>
+          <w:szCs w:val="24"/>
+        </w:rPr>
+        <w:t>Pendataan</w:t>
+      </w:r>
+      <w:proofErr w:type="spellEnd"/>
+      <w:r>
+        <w:rPr>
+          <w:rFonts w:ascii="Bookman Old Style" w:eastAsia="Bookman Old Style" w:hAnsi="Bookman Old Style" w:cs="Bookman Old Style"/>
+          <w:color w:val="000000"/>
+          <w:sz w:val="24"/>
+          <w:szCs w:val="24"/>
+        </w:rPr>
+        <w:t xml:space="preserve"> Lapangan Sensus Ekonomi 2026 </w:t>
+      </w:r>
+      <w:proofErr w:type="spellStart"/>
+      <w:r>
+        <w:rPr>
+          <w:rFonts w:ascii="Bookman Old Style" w:eastAsia="Bookman Old Style" w:hAnsi="Bookman Old Style" w:cs="Bookman Old Style"/>
+          <w:color w:val="000000"/>
+          <w:sz w:val="24"/>
+          <w:szCs w:val="24"/>
+        </w:rPr>
+        <w:t>kepada</w:t>
+      </w:r>
+      <w:proofErr w:type="spellEnd"/>
+      <w:r>
+        <w:rPr>
+          <w:rFonts w:ascii="Bookman Old Style" w:eastAsia="Bookman Old Style" w:hAnsi="Bookman Old Style" w:cs="Bookman Old Style"/>
+          <w:color w:val="000000"/>
+          <w:sz w:val="24"/>
+          <w:szCs w:val="24"/>
+        </w:rPr>
+        <w:t xml:space="preserve"> </w:t>
       </w:r>
       <w:r>
         <w:rPr>
@@ -2568,7 +3515,167 @@
           <w:sz w:val="24"/>
           <w:szCs w:val="24"/>
         </w:rPr>
-        <w:t xml:space="preserve"> menerima hasil pekerjaan tersebut yang telah sesuai dengan seharusnya;</w:t>
+        <w:t xml:space="preserve"> </w:t>
+      </w:r>
+      <w:proofErr w:type="spellStart"/>
+      <w:r>
+        <w:rPr>
+          <w:rFonts w:ascii="Bookman Old Style" w:eastAsia="Bookman Old Style" w:hAnsi="Bookman Old Style" w:cs="Bookman Old Style"/>
+          <w:color w:val="000000"/>
+          <w:sz w:val="24"/>
+          <w:szCs w:val="24"/>
+        </w:rPr>
+        <w:t>menerima</w:t>
+      </w:r>
+      <w:proofErr w:type="spellEnd"/>
+      <w:r>
+        <w:rPr>
+          <w:rFonts w:ascii="Bookman Old Style" w:eastAsia="Bookman Old Style" w:hAnsi="Bookman Old Style" w:cs="Bookman Old Style"/>
+          <w:color w:val="000000"/>
+          <w:sz w:val="24"/>
+          <w:szCs w:val="24"/>
+        </w:rPr>
+        <w:t xml:space="preserve"> </w:t>
+      </w:r>
+      <w:proofErr w:type="spellStart"/>
+      <w:r>
+        <w:rPr>
+          <w:rFonts w:ascii="Bookman Old Style" w:eastAsia="Bookman Old Style" w:hAnsi="Bookman Old Style" w:cs="Bookman Old Style"/>
+          <w:color w:val="000000"/>
+          <w:sz w:val="24"/>
+          <w:szCs w:val="24"/>
+        </w:rPr>
+        <w:t>hasil</w:t>
+      </w:r>
+      <w:proofErr w:type="spellEnd"/>
+      <w:r>
+        <w:rPr>
+          <w:rFonts w:ascii="Bookman Old Style" w:eastAsia="Bookman Old Style" w:hAnsi="Bookman Old Style" w:cs="Bookman Old Style"/>
+          <w:color w:val="000000"/>
+          <w:sz w:val="24"/>
+          <w:szCs w:val="24"/>
+        </w:rPr>
+        <w:t xml:space="preserve"> </w:t>
+      </w:r>
+      <w:proofErr w:type="spellStart"/>
+      <w:r>
+        <w:rPr>
+          <w:rFonts w:ascii="Bookman Old Style" w:eastAsia="Bookman Old Style" w:hAnsi="Bookman Old Style" w:cs="Bookman Old Style"/>
+          <w:color w:val="000000"/>
+          <w:sz w:val="24"/>
+          <w:szCs w:val="24"/>
+        </w:rPr>
+        <w:t>pekerjaan</w:t>
+      </w:r>
+      <w:proofErr w:type="spellEnd"/>
+      <w:r>
+        <w:rPr>
+          <w:rFonts w:ascii="Bookman Old Style" w:eastAsia="Bookman Old Style" w:hAnsi="Bookman Old Style" w:cs="Bookman Old Style"/>
+          <w:color w:val="000000"/>
+          <w:sz w:val="24"/>
+          <w:szCs w:val="24"/>
+        </w:rPr>
+        <w:t xml:space="preserve"> </w:t>
+      </w:r>
+      <w:proofErr w:type="spellStart"/>
+      <w:r>
+        <w:rPr>
+          <w:rFonts w:ascii="Bookman Old Style" w:eastAsia="Bookman Old Style" w:hAnsi="Bookman Old Style" w:cs="Bookman Old Style"/>
+          <w:color w:val="000000"/>
+          <w:sz w:val="24"/>
+          <w:szCs w:val="24"/>
+        </w:rPr>
+        <w:t>tersebut</w:t>
+      </w:r>
+      <w:proofErr w:type="spellEnd"/>
+      <w:r>
+        <w:rPr>
+          <w:rFonts w:ascii="Bookman Old Style" w:eastAsia="Bookman Old Style" w:hAnsi="Bookman Old Style" w:cs="Bookman Old Style"/>
+          <w:color w:val="000000"/>
+          <w:sz w:val="24"/>
+          <w:szCs w:val="24"/>
+        </w:rPr>
+        <w:t xml:space="preserve"> yang </w:t>
+      </w:r>
+      <w:proofErr w:type="spellStart"/>
+      <w:r>
+        <w:rPr>
+          <w:rFonts w:ascii="Bookman Old Style" w:eastAsia="Bookman Old Style" w:hAnsi="Bookman Old Style" w:cs="Bookman Old Style"/>
+          <w:color w:val="000000"/>
+          <w:sz w:val="24"/>
+          <w:szCs w:val="24"/>
+        </w:rPr>
+        <w:t>telah</w:t>
+      </w:r>
+      <w:proofErr w:type="spellEnd"/>
+      <w:r>
+        <w:rPr>
+          <w:rFonts w:ascii="Bookman Old Style" w:eastAsia="Bookman Old Style" w:hAnsi="Bookman Old Style" w:cs="Bookman Old Style"/>
+          <w:color w:val="000000"/>
+          <w:sz w:val="24"/>
+          <w:szCs w:val="24"/>
+        </w:rPr>
+        <w:t xml:space="preserve"> </w:t>
+      </w:r>
+      <w:proofErr w:type="spellStart"/>
+      <w:r>
+        <w:rPr>
+          <w:rFonts w:ascii="Bookman Old Style" w:eastAsia="Bookman Old Style" w:hAnsi="Bookman Old Style" w:cs="Bookman Old Style"/>
+          <w:color w:val="000000"/>
+          <w:sz w:val="24"/>
+          <w:szCs w:val="24"/>
+        </w:rPr>
+        <w:t>sesuai</w:t>
+      </w:r>
+      <w:proofErr w:type="spellEnd"/>
+      <w:r>
+        <w:rPr>
+          <w:rFonts w:ascii="Bookman Old Style" w:eastAsia="Bookman Old Style" w:hAnsi="Bookman Old Style" w:cs="Bookman Old Style"/>
+          <w:color w:val="000000"/>
+          <w:sz w:val="24"/>
+          <w:szCs w:val="24"/>
+        </w:rPr>
+        <w:t xml:space="preserve"> </w:t>
+      </w:r>
+      <w:proofErr w:type="spellStart"/>
+      <w:r>
+        <w:rPr>
+          <w:rFonts w:ascii="Bookman Old Style" w:eastAsia="Bookman Old Style" w:hAnsi="Bookman Old Style" w:cs="Bookman Old Style"/>
+          <w:color w:val="000000"/>
+          <w:sz w:val="24"/>
+          <w:szCs w:val="24"/>
+        </w:rPr>
+        <w:t>dengan</w:t>
+      </w:r>
+      <w:proofErr w:type="spellEnd"/>
+      <w:r>
+        <w:rPr>
+          <w:rFonts w:ascii="Bookman Old Style" w:eastAsia="Bookman Old Style" w:hAnsi="Bookman Old Style" w:cs="Bookman Old Style"/>
+          <w:color w:val="000000"/>
+          <w:sz w:val="24"/>
+          <w:szCs w:val="24"/>
+        </w:rPr>
+        <w:t xml:space="preserve"> </w:t>
+      </w:r>
+      <w:proofErr w:type="spellStart"/>
+      <w:r>
+        <w:rPr>
+          <w:rFonts w:ascii="Bookman Old Style" w:eastAsia="Bookman Old Style" w:hAnsi="Bookman Old Style" w:cs="Bookman Old Style"/>
+          <w:color w:val="000000"/>
+          <w:sz w:val="24"/>
+          <w:szCs w:val="24"/>
+        </w:rPr>
+        <w:t>seharusnya</w:t>
+      </w:r>
+      <w:proofErr w:type="spellEnd"/>
+      <w:r>
+        <w:rPr>
+          <w:rFonts w:ascii="Bookman Old Style" w:eastAsia="Bookman Old Style" w:hAnsi="Bookman Old Style" w:cs="Bookman Old Style"/>
+          <w:color w:val="000000"/>
+          <w:sz w:val="24"/>
+          <w:szCs w:val="24"/>
+        </w:rPr>
+        <w:t>;</w:t>
       </w:r>
     </w:p>
     <w:p>
@@ -2594,16 +3701,246 @@
           <w:sz w:val="24"/>
           <w:szCs w:val="24"/>
         </w:rPr>
-        <w:t xml:space="preserve">Hasil pekerjaan Pendataan Lapangan Sensus Ekonomi 2026 sebagaimana dimaksud dalam angka 3, berupa dokumen hasil Pendataan Lapangan Sensus Ekonomi 2026, sejumlah </w:t>
-      </w:r>
-      <w:r>
-        <w:rPr>
-          <w:rFonts w:ascii="Bookman Old Style" w:eastAsia="Bookman Old Style" w:hAnsi="Bookman Old Style" w:cs="Bookman Old Style"/>
-          <w:color w:val="000000"/>
-          <w:sz w:val="24"/>
-          <w:szCs w:val="24"/>
-        </w:rPr>
-        <w:t>{s</w:t>
+        <w:t xml:space="preserve">Hasil </w:t>
+      </w:r>
+      <w:proofErr w:type="spellStart"/>
+      <w:r>
+        <w:rPr>
+          <w:rFonts w:ascii="Bookman Old Style" w:eastAsia="Bookman Old Style" w:hAnsi="Bookman Old Style" w:cs="Bookman Old Style"/>
+          <w:color w:val="000000"/>
+          <w:sz w:val="24"/>
+          <w:szCs w:val="24"/>
+        </w:rPr>
+        <w:t>pekerjaan</w:t>
+      </w:r>
+      <w:proofErr w:type="spellEnd"/>
+      <w:r>
+        <w:rPr>
+          <w:rFonts w:ascii="Bookman Old Style" w:eastAsia="Bookman Old Style" w:hAnsi="Bookman Old Style" w:cs="Bookman Old Style"/>
+          <w:color w:val="000000"/>
+          <w:sz w:val="24"/>
+          <w:szCs w:val="24"/>
+        </w:rPr>
+        <w:t xml:space="preserve"> </w:t>
+      </w:r>
+      <w:proofErr w:type="spellStart"/>
+      <w:r>
+        <w:rPr>
+          <w:rFonts w:ascii="Bookman Old Style" w:eastAsia="Bookman Old Style" w:hAnsi="Bookman Old Style" w:cs="Bookman Old Style"/>
+          <w:color w:val="000000"/>
+          <w:sz w:val="24"/>
+          <w:szCs w:val="24"/>
+        </w:rPr>
+        <w:t>Pendataan</w:t>
+      </w:r>
+      <w:proofErr w:type="spellEnd"/>
+      <w:r>
+        <w:rPr>
+          <w:rFonts w:ascii="Bookman Old Style" w:eastAsia="Bookman Old Style" w:hAnsi="Bookman Old Style" w:cs="Bookman Old Style"/>
+          <w:color w:val="000000"/>
+          <w:sz w:val="24"/>
+          <w:szCs w:val="24"/>
+        </w:rPr>
+        <w:t xml:space="preserve"> Lapangan Sensus Ekonomi 2026 </w:t>
+      </w:r>
+      <w:proofErr w:type="spellStart"/>
+      <w:r>
+        <w:rPr>
+          <w:rFonts w:ascii="Bookman Old Style" w:eastAsia="Bookman Old Style" w:hAnsi="Bookman Old Style" w:cs="Bookman Old Style"/>
+          <w:color w:val="000000"/>
+          <w:sz w:val="24"/>
+          <w:szCs w:val="24"/>
+        </w:rPr>
+        <w:t>sebagaimana</w:t>
+      </w:r>
+      <w:proofErr w:type="spellEnd"/>
+      <w:r>
+        <w:rPr>
+          <w:rFonts w:ascii="Bookman Old Style" w:eastAsia="Bookman Old Style" w:hAnsi="Bookman Old Style" w:cs="Bookman Old Style"/>
+          <w:color w:val="000000"/>
+          <w:sz w:val="24"/>
+          <w:szCs w:val="24"/>
+        </w:rPr>
+        <w:t xml:space="preserve"> </w:t>
+      </w:r>
+      <w:proofErr w:type="spellStart"/>
+      <w:r>
+        <w:rPr>
+          <w:rFonts w:ascii="Bookman Old Style" w:eastAsia="Bookman Old Style" w:hAnsi="Bookman Old Style" w:cs="Bookman Old Style"/>
+          <w:color w:val="000000"/>
+          <w:sz w:val="24"/>
+          <w:szCs w:val="24"/>
+        </w:rPr>
+        <w:t>dimaksud</w:t>
+      </w:r>
+      <w:proofErr w:type="spellEnd"/>
+      <w:r>
+        <w:rPr>
+          <w:rFonts w:ascii="Bookman Old Style" w:eastAsia="Bookman Old Style" w:hAnsi="Bookman Old Style" w:cs="Bookman Old Style"/>
+          <w:color w:val="000000"/>
+          <w:sz w:val="24"/>
+          <w:szCs w:val="24"/>
+        </w:rPr>
+        <w:t xml:space="preserve"> </w:t>
+      </w:r>
+      <w:proofErr w:type="spellStart"/>
+      <w:r>
+        <w:rPr>
+          <w:rFonts w:ascii="Bookman Old Style" w:eastAsia="Bookman Old Style" w:hAnsi="Bookman Old Style" w:cs="Bookman Old Style"/>
+          <w:color w:val="000000"/>
+          <w:sz w:val="24"/>
+          <w:szCs w:val="24"/>
+        </w:rPr>
+        <w:t>dalam</w:t>
+      </w:r>
+      <w:proofErr w:type="spellEnd"/>
+      <w:r>
+        <w:rPr>
+          <w:rFonts w:ascii="Bookman Old Style" w:eastAsia="Bookman Old Style" w:hAnsi="Bookman Old Style" w:cs="Bookman Old Style"/>
+          <w:color w:val="000000"/>
+          <w:sz w:val="24"/>
+          <w:szCs w:val="24"/>
+        </w:rPr>
+        <w:t xml:space="preserve"> </w:t>
+      </w:r>
+      <w:proofErr w:type="spellStart"/>
+      <w:r>
+        <w:rPr>
+          <w:rFonts w:ascii="Bookman Old Style" w:eastAsia="Bookman Old Style" w:hAnsi="Bookman Old Style" w:cs="Bookman Old Style"/>
+          <w:color w:val="000000"/>
+          <w:sz w:val="24"/>
+          <w:szCs w:val="24"/>
+        </w:rPr>
+        <w:t>angka</w:t>
+      </w:r>
+      <w:proofErr w:type="spellEnd"/>
+      <w:r>
+        <w:rPr>
+          <w:rFonts w:ascii="Bookman Old Style" w:eastAsia="Bookman Old Style" w:hAnsi="Bookman Old Style" w:cs="Bookman Old Style"/>
+          <w:color w:val="000000"/>
+          <w:sz w:val="24"/>
+          <w:szCs w:val="24"/>
+        </w:rPr>
+        <w:t xml:space="preserve"> 3, </w:t>
+      </w:r>
+      <w:proofErr w:type="spellStart"/>
+      <w:r>
+        <w:rPr>
+          <w:rFonts w:ascii="Bookman Old Style" w:eastAsia="Bookman Old Style" w:hAnsi="Bookman Old Style" w:cs="Bookman Old Style"/>
+          <w:color w:val="000000"/>
+          <w:sz w:val="24"/>
+          <w:szCs w:val="24"/>
+        </w:rPr>
+        <w:t>berupa</w:t>
+      </w:r>
+      <w:proofErr w:type="spellEnd"/>
+      <w:r>
+        <w:rPr>
+          <w:rFonts w:ascii="Bookman Old Style" w:eastAsia="Bookman Old Style" w:hAnsi="Bookman Old Style" w:cs="Bookman Old Style"/>
+          <w:color w:val="000000"/>
+          <w:sz w:val="24"/>
+          <w:szCs w:val="24"/>
+        </w:rPr>
+        <w:t xml:space="preserve"> </w:t>
+      </w:r>
+      <w:proofErr w:type="spellStart"/>
+      <w:r>
+        <w:rPr>
+          <w:rFonts w:ascii="Bookman Old Style" w:eastAsia="Bookman Old Style" w:hAnsi="Bookman Old Style" w:cs="Bookman Old Style"/>
+          <w:color w:val="000000"/>
+          <w:sz w:val="24"/>
+          <w:szCs w:val="24"/>
+        </w:rPr>
+        <w:t>dokumen</w:t>
+      </w:r>
+      <w:proofErr w:type="spellEnd"/>
+      <w:r>
+        <w:rPr>
+          <w:rFonts w:ascii="Bookman Old Style" w:eastAsia="Bookman Old Style" w:hAnsi="Bookman Old Style" w:cs="Bookman Old Style"/>
+          <w:color w:val="000000"/>
+          <w:sz w:val="24"/>
+          <w:szCs w:val="24"/>
+        </w:rPr>
+        <w:t xml:space="preserve"> </w:t>
+      </w:r>
+      <w:proofErr w:type="spellStart"/>
+      <w:r>
+        <w:rPr>
+          <w:rFonts w:ascii="Bookman Old Style" w:eastAsia="Bookman Old Style" w:hAnsi="Bookman Old Style" w:cs="Bookman Old Style"/>
+          <w:color w:val="000000"/>
+          <w:sz w:val="24"/>
+          <w:szCs w:val="24"/>
+        </w:rPr>
+        <w:t>hasil</w:t>
+      </w:r>
+      <w:proofErr w:type="spellEnd"/>
+      <w:r>
+        <w:rPr>
+          <w:rFonts w:ascii="Bookman Old Style" w:eastAsia="Bookman Old Style" w:hAnsi="Bookman Old Style" w:cs="Bookman Old Style"/>
+          <w:color w:val="000000"/>
+          <w:sz w:val="24"/>
+          <w:szCs w:val="24"/>
+        </w:rPr>
+        <w:t xml:space="preserve"> </w:t>
+      </w:r>
+      <w:proofErr w:type="spellStart"/>
+      <w:r>
+        <w:rPr>
+          <w:rFonts w:ascii="Bookman Old Style" w:eastAsia="Bookman Old Style" w:hAnsi="Bookman Old Style" w:cs="Bookman Old Style"/>
+          <w:color w:val="000000"/>
+          <w:sz w:val="24"/>
+          <w:szCs w:val="24"/>
+        </w:rPr>
+        <w:t>Pendataan</w:t>
+      </w:r>
+      <w:proofErr w:type="spellEnd"/>
+      <w:r>
+        <w:rPr>
+          <w:rFonts w:ascii="Bookman Old Style" w:eastAsia="Bookman Old Style" w:hAnsi="Bookman Old Style" w:cs="Bookman Old Style"/>
+          <w:color w:val="000000"/>
+          <w:sz w:val="24"/>
+          <w:szCs w:val="24"/>
+        </w:rPr>
+        <w:t xml:space="preserve"> Lapangan Sensus Ekonomi 2026, </w:t>
+      </w:r>
+      <w:proofErr w:type="spellStart"/>
+      <w:r>
+        <w:rPr>
+          <w:rFonts w:ascii="Bookman Old Style" w:eastAsia="Bookman Old Style" w:hAnsi="Bookman Old Style" w:cs="Bookman Old Style"/>
+          <w:color w:val="000000"/>
+          <w:sz w:val="24"/>
+          <w:szCs w:val="24"/>
+        </w:rPr>
+        <w:t>sejumlah</w:t>
+      </w:r>
+      <w:proofErr w:type="spellEnd"/>
+      <w:r>
+        <w:rPr>
+          <w:rFonts w:ascii="Bookman Old Style" w:eastAsia="Bookman Old Style" w:hAnsi="Bookman Old Style" w:cs="Bookman Old Style"/>
+          <w:color w:val="000000"/>
+          <w:sz w:val="24"/>
+          <w:szCs w:val="24"/>
+        </w:rPr>
+        <w:t xml:space="preserve"> </w:t>
+      </w:r>
+      <w:r>
+        <w:rPr>
+          <w:rFonts w:ascii="Bookman Old Style" w:eastAsia="Bookman Old Style" w:hAnsi="Bookman Old Style" w:cs="Bookman Old Style"/>
+          <w:color w:val="000000"/>
+          <w:sz w:val="24"/>
+          <w:szCs w:val="24"/>
+        </w:rPr>
+        <w:t>{</w:t>
+      </w:r>
+      <w:proofErr w:type="spellStart"/>
+      <w:r>
+        <w:rPr>
+          <w:rFonts w:ascii="Bookman Old Style" w:eastAsia="Bookman Old Style" w:hAnsi="Bookman Old Style" w:cs="Bookman Old Style"/>
+          <w:color w:val="000000"/>
+          <w:sz w:val="24"/>
+          <w:szCs w:val="24"/>
+        </w:rPr>
+        <w:t>s</w:t>
       </w:r>
       <w:r>
         <w:rPr>
@@ -2614,6 +3951,7 @@
         </w:rPr>
         <w:t>ls_ongoing</w:t>
       </w:r>
+      <w:proofErr w:type="spellEnd"/>
       <w:r>
         <w:rPr>
           <w:rFonts w:ascii="Bookman Old Style" w:eastAsia="Bookman Old Style" w:hAnsi="Bookman Old Style" w:cs="Bookman Old Style"/>
@@ -2638,8 +3976,54 @@
           <w:sz w:val="24"/>
           <w:szCs w:val="24"/>
         </w:rPr>
-        <w:t>SLS/Sub-SLS dan/atau usaha besar</w:t>
-      </w:r>
+        <w:t>SLS/Sub-SLS dan/</w:t>
+      </w:r>
+      <w:proofErr w:type="spellStart"/>
+      <w:r>
+        <w:rPr>
+          <w:rFonts w:ascii="Bookman Old Style" w:eastAsia="Bookman Old Style" w:hAnsi="Bookman Old Style" w:cs="Bookman Old Style"/>
+          <w:sz w:val="24"/>
+          <w:szCs w:val="24"/>
+        </w:rPr>
+        <w:t>atau</w:t>
+      </w:r>
+      <w:proofErr w:type="spellEnd"/>
+      <w:r>
+        <w:rPr>
+          <w:rFonts w:ascii="Bookman Old Style" w:eastAsia="Bookman Old Style" w:hAnsi="Bookman Old Style" w:cs="Bookman Old Style"/>
+          <w:sz w:val="24"/>
+          <w:szCs w:val="24"/>
+        </w:rPr>
+        <w:t xml:space="preserve"> </w:t>
+      </w:r>
+      <w:proofErr w:type="spellStart"/>
+      <w:r>
+        <w:rPr>
+          <w:rFonts w:ascii="Bookman Old Style" w:eastAsia="Bookman Old Style" w:hAnsi="Bookman Old Style" w:cs="Bookman Old Style"/>
+          <w:sz w:val="24"/>
+          <w:szCs w:val="24"/>
+        </w:rPr>
+        <w:t>usaha</w:t>
+      </w:r>
+      <w:proofErr w:type="spellEnd"/>
+      <w:r>
+        <w:rPr>
+          <w:rFonts w:ascii="Bookman Old Style" w:eastAsia="Bookman Old Style" w:hAnsi="Bookman Old Style" w:cs="Bookman Old Style"/>
+          <w:sz w:val="24"/>
+          <w:szCs w:val="24"/>
+        </w:rPr>
+        <w:t xml:space="preserve"> </w:t>
+      </w:r>
+      <w:proofErr w:type="spellStart"/>
+      <w:r>
+        <w:rPr>
+          <w:rFonts w:ascii="Bookman Old Style" w:eastAsia="Bookman Old Style" w:hAnsi="Bookman Old Style" w:cs="Bookman Old Style"/>
+          <w:sz w:val="24"/>
+          <w:szCs w:val="24"/>
+        </w:rPr>
+        <w:t>besar</w:t>
+      </w:r>
+      <w:proofErr w:type="spellEnd"/>
       <w:r>
         <w:rPr>
           <w:rFonts w:ascii="Bookman Old Style" w:eastAsia="Bookman Old Style" w:hAnsi="Bookman Old Style" w:cs="Bookman Old Style"/>
@@ -2683,6 +4067,7 @@
         </w:rPr>
         <w:t xml:space="preserve">asil </w:t>
       </w:r>
+      <w:proofErr w:type="spellStart"/>
       <w:r>
         <w:rPr>
           <w:rFonts w:ascii="Bookman Old Style" w:eastAsia="Bookman Old Style" w:hAnsi="Bookman Old Style" w:cs="Bookman Old Style"/>
@@ -2698,8 +4083,219 @@
           <w:sz w:val="24"/>
           <w:szCs w:val="24"/>
         </w:rPr>
-        <w:t xml:space="preserve">ekerjaan pendataan sebagaimana dimaksud pada angka 4 yang memerlukan pemeriksaan lanjutan, akan dilakukan pengecekan, </w:t>
-      </w:r>
+        <w:t>ekerjaan</w:t>
+      </w:r>
+      <w:proofErr w:type="spellEnd"/>
+      <w:r>
+        <w:rPr>
+          <w:rFonts w:ascii="Bookman Old Style" w:eastAsia="Bookman Old Style" w:hAnsi="Bookman Old Style" w:cs="Bookman Old Style"/>
+          <w:color w:val="000000"/>
+          <w:sz w:val="24"/>
+          <w:szCs w:val="24"/>
+        </w:rPr>
+        <w:t xml:space="preserve"> </w:t>
+      </w:r>
+      <w:proofErr w:type="spellStart"/>
+      <w:r>
+        <w:rPr>
+          <w:rFonts w:ascii="Bookman Old Style" w:eastAsia="Bookman Old Style" w:hAnsi="Bookman Old Style" w:cs="Bookman Old Style"/>
+          <w:color w:val="000000"/>
+          <w:sz w:val="24"/>
+          <w:szCs w:val="24"/>
+        </w:rPr>
+        <w:t>pendataan</w:t>
+      </w:r>
+      <w:proofErr w:type="spellEnd"/>
+      <w:r>
+        <w:rPr>
+          <w:rFonts w:ascii="Bookman Old Style" w:eastAsia="Bookman Old Style" w:hAnsi="Bookman Old Style" w:cs="Bookman Old Style"/>
+          <w:color w:val="000000"/>
+          <w:sz w:val="24"/>
+          <w:szCs w:val="24"/>
+        </w:rPr>
+        <w:t xml:space="preserve"> </w:t>
+      </w:r>
+      <w:proofErr w:type="spellStart"/>
+      <w:r>
+        <w:rPr>
+          <w:rFonts w:ascii="Bookman Old Style" w:eastAsia="Bookman Old Style" w:hAnsi="Bookman Old Style" w:cs="Bookman Old Style"/>
+          <w:color w:val="000000"/>
+          <w:sz w:val="24"/>
+          <w:szCs w:val="24"/>
+        </w:rPr>
+        <w:t>sebagaimana</w:t>
+      </w:r>
+      <w:proofErr w:type="spellEnd"/>
+      <w:r>
+        <w:rPr>
+          <w:rFonts w:ascii="Bookman Old Style" w:eastAsia="Bookman Old Style" w:hAnsi="Bookman Old Style" w:cs="Bookman Old Style"/>
+          <w:color w:val="000000"/>
+          <w:sz w:val="24"/>
+          <w:szCs w:val="24"/>
+        </w:rPr>
+        <w:t xml:space="preserve"> </w:t>
+      </w:r>
+      <w:proofErr w:type="spellStart"/>
+      <w:r>
+        <w:rPr>
+          <w:rFonts w:ascii="Bookman Old Style" w:eastAsia="Bookman Old Style" w:hAnsi="Bookman Old Style" w:cs="Bookman Old Style"/>
+          <w:color w:val="000000"/>
+          <w:sz w:val="24"/>
+          <w:szCs w:val="24"/>
+        </w:rPr>
+        <w:t>dimaksud</w:t>
+      </w:r>
+      <w:proofErr w:type="spellEnd"/>
+      <w:r>
+        <w:rPr>
+          <w:rFonts w:ascii="Bookman Old Style" w:eastAsia="Bookman Old Style" w:hAnsi="Bookman Old Style" w:cs="Bookman Old Style"/>
+          <w:color w:val="000000"/>
+          <w:sz w:val="24"/>
+          <w:szCs w:val="24"/>
+        </w:rPr>
+        <w:t xml:space="preserve"> pada </w:t>
+      </w:r>
+      <w:proofErr w:type="spellStart"/>
+      <w:r>
+        <w:rPr>
+          <w:rFonts w:ascii="Bookman Old Style" w:eastAsia="Bookman Old Style" w:hAnsi="Bookman Old Style" w:cs="Bookman Old Style"/>
+          <w:color w:val="000000"/>
+          <w:sz w:val="24"/>
+          <w:szCs w:val="24"/>
+        </w:rPr>
+        <w:t>angka</w:t>
+      </w:r>
+      <w:proofErr w:type="spellEnd"/>
+      <w:r>
+        <w:rPr>
+          <w:rFonts w:ascii="Bookman Old Style" w:eastAsia="Bookman Old Style" w:hAnsi="Bookman Old Style" w:cs="Bookman Old Style"/>
+          <w:color w:val="000000"/>
+          <w:sz w:val="24"/>
+          <w:szCs w:val="24"/>
+        </w:rPr>
+        <w:t xml:space="preserve"> 4 yang </w:t>
+      </w:r>
+      <w:proofErr w:type="spellStart"/>
+      <w:r>
+        <w:rPr>
+          <w:rFonts w:ascii="Bookman Old Style" w:eastAsia="Bookman Old Style" w:hAnsi="Bookman Old Style" w:cs="Bookman Old Style"/>
+          <w:color w:val="000000"/>
+          <w:sz w:val="24"/>
+          <w:szCs w:val="24"/>
+        </w:rPr>
+        <w:t>memerlukan</w:t>
+      </w:r>
+      <w:proofErr w:type="spellEnd"/>
+      <w:r>
+        <w:rPr>
+          <w:rFonts w:ascii="Bookman Old Style" w:eastAsia="Bookman Old Style" w:hAnsi="Bookman Old Style" w:cs="Bookman Old Style"/>
+          <w:color w:val="000000"/>
+          <w:sz w:val="24"/>
+          <w:szCs w:val="24"/>
+        </w:rPr>
+        <w:t xml:space="preserve"> </w:t>
+      </w:r>
+      <w:proofErr w:type="spellStart"/>
+      <w:r>
+        <w:rPr>
+          <w:rFonts w:ascii="Bookman Old Style" w:eastAsia="Bookman Old Style" w:hAnsi="Bookman Old Style" w:cs="Bookman Old Style"/>
+          <w:color w:val="000000"/>
+          <w:sz w:val="24"/>
+          <w:szCs w:val="24"/>
+        </w:rPr>
+        <w:t>pemeriksaan</w:t>
+      </w:r>
+      <w:proofErr w:type="spellEnd"/>
+      <w:r>
+        <w:rPr>
+          <w:rFonts w:ascii="Bookman Old Style" w:eastAsia="Bookman Old Style" w:hAnsi="Bookman Old Style" w:cs="Bookman Old Style"/>
+          <w:color w:val="000000"/>
+          <w:sz w:val="24"/>
+          <w:szCs w:val="24"/>
+        </w:rPr>
+        <w:t xml:space="preserve"> </w:t>
+      </w:r>
+      <w:proofErr w:type="spellStart"/>
+      <w:r>
+        <w:rPr>
+          <w:rFonts w:ascii="Bookman Old Style" w:eastAsia="Bookman Old Style" w:hAnsi="Bookman Old Style" w:cs="Bookman Old Style"/>
+          <w:color w:val="000000"/>
+          <w:sz w:val="24"/>
+          <w:szCs w:val="24"/>
+        </w:rPr>
+        <w:t>lanjutan</w:t>
+      </w:r>
+      <w:proofErr w:type="spellEnd"/>
+      <w:r>
+        <w:rPr>
+          <w:rFonts w:ascii="Bookman Old Style" w:eastAsia="Bookman Old Style" w:hAnsi="Bookman Old Style" w:cs="Bookman Old Style"/>
+          <w:color w:val="000000"/>
+          <w:sz w:val="24"/>
+          <w:szCs w:val="24"/>
+        </w:rPr>
+        <w:t xml:space="preserve">, </w:t>
+      </w:r>
+      <w:proofErr w:type="spellStart"/>
+      <w:r>
+        <w:rPr>
+          <w:rFonts w:ascii="Bookman Old Style" w:eastAsia="Bookman Old Style" w:hAnsi="Bookman Old Style" w:cs="Bookman Old Style"/>
+          <w:color w:val="000000"/>
+          <w:sz w:val="24"/>
+          <w:szCs w:val="24"/>
+        </w:rPr>
+        <w:t>akan</w:t>
+      </w:r>
+      <w:proofErr w:type="spellEnd"/>
+      <w:r>
+        <w:rPr>
+          <w:rFonts w:ascii="Bookman Old Style" w:eastAsia="Bookman Old Style" w:hAnsi="Bookman Old Style" w:cs="Bookman Old Style"/>
+          <w:color w:val="000000"/>
+          <w:sz w:val="24"/>
+          <w:szCs w:val="24"/>
+        </w:rPr>
+        <w:t xml:space="preserve"> </w:t>
+      </w:r>
+      <w:proofErr w:type="spellStart"/>
+      <w:r>
+        <w:rPr>
+          <w:rFonts w:ascii="Bookman Old Style" w:eastAsia="Bookman Old Style" w:hAnsi="Bookman Old Style" w:cs="Bookman Old Style"/>
+          <w:color w:val="000000"/>
+          <w:sz w:val="24"/>
+          <w:szCs w:val="24"/>
+        </w:rPr>
+        <w:t>dilakukan</w:t>
+      </w:r>
+      <w:proofErr w:type="spellEnd"/>
+      <w:r>
+        <w:rPr>
+          <w:rFonts w:ascii="Bookman Old Style" w:eastAsia="Bookman Old Style" w:hAnsi="Bookman Old Style" w:cs="Bookman Old Style"/>
+          <w:color w:val="000000"/>
+          <w:sz w:val="24"/>
+          <w:szCs w:val="24"/>
+        </w:rPr>
+        <w:t xml:space="preserve"> </w:t>
+      </w:r>
+      <w:proofErr w:type="spellStart"/>
+      <w:r>
+        <w:rPr>
+          <w:rFonts w:ascii="Bookman Old Style" w:eastAsia="Bookman Old Style" w:hAnsi="Bookman Old Style" w:cs="Bookman Old Style"/>
+          <w:color w:val="000000"/>
+          <w:sz w:val="24"/>
+          <w:szCs w:val="24"/>
+        </w:rPr>
+        <w:t>pengecekan</w:t>
+      </w:r>
+      <w:proofErr w:type="spellEnd"/>
+      <w:r>
+        <w:rPr>
+          <w:rFonts w:ascii="Bookman Old Style" w:eastAsia="Bookman Old Style" w:hAnsi="Bookman Old Style" w:cs="Bookman Old Style"/>
+          <w:color w:val="000000"/>
+          <w:sz w:val="24"/>
+          <w:szCs w:val="24"/>
+        </w:rPr>
+        <w:t xml:space="preserve">, </w:t>
+      </w:r>
+      <w:proofErr w:type="spellStart"/>
       <w:r>
         <w:rPr>
           <w:rFonts w:ascii="Bookman Old Style" w:eastAsia="Bookman Old Style" w:hAnsi="Bookman Old Style" w:cs="Bookman Old Style"/>
@@ -2708,7 +4304,177 @@
           <w:szCs w:val="24"/>
         </w:rPr>
         <w:lastRenderedPageBreak/>
-        <w:t xml:space="preserve">perubahan, dan/atau kunjungan kembali ke lapangan merujuk pada perjanjian yang ditandatangani oleh </w:t>
+        <w:t>perubahan</w:t>
+      </w:r>
+      <w:proofErr w:type="spellEnd"/>
+      <w:r>
+        <w:rPr>
+          <w:rFonts w:ascii="Bookman Old Style" w:eastAsia="Bookman Old Style" w:hAnsi="Bookman Old Style" w:cs="Bookman Old Style"/>
+          <w:color w:val="000000"/>
+          <w:sz w:val="24"/>
+          <w:szCs w:val="24"/>
+        </w:rPr>
+        <w:t>, dan/</w:t>
+      </w:r>
+      <w:proofErr w:type="spellStart"/>
+      <w:r>
+        <w:rPr>
+          <w:rFonts w:ascii="Bookman Old Style" w:eastAsia="Bookman Old Style" w:hAnsi="Bookman Old Style" w:cs="Bookman Old Style"/>
+          <w:color w:val="000000"/>
+          <w:sz w:val="24"/>
+          <w:szCs w:val="24"/>
+        </w:rPr>
+        <w:t>atau</w:t>
+      </w:r>
+      <w:proofErr w:type="spellEnd"/>
+      <w:r>
+        <w:rPr>
+          <w:rFonts w:ascii="Bookman Old Style" w:eastAsia="Bookman Old Style" w:hAnsi="Bookman Old Style" w:cs="Bookman Old Style"/>
+          <w:color w:val="000000"/>
+          <w:sz w:val="24"/>
+          <w:szCs w:val="24"/>
+        </w:rPr>
+        <w:t xml:space="preserve"> </w:t>
+      </w:r>
+      <w:proofErr w:type="spellStart"/>
+      <w:r>
+        <w:rPr>
+          <w:rFonts w:ascii="Bookman Old Style" w:eastAsia="Bookman Old Style" w:hAnsi="Bookman Old Style" w:cs="Bookman Old Style"/>
+          <w:color w:val="000000"/>
+          <w:sz w:val="24"/>
+          <w:szCs w:val="24"/>
+        </w:rPr>
+        <w:t>kunjungan</w:t>
+      </w:r>
+      <w:proofErr w:type="spellEnd"/>
+      <w:r>
+        <w:rPr>
+          <w:rFonts w:ascii="Bookman Old Style" w:eastAsia="Bookman Old Style" w:hAnsi="Bookman Old Style" w:cs="Bookman Old Style"/>
+          <w:color w:val="000000"/>
+          <w:sz w:val="24"/>
+          <w:szCs w:val="24"/>
+        </w:rPr>
+        <w:t xml:space="preserve"> </w:t>
+      </w:r>
+      <w:proofErr w:type="spellStart"/>
+      <w:r>
+        <w:rPr>
+          <w:rFonts w:ascii="Bookman Old Style" w:eastAsia="Bookman Old Style" w:hAnsi="Bookman Old Style" w:cs="Bookman Old Style"/>
+          <w:color w:val="000000"/>
+          <w:sz w:val="24"/>
+          <w:szCs w:val="24"/>
+        </w:rPr>
+        <w:t>kembali</w:t>
+      </w:r>
+      <w:proofErr w:type="spellEnd"/>
+      <w:r>
+        <w:rPr>
+          <w:rFonts w:ascii="Bookman Old Style" w:eastAsia="Bookman Old Style" w:hAnsi="Bookman Old Style" w:cs="Bookman Old Style"/>
+          <w:color w:val="000000"/>
+          <w:sz w:val="24"/>
+          <w:szCs w:val="24"/>
+        </w:rPr>
+        <w:t xml:space="preserve"> </w:t>
+      </w:r>
+      <w:proofErr w:type="spellStart"/>
+      <w:r>
+        <w:rPr>
+          <w:rFonts w:ascii="Bookman Old Style" w:eastAsia="Bookman Old Style" w:hAnsi="Bookman Old Style" w:cs="Bookman Old Style"/>
+          <w:color w:val="000000"/>
+          <w:sz w:val="24"/>
+          <w:szCs w:val="24"/>
+        </w:rPr>
+        <w:t>ke</w:t>
+      </w:r>
+      <w:proofErr w:type="spellEnd"/>
+      <w:r>
+        <w:rPr>
+          <w:rFonts w:ascii="Bookman Old Style" w:eastAsia="Bookman Old Style" w:hAnsi="Bookman Old Style" w:cs="Bookman Old Style"/>
+          <w:color w:val="000000"/>
+          <w:sz w:val="24"/>
+          <w:szCs w:val="24"/>
+        </w:rPr>
+        <w:t xml:space="preserve"> </w:t>
+      </w:r>
+      <w:proofErr w:type="spellStart"/>
+      <w:r>
+        <w:rPr>
+          <w:rFonts w:ascii="Bookman Old Style" w:eastAsia="Bookman Old Style" w:hAnsi="Bookman Old Style" w:cs="Bookman Old Style"/>
+          <w:color w:val="000000"/>
+          <w:sz w:val="24"/>
+          <w:szCs w:val="24"/>
+        </w:rPr>
+        <w:t>lapangan</w:t>
+      </w:r>
+      <w:proofErr w:type="spellEnd"/>
+      <w:r>
+        <w:rPr>
+          <w:rFonts w:ascii="Bookman Old Style" w:eastAsia="Bookman Old Style" w:hAnsi="Bookman Old Style" w:cs="Bookman Old Style"/>
+          <w:color w:val="000000"/>
+          <w:sz w:val="24"/>
+          <w:szCs w:val="24"/>
+        </w:rPr>
+        <w:t xml:space="preserve"> </w:t>
+      </w:r>
+      <w:proofErr w:type="spellStart"/>
+      <w:r>
+        <w:rPr>
+          <w:rFonts w:ascii="Bookman Old Style" w:eastAsia="Bookman Old Style" w:hAnsi="Bookman Old Style" w:cs="Bookman Old Style"/>
+          <w:color w:val="000000"/>
+          <w:sz w:val="24"/>
+          <w:szCs w:val="24"/>
+        </w:rPr>
+        <w:t>merujuk</w:t>
+      </w:r>
+      <w:proofErr w:type="spellEnd"/>
+      <w:r>
+        <w:rPr>
+          <w:rFonts w:ascii="Bookman Old Style" w:eastAsia="Bookman Old Style" w:hAnsi="Bookman Old Style" w:cs="Bookman Old Style"/>
+          <w:color w:val="000000"/>
+          <w:sz w:val="24"/>
+          <w:szCs w:val="24"/>
+        </w:rPr>
+        <w:t xml:space="preserve"> pada </w:t>
+      </w:r>
+      <w:proofErr w:type="spellStart"/>
+      <w:r>
+        <w:rPr>
+          <w:rFonts w:ascii="Bookman Old Style" w:eastAsia="Bookman Old Style" w:hAnsi="Bookman Old Style" w:cs="Bookman Old Style"/>
+          <w:color w:val="000000"/>
+          <w:sz w:val="24"/>
+          <w:szCs w:val="24"/>
+        </w:rPr>
+        <w:t>perjanjian</w:t>
+      </w:r>
+      <w:proofErr w:type="spellEnd"/>
+      <w:r>
+        <w:rPr>
+          <w:rFonts w:ascii="Bookman Old Style" w:eastAsia="Bookman Old Style" w:hAnsi="Bookman Old Style" w:cs="Bookman Old Style"/>
+          <w:color w:val="000000"/>
+          <w:sz w:val="24"/>
+          <w:szCs w:val="24"/>
+        </w:rPr>
+        <w:t xml:space="preserve"> yang </w:t>
+      </w:r>
+      <w:proofErr w:type="spellStart"/>
+      <w:r>
+        <w:rPr>
+          <w:rFonts w:ascii="Bookman Old Style" w:eastAsia="Bookman Old Style" w:hAnsi="Bookman Old Style" w:cs="Bookman Old Style"/>
+          <w:color w:val="000000"/>
+          <w:sz w:val="24"/>
+          <w:szCs w:val="24"/>
+        </w:rPr>
+        <w:t>ditandatangani</w:t>
+      </w:r>
+      <w:proofErr w:type="spellEnd"/>
+      <w:r>
+        <w:rPr>
+          <w:rFonts w:ascii="Bookman Old Style" w:eastAsia="Bookman Old Style" w:hAnsi="Bookman Old Style" w:cs="Bookman Old Style"/>
+          <w:color w:val="000000"/>
+          <w:sz w:val="24"/>
+          <w:szCs w:val="24"/>
+        </w:rPr>
+        <w:t xml:space="preserve"> oleh </w:t>
       </w:r>
       <w:r>
         <w:rPr>
@@ -2876,7 +4642,27 @@
                 <w:sz w:val="24"/>
                 <w:szCs w:val="24"/>
               </w:rPr>
-              <w:t>{nama_petugas}</w:t>
+              <w:t>{</w:t>
+            </w:r>
+            <w:proofErr w:type="spellStart"/>
+            <w:r>
+              <w:rPr>
+                <w:rFonts w:ascii="Bookman Old Style" w:eastAsia="Bookman Old Style" w:hAnsi="Bookman Old Style" w:cs="Bookman Old Style"/>
+                <w:color w:val="000000"/>
+                <w:sz w:val="24"/>
+                <w:szCs w:val="24"/>
+              </w:rPr>
+              <w:t>nama_petugas</w:t>
+            </w:r>
+            <w:proofErr w:type="spellEnd"/>
+            <w:r>
+              <w:rPr>
+                <w:rFonts w:ascii="Bookman Old Style" w:eastAsia="Bookman Old Style" w:hAnsi="Bookman Old Style" w:cs="Bookman Old Style"/>
+                <w:color w:val="000000"/>
+                <w:sz w:val="24"/>
+                <w:szCs w:val="24"/>
+              </w:rPr>
+              <w:t>}</w:t>
             </w:r>
             <w:r>
               <w:rPr>
@@ -2956,7 +4742,27 @@
                 <w:sz w:val="24"/>
                 <w:szCs w:val="24"/>
               </w:rPr>
-              <w:t>(Nuraliyah)</w:t>
+              <w:t>(</w:t>
+            </w:r>
+            <w:proofErr w:type="spellStart"/>
+            <w:r>
+              <w:rPr>
+                <w:rFonts w:ascii="Bookman Old Style" w:eastAsia="Bookman Old Style" w:hAnsi="Bookman Old Style" w:cs="Bookman Old Style"/>
+                <w:color w:val="000000"/>
+                <w:sz w:val="24"/>
+                <w:szCs w:val="24"/>
+              </w:rPr>
+              <w:t>Nuraliyah</w:t>
+            </w:r>
+            <w:proofErr w:type="spellEnd"/>
+            <w:r>
+              <w:rPr>
+                <w:rFonts w:ascii="Bookman Old Style" w:eastAsia="Bookman Old Style" w:hAnsi="Bookman Old Style" w:cs="Bookman Old Style"/>
+                <w:color w:val="000000"/>
+                <w:sz w:val="24"/>
+                <w:szCs w:val="24"/>
+              </w:rPr>
+              <w:t>)</w:t>
             </w:r>
           </w:p>
         </w:tc>
@@ -3262,6 +5068,7 @@
                 <w:szCs w:val="24"/>
               </w:rPr>
             </w:pPr>
+            <w:proofErr w:type="spellStart"/>
             <w:r>
               <w:rPr>
                 <w:rFonts w:ascii="Bookman Old Style" w:eastAsia="Bookman Old Style" w:hAnsi="Bookman Old Style" w:cs="Bookman Old Style"/>
@@ -3269,8 +5076,19 @@
                 <w:sz w:val="24"/>
                 <w:szCs w:val="24"/>
               </w:rPr>
-              <w:t xml:space="preserve">Uraian </w:t>
-            </w:r>
+              <w:t>Uraian</w:t>
+            </w:r>
+            <w:proofErr w:type="spellEnd"/>
+            <w:r>
+              <w:rPr>
+                <w:rFonts w:ascii="Bookman Old Style" w:eastAsia="Bookman Old Style" w:hAnsi="Bookman Old Style" w:cs="Bookman Old Style"/>
+                <w:color w:val="000000"/>
+                <w:sz w:val="24"/>
+                <w:szCs w:val="24"/>
+              </w:rPr>
+              <w:t xml:space="preserve"> </w:t>
+            </w:r>
+            <w:proofErr w:type="spellStart"/>
             <w:r>
               <w:rPr>
                 <w:rFonts w:ascii="Bookman Old Style" w:eastAsia="Bookman Old Style" w:hAnsi="Bookman Old Style" w:cs="Bookman Old Style"/>
@@ -3279,6 +5097,7 @@
               </w:rPr>
               <w:t>Pekerjaan</w:t>
             </w:r>
+            <w:proofErr w:type="spellEnd"/>
           </w:p>
         </w:tc>
         <w:tc>
@@ -3310,7 +5129,17 @@
                 <w:sz w:val="24"/>
                 <w:szCs w:val="24"/>
               </w:rPr>
-              <w:t>Waktu Penyelesa</w:t>
+              <w:t xml:space="preserve">Waktu </w:t>
+            </w:r>
+            <w:proofErr w:type="spellStart"/>
+            <w:r>
+              <w:rPr>
+                <w:rFonts w:ascii="Bookman Old Style" w:eastAsia="Bookman Old Style" w:hAnsi="Bookman Old Style" w:cs="Bookman Old Style"/>
+                <w:color w:val="000000"/>
+                <w:sz w:val="24"/>
+                <w:szCs w:val="24"/>
+              </w:rPr>
+              <w:t>Penyelesa</w:t>
             </w:r>
             <w:r>
               <w:rPr>
@@ -3320,6 +5149,7 @@
               </w:rPr>
               <w:t>ian</w:t>
             </w:r>
+            <w:proofErr w:type="spellEnd"/>
           </w:p>
         </w:tc>
         <w:tc>
@@ -3351,8 +5181,19 @@
                 <w:sz w:val="24"/>
                 <w:szCs w:val="24"/>
               </w:rPr>
-              <w:t>Target Pekerjaan</w:t>
-            </w:r>
+              <w:t xml:space="preserve">Target </w:t>
+            </w:r>
+            <w:proofErr w:type="spellStart"/>
+            <w:r>
+              <w:rPr>
+                <w:rFonts w:ascii="Bookman Old Style" w:eastAsia="Bookman Old Style" w:hAnsi="Bookman Old Style" w:cs="Bookman Old Style"/>
+                <w:color w:val="000000"/>
+                <w:sz w:val="24"/>
+                <w:szCs w:val="24"/>
+              </w:rPr>
+              <w:t>Pekerjaan</w:t>
+            </w:r>
+            <w:proofErr w:type="spellEnd"/>
           </w:p>
         </w:tc>
         <w:tc>
@@ -3377,6 +5218,7 @@
                 <w:szCs w:val="24"/>
               </w:rPr>
             </w:pPr>
+            <w:proofErr w:type="spellStart"/>
             <w:r>
               <w:rPr>
                 <w:rFonts w:ascii="Bookman Old Style" w:eastAsia="Bookman Old Style" w:hAnsi="Bookman Old Style" w:cs="Bookman Old Style"/>
@@ -3384,8 +5226,29 @@
                 <w:sz w:val="24"/>
                 <w:szCs w:val="24"/>
               </w:rPr>
-              <w:t>Realisasi Pekerjaan</w:t>
-            </w:r>
+              <w:t>Realisasi</w:t>
+            </w:r>
+            <w:proofErr w:type="spellEnd"/>
+            <w:r>
+              <w:rPr>
+                <w:rFonts w:ascii="Bookman Old Style" w:eastAsia="Bookman Old Style" w:hAnsi="Bookman Old Style" w:cs="Bookman Old Style"/>
+                <w:color w:val="000000"/>
+                <w:sz w:val="24"/>
+                <w:szCs w:val="24"/>
+              </w:rPr>
+              <w:t xml:space="preserve"> </w:t>
+            </w:r>
+            <w:proofErr w:type="spellStart"/>
+            <w:r>
+              <w:rPr>
+                <w:rFonts w:ascii="Bookman Old Style" w:eastAsia="Bookman Old Style" w:hAnsi="Bookman Old Style" w:cs="Bookman Old Style"/>
+                <w:color w:val="000000"/>
+                <w:sz w:val="24"/>
+                <w:szCs w:val="24"/>
+              </w:rPr>
+              <w:t>Pekerjaan</w:t>
+            </w:r>
+            <w:proofErr w:type="spellEnd"/>
           </w:p>
         </w:tc>
         <w:tc>
@@ -3417,8 +5280,19 @@
                 <w:sz w:val="24"/>
                 <w:szCs w:val="24"/>
               </w:rPr>
-              <w:t>Nilai Perjanjian</w:t>
-            </w:r>
+              <w:t xml:space="preserve">Nilai </w:t>
+            </w:r>
+            <w:proofErr w:type="spellStart"/>
+            <w:r>
+              <w:rPr>
+                <w:rFonts w:ascii="Bookman Old Style" w:eastAsia="Bookman Old Style" w:hAnsi="Bookman Old Style" w:cs="Bookman Old Style"/>
+                <w:color w:val="000000"/>
+                <w:sz w:val="24"/>
+                <w:szCs w:val="24"/>
+              </w:rPr>
+              <w:t>Perjanjian</w:t>
+            </w:r>
+            <w:proofErr w:type="spellEnd"/>
           </w:p>
         </w:tc>
       </w:tr>
@@ -3510,6 +5384,7 @@
                 <w:szCs w:val="24"/>
               </w:rPr>
             </w:pPr>
+            <w:proofErr w:type="spellStart"/>
             <w:r>
               <w:rPr>
                 <w:rFonts w:ascii="Bookman Old Style" w:eastAsia="Bookman Old Style" w:hAnsi="Bookman Old Style" w:cs="Bookman Old Style"/>
@@ -3519,6 +5394,7 @@
               </w:rPr>
               <w:t>Presentase</w:t>
             </w:r>
+            <w:proofErr w:type="spellEnd"/>
           </w:p>
         </w:tc>
         <w:tc>
@@ -3873,13 +5749,59 @@
                 <w:szCs w:val="24"/>
               </w:rPr>
             </w:pPr>
-            <w:r>
-              <w:rPr>
-                <w:rFonts w:ascii="Bookman Old Style" w:eastAsia="Bookman Old Style" w:hAnsi="Bookman Old Style" w:cs="Bookman Old Style"/>
-                <w:sz w:val="24"/>
-                <w:szCs w:val="24"/>
-              </w:rPr>
-              <w:t xml:space="preserve">Melakukan pendataan lapangan </w:t>
+            <w:proofErr w:type="spellStart"/>
+            <w:r>
+              <w:rPr>
+                <w:rFonts w:ascii="Bookman Old Style" w:eastAsia="Bookman Old Style" w:hAnsi="Bookman Old Style" w:cs="Bookman Old Style"/>
+                <w:sz w:val="24"/>
+                <w:szCs w:val="24"/>
+              </w:rPr>
+              <w:t>Melakukan</w:t>
+            </w:r>
+            <w:proofErr w:type="spellEnd"/>
+            <w:r>
+              <w:rPr>
+                <w:rFonts w:ascii="Bookman Old Style" w:eastAsia="Bookman Old Style" w:hAnsi="Bookman Old Style" w:cs="Bookman Old Style"/>
+                <w:sz w:val="24"/>
+                <w:szCs w:val="24"/>
+              </w:rPr>
+              <w:t xml:space="preserve"> </w:t>
+            </w:r>
+            <w:proofErr w:type="spellStart"/>
+            <w:r>
+              <w:rPr>
+                <w:rFonts w:ascii="Bookman Old Style" w:eastAsia="Bookman Old Style" w:hAnsi="Bookman Old Style" w:cs="Bookman Old Style"/>
+                <w:sz w:val="24"/>
+                <w:szCs w:val="24"/>
+              </w:rPr>
+              <w:t>pendataan</w:t>
+            </w:r>
+            <w:proofErr w:type="spellEnd"/>
+            <w:r>
+              <w:rPr>
+                <w:rFonts w:ascii="Bookman Old Style" w:eastAsia="Bookman Old Style" w:hAnsi="Bookman Old Style" w:cs="Bookman Old Style"/>
+                <w:sz w:val="24"/>
+                <w:szCs w:val="24"/>
+              </w:rPr>
+              <w:t xml:space="preserve"> </w:t>
+            </w:r>
+            <w:proofErr w:type="spellStart"/>
+            <w:r>
+              <w:rPr>
+                <w:rFonts w:ascii="Bookman Old Style" w:eastAsia="Bookman Old Style" w:hAnsi="Bookman Old Style" w:cs="Bookman Old Style"/>
+                <w:sz w:val="24"/>
+                <w:szCs w:val="24"/>
+              </w:rPr>
+              <w:t>lapangan</w:t>
+            </w:r>
+            <w:proofErr w:type="spellEnd"/>
+            <w:r>
+              <w:rPr>
+                <w:rFonts w:ascii="Bookman Old Style" w:eastAsia="Bookman Old Style" w:hAnsi="Bookman Old Style" w:cs="Bookman Old Style"/>
+                <w:sz w:val="24"/>
+                <w:szCs w:val="24"/>
+              </w:rPr>
+              <w:t xml:space="preserve"> </w:t>
             </w:r>
             <w:r>
               <w:rPr>
@@ -3897,7 +5819,25 @@
                 <w:sz w:val="24"/>
                 <w:szCs w:val="24"/>
               </w:rPr>
-              <w:t>Sensus Ekonomi 2026 termin II</w:t>
+              <w:t xml:space="preserve">Sensus Ekonomi 2026 </w:t>
+            </w:r>
+            <w:proofErr w:type="spellStart"/>
+            <w:r>
+              <w:rPr>
+                <w:rFonts w:ascii="Bookman Old Style" w:eastAsia="Bookman Old Style" w:hAnsi="Bookman Old Style" w:cs="Bookman Old Style"/>
+                <w:sz w:val="24"/>
+                <w:szCs w:val="24"/>
+              </w:rPr>
+              <w:t>termin</w:t>
+            </w:r>
+            <w:proofErr w:type="spellEnd"/>
+            <w:r>
+              <w:rPr>
+                <w:rFonts w:ascii="Bookman Old Style" w:eastAsia="Bookman Old Style" w:hAnsi="Bookman Old Style" w:cs="Bookman Old Style"/>
+                <w:sz w:val="24"/>
+                <w:szCs w:val="24"/>
+              </w:rPr>
+              <w:t xml:space="preserve"> II</w:t>
             </w:r>
           </w:p>
         </w:tc>
@@ -4086,7 +6026,61 @@
                 <w:sz w:val="24"/>
                 <w:szCs w:val="24"/>
               </w:rPr>
-              <w:t xml:space="preserve">Telah mencapai target pekerjaan sebesar </w:t>
+              <w:t xml:space="preserve">Telah </w:t>
+            </w:r>
+            <w:proofErr w:type="spellStart"/>
+            <w:r>
+              <w:rPr>
+                <w:rFonts w:ascii="Bookman Old Style" w:eastAsia="Bookman Old Style" w:hAnsi="Bookman Old Style" w:cs="Bookman Old Style"/>
+                <w:sz w:val="24"/>
+                <w:szCs w:val="24"/>
+              </w:rPr>
+              <w:t>mencapai</w:t>
+            </w:r>
+            <w:proofErr w:type="spellEnd"/>
+            <w:r>
+              <w:rPr>
+                <w:rFonts w:ascii="Bookman Old Style" w:eastAsia="Bookman Old Style" w:hAnsi="Bookman Old Style" w:cs="Bookman Old Style"/>
+                <w:sz w:val="24"/>
+                <w:szCs w:val="24"/>
+              </w:rPr>
+              <w:t xml:space="preserve"> target </w:t>
+            </w:r>
+            <w:proofErr w:type="spellStart"/>
+            <w:r>
+              <w:rPr>
+                <w:rFonts w:ascii="Bookman Old Style" w:eastAsia="Bookman Old Style" w:hAnsi="Bookman Old Style" w:cs="Bookman Old Style"/>
+                <w:sz w:val="24"/>
+                <w:szCs w:val="24"/>
+              </w:rPr>
+              <w:t>pekerjaan</w:t>
+            </w:r>
+            <w:proofErr w:type="spellEnd"/>
+            <w:r>
+              <w:rPr>
+                <w:rFonts w:ascii="Bookman Old Style" w:eastAsia="Bookman Old Style" w:hAnsi="Bookman Old Style" w:cs="Bookman Old Style"/>
+                <w:sz w:val="24"/>
+                <w:szCs w:val="24"/>
+              </w:rPr>
+              <w:t xml:space="preserve"> </w:t>
+            </w:r>
+            <w:proofErr w:type="spellStart"/>
+            <w:r>
+              <w:rPr>
+                <w:rFonts w:ascii="Bookman Old Style" w:eastAsia="Bookman Old Style" w:hAnsi="Bookman Old Style" w:cs="Bookman Old Style"/>
+                <w:sz w:val="24"/>
+                <w:szCs w:val="24"/>
+              </w:rPr>
+              <w:t>sebesar</w:t>
+            </w:r>
+            <w:proofErr w:type="spellEnd"/>
+            <w:r>
+              <w:rPr>
+                <w:rFonts w:ascii="Bookman Old Style" w:eastAsia="Bookman Old Style" w:hAnsi="Bookman Old Style" w:cs="Bookman Old Style"/>
+                <w:sz w:val="24"/>
+                <w:szCs w:val="24"/>
+              </w:rPr>
+              <w:t xml:space="preserve"> </w:t>
             </w:r>
             <w:r>
               <w:rPr>
@@ -4097,7 +6091,31 @@
                 <w:szCs w:val="24"/>
                 <w:u w:val="single"/>
               </w:rPr>
-              <w:t>{sls_ongoing}</w:t>
+              <w:t>{</w:t>
+            </w:r>
+            <w:proofErr w:type="spellStart"/>
+            <w:r>
+              <w:rPr>
+                <w:rFonts w:ascii="Bookman Old Style" w:eastAsia="Bookman Old Style" w:hAnsi="Bookman Old Style" w:cs="Bookman Old Style"/>
+                <w:i/>
+                <w:iCs/>
+                <w:sz w:val="24"/>
+                <w:szCs w:val="24"/>
+                <w:u w:val="single"/>
+              </w:rPr>
+              <w:t>sls_ongoing</w:t>
+            </w:r>
+            <w:proofErr w:type="spellEnd"/>
+            <w:r>
+              <w:rPr>
+                <w:rFonts w:ascii="Bookman Old Style" w:eastAsia="Bookman Old Style" w:hAnsi="Bookman Old Style" w:cs="Bookman Old Style"/>
+                <w:i/>
+                <w:iCs/>
+                <w:sz w:val="24"/>
+                <w:szCs w:val="24"/>
+                <w:u w:val="single"/>
+              </w:rPr>
+              <w:t>}</w:t>
             </w:r>
             <w:r>
               <w:rPr>
@@ -4407,14 +6425,45 @@
           <w:szCs w:val="24"/>
         </w:rPr>
       </w:pPr>
-      <w:r>
-        <w:rPr>
-          <w:rFonts w:ascii="Bookman Old Style" w:eastAsia="Bookman Old Style" w:hAnsi="Bookman Old Style" w:cs="Bookman Old Style"/>
-          <w:color w:val="000000"/>
-          <w:sz w:val="24"/>
-          <w:szCs w:val="24"/>
-        </w:rPr>
-        <w:t>Screenshoot Aplikasi Fasih</w:t>
+      <w:proofErr w:type="spellStart"/>
+      <w:r>
+        <w:rPr>
+          <w:rFonts w:ascii="Bookman Old Style" w:eastAsia="Bookman Old Style" w:hAnsi="Bookman Old Style" w:cs="Bookman Old Style"/>
+          <w:color w:val="000000"/>
+          <w:sz w:val="24"/>
+          <w:szCs w:val="24"/>
+        </w:rPr>
+        <w:t>Screenshoot</w:t>
+      </w:r>
+      <w:proofErr w:type="spellEnd"/>
+      <w:r>
+        <w:rPr>
+          <w:rFonts w:ascii="Bookman Old Style" w:eastAsia="Bookman Old Style" w:hAnsi="Bookman Old Style" w:cs="Bookman Old Style"/>
+          <w:color w:val="000000"/>
+          <w:sz w:val="24"/>
+          <w:szCs w:val="24"/>
+        </w:rPr>
+        <w:t xml:space="preserve"> </w:t>
+      </w:r>
+      <w:proofErr w:type="spellStart"/>
+      <w:r>
+        <w:rPr>
+          <w:rFonts w:ascii="Bookman Old Style" w:eastAsia="Bookman Old Style" w:hAnsi="Bookman Old Style" w:cs="Bookman Old Style"/>
+          <w:color w:val="000000"/>
+          <w:sz w:val="24"/>
+          <w:szCs w:val="24"/>
+        </w:rPr>
+        <w:t>Aplikasi</w:t>
+      </w:r>
+      <w:proofErr w:type="spellEnd"/>
+      <w:r>
+        <w:rPr>
+          <w:rFonts w:ascii="Bookman Old Style" w:eastAsia="Bookman Old Style" w:hAnsi="Bookman Old Style" w:cs="Bookman Old Style"/>
+          <w:color w:val="000000"/>
+          <w:sz w:val="24"/>
+          <w:szCs w:val="24"/>
+        </w:rPr>
+        <w:t xml:space="preserve"> Fasih</w:t>
       </w:r>
     </w:p>
     <w:p>
@@ -4449,7 +6498,27 @@
           <w:szCs w:val="24"/>
           <w:lang w:val="en"/>
         </w:rPr>
-        <w:t>{%halaman_depan}</w:t>
+        <w:t>{%</w:t>
+      </w:r>
+      <w:proofErr w:type="spellStart"/>
+      <w:r>
+        <w:rPr>
+          <w:rFonts w:ascii="Bookman Old Style" w:eastAsia="Bookman Old Style" w:hAnsi="Bookman Old Style" w:cs="Bookman Old Style"/>
+          <w:sz w:val="24"/>
+          <w:szCs w:val="24"/>
+          <w:lang w:val="en"/>
+        </w:rPr>
+        <w:t>halaman_depan</w:t>
+      </w:r>
+      <w:proofErr w:type="spellEnd"/>
+      <w:r>
+        <w:rPr>
+          <w:rFonts w:ascii="Bookman Old Style" w:eastAsia="Bookman Old Style" w:hAnsi="Bookman Old Style" w:cs="Bookman Old Style"/>
+          <w:sz w:val="24"/>
+          <w:szCs w:val="24"/>
+          <w:lang w:val="en"/>
+        </w:rPr>
+        <w:t>}</w:t>
       </w:r>
     </w:p>
     <w:tbl>
@@ -4490,7 +6559,23 @@
                 <w:rFonts w:ascii="Arial" w:eastAsia="Arial" w:hAnsi="Arial"/>
                 <w:sz w:val="16"/>
               </w:rPr>
-              <w:t>{#foto_rows}{%foto1}</w:t>
+              <w:t>{#foto_</w:t>
+            </w:r>
+            <w:proofErr w:type="gramStart"/>
+            <w:r>
+              <w:rPr>
+                <w:rFonts w:ascii="Arial" w:eastAsia="Arial" w:hAnsi="Arial"/>
+                <w:sz w:val="16"/>
+              </w:rPr>
+              <w:t>rows}{</w:t>
+            </w:r>
+            <w:proofErr w:type="gramEnd"/>
+            <w:r>
+              <w:rPr>
+                <w:rFonts w:ascii="Arial" w:eastAsia="Arial" w:hAnsi="Arial"/>
+                <w:sz w:val="16"/>
+              </w:rPr>
+              <w:t>%foto1}</w:t>
             </w:r>
           </w:p>
         </w:tc>
@@ -4540,7 +6625,39 @@
                 <w:rFonts w:ascii="Arial" w:eastAsia="Arial" w:hAnsi="Arial"/>
                 <w:sz w:val="16"/>
               </w:rPr>
-              <w:t>{%foto3}{/foto_rows}</w:t>
+              <w:t>{%foto</w:t>
+            </w:r>
+            <w:proofErr w:type="gramStart"/>
+            <w:r>
+              <w:rPr>
+                <w:rFonts w:ascii="Arial" w:eastAsia="Arial" w:hAnsi="Arial"/>
+                <w:sz w:val="16"/>
+              </w:rPr>
+              <w:t>3}{</w:t>
+            </w:r>
+            <w:proofErr w:type="gramEnd"/>
+            <w:r>
+              <w:rPr>
+                <w:rFonts w:ascii="Arial" w:eastAsia="Arial" w:hAnsi="Arial"/>
+                <w:sz w:val="16"/>
+              </w:rPr>
+              <w:t>/</w:t>
+            </w:r>
+            <w:proofErr w:type="spellStart"/>
+            <w:r>
+              <w:rPr>
+                <w:rFonts w:ascii="Arial" w:eastAsia="Arial" w:hAnsi="Arial"/>
+                <w:sz w:val="16"/>
+              </w:rPr>
+              <w:t>foto_rows</w:t>
+            </w:r>
+            <w:proofErr w:type="spellEnd"/>
+            <w:r>
+              <w:rPr>
+                <w:rFonts w:ascii="Arial" w:eastAsia="Arial" w:hAnsi="Arial"/>
+                <w:sz w:val="16"/>
+              </w:rPr>
+              <w:t>}</w:t>
             </w:r>
           </w:p>
         </w:tc>
@@ -4706,7 +6823,16 @@
                 <w:sz w:val="24"/>
                 <w:szCs w:val="24"/>
               </w:rPr>
-              <w:t>{nama_pe</w:t>
+              <w:t>{</w:t>
+            </w:r>
+            <w:proofErr w:type="spellStart"/>
+            <w:r>
+              <w:rPr>
+                <w:rFonts w:ascii="Bookman Old Style" w:eastAsia="Bookman Old Style" w:hAnsi="Bookman Old Style" w:cs="Bookman Old Style"/>
+                <w:sz w:val="24"/>
+                <w:szCs w:val="24"/>
+              </w:rPr>
+              <w:t>nama_pe</w:t>
             </w:r>
             <w:r>
               <w:rPr>
@@ -4716,6 +6842,7 @@
               </w:rPr>
               <w:t>tugas</w:t>
             </w:r>
+            <w:proofErr w:type="spellEnd"/>
             <w:r>
               <w:rPr>
                 <w:rFonts w:ascii="Bookman Old Style" w:eastAsia="Bookman Old Style" w:hAnsi="Bookman Old Style" w:cs="Bookman Old Style"/>
@@ -4839,7 +6966,25 @@
                 <w:sz w:val="24"/>
                 <w:szCs w:val="24"/>
               </w:rPr>
-              <w:t>(Nuraliyah)</w:t>
+              <w:t>(</w:t>
+            </w:r>
+            <w:proofErr w:type="spellStart"/>
+            <w:r>
+              <w:rPr>
+                <w:rFonts w:ascii="Bookman Old Style" w:eastAsia="Bookman Old Style" w:hAnsi="Bookman Old Style" w:cs="Bookman Old Style"/>
+                <w:sz w:val="24"/>
+                <w:szCs w:val="24"/>
+              </w:rPr>
+              <w:t>Nuraliyah</w:t>
+            </w:r>
+            <w:proofErr w:type="spellEnd"/>
+            <w:r>
+              <w:rPr>
+                <w:rFonts w:ascii="Bookman Old Style" w:eastAsia="Bookman Old Style" w:hAnsi="Bookman Old Style" w:cs="Bookman Old Style"/>
+                <w:sz w:val="24"/>
+                <w:szCs w:val="24"/>
+              </w:rPr>
+              <w:t>)</w:t>
             </w:r>
           </w:p>
         </w:tc>
@@ -4923,13 +7068,23 @@
           <w:szCs w:val="24"/>
         </w:rPr>
       </w:pPr>
-      <w:r>
-        <w:rPr>
-          <w:rFonts w:ascii="Bookman Old Style" w:eastAsia="Bookman Old Style" w:hAnsi="Bookman Old Style" w:cs="Bookman Old Style"/>
-          <w:sz w:val="24"/>
-          <w:szCs w:val="24"/>
-        </w:rPr>
-        <w:t>Menyetujui,</w:t>
+      <w:proofErr w:type="spellStart"/>
+      <w:r>
+        <w:rPr>
+          <w:rFonts w:ascii="Bookman Old Style" w:eastAsia="Bookman Old Style" w:hAnsi="Bookman Old Style" w:cs="Bookman Old Style"/>
+          <w:sz w:val="24"/>
+          <w:szCs w:val="24"/>
+        </w:rPr>
+        <w:t>Menyetujui</w:t>
+      </w:r>
+      <w:proofErr w:type="spellEnd"/>
+      <w:r>
+        <w:rPr>
+          <w:rFonts w:ascii="Bookman Old Style" w:eastAsia="Bookman Old Style" w:hAnsi="Bookman Old Style" w:cs="Bookman Old Style"/>
+          <w:sz w:val="24"/>
+          <w:szCs w:val="24"/>
+        </w:rPr>
+        <w:t>,</w:t>
       </w:r>
       <w:r>
         <w:rPr>
@@ -4938,8 +7093,53 @@
           <w:szCs w:val="24"/>
         </w:rPr>
         <w:br/>
-        <w:t>Pejabat Pembuat Komitmen</w:t>
-      </w:r>
+      </w:r>
+      <w:proofErr w:type="spellStart"/>
+      <w:r>
+        <w:rPr>
+          <w:rFonts w:ascii="Bookman Old Style" w:eastAsia="Bookman Old Style" w:hAnsi="Bookman Old Style" w:cs="Bookman Old Style"/>
+          <w:sz w:val="24"/>
+          <w:szCs w:val="24"/>
+        </w:rPr>
+        <w:t>Pejabat</w:t>
+      </w:r>
+      <w:proofErr w:type="spellEnd"/>
+      <w:r>
+        <w:rPr>
+          <w:rFonts w:ascii="Bookman Old Style" w:eastAsia="Bookman Old Style" w:hAnsi="Bookman Old Style" w:cs="Bookman Old Style"/>
+          <w:sz w:val="24"/>
+          <w:szCs w:val="24"/>
+        </w:rPr>
+        <w:t xml:space="preserve"> </w:t>
+      </w:r>
+      <w:proofErr w:type="spellStart"/>
+      <w:r>
+        <w:rPr>
+          <w:rFonts w:ascii="Bookman Old Style" w:eastAsia="Bookman Old Style" w:hAnsi="Bookman Old Style" w:cs="Bookman Old Style"/>
+          <w:sz w:val="24"/>
+          <w:szCs w:val="24"/>
+        </w:rPr>
+        <w:t>Pembuat</w:t>
+      </w:r>
+      <w:proofErr w:type="spellEnd"/>
+      <w:r>
+        <w:rPr>
+          <w:rFonts w:ascii="Bookman Old Style" w:eastAsia="Bookman Old Style" w:hAnsi="Bookman Old Style" w:cs="Bookman Old Style"/>
+          <w:sz w:val="24"/>
+          <w:szCs w:val="24"/>
+        </w:rPr>
+        <w:t xml:space="preserve"> </w:t>
+      </w:r>
+      <w:proofErr w:type="spellStart"/>
+      <w:r>
+        <w:rPr>
+          <w:rFonts w:ascii="Bookman Old Style" w:eastAsia="Bookman Old Style" w:hAnsi="Bookman Old Style" w:cs="Bookman Old Style"/>
+          <w:sz w:val="24"/>
+          <w:szCs w:val="24"/>
+        </w:rPr>
+        <w:t>Komitmen</w:t>
+      </w:r>
+      <w:proofErr w:type="spellEnd"/>
     </w:p>
     <w:p>
       <w:pPr>
@@ -5375,7 +7575,16 @@
           <w:szCs w:val="24"/>
           <w:lang w:val="sv-SE"/>
         </w:rPr>
-        <w:t>{hari}</w:t>
+        <w:t>{tanggal</w:t>
+      </w:r>
+      <w:r>
+        <w:rPr>
+          <w:rFonts w:ascii="Bookman Old Style" w:eastAsia="Bookman Old Style" w:hAnsi="Bookman Old Style" w:cs="Bookman Old Style"/>
+          <w:sz w:val="24"/>
+          <w:szCs w:val="24"/>
+          <w:lang w:val="sv-SE"/>
+        </w:rPr>
+        <w:t>}</w:t>
       </w:r>
       <w:r>
         <w:rPr>
@@ -6005,7 +8214,47 @@
           <w:szCs w:val="24"/>
           <w:lang w:val="en"/>
         </w:rPr>
-        <w:t xml:space="preserve">Dengan ini menyatakan:  </w:t>
+        <w:t xml:space="preserve">Dengan </w:t>
+      </w:r>
+      <w:proofErr w:type="spellStart"/>
+      <w:r>
+        <w:rPr>
+          <w:rFonts w:ascii="Bookman Old Style" w:eastAsia="Bookman Old Style" w:hAnsi="Bookman Old Style" w:cs="Bookman Old Style"/>
+          <w:sz w:val="24"/>
+          <w:szCs w:val="24"/>
+          <w:lang w:val="en"/>
+        </w:rPr>
+        <w:t>ini</w:t>
+      </w:r>
+      <w:proofErr w:type="spellEnd"/>
+      <w:r>
+        <w:rPr>
+          <w:rFonts w:ascii="Bookman Old Style" w:eastAsia="Bookman Old Style" w:hAnsi="Bookman Old Style" w:cs="Bookman Old Style"/>
+          <w:sz w:val="24"/>
+          <w:szCs w:val="24"/>
+          <w:lang w:val="en"/>
+        </w:rPr>
+        <w:t xml:space="preserve"> </w:t>
+      </w:r>
+      <w:proofErr w:type="spellStart"/>
+      <w:r>
+        <w:rPr>
+          <w:rFonts w:ascii="Bookman Old Style" w:eastAsia="Bookman Old Style" w:hAnsi="Bookman Old Style" w:cs="Bookman Old Style"/>
+          <w:sz w:val="24"/>
+          <w:szCs w:val="24"/>
+          <w:lang w:val="en"/>
+        </w:rPr>
+        <w:t>menyatakan</w:t>
+      </w:r>
+      <w:proofErr w:type="spellEnd"/>
+      <w:r>
+        <w:rPr>
+          <w:rFonts w:ascii="Bookman Old Style" w:eastAsia="Bookman Old Style" w:hAnsi="Bookman Old Style" w:cs="Bookman Old Style"/>
+          <w:sz w:val="24"/>
+          <w:szCs w:val="24"/>
+          <w:lang w:val="en"/>
+        </w:rPr>
+        <w:t xml:space="preserve">:  </w:t>
       </w:r>
     </w:p>
     <w:p>
@@ -6043,7 +8292,127 @@
           <w:szCs w:val="24"/>
           <w:lang w:val="en"/>
         </w:rPr>
-        <w:t xml:space="preserve"> telah melaksanakan seluruh pekerjaan Pendataan Lapangan Sensus Ekonomi 2026 pada Badan Pusat Statistik </w:t>
+        <w:t xml:space="preserve"> </w:t>
+      </w:r>
+      <w:proofErr w:type="spellStart"/>
+      <w:r>
+        <w:rPr>
+          <w:rFonts w:ascii="Bookman Old Style" w:eastAsia="Bookman Old Style" w:hAnsi="Bookman Old Style" w:cs="Bookman Old Style"/>
+          <w:sz w:val="24"/>
+          <w:szCs w:val="24"/>
+          <w:lang w:val="en"/>
+        </w:rPr>
+        <w:t>telah</w:t>
+      </w:r>
+      <w:proofErr w:type="spellEnd"/>
+      <w:r>
+        <w:rPr>
+          <w:rFonts w:ascii="Bookman Old Style" w:eastAsia="Bookman Old Style" w:hAnsi="Bookman Old Style" w:cs="Bookman Old Style"/>
+          <w:sz w:val="24"/>
+          <w:szCs w:val="24"/>
+          <w:lang w:val="en"/>
+        </w:rPr>
+        <w:t xml:space="preserve"> </w:t>
+      </w:r>
+      <w:proofErr w:type="spellStart"/>
+      <w:r>
+        <w:rPr>
+          <w:rFonts w:ascii="Bookman Old Style" w:eastAsia="Bookman Old Style" w:hAnsi="Bookman Old Style" w:cs="Bookman Old Style"/>
+          <w:sz w:val="24"/>
+          <w:szCs w:val="24"/>
+          <w:lang w:val="en"/>
+        </w:rPr>
+        <w:t>melaksanakan</w:t>
+      </w:r>
+      <w:proofErr w:type="spellEnd"/>
+      <w:r>
+        <w:rPr>
+          <w:rFonts w:ascii="Bookman Old Style" w:eastAsia="Bookman Old Style" w:hAnsi="Bookman Old Style" w:cs="Bookman Old Style"/>
+          <w:sz w:val="24"/>
+          <w:szCs w:val="24"/>
+          <w:lang w:val="en"/>
+        </w:rPr>
+        <w:t xml:space="preserve"> </w:t>
+      </w:r>
+      <w:proofErr w:type="spellStart"/>
+      <w:r>
+        <w:rPr>
+          <w:rFonts w:ascii="Bookman Old Style" w:eastAsia="Bookman Old Style" w:hAnsi="Bookman Old Style" w:cs="Bookman Old Style"/>
+          <w:sz w:val="24"/>
+          <w:szCs w:val="24"/>
+          <w:lang w:val="en"/>
+        </w:rPr>
+        <w:t>seluruh</w:t>
+      </w:r>
+      <w:proofErr w:type="spellEnd"/>
+      <w:r>
+        <w:rPr>
+          <w:rFonts w:ascii="Bookman Old Style" w:eastAsia="Bookman Old Style" w:hAnsi="Bookman Old Style" w:cs="Bookman Old Style"/>
+          <w:sz w:val="24"/>
+          <w:szCs w:val="24"/>
+          <w:lang w:val="en"/>
+        </w:rPr>
+        <w:t xml:space="preserve"> </w:t>
+      </w:r>
+      <w:proofErr w:type="spellStart"/>
+      <w:r>
+        <w:rPr>
+          <w:rFonts w:ascii="Bookman Old Style" w:eastAsia="Bookman Old Style" w:hAnsi="Bookman Old Style" w:cs="Bookman Old Style"/>
+          <w:sz w:val="24"/>
+          <w:szCs w:val="24"/>
+          <w:lang w:val="en"/>
+        </w:rPr>
+        <w:t>pekerjaan</w:t>
+      </w:r>
+      <w:proofErr w:type="spellEnd"/>
+      <w:r>
+        <w:rPr>
+          <w:rFonts w:ascii="Bookman Old Style" w:eastAsia="Bookman Old Style" w:hAnsi="Bookman Old Style" w:cs="Bookman Old Style"/>
+          <w:sz w:val="24"/>
+          <w:szCs w:val="24"/>
+          <w:lang w:val="en"/>
+        </w:rPr>
+        <w:t xml:space="preserve"> </w:t>
+      </w:r>
+      <w:proofErr w:type="spellStart"/>
+      <w:r>
+        <w:rPr>
+          <w:rFonts w:ascii="Bookman Old Style" w:eastAsia="Bookman Old Style" w:hAnsi="Bookman Old Style" w:cs="Bookman Old Style"/>
+          <w:sz w:val="24"/>
+          <w:szCs w:val="24"/>
+          <w:lang w:val="en"/>
+        </w:rPr>
+        <w:t>Pendataan</w:t>
+      </w:r>
+      <w:proofErr w:type="spellEnd"/>
+      <w:r>
+        <w:rPr>
+          <w:rFonts w:ascii="Bookman Old Style" w:eastAsia="Bookman Old Style" w:hAnsi="Bookman Old Style" w:cs="Bookman Old Style"/>
+          <w:sz w:val="24"/>
+          <w:szCs w:val="24"/>
+          <w:lang w:val="en"/>
+        </w:rPr>
+        <w:t xml:space="preserve"> Lapangan Sensus Ekonomi 2026 pada Badan Pusat </w:t>
+      </w:r>
+      <w:proofErr w:type="spellStart"/>
+      <w:r>
+        <w:rPr>
+          <w:rFonts w:ascii="Bookman Old Style" w:eastAsia="Bookman Old Style" w:hAnsi="Bookman Old Style" w:cs="Bookman Old Style"/>
+          <w:sz w:val="24"/>
+          <w:szCs w:val="24"/>
+          <w:lang w:val="en"/>
+        </w:rPr>
+        <w:t>Statistik</w:t>
+      </w:r>
+      <w:proofErr w:type="spellEnd"/>
+      <w:r>
+        <w:rPr>
+          <w:rFonts w:ascii="Bookman Old Style" w:eastAsia="Bookman Old Style" w:hAnsi="Bookman Old Style" w:cs="Bookman Old Style"/>
+          <w:sz w:val="24"/>
+          <w:szCs w:val="24"/>
+          <w:lang w:val="en"/>
+        </w:rPr>
+        <w:t xml:space="preserve"> </w:t>
       </w:r>
       <w:r>
         <w:rPr>
@@ -6061,7 +8430,67 @@
           <w:szCs w:val="24"/>
           <w:lang w:val="en"/>
         </w:rPr>
-        <w:t xml:space="preserve"> berdasarkan Perjanjian Kerja Nomor: </w:t>
+        <w:t xml:space="preserve"> </w:t>
+      </w:r>
+      <w:proofErr w:type="spellStart"/>
+      <w:r>
+        <w:rPr>
+          <w:rFonts w:ascii="Bookman Old Style" w:eastAsia="Bookman Old Style" w:hAnsi="Bookman Old Style" w:cs="Bookman Old Style"/>
+          <w:sz w:val="24"/>
+          <w:szCs w:val="24"/>
+          <w:lang w:val="en"/>
+        </w:rPr>
+        <w:t>berdasarkan</w:t>
+      </w:r>
+      <w:proofErr w:type="spellEnd"/>
+      <w:r>
+        <w:rPr>
+          <w:rFonts w:ascii="Bookman Old Style" w:eastAsia="Bookman Old Style" w:hAnsi="Bookman Old Style" w:cs="Bookman Old Style"/>
+          <w:sz w:val="24"/>
+          <w:szCs w:val="24"/>
+          <w:lang w:val="en"/>
+        </w:rPr>
+        <w:t xml:space="preserve"> </w:t>
+      </w:r>
+      <w:proofErr w:type="spellStart"/>
+      <w:r>
+        <w:rPr>
+          <w:rFonts w:ascii="Bookman Old Style" w:eastAsia="Bookman Old Style" w:hAnsi="Bookman Old Style" w:cs="Bookman Old Style"/>
+          <w:sz w:val="24"/>
+          <w:szCs w:val="24"/>
+          <w:lang w:val="en"/>
+        </w:rPr>
+        <w:t>Perjanjian</w:t>
+      </w:r>
+      <w:proofErr w:type="spellEnd"/>
+      <w:r>
+        <w:rPr>
+          <w:rFonts w:ascii="Bookman Old Style" w:eastAsia="Bookman Old Style" w:hAnsi="Bookman Old Style" w:cs="Bookman Old Style"/>
+          <w:sz w:val="24"/>
+          <w:szCs w:val="24"/>
+          <w:lang w:val="en"/>
+        </w:rPr>
+        <w:t xml:space="preserve"> </w:t>
+      </w:r>
+      <w:proofErr w:type="spellStart"/>
+      <w:r>
+        <w:rPr>
+          <w:rFonts w:ascii="Bookman Old Style" w:eastAsia="Bookman Old Style" w:hAnsi="Bookman Old Style" w:cs="Bookman Old Style"/>
+          <w:sz w:val="24"/>
+          <w:szCs w:val="24"/>
+          <w:lang w:val="en"/>
+        </w:rPr>
+        <w:t>Kerja</w:t>
+      </w:r>
+      <w:proofErr w:type="spellEnd"/>
+      <w:r>
+        <w:rPr>
+          <w:rFonts w:ascii="Bookman Old Style" w:eastAsia="Bookman Old Style" w:hAnsi="Bookman Old Style" w:cs="Bookman Old Style"/>
+          <w:sz w:val="24"/>
+          <w:szCs w:val="24"/>
+          <w:lang w:val="en"/>
+        </w:rPr>
+        <w:t xml:space="preserve"> Nomor: </w:t>
       </w:r>
       <w:r>
         <w:rPr>
@@ -6072,6 +8501,7 @@
         </w:rPr>
         <w:t>{</w:t>
       </w:r>
+      <w:proofErr w:type="spellStart"/>
       <w:r>
         <w:rPr>
           <w:rFonts w:ascii="Bookman Old Style" w:eastAsia="Bookman Old Style" w:hAnsi="Bookman Old Style" w:cs="Bookman Old Style"/>
@@ -6099,6 +8529,7 @@
         </w:rPr>
         <w:t>spk</w:t>
       </w:r>
+      <w:proofErr w:type="spellEnd"/>
       <w:r>
         <w:rPr>
           <w:rFonts w:ascii="Bookman Old Style" w:eastAsia="Bookman Old Style" w:hAnsi="Bookman Old Style" w:cs="Bookman Old Style"/>
@@ -6115,8 +8546,19 @@
           <w:szCs w:val="24"/>
           <w:lang w:val="en"/>
         </w:rPr>
-        <w:t>, sesuai dengan target pekerjaan yang ditetapkan sebesar</w:t>
-      </w:r>
+        <w:t xml:space="preserve">, </w:t>
+      </w:r>
+      <w:proofErr w:type="spellStart"/>
+      <w:r>
+        <w:rPr>
+          <w:rFonts w:ascii="Bookman Old Style" w:eastAsia="Bookman Old Style" w:hAnsi="Bookman Old Style" w:cs="Bookman Old Style"/>
+          <w:sz w:val="24"/>
+          <w:szCs w:val="24"/>
+          <w:lang w:val="en"/>
+        </w:rPr>
+        <w:t>sesuai</w:t>
+      </w:r>
+      <w:proofErr w:type="spellEnd"/>
       <w:r>
         <w:rPr>
           <w:rFonts w:ascii="Bookman Old Style" w:eastAsia="Bookman Old Style" w:hAnsi="Bookman Old Style" w:cs="Bookman Old Style"/>
@@ -6126,6 +8568,86 @@
         </w:rPr>
         <w:t xml:space="preserve"> </w:t>
       </w:r>
+      <w:proofErr w:type="spellStart"/>
+      <w:r>
+        <w:rPr>
+          <w:rFonts w:ascii="Bookman Old Style" w:eastAsia="Bookman Old Style" w:hAnsi="Bookman Old Style" w:cs="Bookman Old Style"/>
+          <w:sz w:val="24"/>
+          <w:szCs w:val="24"/>
+          <w:lang w:val="en"/>
+        </w:rPr>
+        <w:t>dengan</w:t>
+      </w:r>
+      <w:proofErr w:type="spellEnd"/>
+      <w:r>
+        <w:rPr>
+          <w:rFonts w:ascii="Bookman Old Style" w:eastAsia="Bookman Old Style" w:hAnsi="Bookman Old Style" w:cs="Bookman Old Style"/>
+          <w:sz w:val="24"/>
+          <w:szCs w:val="24"/>
+          <w:lang w:val="en"/>
+        </w:rPr>
+        <w:t xml:space="preserve"> target </w:t>
+      </w:r>
+      <w:proofErr w:type="spellStart"/>
+      <w:r>
+        <w:rPr>
+          <w:rFonts w:ascii="Bookman Old Style" w:eastAsia="Bookman Old Style" w:hAnsi="Bookman Old Style" w:cs="Bookman Old Style"/>
+          <w:sz w:val="24"/>
+          <w:szCs w:val="24"/>
+          <w:lang w:val="en"/>
+        </w:rPr>
+        <w:t>pekerjaan</w:t>
+      </w:r>
+      <w:proofErr w:type="spellEnd"/>
+      <w:r>
+        <w:rPr>
+          <w:rFonts w:ascii="Bookman Old Style" w:eastAsia="Bookman Old Style" w:hAnsi="Bookman Old Style" w:cs="Bookman Old Style"/>
+          <w:sz w:val="24"/>
+          <w:szCs w:val="24"/>
+          <w:lang w:val="en"/>
+        </w:rPr>
+        <w:t xml:space="preserve"> yang </w:t>
+      </w:r>
+      <w:proofErr w:type="spellStart"/>
+      <w:r>
+        <w:rPr>
+          <w:rFonts w:ascii="Bookman Old Style" w:eastAsia="Bookman Old Style" w:hAnsi="Bookman Old Style" w:cs="Bookman Old Style"/>
+          <w:sz w:val="24"/>
+          <w:szCs w:val="24"/>
+          <w:lang w:val="en"/>
+        </w:rPr>
+        <w:t>ditetapkan</w:t>
+      </w:r>
+      <w:proofErr w:type="spellEnd"/>
+      <w:r>
+        <w:rPr>
+          <w:rFonts w:ascii="Bookman Old Style" w:eastAsia="Bookman Old Style" w:hAnsi="Bookman Old Style" w:cs="Bookman Old Style"/>
+          <w:sz w:val="24"/>
+          <w:szCs w:val="24"/>
+          <w:lang w:val="en"/>
+        </w:rPr>
+        <w:t xml:space="preserve"> </w:t>
+      </w:r>
+      <w:proofErr w:type="spellStart"/>
+      <w:r>
+        <w:rPr>
+          <w:rFonts w:ascii="Bookman Old Style" w:eastAsia="Bookman Old Style" w:hAnsi="Bookman Old Style" w:cs="Bookman Old Style"/>
+          <w:sz w:val="24"/>
+          <w:szCs w:val="24"/>
+          <w:lang w:val="en"/>
+        </w:rPr>
+        <w:t>sebesar</w:t>
+      </w:r>
+      <w:proofErr w:type="spellEnd"/>
+      <w:r>
+        <w:rPr>
+          <w:rFonts w:ascii="Bookman Old Style" w:eastAsia="Bookman Old Style" w:hAnsi="Bookman Old Style" w:cs="Bookman Old Style"/>
+          <w:sz w:val="24"/>
+          <w:szCs w:val="24"/>
+          <w:lang w:val="en"/>
+        </w:rPr>
+        <w:t xml:space="preserve"> </w:t>
+      </w:r>
       <w:r>
         <w:rPr>
           <w:rFonts w:ascii="Bookman Old Style" w:eastAsia="Bookman Old Style" w:hAnsi="Bookman Old Style" w:cs="Bookman Old Style"/>
@@ -6135,6 +8657,7 @@
         </w:rPr>
         <w:t>{</w:t>
       </w:r>
+      <w:proofErr w:type="spellStart"/>
       <w:r>
         <w:rPr>
           <w:rFonts w:ascii="Bookman Old Style" w:eastAsia="Bookman Old Style" w:hAnsi="Bookman Old Style" w:cs="Bookman Old Style"/>
@@ -6153,6 +8676,7 @@
         </w:rPr>
         <w:t>ongoing</w:t>
       </w:r>
+      <w:proofErr w:type="spellEnd"/>
       <w:r>
         <w:rPr>
           <w:rFonts w:ascii="Bookman Old Style" w:eastAsia="Bookman Old Style" w:hAnsi="Bookman Old Style" w:cs="Bookman Old Style"/>
@@ -6178,7 +8702,107 @@
           <w:szCs w:val="24"/>
           <w:lang w:val="en"/>
         </w:rPr>
-        <w:t>SLS/Sub-SLS dan/atau usaha besar selama pendataan 1</w:t>
+        <w:t>SLS/Sub-SLS dan/</w:t>
+      </w:r>
+      <w:proofErr w:type="spellStart"/>
+      <w:r>
+        <w:rPr>
+          <w:rFonts w:ascii="Bookman Old Style" w:eastAsia="Bookman Old Style" w:hAnsi="Bookman Old Style" w:cs="Bookman Old Style"/>
+          <w:sz w:val="24"/>
+          <w:szCs w:val="24"/>
+          <w:lang w:val="en"/>
+        </w:rPr>
+        <w:t>atau</w:t>
+      </w:r>
+      <w:proofErr w:type="spellEnd"/>
+      <w:r>
+        <w:rPr>
+          <w:rFonts w:ascii="Bookman Old Style" w:eastAsia="Bookman Old Style" w:hAnsi="Bookman Old Style" w:cs="Bookman Old Style"/>
+          <w:sz w:val="24"/>
+          <w:szCs w:val="24"/>
+          <w:lang w:val="en"/>
+        </w:rPr>
+        <w:t xml:space="preserve"> </w:t>
+      </w:r>
+      <w:proofErr w:type="spellStart"/>
+      <w:r>
+        <w:rPr>
+          <w:rFonts w:ascii="Bookman Old Style" w:eastAsia="Bookman Old Style" w:hAnsi="Bookman Old Style" w:cs="Bookman Old Style"/>
+          <w:sz w:val="24"/>
+          <w:szCs w:val="24"/>
+          <w:lang w:val="en"/>
+        </w:rPr>
+        <w:t>usaha</w:t>
+      </w:r>
+      <w:proofErr w:type="spellEnd"/>
+      <w:r>
+        <w:rPr>
+          <w:rFonts w:ascii="Bookman Old Style" w:eastAsia="Bookman Old Style" w:hAnsi="Bookman Old Style" w:cs="Bookman Old Style"/>
+          <w:sz w:val="24"/>
+          <w:szCs w:val="24"/>
+          <w:lang w:val="en"/>
+        </w:rPr>
+        <w:t xml:space="preserve"> </w:t>
+      </w:r>
+      <w:proofErr w:type="spellStart"/>
+      <w:r>
+        <w:rPr>
+          <w:rFonts w:ascii="Bookman Old Style" w:eastAsia="Bookman Old Style" w:hAnsi="Bookman Old Style" w:cs="Bookman Old Style"/>
+          <w:sz w:val="24"/>
+          <w:szCs w:val="24"/>
+          <w:lang w:val="en"/>
+        </w:rPr>
+        <w:t>besar</w:t>
+      </w:r>
+      <w:proofErr w:type="spellEnd"/>
+      <w:r>
+        <w:rPr>
+          <w:rFonts w:ascii="Bookman Old Style" w:eastAsia="Bookman Old Style" w:hAnsi="Bookman Old Style" w:cs="Bookman Old Style"/>
+          <w:sz w:val="24"/>
+          <w:szCs w:val="24"/>
+          <w:lang w:val="en"/>
+        </w:rPr>
+        <w:t xml:space="preserve"> </w:t>
+      </w:r>
+      <w:proofErr w:type="spellStart"/>
+      <w:r>
+        <w:rPr>
+          <w:rFonts w:ascii="Bookman Old Style" w:eastAsia="Bookman Old Style" w:hAnsi="Bookman Old Style" w:cs="Bookman Old Style"/>
+          <w:sz w:val="24"/>
+          <w:szCs w:val="24"/>
+          <w:lang w:val="en"/>
+        </w:rPr>
+        <w:t>selama</w:t>
+      </w:r>
+      <w:proofErr w:type="spellEnd"/>
+      <w:r>
+        <w:rPr>
+          <w:rFonts w:ascii="Bookman Old Style" w:eastAsia="Bookman Old Style" w:hAnsi="Bookman Old Style" w:cs="Bookman Old Style"/>
+          <w:sz w:val="24"/>
+          <w:szCs w:val="24"/>
+          <w:lang w:val="en"/>
+        </w:rPr>
+        <w:t xml:space="preserve"> </w:t>
+      </w:r>
+      <w:proofErr w:type="spellStart"/>
+      <w:r>
+        <w:rPr>
+          <w:rFonts w:ascii="Bookman Old Style" w:eastAsia="Bookman Old Style" w:hAnsi="Bookman Old Style" w:cs="Bookman Old Style"/>
+          <w:sz w:val="24"/>
+          <w:szCs w:val="24"/>
+          <w:lang w:val="en"/>
+        </w:rPr>
+        <w:t>pendataan</w:t>
+      </w:r>
+      <w:proofErr w:type="spellEnd"/>
+      <w:r>
+        <w:rPr>
+          <w:rFonts w:ascii="Bookman Old Style" w:eastAsia="Bookman Old Style" w:hAnsi="Bookman Old Style" w:cs="Bookman Old Style"/>
+          <w:sz w:val="24"/>
+          <w:szCs w:val="24"/>
+          <w:lang w:val="en"/>
+        </w:rPr>
+        <w:t xml:space="preserve"> 1</w:t>
       </w:r>
       <w:r>
         <w:rPr>
@@ -6214,7 +8838,47 @@
           <w:szCs w:val="24"/>
           <w:lang w:val="en"/>
         </w:rPr>
-        <w:t>i 2026 sampai dengan 31 Agustus 2026.</w:t>
+        <w:t xml:space="preserve">i 2026 </w:t>
+      </w:r>
+      <w:proofErr w:type="spellStart"/>
+      <w:r>
+        <w:rPr>
+          <w:rFonts w:ascii="Bookman Old Style" w:eastAsia="Bookman Old Style" w:hAnsi="Bookman Old Style" w:cs="Bookman Old Style"/>
+          <w:sz w:val="24"/>
+          <w:szCs w:val="24"/>
+          <w:lang w:val="en"/>
+        </w:rPr>
+        <w:t>sampai</w:t>
+      </w:r>
+      <w:proofErr w:type="spellEnd"/>
+      <w:r>
+        <w:rPr>
+          <w:rFonts w:ascii="Bookman Old Style" w:eastAsia="Bookman Old Style" w:hAnsi="Bookman Old Style" w:cs="Bookman Old Style"/>
+          <w:sz w:val="24"/>
+          <w:szCs w:val="24"/>
+          <w:lang w:val="en"/>
+        </w:rPr>
+        <w:t xml:space="preserve"> </w:t>
+      </w:r>
+      <w:proofErr w:type="spellStart"/>
+      <w:r>
+        <w:rPr>
+          <w:rFonts w:ascii="Bookman Old Style" w:eastAsia="Bookman Old Style" w:hAnsi="Bookman Old Style" w:cs="Bookman Old Style"/>
+          <w:sz w:val="24"/>
+          <w:szCs w:val="24"/>
+          <w:lang w:val="en"/>
+        </w:rPr>
+        <w:t>dengan</w:t>
+      </w:r>
+      <w:proofErr w:type="spellEnd"/>
+      <w:r>
+        <w:rPr>
+          <w:rFonts w:ascii="Bookman Old Style" w:eastAsia="Bookman Old Style" w:hAnsi="Bookman Old Style" w:cs="Bookman Old Style"/>
+          <w:sz w:val="24"/>
+          <w:szCs w:val="24"/>
+          <w:lang w:val="en"/>
+        </w:rPr>
+        <w:t xml:space="preserve"> 31 Agustus 2026.</w:t>
       </w:r>
     </w:p>
     <w:p>
@@ -6441,7 +9105,407 @@
           <w:szCs w:val="24"/>
           <w:lang w:val="en"/>
         </w:rPr>
-        <w:t xml:space="preserve">Hasil pekerjaan pendataan sebagaimana dimaksud pada angka 4 yang memerlukan pemeriksaan lanjutan, akan dilakukan pengecekan, perubahan, dan/atau kunjungan kembali ke lapangan merujuk pada perjanjian yang ditandatangani oleh </w:t>
+        <w:t xml:space="preserve">Hasil </w:t>
+      </w:r>
+      <w:proofErr w:type="spellStart"/>
+      <w:r>
+        <w:rPr>
+          <w:rFonts w:ascii="Bookman Old Style" w:eastAsia="Bookman Old Style" w:hAnsi="Bookman Old Style" w:cs="Bookman Old Style"/>
+          <w:sz w:val="24"/>
+          <w:szCs w:val="24"/>
+          <w:lang w:val="en"/>
+        </w:rPr>
+        <w:t>pekerjaan</w:t>
+      </w:r>
+      <w:proofErr w:type="spellEnd"/>
+      <w:r>
+        <w:rPr>
+          <w:rFonts w:ascii="Bookman Old Style" w:eastAsia="Bookman Old Style" w:hAnsi="Bookman Old Style" w:cs="Bookman Old Style"/>
+          <w:sz w:val="24"/>
+          <w:szCs w:val="24"/>
+          <w:lang w:val="en"/>
+        </w:rPr>
+        <w:t xml:space="preserve"> </w:t>
+      </w:r>
+      <w:proofErr w:type="spellStart"/>
+      <w:r>
+        <w:rPr>
+          <w:rFonts w:ascii="Bookman Old Style" w:eastAsia="Bookman Old Style" w:hAnsi="Bookman Old Style" w:cs="Bookman Old Style"/>
+          <w:sz w:val="24"/>
+          <w:szCs w:val="24"/>
+          <w:lang w:val="en"/>
+        </w:rPr>
+        <w:t>pendataan</w:t>
+      </w:r>
+      <w:proofErr w:type="spellEnd"/>
+      <w:r>
+        <w:rPr>
+          <w:rFonts w:ascii="Bookman Old Style" w:eastAsia="Bookman Old Style" w:hAnsi="Bookman Old Style" w:cs="Bookman Old Style"/>
+          <w:sz w:val="24"/>
+          <w:szCs w:val="24"/>
+          <w:lang w:val="en"/>
+        </w:rPr>
+        <w:t xml:space="preserve"> </w:t>
+      </w:r>
+      <w:proofErr w:type="spellStart"/>
+      <w:r>
+        <w:rPr>
+          <w:rFonts w:ascii="Bookman Old Style" w:eastAsia="Bookman Old Style" w:hAnsi="Bookman Old Style" w:cs="Bookman Old Style"/>
+          <w:sz w:val="24"/>
+          <w:szCs w:val="24"/>
+          <w:lang w:val="en"/>
+        </w:rPr>
+        <w:t>sebagaimana</w:t>
+      </w:r>
+      <w:proofErr w:type="spellEnd"/>
+      <w:r>
+        <w:rPr>
+          <w:rFonts w:ascii="Bookman Old Style" w:eastAsia="Bookman Old Style" w:hAnsi="Bookman Old Style" w:cs="Bookman Old Style"/>
+          <w:sz w:val="24"/>
+          <w:szCs w:val="24"/>
+          <w:lang w:val="en"/>
+        </w:rPr>
+        <w:t xml:space="preserve"> </w:t>
+      </w:r>
+      <w:proofErr w:type="spellStart"/>
+      <w:r>
+        <w:rPr>
+          <w:rFonts w:ascii="Bookman Old Style" w:eastAsia="Bookman Old Style" w:hAnsi="Bookman Old Style" w:cs="Bookman Old Style"/>
+          <w:sz w:val="24"/>
+          <w:szCs w:val="24"/>
+          <w:lang w:val="en"/>
+        </w:rPr>
+        <w:t>dimaksud</w:t>
+      </w:r>
+      <w:proofErr w:type="spellEnd"/>
+      <w:r>
+        <w:rPr>
+          <w:rFonts w:ascii="Bookman Old Style" w:eastAsia="Bookman Old Style" w:hAnsi="Bookman Old Style" w:cs="Bookman Old Style"/>
+          <w:sz w:val="24"/>
+          <w:szCs w:val="24"/>
+          <w:lang w:val="en"/>
+        </w:rPr>
+        <w:t xml:space="preserve"> pada </w:t>
+      </w:r>
+      <w:proofErr w:type="spellStart"/>
+      <w:r>
+        <w:rPr>
+          <w:rFonts w:ascii="Bookman Old Style" w:eastAsia="Bookman Old Style" w:hAnsi="Bookman Old Style" w:cs="Bookman Old Style"/>
+          <w:sz w:val="24"/>
+          <w:szCs w:val="24"/>
+          <w:lang w:val="en"/>
+        </w:rPr>
+        <w:t>angka</w:t>
+      </w:r>
+      <w:proofErr w:type="spellEnd"/>
+      <w:r>
+        <w:rPr>
+          <w:rFonts w:ascii="Bookman Old Style" w:eastAsia="Bookman Old Style" w:hAnsi="Bookman Old Style" w:cs="Bookman Old Style"/>
+          <w:sz w:val="24"/>
+          <w:szCs w:val="24"/>
+          <w:lang w:val="en"/>
+        </w:rPr>
+        <w:t xml:space="preserve"> 4 yang </w:t>
+      </w:r>
+      <w:proofErr w:type="spellStart"/>
+      <w:r>
+        <w:rPr>
+          <w:rFonts w:ascii="Bookman Old Style" w:eastAsia="Bookman Old Style" w:hAnsi="Bookman Old Style" w:cs="Bookman Old Style"/>
+          <w:sz w:val="24"/>
+          <w:szCs w:val="24"/>
+          <w:lang w:val="en"/>
+        </w:rPr>
+        <w:t>memerlukan</w:t>
+      </w:r>
+      <w:proofErr w:type="spellEnd"/>
+      <w:r>
+        <w:rPr>
+          <w:rFonts w:ascii="Bookman Old Style" w:eastAsia="Bookman Old Style" w:hAnsi="Bookman Old Style" w:cs="Bookman Old Style"/>
+          <w:sz w:val="24"/>
+          <w:szCs w:val="24"/>
+          <w:lang w:val="en"/>
+        </w:rPr>
+        <w:t xml:space="preserve"> </w:t>
+      </w:r>
+      <w:proofErr w:type="spellStart"/>
+      <w:r>
+        <w:rPr>
+          <w:rFonts w:ascii="Bookman Old Style" w:eastAsia="Bookman Old Style" w:hAnsi="Bookman Old Style" w:cs="Bookman Old Style"/>
+          <w:sz w:val="24"/>
+          <w:szCs w:val="24"/>
+          <w:lang w:val="en"/>
+        </w:rPr>
+        <w:t>pemeriksaan</w:t>
+      </w:r>
+      <w:proofErr w:type="spellEnd"/>
+      <w:r>
+        <w:rPr>
+          <w:rFonts w:ascii="Bookman Old Style" w:eastAsia="Bookman Old Style" w:hAnsi="Bookman Old Style" w:cs="Bookman Old Style"/>
+          <w:sz w:val="24"/>
+          <w:szCs w:val="24"/>
+          <w:lang w:val="en"/>
+        </w:rPr>
+        <w:t xml:space="preserve"> </w:t>
+      </w:r>
+      <w:proofErr w:type="spellStart"/>
+      <w:r>
+        <w:rPr>
+          <w:rFonts w:ascii="Bookman Old Style" w:eastAsia="Bookman Old Style" w:hAnsi="Bookman Old Style" w:cs="Bookman Old Style"/>
+          <w:sz w:val="24"/>
+          <w:szCs w:val="24"/>
+          <w:lang w:val="en"/>
+        </w:rPr>
+        <w:t>lanjutan</w:t>
+      </w:r>
+      <w:proofErr w:type="spellEnd"/>
+      <w:r>
+        <w:rPr>
+          <w:rFonts w:ascii="Bookman Old Style" w:eastAsia="Bookman Old Style" w:hAnsi="Bookman Old Style" w:cs="Bookman Old Style"/>
+          <w:sz w:val="24"/>
+          <w:szCs w:val="24"/>
+          <w:lang w:val="en"/>
+        </w:rPr>
+        <w:t xml:space="preserve">, </w:t>
+      </w:r>
+      <w:proofErr w:type="spellStart"/>
+      <w:r>
+        <w:rPr>
+          <w:rFonts w:ascii="Bookman Old Style" w:eastAsia="Bookman Old Style" w:hAnsi="Bookman Old Style" w:cs="Bookman Old Style"/>
+          <w:sz w:val="24"/>
+          <w:szCs w:val="24"/>
+          <w:lang w:val="en"/>
+        </w:rPr>
+        <w:t>akan</w:t>
+      </w:r>
+      <w:proofErr w:type="spellEnd"/>
+      <w:r>
+        <w:rPr>
+          <w:rFonts w:ascii="Bookman Old Style" w:eastAsia="Bookman Old Style" w:hAnsi="Bookman Old Style" w:cs="Bookman Old Style"/>
+          <w:sz w:val="24"/>
+          <w:szCs w:val="24"/>
+          <w:lang w:val="en"/>
+        </w:rPr>
+        <w:t xml:space="preserve"> </w:t>
+      </w:r>
+      <w:proofErr w:type="spellStart"/>
+      <w:r>
+        <w:rPr>
+          <w:rFonts w:ascii="Bookman Old Style" w:eastAsia="Bookman Old Style" w:hAnsi="Bookman Old Style" w:cs="Bookman Old Style"/>
+          <w:sz w:val="24"/>
+          <w:szCs w:val="24"/>
+          <w:lang w:val="en"/>
+        </w:rPr>
+        <w:t>dilakukan</w:t>
+      </w:r>
+      <w:proofErr w:type="spellEnd"/>
+      <w:r>
+        <w:rPr>
+          <w:rFonts w:ascii="Bookman Old Style" w:eastAsia="Bookman Old Style" w:hAnsi="Bookman Old Style" w:cs="Bookman Old Style"/>
+          <w:sz w:val="24"/>
+          <w:szCs w:val="24"/>
+          <w:lang w:val="en"/>
+        </w:rPr>
+        <w:t xml:space="preserve"> </w:t>
+      </w:r>
+      <w:proofErr w:type="spellStart"/>
+      <w:r>
+        <w:rPr>
+          <w:rFonts w:ascii="Bookman Old Style" w:eastAsia="Bookman Old Style" w:hAnsi="Bookman Old Style" w:cs="Bookman Old Style"/>
+          <w:sz w:val="24"/>
+          <w:szCs w:val="24"/>
+          <w:lang w:val="en"/>
+        </w:rPr>
+        <w:t>pengecekan</w:t>
+      </w:r>
+      <w:proofErr w:type="spellEnd"/>
+      <w:r>
+        <w:rPr>
+          <w:rFonts w:ascii="Bookman Old Style" w:eastAsia="Bookman Old Style" w:hAnsi="Bookman Old Style" w:cs="Bookman Old Style"/>
+          <w:sz w:val="24"/>
+          <w:szCs w:val="24"/>
+          <w:lang w:val="en"/>
+        </w:rPr>
+        <w:t xml:space="preserve">, </w:t>
+      </w:r>
+      <w:proofErr w:type="spellStart"/>
+      <w:r>
+        <w:rPr>
+          <w:rFonts w:ascii="Bookman Old Style" w:eastAsia="Bookman Old Style" w:hAnsi="Bookman Old Style" w:cs="Bookman Old Style"/>
+          <w:sz w:val="24"/>
+          <w:szCs w:val="24"/>
+          <w:lang w:val="en"/>
+        </w:rPr>
+        <w:t>perubahan</w:t>
+      </w:r>
+      <w:proofErr w:type="spellEnd"/>
+      <w:r>
+        <w:rPr>
+          <w:rFonts w:ascii="Bookman Old Style" w:eastAsia="Bookman Old Style" w:hAnsi="Bookman Old Style" w:cs="Bookman Old Style"/>
+          <w:sz w:val="24"/>
+          <w:szCs w:val="24"/>
+          <w:lang w:val="en"/>
+        </w:rPr>
+        <w:t>, dan/</w:t>
+      </w:r>
+      <w:proofErr w:type="spellStart"/>
+      <w:r>
+        <w:rPr>
+          <w:rFonts w:ascii="Bookman Old Style" w:eastAsia="Bookman Old Style" w:hAnsi="Bookman Old Style" w:cs="Bookman Old Style"/>
+          <w:sz w:val="24"/>
+          <w:szCs w:val="24"/>
+          <w:lang w:val="en"/>
+        </w:rPr>
+        <w:t>atau</w:t>
+      </w:r>
+      <w:proofErr w:type="spellEnd"/>
+      <w:r>
+        <w:rPr>
+          <w:rFonts w:ascii="Bookman Old Style" w:eastAsia="Bookman Old Style" w:hAnsi="Bookman Old Style" w:cs="Bookman Old Style"/>
+          <w:sz w:val="24"/>
+          <w:szCs w:val="24"/>
+          <w:lang w:val="en"/>
+        </w:rPr>
+        <w:t xml:space="preserve"> </w:t>
+      </w:r>
+      <w:proofErr w:type="spellStart"/>
+      <w:r>
+        <w:rPr>
+          <w:rFonts w:ascii="Bookman Old Style" w:eastAsia="Bookman Old Style" w:hAnsi="Bookman Old Style" w:cs="Bookman Old Style"/>
+          <w:sz w:val="24"/>
+          <w:szCs w:val="24"/>
+          <w:lang w:val="en"/>
+        </w:rPr>
+        <w:t>kunjungan</w:t>
+      </w:r>
+      <w:proofErr w:type="spellEnd"/>
+      <w:r>
+        <w:rPr>
+          <w:rFonts w:ascii="Bookman Old Style" w:eastAsia="Bookman Old Style" w:hAnsi="Bookman Old Style" w:cs="Bookman Old Style"/>
+          <w:sz w:val="24"/>
+          <w:szCs w:val="24"/>
+          <w:lang w:val="en"/>
+        </w:rPr>
+        <w:t xml:space="preserve"> </w:t>
+      </w:r>
+      <w:proofErr w:type="spellStart"/>
+      <w:r>
+        <w:rPr>
+          <w:rFonts w:ascii="Bookman Old Style" w:eastAsia="Bookman Old Style" w:hAnsi="Bookman Old Style" w:cs="Bookman Old Style"/>
+          <w:sz w:val="24"/>
+          <w:szCs w:val="24"/>
+          <w:lang w:val="en"/>
+        </w:rPr>
+        <w:t>kembali</w:t>
+      </w:r>
+      <w:proofErr w:type="spellEnd"/>
+      <w:r>
+        <w:rPr>
+          <w:rFonts w:ascii="Bookman Old Style" w:eastAsia="Bookman Old Style" w:hAnsi="Bookman Old Style" w:cs="Bookman Old Style"/>
+          <w:sz w:val="24"/>
+          <w:szCs w:val="24"/>
+          <w:lang w:val="en"/>
+        </w:rPr>
+        <w:t xml:space="preserve"> </w:t>
+      </w:r>
+      <w:proofErr w:type="spellStart"/>
+      <w:r>
+        <w:rPr>
+          <w:rFonts w:ascii="Bookman Old Style" w:eastAsia="Bookman Old Style" w:hAnsi="Bookman Old Style" w:cs="Bookman Old Style"/>
+          <w:sz w:val="24"/>
+          <w:szCs w:val="24"/>
+          <w:lang w:val="en"/>
+        </w:rPr>
+        <w:t>ke</w:t>
+      </w:r>
+      <w:proofErr w:type="spellEnd"/>
+      <w:r>
+        <w:rPr>
+          <w:rFonts w:ascii="Bookman Old Style" w:eastAsia="Bookman Old Style" w:hAnsi="Bookman Old Style" w:cs="Bookman Old Style"/>
+          <w:sz w:val="24"/>
+          <w:szCs w:val="24"/>
+          <w:lang w:val="en"/>
+        </w:rPr>
+        <w:t xml:space="preserve"> </w:t>
+      </w:r>
+      <w:proofErr w:type="spellStart"/>
+      <w:r>
+        <w:rPr>
+          <w:rFonts w:ascii="Bookman Old Style" w:eastAsia="Bookman Old Style" w:hAnsi="Bookman Old Style" w:cs="Bookman Old Style"/>
+          <w:sz w:val="24"/>
+          <w:szCs w:val="24"/>
+          <w:lang w:val="en"/>
+        </w:rPr>
+        <w:t>lapangan</w:t>
+      </w:r>
+      <w:proofErr w:type="spellEnd"/>
+      <w:r>
+        <w:rPr>
+          <w:rFonts w:ascii="Bookman Old Style" w:eastAsia="Bookman Old Style" w:hAnsi="Bookman Old Style" w:cs="Bookman Old Style"/>
+          <w:sz w:val="24"/>
+          <w:szCs w:val="24"/>
+          <w:lang w:val="en"/>
+        </w:rPr>
+        <w:t xml:space="preserve"> </w:t>
+      </w:r>
+      <w:proofErr w:type="spellStart"/>
+      <w:r>
+        <w:rPr>
+          <w:rFonts w:ascii="Bookman Old Style" w:eastAsia="Bookman Old Style" w:hAnsi="Bookman Old Style" w:cs="Bookman Old Style"/>
+          <w:sz w:val="24"/>
+          <w:szCs w:val="24"/>
+          <w:lang w:val="en"/>
+        </w:rPr>
+        <w:t>merujuk</w:t>
+      </w:r>
+      <w:proofErr w:type="spellEnd"/>
+      <w:r>
+        <w:rPr>
+          <w:rFonts w:ascii="Bookman Old Style" w:eastAsia="Bookman Old Style" w:hAnsi="Bookman Old Style" w:cs="Bookman Old Style"/>
+          <w:sz w:val="24"/>
+          <w:szCs w:val="24"/>
+          <w:lang w:val="en"/>
+        </w:rPr>
+        <w:t xml:space="preserve"> pada </w:t>
+      </w:r>
+      <w:proofErr w:type="spellStart"/>
+      <w:r>
+        <w:rPr>
+          <w:rFonts w:ascii="Bookman Old Style" w:eastAsia="Bookman Old Style" w:hAnsi="Bookman Old Style" w:cs="Bookman Old Style"/>
+          <w:sz w:val="24"/>
+          <w:szCs w:val="24"/>
+          <w:lang w:val="en"/>
+        </w:rPr>
+        <w:t>perjanjian</w:t>
+      </w:r>
+      <w:proofErr w:type="spellEnd"/>
+      <w:r>
+        <w:rPr>
+          <w:rFonts w:ascii="Bookman Old Style" w:eastAsia="Bookman Old Style" w:hAnsi="Bookman Old Style" w:cs="Bookman Old Style"/>
+          <w:sz w:val="24"/>
+          <w:szCs w:val="24"/>
+          <w:lang w:val="en"/>
+        </w:rPr>
+        <w:t xml:space="preserve"> yang </w:t>
+      </w:r>
+      <w:proofErr w:type="spellStart"/>
+      <w:r>
+        <w:rPr>
+          <w:rFonts w:ascii="Bookman Old Style" w:eastAsia="Bookman Old Style" w:hAnsi="Bookman Old Style" w:cs="Bookman Old Style"/>
+          <w:sz w:val="24"/>
+          <w:szCs w:val="24"/>
+          <w:lang w:val="en"/>
+        </w:rPr>
+        <w:t>ditandatangani</w:t>
+      </w:r>
+      <w:proofErr w:type="spellEnd"/>
+      <w:r>
+        <w:rPr>
+          <w:rFonts w:ascii="Bookman Old Style" w:eastAsia="Bookman Old Style" w:hAnsi="Bookman Old Style" w:cs="Bookman Old Style"/>
+          <w:sz w:val="24"/>
+          <w:szCs w:val="24"/>
+          <w:lang w:val="en"/>
+        </w:rPr>
+        <w:t xml:space="preserve"> oleh </w:t>
       </w:r>
       <w:r>
         <w:rPr>
@@ -6499,14 +9563,45 @@
         </w:rPr>
         <w:t xml:space="preserve">PIHAK KEDUA </w:t>
       </w:r>
-      <w:r>
-        <w:rPr>
-          <w:rFonts w:ascii="Bookman Old Style" w:eastAsia="Bookman Old Style" w:hAnsi="Bookman Old Style" w:cs="Bookman Old Style"/>
-          <w:sz w:val="24"/>
-          <w:szCs w:val="24"/>
-          <w:lang w:val="en"/>
-        </w:rPr>
-        <w:t xml:space="preserve">menghapus Aplikasi </w:t>
+      <w:proofErr w:type="spellStart"/>
+      <w:r>
+        <w:rPr>
+          <w:rFonts w:ascii="Bookman Old Style" w:eastAsia="Bookman Old Style" w:hAnsi="Bookman Old Style" w:cs="Bookman Old Style"/>
+          <w:sz w:val="24"/>
+          <w:szCs w:val="24"/>
+          <w:lang w:val="en"/>
+        </w:rPr>
+        <w:t>menghapus</w:t>
+      </w:r>
+      <w:proofErr w:type="spellEnd"/>
+      <w:r>
+        <w:rPr>
+          <w:rFonts w:ascii="Bookman Old Style" w:eastAsia="Bookman Old Style" w:hAnsi="Bookman Old Style" w:cs="Bookman Old Style"/>
+          <w:sz w:val="24"/>
+          <w:szCs w:val="24"/>
+          <w:lang w:val="en"/>
+        </w:rPr>
+        <w:t xml:space="preserve"> </w:t>
+      </w:r>
+      <w:proofErr w:type="spellStart"/>
+      <w:r>
+        <w:rPr>
+          <w:rFonts w:ascii="Bookman Old Style" w:eastAsia="Bookman Old Style" w:hAnsi="Bookman Old Style" w:cs="Bookman Old Style"/>
+          <w:sz w:val="24"/>
+          <w:szCs w:val="24"/>
+          <w:lang w:val="en"/>
+        </w:rPr>
+        <w:t>Aplikasi</w:t>
+      </w:r>
+      <w:proofErr w:type="spellEnd"/>
+      <w:r>
+        <w:rPr>
+          <w:rFonts w:ascii="Bookman Old Style" w:eastAsia="Bookman Old Style" w:hAnsi="Bookman Old Style" w:cs="Bookman Old Style"/>
+          <w:sz w:val="24"/>
+          <w:szCs w:val="24"/>
+          <w:lang w:val="en"/>
+        </w:rPr>
+        <w:t xml:space="preserve"> </w:t>
       </w:r>
       <w:r>
         <w:rPr>
@@ -6526,7 +9621,67 @@
           <w:szCs w:val="24"/>
           <w:lang w:val="en"/>
         </w:rPr>
-        <w:t xml:space="preserve"> dan data hasil Pendataan Lapangan Sensus Ekonomi 2026 pada perangkat handphone </w:t>
+        <w:t xml:space="preserve"> dan data </w:t>
+      </w:r>
+      <w:proofErr w:type="spellStart"/>
+      <w:r>
+        <w:rPr>
+          <w:rFonts w:ascii="Bookman Old Style" w:eastAsia="Bookman Old Style" w:hAnsi="Bookman Old Style" w:cs="Bookman Old Style"/>
+          <w:sz w:val="24"/>
+          <w:szCs w:val="24"/>
+          <w:lang w:val="en"/>
+        </w:rPr>
+        <w:t>hasil</w:t>
+      </w:r>
+      <w:proofErr w:type="spellEnd"/>
+      <w:r>
+        <w:rPr>
+          <w:rFonts w:ascii="Bookman Old Style" w:eastAsia="Bookman Old Style" w:hAnsi="Bookman Old Style" w:cs="Bookman Old Style"/>
+          <w:sz w:val="24"/>
+          <w:szCs w:val="24"/>
+          <w:lang w:val="en"/>
+        </w:rPr>
+        <w:t xml:space="preserve"> </w:t>
+      </w:r>
+      <w:proofErr w:type="spellStart"/>
+      <w:r>
+        <w:rPr>
+          <w:rFonts w:ascii="Bookman Old Style" w:eastAsia="Bookman Old Style" w:hAnsi="Bookman Old Style" w:cs="Bookman Old Style"/>
+          <w:sz w:val="24"/>
+          <w:szCs w:val="24"/>
+          <w:lang w:val="en"/>
+        </w:rPr>
+        <w:t>Pendataan</w:t>
+      </w:r>
+      <w:proofErr w:type="spellEnd"/>
+      <w:r>
+        <w:rPr>
+          <w:rFonts w:ascii="Bookman Old Style" w:eastAsia="Bookman Old Style" w:hAnsi="Bookman Old Style" w:cs="Bookman Old Style"/>
+          <w:sz w:val="24"/>
+          <w:szCs w:val="24"/>
+          <w:lang w:val="en"/>
+        </w:rPr>
+        <w:t xml:space="preserve"> Lapangan Sensus Ekonomi 2026 pada </w:t>
+      </w:r>
+      <w:proofErr w:type="spellStart"/>
+      <w:r>
+        <w:rPr>
+          <w:rFonts w:ascii="Bookman Old Style" w:eastAsia="Bookman Old Style" w:hAnsi="Bookman Old Style" w:cs="Bookman Old Style"/>
+          <w:sz w:val="24"/>
+          <w:szCs w:val="24"/>
+          <w:lang w:val="en"/>
+        </w:rPr>
+        <w:t>perangkat</w:t>
+      </w:r>
+      <w:proofErr w:type="spellEnd"/>
+      <w:r>
+        <w:rPr>
+          <w:rFonts w:ascii="Bookman Old Style" w:eastAsia="Bookman Old Style" w:hAnsi="Bookman Old Style" w:cs="Bookman Old Style"/>
+          <w:sz w:val="24"/>
+          <w:szCs w:val="24"/>
+          <w:lang w:val="en"/>
+        </w:rPr>
+        <w:t xml:space="preserve"> handphone </w:t>
       </w:r>
       <w:r>
         <w:rPr>
@@ -6546,7 +9701,87 @@
           <w:szCs w:val="24"/>
           <w:lang w:val="en"/>
         </w:rPr>
-        <w:t xml:space="preserve"> disaksikan oleh pegawai BPS Kabupaten/Kota yang ditunjuk oleh </w:t>
+        <w:t xml:space="preserve"> </w:t>
+      </w:r>
+      <w:proofErr w:type="spellStart"/>
+      <w:r>
+        <w:rPr>
+          <w:rFonts w:ascii="Bookman Old Style" w:eastAsia="Bookman Old Style" w:hAnsi="Bookman Old Style" w:cs="Bookman Old Style"/>
+          <w:sz w:val="24"/>
+          <w:szCs w:val="24"/>
+          <w:lang w:val="en"/>
+        </w:rPr>
+        <w:t>disaksikan</w:t>
+      </w:r>
+      <w:proofErr w:type="spellEnd"/>
+      <w:r>
+        <w:rPr>
+          <w:rFonts w:ascii="Bookman Old Style" w:eastAsia="Bookman Old Style" w:hAnsi="Bookman Old Style" w:cs="Bookman Old Style"/>
+          <w:sz w:val="24"/>
+          <w:szCs w:val="24"/>
+          <w:lang w:val="en"/>
+        </w:rPr>
+        <w:t xml:space="preserve"> oleh </w:t>
+      </w:r>
+      <w:proofErr w:type="spellStart"/>
+      <w:r>
+        <w:rPr>
+          <w:rFonts w:ascii="Bookman Old Style" w:eastAsia="Bookman Old Style" w:hAnsi="Bookman Old Style" w:cs="Bookman Old Style"/>
+          <w:sz w:val="24"/>
+          <w:szCs w:val="24"/>
+          <w:lang w:val="en"/>
+        </w:rPr>
+        <w:t>pegawai</w:t>
+      </w:r>
+      <w:proofErr w:type="spellEnd"/>
+      <w:r>
+        <w:rPr>
+          <w:rFonts w:ascii="Bookman Old Style" w:eastAsia="Bookman Old Style" w:hAnsi="Bookman Old Style" w:cs="Bookman Old Style"/>
+          <w:sz w:val="24"/>
+          <w:szCs w:val="24"/>
+          <w:lang w:val="en"/>
+        </w:rPr>
+        <w:t xml:space="preserve"> BPS </w:t>
+      </w:r>
+      <w:proofErr w:type="spellStart"/>
+      <w:r>
+        <w:rPr>
+          <w:rFonts w:ascii="Bookman Old Style" w:eastAsia="Bookman Old Style" w:hAnsi="Bookman Old Style" w:cs="Bookman Old Style"/>
+          <w:sz w:val="24"/>
+          <w:szCs w:val="24"/>
+          <w:lang w:val="en"/>
+        </w:rPr>
+        <w:t>Kabupaten</w:t>
+      </w:r>
+      <w:proofErr w:type="spellEnd"/>
+      <w:r>
+        <w:rPr>
+          <w:rFonts w:ascii="Bookman Old Style" w:eastAsia="Bookman Old Style" w:hAnsi="Bookman Old Style" w:cs="Bookman Old Style"/>
+          <w:sz w:val="24"/>
+          <w:szCs w:val="24"/>
+          <w:lang w:val="en"/>
+        </w:rPr>
+        <w:t xml:space="preserve">/Kota yang </w:t>
+      </w:r>
+      <w:proofErr w:type="spellStart"/>
+      <w:r>
+        <w:rPr>
+          <w:rFonts w:ascii="Bookman Old Style" w:eastAsia="Bookman Old Style" w:hAnsi="Bookman Old Style" w:cs="Bookman Old Style"/>
+          <w:sz w:val="24"/>
+          <w:szCs w:val="24"/>
+          <w:lang w:val="en"/>
+        </w:rPr>
+        <w:t>ditunjuk</w:t>
+      </w:r>
+      <w:proofErr w:type="spellEnd"/>
+      <w:r>
+        <w:rPr>
+          <w:rFonts w:ascii="Bookman Old Style" w:eastAsia="Bookman Old Style" w:hAnsi="Bookman Old Style" w:cs="Bookman Old Style"/>
+          <w:sz w:val="24"/>
+          <w:szCs w:val="24"/>
+          <w:lang w:val="en"/>
+        </w:rPr>
+        <w:t xml:space="preserve"> oleh </w:t>
       </w:r>
       <w:r>
         <w:rPr>
@@ -6795,6 +10030,7 @@
               </w:rPr>
               <w:t>{</w:t>
             </w:r>
+            <w:proofErr w:type="spellStart"/>
             <w:r>
               <w:rPr>
                 <w:rFonts w:ascii="Bookman Old Style" w:eastAsia="Bookman Old Style" w:hAnsi="Bookman Old Style" w:cs="Bookman Old Style"/>
@@ -6804,6 +10040,7 @@
               </w:rPr>
               <w:t>nama_petugas</w:t>
             </w:r>
+            <w:proofErr w:type="spellEnd"/>
             <w:r>
               <w:rPr>
                 <w:rFonts w:ascii="Bookman Old Style" w:eastAsia="Bookman Old Style" w:hAnsi="Bookman Old Style" w:cs="Bookman Old Style"/>
@@ -7204,6 +10441,7 @@
                 <w:lang w:val="en"/>
               </w:rPr>
             </w:pPr>
+            <w:proofErr w:type="spellStart"/>
             <w:r>
               <w:rPr>
                 <w:rFonts w:ascii="Bookman Old Style" w:eastAsia="Bookman Old Style" w:hAnsi="Bookman Old Style" w:cs="Bookman Old Style"/>
@@ -7211,8 +10449,29 @@
                 <w:szCs w:val="24"/>
                 <w:lang w:val="en"/>
               </w:rPr>
-              <w:t>Uraian Pekerjaan</w:t>
-            </w:r>
+              <w:t>Uraian</w:t>
+            </w:r>
+            <w:proofErr w:type="spellEnd"/>
+            <w:r>
+              <w:rPr>
+                <w:rFonts w:ascii="Bookman Old Style" w:eastAsia="Bookman Old Style" w:hAnsi="Bookman Old Style" w:cs="Bookman Old Style"/>
+                <w:sz w:val="24"/>
+                <w:szCs w:val="24"/>
+                <w:lang w:val="en"/>
+              </w:rPr>
+              <w:t xml:space="preserve"> </w:t>
+            </w:r>
+            <w:proofErr w:type="spellStart"/>
+            <w:r>
+              <w:rPr>
+                <w:rFonts w:ascii="Bookman Old Style" w:eastAsia="Bookman Old Style" w:hAnsi="Bookman Old Style" w:cs="Bookman Old Style"/>
+                <w:sz w:val="24"/>
+                <w:szCs w:val="24"/>
+                <w:lang w:val="en"/>
+              </w:rPr>
+              <w:t>Pekerjaan</w:t>
+            </w:r>
+            <w:proofErr w:type="spellEnd"/>
           </w:p>
         </w:tc>
         <w:tc>
@@ -7239,8 +10498,19 @@
                 <w:szCs w:val="24"/>
                 <w:lang w:val="en"/>
               </w:rPr>
-              <w:t>Waktu Penyelesaian</w:t>
-            </w:r>
+              <w:t xml:space="preserve">Waktu </w:t>
+            </w:r>
+            <w:proofErr w:type="spellStart"/>
+            <w:r>
+              <w:rPr>
+                <w:rFonts w:ascii="Bookman Old Style" w:eastAsia="Bookman Old Style" w:hAnsi="Bookman Old Style" w:cs="Bookman Old Style"/>
+                <w:sz w:val="24"/>
+                <w:szCs w:val="24"/>
+                <w:lang w:val="en"/>
+              </w:rPr>
+              <w:t>Penyelesaian</w:t>
+            </w:r>
+            <w:proofErr w:type="spellEnd"/>
           </w:p>
         </w:tc>
         <w:tc>
@@ -7267,8 +10537,19 @@
                 <w:szCs w:val="24"/>
                 <w:lang w:val="en"/>
               </w:rPr>
-              <w:t>Target Pekerjaan</w:t>
-            </w:r>
+              <w:t xml:space="preserve">Target </w:t>
+            </w:r>
+            <w:proofErr w:type="spellStart"/>
+            <w:r>
+              <w:rPr>
+                <w:rFonts w:ascii="Bookman Old Style" w:eastAsia="Bookman Old Style" w:hAnsi="Bookman Old Style" w:cs="Bookman Old Style"/>
+                <w:sz w:val="24"/>
+                <w:szCs w:val="24"/>
+                <w:lang w:val="en"/>
+              </w:rPr>
+              <w:t>Pekerjaan</w:t>
+            </w:r>
+            <w:proofErr w:type="spellEnd"/>
           </w:p>
         </w:tc>
         <w:tc>
@@ -7288,6 +10569,7 @@
                 <w:lang w:val="en"/>
               </w:rPr>
             </w:pPr>
+            <w:proofErr w:type="spellStart"/>
             <w:r>
               <w:rPr>
                 <w:rFonts w:ascii="Bookman Old Style" w:eastAsia="Bookman Old Style" w:hAnsi="Bookman Old Style" w:cs="Bookman Old Style"/>
@@ -7295,8 +10577,29 @@
                 <w:szCs w:val="24"/>
                 <w:lang w:val="en"/>
               </w:rPr>
-              <w:t>Realisasi Pekerjaan</w:t>
-            </w:r>
+              <w:t>Realisasi</w:t>
+            </w:r>
+            <w:proofErr w:type="spellEnd"/>
+            <w:r>
+              <w:rPr>
+                <w:rFonts w:ascii="Bookman Old Style" w:eastAsia="Bookman Old Style" w:hAnsi="Bookman Old Style" w:cs="Bookman Old Style"/>
+                <w:sz w:val="24"/>
+                <w:szCs w:val="24"/>
+                <w:lang w:val="en"/>
+              </w:rPr>
+              <w:t xml:space="preserve"> </w:t>
+            </w:r>
+            <w:proofErr w:type="spellStart"/>
+            <w:r>
+              <w:rPr>
+                <w:rFonts w:ascii="Bookman Old Style" w:eastAsia="Bookman Old Style" w:hAnsi="Bookman Old Style" w:cs="Bookman Old Style"/>
+                <w:sz w:val="24"/>
+                <w:szCs w:val="24"/>
+                <w:lang w:val="en"/>
+              </w:rPr>
+              <w:t>Pekerjaan</w:t>
+            </w:r>
+            <w:proofErr w:type="spellEnd"/>
           </w:p>
         </w:tc>
         <w:tc>
@@ -7323,8 +10626,19 @@
                 <w:szCs w:val="24"/>
                 <w:lang w:val="en"/>
               </w:rPr>
-              <w:t>Nilai Perjanjian</w:t>
-            </w:r>
+              <w:t xml:space="preserve">Nilai </w:t>
+            </w:r>
+            <w:proofErr w:type="spellStart"/>
+            <w:r>
+              <w:rPr>
+                <w:rFonts w:ascii="Bookman Old Style" w:eastAsia="Bookman Old Style" w:hAnsi="Bookman Old Style" w:cs="Bookman Old Style"/>
+                <w:sz w:val="24"/>
+                <w:szCs w:val="24"/>
+                <w:lang w:val="en"/>
+              </w:rPr>
+              <w:t>Perjanjian</w:t>
+            </w:r>
+            <w:proofErr w:type="spellEnd"/>
           </w:p>
         </w:tc>
       </w:tr>
@@ -7387,6 +10701,7 @@
                 <w:lang w:val="en"/>
               </w:rPr>
             </w:pPr>
+            <w:proofErr w:type="spellStart"/>
             <w:r>
               <w:rPr>
                 <w:rFonts w:ascii="Bookman Old Style" w:eastAsia="Bookman Old Style" w:hAnsi="Bookman Old Style" w:cs="Bookman Old Style"/>
@@ -7396,6 +10711,7 @@
               </w:rPr>
               <w:t>Presentase</w:t>
             </w:r>
+            <w:proofErr w:type="spellEnd"/>
           </w:p>
         </w:tc>
         <w:tc>
@@ -7837,6 +11153,7 @@
               </w:rPr>
               <w:t>{</w:t>
             </w:r>
+            <w:proofErr w:type="spellStart"/>
             <w:r>
               <w:rPr>
                 <w:rFonts w:ascii="Bookman Old Style" w:eastAsia="Bookman Old Style" w:hAnsi="Bookman Old Style" w:cs="Bookman Old Style"/>
@@ -7873,6 +11190,7 @@
               </w:rPr>
               <w:t>total</w:t>
             </w:r>
+            <w:proofErr w:type="spellEnd"/>
             <w:r>
               <w:rPr>
                 <w:rFonts w:ascii="Bookman Old Style" w:eastAsia="Bookman Old Style" w:hAnsi="Bookman Old Style" w:cs="Bookman Old Style"/>
@@ -7931,7 +11249,67 @@
                 <w:szCs w:val="24"/>
                 <w:lang w:val="en"/>
               </w:rPr>
-              <w:t xml:space="preserve">Telah mencapai target pekerjaan sebesar </w:t>
+              <w:t xml:space="preserve">Telah </w:t>
+            </w:r>
+            <w:proofErr w:type="spellStart"/>
+            <w:r>
+              <w:rPr>
+                <w:rFonts w:ascii="Bookman Old Style" w:eastAsia="Bookman Old Style" w:hAnsi="Bookman Old Style" w:cs="Bookman Old Style"/>
+                <w:sz w:val="24"/>
+                <w:szCs w:val="24"/>
+                <w:lang w:val="en"/>
+              </w:rPr>
+              <w:t>mencapai</w:t>
+            </w:r>
+            <w:proofErr w:type="spellEnd"/>
+            <w:r>
+              <w:rPr>
+                <w:rFonts w:ascii="Bookman Old Style" w:eastAsia="Bookman Old Style" w:hAnsi="Bookman Old Style" w:cs="Bookman Old Style"/>
+                <w:sz w:val="24"/>
+                <w:szCs w:val="24"/>
+                <w:lang w:val="en"/>
+              </w:rPr>
+              <w:t xml:space="preserve"> target </w:t>
+            </w:r>
+            <w:proofErr w:type="spellStart"/>
+            <w:r>
+              <w:rPr>
+                <w:rFonts w:ascii="Bookman Old Style" w:eastAsia="Bookman Old Style" w:hAnsi="Bookman Old Style" w:cs="Bookman Old Style"/>
+                <w:sz w:val="24"/>
+                <w:szCs w:val="24"/>
+                <w:lang w:val="en"/>
+              </w:rPr>
+              <w:t>pekerjaan</w:t>
+            </w:r>
+            <w:proofErr w:type="spellEnd"/>
+            <w:r>
+              <w:rPr>
+                <w:rFonts w:ascii="Bookman Old Style" w:eastAsia="Bookman Old Style" w:hAnsi="Bookman Old Style" w:cs="Bookman Old Style"/>
+                <w:sz w:val="24"/>
+                <w:szCs w:val="24"/>
+                <w:lang w:val="en"/>
+              </w:rPr>
+              <w:t xml:space="preserve"> </w:t>
+            </w:r>
+            <w:proofErr w:type="spellStart"/>
+            <w:r>
+              <w:rPr>
+                <w:rFonts w:ascii="Bookman Old Style" w:eastAsia="Bookman Old Style" w:hAnsi="Bookman Old Style" w:cs="Bookman Old Style"/>
+                <w:sz w:val="24"/>
+                <w:szCs w:val="24"/>
+                <w:lang w:val="en"/>
+              </w:rPr>
+              <w:t>sebesar</w:t>
+            </w:r>
+            <w:proofErr w:type="spellEnd"/>
+            <w:r>
+              <w:rPr>
+                <w:rFonts w:ascii="Bookman Old Style" w:eastAsia="Bookman Old Style" w:hAnsi="Bookman Old Style" w:cs="Bookman Old Style"/>
+                <w:sz w:val="24"/>
+                <w:szCs w:val="24"/>
+                <w:lang w:val="en"/>
+              </w:rPr>
+              <w:t xml:space="preserve"> </w:t>
             </w:r>
             <w:r>
               <w:rPr>
@@ -7943,7 +11321,33 @@
                 <w:u w:val="single"/>
                 <w:lang w:val="en"/>
               </w:rPr>
-              <w:t>{sls_ongoing}</w:t>
+              <w:t>{</w:t>
+            </w:r>
+            <w:proofErr w:type="spellStart"/>
+            <w:r>
+              <w:rPr>
+                <w:rFonts w:ascii="Bookman Old Style" w:eastAsia="Bookman Old Style" w:hAnsi="Bookman Old Style" w:cs="Bookman Old Style"/>
+                <w:i/>
+                <w:iCs/>
+                <w:sz w:val="24"/>
+                <w:szCs w:val="24"/>
+                <w:u w:val="single"/>
+                <w:lang w:val="en"/>
+              </w:rPr>
+              <w:t>sls_ongoing</w:t>
+            </w:r>
+            <w:proofErr w:type="spellEnd"/>
+            <w:r>
+              <w:rPr>
+                <w:rFonts w:ascii="Bookman Old Style" w:eastAsia="Bookman Old Style" w:hAnsi="Bookman Old Style" w:cs="Bookman Old Style"/>
+                <w:i/>
+                <w:iCs/>
+                <w:sz w:val="24"/>
+                <w:szCs w:val="24"/>
+                <w:u w:val="single"/>
+                <w:lang w:val="en"/>
+              </w:rPr>
+              <w:t>}</w:t>
             </w:r>
             <w:r>
               <w:rPr>
@@ -8423,6 +11827,7 @@
                 <w:lang w:val="en"/>
               </w:rPr>
             </w:pPr>
+            <w:proofErr w:type="spellStart"/>
             <w:r>
               <w:rPr>
                 <w:rFonts w:ascii="Bookman Old Style" w:eastAsia="Bookman Old Style" w:hAnsi="Bookman Old Style" w:cs="Bookman Old Style"/>
@@ -8430,7 +11835,17 @@
                 <w:szCs w:val="24"/>
                 <w:lang w:val="en"/>
               </w:rPr>
-              <w:t>Jumlah SLS/sub-SLS</w:t>
+              <w:t>Jumlah</w:t>
+            </w:r>
+            <w:proofErr w:type="spellEnd"/>
+            <w:r>
+              <w:rPr>
+                <w:rFonts w:ascii="Bookman Old Style" w:eastAsia="Bookman Old Style" w:hAnsi="Bookman Old Style" w:cs="Bookman Old Style"/>
+                <w:sz w:val="24"/>
+                <w:szCs w:val="24"/>
+                <w:lang w:val="en"/>
+              </w:rPr>
+              <w:t xml:space="preserve"> SLS/sub-SLS</w:t>
             </w:r>
           </w:p>
         </w:tc>
@@ -8578,7 +11993,27 @@
                 <w:szCs w:val="24"/>
                 <w:lang w:val="en"/>
               </w:rPr>
-              <w:t>{#peserta}{no}</w:t>
+              <w:t>{#</w:t>
+            </w:r>
+            <w:proofErr w:type="gramStart"/>
+            <w:r>
+              <w:rPr>
+                <w:rFonts w:ascii="Bookman Old Style" w:eastAsia="Bookman Old Style" w:hAnsi="Bookman Old Style" w:cs="Bookman Old Style"/>
+                <w:sz w:val="24"/>
+                <w:szCs w:val="24"/>
+                <w:lang w:val="en"/>
+              </w:rPr>
+              <w:t>peserta}{</w:t>
+            </w:r>
+            <w:proofErr w:type="gramEnd"/>
+            <w:r>
+              <w:rPr>
+                <w:rFonts w:ascii="Bookman Old Style" w:eastAsia="Bookman Old Style" w:hAnsi="Bookman Old Style" w:cs="Bookman Old Style"/>
+                <w:sz w:val="24"/>
+                <w:szCs w:val="24"/>
+                <w:lang w:val="en"/>
+              </w:rPr>
+              <w:t>no}</w:t>
             </w:r>
           </w:p>
         </w:tc>
@@ -8605,7 +12040,27 @@
                 <w:szCs w:val="24"/>
                 <w:lang w:val="en"/>
               </w:rPr>
-              <w:t>{kecamatan}</w:t>
+              <w:t>{</w:t>
+            </w:r>
+            <w:proofErr w:type="spellStart"/>
+            <w:r>
+              <w:rPr>
+                <w:rFonts w:ascii="Bookman Old Style" w:eastAsia="Bookman Old Style" w:hAnsi="Bookman Old Style" w:cs="Bookman Old Style"/>
+                <w:sz w:val="24"/>
+                <w:szCs w:val="24"/>
+                <w:lang w:val="en"/>
+              </w:rPr>
+              <w:t>kecamatan</w:t>
+            </w:r>
+            <w:proofErr w:type="spellEnd"/>
+            <w:r>
+              <w:rPr>
+                <w:rFonts w:ascii="Bookman Old Style" w:eastAsia="Bookman Old Style" w:hAnsi="Bookman Old Style" w:cs="Bookman Old Style"/>
+                <w:sz w:val="24"/>
+                <w:szCs w:val="24"/>
+                <w:lang w:val="en"/>
+              </w:rPr>
+              <w:t>}</w:t>
             </w:r>
           </w:p>
         </w:tc>
@@ -8632,7 +12087,27 @@
                 <w:szCs w:val="24"/>
                 <w:lang w:val="en"/>
               </w:rPr>
-              <w:t>{kelurahan}</w:t>
+              <w:t>{</w:t>
+            </w:r>
+            <w:proofErr w:type="spellStart"/>
+            <w:r>
+              <w:rPr>
+                <w:rFonts w:ascii="Bookman Old Style" w:eastAsia="Bookman Old Style" w:hAnsi="Bookman Old Style" w:cs="Bookman Old Style"/>
+                <w:sz w:val="24"/>
+                <w:szCs w:val="24"/>
+                <w:lang w:val="en"/>
+              </w:rPr>
+              <w:t>kelurahan</w:t>
+            </w:r>
+            <w:proofErr w:type="spellEnd"/>
+            <w:r>
+              <w:rPr>
+                <w:rFonts w:ascii="Bookman Old Style" w:eastAsia="Bookman Old Style" w:hAnsi="Bookman Old Style" w:cs="Bookman Old Style"/>
+                <w:sz w:val="24"/>
+                <w:szCs w:val="24"/>
+                <w:lang w:val="en"/>
+              </w:rPr>
+              <w:t>}</w:t>
             </w:r>
           </w:p>
         </w:tc>
@@ -8659,8 +12134,50 @@
                 <w:szCs w:val="24"/>
                 <w:lang w:val="en"/>
               </w:rPr>
-              <w:t>{jumlah}{/peserta</w:t>
-            </w:r>
+              <w:t>{</w:t>
+            </w:r>
+            <w:proofErr w:type="spellStart"/>
+            <w:r>
+              <w:rPr>
+                <w:rFonts w:ascii="Bookman Old Style" w:eastAsia="Bookman Old Style" w:hAnsi="Bookman Old Style" w:cs="Bookman Old Style"/>
+                <w:sz w:val="24"/>
+                <w:szCs w:val="24"/>
+                <w:lang w:val="en"/>
+              </w:rPr>
+              <w:t>jumlah</w:t>
+            </w:r>
+            <w:proofErr w:type="spellEnd"/>
+            <w:proofErr w:type="gramStart"/>
+            <w:r>
+              <w:rPr>
+                <w:rFonts w:ascii="Bookman Old Style" w:eastAsia="Bookman Old Style" w:hAnsi="Bookman Old Style" w:cs="Bookman Old Style"/>
+                <w:sz w:val="24"/>
+                <w:szCs w:val="24"/>
+                <w:lang w:val="en"/>
+              </w:rPr>
+              <w:t>}{</w:t>
+            </w:r>
+            <w:proofErr w:type="gramEnd"/>
+            <w:r>
+              <w:rPr>
+                <w:rFonts w:ascii="Bookman Old Style" w:eastAsia="Bookman Old Style" w:hAnsi="Bookman Old Style" w:cs="Bookman Old Style"/>
+                <w:sz w:val="24"/>
+                <w:szCs w:val="24"/>
+                <w:lang w:val="en"/>
+              </w:rPr>
+              <w:t>/</w:t>
+            </w:r>
+            <w:proofErr w:type="spellStart"/>
+            <w:r>
+              <w:rPr>
+                <w:rFonts w:ascii="Bookman Old Style" w:eastAsia="Bookman Old Style" w:hAnsi="Bookman Old Style" w:cs="Bookman Old Style"/>
+                <w:sz w:val="24"/>
+                <w:szCs w:val="24"/>
+                <w:lang w:val="en"/>
+              </w:rPr>
+              <w:t>peserta</w:t>
+            </w:r>
+            <w:proofErr w:type="spellEnd"/>
           </w:p>
         </w:tc>
       </w:tr>
@@ -8691,14 +12208,45 @@
           <w:lang w:val="en"/>
         </w:rPr>
       </w:pPr>
-      <w:r>
-        <w:rPr>
-          <w:rFonts w:ascii="Bookman Old Style" w:eastAsia="Bookman Old Style" w:hAnsi="Bookman Old Style" w:cs="Bookman Old Style"/>
-          <w:sz w:val="24"/>
-          <w:szCs w:val="24"/>
-          <w:lang w:val="en"/>
-        </w:rPr>
-        <w:t>Screenshoot Aplikasi Fasih</w:t>
+      <w:proofErr w:type="spellStart"/>
+      <w:r>
+        <w:rPr>
+          <w:rFonts w:ascii="Bookman Old Style" w:eastAsia="Bookman Old Style" w:hAnsi="Bookman Old Style" w:cs="Bookman Old Style"/>
+          <w:sz w:val="24"/>
+          <w:szCs w:val="24"/>
+          <w:lang w:val="en"/>
+        </w:rPr>
+        <w:t>Screenshoot</w:t>
+      </w:r>
+      <w:proofErr w:type="spellEnd"/>
+      <w:r>
+        <w:rPr>
+          <w:rFonts w:ascii="Bookman Old Style" w:eastAsia="Bookman Old Style" w:hAnsi="Bookman Old Style" w:cs="Bookman Old Style"/>
+          <w:sz w:val="24"/>
+          <w:szCs w:val="24"/>
+          <w:lang w:val="en"/>
+        </w:rPr>
+        <w:t xml:space="preserve"> </w:t>
+      </w:r>
+      <w:proofErr w:type="spellStart"/>
+      <w:r>
+        <w:rPr>
+          <w:rFonts w:ascii="Bookman Old Style" w:eastAsia="Bookman Old Style" w:hAnsi="Bookman Old Style" w:cs="Bookman Old Style"/>
+          <w:sz w:val="24"/>
+          <w:szCs w:val="24"/>
+          <w:lang w:val="en"/>
+        </w:rPr>
+        <w:t>Aplikasi</w:t>
+      </w:r>
+      <w:proofErr w:type="spellEnd"/>
+      <w:r>
+        <w:rPr>
+          <w:rFonts w:ascii="Bookman Old Style" w:eastAsia="Bookman Old Style" w:hAnsi="Bookman Old Style" w:cs="Bookman Old Style"/>
+          <w:sz w:val="24"/>
+          <w:szCs w:val="24"/>
+          <w:lang w:val="en"/>
+        </w:rPr>
+        <w:t xml:space="preserve"> Fasih</w:t>
       </w:r>
     </w:p>
     <w:p>
@@ -8721,7 +12269,27 @@
           <w:szCs w:val="24"/>
           <w:lang w:val="en"/>
         </w:rPr>
-        <w:t>{%halaman_depan}</w:t>
+        <w:t>{%</w:t>
+      </w:r>
+      <w:proofErr w:type="spellStart"/>
+      <w:r>
+        <w:rPr>
+          <w:rFonts w:ascii="Bookman Old Style" w:eastAsia="Bookman Old Style" w:hAnsi="Bookman Old Style" w:cs="Bookman Old Style"/>
+          <w:sz w:val="24"/>
+          <w:szCs w:val="24"/>
+          <w:lang w:val="en"/>
+        </w:rPr>
+        <w:t>halaman_depan</w:t>
+      </w:r>
+      <w:proofErr w:type="spellEnd"/>
+      <w:r>
+        <w:rPr>
+          <w:rFonts w:ascii="Bookman Old Style" w:eastAsia="Bookman Old Style" w:hAnsi="Bookman Old Style" w:cs="Bookman Old Style"/>
+          <w:sz w:val="24"/>
+          <w:szCs w:val="24"/>
+          <w:lang w:val="en"/>
+        </w:rPr>
+        <w:t>}</w:t>
       </w:r>
     </w:p>
     <w:tbl>
@@ -8762,7 +12330,23 @@
                 <w:rFonts w:ascii="Arial" w:eastAsia="Arial" w:hAnsi="Arial"/>
                 <w:sz w:val="16"/>
               </w:rPr>
-              <w:t>{#foto_rows}{%foto1}</w:t>
+              <w:t>{#foto_</w:t>
+            </w:r>
+            <w:proofErr w:type="gramStart"/>
+            <w:r>
+              <w:rPr>
+                <w:rFonts w:ascii="Arial" w:eastAsia="Arial" w:hAnsi="Arial"/>
+                <w:sz w:val="16"/>
+              </w:rPr>
+              <w:t>rows}{</w:t>
+            </w:r>
+            <w:proofErr w:type="gramEnd"/>
+            <w:r>
+              <w:rPr>
+                <w:rFonts w:ascii="Arial" w:eastAsia="Arial" w:hAnsi="Arial"/>
+                <w:sz w:val="16"/>
+              </w:rPr>
+              <w:t>%foto1}</w:t>
             </w:r>
           </w:p>
         </w:tc>
@@ -8812,7 +12396,39 @@
                 <w:rFonts w:ascii="Arial" w:eastAsia="Arial" w:hAnsi="Arial"/>
                 <w:sz w:val="16"/>
               </w:rPr>
-              <w:t>{%foto3}{/foto_rows}</w:t>
+              <w:t>{%foto</w:t>
+            </w:r>
+            <w:proofErr w:type="gramStart"/>
+            <w:r>
+              <w:rPr>
+                <w:rFonts w:ascii="Arial" w:eastAsia="Arial" w:hAnsi="Arial"/>
+                <w:sz w:val="16"/>
+              </w:rPr>
+              <w:t>3}{</w:t>
+            </w:r>
+            <w:proofErr w:type="gramEnd"/>
+            <w:r>
+              <w:rPr>
+                <w:rFonts w:ascii="Arial" w:eastAsia="Arial" w:hAnsi="Arial"/>
+                <w:sz w:val="16"/>
+              </w:rPr>
+              <w:t>/</w:t>
+            </w:r>
+            <w:proofErr w:type="spellStart"/>
+            <w:r>
+              <w:rPr>
+                <w:rFonts w:ascii="Arial" w:eastAsia="Arial" w:hAnsi="Arial"/>
+                <w:sz w:val="16"/>
+              </w:rPr>
+              <w:t>foto_rows</w:t>
+            </w:r>
+            <w:proofErr w:type="spellEnd"/>
+            <w:r>
+              <w:rPr>
+                <w:rFonts w:ascii="Arial" w:eastAsia="Arial" w:hAnsi="Arial"/>
+                <w:sz w:val="16"/>
+              </w:rPr>
+              <w:t>}</w:t>
             </w:r>
           </w:p>
         </w:tc>
@@ -8977,7 +12593,27 @@
                 <w:szCs w:val="24"/>
                 <w:lang w:val="en"/>
               </w:rPr>
-              <w:t>{nama_petugas}</w:t>
+              <w:t>{</w:t>
+            </w:r>
+            <w:proofErr w:type="spellStart"/>
+            <w:r>
+              <w:rPr>
+                <w:rFonts w:ascii="Bookman Old Style" w:eastAsia="Bookman Old Style" w:hAnsi="Bookman Old Style" w:cs="Bookman Old Style"/>
+                <w:sz w:val="24"/>
+                <w:szCs w:val="24"/>
+                <w:lang w:val="en"/>
+              </w:rPr>
+              <w:t>nama_petugas</w:t>
+            </w:r>
+            <w:proofErr w:type="spellEnd"/>
+            <w:r>
+              <w:rPr>
+                <w:rFonts w:ascii="Bookman Old Style" w:eastAsia="Bookman Old Style" w:hAnsi="Bookman Old Style" w:cs="Bookman Old Style"/>
+                <w:sz w:val="24"/>
+                <w:szCs w:val="24"/>
+                <w:lang w:val="en"/>
+              </w:rPr>
+              <w:t>}</w:t>
             </w:r>
             <w:r>
               <w:rPr>

--- a/public/templates/BERKAS PEMBAYARAN PPL TERMIN II - 1,5 BULAN (1).docx
+++ b/public/templates/BERKAS PEMBAYARAN PPL TERMIN II - 1,5 BULAN (1).docx
@@ -2565,27 +2565,7 @@
           <w:sz w:val="24"/>
           <w:szCs w:val="24"/>
         </w:rPr>
-        <w:t xml:space="preserve"> </w:t>
-      </w:r>
-      <w:proofErr w:type="gramStart"/>
-      <w:r>
-        <w:rPr>
-          <w:rFonts w:ascii="Bookman Old Style" w:eastAsia="Bookman Old Style" w:hAnsi="Bookman Old Style" w:cs="Bookman Old Style"/>
-          <w:color w:val="000000"/>
-          <w:sz w:val="24"/>
-          <w:szCs w:val="24"/>
-        </w:rPr>
-        <w:t>Lapangan  Sensus</w:t>
-      </w:r>
-      <w:proofErr w:type="gramEnd"/>
-      <w:r>
-        <w:rPr>
-          <w:rFonts w:ascii="Bookman Old Style" w:eastAsia="Bookman Old Style" w:hAnsi="Bookman Old Style" w:cs="Bookman Old Style"/>
-          <w:color w:val="000000"/>
-          <w:sz w:val="24"/>
-          <w:szCs w:val="24"/>
-        </w:rPr>
-        <w:t xml:space="preserve"> Ekonomi 2026 pada Badan Pusat </w:t>
+        <w:t xml:space="preserve"> Lapangan  Sensus Ekonomi 2026 pada Badan Pusat </w:t>
       </w:r>
       <w:proofErr w:type="spellStart"/>
       <w:r>
@@ -6559,23 +6539,7 @@
                 <w:rFonts w:ascii="Arial" w:eastAsia="Arial" w:hAnsi="Arial"/>
                 <w:sz w:val="16"/>
               </w:rPr>
-              <w:t>{#foto_</w:t>
-            </w:r>
-            <w:proofErr w:type="gramStart"/>
-            <w:r>
-              <w:rPr>
-                <w:rFonts w:ascii="Arial" w:eastAsia="Arial" w:hAnsi="Arial"/>
-                <w:sz w:val="16"/>
-              </w:rPr>
-              <w:t>rows}{</w:t>
-            </w:r>
-            <w:proofErr w:type="gramEnd"/>
-            <w:r>
-              <w:rPr>
-                <w:rFonts w:ascii="Arial" w:eastAsia="Arial" w:hAnsi="Arial"/>
-                <w:sz w:val="16"/>
-              </w:rPr>
-              <w:t>%foto1}</w:t>
+              <w:t>{#foto_rows}{%foto1}</w:t>
             </w:r>
           </w:p>
         </w:tc>
@@ -6625,23 +6589,7 @@
                 <w:rFonts w:ascii="Arial" w:eastAsia="Arial" w:hAnsi="Arial"/>
                 <w:sz w:val="16"/>
               </w:rPr>
-              <w:t>{%foto</w:t>
-            </w:r>
-            <w:proofErr w:type="gramStart"/>
-            <w:r>
-              <w:rPr>
-                <w:rFonts w:ascii="Arial" w:eastAsia="Arial" w:hAnsi="Arial"/>
-                <w:sz w:val="16"/>
-              </w:rPr>
-              <w:t>3}{</w:t>
-            </w:r>
-            <w:proofErr w:type="gramEnd"/>
-            <w:r>
-              <w:rPr>
-                <w:rFonts w:ascii="Arial" w:eastAsia="Arial" w:hAnsi="Arial"/>
-                <w:sz w:val="16"/>
-              </w:rPr>
-              <w:t>/</w:t>
+              <w:t>{%foto3}{/</w:t>
             </w:r>
             <w:proofErr w:type="spellStart"/>
             <w:r>
@@ -11993,27 +11941,7 @@
                 <w:szCs w:val="24"/>
                 <w:lang w:val="en"/>
               </w:rPr>
-              <w:t>{#</w:t>
-            </w:r>
-            <w:proofErr w:type="gramStart"/>
-            <w:r>
-              <w:rPr>
-                <w:rFonts w:ascii="Bookman Old Style" w:eastAsia="Bookman Old Style" w:hAnsi="Bookman Old Style" w:cs="Bookman Old Style"/>
-                <w:sz w:val="24"/>
-                <w:szCs w:val="24"/>
-                <w:lang w:val="en"/>
-              </w:rPr>
-              <w:t>peserta}{</w:t>
-            </w:r>
-            <w:proofErr w:type="gramEnd"/>
-            <w:r>
-              <w:rPr>
-                <w:rFonts w:ascii="Bookman Old Style" w:eastAsia="Bookman Old Style" w:hAnsi="Bookman Old Style" w:cs="Bookman Old Style"/>
-                <w:sz w:val="24"/>
-                <w:szCs w:val="24"/>
-                <w:lang w:val="en"/>
-              </w:rPr>
-              <w:t>no}</w:t>
+              <w:t>{#peserta}{no}</w:t>
             </w:r>
           </w:p>
         </w:tc>
@@ -12147,7 +12075,6 @@
               <w:t>jumlah</w:t>
             </w:r>
             <w:proofErr w:type="spellEnd"/>
-            <w:proofErr w:type="gramStart"/>
             <w:r>
               <w:rPr>
                 <w:rFonts w:ascii="Bookman Old Style" w:eastAsia="Bookman Old Style" w:hAnsi="Bookman Old Style" w:cs="Bookman Old Style"/>
@@ -12155,9 +12082,9 @@
                 <w:szCs w:val="24"/>
                 <w:lang w:val="en"/>
               </w:rPr>
-              <w:t>}{</w:t>
-            </w:r>
-            <w:proofErr w:type="gramEnd"/>
+              <w:t>}{/</w:t>
+            </w:r>
+            <w:proofErr w:type="spellStart"/>
             <w:r>
               <w:rPr>
                 <w:rFonts w:ascii="Bookman Old Style" w:eastAsia="Bookman Old Style" w:hAnsi="Bookman Old Style" w:cs="Bookman Old Style"/>
@@ -12165,9 +12092,9 @@
                 <w:szCs w:val="24"/>
                 <w:lang w:val="en"/>
               </w:rPr>
-              <w:t>/</w:t>
-            </w:r>
-            <w:proofErr w:type="spellStart"/>
+              <w:t>peserta</w:t>
+            </w:r>
+            <w:proofErr w:type="spellEnd"/>
             <w:r>
               <w:rPr>
                 <w:rFonts w:ascii="Bookman Old Style" w:eastAsia="Bookman Old Style" w:hAnsi="Bookman Old Style" w:cs="Bookman Old Style"/>
@@ -12175,9 +12102,8 @@
                 <w:szCs w:val="24"/>
                 <w:lang w:val="en"/>
               </w:rPr>
-              <w:t>peserta</w:t>
-            </w:r>
-            <w:proofErr w:type="spellEnd"/>
+              <w:t>}</w:t>
+            </w:r>
           </w:p>
         </w:tc>
       </w:tr>
@@ -12330,23 +12256,7 @@
                 <w:rFonts w:ascii="Arial" w:eastAsia="Arial" w:hAnsi="Arial"/>
                 <w:sz w:val="16"/>
               </w:rPr>
-              <w:t>{#foto_</w:t>
-            </w:r>
-            <w:proofErr w:type="gramStart"/>
-            <w:r>
-              <w:rPr>
-                <w:rFonts w:ascii="Arial" w:eastAsia="Arial" w:hAnsi="Arial"/>
-                <w:sz w:val="16"/>
-              </w:rPr>
-              <w:t>rows}{</w:t>
-            </w:r>
-            <w:proofErr w:type="gramEnd"/>
-            <w:r>
-              <w:rPr>
-                <w:rFonts w:ascii="Arial" w:eastAsia="Arial" w:hAnsi="Arial"/>
-                <w:sz w:val="16"/>
-              </w:rPr>
-              <w:t>%foto1}</w:t>
+              <w:t>{#foto_rows}{%foto1}</w:t>
             </w:r>
           </w:p>
         </w:tc>
@@ -12396,23 +12306,7 @@
                 <w:rFonts w:ascii="Arial" w:eastAsia="Arial" w:hAnsi="Arial"/>
                 <w:sz w:val="16"/>
               </w:rPr>
-              <w:t>{%foto</w:t>
-            </w:r>
-            <w:proofErr w:type="gramStart"/>
-            <w:r>
-              <w:rPr>
-                <w:rFonts w:ascii="Arial" w:eastAsia="Arial" w:hAnsi="Arial"/>
-                <w:sz w:val="16"/>
-              </w:rPr>
-              <w:t>3}{</w:t>
-            </w:r>
-            <w:proofErr w:type="gramEnd"/>
-            <w:r>
-              <w:rPr>
-                <w:rFonts w:ascii="Arial" w:eastAsia="Arial" w:hAnsi="Arial"/>
-                <w:sz w:val="16"/>
-              </w:rPr>
-              <w:t>/</w:t>
+              <w:t>{%foto3}{/</w:t>
             </w:r>
             <w:proofErr w:type="spellStart"/>
             <w:r>
